--- a/6-过程管理/流程制度规范类文件/TXHS-06-07-发布管理制度.docx
+++ b/6-过程管理/流程制度规范类文件/TXHS-06-07-发布管理制度.docx
@@ -22,6 +22,8 @@
         <w:textAlignment w:val="baseline"/>
       </w:pPr>
       <w:bookmarkStart w:id="0" w:name="_Toc7648"/>
+      <w:bookmarkStart w:id="19" w:name="_GoBack"/>
+      <w:bookmarkEnd w:id="19"/>
       <w:r>
         <w:drawing>
           <wp:anchor distT="0" distB="0" distL="114300" distR="114300" simplePos="0" relativeHeight="251661312" behindDoc="1" locked="0" layoutInCell="1" allowOverlap="1">
@@ -608,23 +610,13 @@
                 <w:lang w:val="en-US" w:eastAsia="zh-CN" w:bidi="ar-SA"/>
               </w:rPr>
             </w:pPr>
-            <w:bookmarkStart w:id="19" w:name="_GoBack"/>
             <w:r>
               <w:rPr>
                 <w:rFonts w:hint="eastAsia"/>
                 <w:vertAlign w:val="baseline"/>
                 <w:lang w:val="en-US" w:eastAsia="zh-CN"/>
               </w:rPr>
-              <w:t>审核</w:t>
-            </w:r>
-            <w:bookmarkEnd w:id="19"/>
-            <w:r>
-              <w:rPr>
-                <w:rFonts w:hint="eastAsia"/>
-                <w:vertAlign w:val="baseline"/>
-                <w:lang w:val="en-US" w:eastAsia="zh-CN"/>
-              </w:rPr>
-              <w:t>时间</w:t>
+              <w:t>审核时间</w:t>
             </w:r>
             <w:r>
               <w:rPr>
@@ -3539,7 +3531,21 @@
           <w:rFonts w:hint="default"/>
           <w:lang w:val="en-US" w:eastAsia="zh-CN"/>
         </w:rPr>
-        <w:t>为规范公司软件运维服务中版本发布的管理活动，确保所有软件变更在部署至生产环境前得到充分测试、验证与授权，并通过标准化的发布流程，最大限度地降低对客户业务的影响，保障服务平稳过渡与持续稳定，特制定本制度。</w:t>
+        <w:t>为规范公司</w:t>
+      </w:r>
+      <w:r>
+        <w:rPr>
+          <w:rFonts w:hint="eastAsia"/>
+          <w:lang w:val="en-US" w:eastAsia="zh-CN"/>
+        </w:rPr>
+        <w:t>运维服务</w:t>
+      </w:r>
+      <w:r>
+        <w:rPr>
+          <w:rFonts w:hint="default"/>
+          <w:lang w:val="en-US" w:eastAsia="zh-CN"/>
+        </w:rPr>
+        <w:t>中版本发布的管理活动，确保所有软件变更在部署至生产环境前得到充分测试、验证与授权，并通过标准化的发布流程，最大限度地降低对客户业务的影响，保障服务平稳过渡与持续稳定，特制定本制度。</w:t>
       </w:r>
     </w:p>
     <w:p>
@@ -3587,7 +3593,21 @@
           <w:rFonts w:hint="default"/>
           <w:lang w:val="en-US" w:eastAsia="zh-CN"/>
         </w:rPr>
-        <w:t>本制度适用于公司为客户提供的所有软件运维服务中，涉及应用程序、数据库脚本、配置文件、基础架构代码等一切软件资产从测试/预发环境部署至正式生产环境的活动。</w:t>
+        <w:t>本制度适用于公司为客户提供的所有</w:t>
+      </w:r>
+      <w:r>
+        <w:rPr>
+          <w:rFonts w:hint="eastAsia"/>
+          <w:lang w:val="en-US" w:eastAsia="zh-CN"/>
+        </w:rPr>
+        <w:t>运维服务</w:t>
+      </w:r>
+      <w:r>
+        <w:rPr>
+          <w:rFonts w:hint="default"/>
+          <w:lang w:val="en-US" w:eastAsia="zh-CN"/>
+        </w:rPr>
+        <w:t>中，涉及应用程序、数据库脚本、配置文件、基础架构代码等一切软件资产从测试/预发环境部署至正式生产环境的活动。</w:t>
       </w:r>
     </w:p>
     <w:p>
@@ -3810,7 +3830,6 @@
             <w:insideH w:val="single" w:color="auto" w:sz="4" w:space="0"/>
             <w:insideV w:val="single" w:color="auto" w:sz="4" w:space="0"/>
           </w:tblBorders>
-          <w:shd w:val="clear" w:color="auto" w:fill="auto"/>
           <w:tblCellMar>
             <w:top w:w="15" w:type="dxa"/>
             <w:left w:w="15" w:type="dxa"/>
@@ -4235,826 +4254,6 @@
                 <w:lang w:val="en-US" w:eastAsia="zh-CN"/>
               </w:rPr>
               <w:t>（主导由研发驱动的功能版本发布）</w:t>
-            </w:r>
-          </w:p>
-        </w:tc>
-      </w:tr>
-      <w:tr>
-        <w:tblPrEx>
-          <w:tblBorders>
-            <w:top w:val="single" w:color="auto" w:sz="4" w:space="0"/>
-            <w:left w:val="single" w:color="auto" w:sz="4" w:space="0"/>
-            <w:bottom w:val="single" w:color="auto" w:sz="4" w:space="0"/>
-            <w:right w:val="single" w:color="auto" w:sz="4" w:space="0"/>
-            <w:insideH w:val="single" w:color="auto" w:sz="4" w:space="0"/>
-            <w:insideV w:val="single" w:color="auto" w:sz="4" w:space="0"/>
-          </w:tblBorders>
-          <w:tblCellMar>
-            <w:top w:w="15" w:type="dxa"/>
-            <w:left w:w="15" w:type="dxa"/>
-            <w:bottom w:w="15" w:type="dxa"/>
-            <w:right w:w="15" w:type="dxa"/>
-          </w:tblCellMar>
-        </w:tblPrEx>
-        <w:tc>
-          <w:tcPr>
-            <w:tcW w:w="0" w:type="auto"/>
-            <w:shd w:val="clear" w:color="auto" w:fill="auto"/>
-            <w:tcMar>
-              <w:top w:w="120" w:type="dxa"/>
-              <w:left w:w="0" w:type="dxa"/>
-              <w:bottom w:w="120" w:type="dxa"/>
-              <w:right w:w="192" w:type="dxa"/>
-            </w:tcMar>
-            <w:vAlign w:val="center"/>
-          </w:tcPr>
-          <w:p>
-            <w:pPr>
-              <w:keepNext w:val="0"/>
-              <w:keepLines w:val="0"/>
-              <w:widowControl/>
-              <w:suppressLineNumbers w:val="0"/>
-              <w:spacing w:line="300" w:lineRule="atLeast"/>
-              <w:jc w:val="left"/>
-              <w:rPr>
-                <w:rFonts w:hint="default" w:ascii="Segoe UI" w:hAnsi="Segoe UI" w:eastAsia="Segoe UI" w:cs="Segoe UI"/>
-                <w:i w:val="0"/>
-                <w:iCs w:val="0"/>
-                <w:caps w:val="0"/>
-                <w:color w:val="0F1115"/>
-                <w:spacing w:val="0"/>
-                <w:sz w:val="18"/>
-                <w:szCs w:val="18"/>
-              </w:rPr>
-            </w:pPr>
-            <w:r>
-              <w:rPr>
-                <w:rStyle w:val="23"/>
-                <w:rFonts w:hint="default" w:ascii="Segoe UI" w:hAnsi="Segoe UI" w:eastAsia="Segoe UI" w:cs="Segoe UI"/>
-                <w:b/>
-                <w:bCs/>
-                <w:i w:val="0"/>
-                <w:iCs w:val="0"/>
-                <w:caps w:val="0"/>
-                <w:snapToGrid w:val="0"/>
-                <w:color w:val="000000"/>
-                <w:spacing w:val="0"/>
-                <w:kern w:val="0"/>
-                <w:sz w:val="18"/>
-                <w:szCs w:val="18"/>
-                <w:lang w:val="en-US" w:eastAsia="zh-CN"/>
-              </w:rPr>
-              <w:t>发布经理</w:t>
-            </w:r>
-          </w:p>
-        </w:tc>
-        <w:tc>
-          <w:tcPr>
-            <w:tcW w:w="0" w:type="auto"/>
-            <w:shd w:val="clear" w:color="auto" w:fill="auto"/>
-            <w:tcMar>
-              <w:top w:w="120" w:type="dxa"/>
-              <w:left w:w="192" w:type="dxa"/>
-              <w:bottom w:w="120" w:type="dxa"/>
-              <w:right w:w="192" w:type="dxa"/>
-            </w:tcMar>
-            <w:vAlign w:val="center"/>
-          </w:tcPr>
-          <w:p>
-            <w:pPr>
-              <w:keepNext w:val="0"/>
-              <w:keepLines w:val="0"/>
-              <w:widowControl/>
-              <w:suppressLineNumbers w:val="0"/>
-              <w:spacing w:line="300" w:lineRule="atLeast"/>
-              <w:jc w:val="left"/>
-              <w:rPr>
-                <w:rFonts w:hint="default" w:ascii="Segoe UI" w:hAnsi="Segoe UI" w:eastAsia="Segoe UI" w:cs="Segoe UI"/>
-                <w:i w:val="0"/>
-                <w:iCs w:val="0"/>
-                <w:caps w:val="0"/>
-                <w:color w:val="0F1115"/>
-                <w:spacing w:val="0"/>
-                <w:sz w:val="18"/>
-                <w:szCs w:val="18"/>
-              </w:rPr>
-            </w:pPr>
-            <w:r>
-              <w:rPr>
-                <w:rFonts w:hint="default" w:ascii="Segoe UI" w:hAnsi="Segoe UI" w:eastAsia="Segoe UI" w:cs="Segoe UI"/>
-                <w:i w:val="0"/>
-                <w:iCs w:val="0"/>
-                <w:caps w:val="0"/>
-                <w:snapToGrid w:val="0"/>
-                <w:color w:val="000000"/>
-                <w:spacing w:val="0"/>
-                <w:kern w:val="0"/>
-                <w:sz w:val="18"/>
-                <w:szCs w:val="18"/>
-                <w:lang w:val="en-US" w:eastAsia="zh-CN"/>
-              </w:rPr>
-              <w:t>1. 负责发布流程的整体规划、协调与监督。</w:t>
-            </w:r>
-            <w:r>
-              <w:rPr>
-                <w:rFonts w:hint="default" w:ascii="Segoe UI" w:hAnsi="Segoe UI" w:eastAsia="Segoe UI" w:cs="Segoe UI"/>
-                <w:i w:val="0"/>
-                <w:iCs w:val="0"/>
-                <w:caps w:val="0"/>
-                <w:snapToGrid w:val="0"/>
-                <w:color w:val="000000"/>
-                <w:spacing w:val="0"/>
-                <w:kern w:val="0"/>
-                <w:sz w:val="18"/>
-                <w:szCs w:val="18"/>
-                <w:lang w:val="en-US" w:eastAsia="zh-CN"/>
-              </w:rPr>
-              <w:br w:type="textWrapping"/>
-            </w:r>
-            <w:r>
-              <w:rPr>
-                <w:rFonts w:hint="default" w:ascii="Segoe UI" w:hAnsi="Segoe UI" w:eastAsia="Segoe UI" w:cs="Segoe UI"/>
-                <w:i w:val="0"/>
-                <w:iCs w:val="0"/>
-                <w:caps w:val="0"/>
-                <w:snapToGrid w:val="0"/>
-                <w:color w:val="000000"/>
-                <w:spacing w:val="0"/>
-                <w:kern w:val="0"/>
-                <w:sz w:val="18"/>
-                <w:szCs w:val="18"/>
-                <w:lang w:val="en-US" w:eastAsia="zh-CN"/>
-              </w:rPr>
-              <w:t>2. 组织制定《发布计划》，主持发布评审会。</w:t>
-            </w:r>
-            <w:r>
-              <w:rPr>
-                <w:rFonts w:hint="default" w:ascii="Segoe UI" w:hAnsi="Segoe UI" w:eastAsia="Segoe UI" w:cs="Segoe UI"/>
-                <w:i w:val="0"/>
-                <w:iCs w:val="0"/>
-                <w:caps w:val="0"/>
-                <w:snapToGrid w:val="0"/>
-                <w:color w:val="000000"/>
-                <w:spacing w:val="0"/>
-                <w:kern w:val="0"/>
-                <w:sz w:val="18"/>
-                <w:szCs w:val="18"/>
-                <w:lang w:val="en-US" w:eastAsia="zh-CN"/>
-              </w:rPr>
-              <w:br w:type="textWrapping"/>
-            </w:r>
-            <w:r>
-              <w:rPr>
-                <w:rFonts w:hint="default" w:ascii="Segoe UI" w:hAnsi="Segoe UI" w:eastAsia="Segoe UI" w:cs="Segoe UI"/>
-                <w:i w:val="0"/>
-                <w:iCs w:val="0"/>
-                <w:caps w:val="0"/>
-                <w:snapToGrid w:val="0"/>
-                <w:color w:val="000000"/>
-                <w:spacing w:val="0"/>
-                <w:kern w:val="0"/>
-                <w:sz w:val="18"/>
-                <w:szCs w:val="18"/>
-                <w:lang w:val="en-US" w:eastAsia="zh-CN"/>
-              </w:rPr>
-              <w:t>3. 审批发布上线操作，监控发布过程。</w:t>
-            </w:r>
-            <w:r>
-              <w:rPr>
-                <w:rFonts w:hint="default" w:ascii="Segoe UI" w:hAnsi="Segoe UI" w:eastAsia="Segoe UI" w:cs="Segoe UI"/>
-                <w:i w:val="0"/>
-                <w:iCs w:val="0"/>
-                <w:caps w:val="0"/>
-                <w:snapToGrid w:val="0"/>
-                <w:color w:val="000000"/>
-                <w:spacing w:val="0"/>
-                <w:kern w:val="0"/>
-                <w:sz w:val="18"/>
-                <w:szCs w:val="18"/>
-                <w:lang w:val="en-US" w:eastAsia="zh-CN"/>
-              </w:rPr>
-              <w:br w:type="textWrapping"/>
-            </w:r>
-            <w:r>
-              <w:rPr>
-                <w:rFonts w:hint="default" w:ascii="Segoe UI" w:hAnsi="Segoe UI" w:eastAsia="Segoe UI" w:cs="Segoe UI"/>
-                <w:i w:val="0"/>
-                <w:iCs w:val="0"/>
-                <w:caps w:val="0"/>
-                <w:snapToGrid w:val="0"/>
-                <w:color w:val="000000"/>
-                <w:spacing w:val="0"/>
-                <w:kern w:val="0"/>
-                <w:sz w:val="18"/>
-                <w:szCs w:val="18"/>
-                <w:lang w:val="en-US" w:eastAsia="zh-CN"/>
-              </w:rPr>
-              <w:t>4. 组织发布后复盘，审批发布关闭。</w:t>
-            </w:r>
-          </w:p>
-        </w:tc>
-        <w:tc>
-          <w:tcPr>
-            <w:tcW w:w="0" w:type="auto"/>
-            <w:shd w:val="clear" w:color="auto" w:fill="auto"/>
-            <w:tcMar>
-              <w:top w:w="120" w:type="dxa"/>
-              <w:left w:w="192" w:type="dxa"/>
-              <w:bottom w:w="120" w:type="dxa"/>
-              <w:right w:w="0" w:type="dxa"/>
-            </w:tcMar>
-            <w:vAlign w:val="center"/>
-          </w:tcPr>
-          <w:p>
-            <w:pPr>
-              <w:keepNext w:val="0"/>
-              <w:keepLines w:val="0"/>
-              <w:widowControl/>
-              <w:suppressLineNumbers w:val="0"/>
-              <w:spacing w:line="300" w:lineRule="atLeast"/>
-              <w:jc w:val="left"/>
-              <w:rPr>
-                <w:rFonts w:hint="default" w:ascii="Segoe UI" w:hAnsi="Segoe UI" w:eastAsia="Segoe UI" w:cs="Segoe UI"/>
-                <w:i w:val="0"/>
-                <w:iCs w:val="0"/>
-                <w:caps w:val="0"/>
-                <w:color w:val="0F1115"/>
-                <w:spacing w:val="0"/>
-                <w:sz w:val="18"/>
-                <w:szCs w:val="18"/>
-              </w:rPr>
-            </w:pPr>
-            <w:r>
-              <w:rPr>
-                <w:rStyle w:val="23"/>
-                <w:rFonts w:hint="default" w:ascii="Segoe UI" w:hAnsi="Segoe UI" w:eastAsia="Segoe UI" w:cs="Segoe UI"/>
-                <w:b/>
-                <w:bCs/>
-                <w:i w:val="0"/>
-                <w:iCs w:val="0"/>
-                <w:caps w:val="0"/>
-                <w:snapToGrid w:val="0"/>
-                <w:color w:val="000000"/>
-                <w:spacing w:val="0"/>
-                <w:kern w:val="0"/>
-                <w:sz w:val="18"/>
-                <w:szCs w:val="18"/>
-                <w:lang w:val="en-US" w:eastAsia="zh-CN"/>
-              </w:rPr>
-              <w:t>运维部经理</w:t>
-            </w:r>
-            <w:r>
-              <w:rPr>
-                <w:rFonts w:hint="default" w:ascii="Segoe UI" w:hAnsi="Segoe UI" w:eastAsia="Segoe UI" w:cs="Segoe UI"/>
-                <w:i w:val="0"/>
-                <w:iCs w:val="0"/>
-                <w:caps w:val="0"/>
-                <w:snapToGrid w:val="0"/>
-                <w:color w:val="000000"/>
-                <w:spacing w:val="0"/>
-                <w:kern w:val="0"/>
-                <w:sz w:val="18"/>
-                <w:szCs w:val="18"/>
-                <w:lang w:val="en-US" w:eastAsia="zh-CN"/>
-              </w:rPr>
-              <w:t>（</w:t>
-            </w:r>
-          </w:p>
-        </w:tc>
-      </w:tr>
-      <w:tr>
-        <w:tblPrEx>
-          <w:tblBorders>
-            <w:top w:val="single" w:color="auto" w:sz="4" w:space="0"/>
-            <w:left w:val="single" w:color="auto" w:sz="4" w:space="0"/>
-            <w:bottom w:val="single" w:color="auto" w:sz="4" w:space="0"/>
-            <w:right w:val="single" w:color="auto" w:sz="4" w:space="0"/>
-            <w:insideH w:val="single" w:color="auto" w:sz="4" w:space="0"/>
-            <w:insideV w:val="single" w:color="auto" w:sz="4" w:space="0"/>
-          </w:tblBorders>
-          <w:tblCellMar>
-            <w:top w:w="15" w:type="dxa"/>
-            <w:left w:w="15" w:type="dxa"/>
-            <w:bottom w:w="15" w:type="dxa"/>
-            <w:right w:w="15" w:type="dxa"/>
-          </w:tblCellMar>
-        </w:tblPrEx>
-        <w:tc>
-          <w:tcPr>
-            <w:tcW w:w="0" w:type="auto"/>
-            <w:shd w:val="clear" w:color="auto" w:fill="auto"/>
-            <w:tcMar>
-              <w:top w:w="120" w:type="dxa"/>
-              <w:left w:w="0" w:type="dxa"/>
-              <w:bottom w:w="120" w:type="dxa"/>
-              <w:right w:w="192" w:type="dxa"/>
-            </w:tcMar>
-            <w:vAlign w:val="center"/>
-          </w:tcPr>
-          <w:p>
-            <w:pPr>
-              <w:keepNext w:val="0"/>
-              <w:keepLines w:val="0"/>
-              <w:widowControl/>
-              <w:suppressLineNumbers w:val="0"/>
-              <w:spacing w:line="300" w:lineRule="atLeast"/>
-              <w:jc w:val="left"/>
-              <w:rPr>
-                <w:rFonts w:hint="default" w:ascii="Segoe UI" w:hAnsi="Segoe UI" w:eastAsia="Segoe UI" w:cs="Segoe UI"/>
-                <w:i w:val="0"/>
-                <w:iCs w:val="0"/>
-                <w:caps w:val="0"/>
-                <w:color w:val="0F1115"/>
-                <w:spacing w:val="0"/>
-                <w:sz w:val="18"/>
-                <w:szCs w:val="18"/>
-              </w:rPr>
-            </w:pPr>
-            <w:r>
-              <w:rPr>
-                <w:rStyle w:val="23"/>
-                <w:rFonts w:hint="default" w:ascii="Segoe UI" w:hAnsi="Segoe UI" w:eastAsia="Segoe UI" w:cs="Segoe UI"/>
-                <w:b/>
-                <w:bCs/>
-                <w:i w:val="0"/>
-                <w:iCs w:val="0"/>
-                <w:caps w:val="0"/>
-                <w:snapToGrid w:val="0"/>
-                <w:color w:val="000000"/>
-                <w:spacing w:val="0"/>
-                <w:kern w:val="0"/>
-                <w:sz w:val="18"/>
-                <w:szCs w:val="18"/>
-                <w:lang w:val="en-US" w:eastAsia="zh-CN"/>
-              </w:rPr>
-              <w:t>构建与配置管理员</w:t>
-            </w:r>
-          </w:p>
-        </w:tc>
-        <w:tc>
-          <w:tcPr>
-            <w:tcW w:w="0" w:type="auto"/>
-            <w:shd w:val="clear" w:color="auto" w:fill="auto"/>
-            <w:tcMar>
-              <w:top w:w="120" w:type="dxa"/>
-              <w:left w:w="192" w:type="dxa"/>
-              <w:bottom w:w="120" w:type="dxa"/>
-              <w:right w:w="192" w:type="dxa"/>
-            </w:tcMar>
-            <w:vAlign w:val="center"/>
-          </w:tcPr>
-          <w:p>
-            <w:pPr>
-              <w:keepNext w:val="0"/>
-              <w:keepLines w:val="0"/>
-              <w:widowControl/>
-              <w:suppressLineNumbers w:val="0"/>
-              <w:spacing w:line="300" w:lineRule="atLeast"/>
-              <w:jc w:val="left"/>
-              <w:rPr>
-                <w:rFonts w:hint="default" w:ascii="Segoe UI" w:hAnsi="Segoe UI" w:eastAsia="Segoe UI" w:cs="Segoe UI"/>
-                <w:i w:val="0"/>
-                <w:iCs w:val="0"/>
-                <w:caps w:val="0"/>
-                <w:color w:val="0F1115"/>
-                <w:spacing w:val="0"/>
-                <w:sz w:val="18"/>
-                <w:szCs w:val="18"/>
-              </w:rPr>
-            </w:pPr>
-            <w:r>
-              <w:rPr>
-                <w:rFonts w:hint="default" w:ascii="Segoe UI" w:hAnsi="Segoe UI" w:eastAsia="Segoe UI" w:cs="Segoe UI"/>
-                <w:i w:val="0"/>
-                <w:iCs w:val="0"/>
-                <w:caps w:val="0"/>
-                <w:snapToGrid w:val="0"/>
-                <w:color w:val="000000"/>
-                <w:spacing w:val="0"/>
-                <w:kern w:val="0"/>
-                <w:sz w:val="18"/>
-                <w:szCs w:val="18"/>
-                <w:lang w:val="en-US" w:eastAsia="zh-CN"/>
-              </w:rPr>
-              <w:t>1. 负责从版本控制系统获取指定版本的代码，执行自动化构建。</w:t>
-            </w:r>
-            <w:r>
-              <w:rPr>
-                <w:rFonts w:hint="default" w:ascii="Segoe UI" w:hAnsi="Segoe UI" w:eastAsia="Segoe UI" w:cs="Segoe UI"/>
-                <w:i w:val="0"/>
-                <w:iCs w:val="0"/>
-                <w:caps w:val="0"/>
-                <w:snapToGrid w:val="0"/>
-                <w:color w:val="000000"/>
-                <w:spacing w:val="0"/>
-                <w:kern w:val="0"/>
-                <w:sz w:val="18"/>
-                <w:szCs w:val="18"/>
-                <w:lang w:val="en-US" w:eastAsia="zh-CN"/>
-              </w:rPr>
-              <w:br w:type="textWrapping"/>
-            </w:r>
-            <w:r>
-              <w:rPr>
-                <w:rFonts w:hint="default" w:ascii="Segoe UI" w:hAnsi="Segoe UI" w:eastAsia="Segoe UI" w:cs="Segoe UI"/>
-                <w:i w:val="0"/>
-                <w:iCs w:val="0"/>
-                <w:caps w:val="0"/>
-                <w:snapToGrid w:val="0"/>
-                <w:color w:val="000000"/>
-                <w:spacing w:val="0"/>
-                <w:kern w:val="0"/>
-                <w:sz w:val="18"/>
-                <w:szCs w:val="18"/>
-                <w:lang w:val="en-US" w:eastAsia="zh-CN"/>
-              </w:rPr>
-              <w:t>2. 管理最终软件库（DSL），确保发布包版本唯一、准确。</w:t>
-            </w:r>
-            <w:r>
-              <w:rPr>
-                <w:rFonts w:hint="default" w:ascii="Segoe UI" w:hAnsi="Segoe UI" w:eastAsia="Segoe UI" w:cs="Segoe UI"/>
-                <w:i w:val="0"/>
-                <w:iCs w:val="0"/>
-                <w:caps w:val="0"/>
-                <w:snapToGrid w:val="0"/>
-                <w:color w:val="000000"/>
-                <w:spacing w:val="0"/>
-                <w:kern w:val="0"/>
-                <w:sz w:val="18"/>
-                <w:szCs w:val="18"/>
-                <w:lang w:val="en-US" w:eastAsia="zh-CN"/>
-              </w:rPr>
-              <w:br w:type="textWrapping"/>
-            </w:r>
-            <w:r>
-              <w:rPr>
-                <w:rFonts w:hint="default" w:ascii="Segoe UI" w:hAnsi="Segoe UI" w:eastAsia="Segoe UI" w:cs="Segoe UI"/>
-                <w:i w:val="0"/>
-                <w:iCs w:val="0"/>
-                <w:caps w:val="0"/>
-                <w:snapToGrid w:val="0"/>
-                <w:color w:val="000000"/>
-                <w:spacing w:val="0"/>
-                <w:kern w:val="0"/>
-                <w:sz w:val="18"/>
-                <w:szCs w:val="18"/>
-                <w:lang w:val="en-US" w:eastAsia="zh-CN"/>
-              </w:rPr>
-              <w:t>3. 为发布提供准确的配置项信息。</w:t>
-            </w:r>
-          </w:p>
-        </w:tc>
-        <w:tc>
-          <w:tcPr>
-            <w:tcW w:w="0" w:type="auto"/>
-            <w:shd w:val="clear" w:color="auto" w:fill="auto"/>
-            <w:tcMar>
-              <w:top w:w="120" w:type="dxa"/>
-              <w:left w:w="192" w:type="dxa"/>
-              <w:bottom w:w="120" w:type="dxa"/>
-              <w:right w:w="0" w:type="dxa"/>
-            </w:tcMar>
-            <w:vAlign w:val="center"/>
-          </w:tcPr>
-          <w:p>
-            <w:pPr>
-              <w:keepNext w:val="0"/>
-              <w:keepLines w:val="0"/>
-              <w:widowControl/>
-              <w:suppressLineNumbers w:val="0"/>
-              <w:spacing w:line="300" w:lineRule="atLeast"/>
-              <w:jc w:val="left"/>
-              <w:rPr>
-                <w:rFonts w:hint="default" w:ascii="Segoe UI" w:hAnsi="Segoe UI" w:eastAsia="Segoe UI" w:cs="Segoe UI"/>
-                <w:i w:val="0"/>
-                <w:iCs w:val="0"/>
-                <w:caps w:val="0"/>
-                <w:color w:val="0F1115"/>
-                <w:spacing w:val="0"/>
-                <w:sz w:val="18"/>
-                <w:szCs w:val="18"/>
-              </w:rPr>
-            </w:pPr>
-            <w:r>
-              <w:rPr>
-                <w:rStyle w:val="23"/>
-                <w:rFonts w:hint="default" w:ascii="Segoe UI" w:hAnsi="Segoe UI" w:eastAsia="Segoe UI" w:cs="Segoe UI"/>
-                <w:b/>
-                <w:bCs/>
-                <w:i w:val="0"/>
-                <w:iCs w:val="0"/>
-                <w:caps w:val="0"/>
-                <w:snapToGrid w:val="0"/>
-                <w:color w:val="000000"/>
-                <w:spacing w:val="0"/>
-                <w:kern w:val="0"/>
-                <w:sz w:val="18"/>
-                <w:szCs w:val="18"/>
-                <w:lang w:val="en-US" w:eastAsia="zh-CN"/>
-              </w:rPr>
-              <w:t>研发部-开发工程师</w:t>
-            </w:r>
-            <w:r>
-              <w:rPr>
-                <w:rFonts w:hint="default" w:ascii="Segoe UI" w:hAnsi="Segoe UI" w:eastAsia="Segoe UI" w:cs="Segoe UI"/>
-                <w:i w:val="0"/>
-                <w:iCs w:val="0"/>
-                <w:caps w:val="0"/>
-                <w:snapToGrid w:val="0"/>
-                <w:color w:val="000000"/>
-                <w:spacing w:val="0"/>
-                <w:kern w:val="0"/>
-                <w:sz w:val="18"/>
-                <w:szCs w:val="18"/>
-                <w:lang w:val="en-US" w:eastAsia="zh-CN"/>
-              </w:rPr>
-              <w:t>（负责构建）</w:t>
-            </w:r>
-            <w:r>
-              <w:rPr>
-                <w:rFonts w:hint="default" w:ascii="Segoe UI" w:hAnsi="Segoe UI" w:eastAsia="Segoe UI" w:cs="Segoe UI"/>
-                <w:i w:val="0"/>
-                <w:iCs w:val="0"/>
-                <w:caps w:val="0"/>
-                <w:snapToGrid w:val="0"/>
-                <w:color w:val="000000"/>
-                <w:spacing w:val="0"/>
-                <w:kern w:val="0"/>
-                <w:sz w:val="18"/>
-                <w:szCs w:val="18"/>
-                <w:lang w:val="en-US" w:eastAsia="zh-CN"/>
-              </w:rPr>
-              <w:br w:type="textWrapping"/>
-            </w:r>
-            <w:r>
-              <w:rPr>
-                <w:rStyle w:val="23"/>
-                <w:rFonts w:hint="default" w:ascii="Segoe UI" w:hAnsi="Segoe UI" w:eastAsia="Segoe UI" w:cs="Segoe UI"/>
-                <w:b/>
-                <w:bCs/>
-                <w:i w:val="0"/>
-                <w:iCs w:val="0"/>
-                <w:caps w:val="0"/>
-                <w:snapToGrid w:val="0"/>
-                <w:color w:val="000000"/>
-                <w:spacing w:val="0"/>
-                <w:kern w:val="0"/>
-                <w:sz w:val="18"/>
-                <w:szCs w:val="18"/>
-                <w:lang w:val="en-US" w:eastAsia="zh-CN"/>
-              </w:rPr>
-              <w:t>（辅助）服务知识专员/指定人员</w:t>
-            </w:r>
-            <w:r>
-              <w:rPr>
-                <w:rFonts w:hint="default" w:ascii="Segoe UI" w:hAnsi="Segoe UI" w:eastAsia="Segoe UI" w:cs="Segoe UI"/>
-                <w:i w:val="0"/>
-                <w:iCs w:val="0"/>
-                <w:caps w:val="0"/>
-                <w:snapToGrid w:val="0"/>
-                <w:color w:val="000000"/>
-                <w:spacing w:val="0"/>
-                <w:kern w:val="0"/>
-                <w:sz w:val="18"/>
-                <w:szCs w:val="18"/>
-                <w:lang w:val="en-US" w:eastAsia="zh-CN"/>
-              </w:rPr>
-              <w:t>（负责DSL逻辑管理）</w:t>
-            </w:r>
-          </w:p>
-        </w:tc>
-      </w:tr>
-      <w:tr>
-        <w:tblPrEx>
-          <w:tblBorders>
-            <w:top w:val="single" w:color="auto" w:sz="4" w:space="0"/>
-            <w:left w:val="single" w:color="auto" w:sz="4" w:space="0"/>
-            <w:bottom w:val="single" w:color="auto" w:sz="4" w:space="0"/>
-            <w:right w:val="single" w:color="auto" w:sz="4" w:space="0"/>
-            <w:insideH w:val="single" w:color="auto" w:sz="4" w:space="0"/>
-            <w:insideV w:val="single" w:color="auto" w:sz="4" w:space="0"/>
-          </w:tblBorders>
-          <w:tblCellMar>
-            <w:top w:w="15" w:type="dxa"/>
-            <w:left w:w="15" w:type="dxa"/>
-            <w:bottom w:w="15" w:type="dxa"/>
-            <w:right w:w="15" w:type="dxa"/>
-          </w:tblCellMar>
-        </w:tblPrEx>
-        <w:tc>
-          <w:tcPr>
-            <w:tcW w:w="0" w:type="auto"/>
-            <w:shd w:val="clear" w:color="auto" w:fill="auto"/>
-            <w:tcMar>
-              <w:top w:w="120" w:type="dxa"/>
-              <w:left w:w="0" w:type="dxa"/>
-              <w:bottom w:w="120" w:type="dxa"/>
-              <w:right w:w="192" w:type="dxa"/>
-            </w:tcMar>
-            <w:vAlign w:val="center"/>
-          </w:tcPr>
-          <w:p>
-            <w:pPr>
-              <w:keepNext w:val="0"/>
-              <w:keepLines w:val="0"/>
-              <w:widowControl/>
-              <w:suppressLineNumbers w:val="0"/>
-              <w:spacing w:line="300" w:lineRule="atLeast"/>
-              <w:jc w:val="left"/>
-              <w:rPr>
-                <w:rFonts w:hint="default" w:ascii="Segoe UI" w:hAnsi="Segoe UI" w:eastAsia="Segoe UI" w:cs="Segoe UI"/>
-                <w:i w:val="0"/>
-                <w:iCs w:val="0"/>
-                <w:caps w:val="0"/>
-                <w:color w:val="0F1115"/>
-                <w:spacing w:val="0"/>
-                <w:sz w:val="18"/>
-                <w:szCs w:val="18"/>
-              </w:rPr>
-            </w:pPr>
-            <w:r>
-              <w:rPr>
-                <w:rStyle w:val="23"/>
-                <w:rFonts w:hint="default" w:ascii="Segoe UI" w:hAnsi="Segoe UI" w:eastAsia="Segoe UI" w:cs="Segoe UI"/>
-                <w:b/>
-                <w:bCs/>
-                <w:i w:val="0"/>
-                <w:iCs w:val="0"/>
-                <w:caps w:val="0"/>
-                <w:snapToGrid w:val="0"/>
-                <w:color w:val="000000"/>
-                <w:spacing w:val="0"/>
-                <w:kern w:val="0"/>
-                <w:sz w:val="18"/>
-                <w:szCs w:val="18"/>
-                <w:lang w:val="en-US" w:eastAsia="zh-CN"/>
-              </w:rPr>
-              <w:t>测试负责人</w:t>
-            </w:r>
-          </w:p>
-        </w:tc>
-        <w:tc>
-          <w:tcPr>
-            <w:tcW w:w="0" w:type="auto"/>
-            <w:shd w:val="clear" w:color="auto" w:fill="auto"/>
-            <w:tcMar>
-              <w:top w:w="120" w:type="dxa"/>
-              <w:left w:w="192" w:type="dxa"/>
-              <w:bottom w:w="120" w:type="dxa"/>
-              <w:right w:w="192" w:type="dxa"/>
-            </w:tcMar>
-            <w:vAlign w:val="center"/>
-          </w:tcPr>
-          <w:p>
-            <w:pPr>
-              <w:keepNext w:val="0"/>
-              <w:keepLines w:val="0"/>
-              <w:widowControl/>
-              <w:suppressLineNumbers w:val="0"/>
-              <w:spacing w:line="300" w:lineRule="atLeast"/>
-              <w:jc w:val="left"/>
-              <w:rPr>
-                <w:rFonts w:hint="default" w:ascii="Segoe UI" w:hAnsi="Segoe UI" w:eastAsia="Segoe UI" w:cs="Segoe UI"/>
-                <w:i w:val="0"/>
-                <w:iCs w:val="0"/>
-                <w:caps w:val="0"/>
-                <w:color w:val="0F1115"/>
-                <w:spacing w:val="0"/>
-                <w:sz w:val="18"/>
-                <w:szCs w:val="18"/>
-              </w:rPr>
-            </w:pPr>
-            <w:r>
-              <w:rPr>
-                <w:rFonts w:hint="default" w:ascii="Segoe UI" w:hAnsi="Segoe UI" w:eastAsia="Segoe UI" w:cs="Segoe UI"/>
-                <w:i w:val="0"/>
-                <w:iCs w:val="0"/>
-                <w:caps w:val="0"/>
-                <w:snapToGrid w:val="0"/>
-                <w:color w:val="000000"/>
-                <w:spacing w:val="0"/>
-                <w:kern w:val="0"/>
-                <w:sz w:val="18"/>
-                <w:szCs w:val="18"/>
-                <w:lang w:val="en-US" w:eastAsia="zh-CN"/>
-              </w:rPr>
-              <w:t>1. 制定并执行发布验收测试方案。</w:t>
-            </w:r>
-            <w:r>
-              <w:rPr>
-                <w:rFonts w:hint="default" w:ascii="Segoe UI" w:hAnsi="Segoe UI" w:eastAsia="Segoe UI" w:cs="Segoe UI"/>
-                <w:i w:val="0"/>
-                <w:iCs w:val="0"/>
-                <w:caps w:val="0"/>
-                <w:snapToGrid w:val="0"/>
-                <w:color w:val="000000"/>
-                <w:spacing w:val="0"/>
-                <w:kern w:val="0"/>
-                <w:sz w:val="18"/>
-                <w:szCs w:val="18"/>
-                <w:lang w:val="en-US" w:eastAsia="zh-CN"/>
-              </w:rPr>
-              <w:br w:type="textWrapping"/>
-            </w:r>
-            <w:r>
-              <w:rPr>
-                <w:rFonts w:hint="default" w:ascii="Segoe UI" w:hAnsi="Segoe UI" w:eastAsia="Segoe UI" w:cs="Segoe UI"/>
-                <w:i w:val="0"/>
-                <w:iCs w:val="0"/>
-                <w:caps w:val="0"/>
-                <w:snapToGrid w:val="0"/>
-                <w:color w:val="000000"/>
-                <w:spacing w:val="0"/>
-                <w:kern w:val="0"/>
-                <w:sz w:val="18"/>
-                <w:szCs w:val="18"/>
-                <w:lang w:val="en-US" w:eastAsia="zh-CN"/>
-              </w:rPr>
-              <w:t>2. 出具《发布测试报告》，明确发布质量结论。</w:t>
-            </w:r>
-            <w:r>
-              <w:rPr>
-                <w:rFonts w:hint="default" w:ascii="Segoe UI" w:hAnsi="Segoe UI" w:eastAsia="Segoe UI" w:cs="Segoe UI"/>
-                <w:i w:val="0"/>
-                <w:iCs w:val="0"/>
-                <w:caps w:val="0"/>
-                <w:snapToGrid w:val="0"/>
-                <w:color w:val="000000"/>
-                <w:spacing w:val="0"/>
-                <w:kern w:val="0"/>
-                <w:sz w:val="18"/>
-                <w:szCs w:val="18"/>
-                <w:lang w:val="en-US" w:eastAsia="zh-CN"/>
-              </w:rPr>
-              <w:br w:type="textWrapping"/>
-            </w:r>
-            <w:r>
-              <w:rPr>
-                <w:rFonts w:hint="default" w:ascii="Segoe UI" w:hAnsi="Segoe UI" w:eastAsia="Segoe UI" w:cs="Segoe UI"/>
-                <w:i w:val="0"/>
-                <w:iCs w:val="0"/>
-                <w:caps w:val="0"/>
-                <w:snapToGrid w:val="0"/>
-                <w:color w:val="000000"/>
-                <w:spacing w:val="0"/>
-                <w:kern w:val="0"/>
-                <w:sz w:val="18"/>
-                <w:szCs w:val="18"/>
-                <w:lang w:val="en-US" w:eastAsia="zh-CN"/>
-              </w:rPr>
-              <w:t>3. 验证回退方案的有效性。</w:t>
-            </w:r>
-          </w:p>
-        </w:tc>
-        <w:tc>
-          <w:tcPr>
-            <w:tcW w:w="0" w:type="auto"/>
-            <w:shd w:val="clear" w:color="auto" w:fill="auto"/>
-            <w:tcMar>
-              <w:top w:w="120" w:type="dxa"/>
-              <w:left w:w="192" w:type="dxa"/>
-              <w:bottom w:w="120" w:type="dxa"/>
-              <w:right w:w="0" w:type="dxa"/>
-            </w:tcMar>
-            <w:vAlign w:val="center"/>
-          </w:tcPr>
-          <w:p>
-            <w:pPr>
-              <w:keepNext w:val="0"/>
-              <w:keepLines w:val="0"/>
-              <w:widowControl/>
-              <w:suppressLineNumbers w:val="0"/>
-              <w:spacing w:line="300" w:lineRule="atLeast"/>
-              <w:jc w:val="left"/>
-              <w:rPr>
-                <w:rFonts w:hint="default" w:ascii="Segoe UI" w:hAnsi="Segoe UI" w:eastAsia="Segoe UI" w:cs="Segoe UI"/>
-                <w:i w:val="0"/>
-                <w:iCs w:val="0"/>
-                <w:caps w:val="0"/>
-                <w:color w:val="0F1115"/>
-                <w:spacing w:val="0"/>
-                <w:sz w:val="18"/>
-                <w:szCs w:val="18"/>
-              </w:rPr>
-            </w:pPr>
-            <w:r>
-              <w:rPr>
-                <w:rStyle w:val="23"/>
-                <w:rFonts w:hint="default" w:ascii="Segoe UI" w:hAnsi="Segoe UI" w:eastAsia="Segoe UI" w:cs="Segoe UI"/>
-                <w:b/>
-                <w:bCs/>
-                <w:i w:val="0"/>
-                <w:iCs w:val="0"/>
-                <w:caps w:val="0"/>
-                <w:snapToGrid w:val="0"/>
-                <w:color w:val="000000"/>
-                <w:spacing w:val="0"/>
-                <w:kern w:val="0"/>
-                <w:sz w:val="18"/>
-                <w:szCs w:val="18"/>
-                <w:lang w:val="en-US" w:eastAsia="zh-CN"/>
-              </w:rPr>
-              <w:t>研发部-测试工程师</w:t>
             </w:r>
           </w:p>
         </w:tc>
@@ -5125,7 +4324,7 @@
                 <w:szCs w:val="18"/>
                 <w:lang w:val="en-US" w:eastAsia="zh-CN"/>
               </w:rPr>
-              <w:t>实施工程师</w:t>
+              <w:t>发布经理</w:t>
             </w:r>
           </w:p>
         </w:tc>
@@ -5174,7 +4373,7 @@
                 <w:szCs w:val="18"/>
                 <w:lang w:val="en-US" w:eastAsia="zh-CN"/>
               </w:rPr>
-              <w:t>1. 依据《发布计划》执行具体的部署、安装、启停等操作。</w:t>
+              <w:t>1. 负责发布流程的整体规划、协调与监督。</w:t>
             </w:r>
             <w:r>
               <w:rPr>
@@ -5206,7 +4405,7 @@
                 <w:szCs w:val="18"/>
                 <w:lang w:val="en-US" w:eastAsia="zh-CN"/>
               </w:rPr>
-              <w:t>2. 执行监控与验证步骤，并在需要时执行回退操作。</w:t>
+              <w:t>2. 组织制定《发布计划》，主持发布评审会。</w:t>
             </w:r>
             <w:r>
               <w:rPr>
@@ -5238,7 +4437,39 @@
                 <w:szCs w:val="18"/>
                 <w:lang w:val="en-US" w:eastAsia="zh-CN"/>
               </w:rPr>
-              <w:t>3. 记录实施过程。</w:t>
+              <w:t>3. 审批发布上线操作，监控发布过程。</w:t>
+            </w:r>
+            <w:r>
+              <w:rPr>
+                <w:rFonts w:hint="default" w:ascii="Segoe UI" w:hAnsi="Segoe UI" w:eastAsia="Segoe UI" w:cs="Segoe UI"/>
+                <w:i w:val="0"/>
+                <w:iCs w:val="0"/>
+                <w:caps w:val="0"/>
+                <w:snapToGrid w:val="0"/>
+                <w:color w:val="000000"/>
+                <w:spacing w:val="0"/>
+                <w:kern w:val="0"/>
+                <w:sz w:val="18"/>
+                <w:szCs w:val="18"/>
+                <w:lang w:val="en-US" w:eastAsia="zh-CN"/>
+              </w:rPr>
+              <w:br w:type="textWrapping"/>
+            </w:r>
+            <w:r>
+              <w:rPr>
+                <w:rFonts w:hint="default" w:ascii="Segoe UI" w:hAnsi="Segoe UI" w:eastAsia="Segoe UI" w:cs="Segoe UI"/>
+                <w:i w:val="0"/>
+                <w:iCs w:val="0"/>
+                <w:caps w:val="0"/>
+                <w:snapToGrid w:val="0"/>
+                <w:color w:val="000000"/>
+                <w:spacing w:val="0"/>
+                <w:kern w:val="0"/>
+                <w:sz w:val="18"/>
+                <w:szCs w:val="18"/>
+                <w:lang w:val="en-US" w:eastAsia="zh-CN"/>
+              </w:rPr>
+              <w:t>4. 组织发布后复盘，审批发布关闭。</w:t>
             </w:r>
           </w:p>
         </w:tc>
@@ -5290,7 +4521,7 @@
                 <w:szCs w:val="18"/>
                 <w:lang w:val="en-US" w:eastAsia="zh-CN"/>
               </w:rPr>
-              <w:t>运维部-运维工程师</w:t>
+              <w:t>运维部经理</w:t>
             </w:r>
             <w:r>
               <w:rPr>
@@ -5306,58 +4537,7 @@
                 <w:szCs w:val="18"/>
                 <w:lang w:val="en-US" w:eastAsia="zh-CN"/>
               </w:rPr>
-              <w:t>（生产环境操作）</w:t>
-            </w:r>
-            <w:r>
-              <w:rPr>
-                <w:rFonts w:hint="default" w:ascii="Segoe UI" w:hAnsi="Segoe UI" w:eastAsia="Segoe UI" w:cs="Segoe UI"/>
-                <w:i w:val="0"/>
-                <w:iCs w:val="0"/>
-                <w:caps w:val="0"/>
-                <w:snapToGrid w:val="0"/>
-                <w:color w:val="000000"/>
-                <w:spacing w:val="0"/>
-                <w:kern w:val="0"/>
-                <w:sz w:val="18"/>
-                <w:szCs w:val="18"/>
-                <w:lang w:val="en-US" w:eastAsia="zh-CN"/>
-              </w:rPr>
-              <w:br w:type="textWrapping"/>
-            </w:r>
-            <w:r>
-              <w:rPr>
-                <w:rStyle w:val="23"/>
-                <w:rFonts w:hint="default" w:ascii="Segoe UI" w:hAnsi="Segoe UI" w:eastAsia="Segoe UI" w:cs="Segoe UI"/>
-                <w:b/>
-                <w:bCs/>
-                <w:i w:val="0"/>
-                <w:iCs w:val="0"/>
-                <w:caps w:val="0"/>
-                <w:snapToGrid w:val="0"/>
-                <w:color w:val="000000"/>
-                <w:spacing w:val="0"/>
-                <w:kern w:val="0"/>
-                <w:sz w:val="18"/>
-                <w:szCs w:val="18"/>
-                <w:lang w:val="en-US" w:eastAsia="zh-CN"/>
-              </w:rPr>
-              <w:t>研发部-开发工程师</w:t>
-            </w:r>
-            <w:r>
-              <w:rPr>
-                <w:rFonts w:hint="default" w:ascii="Segoe UI" w:hAnsi="Segoe UI" w:eastAsia="Segoe UI" w:cs="Segoe UI"/>
-                <w:i w:val="0"/>
-                <w:iCs w:val="0"/>
-                <w:caps w:val="0"/>
-                <w:snapToGrid w:val="0"/>
-                <w:color w:val="000000"/>
-                <w:spacing w:val="0"/>
-                <w:kern w:val="0"/>
-                <w:sz w:val="18"/>
-                <w:szCs w:val="18"/>
-                <w:lang w:val="en-US" w:eastAsia="zh-CN"/>
-              </w:rPr>
-              <w:t>（提供技术支持）</w:t>
+              <w:t>（</w:t>
             </w:r>
           </w:p>
         </w:tc>
@@ -5372,6 +4552,847 @@
             <w:insideH w:val="single" w:color="auto" w:sz="4" w:space="0"/>
             <w:insideV w:val="single" w:color="auto" w:sz="4" w:space="0"/>
           </w:tblBorders>
+          <w:shd w:val="clear" w:color="auto" w:fill="auto"/>
+          <w:tblCellMar>
+            <w:top w:w="15" w:type="dxa"/>
+            <w:left w:w="15" w:type="dxa"/>
+            <w:bottom w:w="15" w:type="dxa"/>
+            <w:right w:w="15" w:type="dxa"/>
+          </w:tblCellMar>
+        </w:tblPrEx>
+        <w:tc>
+          <w:tcPr>
+            <w:tcW w:w="0" w:type="auto"/>
+            <w:shd w:val="clear" w:color="auto" w:fill="auto"/>
+            <w:tcMar>
+              <w:top w:w="120" w:type="dxa"/>
+              <w:left w:w="0" w:type="dxa"/>
+              <w:bottom w:w="120" w:type="dxa"/>
+              <w:right w:w="192" w:type="dxa"/>
+            </w:tcMar>
+            <w:vAlign w:val="center"/>
+          </w:tcPr>
+          <w:p>
+            <w:pPr>
+              <w:keepNext w:val="0"/>
+              <w:keepLines w:val="0"/>
+              <w:widowControl/>
+              <w:suppressLineNumbers w:val="0"/>
+              <w:spacing w:line="300" w:lineRule="atLeast"/>
+              <w:jc w:val="left"/>
+              <w:rPr>
+                <w:rFonts w:hint="default" w:ascii="Segoe UI" w:hAnsi="Segoe UI" w:eastAsia="Segoe UI" w:cs="Segoe UI"/>
+                <w:i w:val="0"/>
+                <w:iCs w:val="0"/>
+                <w:caps w:val="0"/>
+                <w:color w:val="0F1115"/>
+                <w:spacing w:val="0"/>
+                <w:sz w:val="18"/>
+                <w:szCs w:val="18"/>
+              </w:rPr>
+            </w:pPr>
+            <w:r>
+              <w:rPr>
+                <w:rStyle w:val="23"/>
+                <w:rFonts w:hint="default" w:ascii="Segoe UI" w:hAnsi="Segoe UI" w:eastAsia="Segoe UI" w:cs="Segoe UI"/>
+                <w:b/>
+                <w:bCs/>
+                <w:i w:val="0"/>
+                <w:iCs w:val="0"/>
+                <w:caps w:val="0"/>
+                <w:snapToGrid w:val="0"/>
+                <w:color w:val="000000"/>
+                <w:spacing w:val="0"/>
+                <w:kern w:val="0"/>
+                <w:sz w:val="18"/>
+                <w:szCs w:val="18"/>
+                <w:lang w:val="en-US" w:eastAsia="zh-CN"/>
+              </w:rPr>
+              <w:t>构建与配置管理员</w:t>
+            </w:r>
+          </w:p>
+        </w:tc>
+        <w:tc>
+          <w:tcPr>
+            <w:tcW w:w="0" w:type="auto"/>
+            <w:shd w:val="clear" w:color="auto" w:fill="auto"/>
+            <w:tcMar>
+              <w:top w:w="120" w:type="dxa"/>
+              <w:left w:w="192" w:type="dxa"/>
+              <w:bottom w:w="120" w:type="dxa"/>
+              <w:right w:w="192" w:type="dxa"/>
+            </w:tcMar>
+            <w:vAlign w:val="center"/>
+          </w:tcPr>
+          <w:p>
+            <w:pPr>
+              <w:keepNext w:val="0"/>
+              <w:keepLines w:val="0"/>
+              <w:widowControl/>
+              <w:suppressLineNumbers w:val="0"/>
+              <w:spacing w:line="300" w:lineRule="atLeast"/>
+              <w:jc w:val="left"/>
+              <w:rPr>
+                <w:rFonts w:hint="default" w:ascii="Segoe UI" w:hAnsi="Segoe UI" w:eastAsia="Segoe UI" w:cs="Segoe UI"/>
+                <w:i w:val="0"/>
+                <w:iCs w:val="0"/>
+                <w:caps w:val="0"/>
+                <w:color w:val="0F1115"/>
+                <w:spacing w:val="0"/>
+                <w:sz w:val="18"/>
+                <w:szCs w:val="18"/>
+              </w:rPr>
+            </w:pPr>
+            <w:r>
+              <w:rPr>
+                <w:rFonts w:hint="default" w:ascii="Segoe UI" w:hAnsi="Segoe UI" w:eastAsia="Segoe UI" w:cs="Segoe UI"/>
+                <w:i w:val="0"/>
+                <w:iCs w:val="0"/>
+                <w:caps w:val="0"/>
+                <w:snapToGrid w:val="0"/>
+                <w:color w:val="000000"/>
+                <w:spacing w:val="0"/>
+                <w:kern w:val="0"/>
+                <w:sz w:val="18"/>
+                <w:szCs w:val="18"/>
+                <w:lang w:val="en-US" w:eastAsia="zh-CN"/>
+              </w:rPr>
+              <w:t>1. 负责从版本控制系统获取指定版本的代码，执行自动化构建。</w:t>
+            </w:r>
+            <w:r>
+              <w:rPr>
+                <w:rFonts w:hint="default" w:ascii="Segoe UI" w:hAnsi="Segoe UI" w:eastAsia="Segoe UI" w:cs="Segoe UI"/>
+                <w:i w:val="0"/>
+                <w:iCs w:val="0"/>
+                <w:caps w:val="0"/>
+                <w:snapToGrid w:val="0"/>
+                <w:color w:val="000000"/>
+                <w:spacing w:val="0"/>
+                <w:kern w:val="0"/>
+                <w:sz w:val="18"/>
+                <w:szCs w:val="18"/>
+                <w:lang w:val="en-US" w:eastAsia="zh-CN"/>
+              </w:rPr>
+              <w:br w:type="textWrapping"/>
+            </w:r>
+            <w:r>
+              <w:rPr>
+                <w:rFonts w:hint="default" w:ascii="Segoe UI" w:hAnsi="Segoe UI" w:eastAsia="Segoe UI" w:cs="Segoe UI"/>
+                <w:i w:val="0"/>
+                <w:iCs w:val="0"/>
+                <w:caps w:val="0"/>
+                <w:snapToGrid w:val="0"/>
+                <w:color w:val="000000"/>
+                <w:spacing w:val="0"/>
+                <w:kern w:val="0"/>
+                <w:sz w:val="18"/>
+                <w:szCs w:val="18"/>
+                <w:lang w:val="en-US" w:eastAsia="zh-CN"/>
+              </w:rPr>
+              <w:t>2. 管理最终软件库（DSL），确保发布包版本唯一、准确。</w:t>
+            </w:r>
+            <w:r>
+              <w:rPr>
+                <w:rFonts w:hint="default" w:ascii="Segoe UI" w:hAnsi="Segoe UI" w:eastAsia="Segoe UI" w:cs="Segoe UI"/>
+                <w:i w:val="0"/>
+                <w:iCs w:val="0"/>
+                <w:caps w:val="0"/>
+                <w:snapToGrid w:val="0"/>
+                <w:color w:val="000000"/>
+                <w:spacing w:val="0"/>
+                <w:kern w:val="0"/>
+                <w:sz w:val="18"/>
+                <w:szCs w:val="18"/>
+                <w:lang w:val="en-US" w:eastAsia="zh-CN"/>
+              </w:rPr>
+              <w:br w:type="textWrapping"/>
+            </w:r>
+            <w:r>
+              <w:rPr>
+                <w:rFonts w:hint="default" w:ascii="Segoe UI" w:hAnsi="Segoe UI" w:eastAsia="Segoe UI" w:cs="Segoe UI"/>
+                <w:i w:val="0"/>
+                <w:iCs w:val="0"/>
+                <w:caps w:val="0"/>
+                <w:snapToGrid w:val="0"/>
+                <w:color w:val="000000"/>
+                <w:spacing w:val="0"/>
+                <w:kern w:val="0"/>
+                <w:sz w:val="18"/>
+                <w:szCs w:val="18"/>
+                <w:lang w:val="en-US" w:eastAsia="zh-CN"/>
+              </w:rPr>
+              <w:t>3. 为发布提供准确的配置项信息。</w:t>
+            </w:r>
+          </w:p>
+        </w:tc>
+        <w:tc>
+          <w:tcPr>
+            <w:tcW w:w="0" w:type="auto"/>
+            <w:shd w:val="clear" w:color="auto" w:fill="auto"/>
+            <w:tcMar>
+              <w:top w:w="120" w:type="dxa"/>
+              <w:left w:w="192" w:type="dxa"/>
+              <w:bottom w:w="120" w:type="dxa"/>
+              <w:right w:w="0" w:type="dxa"/>
+            </w:tcMar>
+            <w:vAlign w:val="center"/>
+          </w:tcPr>
+          <w:p>
+            <w:pPr>
+              <w:keepNext w:val="0"/>
+              <w:keepLines w:val="0"/>
+              <w:widowControl/>
+              <w:suppressLineNumbers w:val="0"/>
+              <w:spacing w:line="300" w:lineRule="atLeast"/>
+              <w:jc w:val="left"/>
+              <w:rPr>
+                <w:rFonts w:hint="default" w:ascii="Segoe UI" w:hAnsi="Segoe UI" w:eastAsia="Segoe UI" w:cs="Segoe UI"/>
+                <w:i w:val="0"/>
+                <w:iCs w:val="0"/>
+                <w:caps w:val="0"/>
+                <w:color w:val="0F1115"/>
+                <w:spacing w:val="0"/>
+                <w:sz w:val="18"/>
+                <w:szCs w:val="18"/>
+              </w:rPr>
+            </w:pPr>
+            <w:r>
+              <w:rPr>
+                <w:rStyle w:val="23"/>
+                <w:rFonts w:hint="default" w:ascii="Segoe UI" w:hAnsi="Segoe UI" w:eastAsia="Segoe UI" w:cs="Segoe UI"/>
+                <w:b/>
+                <w:bCs/>
+                <w:i w:val="0"/>
+                <w:iCs w:val="0"/>
+                <w:caps w:val="0"/>
+                <w:snapToGrid w:val="0"/>
+                <w:color w:val="000000"/>
+                <w:spacing w:val="0"/>
+                <w:kern w:val="0"/>
+                <w:sz w:val="18"/>
+                <w:szCs w:val="18"/>
+                <w:lang w:val="en-US" w:eastAsia="zh-CN"/>
+              </w:rPr>
+              <w:t>研发部-开发工程师</w:t>
+            </w:r>
+            <w:r>
+              <w:rPr>
+                <w:rFonts w:hint="default" w:ascii="Segoe UI" w:hAnsi="Segoe UI" w:eastAsia="Segoe UI" w:cs="Segoe UI"/>
+                <w:i w:val="0"/>
+                <w:iCs w:val="0"/>
+                <w:caps w:val="0"/>
+                <w:snapToGrid w:val="0"/>
+                <w:color w:val="000000"/>
+                <w:spacing w:val="0"/>
+                <w:kern w:val="0"/>
+                <w:sz w:val="18"/>
+                <w:szCs w:val="18"/>
+                <w:lang w:val="en-US" w:eastAsia="zh-CN"/>
+              </w:rPr>
+              <w:t>（负责构建）</w:t>
+            </w:r>
+            <w:r>
+              <w:rPr>
+                <w:rFonts w:hint="default" w:ascii="Segoe UI" w:hAnsi="Segoe UI" w:eastAsia="Segoe UI" w:cs="Segoe UI"/>
+                <w:i w:val="0"/>
+                <w:iCs w:val="0"/>
+                <w:caps w:val="0"/>
+                <w:snapToGrid w:val="0"/>
+                <w:color w:val="000000"/>
+                <w:spacing w:val="0"/>
+                <w:kern w:val="0"/>
+                <w:sz w:val="18"/>
+                <w:szCs w:val="18"/>
+                <w:lang w:val="en-US" w:eastAsia="zh-CN"/>
+              </w:rPr>
+              <w:br w:type="textWrapping"/>
+            </w:r>
+            <w:r>
+              <w:rPr>
+                <w:rStyle w:val="23"/>
+                <w:rFonts w:hint="default" w:ascii="Segoe UI" w:hAnsi="Segoe UI" w:eastAsia="Segoe UI" w:cs="Segoe UI"/>
+                <w:b/>
+                <w:bCs/>
+                <w:i w:val="0"/>
+                <w:iCs w:val="0"/>
+                <w:caps w:val="0"/>
+                <w:snapToGrid w:val="0"/>
+                <w:color w:val="000000"/>
+                <w:spacing w:val="0"/>
+                <w:kern w:val="0"/>
+                <w:sz w:val="18"/>
+                <w:szCs w:val="18"/>
+                <w:lang w:val="en-US" w:eastAsia="zh-CN"/>
+              </w:rPr>
+              <w:t>（辅助）服务知识专员/指定人员</w:t>
+            </w:r>
+            <w:r>
+              <w:rPr>
+                <w:rFonts w:hint="default" w:ascii="Segoe UI" w:hAnsi="Segoe UI" w:eastAsia="Segoe UI" w:cs="Segoe UI"/>
+                <w:i w:val="0"/>
+                <w:iCs w:val="0"/>
+                <w:caps w:val="0"/>
+                <w:snapToGrid w:val="0"/>
+                <w:color w:val="000000"/>
+                <w:spacing w:val="0"/>
+                <w:kern w:val="0"/>
+                <w:sz w:val="18"/>
+                <w:szCs w:val="18"/>
+                <w:lang w:val="en-US" w:eastAsia="zh-CN"/>
+              </w:rPr>
+              <w:t>（负责DSL逻辑管理）</w:t>
+            </w:r>
+          </w:p>
+        </w:tc>
+      </w:tr>
+      <w:tr>
+        <w:tblPrEx>
+          <w:tblBorders>
+            <w:top w:val="single" w:color="auto" w:sz="4" w:space="0"/>
+            <w:left w:val="single" w:color="auto" w:sz="4" w:space="0"/>
+            <w:bottom w:val="single" w:color="auto" w:sz="4" w:space="0"/>
+            <w:right w:val="single" w:color="auto" w:sz="4" w:space="0"/>
+            <w:insideH w:val="single" w:color="auto" w:sz="4" w:space="0"/>
+            <w:insideV w:val="single" w:color="auto" w:sz="4" w:space="0"/>
+          </w:tblBorders>
+          <w:tblCellMar>
+            <w:top w:w="15" w:type="dxa"/>
+            <w:left w:w="15" w:type="dxa"/>
+            <w:bottom w:w="15" w:type="dxa"/>
+            <w:right w:w="15" w:type="dxa"/>
+          </w:tblCellMar>
+        </w:tblPrEx>
+        <w:tc>
+          <w:tcPr>
+            <w:tcW w:w="0" w:type="auto"/>
+            <w:shd w:val="clear" w:color="auto" w:fill="auto"/>
+            <w:tcMar>
+              <w:top w:w="120" w:type="dxa"/>
+              <w:left w:w="0" w:type="dxa"/>
+              <w:bottom w:w="120" w:type="dxa"/>
+              <w:right w:w="192" w:type="dxa"/>
+            </w:tcMar>
+            <w:vAlign w:val="center"/>
+          </w:tcPr>
+          <w:p>
+            <w:pPr>
+              <w:keepNext w:val="0"/>
+              <w:keepLines w:val="0"/>
+              <w:widowControl/>
+              <w:suppressLineNumbers w:val="0"/>
+              <w:spacing w:line="300" w:lineRule="atLeast"/>
+              <w:jc w:val="left"/>
+              <w:rPr>
+                <w:rFonts w:hint="default" w:ascii="Segoe UI" w:hAnsi="Segoe UI" w:eastAsia="Segoe UI" w:cs="Segoe UI"/>
+                <w:i w:val="0"/>
+                <w:iCs w:val="0"/>
+                <w:caps w:val="0"/>
+                <w:color w:val="0F1115"/>
+                <w:spacing w:val="0"/>
+                <w:sz w:val="18"/>
+                <w:szCs w:val="18"/>
+              </w:rPr>
+            </w:pPr>
+            <w:r>
+              <w:rPr>
+                <w:rStyle w:val="23"/>
+                <w:rFonts w:hint="default" w:ascii="Segoe UI" w:hAnsi="Segoe UI" w:eastAsia="Segoe UI" w:cs="Segoe UI"/>
+                <w:b/>
+                <w:bCs/>
+                <w:i w:val="0"/>
+                <w:iCs w:val="0"/>
+                <w:caps w:val="0"/>
+                <w:snapToGrid w:val="0"/>
+                <w:color w:val="000000"/>
+                <w:spacing w:val="0"/>
+                <w:kern w:val="0"/>
+                <w:sz w:val="18"/>
+                <w:szCs w:val="18"/>
+                <w:lang w:val="en-US" w:eastAsia="zh-CN"/>
+              </w:rPr>
+              <w:t>测试负责人</w:t>
+            </w:r>
+          </w:p>
+        </w:tc>
+        <w:tc>
+          <w:tcPr>
+            <w:tcW w:w="0" w:type="auto"/>
+            <w:shd w:val="clear" w:color="auto" w:fill="auto"/>
+            <w:tcMar>
+              <w:top w:w="120" w:type="dxa"/>
+              <w:left w:w="192" w:type="dxa"/>
+              <w:bottom w:w="120" w:type="dxa"/>
+              <w:right w:w="192" w:type="dxa"/>
+            </w:tcMar>
+            <w:vAlign w:val="center"/>
+          </w:tcPr>
+          <w:p>
+            <w:pPr>
+              <w:keepNext w:val="0"/>
+              <w:keepLines w:val="0"/>
+              <w:widowControl/>
+              <w:suppressLineNumbers w:val="0"/>
+              <w:spacing w:line="300" w:lineRule="atLeast"/>
+              <w:jc w:val="left"/>
+              <w:rPr>
+                <w:rFonts w:hint="default" w:ascii="Segoe UI" w:hAnsi="Segoe UI" w:eastAsia="Segoe UI" w:cs="Segoe UI"/>
+                <w:i w:val="0"/>
+                <w:iCs w:val="0"/>
+                <w:caps w:val="0"/>
+                <w:color w:val="0F1115"/>
+                <w:spacing w:val="0"/>
+                <w:sz w:val="18"/>
+                <w:szCs w:val="18"/>
+              </w:rPr>
+            </w:pPr>
+            <w:r>
+              <w:rPr>
+                <w:rFonts w:hint="default" w:ascii="Segoe UI" w:hAnsi="Segoe UI" w:eastAsia="Segoe UI" w:cs="Segoe UI"/>
+                <w:i w:val="0"/>
+                <w:iCs w:val="0"/>
+                <w:caps w:val="0"/>
+                <w:snapToGrid w:val="0"/>
+                <w:color w:val="000000"/>
+                <w:spacing w:val="0"/>
+                <w:kern w:val="0"/>
+                <w:sz w:val="18"/>
+                <w:szCs w:val="18"/>
+                <w:lang w:val="en-US" w:eastAsia="zh-CN"/>
+              </w:rPr>
+              <w:t>1. 制定并执行发布验收测试方案。</w:t>
+            </w:r>
+            <w:r>
+              <w:rPr>
+                <w:rFonts w:hint="default" w:ascii="Segoe UI" w:hAnsi="Segoe UI" w:eastAsia="Segoe UI" w:cs="Segoe UI"/>
+                <w:i w:val="0"/>
+                <w:iCs w:val="0"/>
+                <w:caps w:val="0"/>
+                <w:snapToGrid w:val="0"/>
+                <w:color w:val="000000"/>
+                <w:spacing w:val="0"/>
+                <w:kern w:val="0"/>
+                <w:sz w:val="18"/>
+                <w:szCs w:val="18"/>
+                <w:lang w:val="en-US" w:eastAsia="zh-CN"/>
+              </w:rPr>
+              <w:br w:type="textWrapping"/>
+            </w:r>
+            <w:r>
+              <w:rPr>
+                <w:rFonts w:hint="default" w:ascii="Segoe UI" w:hAnsi="Segoe UI" w:eastAsia="Segoe UI" w:cs="Segoe UI"/>
+                <w:i w:val="0"/>
+                <w:iCs w:val="0"/>
+                <w:caps w:val="0"/>
+                <w:snapToGrid w:val="0"/>
+                <w:color w:val="000000"/>
+                <w:spacing w:val="0"/>
+                <w:kern w:val="0"/>
+                <w:sz w:val="18"/>
+                <w:szCs w:val="18"/>
+                <w:lang w:val="en-US" w:eastAsia="zh-CN"/>
+              </w:rPr>
+              <w:t>2. 出具《发布测试报告》，明确发布质量结论。</w:t>
+            </w:r>
+            <w:r>
+              <w:rPr>
+                <w:rFonts w:hint="default" w:ascii="Segoe UI" w:hAnsi="Segoe UI" w:eastAsia="Segoe UI" w:cs="Segoe UI"/>
+                <w:i w:val="0"/>
+                <w:iCs w:val="0"/>
+                <w:caps w:val="0"/>
+                <w:snapToGrid w:val="0"/>
+                <w:color w:val="000000"/>
+                <w:spacing w:val="0"/>
+                <w:kern w:val="0"/>
+                <w:sz w:val="18"/>
+                <w:szCs w:val="18"/>
+                <w:lang w:val="en-US" w:eastAsia="zh-CN"/>
+              </w:rPr>
+              <w:br w:type="textWrapping"/>
+            </w:r>
+            <w:r>
+              <w:rPr>
+                <w:rFonts w:hint="default" w:ascii="Segoe UI" w:hAnsi="Segoe UI" w:eastAsia="Segoe UI" w:cs="Segoe UI"/>
+                <w:i w:val="0"/>
+                <w:iCs w:val="0"/>
+                <w:caps w:val="0"/>
+                <w:snapToGrid w:val="0"/>
+                <w:color w:val="000000"/>
+                <w:spacing w:val="0"/>
+                <w:kern w:val="0"/>
+                <w:sz w:val="18"/>
+                <w:szCs w:val="18"/>
+                <w:lang w:val="en-US" w:eastAsia="zh-CN"/>
+              </w:rPr>
+              <w:t>3. 验证回退方案的有效性。</w:t>
+            </w:r>
+          </w:p>
+        </w:tc>
+        <w:tc>
+          <w:tcPr>
+            <w:tcW w:w="0" w:type="auto"/>
+            <w:shd w:val="clear" w:color="auto" w:fill="auto"/>
+            <w:tcMar>
+              <w:top w:w="120" w:type="dxa"/>
+              <w:left w:w="192" w:type="dxa"/>
+              <w:bottom w:w="120" w:type="dxa"/>
+              <w:right w:w="0" w:type="dxa"/>
+            </w:tcMar>
+            <w:vAlign w:val="center"/>
+          </w:tcPr>
+          <w:p>
+            <w:pPr>
+              <w:keepNext w:val="0"/>
+              <w:keepLines w:val="0"/>
+              <w:widowControl/>
+              <w:suppressLineNumbers w:val="0"/>
+              <w:spacing w:line="300" w:lineRule="atLeast"/>
+              <w:jc w:val="left"/>
+              <w:rPr>
+                <w:rFonts w:hint="default" w:ascii="Segoe UI" w:hAnsi="Segoe UI" w:eastAsia="Segoe UI" w:cs="Segoe UI"/>
+                <w:i w:val="0"/>
+                <w:iCs w:val="0"/>
+                <w:caps w:val="0"/>
+                <w:color w:val="0F1115"/>
+                <w:spacing w:val="0"/>
+                <w:sz w:val="18"/>
+                <w:szCs w:val="18"/>
+              </w:rPr>
+            </w:pPr>
+            <w:r>
+              <w:rPr>
+                <w:rStyle w:val="23"/>
+                <w:rFonts w:hint="default" w:ascii="Segoe UI" w:hAnsi="Segoe UI" w:eastAsia="Segoe UI" w:cs="Segoe UI"/>
+                <w:b/>
+                <w:bCs/>
+                <w:i w:val="0"/>
+                <w:iCs w:val="0"/>
+                <w:caps w:val="0"/>
+                <w:snapToGrid w:val="0"/>
+                <w:color w:val="000000"/>
+                <w:spacing w:val="0"/>
+                <w:kern w:val="0"/>
+                <w:sz w:val="18"/>
+                <w:szCs w:val="18"/>
+                <w:lang w:val="en-US" w:eastAsia="zh-CN"/>
+              </w:rPr>
+              <w:t>研发部-测试工程师</w:t>
+            </w:r>
+          </w:p>
+        </w:tc>
+      </w:tr>
+      <w:tr>
+        <w:tblPrEx>
+          <w:tblBorders>
+            <w:top w:val="single" w:color="auto" w:sz="4" w:space="0"/>
+            <w:left w:val="single" w:color="auto" w:sz="4" w:space="0"/>
+            <w:bottom w:val="single" w:color="auto" w:sz="4" w:space="0"/>
+            <w:right w:val="single" w:color="auto" w:sz="4" w:space="0"/>
+            <w:insideH w:val="single" w:color="auto" w:sz="4" w:space="0"/>
+            <w:insideV w:val="single" w:color="auto" w:sz="4" w:space="0"/>
+          </w:tblBorders>
+          <w:tblCellMar>
+            <w:top w:w="15" w:type="dxa"/>
+            <w:left w:w="15" w:type="dxa"/>
+            <w:bottom w:w="15" w:type="dxa"/>
+            <w:right w:w="15" w:type="dxa"/>
+          </w:tblCellMar>
+        </w:tblPrEx>
+        <w:tc>
+          <w:tcPr>
+            <w:tcW w:w="0" w:type="auto"/>
+            <w:shd w:val="clear" w:color="auto" w:fill="auto"/>
+            <w:tcMar>
+              <w:top w:w="120" w:type="dxa"/>
+              <w:left w:w="0" w:type="dxa"/>
+              <w:bottom w:w="120" w:type="dxa"/>
+              <w:right w:w="192" w:type="dxa"/>
+            </w:tcMar>
+            <w:vAlign w:val="center"/>
+          </w:tcPr>
+          <w:p>
+            <w:pPr>
+              <w:keepNext w:val="0"/>
+              <w:keepLines w:val="0"/>
+              <w:widowControl/>
+              <w:suppressLineNumbers w:val="0"/>
+              <w:spacing w:line="300" w:lineRule="atLeast"/>
+              <w:jc w:val="left"/>
+              <w:rPr>
+                <w:rFonts w:hint="default" w:ascii="Segoe UI" w:hAnsi="Segoe UI" w:eastAsia="Segoe UI" w:cs="Segoe UI"/>
+                <w:i w:val="0"/>
+                <w:iCs w:val="0"/>
+                <w:caps w:val="0"/>
+                <w:color w:val="0F1115"/>
+                <w:spacing w:val="0"/>
+                <w:sz w:val="18"/>
+                <w:szCs w:val="18"/>
+              </w:rPr>
+            </w:pPr>
+            <w:r>
+              <w:rPr>
+                <w:rStyle w:val="23"/>
+                <w:rFonts w:hint="default" w:ascii="Segoe UI" w:hAnsi="Segoe UI" w:eastAsia="Segoe UI" w:cs="Segoe UI"/>
+                <w:b/>
+                <w:bCs/>
+                <w:i w:val="0"/>
+                <w:iCs w:val="0"/>
+                <w:caps w:val="0"/>
+                <w:snapToGrid w:val="0"/>
+                <w:color w:val="000000"/>
+                <w:spacing w:val="0"/>
+                <w:kern w:val="0"/>
+                <w:sz w:val="18"/>
+                <w:szCs w:val="18"/>
+                <w:lang w:val="en-US" w:eastAsia="zh-CN"/>
+              </w:rPr>
+              <w:t>实施工程师</w:t>
+            </w:r>
+          </w:p>
+        </w:tc>
+        <w:tc>
+          <w:tcPr>
+            <w:tcW w:w="0" w:type="auto"/>
+            <w:shd w:val="clear" w:color="auto" w:fill="auto"/>
+            <w:tcMar>
+              <w:top w:w="120" w:type="dxa"/>
+              <w:left w:w="192" w:type="dxa"/>
+              <w:bottom w:w="120" w:type="dxa"/>
+              <w:right w:w="192" w:type="dxa"/>
+            </w:tcMar>
+            <w:vAlign w:val="center"/>
+          </w:tcPr>
+          <w:p>
+            <w:pPr>
+              <w:keepNext w:val="0"/>
+              <w:keepLines w:val="0"/>
+              <w:widowControl/>
+              <w:suppressLineNumbers w:val="0"/>
+              <w:spacing w:line="300" w:lineRule="atLeast"/>
+              <w:jc w:val="left"/>
+              <w:rPr>
+                <w:rFonts w:hint="default" w:ascii="Segoe UI" w:hAnsi="Segoe UI" w:eastAsia="Segoe UI" w:cs="Segoe UI"/>
+                <w:i w:val="0"/>
+                <w:iCs w:val="0"/>
+                <w:caps w:val="0"/>
+                <w:color w:val="0F1115"/>
+                <w:spacing w:val="0"/>
+                <w:sz w:val="18"/>
+                <w:szCs w:val="18"/>
+              </w:rPr>
+            </w:pPr>
+            <w:r>
+              <w:rPr>
+                <w:rFonts w:hint="default" w:ascii="Segoe UI" w:hAnsi="Segoe UI" w:eastAsia="Segoe UI" w:cs="Segoe UI"/>
+                <w:i w:val="0"/>
+                <w:iCs w:val="0"/>
+                <w:caps w:val="0"/>
+                <w:snapToGrid w:val="0"/>
+                <w:color w:val="000000"/>
+                <w:spacing w:val="0"/>
+                <w:kern w:val="0"/>
+                <w:sz w:val="18"/>
+                <w:szCs w:val="18"/>
+                <w:lang w:val="en-US" w:eastAsia="zh-CN"/>
+              </w:rPr>
+              <w:t>1. 依据《发布计划》执行具体的部署、安装、启停等操作。</w:t>
+            </w:r>
+            <w:r>
+              <w:rPr>
+                <w:rFonts w:hint="default" w:ascii="Segoe UI" w:hAnsi="Segoe UI" w:eastAsia="Segoe UI" w:cs="Segoe UI"/>
+                <w:i w:val="0"/>
+                <w:iCs w:val="0"/>
+                <w:caps w:val="0"/>
+                <w:snapToGrid w:val="0"/>
+                <w:color w:val="000000"/>
+                <w:spacing w:val="0"/>
+                <w:kern w:val="0"/>
+                <w:sz w:val="18"/>
+                <w:szCs w:val="18"/>
+                <w:lang w:val="en-US" w:eastAsia="zh-CN"/>
+              </w:rPr>
+              <w:br w:type="textWrapping"/>
+            </w:r>
+            <w:r>
+              <w:rPr>
+                <w:rFonts w:hint="default" w:ascii="Segoe UI" w:hAnsi="Segoe UI" w:eastAsia="Segoe UI" w:cs="Segoe UI"/>
+                <w:i w:val="0"/>
+                <w:iCs w:val="0"/>
+                <w:caps w:val="0"/>
+                <w:snapToGrid w:val="0"/>
+                <w:color w:val="000000"/>
+                <w:spacing w:val="0"/>
+                <w:kern w:val="0"/>
+                <w:sz w:val="18"/>
+                <w:szCs w:val="18"/>
+                <w:lang w:val="en-US" w:eastAsia="zh-CN"/>
+              </w:rPr>
+              <w:t>2. 执行监控与验证步骤，并在需要时执行回退操作。</w:t>
+            </w:r>
+            <w:r>
+              <w:rPr>
+                <w:rFonts w:hint="default" w:ascii="Segoe UI" w:hAnsi="Segoe UI" w:eastAsia="Segoe UI" w:cs="Segoe UI"/>
+                <w:i w:val="0"/>
+                <w:iCs w:val="0"/>
+                <w:caps w:val="0"/>
+                <w:snapToGrid w:val="0"/>
+                <w:color w:val="000000"/>
+                <w:spacing w:val="0"/>
+                <w:kern w:val="0"/>
+                <w:sz w:val="18"/>
+                <w:szCs w:val="18"/>
+                <w:lang w:val="en-US" w:eastAsia="zh-CN"/>
+              </w:rPr>
+              <w:br w:type="textWrapping"/>
+            </w:r>
+            <w:r>
+              <w:rPr>
+                <w:rFonts w:hint="default" w:ascii="Segoe UI" w:hAnsi="Segoe UI" w:eastAsia="Segoe UI" w:cs="Segoe UI"/>
+                <w:i w:val="0"/>
+                <w:iCs w:val="0"/>
+                <w:caps w:val="0"/>
+                <w:snapToGrid w:val="0"/>
+                <w:color w:val="000000"/>
+                <w:spacing w:val="0"/>
+                <w:kern w:val="0"/>
+                <w:sz w:val="18"/>
+                <w:szCs w:val="18"/>
+                <w:lang w:val="en-US" w:eastAsia="zh-CN"/>
+              </w:rPr>
+              <w:t>3. 记录实施过程。</w:t>
+            </w:r>
+          </w:p>
+        </w:tc>
+        <w:tc>
+          <w:tcPr>
+            <w:tcW w:w="0" w:type="auto"/>
+            <w:shd w:val="clear" w:color="auto" w:fill="auto"/>
+            <w:tcMar>
+              <w:top w:w="120" w:type="dxa"/>
+              <w:left w:w="192" w:type="dxa"/>
+              <w:bottom w:w="120" w:type="dxa"/>
+              <w:right w:w="0" w:type="dxa"/>
+            </w:tcMar>
+            <w:vAlign w:val="center"/>
+          </w:tcPr>
+          <w:p>
+            <w:pPr>
+              <w:keepNext w:val="0"/>
+              <w:keepLines w:val="0"/>
+              <w:widowControl/>
+              <w:suppressLineNumbers w:val="0"/>
+              <w:spacing w:line="300" w:lineRule="atLeast"/>
+              <w:jc w:val="left"/>
+              <w:rPr>
+                <w:rFonts w:hint="default" w:ascii="Segoe UI" w:hAnsi="Segoe UI" w:eastAsia="Segoe UI" w:cs="Segoe UI"/>
+                <w:i w:val="0"/>
+                <w:iCs w:val="0"/>
+                <w:caps w:val="0"/>
+                <w:color w:val="0F1115"/>
+                <w:spacing w:val="0"/>
+                <w:sz w:val="18"/>
+                <w:szCs w:val="18"/>
+              </w:rPr>
+            </w:pPr>
+            <w:r>
+              <w:rPr>
+                <w:rStyle w:val="23"/>
+                <w:rFonts w:hint="default" w:ascii="Segoe UI" w:hAnsi="Segoe UI" w:eastAsia="Segoe UI" w:cs="Segoe UI"/>
+                <w:b/>
+                <w:bCs/>
+                <w:i w:val="0"/>
+                <w:iCs w:val="0"/>
+                <w:caps w:val="0"/>
+                <w:snapToGrid w:val="0"/>
+                <w:color w:val="000000"/>
+                <w:spacing w:val="0"/>
+                <w:kern w:val="0"/>
+                <w:sz w:val="18"/>
+                <w:szCs w:val="18"/>
+                <w:lang w:val="en-US" w:eastAsia="zh-CN"/>
+              </w:rPr>
+              <w:t>运维部-运维工程师</w:t>
+            </w:r>
+            <w:r>
+              <w:rPr>
+                <w:rFonts w:hint="default" w:ascii="Segoe UI" w:hAnsi="Segoe UI" w:eastAsia="Segoe UI" w:cs="Segoe UI"/>
+                <w:i w:val="0"/>
+                <w:iCs w:val="0"/>
+                <w:caps w:val="0"/>
+                <w:snapToGrid w:val="0"/>
+                <w:color w:val="000000"/>
+                <w:spacing w:val="0"/>
+                <w:kern w:val="0"/>
+                <w:sz w:val="18"/>
+                <w:szCs w:val="18"/>
+                <w:lang w:val="en-US" w:eastAsia="zh-CN"/>
+              </w:rPr>
+              <w:t>（生产环境操作）</w:t>
+            </w:r>
+            <w:r>
+              <w:rPr>
+                <w:rFonts w:hint="default" w:ascii="Segoe UI" w:hAnsi="Segoe UI" w:eastAsia="Segoe UI" w:cs="Segoe UI"/>
+                <w:i w:val="0"/>
+                <w:iCs w:val="0"/>
+                <w:caps w:val="0"/>
+                <w:snapToGrid w:val="0"/>
+                <w:color w:val="000000"/>
+                <w:spacing w:val="0"/>
+                <w:kern w:val="0"/>
+                <w:sz w:val="18"/>
+                <w:szCs w:val="18"/>
+                <w:lang w:val="en-US" w:eastAsia="zh-CN"/>
+              </w:rPr>
+              <w:br w:type="textWrapping"/>
+            </w:r>
+            <w:r>
+              <w:rPr>
+                <w:rStyle w:val="23"/>
+                <w:rFonts w:hint="default" w:ascii="Segoe UI" w:hAnsi="Segoe UI" w:eastAsia="Segoe UI" w:cs="Segoe UI"/>
+                <w:b/>
+                <w:bCs/>
+                <w:i w:val="0"/>
+                <w:iCs w:val="0"/>
+                <w:caps w:val="0"/>
+                <w:snapToGrid w:val="0"/>
+                <w:color w:val="000000"/>
+                <w:spacing w:val="0"/>
+                <w:kern w:val="0"/>
+                <w:sz w:val="18"/>
+                <w:szCs w:val="18"/>
+                <w:lang w:val="en-US" w:eastAsia="zh-CN"/>
+              </w:rPr>
+              <w:t>研发部-开发工程师</w:t>
+            </w:r>
+            <w:r>
+              <w:rPr>
+                <w:rFonts w:hint="default" w:ascii="Segoe UI" w:hAnsi="Segoe UI" w:eastAsia="Segoe UI" w:cs="Segoe UI"/>
+                <w:i w:val="0"/>
+                <w:iCs w:val="0"/>
+                <w:caps w:val="0"/>
+                <w:snapToGrid w:val="0"/>
+                <w:color w:val="000000"/>
+                <w:spacing w:val="0"/>
+                <w:kern w:val="0"/>
+                <w:sz w:val="18"/>
+                <w:szCs w:val="18"/>
+                <w:lang w:val="en-US" w:eastAsia="zh-CN"/>
+              </w:rPr>
+              <w:t>（提供技术支持）</w:t>
+            </w:r>
+          </w:p>
+        </w:tc>
+      </w:tr>
+      <w:tr>
+        <w:tblPrEx>
+          <w:tblBorders>
+            <w:top w:val="single" w:color="auto" w:sz="4" w:space="0"/>
+            <w:left w:val="single" w:color="auto" w:sz="4" w:space="0"/>
+            <w:bottom w:val="single" w:color="auto" w:sz="4" w:space="0"/>
+            <w:right w:val="single" w:color="auto" w:sz="4" w:space="0"/>
+            <w:insideH w:val="single" w:color="auto" w:sz="4" w:space="0"/>
+            <w:insideV w:val="single" w:color="auto" w:sz="4" w:space="0"/>
+          </w:tblBorders>
+          <w:shd w:val="clear" w:color="auto" w:fill="auto"/>
           <w:tblCellMar>
             <w:top w:w="15" w:type="dxa"/>
             <w:left w:w="15" w:type="dxa"/>
@@ -6975,7 +6996,6 @@
             <w:insideH w:val="none" w:color="auto" w:sz="0" w:space="0"/>
             <w:insideV w:val="none" w:color="auto" w:sz="0" w:space="0"/>
           </w:tblBorders>
-          <w:shd w:val="clear" w:color="auto" w:fill="auto"/>
           <w:tblCellMar>
             <w:top w:w="0" w:type="dxa"/>
             <w:left w:w="108" w:type="dxa"/>

--- a/6-过程管理/流程制度规范类文件/TXHS-06-07-发布管理制度.docx
+++ b/6-过程管理/流程制度规范类文件/TXHS-06-07-发布管理制度.docx
@@ -22,8 +22,6 @@
         <w:textAlignment w:val="baseline"/>
       </w:pPr>
       <w:bookmarkStart w:id="0" w:name="_Toc7648"/>
-      <w:bookmarkStart w:id="19" w:name="_GoBack"/>
-      <w:bookmarkEnd w:id="19"/>
       <w:r>
         <w:drawing>
           <wp:anchor distT="0" distB="0" distL="114300" distR="114300" simplePos="0" relativeHeight="251661312" behindDoc="1" locked="0" layoutInCell="1" allowOverlap="1">
@@ -1631,8 +1629,10 @@
                 <w:szCs w:val="21"/>
                 <w:lang w:val="en-US" w:eastAsia="zh-CN" w:bidi="ar-SA"/>
               </w:rPr>
-              <w:t>完善发布策略</w:t>
-            </w:r>
+              <w:t>修订与其他流程的接口</w:t>
+            </w:r>
+            <w:bookmarkStart w:id="19" w:name="_GoBack"/>
+            <w:bookmarkEnd w:id="19"/>
           </w:p>
         </w:tc>
         <w:tc>
@@ -3830,6 +3830,7 @@
             <w:insideH w:val="single" w:color="auto" w:sz="4" w:space="0"/>
             <w:insideV w:val="single" w:color="auto" w:sz="4" w:space="0"/>
           </w:tblBorders>
+          <w:shd w:val="clear" w:color="auto" w:fill="auto"/>
           <w:tblCellMar>
             <w:top w:w="15" w:type="dxa"/>
             <w:left w:w="15" w:type="dxa"/>
@@ -4268,7 +4269,6 @@
             <w:insideH w:val="single" w:color="auto" w:sz="4" w:space="0"/>
             <w:insideV w:val="single" w:color="auto" w:sz="4" w:space="0"/>
           </w:tblBorders>
-          <w:shd w:val="clear" w:color="auto" w:fill="auto"/>
           <w:tblCellMar>
             <w:top w:w="15" w:type="dxa"/>
             <w:left w:w="15" w:type="dxa"/>
@@ -4538,309 +4538,6 @@
                 <w:lang w:val="en-US" w:eastAsia="zh-CN"/>
               </w:rPr>
               <w:t>（</w:t>
-            </w:r>
-          </w:p>
-        </w:tc>
-      </w:tr>
-      <w:tr>
-        <w:tblPrEx>
-          <w:tblBorders>
-            <w:top w:val="single" w:color="auto" w:sz="4" w:space="0"/>
-            <w:left w:val="single" w:color="auto" w:sz="4" w:space="0"/>
-            <w:bottom w:val="single" w:color="auto" w:sz="4" w:space="0"/>
-            <w:right w:val="single" w:color="auto" w:sz="4" w:space="0"/>
-            <w:insideH w:val="single" w:color="auto" w:sz="4" w:space="0"/>
-            <w:insideV w:val="single" w:color="auto" w:sz="4" w:space="0"/>
-          </w:tblBorders>
-          <w:shd w:val="clear" w:color="auto" w:fill="auto"/>
-          <w:tblCellMar>
-            <w:top w:w="15" w:type="dxa"/>
-            <w:left w:w="15" w:type="dxa"/>
-            <w:bottom w:w="15" w:type="dxa"/>
-            <w:right w:w="15" w:type="dxa"/>
-          </w:tblCellMar>
-        </w:tblPrEx>
-        <w:tc>
-          <w:tcPr>
-            <w:tcW w:w="0" w:type="auto"/>
-            <w:shd w:val="clear" w:color="auto" w:fill="auto"/>
-            <w:tcMar>
-              <w:top w:w="120" w:type="dxa"/>
-              <w:left w:w="0" w:type="dxa"/>
-              <w:bottom w:w="120" w:type="dxa"/>
-              <w:right w:w="192" w:type="dxa"/>
-            </w:tcMar>
-            <w:vAlign w:val="center"/>
-          </w:tcPr>
-          <w:p>
-            <w:pPr>
-              <w:keepNext w:val="0"/>
-              <w:keepLines w:val="0"/>
-              <w:widowControl/>
-              <w:suppressLineNumbers w:val="0"/>
-              <w:spacing w:line="300" w:lineRule="atLeast"/>
-              <w:jc w:val="left"/>
-              <w:rPr>
-                <w:rFonts w:hint="default" w:ascii="Segoe UI" w:hAnsi="Segoe UI" w:eastAsia="Segoe UI" w:cs="Segoe UI"/>
-                <w:i w:val="0"/>
-                <w:iCs w:val="0"/>
-                <w:caps w:val="0"/>
-                <w:color w:val="0F1115"/>
-                <w:spacing w:val="0"/>
-                <w:sz w:val="18"/>
-                <w:szCs w:val="18"/>
-              </w:rPr>
-            </w:pPr>
-            <w:r>
-              <w:rPr>
-                <w:rStyle w:val="23"/>
-                <w:rFonts w:hint="default" w:ascii="Segoe UI" w:hAnsi="Segoe UI" w:eastAsia="Segoe UI" w:cs="Segoe UI"/>
-                <w:b/>
-                <w:bCs/>
-                <w:i w:val="0"/>
-                <w:iCs w:val="0"/>
-                <w:caps w:val="0"/>
-                <w:snapToGrid w:val="0"/>
-                <w:color w:val="000000"/>
-                <w:spacing w:val="0"/>
-                <w:kern w:val="0"/>
-                <w:sz w:val="18"/>
-                <w:szCs w:val="18"/>
-                <w:lang w:val="en-US" w:eastAsia="zh-CN"/>
-              </w:rPr>
-              <w:t>构建与配置管理员</w:t>
-            </w:r>
-          </w:p>
-        </w:tc>
-        <w:tc>
-          <w:tcPr>
-            <w:tcW w:w="0" w:type="auto"/>
-            <w:shd w:val="clear" w:color="auto" w:fill="auto"/>
-            <w:tcMar>
-              <w:top w:w="120" w:type="dxa"/>
-              <w:left w:w="192" w:type="dxa"/>
-              <w:bottom w:w="120" w:type="dxa"/>
-              <w:right w:w="192" w:type="dxa"/>
-            </w:tcMar>
-            <w:vAlign w:val="center"/>
-          </w:tcPr>
-          <w:p>
-            <w:pPr>
-              <w:keepNext w:val="0"/>
-              <w:keepLines w:val="0"/>
-              <w:widowControl/>
-              <w:suppressLineNumbers w:val="0"/>
-              <w:spacing w:line="300" w:lineRule="atLeast"/>
-              <w:jc w:val="left"/>
-              <w:rPr>
-                <w:rFonts w:hint="default" w:ascii="Segoe UI" w:hAnsi="Segoe UI" w:eastAsia="Segoe UI" w:cs="Segoe UI"/>
-                <w:i w:val="0"/>
-                <w:iCs w:val="0"/>
-                <w:caps w:val="0"/>
-                <w:color w:val="0F1115"/>
-                <w:spacing w:val="0"/>
-                <w:sz w:val="18"/>
-                <w:szCs w:val="18"/>
-              </w:rPr>
-            </w:pPr>
-            <w:r>
-              <w:rPr>
-                <w:rFonts w:hint="default" w:ascii="Segoe UI" w:hAnsi="Segoe UI" w:eastAsia="Segoe UI" w:cs="Segoe UI"/>
-                <w:i w:val="0"/>
-                <w:iCs w:val="0"/>
-                <w:caps w:val="0"/>
-                <w:snapToGrid w:val="0"/>
-                <w:color w:val="000000"/>
-                <w:spacing w:val="0"/>
-                <w:kern w:val="0"/>
-                <w:sz w:val="18"/>
-                <w:szCs w:val="18"/>
-                <w:lang w:val="en-US" w:eastAsia="zh-CN"/>
-              </w:rPr>
-              <w:t>1. 负责从版本控制系统获取指定版本的代码，执行自动化构建。</w:t>
-            </w:r>
-            <w:r>
-              <w:rPr>
-                <w:rFonts w:hint="default" w:ascii="Segoe UI" w:hAnsi="Segoe UI" w:eastAsia="Segoe UI" w:cs="Segoe UI"/>
-                <w:i w:val="0"/>
-                <w:iCs w:val="0"/>
-                <w:caps w:val="0"/>
-                <w:snapToGrid w:val="0"/>
-                <w:color w:val="000000"/>
-                <w:spacing w:val="0"/>
-                <w:kern w:val="0"/>
-                <w:sz w:val="18"/>
-                <w:szCs w:val="18"/>
-                <w:lang w:val="en-US" w:eastAsia="zh-CN"/>
-              </w:rPr>
-              <w:br w:type="textWrapping"/>
-            </w:r>
-            <w:r>
-              <w:rPr>
-                <w:rFonts w:hint="default" w:ascii="Segoe UI" w:hAnsi="Segoe UI" w:eastAsia="Segoe UI" w:cs="Segoe UI"/>
-                <w:i w:val="0"/>
-                <w:iCs w:val="0"/>
-                <w:caps w:val="0"/>
-                <w:snapToGrid w:val="0"/>
-                <w:color w:val="000000"/>
-                <w:spacing w:val="0"/>
-                <w:kern w:val="0"/>
-                <w:sz w:val="18"/>
-                <w:szCs w:val="18"/>
-                <w:lang w:val="en-US" w:eastAsia="zh-CN"/>
-              </w:rPr>
-              <w:t>2. 管理最终软件库（DSL），确保发布包版本唯一、准确。</w:t>
-            </w:r>
-            <w:r>
-              <w:rPr>
-                <w:rFonts w:hint="default" w:ascii="Segoe UI" w:hAnsi="Segoe UI" w:eastAsia="Segoe UI" w:cs="Segoe UI"/>
-                <w:i w:val="0"/>
-                <w:iCs w:val="0"/>
-                <w:caps w:val="0"/>
-                <w:snapToGrid w:val="0"/>
-                <w:color w:val="000000"/>
-                <w:spacing w:val="0"/>
-                <w:kern w:val="0"/>
-                <w:sz w:val="18"/>
-                <w:szCs w:val="18"/>
-                <w:lang w:val="en-US" w:eastAsia="zh-CN"/>
-              </w:rPr>
-              <w:br w:type="textWrapping"/>
-            </w:r>
-            <w:r>
-              <w:rPr>
-                <w:rFonts w:hint="default" w:ascii="Segoe UI" w:hAnsi="Segoe UI" w:eastAsia="Segoe UI" w:cs="Segoe UI"/>
-                <w:i w:val="0"/>
-                <w:iCs w:val="0"/>
-                <w:caps w:val="0"/>
-                <w:snapToGrid w:val="0"/>
-                <w:color w:val="000000"/>
-                <w:spacing w:val="0"/>
-                <w:kern w:val="0"/>
-                <w:sz w:val="18"/>
-                <w:szCs w:val="18"/>
-                <w:lang w:val="en-US" w:eastAsia="zh-CN"/>
-              </w:rPr>
-              <w:t>3. 为发布提供准确的配置项信息。</w:t>
-            </w:r>
-          </w:p>
-        </w:tc>
-        <w:tc>
-          <w:tcPr>
-            <w:tcW w:w="0" w:type="auto"/>
-            <w:shd w:val="clear" w:color="auto" w:fill="auto"/>
-            <w:tcMar>
-              <w:top w:w="120" w:type="dxa"/>
-              <w:left w:w="192" w:type="dxa"/>
-              <w:bottom w:w="120" w:type="dxa"/>
-              <w:right w:w="0" w:type="dxa"/>
-            </w:tcMar>
-            <w:vAlign w:val="center"/>
-          </w:tcPr>
-          <w:p>
-            <w:pPr>
-              <w:keepNext w:val="0"/>
-              <w:keepLines w:val="0"/>
-              <w:widowControl/>
-              <w:suppressLineNumbers w:val="0"/>
-              <w:spacing w:line="300" w:lineRule="atLeast"/>
-              <w:jc w:val="left"/>
-              <w:rPr>
-                <w:rFonts w:hint="default" w:ascii="Segoe UI" w:hAnsi="Segoe UI" w:eastAsia="Segoe UI" w:cs="Segoe UI"/>
-                <w:i w:val="0"/>
-                <w:iCs w:val="0"/>
-                <w:caps w:val="0"/>
-                <w:color w:val="0F1115"/>
-                <w:spacing w:val="0"/>
-                <w:sz w:val="18"/>
-                <w:szCs w:val="18"/>
-              </w:rPr>
-            </w:pPr>
-            <w:r>
-              <w:rPr>
-                <w:rStyle w:val="23"/>
-                <w:rFonts w:hint="default" w:ascii="Segoe UI" w:hAnsi="Segoe UI" w:eastAsia="Segoe UI" w:cs="Segoe UI"/>
-                <w:b/>
-                <w:bCs/>
-                <w:i w:val="0"/>
-                <w:iCs w:val="0"/>
-                <w:caps w:val="0"/>
-                <w:snapToGrid w:val="0"/>
-                <w:color w:val="000000"/>
-                <w:spacing w:val="0"/>
-                <w:kern w:val="0"/>
-                <w:sz w:val="18"/>
-                <w:szCs w:val="18"/>
-                <w:lang w:val="en-US" w:eastAsia="zh-CN"/>
-              </w:rPr>
-              <w:t>研发部-开发工程师</w:t>
-            </w:r>
-            <w:r>
-              <w:rPr>
-                <w:rFonts w:hint="default" w:ascii="Segoe UI" w:hAnsi="Segoe UI" w:eastAsia="Segoe UI" w:cs="Segoe UI"/>
-                <w:i w:val="0"/>
-                <w:iCs w:val="0"/>
-                <w:caps w:val="0"/>
-                <w:snapToGrid w:val="0"/>
-                <w:color w:val="000000"/>
-                <w:spacing w:val="0"/>
-                <w:kern w:val="0"/>
-                <w:sz w:val="18"/>
-                <w:szCs w:val="18"/>
-                <w:lang w:val="en-US" w:eastAsia="zh-CN"/>
-              </w:rPr>
-              <w:t>（负责构建）</w:t>
-            </w:r>
-            <w:r>
-              <w:rPr>
-                <w:rFonts w:hint="default" w:ascii="Segoe UI" w:hAnsi="Segoe UI" w:eastAsia="Segoe UI" w:cs="Segoe UI"/>
-                <w:i w:val="0"/>
-                <w:iCs w:val="0"/>
-                <w:caps w:val="0"/>
-                <w:snapToGrid w:val="0"/>
-                <w:color w:val="000000"/>
-                <w:spacing w:val="0"/>
-                <w:kern w:val="0"/>
-                <w:sz w:val="18"/>
-                <w:szCs w:val="18"/>
-                <w:lang w:val="en-US" w:eastAsia="zh-CN"/>
-              </w:rPr>
-              <w:br w:type="textWrapping"/>
-            </w:r>
-            <w:r>
-              <w:rPr>
-                <w:rStyle w:val="23"/>
-                <w:rFonts w:hint="default" w:ascii="Segoe UI" w:hAnsi="Segoe UI" w:eastAsia="Segoe UI" w:cs="Segoe UI"/>
-                <w:b/>
-                <w:bCs/>
-                <w:i w:val="0"/>
-                <w:iCs w:val="0"/>
-                <w:caps w:val="0"/>
-                <w:snapToGrid w:val="0"/>
-                <w:color w:val="000000"/>
-                <w:spacing w:val="0"/>
-                <w:kern w:val="0"/>
-                <w:sz w:val="18"/>
-                <w:szCs w:val="18"/>
-                <w:lang w:val="en-US" w:eastAsia="zh-CN"/>
-              </w:rPr>
-              <w:t>（辅助）服务知识专员/指定人员</w:t>
-            </w:r>
-            <w:r>
-              <w:rPr>
-                <w:rFonts w:hint="default" w:ascii="Segoe UI" w:hAnsi="Segoe UI" w:eastAsia="Segoe UI" w:cs="Segoe UI"/>
-                <w:i w:val="0"/>
-                <w:iCs w:val="0"/>
-                <w:caps w:val="0"/>
-                <w:snapToGrid w:val="0"/>
-                <w:color w:val="000000"/>
-                <w:spacing w:val="0"/>
-                <w:kern w:val="0"/>
-                <w:sz w:val="18"/>
-                <w:szCs w:val="18"/>
-                <w:lang w:val="en-US" w:eastAsia="zh-CN"/>
-              </w:rPr>
-              <w:t>（负责DSL逻辑管理）</w:t>
             </w:r>
           </w:p>
         </w:tc>
@@ -4910,7 +4607,7 @@
                 <w:szCs w:val="18"/>
                 <w:lang w:val="en-US" w:eastAsia="zh-CN"/>
               </w:rPr>
-              <w:t>测试负责人</w:t>
+              <w:t>构建与配置管理员</w:t>
             </w:r>
           </w:p>
         </w:tc>
@@ -4959,7 +4656,7 @@
                 <w:szCs w:val="18"/>
                 <w:lang w:val="en-US" w:eastAsia="zh-CN"/>
               </w:rPr>
-              <w:t>1. 制定并执行发布验收测试方案。</w:t>
+              <w:t>1. 负责从版本控制系统获取指定版本的代码，执行自动化构建。</w:t>
             </w:r>
             <w:r>
               <w:rPr>
@@ -4991,7 +4688,7 @@
                 <w:szCs w:val="18"/>
                 <w:lang w:val="en-US" w:eastAsia="zh-CN"/>
               </w:rPr>
-              <w:t>2. 出具《发布测试报告》，明确发布质量结论。</w:t>
+              <w:t>2. 管理最终软件库（DSL），确保发布包版本唯一、准确。</w:t>
             </w:r>
             <w:r>
               <w:rPr>
@@ -5023,7 +4720,7 @@
                 <w:szCs w:val="18"/>
                 <w:lang w:val="en-US" w:eastAsia="zh-CN"/>
               </w:rPr>
-              <w:t>3. 验证回退方案的有效性。</w:t>
+              <w:t>3. 为发布提供准确的配置项信息。</w:t>
             </w:r>
           </w:p>
         </w:tc>
@@ -5075,7 +4772,74 @@
                 <w:szCs w:val="18"/>
                 <w:lang w:val="en-US" w:eastAsia="zh-CN"/>
               </w:rPr>
-              <w:t>研发部-测试工程师</w:t>
+              <w:t>研发部-开发工程师</w:t>
+            </w:r>
+            <w:r>
+              <w:rPr>
+                <w:rFonts w:hint="default" w:ascii="Segoe UI" w:hAnsi="Segoe UI" w:eastAsia="Segoe UI" w:cs="Segoe UI"/>
+                <w:i w:val="0"/>
+                <w:iCs w:val="0"/>
+                <w:caps w:val="0"/>
+                <w:snapToGrid w:val="0"/>
+                <w:color w:val="000000"/>
+                <w:spacing w:val="0"/>
+                <w:kern w:val="0"/>
+                <w:sz w:val="18"/>
+                <w:szCs w:val="18"/>
+                <w:lang w:val="en-US" w:eastAsia="zh-CN"/>
+              </w:rPr>
+              <w:t>（负责构建）</w:t>
+            </w:r>
+            <w:r>
+              <w:rPr>
+                <w:rFonts w:hint="default" w:ascii="Segoe UI" w:hAnsi="Segoe UI" w:eastAsia="Segoe UI" w:cs="Segoe UI"/>
+                <w:i w:val="0"/>
+                <w:iCs w:val="0"/>
+                <w:caps w:val="0"/>
+                <w:snapToGrid w:val="0"/>
+                <w:color w:val="000000"/>
+                <w:spacing w:val="0"/>
+                <w:kern w:val="0"/>
+                <w:sz w:val="18"/>
+                <w:szCs w:val="18"/>
+                <w:lang w:val="en-US" w:eastAsia="zh-CN"/>
+              </w:rPr>
+              <w:br w:type="textWrapping"/>
+            </w:r>
+            <w:r>
+              <w:rPr>
+                <w:rStyle w:val="23"/>
+                <w:rFonts w:hint="default" w:ascii="Segoe UI" w:hAnsi="Segoe UI" w:eastAsia="Segoe UI" w:cs="Segoe UI"/>
+                <w:b/>
+                <w:bCs/>
+                <w:i w:val="0"/>
+                <w:iCs w:val="0"/>
+                <w:caps w:val="0"/>
+                <w:snapToGrid w:val="0"/>
+                <w:color w:val="000000"/>
+                <w:spacing w:val="0"/>
+                <w:kern w:val="0"/>
+                <w:sz w:val="18"/>
+                <w:szCs w:val="18"/>
+                <w:lang w:val="en-US" w:eastAsia="zh-CN"/>
+              </w:rPr>
+              <w:t>（辅助）服务知识专员/指定人员</w:t>
+            </w:r>
+            <w:r>
+              <w:rPr>
+                <w:rFonts w:hint="default" w:ascii="Segoe UI" w:hAnsi="Segoe UI" w:eastAsia="Segoe UI" w:cs="Segoe UI"/>
+                <w:i w:val="0"/>
+                <w:iCs w:val="0"/>
+                <w:caps w:val="0"/>
+                <w:snapToGrid w:val="0"/>
+                <w:color w:val="000000"/>
+                <w:spacing w:val="0"/>
+                <w:kern w:val="0"/>
+                <w:sz w:val="18"/>
+                <w:szCs w:val="18"/>
+                <w:lang w:val="en-US" w:eastAsia="zh-CN"/>
+              </w:rPr>
+              <w:t>（负责DSL逻辑管理）</w:t>
             </w:r>
           </w:p>
         </w:tc>
@@ -5145,7 +4909,7 @@
                 <w:szCs w:val="18"/>
                 <w:lang w:val="en-US" w:eastAsia="zh-CN"/>
               </w:rPr>
-              <w:t>实施工程师</w:t>
+              <w:t>测试负责人</w:t>
             </w:r>
           </w:p>
         </w:tc>
@@ -5194,7 +4958,7 @@
                 <w:szCs w:val="18"/>
                 <w:lang w:val="en-US" w:eastAsia="zh-CN"/>
               </w:rPr>
-              <w:t>1. 依据《发布计划》执行具体的部署、安装、启停等操作。</w:t>
+              <w:t>1. 制定并执行发布验收测试方案。</w:t>
             </w:r>
             <w:r>
               <w:rPr>
@@ -5226,7 +4990,7 @@
                 <w:szCs w:val="18"/>
                 <w:lang w:val="en-US" w:eastAsia="zh-CN"/>
               </w:rPr>
-              <w:t>2. 执行监控与验证步骤，并在需要时执行回退操作。</w:t>
+              <w:t>2. 出具《发布测试报告》，明确发布质量结论。</w:t>
             </w:r>
             <w:r>
               <w:rPr>
@@ -5258,7 +5022,7 @@
                 <w:szCs w:val="18"/>
                 <w:lang w:val="en-US" w:eastAsia="zh-CN"/>
               </w:rPr>
-              <w:t>3. 记录实施过程。</w:t>
+              <w:t>3. 验证回退方案的有效性。</w:t>
             </w:r>
           </w:p>
         </w:tc>
@@ -5310,74 +5074,7 @@
                 <w:szCs w:val="18"/>
                 <w:lang w:val="en-US" w:eastAsia="zh-CN"/>
               </w:rPr>
-              <w:t>运维部-运维工程师</w:t>
-            </w:r>
-            <w:r>
-              <w:rPr>
-                <w:rFonts w:hint="default" w:ascii="Segoe UI" w:hAnsi="Segoe UI" w:eastAsia="Segoe UI" w:cs="Segoe UI"/>
-                <w:i w:val="0"/>
-                <w:iCs w:val="0"/>
-                <w:caps w:val="0"/>
-                <w:snapToGrid w:val="0"/>
-                <w:color w:val="000000"/>
-                <w:spacing w:val="0"/>
-                <w:kern w:val="0"/>
-                <w:sz w:val="18"/>
-                <w:szCs w:val="18"/>
-                <w:lang w:val="en-US" w:eastAsia="zh-CN"/>
-              </w:rPr>
-              <w:t>（生产环境操作）</w:t>
-            </w:r>
-            <w:r>
-              <w:rPr>
-                <w:rFonts w:hint="default" w:ascii="Segoe UI" w:hAnsi="Segoe UI" w:eastAsia="Segoe UI" w:cs="Segoe UI"/>
-                <w:i w:val="0"/>
-                <w:iCs w:val="0"/>
-                <w:caps w:val="0"/>
-                <w:snapToGrid w:val="0"/>
-                <w:color w:val="000000"/>
-                <w:spacing w:val="0"/>
-                <w:kern w:val="0"/>
-                <w:sz w:val="18"/>
-                <w:szCs w:val="18"/>
-                <w:lang w:val="en-US" w:eastAsia="zh-CN"/>
-              </w:rPr>
-              <w:br w:type="textWrapping"/>
-            </w:r>
-            <w:r>
-              <w:rPr>
-                <w:rStyle w:val="23"/>
-                <w:rFonts w:hint="default" w:ascii="Segoe UI" w:hAnsi="Segoe UI" w:eastAsia="Segoe UI" w:cs="Segoe UI"/>
-                <w:b/>
-                <w:bCs/>
-                <w:i w:val="0"/>
-                <w:iCs w:val="0"/>
-                <w:caps w:val="0"/>
-                <w:snapToGrid w:val="0"/>
-                <w:color w:val="000000"/>
-                <w:spacing w:val="0"/>
-                <w:kern w:val="0"/>
-                <w:sz w:val="18"/>
-                <w:szCs w:val="18"/>
-                <w:lang w:val="en-US" w:eastAsia="zh-CN"/>
-              </w:rPr>
-              <w:t>研发部-开发工程师</w:t>
-            </w:r>
-            <w:r>
-              <w:rPr>
-                <w:rFonts w:hint="default" w:ascii="Segoe UI" w:hAnsi="Segoe UI" w:eastAsia="Segoe UI" w:cs="Segoe UI"/>
-                <w:i w:val="0"/>
-                <w:iCs w:val="0"/>
-                <w:caps w:val="0"/>
-                <w:snapToGrid w:val="0"/>
-                <w:color w:val="000000"/>
-                <w:spacing w:val="0"/>
-                <w:kern w:val="0"/>
-                <w:sz w:val="18"/>
-                <w:szCs w:val="18"/>
-                <w:lang w:val="en-US" w:eastAsia="zh-CN"/>
-              </w:rPr>
-              <w:t>（提供技术支持）</w:t>
+              <w:t>研发部-测试工程师</w:t>
             </w:r>
           </w:p>
         </w:tc>
@@ -5392,7 +5089,308 @@
             <w:insideH w:val="single" w:color="auto" w:sz="4" w:space="0"/>
             <w:insideV w:val="single" w:color="auto" w:sz="4" w:space="0"/>
           </w:tblBorders>
-          <w:shd w:val="clear" w:color="auto" w:fill="auto"/>
+          <w:tblCellMar>
+            <w:top w:w="15" w:type="dxa"/>
+            <w:left w:w="15" w:type="dxa"/>
+            <w:bottom w:w="15" w:type="dxa"/>
+            <w:right w:w="15" w:type="dxa"/>
+          </w:tblCellMar>
+        </w:tblPrEx>
+        <w:tc>
+          <w:tcPr>
+            <w:tcW w:w="0" w:type="auto"/>
+            <w:shd w:val="clear" w:color="auto" w:fill="auto"/>
+            <w:tcMar>
+              <w:top w:w="120" w:type="dxa"/>
+              <w:left w:w="0" w:type="dxa"/>
+              <w:bottom w:w="120" w:type="dxa"/>
+              <w:right w:w="192" w:type="dxa"/>
+            </w:tcMar>
+            <w:vAlign w:val="center"/>
+          </w:tcPr>
+          <w:p>
+            <w:pPr>
+              <w:keepNext w:val="0"/>
+              <w:keepLines w:val="0"/>
+              <w:widowControl/>
+              <w:suppressLineNumbers w:val="0"/>
+              <w:spacing w:line="300" w:lineRule="atLeast"/>
+              <w:jc w:val="left"/>
+              <w:rPr>
+                <w:rFonts w:hint="default" w:ascii="Segoe UI" w:hAnsi="Segoe UI" w:eastAsia="Segoe UI" w:cs="Segoe UI"/>
+                <w:i w:val="0"/>
+                <w:iCs w:val="0"/>
+                <w:caps w:val="0"/>
+                <w:color w:val="0F1115"/>
+                <w:spacing w:val="0"/>
+                <w:sz w:val="18"/>
+                <w:szCs w:val="18"/>
+              </w:rPr>
+            </w:pPr>
+            <w:r>
+              <w:rPr>
+                <w:rStyle w:val="23"/>
+                <w:rFonts w:hint="default" w:ascii="Segoe UI" w:hAnsi="Segoe UI" w:eastAsia="Segoe UI" w:cs="Segoe UI"/>
+                <w:b/>
+                <w:bCs/>
+                <w:i w:val="0"/>
+                <w:iCs w:val="0"/>
+                <w:caps w:val="0"/>
+                <w:snapToGrid w:val="0"/>
+                <w:color w:val="000000"/>
+                <w:spacing w:val="0"/>
+                <w:kern w:val="0"/>
+                <w:sz w:val="18"/>
+                <w:szCs w:val="18"/>
+                <w:lang w:val="en-US" w:eastAsia="zh-CN"/>
+              </w:rPr>
+              <w:t>实施工程师</w:t>
+            </w:r>
+          </w:p>
+        </w:tc>
+        <w:tc>
+          <w:tcPr>
+            <w:tcW w:w="0" w:type="auto"/>
+            <w:shd w:val="clear" w:color="auto" w:fill="auto"/>
+            <w:tcMar>
+              <w:top w:w="120" w:type="dxa"/>
+              <w:left w:w="192" w:type="dxa"/>
+              <w:bottom w:w="120" w:type="dxa"/>
+              <w:right w:w="192" w:type="dxa"/>
+            </w:tcMar>
+            <w:vAlign w:val="center"/>
+          </w:tcPr>
+          <w:p>
+            <w:pPr>
+              <w:keepNext w:val="0"/>
+              <w:keepLines w:val="0"/>
+              <w:widowControl/>
+              <w:suppressLineNumbers w:val="0"/>
+              <w:spacing w:line="300" w:lineRule="atLeast"/>
+              <w:jc w:val="left"/>
+              <w:rPr>
+                <w:rFonts w:hint="default" w:ascii="Segoe UI" w:hAnsi="Segoe UI" w:eastAsia="Segoe UI" w:cs="Segoe UI"/>
+                <w:i w:val="0"/>
+                <w:iCs w:val="0"/>
+                <w:caps w:val="0"/>
+                <w:color w:val="0F1115"/>
+                <w:spacing w:val="0"/>
+                <w:sz w:val="18"/>
+                <w:szCs w:val="18"/>
+              </w:rPr>
+            </w:pPr>
+            <w:r>
+              <w:rPr>
+                <w:rFonts w:hint="default" w:ascii="Segoe UI" w:hAnsi="Segoe UI" w:eastAsia="Segoe UI" w:cs="Segoe UI"/>
+                <w:i w:val="0"/>
+                <w:iCs w:val="0"/>
+                <w:caps w:val="0"/>
+                <w:snapToGrid w:val="0"/>
+                <w:color w:val="000000"/>
+                <w:spacing w:val="0"/>
+                <w:kern w:val="0"/>
+                <w:sz w:val="18"/>
+                <w:szCs w:val="18"/>
+                <w:lang w:val="en-US" w:eastAsia="zh-CN"/>
+              </w:rPr>
+              <w:t>1. 依据《发布计划》执行具体的部署、安装、启停等操作。</w:t>
+            </w:r>
+            <w:r>
+              <w:rPr>
+                <w:rFonts w:hint="default" w:ascii="Segoe UI" w:hAnsi="Segoe UI" w:eastAsia="Segoe UI" w:cs="Segoe UI"/>
+                <w:i w:val="0"/>
+                <w:iCs w:val="0"/>
+                <w:caps w:val="0"/>
+                <w:snapToGrid w:val="0"/>
+                <w:color w:val="000000"/>
+                <w:spacing w:val="0"/>
+                <w:kern w:val="0"/>
+                <w:sz w:val="18"/>
+                <w:szCs w:val="18"/>
+                <w:lang w:val="en-US" w:eastAsia="zh-CN"/>
+              </w:rPr>
+              <w:br w:type="textWrapping"/>
+            </w:r>
+            <w:r>
+              <w:rPr>
+                <w:rFonts w:hint="default" w:ascii="Segoe UI" w:hAnsi="Segoe UI" w:eastAsia="Segoe UI" w:cs="Segoe UI"/>
+                <w:i w:val="0"/>
+                <w:iCs w:val="0"/>
+                <w:caps w:val="0"/>
+                <w:snapToGrid w:val="0"/>
+                <w:color w:val="000000"/>
+                <w:spacing w:val="0"/>
+                <w:kern w:val="0"/>
+                <w:sz w:val="18"/>
+                <w:szCs w:val="18"/>
+                <w:lang w:val="en-US" w:eastAsia="zh-CN"/>
+              </w:rPr>
+              <w:t>2. 执行监控与验证步骤，并在需要时执行回退操作。</w:t>
+            </w:r>
+            <w:r>
+              <w:rPr>
+                <w:rFonts w:hint="default" w:ascii="Segoe UI" w:hAnsi="Segoe UI" w:eastAsia="Segoe UI" w:cs="Segoe UI"/>
+                <w:i w:val="0"/>
+                <w:iCs w:val="0"/>
+                <w:caps w:val="0"/>
+                <w:snapToGrid w:val="0"/>
+                <w:color w:val="000000"/>
+                <w:spacing w:val="0"/>
+                <w:kern w:val="0"/>
+                <w:sz w:val="18"/>
+                <w:szCs w:val="18"/>
+                <w:lang w:val="en-US" w:eastAsia="zh-CN"/>
+              </w:rPr>
+              <w:br w:type="textWrapping"/>
+            </w:r>
+            <w:r>
+              <w:rPr>
+                <w:rFonts w:hint="default" w:ascii="Segoe UI" w:hAnsi="Segoe UI" w:eastAsia="Segoe UI" w:cs="Segoe UI"/>
+                <w:i w:val="0"/>
+                <w:iCs w:val="0"/>
+                <w:caps w:val="0"/>
+                <w:snapToGrid w:val="0"/>
+                <w:color w:val="000000"/>
+                <w:spacing w:val="0"/>
+                <w:kern w:val="0"/>
+                <w:sz w:val="18"/>
+                <w:szCs w:val="18"/>
+                <w:lang w:val="en-US" w:eastAsia="zh-CN"/>
+              </w:rPr>
+              <w:t>3. 记录实施过程。</w:t>
+            </w:r>
+          </w:p>
+        </w:tc>
+        <w:tc>
+          <w:tcPr>
+            <w:tcW w:w="0" w:type="auto"/>
+            <w:shd w:val="clear" w:color="auto" w:fill="auto"/>
+            <w:tcMar>
+              <w:top w:w="120" w:type="dxa"/>
+              <w:left w:w="192" w:type="dxa"/>
+              <w:bottom w:w="120" w:type="dxa"/>
+              <w:right w:w="0" w:type="dxa"/>
+            </w:tcMar>
+            <w:vAlign w:val="center"/>
+          </w:tcPr>
+          <w:p>
+            <w:pPr>
+              <w:keepNext w:val="0"/>
+              <w:keepLines w:val="0"/>
+              <w:widowControl/>
+              <w:suppressLineNumbers w:val="0"/>
+              <w:spacing w:line="300" w:lineRule="atLeast"/>
+              <w:jc w:val="left"/>
+              <w:rPr>
+                <w:rFonts w:hint="default" w:ascii="Segoe UI" w:hAnsi="Segoe UI" w:eastAsia="Segoe UI" w:cs="Segoe UI"/>
+                <w:i w:val="0"/>
+                <w:iCs w:val="0"/>
+                <w:caps w:val="0"/>
+                <w:color w:val="0F1115"/>
+                <w:spacing w:val="0"/>
+                <w:sz w:val="18"/>
+                <w:szCs w:val="18"/>
+              </w:rPr>
+            </w:pPr>
+            <w:r>
+              <w:rPr>
+                <w:rStyle w:val="23"/>
+                <w:rFonts w:hint="default" w:ascii="Segoe UI" w:hAnsi="Segoe UI" w:eastAsia="Segoe UI" w:cs="Segoe UI"/>
+                <w:b/>
+                <w:bCs/>
+                <w:i w:val="0"/>
+                <w:iCs w:val="0"/>
+                <w:caps w:val="0"/>
+                <w:snapToGrid w:val="0"/>
+                <w:color w:val="000000"/>
+                <w:spacing w:val="0"/>
+                <w:kern w:val="0"/>
+                <w:sz w:val="18"/>
+                <w:szCs w:val="18"/>
+                <w:lang w:val="en-US" w:eastAsia="zh-CN"/>
+              </w:rPr>
+              <w:t>运维部-运维工程师</w:t>
+            </w:r>
+            <w:r>
+              <w:rPr>
+                <w:rFonts w:hint="default" w:ascii="Segoe UI" w:hAnsi="Segoe UI" w:eastAsia="Segoe UI" w:cs="Segoe UI"/>
+                <w:i w:val="0"/>
+                <w:iCs w:val="0"/>
+                <w:caps w:val="0"/>
+                <w:snapToGrid w:val="0"/>
+                <w:color w:val="000000"/>
+                <w:spacing w:val="0"/>
+                <w:kern w:val="0"/>
+                <w:sz w:val="18"/>
+                <w:szCs w:val="18"/>
+                <w:lang w:val="en-US" w:eastAsia="zh-CN"/>
+              </w:rPr>
+              <w:t>（生产环境操作）</w:t>
+            </w:r>
+            <w:r>
+              <w:rPr>
+                <w:rFonts w:hint="default" w:ascii="Segoe UI" w:hAnsi="Segoe UI" w:eastAsia="Segoe UI" w:cs="Segoe UI"/>
+                <w:i w:val="0"/>
+                <w:iCs w:val="0"/>
+                <w:caps w:val="0"/>
+                <w:snapToGrid w:val="0"/>
+                <w:color w:val="000000"/>
+                <w:spacing w:val="0"/>
+                <w:kern w:val="0"/>
+                <w:sz w:val="18"/>
+                <w:szCs w:val="18"/>
+                <w:lang w:val="en-US" w:eastAsia="zh-CN"/>
+              </w:rPr>
+              <w:br w:type="textWrapping"/>
+            </w:r>
+            <w:r>
+              <w:rPr>
+                <w:rStyle w:val="23"/>
+                <w:rFonts w:hint="default" w:ascii="Segoe UI" w:hAnsi="Segoe UI" w:eastAsia="Segoe UI" w:cs="Segoe UI"/>
+                <w:b/>
+                <w:bCs/>
+                <w:i w:val="0"/>
+                <w:iCs w:val="0"/>
+                <w:caps w:val="0"/>
+                <w:snapToGrid w:val="0"/>
+                <w:color w:val="000000"/>
+                <w:spacing w:val="0"/>
+                <w:kern w:val="0"/>
+                <w:sz w:val="18"/>
+                <w:szCs w:val="18"/>
+                <w:lang w:val="en-US" w:eastAsia="zh-CN"/>
+              </w:rPr>
+              <w:t>研发部-开发工程师</w:t>
+            </w:r>
+            <w:r>
+              <w:rPr>
+                <w:rFonts w:hint="default" w:ascii="Segoe UI" w:hAnsi="Segoe UI" w:eastAsia="Segoe UI" w:cs="Segoe UI"/>
+                <w:i w:val="0"/>
+                <w:iCs w:val="0"/>
+                <w:caps w:val="0"/>
+                <w:snapToGrid w:val="0"/>
+                <w:color w:val="000000"/>
+                <w:spacing w:val="0"/>
+                <w:kern w:val="0"/>
+                <w:sz w:val="18"/>
+                <w:szCs w:val="18"/>
+                <w:lang w:val="en-US" w:eastAsia="zh-CN"/>
+              </w:rPr>
+              <w:t>（提供技术支持）</w:t>
+            </w:r>
+          </w:p>
+        </w:tc>
+      </w:tr>
+      <w:tr>
+        <w:tblPrEx>
+          <w:tblBorders>
+            <w:top w:val="single" w:color="auto" w:sz="4" w:space="0"/>
+            <w:left w:val="single" w:color="auto" w:sz="4" w:space="0"/>
+            <w:bottom w:val="single" w:color="auto" w:sz="4" w:space="0"/>
+            <w:right w:val="single" w:color="auto" w:sz="4" w:space="0"/>
+            <w:insideH w:val="single" w:color="auto" w:sz="4" w:space="0"/>
+            <w:insideV w:val="single" w:color="auto" w:sz="4" w:space="0"/>
+          </w:tblBorders>
           <w:tblCellMar>
             <w:top w:w="15" w:type="dxa"/>
             <w:left w:w="15" w:type="dxa"/>
@@ -6996,6 +6994,7 @@
             <w:insideH w:val="none" w:color="auto" w:sz="0" w:space="0"/>
             <w:insideV w:val="none" w:color="auto" w:sz="0" w:space="0"/>
           </w:tblBorders>
+          <w:shd w:val="clear" w:color="auto" w:fill="auto"/>
           <w:tblCellMar>
             <w:top w:w="0" w:type="dxa"/>
             <w:left w:w="108" w:type="dxa"/>

--- a/6-过程管理/流程制度规范类文件/TXHS-06-07-发布管理制度.docx
+++ b/6-过程管理/流程制度规范类文件/TXHS-06-07-发布管理制度.docx
@@ -1,10 +1,11 @@
 
 <file path=word/document.xml><?xml version="1.0" encoding="utf-8"?>
-<w:document xmlns:wpc="http://schemas.microsoft.com/office/word/2010/wordprocessingCanvas" xmlns:mc="http://schemas.openxmlformats.org/markup-compatibility/2006" xmlns:o="urn:schemas-microsoft-com:office:office" xmlns:r="http://schemas.openxmlformats.org/officeDocument/2006/relationships" xmlns:m="http://schemas.openxmlformats.org/officeDocument/2006/math" xmlns:v="urn:schemas-microsoft-com:vml" xmlns:wp14="http://schemas.microsoft.com/office/word/2010/wordprocessingDrawing" xmlns:wp="http://schemas.openxmlformats.org/drawingml/2006/wordprocessingDrawing" xmlns:w="http://schemas.openxmlformats.org/wordprocessingml/2006/main" xmlns:w14="http://schemas.microsoft.com/office/word/2010/wordml" xmlns:w10="urn:schemas-microsoft-com:office:word" xmlns:w15="http://schemas.microsoft.com/office/word/2012/wordml" xmlns:wpg="http://schemas.microsoft.com/office/word/2010/wordprocessingGroup" xmlns:wpi="http://schemas.microsoft.com/office/word/2010/wordprocessingInk" xmlns:wne="http://schemas.microsoft.com/office/word/2006/wordml" xmlns:wps="http://schemas.microsoft.com/office/word/2010/wordprocessingShape" xmlns:wpsCustomData="http://www.wps.cn/officeDocument/2013/wpsCustomData" mc:Ignorable="w14 w15 wp14">
+<w:document xmlns:wpc="http://schemas.microsoft.com/office/word/2010/wordprocessingCanvas" xmlns:mc="http://schemas.openxmlformats.org/markup-compatibility/2006" xmlns:o="urn:schemas-microsoft-com:office:office" xmlns:r="http://schemas.openxmlformats.org/officeDocument/2006/relationships" xmlns:m="http://schemas.openxmlformats.org/officeDocument/2006/math" xmlns:v="urn:schemas-microsoft-com:vml" xmlns:wp14="http://schemas.microsoft.com/office/word/2010/wordprocessingDrawing" xmlns:wp="http://schemas.openxmlformats.org/drawingml/2006/wordprocessingDrawing" xmlns:w10="urn:schemas-microsoft-com:office:word" xmlns:w="http://schemas.openxmlformats.org/wordprocessingml/2006/main" xmlns:w14="http://schemas.microsoft.com/office/word/2010/wordml" xmlns:w15="http://schemas.microsoft.com/office/word/2012/wordml" xmlns:wne="http://schemas.microsoft.com/office/word/2006/wordml" xmlns:wpg="http://schemas.microsoft.com/office/word/2010/wordprocessingGroup" xmlns:wpi="http://schemas.microsoft.com/office/word/2010/wordprocessingInk" xmlns:wps="http://schemas.microsoft.com/office/word/2010/wordprocessingShape" mc:Ignorable="w14 w15 wp14">
+  <!-- Generated by Aspose.Words for .NET 13.3.0.1 -->
   <w:body>
     <w:p>
       <w:pPr>
-        <w:pStyle w:val="24"/>
+        <w:pStyle w:val="a"/>
         <w:keepNext w:val="0"/>
         <w:keepLines w:val="0"/>
         <w:pageBreakBefore w:val="0"/>
@@ -24,7 +25,7 @@
       <w:bookmarkStart w:id="0" w:name="_Toc7648"/>
       <w:r>
         <w:drawing>
-          <wp:anchor distT="0" distB="0" distL="114300" distR="114300" simplePos="0" relativeHeight="251661312" behindDoc="1" locked="0" layoutInCell="1" allowOverlap="1">
+          <wp:anchor distT="0" distB="0" distL="114300" distR="114300" simplePos="0" relativeHeight="251660288" behindDoc="1" locked="0" layoutInCell="1" allowOverlap="1">
             <wp:simplePos x="0" y="0"/>
             <wp:positionH relativeFrom="column">
               <wp:posOffset>-19050</wp:posOffset>
@@ -49,7 +50,7 @@
                     </pic:cNvPicPr>
                   </pic:nvPicPr>
                   <pic:blipFill>
-                    <a:blip r:embed="rId7"/>
+                    <a:blip xmlns:r="http://schemas.openxmlformats.org/officeDocument/2006/relationships" r:embed="rId4"/>
                     <a:stretch>
                       <a:fillRect/>
                     </a:stretch>
@@ -75,7 +76,7 @@
       </w:r>
       <w:r>
         <w:drawing>
-          <wp:anchor distT="0" distB="0" distL="114300" distR="114300" simplePos="0" relativeHeight="251660288" behindDoc="1" locked="0" layoutInCell="1" allowOverlap="1">
+          <wp:anchor distT="0" distB="0" distL="114300" distR="114300" simplePos="0" relativeHeight="251659264" behindDoc="1" locked="0" layoutInCell="1" allowOverlap="1">
             <wp:simplePos x="0" y="0"/>
             <wp:positionH relativeFrom="column">
               <wp:posOffset>0</wp:posOffset>
@@ -100,7 +101,7 @@
                     </pic:cNvPicPr>
                   </pic:nvPicPr>
                   <pic:blipFill>
-                    <a:blip r:embed="rId8"/>
+                    <a:blip xmlns:r="http://schemas.openxmlformats.org/officeDocument/2006/relationships" r:embed="rId5"/>
                     <a:stretch>
                       <a:fillRect/>
                     </a:stretch>
@@ -130,7 +131,7 @@
           <w:lang w:val="en-US" w:eastAsia="zh-CN"/>
         </w:rPr>
         <w:drawing>
-          <wp:anchor distT="0" distB="0" distL="114300" distR="114300" simplePos="0" relativeHeight="251659264" behindDoc="1" locked="0" layoutInCell="1" allowOverlap="1">
+          <wp:anchor distT="0" distB="0" distL="114300" distR="114300" simplePos="0" relativeHeight="251658240" behindDoc="1" locked="0" layoutInCell="1" allowOverlap="1">
             <wp:simplePos x="0" y="0"/>
             <wp:positionH relativeFrom="column">
               <wp:posOffset>635</wp:posOffset>
@@ -155,7 +156,7 @@
                     </pic:cNvPicPr>
                   </pic:nvPicPr>
                   <pic:blipFill>
-                    <a:blip r:embed="rId9">
+                    <a:blip xmlns:r="http://schemas.openxmlformats.org/officeDocument/2006/relationships" r:embed="rId6">
                       <a:alphaModFix amt="58000"/>
                       <a:lum contrast="-52000"/>
                     </a:blip>
@@ -189,7 +190,7 @@
     </w:p>
     <w:p>
       <w:pPr>
-        <w:pStyle w:val="25"/>
+        <w:pStyle w:val="a0"/>
         <w:keepNext w:val="0"/>
         <w:keepLines w:val="0"/>
         <w:pageBreakBefore w:val="0"/>
@@ -236,11 +237,11 @@
         <w:adjustRightInd w:val="0"/>
         <w:snapToGrid w:val="0"/>
         <w:spacing w:after="624" w:afterLines="200" w:line="219" w:lineRule="auto"/>
-        <w:ind w:left="0" w:leftChars="0" w:right="0" w:rightChars="0" w:firstLine="0" w:firstLineChars="0"/>
+        <w:ind w:left="0" w:right="0" w:firstLine="0" w:leftChars="0" w:rightChars="0" w:firstLineChars="0"/>
         <w:jc w:val="center"/>
         <w:textAlignment w:val="baseline"/>
         <w:rPr>
-          <w:rFonts w:hint="eastAsia" w:ascii="宋体" w:hAnsi="宋体" w:eastAsia="宋体" w:cs="宋体"/>
+          <w:rFonts w:ascii="宋体" w:eastAsia="宋体" w:hAnsi="宋体" w:cs="宋体" w:hint="eastAsia"/>
           <w:sz w:val="24"/>
           <w:szCs w:val="24"/>
           <w:lang w:val="en-US" w:eastAsia="zh-CN"/>
@@ -248,7 +249,7 @@
       </w:pPr>
       <w:r>
         <w:rPr>
-          <w:rFonts w:ascii="宋体" w:hAnsi="宋体" w:eastAsia="宋体" w:cs="宋体"/>
+          <w:rFonts w:ascii="宋体" w:eastAsia="宋体" w:hAnsi="宋体" w:cs="宋体"/>
           <w:b/>
           <w:bCs/>
           <w:spacing w:val="-3"/>
@@ -259,7 +260,7 @@
       </w:r>
       <w:r>
         <w:rPr>
-          <w:rFonts w:hint="eastAsia" w:ascii="宋体" w:hAnsi="宋体" w:eastAsia="宋体" w:cs="宋体"/>
+          <w:rFonts w:ascii="宋体" w:eastAsia="宋体" w:hAnsi="宋体" w:cs="宋体" w:hint="eastAsia"/>
           <w:b/>
           <w:bCs/>
           <w:spacing w:val="-3"/>
@@ -271,7 +272,7 @@
       </w:r>
       <w:r>
         <w:rPr>
-          <w:rFonts w:ascii="宋体" w:hAnsi="宋体" w:eastAsia="宋体" w:cs="宋体"/>
+          <w:rFonts w:ascii="宋体" w:eastAsia="宋体" w:hAnsi="宋体" w:cs="宋体"/>
           <w:b/>
           <w:bCs/>
           <w:spacing w:val="-3"/>
@@ -282,7 +283,7 @@
       </w:r>
       <w:r>
         <w:rPr>
-          <w:rFonts w:hint="eastAsia" w:ascii="宋体" w:hAnsi="宋体" w:cs="宋体"/>
+          <w:rFonts w:ascii="宋体" w:hAnsi="宋体" w:cs="宋体" w:hint="eastAsia"/>
           <w:b/>
           <w:bCs/>
           <w:spacing w:val="-3"/>
@@ -294,7 +295,7 @@
       </w:r>
       <w:r>
         <w:rPr>
-          <w:rFonts w:ascii="宋体" w:hAnsi="宋体" w:eastAsia="宋体" w:cs="宋体"/>
+          <w:rFonts w:ascii="宋体" w:eastAsia="宋体" w:hAnsi="宋体" w:cs="宋体"/>
           <w:b/>
           <w:bCs/>
           <w:spacing w:val="-3"/>
@@ -305,7 +306,7 @@
       </w:r>
       <w:r>
         <w:rPr>
-          <w:rFonts w:hint="eastAsia" w:ascii="宋体" w:hAnsi="宋体" w:cs="宋体"/>
+          <w:rFonts w:ascii="宋体" w:hAnsi="宋体" w:cs="宋体" w:hint="eastAsia"/>
           <w:b/>
           <w:bCs/>
           <w:spacing w:val="-3"/>
@@ -318,18 +319,17 @@
     </w:p>
     <w:tbl>
       <w:tblPr>
-        <w:tblStyle w:val="21"/>
+        <w:tblStyle w:val="TableGrid"/>
         <w:tblW w:w="0" w:type="auto"/>
         <w:jc w:val="center"/>
         <w:tblBorders>
-          <w:top w:val="none" w:color="auto" w:sz="0" w:space="0"/>
-          <w:left w:val="none" w:color="auto" w:sz="0" w:space="0"/>
-          <w:bottom w:val="none" w:color="auto" w:sz="0" w:space="0"/>
-          <w:right w:val="none" w:color="auto" w:sz="0" w:space="0"/>
-          <w:insideH w:val="none" w:color="auto" w:sz="0" w:space="0"/>
-          <w:insideV w:val="none" w:color="auto" w:sz="0" w:space="0"/>
+          <w:top w:val="nil"/>
+          <w:left w:val="nil"/>
+          <w:bottom w:val="nil"/>
+          <w:right w:val="nil"/>
+          <w:insideH w:val="nil"/>
+          <w:insideV w:val="nil"/>
         </w:tblBorders>
-        <w:tblLayout w:type="autofit"/>
         <w:tblCellMar>
           <w:top w:w="0" w:type="dxa"/>
           <w:left w:w="108" w:type="dxa"/>
@@ -343,13 +343,15 @@
       </w:tblGrid>
       <w:tr>
         <w:tblPrEx>
+          <w:tblW w:w="0" w:type="auto"/>
+          <w:jc w:val="center"/>
           <w:tblBorders>
-            <w:top w:val="none" w:color="auto" w:sz="0" w:space="0"/>
-            <w:left w:val="none" w:color="auto" w:sz="0" w:space="0"/>
-            <w:bottom w:val="none" w:color="auto" w:sz="0" w:space="0"/>
-            <w:right w:val="none" w:color="auto" w:sz="0" w:space="0"/>
-            <w:insideH w:val="none" w:color="auto" w:sz="0" w:space="0"/>
-            <w:insideV w:val="none" w:color="auto" w:sz="0" w:space="0"/>
+            <w:top w:val="nil"/>
+            <w:left w:val="nil"/>
+            <w:bottom w:val="nil"/>
+            <w:right w:val="nil"/>
+            <w:insideH w:val="nil"/>
+            <w:insideV w:val="nil"/>
           </w:tblBorders>
           <w:tblCellMar>
             <w:top w:w="0" w:type="dxa"/>
@@ -359,7 +361,7 @@
           </w:tblCellMar>
         </w:tblPrEx>
         <w:trPr>
-          <w:trHeight w:val="810" w:hRule="atLeast"/>
+          <w:trHeight w:val="810"/>
           <w:jc w:val="center"/>
         </w:trPr>
         <w:tc>
@@ -397,7 +399,7 @@
             </w:r>
             <w:r>
               <w:rPr>
-                <w:rFonts w:hint="default" w:asciiTheme="minorAscii" w:hAnsiTheme="minorAscii" w:eastAsiaTheme="minorEastAsia"/>
+                <w:rFonts w:asciiTheme="minorAscii" w:eastAsiaTheme="minorEastAsia" w:hAnsiTheme="minorAscii" w:hint="default"/>
                 <w:spacing w:val="227"/>
                 <w:sz w:val="21"/>
                 <w:vertAlign w:val="baseline"/>
@@ -451,7 +453,7 @@
             </w:r>
             <w:r>
               <w:rPr>
-                <w:rFonts w:hint="eastAsia" w:asciiTheme="minorAscii" w:hAnsiTheme="minorAscii" w:eastAsiaTheme="minorEastAsia"/>
+                <w:rFonts w:asciiTheme="minorAscii" w:eastAsiaTheme="minorEastAsia" w:hAnsiTheme="minorAscii" w:hint="eastAsia"/>
                 <w:spacing w:val="227"/>
                 <w:sz w:val="21"/>
                 <w:vertAlign w:val="baseline"/>
@@ -473,14 +475,8 @@
       </w:tr>
       <w:tr>
         <w:tblPrEx>
-          <w:tblBorders>
-            <w:top w:val="none" w:color="auto" w:sz="0" w:space="0"/>
-            <w:left w:val="none" w:color="auto" w:sz="0" w:space="0"/>
-            <w:bottom w:val="none" w:color="auto" w:sz="0" w:space="0"/>
-            <w:right w:val="none" w:color="auto" w:sz="0" w:space="0"/>
-            <w:insideH w:val="none" w:color="auto" w:sz="0" w:space="0"/>
-            <w:insideV w:val="none" w:color="auto" w:sz="0" w:space="0"/>
-          </w:tblBorders>
+          <w:tblW w:w="0" w:type="auto"/>
+          <w:jc w:val="center"/>
           <w:tblCellMar>
             <w:top w:w="0" w:type="dxa"/>
             <w:left w:w="108" w:type="dxa"/>
@@ -489,7 +485,7 @@
           </w:tblCellMar>
         </w:tblPrEx>
         <w:trPr>
-          <w:trHeight w:val="810" w:hRule="atLeast"/>
+          <w:trHeight w:val="810"/>
           <w:jc w:val="center"/>
         </w:trPr>
         <w:tc>
@@ -513,7 +509,7 @@
               <w:snapToGrid w:val="0"/>
               <w:textAlignment w:val="baseline"/>
               <w:rPr>
-                <w:rFonts w:hint="default" w:ascii="Arial" w:hAnsi="Arial" w:eastAsia="Arial" w:cs="Arial"/>
+                <w:rFonts w:ascii="Arial" w:eastAsia="Arial" w:hAnsi="Arial" w:cs="Arial" w:hint="default"/>
                 <w:snapToGrid w:val="0"/>
                 <w:color w:val="000000"/>
                 <w:kern w:val="0"/>
@@ -545,7 +541,7 @@
             </w:r>
             <w:r>
               <w:rPr>
-                <w:rFonts w:hint="default" w:asciiTheme="minorAscii" w:hAnsiTheme="minorAscii" w:eastAsiaTheme="minorEastAsia"/>
+                <w:rFonts w:asciiTheme="minorAscii" w:eastAsiaTheme="minorEastAsia" w:hAnsiTheme="minorAscii" w:hint="default"/>
                 <w:spacing w:val="227"/>
                 <w:sz w:val="21"/>
                 <w:vertAlign w:val="baseline"/>
@@ -562,18 +558,7 @@
                 <w:vertAlign w:val="baseline"/>
                 <w:lang w:val="en-US" w:eastAsia="zh-CN"/>
               </w:rPr>
-              <w:t>V2.</w:t>
-            </w:r>
-            <w:r>
-              <w:rPr>
-                <w:rFonts w:hint="eastAsia"/>
-                <w:spacing w:val="0"/>
-                <w:kern w:val="0"/>
-                <w:u w:val="single"/>
-                <w:vertAlign w:val="baseline"/>
-                <w:lang w:val="en-US" w:eastAsia="zh-CN"/>
-              </w:rPr>
-              <w:t>0</w:t>
+              <w:t>V1.0</w:t>
             </w:r>
           </w:p>
         </w:tc>
@@ -598,7 +583,7 @@
               <w:snapToGrid w:val="0"/>
               <w:textAlignment w:val="baseline"/>
               <w:rPr>
-                <w:rFonts w:hint="default" w:ascii="Arial" w:hAnsi="Arial" w:eastAsia="Arial" w:cs="Arial"/>
+                <w:rFonts w:ascii="Arial" w:eastAsia="Arial" w:hAnsi="Arial" w:cs="Arial" w:hint="default"/>
                 <w:snapToGrid w:val="0"/>
                 <w:color w:val="000000"/>
                 <w:kern w:val="0"/>
@@ -618,7 +603,7 @@
             </w:r>
             <w:r>
               <w:rPr>
-                <w:rFonts w:hint="eastAsia" w:asciiTheme="minorAscii" w:hAnsiTheme="minorAscii" w:eastAsiaTheme="minorEastAsia"/>
+                <w:rFonts w:asciiTheme="minorAscii" w:eastAsiaTheme="minorEastAsia" w:hAnsiTheme="minorAscii" w:hint="eastAsia"/>
                 <w:spacing w:val="227"/>
                 <w:sz w:val="21"/>
                 <w:vertAlign w:val="baseline"/>
@@ -640,14 +625,8 @@
       </w:tr>
       <w:tr>
         <w:tblPrEx>
-          <w:tblBorders>
-            <w:top w:val="none" w:color="auto" w:sz="0" w:space="0"/>
-            <w:left w:val="none" w:color="auto" w:sz="0" w:space="0"/>
-            <w:bottom w:val="none" w:color="auto" w:sz="0" w:space="0"/>
-            <w:right w:val="none" w:color="auto" w:sz="0" w:space="0"/>
-            <w:insideH w:val="none" w:color="auto" w:sz="0" w:space="0"/>
-            <w:insideV w:val="none" w:color="auto" w:sz="0" w:space="0"/>
-          </w:tblBorders>
+          <w:tblW w:w="0" w:type="auto"/>
+          <w:jc w:val="center"/>
           <w:tblCellMar>
             <w:top w:w="0" w:type="dxa"/>
             <w:left w:w="108" w:type="dxa"/>
@@ -656,7 +635,7 @@
           </w:tblCellMar>
         </w:tblPrEx>
         <w:trPr>
-          <w:trHeight w:val="635" w:hRule="atLeast"/>
+          <w:trHeight w:val="635"/>
           <w:jc w:val="center"/>
         </w:trPr>
         <w:tc>
@@ -706,7 +685,7 @@
             </w:r>
             <w:r>
               <w:rPr>
-                <w:rFonts w:hint="eastAsia" w:asciiTheme="minorAscii" w:hAnsiTheme="minorAscii" w:eastAsiaTheme="minorEastAsia"/>
+                <w:rFonts w:asciiTheme="minorAscii" w:eastAsiaTheme="minorEastAsia" w:hAnsiTheme="minorAscii" w:hint="eastAsia"/>
                 <w:spacing w:val="227"/>
                 <w:sz w:val="21"/>
                 <w:vertAlign w:val="baseline"/>
@@ -759,7 +738,7 @@
             </w:r>
             <w:r>
               <w:rPr>
-                <w:rFonts w:hint="eastAsia" w:asciiTheme="minorAscii" w:hAnsiTheme="minorAscii" w:eastAsiaTheme="minorEastAsia"/>
+                <w:rFonts w:asciiTheme="minorAscii" w:eastAsiaTheme="minorEastAsia" w:hAnsiTheme="minorAscii" w:hint="eastAsia"/>
                 <w:spacing w:val="227"/>
                 <w:sz w:val="21"/>
                 <w:vertAlign w:val="baseline"/>
@@ -818,14 +797,14 @@
         <w:ind w:left="3634"/>
         <w:textAlignment w:val="baseline"/>
         <w:rPr>
-          <w:rFonts w:ascii="宋体" w:hAnsi="宋体" w:eastAsia="宋体" w:cs="宋体"/>
+          <w:rFonts w:ascii="宋体" w:eastAsia="宋体" w:hAnsi="宋体" w:cs="宋体"/>
           <w:sz w:val="31"/>
           <w:szCs w:val="31"/>
         </w:rPr>
       </w:pPr>
       <w:r>
         <w:rPr>
-          <w:rFonts w:ascii="宋体" w:hAnsi="宋体" w:eastAsia="宋体" w:cs="宋体"/>
+          <w:rFonts w:ascii="宋体" w:eastAsia="宋体" w:hAnsi="宋体" w:cs="宋体"/>
           <w:b/>
           <w:bCs/>
           <w:spacing w:val="4"/>
@@ -837,16 +816,16 @@
     </w:p>
     <w:tbl>
       <w:tblPr>
-        <w:tblStyle w:val="26"/>
+        <w:tblStyle w:val="TableNormal0"/>
         <w:tblW w:w="8214" w:type="dxa"/>
         <w:jc w:val="center"/>
         <w:tblBorders>
-          <w:top w:val="single" w:color="000000" w:sz="2" w:space="0"/>
-          <w:left w:val="single" w:color="000000" w:sz="2" w:space="0"/>
-          <w:bottom w:val="single" w:color="000000" w:sz="2" w:space="0"/>
-          <w:right w:val="single" w:color="000000" w:sz="2" w:space="0"/>
-          <w:insideH w:val="single" w:color="000000" w:sz="2" w:space="0"/>
-          <w:insideV w:val="single" w:color="000000" w:sz="2" w:space="0"/>
+          <w:top w:val="single" w:sz="2" w:space="0" w:color="000000"/>
+          <w:left w:val="single" w:sz="2" w:space="0" w:color="000000"/>
+          <w:bottom w:val="single" w:sz="2" w:space="0" w:color="000000"/>
+          <w:right w:val="single" w:sz="2" w:space="0" w:color="000000"/>
+          <w:insideH w:val="single" w:sz="2" w:space="0" w:color="000000"/>
+          <w:insideV w:val="single" w:sz="2" w:space="0" w:color="000000"/>
         </w:tblBorders>
         <w:tblLayout w:type="fixed"/>
         <w:tblCellMar>
@@ -866,14 +845,17 @@
       </w:tblGrid>
       <w:tr>
         <w:tblPrEx>
+          <w:tblW w:w="8214" w:type="dxa"/>
+          <w:jc w:val="center"/>
           <w:tblBorders>
-            <w:top w:val="single" w:color="000000" w:sz="2" w:space="0"/>
-            <w:left w:val="single" w:color="000000" w:sz="2" w:space="0"/>
-            <w:bottom w:val="single" w:color="000000" w:sz="2" w:space="0"/>
-            <w:right w:val="single" w:color="000000" w:sz="2" w:space="0"/>
-            <w:insideH w:val="single" w:color="000000" w:sz="2" w:space="0"/>
-            <w:insideV w:val="single" w:color="000000" w:sz="2" w:space="0"/>
+            <w:top w:val="single" w:sz="2" w:space="0" w:color="000000"/>
+            <w:left w:val="single" w:sz="2" w:space="0" w:color="000000"/>
+            <w:bottom w:val="single" w:sz="2" w:space="0" w:color="000000"/>
+            <w:right w:val="single" w:sz="2" w:space="0" w:color="000000"/>
+            <w:insideH w:val="single" w:sz="2" w:space="0" w:color="000000"/>
+            <w:insideV w:val="single" w:sz="2" w:space="0" w:color="000000"/>
           </w:tblBorders>
+          <w:tblLayout w:type="fixed"/>
           <w:tblCellMar>
             <w:top w:w="0" w:type="dxa"/>
             <w:left w:w="0" w:type="dxa"/>
@@ -882,7 +864,7 @@
           </w:tblCellMar>
         </w:tblPrEx>
         <w:trPr>
-          <w:trHeight w:val="593" w:hRule="atLeast"/>
+          <w:trHeight w:val="593"/>
           <w:jc w:val="center"/>
         </w:trPr>
         <w:tc>
@@ -904,18 +886,18 @@
               <w:adjustRightInd w:val="0"/>
               <w:snapToGrid w:val="0"/>
               <w:spacing w:before="176" w:line="228" w:lineRule="auto"/>
-              <w:ind w:left="0" w:leftChars="0" w:right="0" w:rightChars="0" w:firstLine="0" w:firstLineChars="0"/>
+              <w:ind w:left="0" w:right="0" w:firstLine="0" w:leftChars="0" w:rightChars="0" w:firstLineChars="0"/>
               <w:jc w:val="center"/>
               <w:textAlignment w:val="baseline"/>
               <w:rPr>
-                <w:rFonts w:ascii="宋体" w:hAnsi="宋体" w:eastAsia="宋体" w:cs="宋体"/>
+                <w:rFonts w:ascii="宋体" w:eastAsia="宋体" w:hAnsi="宋体" w:cs="宋体"/>
                 <w:sz w:val="20"/>
                 <w:szCs w:val="20"/>
               </w:rPr>
             </w:pPr>
             <w:r>
               <w:rPr>
-                <w:rFonts w:hint="eastAsia" w:ascii="宋体" w:hAnsi="宋体" w:cs="宋体"/>
+                <w:rFonts w:ascii="宋体" w:hAnsi="宋体" w:cs="宋体" w:hint="eastAsia"/>
                 <w:spacing w:val="-14"/>
                 <w:sz w:val="20"/>
                 <w:szCs w:val="20"/>
@@ -925,7 +907,7 @@
             </w:r>
             <w:r>
               <w:rPr>
-                <w:rFonts w:ascii="宋体" w:hAnsi="宋体" w:eastAsia="宋体" w:cs="宋体"/>
+                <w:rFonts w:ascii="宋体" w:eastAsia="宋体" w:hAnsi="宋体" w:cs="宋体"/>
                 <w:spacing w:val="-14"/>
                 <w:sz w:val="20"/>
                 <w:szCs w:val="20"/>
@@ -953,18 +935,18 @@
               <w:adjustRightInd w:val="0"/>
               <w:snapToGrid w:val="0"/>
               <w:spacing w:before="175" w:line="227" w:lineRule="auto"/>
-              <w:ind w:left="0" w:leftChars="0" w:right="0" w:rightChars="0" w:firstLine="0" w:firstLineChars="0"/>
+              <w:ind w:left="0" w:right="0" w:firstLine="0" w:leftChars="0" w:rightChars="0" w:firstLineChars="0"/>
               <w:jc w:val="center"/>
               <w:textAlignment w:val="baseline"/>
               <w:rPr>
-                <w:rFonts w:ascii="宋体" w:hAnsi="宋体" w:eastAsia="宋体" w:cs="宋体"/>
+                <w:rFonts w:ascii="宋体" w:eastAsia="宋体" w:hAnsi="宋体" w:cs="宋体"/>
                 <w:sz w:val="20"/>
                 <w:szCs w:val="20"/>
               </w:rPr>
             </w:pPr>
             <w:r>
               <w:rPr>
-                <w:rFonts w:ascii="宋体" w:hAnsi="宋体" w:eastAsia="宋体" w:cs="宋体"/>
+                <w:rFonts w:ascii="宋体" w:eastAsia="宋体" w:hAnsi="宋体" w:cs="宋体"/>
                 <w:spacing w:val="4"/>
                 <w:sz w:val="20"/>
                 <w:szCs w:val="20"/>
@@ -992,18 +974,18 @@
               <w:adjustRightInd w:val="0"/>
               <w:snapToGrid w:val="0"/>
               <w:spacing w:before="175" w:line="228" w:lineRule="auto"/>
-              <w:ind w:left="0" w:leftChars="0" w:right="0" w:rightChars="0" w:firstLine="0" w:firstLineChars="0"/>
+              <w:ind w:left="0" w:right="0" w:firstLine="0" w:leftChars="0" w:rightChars="0" w:firstLineChars="0"/>
               <w:jc w:val="center"/>
               <w:textAlignment w:val="baseline"/>
               <w:rPr>
-                <w:rFonts w:ascii="宋体" w:hAnsi="宋体" w:eastAsia="宋体" w:cs="宋体"/>
+                <w:rFonts w:ascii="宋体" w:eastAsia="宋体" w:hAnsi="宋体" w:cs="宋体"/>
                 <w:sz w:val="20"/>
                 <w:szCs w:val="20"/>
               </w:rPr>
             </w:pPr>
             <w:r>
               <w:rPr>
-                <w:rFonts w:ascii="宋体" w:hAnsi="宋体" w:eastAsia="宋体" w:cs="宋体"/>
+                <w:rFonts w:ascii="宋体" w:eastAsia="宋体" w:hAnsi="宋体" w:cs="宋体"/>
                 <w:spacing w:val="7"/>
                 <w:sz w:val="20"/>
                 <w:szCs w:val="20"/>
@@ -1031,11 +1013,11 @@
               <w:adjustRightInd w:val="0"/>
               <w:snapToGrid w:val="0"/>
               <w:spacing w:before="175" w:line="228" w:lineRule="auto"/>
-              <w:ind w:left="0" w:leftChars="0" w:right="0" w:rightChars="0" w:firstLine="0" w:firstLineChars="0"/>
+              <w:ind w:left="0" w:right="0" w:firstLine="0" w:leftChars="0" w:rightChars="0" w:firstLineChars="0"/>
               <w:jc w:val="center"/>
               <w:textAlignment w:val="baseline"/>
               <w:rPr>
-                <w:rFonts w:hint="eastAsia" w:ascii="宋体" w:hAnsi="宋体" w:eastAsia="宋体" w:cs="宋体"/>
+                <w:rFonts w:ascii="宋体" w:eastAsia="宋体" w:hAnsi="宋体" w:cs="宋体" w:hint="eastAsia"/>
                 <w:spacing w:val="7"/>
                 <w:sz w:val="20"/>
                 <w:szCs w:val="20"/>
@@ -1044,7 +1026,7 @@
             </w:pPr>
             <w:r>
               <w:rPr>
-                <w:rFonts w:hint="eastAsia" w:ascii="宋体" w:hAnsi="宋体" w:cs="宋体"/>
+                <w:rFonts w:ascii="宋体" w:hAnsi="宋体" w:cs="宋体" w:hint="eastAsia"/>
                 <w:spacing w:val="7"/>
                 <w:sz w:val="20"/>
                 <w:szCs w:val="20"/>
@@ -1073,11 +1055,11 @@
               <w:adjustRightInd w:val="0"/>
               <w:snapToGrid w:val="0"/>
               <w:spacing w:before="175" w:line="228" w:lineRule="auto"/>
-              <w:ind w:left="0" w:leftChars="0" w:right="0" w:rightChars="0" w:firstLine="0" w:firstLineChars="0"/>
+              <w:ind w:left="0" w:right="0" w:firstLine="0" w:leftChars="0" w:rightChars="0" w:firstLineChars="0"/>
               <w:jc w:val="center"/>
               <w:textAlignment w:val="baseline"/>
               <w:rPr>
-                <w:rFonts w:hint="default" w:ascii="宋体" w:hAnsi="宋体" w:cs="宋体"/>
+                <w:rFonts w:ascii="宋体" w:hAnsi="宋体" w:cs="宋体" w:hint="default"/>
                 <w:spacing w:val="7"/>
                 <w:sz w:val="20"/>
                 <w:szCs w:val="20"/>
@@ -1086,7 +1068,7 @@
             </w:pPr>
             <w:r>
               <w:rPr>
-                <w:rFonts w:hint="eastAsia" w:ascii="宋体" w:hAnsi="宋体" w:cs="宋体"/>
+                <w:rFonts w:ascii="宋体" w:hAnsi="宋体" w:cs="宋体" w:hint="eastAsia"/>
                 <w:spacing w:val="7"/>
                 <w:sz w:val="20"/>
                 <w:szCs w:val="20"/>
@@ -1115,18 +1097,18 @@
               <w:adjustRightInd w:val="0"/>
               <w:snapToGrid w:val="0"/>
               <w:spacing w:before="176" w:line="229" w:lineRule="auto"/>
-              <w:ind w:left="0" w:leftChars="0" w:right="0" w:rightChars="0" w:firstLine="0" w:firstLineChars="0"/>
+              <w:ind w:left="0" w:right="0" w:firstLine="0" w:leftChars="0" w:rightChars="0" w:firstLineChars="0"/>
               <w:jc w:val="center"/>
               <w:textAlignment w:val="baseline"/>
               <w:rPr>
-                <w:rFonts w:ascii="宋体" w:hAnsi="宋体" w:eastAsia="宋体" w:cs="宋体"/>
+                <w:rFonts w:ascii="宋体" w:eastAsia="宋体" w:hAnsi="宋体" w:cs="宋体"/>
                 <w:sz w:val="20"/>
                 <w:szCs w:val="20"/>
               </w:rPr>
             </w:pPr>
             <w:r>
               <w:rPr>
-                <w:rFonts w:ascii="宋体" w:hAnsi="宋体" w:eastAsia="宋体" w:cs="宋体"/>
+                <w:rFonts w:ascii="宋体" w:eastAsia="宋体" w:hAnsi="宋体" w:cs="宋体"/>
                 <w:spacing w:val="7"/>
                 <w:sz w:val="20"/>
                 <w:szCs w:val="20"/>
@@ -1138,14 +1120,9 @@
       </w:tr>
       <w:tr>
         <w:tblPrEx>
-          <w:tblBorders>
-            <w:top w:val="single" w:color="000000" w:sz="2" w:space="0"/>
-            <w:left w:val="single" w:color="000000" w:sz="2" w:space="0"/>
-            <w:bottom w:val="single" w:color="000000" w:sz="2" w:space="0"/>
-            <w:right w:val="single" w:color="000000" w:sz="2" w:space="0"/>
-            <w:insideH w:val="single" w:color="000000" w:sz="2" w:space="0"/>
-            <w:insideV w:val="single" w:color="000000" w:sz="2" w:space="0"/>
-          </w:tblBorders>
+          <w:tblW w:w="8214" w:type="dxa"/>
+          <w:jc w:val="center"/>
+          <w:tblLayout w:type="fixed"/>
           <w:tblCellMar>
             <w:top w:w="0" w:type="dxa"/>
             <w:left w:w="0" w:type="dxa"/>
@@ -1154,7 +1131,7 @@
           </w:tblCellMar>
         </w:tblPrEx>
         <w:trPr>
-          <w:trHeight w:val="516" w:hRule="atLeast"/>
+          <w:trHeight w:val="516"/>
           <w:jc w:val="center"/>
         </w:trPr>
         <w:tc>
@@ -1177,11 +1154,11 @@
               <w:adjustRightInd w:val="0"/>
               <w:snapToGrid w:val="0"/>
               <w:spacing w:before="173" w:line="267" w:lineRule="exact"/>
-              <w:ind w:left="0" w:leftChars="0" w:right="0" w:rightChars="0" w:firstLine="0" w:firstLineChars="0"/>
+              <w:ind w:left="0" w:right="0" w:firstLine="0" w:leftChars="0" w:rightChars="0" w:firstLineChars="0"/>
               <w:jc w:val="center"/>
               <w:textAlignment w:val="baseline"/>
               <w:rPr>
-                <w:rFonts w:hint="default" w:ascii="宋体" w:hAnsi="宋体" w:eastAsia="宋体" w:cs="宋体"/>
+                <w:rFonts w:ascii="宋体" w:eastAsia="宋体" w:hAnsi="宋体" w:cs="宋体" w:hint="default"/>
                 <w:snapToGrid w:val="0"/>
                 <w:color w:val="000000"/>
                 <w:kern w:val="0"/>
@@ -1192,7 +1169,7 @@
             </w:pPr>
             <w:r>
               <w:rPr>
-                <w:rFonts w:ascii="宋体" w:hAnsi="宋体" w:eastAsia="宋体" w:cs="宋体"/>
+                <w:rFonts w:ascii="宋体" w:eastAsia="宋体" w:hAnsi="宋体" w:cs="宋体"/>
                 <w:spacing w:val="3"/>
                 <w:position w:val="1"/>
                 <w:sz w:val="20"/>
@@ -1222,11 +1199,11 @@
               <w:adjustRightInd w:val="0"/>
               <w:snapToGrid w:val="0"/>
               <w:spacing w:before="173" w:line="267" w:lineRule="exact"/>
-              <w:ind w:left="0" w:leftChars="0" w:right="0" w:rightChars="0" w:firstLine="0" w:firstLineChars="0"/>
+              <w:ind w:left="0" w:right="0" w:firstLine="0" w:leftChars="0" w:rightChars="0" w:firstLineChars="0"/>
               <w:jc w:val="center"/>
               <w:textAlignment w:val="baseline"/>
               <w:rPr>
-                <w:rFonts w:ascii="宋体" w:hAnsi="宋体" w:eastAsia="宋体" w:cs="宋体"/>
+                <w:rFonts w:ascii="宋体" w:eastAsia="宋体" w:hAnsi="宋体" w:cs="宋体"/>
                 <w:snapToGrid w:val="0"/>
                 <w:color w:val="000000"/>
                 <w:kern w:val="0"/>
@@ -1237,7 +1214,7 @@
             </w:pPr>
             <w:r>
               <w:rPr>
-                <w:rFonts w:ascii="宋体" w:hAnsi="宋体" w:eastAsia="宋体" w:cs="宋体"/>
+                <w:rFonts w:ascii="宋体" w:eastAsia="宋体" w:hAnsi="宋体" w:cs="宋体"/>
                 <w:spacing w:val="4"/>
                 <w:position w:val="1"/>
                 <w:sz w:val="20"/>
@@ -1267,11 +1244,11 @@
               <w:adjustRightInd w:val="0"/>
               <w:snapToGrid w:val="0"/>
               <w:spacing w:before="172" w:line="228" w:lineRule="auto"/>
-              <w:ind w:left="0" w:leftChars="0" w:right="0" w:rightChars="0" w:firstLine="0" w:firstLineChars="0"/>
+              <w:ind w:left="0" w:right="0" w:firstLine="0" w:leftChars="0" w:rightChars="0" w:firstLineChars="0"/>
               <w:jc w:val="center"/>
               <w:textAlignment w:val="baseline"/>
               <w:rPr>
-                <w:rFonts w:ascii="宋体" w:hAnsi="宋体" w:eastAsia="宋体" w:cs="宋体"/>
+                <w:rFonts w:ascii="宋体" w:eastAsia="宋体" w:hAnsi="宋体" w:cs="宋体"/>
                 <w:snapToGrid w:val="0"/>
                 <w:color w:val="000000"/>
                 <w:kern w:val="0"/>
@@ -1282,7 +1259,7 @@
             </w:pPr>
             <w:r>
               <w:rPr>
-                <w:rFonts w:ascii="宋体" w:hAnsi="宋体" w:eastAsia="宋体" w:cs="宋体"/>
+                <w:rFonts w:ascii="宋体" w:eastAsia="宋体" w:hAnsi="宋体" w:cs="宋体"/>
                 <w:spacing w:val="200"/>
                 <w:kern w:val="0"/>
                 <w:sz w:val="20"/>
@@ -1292,7 +1269,7 @@
             </w:r>
             <w:r>
               <w:rPr>
-                <w:rFonts w:ascii="宋体" w:hAnsi="宋体" w:eastAsia="宋体" w:cs="宋体"/>
+                <w:rFonts w:ascii="宋体" w:eastAsia="宋体" w:hAnsi="宋体" w:cs="宋体"/>
                 <w:spacing w:val="0"/>
                 <w:kern w:val="0"/>
                 <w:sz w:val="20"/>
@@ -1322,11 +1299,11 @@
               <w:adjustRightInd w:val="0"/>
               <w:snapToGrid w:val="0"/>
               <w:spacing w:before="172" w:line="228" w:lineRule="auto"/>
-              <w:ind w:left="0" w:leftChars="0" w:right="0" w:rightChars="0" w:firstLine="0" w:firstLineChars="0"/>
+              <w:ind w:left="0" w:right="0" w:firstLine="0" w:leftChars="0" w:rightChars="0" w:firstLineChars="0"/>
               <w:jc w:val="center"/>
               <w:textAlignment w:val="baseline"/>
               <w:rPr>
-                <w:rFonts w:ascii="宋体" w:hAnsi="宋体" w:eastAsia="宋体" w:cs="宋体"/>
+                <w:rFonts w:ascii="宋体" w:eastAsia="宋体" w:hAnsi="宋体" w:cs="宋体"/>
                 <w:snapToGrid w:val="0"/>
                 <w:color w:val="000000"/>
                 <w:spacing w:val="200"/>
@@ -1338,14 +1315,14 @@
             </w:pPr>
             <w:r>
               <w:rPr>
-                <w:rFonts w:hint="eastAsia" w:ascii="宋体" w:hAnsi="宋体" w:cs="宋体"/>
+                <w:rFonts w:ascii="宋体" w:hAnsi="宋体" w:cs="宋体" w:hint="eastAsia"/>
                 <w:spacing w:val="200"/>
                 <w:kern w:val="0"/>
                 <w:sz w:val="20"/>
                 <w:szCs w:val="20"/>
                 <w:lang w:val="en-US" w:eastAsia="zh-CN"/>
               </w:rPr>
-              <w:t>程方</w:t>
+              <w:t>强宇涛</w:t>
             </w:r>
           </w:p>
         </w:tc>
@@ -1369,11 +1346,11 @@
               <w:adjustRightInd w:val="0"/>
               <w:snapToGrid w:val="0"/>
               <w:spacing w:before="173" w:line="229" w:lineRule="auto"/>
-              <w:ind w:left="0" w:leftChars="0" w:right="0" w:rightChars="0" w:firstLine="0" w:firstLineChars="0"/>
+              <w:ind w:left="0" w:right="0" w:firstLine="0" w:leftChars="0" w:rightChars="0" w:firstLineChars="0"/>
               <w:jc w:val="center"/>
               <w:textAlignment w:val="baseline"/>
               <w:rPr>
-                <w:rFonts w:ascii="宋体" w:hAnsi="宋体" w:eastAsia="宋体" w:cs="宋体"/>
+                <w:rFonts w:ascii="宋体" w:eastAsia="宋体" w:hAnsi="宋体" w:cs="宋体"/>
                 <w:snapToGrid w:val="0"/>
                 <w:color w:val="000000"/>
                 <w:spacing w:val="200"/>
@@ -1385,14 +1362,14 @@
             </w:pPr>
             <w:r>
               <w:rPr>
-                <w:rFonts w:hint="eastAsia" w:asciiTheme="minorAscii" w:hAnsiTheme="minorAscii" w:eastAsiaTheme="minorEastAsia"/>
+                <w:rFonts w:asciiTheme="minorAscii" w:eastAsiaTheme="minorEastAsia" w:hAnsiTheme="minorAscii" w:hint="eastAsia"/>
                 <w:spacing w:val="0"/>
                 <w:kern w:val="0"/>
                 <w:sz w:val="21"/>
                 <w:vertAlign w:val="baseline"/>
                 <w:lang w:val="en-US" w:eastAsia="zh-CN"/>
               </w:rPr>
-              <w:t>茅建根</w:t>
+              <w:t>陈凯</w:t>
             </w:r>
           </w:p>
         </w:tc>
@@ -1416,11 +1393,11 @@
               <w:adjustRightInd w:val="0"/>
               <w:snapToGrid w:val="0"/>
               <w:spacing w:before="173" w:line="229" w:lineRule="auto"/>
-              <w:ind w:left="0" w:leftChars="0" w:right="0" w:rightChars="0" w:firstLine="0" w:firstLineChars="0"/>
+              <w:ind w:left="0" w:right="0" w:firstLine="0" w:leftChars="0" w:rightChars="0" w:firstLineChars="0"/>
               <w:jc w:val="center"/>
               <w:textAlignment w:val="baseline"/>
               <w:rPr>
-                <w:rFonts w:ascii="宋体" w:hAnsi="宋体" w:eastAsia="宋体" w:cs="宋体"/>
+                <w:rFonts w:ascii="宋体" w:eastAsia="宋体" w:hAnsi="宋体" w:cs="宋体"/>
                 <w:snapToGrid w:val="0"/>
                 <w:color w:val="000000"/>
                 <w:kern w:val="0"/>
@@ -1431,7 +1408,7 @@
             </w:pPr>
             <w:r>
               <w:rPr>
-                <w:rFonts w:hint="eastAsia" w:asciiTheme="minorAscii" w:hAnsiTheme="minorAscii" w:eastAsiaTheme="minorEastAsia"/>
+                <w:rFonts w:asciiTheme="minorAscii" w:eastAsiaTheme="minorEastAsia" w:hAnsiTheme="minorAscii" w:hint="eastAsia"/>
                 <w:spacing w:val="0"/>
                 <w:kern w:val="0"/>
                 <w:sz w:val="21"/>
@@ -1445,14 +1422,9 @@
       </w:tr>
       <w:tr>
         <w:tblPrEx>
-          <w:tblBorders>
-            <w:top w:val="single" w:color="000000" w:sz="2" w:space="0"/>
-            <w:left w:val="single" w:color="000000" w:sz="2" w:space="0"/>
-            <w:bottom w:val="single" w:color="000000" w:sz="2" w:space="0"/>
-            <w:right w:val="single" w:color="000000" w:sz="2" w:space="0"/>
-            <w:insideH w:val="single" w:color="000000" w:sz="2" w:space="0"/>
-            <w:insideV w:val="single" w:color="000000" w:sz="2" w:space="0"/>
-          </w:tblBorders>
+          <w:tblW w:w="8214" w:type="dxa"/>
+          <w:jc w:val="center"/>
+          <w:tblLayout w:type="fixed"/>
           <w:tblCellMar>
             <w:top w:w="0" w:type="dxa"/>
             <w:left w:w="0" w:type="dxa"/>
@@ -1461,7 +1433,7 @@
           </w:tblCellMar>
         </w:tblPrEx>
         <w:trPr>
-          <w:trHeight w:val="556" w:hRule="atLeast"/>
+          <w:trHeight w:val="556"/>
           <w:jc w:val="center"/>
         </w:trPr>
         <w:tc>
@@ -1484,11 +1456,11 @@
               <w:adjustRightInd w:val="0"/>
               <w:snapToGrid w:val="0"/>
               <w:spacing w:before="173" w:line="267" w:lineRule="exact"/>
-              <w:ind w:left="0" w:leftChars="0" w:right="0" w:rightChars="0" w:firstLine="0" w:firstLineChars="0"/>
+              <w:ind w:left="0" w:right="0" w:firstLine="0" w:leftChars="0" w:rightChars="0" w:firstLineChars="0"/>
               <w:jc w:val="center"/>
               <w:textAlignment w:val="baseline"/>
               <w:rPr>
-                <w:rFonts w:ascii="Arial" w:hAnsi="Arial" w:eastAsia="宋体" w:cs="Arial"/>
+                <w:rFonts w:ascii="Arial" w:eastAsia="宋体" w:hAnsi="Arial" w:cs="Arial"/>
                 <w:snapToGrid w:val="0"/>
                 <w:color w:val="000000"/>
                 <w:kern w:val="0"/>
@@ -1499,7 +1471,7 @@
             </w:pPr>
             <w:r>
               <w:rPr>
-                <w:rFonts w:ascii="宋体" w:hAnsi="宋体" w:eastAsia="宋体" w:cs="宋体"/>
+                <w:rFonts w:ascii="宋体" w:eastAsia="宋体" w:hAnsi="宋体" w:cs="宋体"/>
                 <w:spacing w:val="3"/>
                 <w:position w:val="1"/>
                 <w:sz w:val="20"/>
@@ -1509,7 +1481,7 @@
             </w:r>
             <w:r>
               <w:rPr>
-                <w:rFonts w:hint="eastAsia" w:ascii="宋体" w:hAnsi="宋体" w:cs="宋体"/>
+                <w:rFonts w:ascii="宋体" w:hAnsi="宋体" w:cs="宋体" w:hint="eastAsia"/>
                 <w:spacing w:val="3"/>
                 <w:position w:val="1"/>
                 <w:sz w:val="20"/>
@@ -1540,11 +1512,11 @@
               <w:adjustRightInd w:val="0"/>
               <w:snapToGrid w:val="0"/>
               <w:spacing w:before="173" w:line="267" w:lineRule="exact"/>
-              <w:ind w:left="0" w:leftChars="0" w:right="0" w:rightChars="0" w:firstLine="0" w:firstLineChars="0"/>
+              <w:ind w:left="0" w:right="0" w:firstLine="0" w:leftChars="0" w:rightChars="0" w:firstLineChars="0"/>
               <w:jc w:val="center"/>
               <w:textAlignment w:val="baseline"/>
               <w:rPr>
-                <w:rFonts w:ascii="Arial" w:hAnsi="Arial" w:eastAsia="宋体" w:cs="Arial"/>
+                <w:rFonts w:ascii="Arial" w:eastAsia="宋体" w:hAnsi="Arial" w:cs="Arial"/>
                 <w:snapToGrid w:val="0"/>
                 <w:color w:val="000000"/>
                 <w:kern w:val="0"/>
@@ -1555,34 +1527,13 @@
             </w:pPr>
             <w:r>
               <w:rPr>
-                <w:rFonts w:ascii="宋体" w:hAnsi="宋体" w:eastAsia="宋体" w:cs="宋体"/>
+                <w:rFonts w:ascii="宋体" w:eastAsia="宋体" w:hAnsi="宋体" w:cs="宋体"/>
                 <w:spacing w:val="4"/>
                 <w:position w:val="1"/>
                 <w:sz w:val="20"/>
                 <w:szCs w:val="20"/>
               </w:rPr>
-              <w:t>V</w:t>
-            </w:r>
-            <w:r>
-              <w:rPr>
-                <w:rFonts w:hint="eastAsia" w:ascii="宋体" w:hAnsi="宋体" w:cs="宋体"/>
-                <w:spacing w:val="4"/>
-                <w:position w:val="1"/>
-                <w:sz w:val="20"/>
-                <w:szCs w:val="20"/>
-                <w:lang w:val="en-US" w:eastAsia="zh-CN"/>
-              </w:rPr>
-              <w:t>2</w:t>
-            </w:r>
-            <w:r>
-              <w:rPr>
-                <w:rFonts w:ascii="宋体" w:hAnsi="宋体" w:eastAsia="宋体" w:cs="宋体"/>
-                <w:spacing w:val="4"/>
-                <w:position w:val="1"/>
-                <w:sz w:val="20"/>
-                <w:szCs w:val="20"/>
-              </w:rPr>
-              <w:t>.0</w:t>
+              <w:t>V1.0</w:t>
             </w:r>
           </w:p>
         </w:tc>
@@ -1606,11 +1557,11 @@
               <w:adjustRightInd w:val="0"/>
               <w:snapToGrid w:val="0"/>
               <w:spacing w:before="172" w:line="228" w:lineRule="auto"/>
-              <w:ind w:left="0" w:leftChars="0" w:right="0" w:rightChars="0" w:firstLine="0" w:firstLineChars="0"/>
+              <w:ind w:left="0" w:right="0" w:firstLine="0" w:leftChars="0" w:rightChars="0" w:firstLineChars="0"/>
               <w:jc w:val="center"/>
               <w:textAlignment w:val="baseline"/>
               <w:rPr>
-                <w:rFonts w:hint="default" w:ascii="Arial" w:hAnsi="Arial" w:eastAsia="宋体" w:cs="Arial"/>
+                <w:rFonts w:ascii="Arial" w:eastAsia="宋体" w:hAnsi="Arial" w:cs="Arial" w:hint="default"/>
                 <w:snapToGrid w:val="0"/>
                 <w:color w:val="000000"/>
                 <w:kern w:val="0"/>
@@ -1621,7 +1572,7 @@
             </w:pPr>
             <w:r>
               <w:rPr>
-                <w:rFonts w:hint="eastAsia" w:cs="Arial"/>
+                <w:rFonts w:cs="Arial" w:hint="eastAsia"/>
                 <w:snapToGrid w:val="0"/>
                 <w:color w:val="000000"/>
                 <w:kern w:val="0"/>
@@ -1631,8 +1582,8 @@
               </w:rPr>
               <w:t>修订与其他流程的接口</w:t>
             </w:r>
-            <w:bookmarkStart w:id="19" w:name="_GoBack"/>
-            <w:bookmarkEnd w:id="19"/>
+            <w:bookmarkStart w:id="2" w:name="_GoBack"/>
+            <w:bookmarkEnd w:id="2"/>
           </w:p>
         </w:tc>
         <w:tc>
@@ -1655,11 +1606,11 @@
               <w:adjustRightInd w:val="0"/>
               <w:snapToGrid w:val="0"/>
               <w:spacing w:before="172" w:line="228" w:lineRule="auto"/>
-              <w:ind w:left="0" w:leftChars="0" w:right="0" w:rightChars="0" w:firstLine="0" w:firstLineChars="0"/>
+              <w:ind w:left="0" w:right="0" w:firstLine="0" w:leftChars="0" w:rightChars="0" w:firstLineChars="0"/>
               <w:jc w:val="center"/>
               <w:textAlignment w:val="baseline"/>
               <w:rPr>
-                <w:rFonts w:ascii="Arial" w:hAnsi="Arial" w:eastAsia="宋体" w:cs="Arial"/>
+                <w:rFonts w:ascii="Arial" w:eastAsia="宋体" w:hAnsi="Arial" w:cs="Arial"/>
                 <w:snapToGrid w:val="0"/>
                 <w:color w:val="000000"/>
                 <w:kern w:val="0"/>
@@ -1670,14 +1621,14 @@
             </w:pPr>
             <w:r>
               <w:rPr>
-                <w:rFonts w:hint="eastAsia" w:ascii="宋体" w:hAnsi="宋体" w:cs="宋体"/>
+                <w:rFonts w:ascii="宋体" w:hAnsi="宋体" w:cs="宋体" w:hint="eastAsia"/>
                 <w:spacing w:val="200"/>
                 <w:kern w:val="0"/>
                 <w:sz w:val="20"/>
                 <w:szCs w:val="20"/>
                 <w:lang w:val="en-US" w:eastAsia="zh-CN"/>
               </w:rPr>
-              <w:t>程方</w:t>
+              <w:t>强宇涛</w:t>
             </w:r>
           </w:p>
         </w:tc>
@@ -1701,11 +1652,11 @@
               <w:adjustRightInd w:val="0"/>
               <w:snapToGrid w:val="0"/>
               <w:spacing w:before="173" w:line="229" w:lineRule="auto"/>
-              <w:ind w:left="0" w:leftChars="0" w:right="0" w:rightChars="0" w:firstLine="0" w:firstLineChars="0"/>
+              <w:ind w:left="0" w:right="0" w:firstLine="0" w:leftChars="0" w:rightChars="0" w:firstLineChars="0"/>
               <w:jc w:val="center"/>
               <w:textAlignment w:val="baseline"/>
               <w:rPr>
-                <w:rFonts w:ascii="Arial" w:hAnsi="Arial" w:eastAsia="宋体" w:cs="Arial"/>
+                <w:rFonts w:ascii="Arial" w:eastAsia="宋体" w:hAnsi="Arial" w:cs="Arial"/>
                 <w:snapToGrid w:val="0"/>
                 <w:color w:val="000000"/>
                 <w:kern w:val="0"/>
@@ -1716,14 +1667,14 @@
             </w:pPr>
             <w:r>
               <w:rPr>
-                <w:rFonts w:hint="eastAsia" w:asciiTheme="minorAscii" w:hAnsiTheme="minorAscii" w:eastAsiaTheme="minorEastAsia"/>
+                <w:rFonts w:asciiTheme="minorAscii" w:eastAsiaTheme="minorEastAsia" w:hAnsiTheme="minorAscii" w:hint="eastAsia"/>
                 <w:spacing w:val="0"/>
                 <w:kern w:val="0"/>
                 <w:sz w:val="21"/>
                 <w:vertAlign w:val="baseline"/>
                 <w:lang w:val="en-US" w:eastAsia="zh-CN"/>
               </w:rPr>
-              <w:t>茅建根</w:t>
+              <w:t>陈凯</w:t>
             </w:r>
           </w:p>
         </w:tc>
@@ -1747,11 +1698,11 @@
               <w:adjustRightInd w:val="0"/>
               <w:snapToGrid w:val="0"/>
               <w:spacing w:before="173" w:line="229" w:lineRule="auto"/>
-              <w:ind w:left="0" w:leftChars="0" w:right="0" w:rightChars="0" w:firstLine="0" w:firstLineChars="0"/>
+              <w:ind w:left="0" w:right="0" w:firstLine="0" w:leftChars="0" w:rightChars="0" w:firstLineChars="0"/>
               <w:jc w:val="center"/>
               <w:textAlignment w:val="baseline"/>
               <w:rPr>
-                <w:rFonts w:ascii="Arial" w:hAnsi="Arial" w:eastAsia="宋体" w:cs="Arial"/>
+                <w:rFonts w:ascii="Arial" w:eastAsia="宋体" w:hAnsi="Arial" w:cs="Arial"/>
                 <w:snapToGrid w:val="0"/>
                 <w:color w:val="000000"/>
                 <w:kern w:val="0"/>
@@ -1762,7 +1713,7 @@
             </w:pPr>
             <w:r>
               <w:rPr>
-                <w:rFonts w:hint="eastAsia" w:asciiTheme="minorAscii" w:hAnsiTheme="minorAscii" w:eastAsiaTheme="minorEastAsia"/>
+                <w:rFonts w:asciiTheme="minorAscii" w:eastAsiaTheme="minorEastAsia" w:hAnsiTheme="minorAscii" w:hint="eastAsia"/>
                 <w:spacing w:val="0"/>
                 <w:kern w:val="0"/>
                 <w:sz w:val="21"/>
@@ -1776,14 +1727,9 @@
       </w:tr>
       <w:tr>
         <w:tblPrEx>
-          <w:tblBorders>
-            <w:top w:val="single" w:color="000000" w:sz="2" w:space="0"/>
-            <w:left w:val="single" w:color="000000" w:sz="2" w:space="0"/>
-            <w:bottom w:val="single" w:color="000000" w:sz="2" w:space="0"/>
-            <w:right w:val="single" w:color="000000" w:sz="2" w:space="0"/>
-            <w:insideH w:val="single" w:color="000000" w:sz="2" w:space="0"/>
-            <w:insideV w:val="single" w:color="000000" w:sz="2" w:space="0"/>
-          </w:tblBorders>
+          <w:tblW w:w="8214" w:type="dxa"/>
+          <w:jc w:val="center"/>
+          <w:tblLayout w:type="fixed"/>
           <w:tblCellMar>
             <w:top w:w="0" w:type="dxa"/>
             <w:left w:w="0" w:type="dxa"/>
@@ -1792,7 +1738,7 @@
           </w:tblCellMar>
         </w:tblPrEx>
         <w:trPr>
-          <w:trHeight w:val="556" w:hRule="atLeast"/>
+          <w:trHeight w:val="556"/>
           <w:jc w:val="center"/>
         </w:trPr>
         <w:tc>
@@ -1801,7 +1747,7 @@
           </w:tcPr>
           <w:p>
             <w:pPr>
-              <w:pStyle w:val="27"/>
+              <w:pStyle w:val="TableText"/>
               <w:keepNext w:val="0"/>
               <w:keepLines w:val="0"/>
               <w:pageBreakBefore w:val="0"/>
@@ -1814,7 +1760,7 @@
               <w:bidi w:val="0"/>
               <w:adjustRightInd w:val="0"/>
               <w:snapToGrid w:val="0"/>
-              <w:ind w:left="0" w:leftChars="0" w:right="0" w:rightChars="0" w:firstLine="0" w:firstLineChars="0"/>
+              <w:ind w:left="0" w:right="0" w:firstLine="0" w:leftChars="0" w:rightChars="0" w:firstLineChars="0"/>
               <w:jc w:val="center"/>
               <w:textAlignment w:val="baseline"/>
             </w:pPr>
@@ -1826,7 +1772,7 @@
           </w:tcPr>
           <w:p>
             <w:pPr>
-              <w:pStyle w:val="27"/>
+              <w:pStyle w:val="TableText"/>
               <w:keepNext w:val="0"/>
               <w:keepLines w:val="0"/>
               <w:pageBreakBefore w:val="0"/>
@@ -1839,7 +1785,7 @@
               <w:bidi w:val="0"/>
               <w:adjustRightInd w:val="0"/>
               <w:snapToGrid w:val="0"/>
-              <w:ind w:left="0" w:leftChars="0" w:right="0" w:rightChars="0" w:firstLine="0" w:firstLineChars="0"/>
+              <w:ind w:left="0" w:right="0" w:firstLine="0" w:leftChars="0" w:rightChars="0" w:firstLineChars="0"/>
               <w:jc w:val="center"/>
               <w:textAlignment w:val="baseline"/>
             </w:pPr>
@@ -1851,7 +1797,7 @@
           </w:tcPr>
           <w:p>
             <w:pPr>
-              <w:pStyle w:val="27"/>
+              <w:pStyle w:val="TableText"/>
               <w:keepNext w:val="0"/>
               <w:keepLines w:val="0"/>
               <w:pageBreakBefore w:val="0"/>
@@ -1864,7 +1810,7 @@
               <w:bidi w:val="0"/>
               <w:adjustRightInd w:val="0"/>
               <w:snapToGrid w:val="0"/>
-              <w:ind w:left="0" w:leftChars="0" w:right="0" w:rightChars="0" w:firstLine="0" w:firstLineChars="0"/>
+              <w:ind w:left="0" w:right="0" w:firstLine="0" w:leftChars="0" w:rightChars="0" w:firstLineChars="0"/>
               <w:jc w:val="center"/>
               <w:textAlignment w:val="baseline"/>
             </w:pPr>
@@ -1876,7 +1822,7 @@
           </w:tcPr>
           <w:p>
             <w:pPr>
-              <w:pStyle w:val="27"/>
+              <w:pStyle w:val="TableText"/>
               <w:keepNext w:val="0"/>
               <w:keepLines w:val="0"/>
               <w:pageBreakBefore w:val="0"/>
@@ -1889,7 +1835,7 @@
               <w:bidi w:val="0"/>
               <w:adjustRightInd w:val="0"/>
               <w:snapToGrid w:val="0"/>
-              <w:ind w:left="0" w:leftChars="0" w:right="0" w:rightChars="0" w:firstLine="0" w:firstLineChars="0"/>
+              <w:ind w:left="0" w:right="0" w:firstLine="0" w:leftChars="0" w:rightChars="0" w:firstLineChars="0"/>
               <w:jc w:val="center"/>
               <w:textAlignment w:val="baseline"/>
             </w:pPr>
@@ -1901,7 +1847,7 @@
           </w:tcPr>
           <w:p>
             <w:pPr>
-              <w:pStyle w:val="27"/>
+              <w:pStyle w:val="TableText"/>
               <w:keepNext w:val="0"/>
               <w:keepLines w:val="0"/>
               <w:pageBreakBefore w:val="0"/>
@@ -1914,7 +1860,7 @@
               <w:bidi w:val="0"/>
               <w:adjustRightInd w:val="0"/>
               <w:snapToGrid w:val="0"/>
-              <w:ind w:left="0" w:leftChars="0" w:right="0" w:rightChars="0" w:firstLine="0" w:firstLineChars="0"/>
+              <w:ind w:left="0" w:right="0" w:firstLine="0" w:leftChars="0" w:rightChars="0" w:firstLineChars="0"/>
               <w:jc w:val="center"/>
               <w:textAlignment w:val="baseline"/>
             </w:pPr>
@@ -1926,7 +1872,7 @@
           </w:tcPr>
           <w:p>
             <w:pPr>
-              <w:pStyle w:val="27"/>
+              <w:pStyle w:val="TableText"/>
               <w:keepNext w:val="0"/>
               <w:keepLines w:val="0"/>
               <w:pageBreakBefore w:val="0"/>
@@ -1939,7 +1885,7 @@
               <w:bidi w:val="0"/>
               <w:adjustRightInd w:val="0"/>
               <w:snapToGrid w:val="0"/>
-              <w:ind w:left="0" w:leftChars="0" w:right="0" w:rightChars="0" w:firstLine="0" w:firstLineChars="0"/>
+              <w:ind w:left="0" w:right="0" w:firstLine="0" w:leftChars="0" w:rightChars="0" w:firstLineChars="0"/>
               <w:jc w:val="center"/>
               <w:textAlignment w:val="baseline"/>
             </w:pPr>
@@ -1948,14 +1894,9 @@
       </w:tr>
       <w:tr>
         <w:tblPrEx>
-          <w:tblBorders>
-            <w:top w:val="single" w:color="000000" w:sz="2" w:space="0"/>
-            <w:left w:val="single" w:color="000000" w:sz="2" w:space="0"/>
-            <w:bottom w:val="single" w:color="000000" w:sz="2" w:space="0"/>
-            <w:right w:val="single" w:color="000000" w:sz="2" w:space="0"/>
-            <w:insideH w:val="single" w:color="000000" w:sz="2" w:space="0"/>
-            <w:insideV w:val="single" w:color="000000" w:sz="2" w:space="0"/>
-          </w:tblBorders>
+          <w:tblW w:w="8214" w:type="dxa"/>
+          <w:jc w:val="center"/>
+          <w:tblLayout w:type="fixed"/>
           <w:tblCellMar>
             <w:top w:w="0" w:type="dxa"/>
             <w:left w:w="0" w:type="dxa"/>
@@ -1964,7 +1905,7 @@
           </w:tblCellMar>
         </w:tblPrEx>
         <w:trPr>
-          <w:trHeight w:val="557" w:hRule="atLeast"/>
+          <w:trHeight w:val="557"/>
           <w:jc w:val="center"/>
         </w:trPr>
         <w:tc>
@@ -1973,7 +1914,7 @@
           </w:tcPr>
           <w:p>
             <w:pPr>
-              <w:pStyle w:val="27"/>
+              <w:pStyle w:val="TableText"/>
               <w:keepNext w:val="0"/>
               <w:keepLines w:val="0"/>
               <w:pageBreakBefore w:val="0"/>
@@ -1986,7 +1927,7 @@
               <w:bidi w:val="0"/>
               <w:adjustRightInd w:val="0"/>
               <w:snapToGrid w:val="0"/>
-              <w:ind w:left="0" w:leftChars="0" w:right="0" w:rightChars="0" w:firstLine="0" w:firstLineChars="0"/>
+              <w:ind w:left="0" w:right="0" w:firstLine="0" w:leftChars="0" w:rightChars="0" w:firstLineChars="0"/>
               <w:jc w:val="center"/>
               <w:textAlignment w:val="baseline"/>
             </w:pPr>
@@ -1998,7 +1939,7 @@
           </w:tcPr>
           <w:p>
             <w:pPr>
-              <w:pStyle w:val="27"/>
+              <w:pStyle w:val="TableText"/>
               <w:keepNext w:val="0"/>
               <w:keepLines w:val="0"/>
               <w:pageBreakBefore w:val="0"/>
@@ -2011,7 +1952,7 @@
               <w:bidi w:val="0"/>
               <w:adjustRightInd w:val="0"/>
               <w:snapToGrid w:val="0"/>
-              <w:ind w:left="0" w:leftChars="0" w:right="0" w:rightChars="0" w:firstLine="0" w:firstLineChars="0"/>
+              <w:ind w:left="0" w:right="0" w:firstLine="0" w:leftChars="0" w:rightChars="0" w:firstLineChars="0"/>
               <w:jc w:val="center"/>
               <w:textAlignment w:val="baseline"/>
             </w:pPr>
@@ -2023,7 +1964,7 @@
           </w:tcPr>
           <w:p>
             <w:pPr>
-              <w:pStyle w:val="27"/>
+              <w:pStyle w:val="TableText"/>
               <w:keepNext w:val="0"/>
               <w:keepLines w:val="0"/>
               <w:pageBreakBefore w:val="0"/>
@@ -2036,7 +1977,7 @@
               <w:bidi w:val="0"/>
               <w:adjustRightInd w:val="0"/>
               <w:snapToGrid w:val="0"/>
-              <w:ind w:left="0" w:leftChars="0" w:right="0" w:rightChars="0" w:firstLine="0" w:firstLineChars="0"/>
+              <w:ind w:left="0" w:right="0" w:firstLine="0" w:leftChars="0" w:rightChars="0" w:firstLineChars="0"/>
               <w:jc w:val="center"/>
               <w:textAlignment w:val="baseline"/>
             </w:pPr>
@@ -2048,7 +1989,7 @@
           </w:tcPr>
           <w:p>
             <w:pPr>
-              <w:pStyle w:val="27"/>
+              <w:pStyle w:val="TableText"/>
               <w:keepNext w:val="0"/>
               <w:keepLines w:val="0"/>
               <w:pageBreakBefore w:val="0"/>
@@ -2061,7 +2002,7 @@
               <w:bidi w:val="0"/>
               <w:adjustRightInd w:val="0"/>
               <w:snapToGrid w:val="0"/>
-              <w:ind w:left="0" w:leftChars="0" w:right="0" w:rightChars="0" w:firstLine="0" w:firstLineChars="0"/>
+              <w:ind w:left="0" w:right="0" w:firstLine="0" w:leftChars="0" w:rightChars="0" w:firstLineChars="0"/>
               <w:jc w:val="center"/>
               <w:textAlignment w:val="baseline"/>
             </w:pPr>
@@ -2073,7 +2014,7 @@
           </w:tcPr>
           <w:p>
             <w:pPr>
-              <w:pStyle w:val="27"/>
+              <w:pStyle w:val="TableText"/>
               <w:keepNext w:val="0"/>
               <w:keepLines w:val="0"/>
               <w:pageBreakBefore w:val="0"/>
@@ -2086,7 +2027,7 @@
               <w:bidi w:val="0"/>
               <w:adjustRightInd w:val="0"/>
               <w:snapToGrid w:val="0"/>
-              <w:ind w:left="0" w:leftChars="0" w:right="0" w:rightChars="0" w:firstLine="0" w:firstLineChars="0"/>
+              <w:ind w:left="0" w:right="0" w:firstLine="0" w:leftChars="0" w:rightChars="0" w:firstLineChars="0"/>
               <w:jc w:val="center"/>
               <w:textAlignment w:val="baseline"/>
             </w:pPr>
@@ -2098,7 +2039,7 @@
           </w:tcPr>
           <w:p>
             <w:pPr>
-              <w:pStyle w:val="27"/>
+              <w:pStyle w:val="TableText"/>
               <w:keepNext w:val="0"/>
               <w:keepLines w:val="0"/>
               <w:pageBreakBefore w:val="0"/>
@@ -2111,7 +2052,7 @@
               <w:bidi w:val="0"/>
               <w:adjustRightInd w:val="0"/>
               <w:snapToGrid w:val="0"/>
-              <w:ind w:left="0" w:leftChars="0" w:right="0" w:rightChars="0" w:firstLine="0" w:firstLineChars="0"/>
+              <w:ind w:left="0" w:right="0" w:firstLine="0" w:leftChars="0" w:rightChars="0" w:firstLineChars="0"/>
               <w:jc w:val="center"/>
               <w:textAlignment w:val="baseline"/>
             </w:pPr>
@@ -2142,7 +2083,7 @@
     <w:sdt>
       <w:sdtPr>
         <w:rPr>
-          <w:rFonts w:ascii="宋体" w:hAnsi="宋体" w:eastAsia="宋体" w:cs="Arial"/>
+          <w:rFonts w:ascii="宋体" w:eastAsia="宋体" w:hAnsi="宋体" w:cs="Arial"/>
           <w:snapToGrid w:val="0"/>
           <w:color w:val="000000"/>
           <w:kern w:val="0"/>
@@ -2158,7 +2099,7 @@
       </w:sdtPr>
       <w:sdtEndPr>
         <w:rPr>
-          <w:rFonts w:hint="eastAsia" w:ascii="宋体" w:hAnsi="宋体" w:eastAsia="宋体" w:cs="宋体"/>
+          <w:rFonts w:ascii="宋体" w:eastAsia="宋体" w:hAnsi="宋体" w:cs="宋体" w:hint="eastAsia"/>
           <w:snapToGrid w:val="0"/>
           <w:color w:val="000000"/>
           <w:kern w:val="0"/>
@@ -2184,18 +2125,18 @@
             <w:adjustRightInd w:val="0"/>
             <w:snapToGrid w:val="0"/>
             <w:spacing w:before="0" w:beforeLines="0" w:after="0" w:afterLines="0" w:line="312" w:lineRule="auto"/>
-            <w:ind w:left="0" w:leftChars="0" w:right="0" w:rightChars="0" w:firstLine="0" w:firstLineChars="0"/>
+            <w:ind w:left="0" w:right="0" w:firstLine="0" w:leftChars="0" w:rightChars="0" w:firstLineChars="0"/>
             <w:jc w:val="center"/>
             <w:textAlignment w:val="baseline"/>
             <w:rPr>
-              <w:rFonts w:hint="eastAsia" w:ascii="宋体" w:hAnsi="宋体" w:eastAsia="宋体" w:cs="宋体"/>
+              <w:rFonts w:ascii="宋体" w:eastAsia="宋体" w:hAnsi="宋体" w:cs="宋体" w:hint="eastAsia"/>
               <w:sz w:val="24"/>
               <w:szCs w:val="24"/>
             </w:rPr>
           </w:pPr>
           <w:r>
             <w:rPr>
-              <w:rFonts w:hint="eastAsia" w:ascii="宋体" w:hAnsi="宋体" w:eastAsia="宋体" w:cs="宋体"/>
+              <w:rFonts w:ascii="宋体" w:eastAsia="宋体" w:hAnsi="宋体" w:cs="宋体" w:hint="eastAsia"/>
               <w:sz w:val="24"/>
               <w:szCs w:val="24"/>
             </w:rPr>
@@ -2204,14 +2145,14 @@
         </w:p>
         <w:p>
           <w:pPr>
-            <w:pStyle w:val="16"/>
+            <w:pStyle w:val="TOC1"/>
             <w:tabs>
               <w:tab w:val="right" w:leader="dot" w:pos="8306"/>
             </w:tabs>
           </w:pPr>
           <w:r>
             <w:rPr>
-              <w:rFonts w:hint="eastAsia" w:ascii="宋体" w:hAnsi="宋体" w:eastAsia="宋体" w:cs="宋体"/>
+              <w:rFonts w:ascii="宋体" w:eastAsia="宋体" w:hAnsi="宋体" w:cs="宋体" w:hint="eastAsia"/>
               <w:sz w:val="24"/>
               <w:szCs w:val="24"/>
             </w:rPr>
@@ -2219,7 +2160,7 @@
           </w:r>
           <w:r>
             <w:rPr>
-              <w:rFonts w:hint="eastAsia" w:ascii="宋体" w:hAnsi="宋体" w:eastAsia="宋体" w:cs="宋体"/>
+              <w:rFonts w:ascii="宋体" w:eastAsia="宋体" w:hAnsi="宋体" w:cs="宋体" w:hint="eastAsia"/>
               <w:sz w:val="24"/>
               <w:szCs w:val="24"/>
             </w:rPr>
@@ -2227,7 +2168,7 @@
           </w:r>
           <w:r>
             <w:rPr>
-              <w:rFonts w:hint="eastAsia" w:ascii="宋体" w:hAnsi="宋体" w:eastAsia="宋体" w:cs="宋体"/>
+              <w:rFonts w:ascii="宋体" w:eastAsia="宋体" w:hAnsi="宋体" w:cs="宋体" w:hint="eastAsia"/>
               <w:sz w:val="24"/>
               <w:szCs w:val="24"/>
             </w:rPr>
@@ -2235,21 +2176,21 @@
           </w:r>
           <w:r>
             <w:rPr>
-              <w:rFonts w:hint="eastAsia" w:ascii="宋体" w:hAnsi="宋体" w:eastAsia="宋体" w:cs="宋体"/>
+              <w:rFonts w:ascii="宋体" w:eastAsia="宋体" w:hAnsi="宋体" w:cs="宋体" w:hint="eastAsia"/>
               <w:szCs w:val="24"/>
             </w:rPr>
             <w:fldChar w:fldCharType="begin"/>
           </w:r>
           <w:r>
             <w:rPr>
-              <w:rFonts w:hint="eastAsia" w:ascii="宋体" w:hAnsi="宋体" w:eastAsia="宋体" w:cs="宋体"/>
+              <w:rFonts w:ascii="宋体" w:eastAsia="宋体" w:hAnsi="宋体" w:cs="宋体" w:hint="eastAsia"/>
               <w:szCs w:val="24"/>
             </w:rPr>
             <w:instrText xml:space="preserve"> HYPERLINK \l _Toc7648 </w:instrText>
           </w:r>
           <w:r>
             <w:rPr>
-              <w:rFonts w:hint="eastAsia" w:ascii="宋体" w:hAnsi="宋体" w:eastAsia="宋体" w:cs="宋体"/>
+              <w:rFonts w:ascii="宋体" w:eastAsia="宋体" w:hAnsi="宋体" w:cs="宋体" w:hint="eastAsia"/>
               <w:szCs w:val="24"/>
             </w:rPr>
             <w:fldChar w:fldCharType="separate"/>
@@ -2281,7 +2222,7 @@
           </w:r>
           <w:r>
             <w:rPr>
-              <w:rFonts w:hint="eastAsia" w:ascii="宋体" w:hAnsi="宋体" w:eastAsia="宋体" w:cs="宋体"/>
+              <w:rFonts w:ascii="宋体" w:eastAsia="宋体" w:hAnsi="宋体" w:cs="宋体" w:hint="eastAsia"/>
               <w:szCs w:val="24"/>
             </w:rPr>
             <w:fldChar w:fldCharType="end"/>
@@ -2289,28 +2230,28 @@
         </w:p>
         <w:p>
           <w:pPr>
-            <w:pStyle w:val="16"/>
+            <w:pStyle w:val="TOC1"/>
             <w:tabs>
               <w:tab w:val="right" w:leader="dot" w:pos="8306"/>
             </w:tabs>
           </w:pPr>
           <w:r>
             <w:rPr>
-              <w:rFonts w:hint="eastAsia" w:ascii="宋体" w:hAnsi="宋体" w:eastAsia="宋体" w:cs="宋体"/>
+              <w:rFonts w:ascii="宋体" w:eastAsia="宋体" w:hAnsi="宋体" w:cs="宋体" w:hint="eastAsia"/>
               <w:szCs w:val="24"/>
             </w:rPr>
             <w:fldChar w:fldCharType="begin"/>
           </w:r>
           <w:r>
             <w:rPr>
-              <w:rFonts w:hint="eastAsia" w:ascii="宋体" w:hAnsi="宋体" w:eastAsia="宋体" w:cs="宋体"/>
+              <w:rFonts w:ascii="宋体" w:eastAsia="宋体" w:hAnsi="宋体" w:cs="宋体" w:hint="eastAsia"/>
               <w:szCs w:val="24"/>
             </w:rPr>
             <w:instrText xml:space="preserve"> HYPERLINK \l _Toc11103 </w:instrText>
           </w:r>
           <w:r>
             <w:rPr>
-              <w:rFonts w:hint="eastAsia" w:ascii="宋体" w:hAnsi="宋体" w:eastAsia="宋体" w:cs="宋体"/>
+              <w:rFonts w:ascii="宋体" w:eastAsia="宋体" w:hAnsi="宋体" w:cs="宋体" w:hint="eastAsia"/>
               <w:szCs w:val="24"/>
             </w:rPr>
             <w:fldChar w:fldCharType="separate"/>
@@ -2342,7 +2283,7 @@
           </w:r>
           <w:r>
             <w:rPr>
-              <w:rFonts w:hint="eastAsia" w:ascii="宋体" w:hAnsi="宋体" w:eastAsia="宋体" w:cs="宋体"/>
+              <w:rFonts w:ascii="宋体" w:eastAsia="宋体" w:hAnsi="宋体" w:cs="宋体" w:hint="eastAsia"/>
               <w:szCs w:val="24"/>
             </w:rPr>
             <w:fldChar w:fldCharType="end"/>
@@ -2350,28 +2291,28 @@
         </w:p>
         <w:p>
           <w:pPr>
-            <w:pStyle w:val="16"/>
+            <w:pStyle w:val="TOC1"/>
             <w:tabs>
               <w:tab w:val="right" w:leader="dot" w:pos="8306"/>
             </w:tabs>
           </w:pPr>
           <w:r>
             <w:rPr>
-              <w:rFonts w:hint="eastAsia" w:ascii="宋体" w:hAnsi="宋体" w:eastAsia="宋体" w:cs="宋体"/>
+              <w:rFonts w:ascii="宋体" w:eastAsia="宋体" w:hAnsi="宋体" w:cs="宋体" w:hint="eastAsia"/>
               <w:szCs w:val="24"/>
             </w:rPr>
             <w:fldChar w:fldCharType="begin"/>
           </w:r>
           <w:r>
             <w:rPr>
-              <w:rFonts w:hint="eastAsia" w:ascii="宋体" w:hAnsi="宋体" w:eastAsia="宋体" w:cs="宋体"/>
+              <w:rFonts w:ascii="宋体" w:eastAsia="宋体" w:hAnsi="宋体" w:cs="宋体" w:hint="eastAsia"/>
               <w:szCs w:val="24"/>
             </w:rPr>
             <w:instrText xml:space="preserve"> HYPERLINK \l _Toc32177 </w:instrText>
           </w:r>
           <w:r>
             <w:rPr>
-              <w:rFonts w:hint="eastAsia" w:ascii="宋体" w:hAnsi="宋体" w:eastAsia="宋体" w:cs="宋体"/>
+              <w:rFonts w:ascii="宋体" w:eastAsia="宋体" w:hAnsi="宋体" w:cs="宋体" w:hint="eastAsia"/>
               <w:szCs w:val="24"/>
             </w:rPr>
             <w:fldChar w:fldCharType="separate"/>
@@ -2403,7 +2344,7 @@
           </w:r>
           <w:r>
             <w:rPr>
-              <w:rFonts w:hint="eastAsia" w:ascii="宋体" w:hAnsi="宋体" w:eastAsia="宋体" w:cs="宋体"/>
+              <w:rFonts w:ascii="宋体" w:eastAsia="宋体" w:hAnsi="宋体" w:cs="宋体" w:hint="eastAsia"/>
               <w:szCs w:val="24"/>
             </w:rPr>
             <w:fldChar w:fldCharType="end"/>
@@ -2411,28 +2352,28 @@
         </w:p>
         <w:p>
           <w:pPr>
-            <w:pStyle w:val="17"/>
+            <w:pStyle w:val="TOC2"/>
             <w:tabs>
               <w:tab w:val="right" w:leader="dot" w:pos="8306"/>
             </w:tabs>
           </w:pPr>
           <w:r>
             <w:rPr>
-              <w:rFonts w:hint="eastAsia" w:ascii="宋体" w:hAnsi="宋体" w:eastAsia="宋体" w:cs="宋体"/>
+              <w:rFonts w:ascii="宋体" w:eastAsia="宋体" w:hAnsi="宋体" w:cs="宋体" w:hint="eastAsia"/>
               <w:szCs w:val="24"/>
             </w:rPr>
             <w:fldChar w:fldCharType="begin"/>
           </w:r>
           <w:r>
             <w:rPr>
-              <w:rFonts w:hint="eastAsia" w:ascii="宋体" w:hAnsi="宋体" w:eastAsia="宋体" w:cs="宋体"/>
+              <w:rFonts w:ascii="宋体" w:eastAsia="宋体" w:hAnsi="宋体" w:cs="宋体" w:hint="eastAsia"/>
               <w:szCs w:val="24"/>
             </w:rPr>
             <w:instrText xml:space="preserve"> HYPERLINK \l _Toc16759 </w:instrText>
           </w:r>
           <w:r>
             <w:rPr>
-              <w:rFonts w:hint="eastAsia" w:ascii="宋体" w:hAnsi="宋体" w:eastAsia="宋体" w:cs="宋体"/>
+              <w:rFonts w:ascii="宋体" w:eastAsia="宋体" w:hAnsi="宋体" w:cs="宋体" w:hint="eastAsia"/>
               <w:szCs w:val="24"/>
             </w:rPr>
             <w:fldChar w:fldCharType="separate"/>
@@ -2464,7 +2405,7 @@
           </w:r>
           <w:r>
             <w:rPr>
-              <w:rFonts w:hint="eastAsia" w:ascii="宋体" w:hAnsi="宋体" w:eastAsia="宋体" w:cs="宋体"/>
+              <w:rFonts w:ascii="宋体" w:eastAsia="宋体" w:hAnsi="宋体" w:cs="宋体" w:hint="eastAsia"/>
               <w:szCs w:val="24"/>
             </w:rPr>
             <w:fldChar w:fldCharType="end"/>
@@ -2472,28 +2413,28 @@
         </w:p>
         <w:p>
           <w:pPr>
-            <w:pStyle w:val="17"/>
+            <w:pStyle w:val="TOC2"/>
             <w:tabs>
               <w:tab w:val="right" w:leader="dot" w:pos="8306"/>
             </w:tabs>
           </w:pPr>
           <w:r>
             <w:rPr>
-              <w:rFonts w:hint="eastAsia" w:ascii="宋体" w:hAnsi="宋体" w:eastAsia="宋体" w:cs="宋体"/>
+              <w:rFonts w:ascii="宋体" w:eastAsia="宋体" w:hAnsi="宋体" w:cs="宋体" w:hint="eastAsia"/>
               <w:szCs w:val="24"/>
             </w:rPr>
             <w:fldChar w:fldCharType="begin"/>
           </w:r>
           <w:r>
             <w:rPr>
-              <w:rFonts w:hint="eastAsia" w:ascii="宋体" w:hAnsi="宋体" w:eastAsia="宋体" w:cs="宋体"/>
+              <w:rFonts w:ascii="宋体" w:eastAsia="宋体" w:hAnsi="宋体" w:cs="宋体" w:hint="eastAsia"/>
               <w:szCs w:val="24"/>
             </w:rPr>
             <w:instrText xml:space="preserve"> HYPERLINK \l _Toc1120 </w:instrText>
           </w:r>
           <w:r>
             <w:rPr>
-              <w:rFonts w:hint="eastAsia" w:ascii="宋体" w:hAnsi="宋体" w:eastAsia="宋体" w:cs="宋体"/>
+              <w:rFonts w:ascii="宋体" w:eastAsia="宋体" w:hAnsi="宋体" w:cs="宋体" w:hint="eastAsia"/>
               <w:szCs w:val="24"/>
             </w:rPr>
             <w:fldChar w:fldCharType="separate"/>
@@ -2525,7 +2466,7 @@
           </w:r>
           <w:r>
             <w:rPr>
-              <w:rFonts w:hint="eastAsia" w:ascii="宋体" w:hAnsi="宋体" w:eastAsia="宋体" w:cs="宋体"/>
+              <w:rFonts w:ascii="宋体" w:eastAsia="宋体" w:hAnsi="宋体" w:cs="宋体" w:hint="eastAsia"/>
               <w:szCs w:val="24"/>
             </w:rPr>
             <w:fldChar w:fldCharType="end"/>
@@ -2533,28 +2474,28 @@
         </w:p>
         <w:p>
           <w:pPr>
-            <w:pStyle w:val="17"/>
+            <w:pStyle w:val="TOC2"/>
             <w:tabs>
               <w:tab w:val="right" w:leader="dot" w:pos="8306"/>
             </w:tabs>
           </w:pPr>
           <w:r>
             <w:rPr>
-              <w:rFonts w:hint="eastAsia" w:ascii="宋体" w:hAnsi="宋体" w:eastAsia="宋体" w:cs="宋体"/>
+              <w:rFonts w:ascii="宋体" w:eastAsia="宋体" w:hAnsi="宋体" w:cs="宋体" w:hint="eastAsia"/>
               <w:szCs w:val="24"/>
             </w:rPr>
             <w:fldChar w:fldCharType="begin"/>
           </w:r>
           <w:r>
             <w:rPr>
-              <w:rFonts w:hint="eastAsia" w:ascii="宋体" w:hAnsi="宋体" w:eastAsia="宋体" w:cs="宋体"/>
+              <w:rFonts w:ascii="宋体" w:eastAsia="宋体" w:hAnsi="宋体" w:cs="宋体" w:hint="eastAsia"/>
               <w:szCs w:val="24"/>
             </w:rPr>
             <w:instrText xml:space="preserve"> HYPERLINK \l _Toc5545 </w:instrText>
           </w:r>
           <w:r>
             <w:rPr>
-              <w:rFonts w:hint="eastAsia" w:ascii="宋体" w:hAnsi="宋体" w:eastAsia="宋体" w:cs="宋体"/>
+              <w:rFonts w:ascii="宋体" w:eastAsia="宋体" w:hAnsi="宋体" w:cs="宋体" w:hint="eastAsia"/>
               <w:szCs w:val="24"/>
             </w:rPr>
             <w:fldChar w:fldCharType="separate"/>
@@ -2586,7 +2527,7 @@
           </w:r>
           <w:r>
             <w:rPr>
-              <w:rFonts w:hint="eastAsia" w:ascii="宋体" w:hAnsi="宋体" w:eastAsia="宋体" w:cs="宋体"/>
+              <w:rFonts w:ascii="宋体" w:eastAsia="宋体" w:hAnsi="宋体" w:cs="宋体" w:hint="eastAsia"/>
               <w:szCs w:val="24"/>
             </w:rPr>
             <w:fldChar w:fldCharType="end"/>
@@ -2594,28 +2535,28 @@
         </w:p>
         <w:p>
           <w:pPr>
-            <w:pStyle w:val="16"/>
+            <w:pStyle w:val="TOC1"/>
             <w:tabs>
               <w:tab w:val="right" w:leader="dot" w:pos="8306"/>
             </w:tabs>
           </w:pPr>
           <w:r>
             <w:rPr>
-              <w:rFonts w:hint="eastAsia" w:ascii="宋体" w:hAnsi="宋体" w:eastAsia="宋体" w:cs="宋体"/>
+              <w:rFonts w:ascii="宋体" w:eastAsia="宋体" w:hAnsi="宋体" w:cs="宋体" w:hint="eastAsia"/>
               <w:szCs w:val="24"/>
             </w:rPr>
             <w:fldChar w:fldCharType="begin"/>
           </w:r>
           <w:r>
             <w:rPr>
-              <w:rFonts w:hint="eastAsia" w:ascii="宋体" w:hAnsi="宋体" w:eastAsia="宋体" w:cs="宋体"/>
+              <w:rFonts w:ascii="宋体" w:eastAsia="宋体" w:hAnsi="宋体" w:cs="宋体" w:hint="eastAsia"/>
               <w:szCs w:val="24"/>
             </w:rPr>
             <w:instrText xml:space="preserve"> HYPERLINK \l _Toc1458 </w:instrText>
           </w:r>
           <w:r>
             <w:rPr>
-              <w:rFonts w:hint="eastAsia" w:ascii="宋体" w:hAnsi="宋体" w:eastAsia="宋体" w:cs="宋体"/>
+              <w:rFonts w:ascii="宋体" w:eastAsia="宋体" w:hAnsi="宋体" w:cs="宋体" w:hint="eastAsia"/>
               <w:szCs w:val="24"/>
             </w:rPr>
             <w:fldChar w:fldCharType="separate"/>
@@ -2647,7 +2588,7 @@
           </w:r>
           <w:r>
             <w:rPr>
-              <w:rFonts w:hint="eastAsia" w:ascii="宋体" w:hAnsi="宋体" w:eastAsia="宋体" w:cs="宋体"/>
+              <w:rFonts w:ascii="宋体" w:eastAsia="宋体" w:hAnsi="宋体" w:cs="宋体" w:hint="eastAsia"/>
               <w:szCs w:val="24"/>
             </w:rPr>
             <w:fldChar w:fldCharType="end"/>
@@ -2655,28 +2596,28 @@
         </w:p>
         <w:p>
           <w:pPr>
-            <w:pStyle w:val="16"/>
+            <w:pStyle w:val="TOC1"/>
             <w:tabs>
               <w:tab w:val="right" w:leader="dot" w:pos="8306"/>
             </w:tabs>
           </w:pPr>
           <w:r>
             <w:rPr>
-              <w:rFonts w:hint="eastAsia" w:ascii="宋体" w:hAnsi="宋体" w:eastAsia="宋体" w:cs="宋体"/>
+              <w:rFonts w:ascii="宋体" w:eastAsia="宋体" w:hAnsi="宋体" w:cs="宋体" w:hint="eastAsia"/>
               <w:szCs w:val="24"/>
             </w:rPr>
             <w:fldChar w:fldCharType="begin"/>
           </w:r>
           <w:r>
             <w:rPr>
-              <w:rFonts w:hint="eastAsia" w:ascii="宋体" w:hAnsi="宋体" w:eastAsia="宋体" w:cs="宋体"/>
+              <w:rFonts w:ascii="宋体" w:eastAsia="宋体" w:hAnsi="宋体" w:cs="宋体" w:hint="eastAsia"/>
               <w:szCs w:val="24"/>
             </w:rPr>
             <w:instrText xml:space="preserve"> HYPERLINK \l _Toc29720 </w:instrText>
           </w:r>
           <w:r>
             <w:rPr>
-              <w:rFonts w:hint="eastAsia" w:ascii="宋体" w:hAnsi="宋体" w:eastAsia="宋体" w:cs="宋体"/>
+              <w:rFonts w:ascii="宋体" w:eastAsia="宋体" w:hAnsi="宋体" w:cs="宋体" w:hint="eastAsia"/>
               <w:szCs w:val="24"/>
             </w:rPr>
             <w:fldChar w:fldCharType="separate"/>
@@ -2708,7 +2649,7 @@
           </w:r>
           <w:r>
             <w:rPr>
-              <w:rFonts w:hint="eastAsia" w:ascii="宋体" w:hAnsi="宋体" w:eastAsia="宋体" w:cs="宋体"/>
+              <w:rFonts w:ascii="宋体" w:eastAsia="宋体" w:hAnsi="宋体" w:cs="宋体" w:hint="eastAsia"/>
               <w:szCs w:val="24"/>
             </w:rPr>
             <w:fldChar w:fldCharType="end"/>
@@ -2716,28 +2657,28 @@
         </w:p>
         <w:p>
           <w:pPr>
-            <w:pStyle w:val="17"/>
+            <w:pStyle w:val="TOC2"/>
             <w:tabs>
               <w:tab w:val="right" w:leader="dot" w:pos="8306"/>
             </w:tabs>
           </w:pPr>
           <w:r>
             <w:rPr>
-              <w:rFonts w:hint="eastAsia" w:ascii="宋体" w:hAnsi="宋体" w:eastAsia="宋体" w:cs="宋体"/>
+              <w:rFonts w:ascii="宋体" w:eastAsia="宋体" w:hAnsi="宋体" w:cs="宋体" w:hint="eastAsia"/>
               <w:szCs w:val="24"/>
             </w:rPr>
             <w:fldChar w:fldCharType="begin"/>
           </w:r>
           <w:r>
             <w:rPr>
-              <w:rFonts w:hint="eastAsia" w:ascii="宋体" w:hAnsi="宋体" w:eastAsia="宋体" w:cs="宋体"/>
+              <w:rFonts w:ascii="宋体" w:eastAsia="宋体" w:hAnsi="宋体" w:cs="宋体" w:hint="eastAsia"/>
               <w:szCs w:val="24"/>
             </w:rPr>
             <w:instrText xml:space="preserve"> HYPERLINK \l _Toc11985 </w:instrText>
           </w:r>
           <w:r>
             <w:rPr>
-              <w:rFonts w:hint="eastAsia" w:ascii="宋体" w:hAnsi="宋体" w:eastAsia="宋体" w:cs="宋体"/>
+              <w:rFonts w:ascii="宋体" w:eastAsia="宋体" w:hAnsi="宋体" w:cs="宋体" w:hint="eastAsia"/>
               <w:szCs w:val="24"/>
             </w:rPr>
             <w:fldChar w:fldCharType="separate"/>
@@ -2769,7 +2710,7 @@
           </w:r>
           <w:r>
             <w:rPr>
-              <w:rFonts w:hint="eastAsia" w:ascii="宋体" w:hAnsi="宋体" w:eastAsia="宋体" w:cs="宋体"/>
+              <w:rFonts w:ascii="宋体" w:eastAsia="宋体" w:hAnsi="宋体" w:cs="宋体" w:hint="eastAsia"/>
               <w:szCs w:val="24"/>
             </w:rPr>
             <w:fldChar w:fldCharType="end"/>
@@ -2777,28 +2718,28 @@
         </w:p>
         <w:p>
           <w:pPr>
-            <w:pStyle w:val="17"/>
+            <w:pStyle w:val="TOC2"/>
             <w:tabs>
               <w:tab w:val="right" w:leader="dot" w:pos="8306"/>
             </w:tabs>
           </w:pPr>
           <w:r>
             <w:rPr>
-              <w:rFonts w:hint="eastAsia" w:ascii="宋体" w:hAnsi="宋体" w:eastAsia="宋体" w:cs="宋体"/>
+              <w:rFonts w:ascii="宋体" w:eastAsia="宋体" w:hAnsi="宋体" w:cs="宋体" w:hint="eastAsia"/>
               <w:szCs w:val="24"/>
             </w:rPr>
             <w:fldChar w:fldCharType="begin"/>
           </w:r>
           <w:r>
             <w:rPr>
-              <w:rFonts w:hint="eastAsia" w:ascii="宋体" w:hAnsi="宋体" w:eastAsia="宋体" w:cs="宋体"/>
+              <w:rFonts w:ascii="宋体" w:eastAsia="宋体" w:hAnsi="宋体" w:cs="宋体" w:hint="eastAsia"/>
               <w:szCs w:val="24"/>
             </w:rPr>
             <w:instrText xml:space="preserve"> HYPERLINK \l _Toc26774 </w:instrText>
           </w:r>
           <w:r>
             <w:rPr>
-              <w:rFonts w:hint="eastAsia" w:ascii="宋体" w:hAnsi="宋体" w:eastAsia="宋体" w:cs="宋体"/>
+              <w:rFonts w:ascii="宋体" w:eastAsia="宋体" w:hAnsi="宋体" w:cs="宋体" w:hint="eastAsia"/>
               <w:szCs w:val="24"/>
             </w:rPr>
             <w:fldChar w:fldCharType="separate"/>
@@ -2830,7 +2771,7 @@
           </w:r>
           <w:r>
             <w:rPr>
-              <w:rFonts w:hint="eastAsia" w:ascii="宋体" w:hAnsi="宋体" w:eastAsia="宋体" w:cs="宋体"/>
+              <w:rFonts w:ascii="宋体" w:eastAsia="宋体" w:hAnsi="宋体" w:cs="宋体" w:hint="eastAsia"/>
               <w:szCs w:val="24"/>
             </w:rPr>
             <w:fldChar w:fldCharType="end"/>
@@ -2838,28 +2779,28 @@
         </w:p>
         <w:p>
           <w:pPr>
-            <w:pStyle w:val="16"/>
+            <w:pStyle w:val="TOC1"/>
             <w:tabs>
               <w:tab w:val="right" w:leader="dot" w:pos="8306"/>
             </w:tabs>
           </w:pPr>
           <w:r>
             <w:rPr>
-              <w:rFonts w:hint="eastAsia" w:ascii="宋体" w:hAnsi="宋体" w:eastAsia="宋体" w:cs="宋体"/>
+              <w:rFonts w:ascii="宋体" w:eastAsia="宋体" w:hAnsi="宋体" w:cs="宋体" w:hint="eastAsia"/>
               <w:szCs w:val="24"/>
             </w:rPr>
             <w:fldChar w:fldCharType="begin"/>
           </w:r>
           <w:r>
             <w:rPr>
-              <w:rFonts w:hint="eastAsia" w:ascii="宋体" w:hAnsi="宋体" w:eastAsia="宋体" w:cs="宋体"/>
+              <w:rFonts w:ascii="宋体" w:eastAsia="宋体" w:hAnsi="宋体" w:cs="宋体" w:hint="eastAsia"/>
               <w:szCs w:val="24"/>
             </w:rPr>
             <w:instrText xml:space="preserve"> HYPERLINK \l _Toc19050 </w:instrText>
           </w:r>
           <w:r>
             <w:rPr>
-              <w:rFonts w:hint="eastAsia" w:ascii="宋体" w:hAnsi="宋体" w:eastAsia="宋体" w:cs="宋体"/>
+              <w:rFonts w:ascii="宋体" w:eastAsia="宋体" w:hAnsi="宋体" w:cs="宋体" w:hint="eastAsia"/>
               <w:szCs w:val="24"/>
             </w:rPr>
             <w:fldChar w:fldCharType="separate"/>
@@ -2891,7 +2832,7 @@
           </w:r>
           <w:r>
             <w:rPr>
-              <w:rFonts w:hint="eastAsia" w:ascii="宋体" w:hAnsi="宋体" w:eastAsia="宋体" w:cs="宋体"/>
+              <w:rFonts w:ascii="宋体" w:eastAsia="宋体" w:hAnsi="宋体" w:cs="宋体" w:hint="eastAsia"/>
               <w:szCs w:val="24"/>
             </w:rPr>
             <w:fldChar w:fldCharType="end"/>
@@ -2899,28 +2840,28 @@
         </w:p>
         <w:p>
           <w:pPr>
-            <w:pStyle w:val="17"/>
+            <w:pStyle w:val="TOC2"/>
             <w:tabs>
               <w:tab w:val="right" w:leader="dot" w:pos="8306"/>
             </w:tabs>
           </w:pPr>
           <w:r>
             <w:rPr>
-              <w:rFonts w:hint="eastAsia" w:ascii="宋体" w:hAnsi="宋体" w:eastAsia="宋体" w:cs="宋体"/>
+              <w:rFonts w:ascii="宋体" w:eastAsia="宋体" w:hAnsi="宋体" w:cs="宋体" w:hint="eastAsia"/>
               <w:szCs w:val="24"/>
             </w:rPr>
             <w:fldChar w:fldCharType="begin"/>
           </w:r>
           <w:r>
             <w:rPr>
-              <w:rFonts w:hint="eastAsia" w:ascii="宋体" w:hAnsi="宋体" w:eastAsia="宋体" w:cs="宋体"/>
+              <w:rFonts w:ascii="宋体" w:eastAsia="宋体" w:hAnsi="宋体" w:cs="宋体" w:hint="eastAsia"/>
               <w:szCs w:val="24"/>
             </w:rPr>
             <w:instrText xml:space="preserve"> HYPERLINK \l _Toc20657 </w:instrText>
           </w:r>
           <w:r>
             <w:rPr>
-              <w:rFonts w:hint="eastAsia" w:ascii="宋体" w:hAnsi="宋体" w:eastAsia="宋体" w:cs="宋体"/>
+              <w:rFonts w:ascii="宋体" w:eastAsia="宋体" w:hAnsi="宋体" w:cs="宋体" w:hint="eastAsia"/>
               <w:szCs w:val="24"/>
             </w:rPr>
             <w:fldChar w:fldCharType="separate"/>
@@ -2952,7 +2893,7 @@
           </w:r>
           <w:r>
             <w:rPr>
-              <w:rFonts w:hint="eastAsia" w:ascii="宋体" w:hAnsi="宋体" w:eastAsia="宋体" w:cs="宋体"/>
+              <w:rFonts w:ascii="宋体" w:eastAsia="宋体" w:hAnsi="宋体" w:cs="宋体" w:hint="eastAsia"/>
               <w:szCs w:val="24"/>
             </w:rPr>
             <w:fldChar w:fldCharType="end"/>
@@ -2960,28 +2901,28 @@
         </w:p>
         <w:p>
           <w:pPr>
-            <w:pStyle w:val="17"/>
+            <w:pStyle w:val="TOC2"/>
             <w:tabs>
               <w:tab w:val="right" w:leader="dot" w:pos="8306"/>
             </w:tabs>
           </w:pPr>
           <w:r>
             <w:rPr>
-              <w:rFonts w:hint="eastAsia" w:ascii="宋体" w:hAnsi="宋体" w:eastAsia="宋体" w:cs="宋体"/>
+              <w:rFonts w:ascii="宋体" w:eastAsia="宋体" w:hAnsi="宋体" w:cs="宋体" w:hint="eastAsia"/>
               <w:szCs w:val="24"/>
             </w:rPr>
             <w:fldChar w:fldCharType="begin"/>
           </w:r>
           <w:r>
             <w:rPr>
-              <w:rFonts w:hint="eastAsia" w:ascii="宋体" w:hAnsi="宋体" w:eastAsia="宋体" w:cs="宋体"/>
+              <w:rFonts w:ascii="宋体" w:eastAsia="宋体" w:hAnsi="宋体" w:cs="宋体" w:hint="eastAsia"/>
               <w:szCs w:val="24"/>
             </w:rPr>
             <w:instrText xml:space="preserve"> HYPERLINK \l _Toc28422 </w:instrText>
           </w:r>
           <w:r>
             <w:rPr>
-              <w:rFonts w:hint="eastAsia" w:ascii="宋体" w:hAnsi="宋体" w:eastAsia="宋体" w:cs="宋体"/>
+              <w:rFonts w:ascii="宋体" w:eastAsia="宋体" w:hAnsi="宋体" w:cs="宋体" w:hint="eastAsia"/>
               <w:szCs w:val="24"/>
             </w:rPr>
             <w:fldChar w:fldCharType="separate"/>
@@ -3013,7 +2954,7 @@
           </w:r>
           <w:r>
             <w:rPr>
-              <w:rFonts w:hint="eastAsia" w:ascii="宋体" w:hAnsi="宋体" w:eastAsia="宋体" w:cs="宋体"/>
+              <w:rFonts w:ascii="宋体" w:eastAsia="宋体" w:hAnsi="宋体" w:cs="宋体" w:hint="eastAsia"/>
               <w:szCs w:val="24"/>
             </w:rPr>
             <w:fldChar w:fldCharType="end"/>
@@ -3021,28 +2962,28 @@
         </w:p>
         <w:p>
           <w:pPr>
-            <w:pStyle w:val="17"/>
+            <w:pStyle w:val="TOC2"/>
             <w:tabs>
               <w:tab w:val="right" w:leader="dot" w:pos="8306"/>
             </w:tabs>
           </w:pPr>
           <w:r>
             <w:rPr>
-              <w:rFonts w:hint="eastAsia" w:ascii="宋体" w:hAnsi="宋体" w:eastAsia="宋体" w:cs="宋体"/>
+              <w:rFonts w:ascii="宋体" w:eastAsia="宋体" w:hAnsi="宋体" w:cs="宋体" w:hint="eastAsia"/>
               <w:szCs w:val="24"/>
             </w:rPr>
             <w:fldChar w:fldCharType="begin"/>
           </w:r>
           <w:r>
             <w:rPr>
-              <w:rFonts w:hint="eastAsia" w:ascii="宋体" w:hAnsi="宋体" w:eastAsia="宋体" w:cs="宋体"/>
+              <w:rFonts w:ascii="宋体" w:eastAsia="宋体" w:hAnsi="宋体" w:cs="宋体" w:hint="eastAsia"/>
               <w:szCs w:val="24"/>
             </w:rPr>
             <w:instrText xml:space="preserve"> HYPERLINK \l _Toc9019 </w:instrText>
           </w:r>
           <w:r>
             <w:rPr>
-              <w:rFonts w:hint="eastAsia" w:ascii="宋体" w:hAnsi="宋体" w:eastAsia="宋体" w:cs="宋体"/>
+              <w:rFonts w:ascii="宋体" w:eastAsia="宋体" w:hAnsi="宋体" w:cs="宋体" w:hint="eastAsia"/>
               <w:szCs w:val="24"/>
             </w:rPr>
             <w:fldChar w:fldCharType="separate"/>
@@ -3074,7 +3015,7 @@
           </w:r>
           <w:r>
             <w:rPr>
-              <w:rFonts w:hint="eastAsia" w:ascii="宋体" w:hAnsi="宋体" w:eastAsia="宋体" w:cs="宋体"/>
+              <w:rFonts w:ascii="宋体" w:eastAsia="宋体" w:hAnsi="宋体" w:cs="宋体" w:hint="eastAsia"/>
               <w:szCs w:val="24"/>
             </w:rPr>
             <w:fldChar w:fldCharType="end"/>
@@ -3082,28 +3023,28 @@
         </w:p>
         <w:p>
           <w:pPr>
-            <w:pStyle w:val="17"/>
+            <w:pStyle w:val="TOC2"/>
             <w:tabs>
               <w:tab w:val="right" w:leader="dot" w:pos="8306"/>
             </w:tabs>
           </w:pPr>
           <w:r>
             <w:rPr>
-              <w:rFonts w:hint="eastAsia" w:ascii="宋体" w:hAnsi="宋体" w:eastAsia="宋体" w:cs="宋体"/>
+              <w:rFonts w:ascii="宋体" w:eastAsia="宋体" w:hAnsi="宋体" w:cs="宋体" w:hint="eastAsia"/>
               <w:szCs w:val="24"/>
             </w:rPr>
             <w:fldChar w:fldCharType="begin"/>
           </w:r>
           <w:r>
             <w:rPr>
-              <w:rFonts w:hint="eastAsia" w:ascii="宋体" w:hAnsi="宋体" w:eastAsia="宋体" w:cs="宋体"/>
+              <w:rFonts w:ascii="宋体" w:eastAsia="宋体" w:hAnsi="宋体" w:cs="宋体" w:hint="eastAsia"/>
               <w:szCs w:val="24"/>
             </w:rPr>
             <w:instrText xml:space="preserve"> HYPERLINK \l _Toc12525 </w:instrText>
           </w:r>
           <w:r>
             <w:rPr>
-              <w:rFonts w:hint="eastAsia" w:ascii="宋体" w:hAnsi="宋体" w:eastAsia="宋体" w:cs="宋体"/>
+              <w:rFonts w:ascii="宋体" w:eastAsia="宋体" w:hAnsi="宋体" w:cs="宋体" w:hint="eastAsia"/>
               <w:szCs w:val="24"/>
             </w:rPr>
             <w:fldChar w:fldCharType="separate"/>
@@ -3135,7 +3076,7 @@
           </w:r>
           <w:r>
             <w:rPr>
-              <w:rFonts w:hint="eastAsia" w:ascii="宋体" w:hAnsi="宋体" w:eastAsia="宋体" w:cs="宋体"/>
+              <w:rFonts w:ascii="宋体" w:eastAsia="宋体" w:hAnsi="宋体" w:cs="宋体" w:hint="eastAsia"/>
               <w:szCs w:val="24"/>
             </w:rPr>
             <w:fldChar w:fldCharType="end"/>
@@ -3143,28 +3084,28 @@
         </w:p>
         <w:p>
           <w:pPr>
-            <w:pStyle w:val="17"/>
+            <w:pStyle w:val="TOC2"/>
             <w:tabs>
               <w:tab w:val="right" w:leader="dot" w:pos="8306"/>
             </w:tabs>
           </w:pPr>
           <w:r>
             <w:rPr>
-              <w:rFonts w:hint="eastAsia" w:ascii="宋体" w:hAnsi="宋体" w:eastAsia="宋体" w:cs="宋体"/>
+              <w:rFonts w:ascii="宋体" w:eastAsia="宋体" w:hAnsi="宋体" w:cs="宋体" w:hint="eastAsia"/>
               <w:szCs w:val="24"/>
             </w:rPr>
             <w:fldChar w:fldCharType="begin"/>
           </w:r>
           <w:r>
             <w:rPr>
-              <w:rFonts w:hint="eastAsia" w:ascii="宋体" w:hAnsi="宋体" w:eastAsia="宋体" w:cs="宋体"/>
+              <w:rFonts w:ascii="宋体" w:eastAsia="宋体" w:hAnsi="宋体" w:cs="宋体" w:hint="eastAsia"/>
               <w:szCs w:val="24"/>
             </w:rPr>
             <w:instrText xml:space="preserve"> HYPERLINK \l _Toc16663 </w:instrText>
           </w:r>
           <w:r>
             <w:rPr>
-              <w:rFonts w:hint="eastAsia" w:ascii="宋体" w:hAnsi="宋体" w:eastAsia="宋体" w:cs="宋体"/>
+              <w:rFonts w:ascii="宋体" w:eastAsia="宋体" w:hAnsi="宋体" w:cs="宋体" w:hint="eastAsia"/>
               <w:szCs w:val="24"/>
             </w:rPr>
             <w:fldChar w:fldCharType="separate"/>
@@ -3196,7 +3137,7 @@
           </w:r>
           <w:r>
             <w:rPr>
-              <w:rFonts w:hint="eastAsia" w:ascii="宋体" w:hAnsi="宋体" w:eastAsia="宋体" w:cs="宋体"/>
+              <w:rFonts w:ascii="宋体" w:eastAsia="宋体" w:hAnsi="宋体" w:cs="宋体" w:hint="eastAsia"/>
               <w:szCs w:val="24"/>
             </w:rPr>
             <w:fldChar w:fldCharType="end"/>
@@ -3204,28 +3145,28 @@
         </w:p>
         <w:p>
           <w:pPr>
-            <w:pStyle w:val="16"/>
+            <w:pStyle w:val="TOC1"/>
             <w:tabs>
               <w:tab w:val="right" w:leader="dot" w:pos="8306"/>
             </w:tabs>
           </w:pPr>
           <w:r>
             <w:rPr>
-              <w:rFonts w:hint="eastAsia" w:ascii="宋体" w:hAnsi="宋体" w:eastAsia="宋体" w:cs="宋体"/>
+              <w:rFonts w:ascii="宋体" w:eastAsia="宋体" w:hAnsi="宋体" w:cs="宋体" w:hint="eastAsia"/>
               <w:szCs w:val="24"/>
             </w:rPr>
             <w:fldChar w:fldCharType="begin"/>
           </w:r>
           <w:r>
             <w:rPr>
-              <w:rFonts w:hint="eastAsia" w:ascii="宋体" w:hAnsi="宋体" w:eastAsia="宋体" w:cs="宋体"/>
+              <w:rFonts w:ascii="宋体" w:eastAsia="宋体" w:hAnsi="宋体" w:cs="宋体" w:hint="eastAsia"/>
               <w:szCs w:val="24"/>
             </w:rPr>
             <w:instrText xml:space="preserve"> HYPERLINK \l _Toc31819 </w:instrText>
           </w:r>
           <w:r>
             <w:rPr>
-              <w:rFonts w:hint="eastAsia" w:ascii="宋体" w:hAnsi="宋体" w:eastAsia="宋体" w:cs="宋体"/>
+              <w:rFonts w:ascii="宋体" w:eastAsia="宋体" w:hAnsi="宋体" w:cs="宋体" w:hint="eastAsia"/>
               <w:szCs w:val="24"/>
             </w:rPr>
             <w:fldChar w:fldCharType="separate"/>
@@ -3257,7 +3198,7 @@
           </w:r>
           <w:r>
             <w:rPr>
-              <w:rFonts w:hint="eastAsia" w:ascii="宋体" w:hAnsi="宋体" w:eastAsia="宋体" w:cs="宋体"/>
+              <w:rFonts w:ascii="宋体" w:eastAsia="宋体" w:hAnsi="宋体" w:cs="宋体" w:hint="eastAsia"/>
               <w:szCs w:val="24"/>
             </w:rPr>
             <w:fldChar w:fldCharType="end"/>
@@ -3265,28 +3206,28 @@
         </w:p>
         <w:p>
           <w:pPr>
-            <w:pStyle w:val="16"/>
+            <w:pStyle w:val="TOC1"/>
             <w:tabs>
               <w:tab w:val="right" w:leader="dot" w:pos="8306"/>
             </w:tabs>
           </w:pPr>
           <w:r>
             <w:rPr>
-              <w:rFonts w:hint="eastAsia" w:ascii="宋体" w:hAnsi="宋体" w:eastAsia="宋体" w:cs="宋体"/>
+              <w:rFonts w:ascii="宋体" w:eastAsia="宋体" w:hAnsi="宋体" w:cs="宋体" w:hint="eastAsia"/>
               <w:szCs w:val="24"/>
             </w:rPr>
             <w:fldChar w:fldCharType="begin"/>
           </w:r>
           <w:r>
             <w:rPr>
-              <w:rFonts w:hint="eastAsia" w:ascii="宋体" w:hAnsi="宋体" w:eastAsia="宋体" w:cs="宋体"/>
+              <w:rFonts w:ascii="宋体" w:eastAsia="宋体" w:hAnsi="宋体" w:cs="宋体" w:hint="eastAsia"/>
               <w:szCs w:val="24"/>
             </w:rPr>
             <w:instrText xml:space="preserve"> HYPERLINK \l _Toc326 </w:instrText>
           </w:r>
           <w:r>
             <w:rPr>
-              <w:rFonts w:hint="eastAsia" w:ascii="宋体" w:hAnsi="宋体" w:eastAsia="宋体" w:cs="宋体"/>
+              <w:rFonts w:ascii="宋体" w:eastAsia="宋体" w:hAnsi="宋体" w:cs="宋体" w:hint="eastAsia"/>
               <w:szCs w:val="24"/>
             </w:rPr>
             <w:fldChar w:fldCharType="separate"/>
@@ -3325,7 +3266,7 @@
           </w:r>
           <w:r>
             <w:rPr>
-              <w:rFonts w:hint="eastAsia" w:ascii="宋体" w:hAnsi="宋体" w:eastAsia="宋体" w:cs="宋体"/>
+              <w:rFonts w:ascii="宋体" w:eastAsia="宋体" w:hAnsi="宋体" w:cs="宋体" w:hint="eastAsia"/>
               <w:szCs w:val="24"/>
             </w:rPr>
             <w:fldChar w:fldCharType="end"/>
@@ -3333,28 +3274,28 @@
         </w:p>
         <w:p>
           <w:pPr>
-            <w:pStyle w:val="16"/>
+            <w:pStyle w:val="TOC1"/>
             <w:tabs>
               <w:tab w:val="right" w:leader="dot" w:pos="8306"/>
             </w:tabs>
           </w:pPr>
           <w:r>
             <w:rPr>
-              <w:rFonts w:hint="eastAsia" w:ascii="宋体" w:hAnsi="宋体" w:eastAsia="宋体" w:cs="宋体"/>
+              <w:rFonts w:ascii="宋体" w:eastAsia="宋体" w:hAnsi="宋体" w:cs="宋体" w:hint="eastAsia"/>
               <w:szCs w:val="24"/>
             </w:rPr>
             <w:fldChar w:fldCharType="begin"/>
           </w:r>
           <w:r>
             <w:rPr>
-              <w:rFonts w:hint="eastAsia" w:ascii="宋体" w:hAnsi="宋体" w:eastAsia="宋体" w:cs="宋体"/>
+              <w:rFonts w:ascii="宋体" w:eastAsia="宋体" w:hAnsi="宋体" w:cs="宋体" w:hint="eastAsia"/>
               <w:szCs w:val="24"/>
             </w:rPr>
             <w:instrText xml:space="preserve"> HYPERLINK \l _Toc8574 </w:instrText>
           </w:r>
           <w:r>
             <w:rPr>
-              <w:rFonts w:hint="eastAsia" w:ascii="宋体" w:hAnsi="宋体" w:eastAsia="宋体" w:cs="宋体"/>
+              <w:rFonts w:ascii="宋体" w:eastAsia="宋体" w:hAnsi="宋体" w:cs="宋体" w:hint="eastAsia"/>
               <w:szCs w:val="24"/>
             </w:rPr>
             <w:fldChar w:fldCharType="separate"/>
@@ -3386,7 +3327,7 @@
           </w:r>
           <w:r>
             <w:rPr>
-              <w:rFonts w:hint="eastAsia" w:ascii="宋体" w:hAnsi="宋体" w:eastAsia="宋体" w:cs="宋体"/>
+              <w:rFonts w:ascii="宋体" w:eastAsia="宋体" w:hAnsi="宋体" w:cs="宋体" w:hint="eastAsia"/>
               <w:szCs w:val="24"/>
             </w:rPr>
             <w:fldChar w:fldCharType="end"/>
@@ -3410,7 +3351,7 @@
             <w:spacing w:line="312" w:lineRule="auto"/>
             <w:textAlignment w:val="baseline"/>
             <w:rPr>
-              <w:rFonts w:hint="eastAsia" w:ascii="宋体" w:hAnsi="宋体" w:eastAsia="宋体" w:cs="宋体"/>
+              <w:rFonts w:ascii="宋体" w:eastAsia="宋体" w:hAnsi="宋体" w:cs="宋体" w:hint="eastAsia"/>
               <w:snapToGrid w:val="0"/>
               <w:color w:val="000000"/>
               <w:kern w:val="0"/>
@@ -3421,7 +3362,7 @@
           </w:pPr>
           <w:r>
             <w:rPr>
-              <w:rFonts w:hint="eastAsia" w:ascii="宋体" w:hAnsi="宋体" w:eastAsia="宋体" w:cs="宋体"/>
+              <w:rFonts w:ascii="宋体" w:eastAsia="宋体" w:hAnsi="宋体" w:cs="宋体" w:hint="eastAsia"/>
               <w:szCs w:val="24"/>
             </w:rPr>
             <w:fldChar w:fldCharType="end"/>
@@ -3445,7 +3386,7 @@
         <w:snapToGrid w:val="0"/>
         <w:textAlignment w:val="baseline"/>
         <w:rPr>
-          <w:rFonts w:ascii="Arial" w:hAnsi="Arial" w:eastAsia="Arial" w:cs="Arial"/>
+          <w:rFonts w:ascii="Arial" w:eastAsia="Arial" w:hAnsi="Arial" w:cs="Arial"/>
           <w:snapToGrid w:val="0"/>
           <w:color w:val="000000"/>
           <w:kern w:val="0"/>
@@ -3456,7 +3397,7 @@
       </w:pPr>
       <w:r>
         <w:rPr>
-          <w:rFonts w:ascii="Arial" w:hAnsi="Arial" w:eastAsia="Arial" w:cs="Arial"/>
+          <w:rFonts w:ascii="Arial" w:eastAsia="Arial" w:hAnsi="Arial" w:cs="Arial"/>
           <w:snapToGrid w:val="0"/>
           <w:color w:val="000000"/>
           <w:kern w:val="0"/>
@@ -3469,45 +3410,45 @@
     </w:p>
     <w:p>
       <w:pPr>
-        <w:pStyle w:val="28"/>
+        <w:pStyle w:val="1"/>
         <w:bidi w:val="0"/>
         <w:rPr>
           <w:rFonts w:hint="default"/>
           <w:lang w:val="en-US" w:eastAsia="zh-CN"/>
         </w:rPr>
       </w:pPr>
-      <w:bookmarkStart w:id="2" w:name="_Toc32177"/>
+      <w:bookmarkStart w:id="3" w:name="_Toc32177"/>
       <w:r>
         <w:rPr>
           <w:rFonts w:hint="default"/>
           <w:lang w:val="en-US" w:eastAsia="zh-CN"/>
         </w:rPr>
         <w:t>总则</w:t>
-      </w:r>
-      <w:bookmarkEnd w:id="2"/>
-    </w:p>
-    <w:p>
-      <w:pPr>
-        <w:pStyle w:val="30"/>
-        <w:bidi w:val="0"/>
-        <w:rPr>
-          <w:rFonts w:hint="default"/>
-          <w:lang w:val="en-US" w:eastAsia="zh-CN"/>
-        </w:rPr>
-      </w:pPr>
-      <w:bookmarkStart w:id="3" w:name="_Toc16759"/>
-      <w:r>
-        <w:rPr>
-          <w:rFonts w:hint="default"/>
-          <w:lang w:val="en-US" w:eastAsia="zh-CN"/>
-        </w:rPr>
-        <w:t>目的</w:t>
       </w:r>
       <w:bookmarkEnd w:id="3"/>
     </w:p>
     <w:p>
       <w:pPr>
-        <w:pStyle w:val="29"/>
+        <w:pStyle w:val="2"/>
+        <w:bidi w:val="0"/>
+        <w:rPr>
+          <w:rFonts w:hint="default"/>
+          <w:lang w:val="en-US" w:eastAsia="zh-CN"/>
+        </w:rPr>
+      </w:pPr>
+      <w:bookmarkStart w:id="4" w:name="_Toc16759"/>
+      <w:r>
+        <w:rPr>
+          <w:rFonts w:hint="default"/>
+          <w:lang w:val="en-US" w:eastAsia="zh-CN"/>
+        </w:rPr>
+        <w:t>目的</w:t>
+      </w:r>
+      <w:bookmarkEnd w:id="4"/>
+    </w:p>
+    <w:p>
+      <w:pPr>
+        <w:pStyle w:val="a1"/>
         <w:keepNext w:val="0"/>
         <w:keepLines w:val="0"/>
         <w:pageBreakBefore w:val="0"/>
@@ -3550,14 +3491,14 @@
     </w:p>
     <w:p>
       <w:pPr>
-        <w:pStyle w:val="30"/>
+        <w:pStyle w:val="2"/>
         <w:bidi w:val="0"/>
         <w:rPr>
           <w:rFonts w:hint="default"/>
           <w:lang w:val="en-US" w:eastAsia="zh-CN"/>
         </w:rPr>
       </w:pPr>
-      <w:bookmarkStart w:id="4" w:name="_Toc1120"/>
+      <w:bookmarkStart w:id="5" w:name="_Toc1120"/>
       <w:r>
         <w:rPr>
           <w:rFonts w:hint="default"/>
@@ -3565,11 +3506,11 @@
         </w:rPr>
         <w:t>适用范围</w:t>
       </w:r>
-      <w:bookmarkEnd w:id="4"/>
+      <w:bookmarkEnd w:id="5"/>
     </w:p>
     <w:p>
       <w:pPr>
-        <w:pStyle w:val="29"/>
+        <w:pStyle w:val="a1"/>
         <w:keepNext w:val="0"/>
         <w:keepLines w:val="0"/>
         <w:pageBreakBefore w:val="0"/>
@@ -3612,14 +3553,14 @@
     </w:p>
     <w:p>
       <w:pPr>
-        <w:pStyle w:val="30"/>
+        <w:pStyle w:val="2"/>
         <w:bidi w:val="0"/>
         <w:rPr>
           <w:rFonts w:hint="default"/>
           <w:lang w:val="en-US" w:eastAsia="zh-CN"/>
         </w:rPr>
       </w:pPr>
-      <w:bookmarkStart w:id="5" w:name="_Toc5545"/>
+      <w:bookmarkStart w:id="6" w:name="_Toc5545"/>
       <w:r>
         <w:rPr>
           <w:rFonts w:hint="default"/>
@@ -3627,11 +3568,11 @@
         </w:rPr>
         <w:t>原则</w:t>
       </w:r>
-      <w:bookmarkEnd w:id="5"/>
+      <w:bookmarkEnd w:id="6"/>
     </w:p>
     <w:p>
       <w:pPr>
-        <w:pStyle w:val="29"/>
+        <w:pStyle w:val="a1"/>
         <w:keepNext w:val="0"/>
         <w:keepLines w:val="0"/>
         <w:pageBreakBefore w:val="0"/>
@@ -3660,7 +3601,7 @@
     </w:p>
     <w:p>
       <w:pPr>
-        <w:pStyle w:val="29"/>
+        <w:pStyle w:val="a1"/>
         <w:keepNext w:val="0"/>
         <w:keepLines w:val="0"/>
         <w:pageBreakBefore w:val="0"/>
@@ -3689,7 +3630,7 @@
     </w:p>
     <w:p>
       <w:pPr>
-        <w:pStyle w:val="29"/>
+        <w:pStyle w:val="a1"/>
         <w:keepNext w:val="0"/>
         <w:keepLines w:val="0"/>
         <w:pageBreakBefore w:val="0"/>
@@ -3718,7 +3659,7 @@
     </w:p>
     <w:p>
       <w:pPr>
-        <w:pStyle w:val="29"/>
+        <w:pStyle w:val="a1"/>
         <w:keepNext w:val="0"/>
         <w:keepLines w:val="0"/>
         <w:pageBreakBefore w:val="0"/>
@@ -3747,7 +3688,7 @@
     </w:p>
     <w:p>
       <w:pPr>
-        <w:pStyle w:val="29"/>
+        <w:pStyle w:val="a1"/>
         <w:keepNext w:val="0"/>
         <w:keepLines w:val="0"/>
         <w:pageBreakBefore w:val="0"/>
@@ -3776,14 +3717,14 @@
     </w:p>
     <w:p>
       <w:pPr>
-        <w:pStyle w:val="28"/>
+        <w:pStyle w:val="1"/>
         <w:bidi w:val="0"/>
         <w:rPr>
           <w:rFonts w:hint="default"/>
           <w:lang w:val="en-US" w:eastAsia="zh-CN"/>
         </w:rPr>
       </w:pPr>
-      <w:bookmarkStart w:id="6" w:name="_Toc1458"/>
+      <w:bookmarkStart w:id="7" w:name="_Toc1458"/>
       <w:r>
         <w:rPr>
           <w:rFonts w:hint="default"/>
@@ -3791,23 +3732,22 @@
         </w:rPr>
         <w:t>角色与职责</w:t>
       </w:r>
-      <w:bookmarkEnd w:id="6"/>
+      <w:bookmarkEnd w:id="7"/>
     </w:p>
     <w:tbl>
       <w:tblPr>
-        <w:tblStyle w:val="20"/>
+        <w:tblStyle w:val="TableNormal"/>
         <w:tblW w:w="9024" w:type="dxa"/>
         <w:tblInd w:w="0" w:type="dxa"/>
         <w:tblBorders>
-          <w:top w:val="single" w:color="auto" w:sz="4" w:space="0"/>
-          <w:left w:val="single" w:color="auto" w:sz="4" w:space="0"/>
-          <w:bottom w:val="single" w:color="auto" w:sz="4" w:space="0"/>
-          <w:right w:val="single" w:color="auto" w:sz="4" w:space="0"/>
-          <w:insideH w:val="single" w:color="auto" w:sz="4" w:space="0"/>
-          <w:insideV w:val="single" w:color="auto" w:sz="4" w:space="0"/>
+          <w:top w:val="single" w:sz="4" w:space="0" w:color="auto"/>
+          <w:left w:val="single" w:sz="4" w:space="0" w:color="auto"/>
+          <w:bottom w:val="single" w:sz="4" w:space="0" w:color="auto"/>
+          <w:right w:val="single" w:sz="4" w:space="0" w:color="auto"/>
+          <w:insideH w:val="single" w:sz="4" w:space="0" w:color="auto"/>
+          <w:insideV w:val="single" w:sz="4" w:space="0" w:color="auto"/>
         </w:tblBorders>
         <w:shd w:val="clear" w:color="auto" w:fill="auto"/>
-        <w:tblLayout w:type="autofit"/>
         <w:tblCellMar>
           <w:top w:w="15" w:type="dxa"/>
           <w:left w:w="15" w:type="dxa"/>
@@ -3822,13 +3762,15 @@
       </w:tblGrid>
       <w:tr>
         <w:tblPrEx>
+          <w:tblW w:w="9024" w:type="dxa"/>
+          <w:tblInd w:w="0" w:type="dxa"/>
           <w:tblBorders>
-            <w:top w:val="single" w:color="auto" w:sz="4" w:space="0"/>
-            <w:left w:val="single" w:color="auto" w:sz="4" w:space="0"/>
-            <w:bottom w:val="single" w:color="auto" w:sz="4" w:space="0"/>
-            <w:right w:val="single" w:color="auto" w:sz="4" w:space="0"/>
-            <w:insideH w:val="single" w:color="auto" w:sz="4" w:space="0"/>
-            <w:insideV w:val="single" w:color="auto" w:sz="4" w:space="0"/>
+            <w:top w:val="single" w:sz="4" w:space="0" w:color="auto"/>
+            <w:left w:val="single" w:sz="4" w:space="0" w:color="auto"/>
+            <w:bottom w:val="single" w:sz="4" w:space="0" w:color="auto"/>
+            <w:right w:val="single" w:sz="4" w:space="0" w:color="auto"/>
+            <w:insideH w:val="single" w:sz="4" w:space="0" w:color="auto"/>
+            <w:insideV w:val="single" w:sz="4" w:space="0" w:color="auto"/>
           </w:tblBorders>
           <w:shd w:val="clear" w:color="auto" w:fill="auto"/>
           <w:tblCellMar>
@@ -3862,7 +3804,7 @@
               <w:spacing w:line="300" w:lineRule="atLeast"/>
               <w:jc w:val="left"/>
               <w:rPr>
-                <w:rFonts w:ascii="Segoe UI" w:hAnsi="Segoe UI" w:eastAsia="Segoe UI" w:cs="Segoe UI"/>
+                <w:rFonts w:ascii="Segoe UI" w:eastAsia="Segoe UI" w:hAnsi="Segoe UI" w:cs="Segoe UI"/>
                 <w:i w:val="0"/>
                 <w:iCs w:val="0"/>
                 <w:caps w:val="0"/>
@@ -3874,7 +3816,7 @@
             </w:pPr>
             <w:r>
               <w:rPr>
-                <w:rFonts w:hint="default" w:ascii="Segoe UI" w:hAnsi="Segoe UI" w:eastAsia="Segoe UI" w:cs="Segoe UI"/>
+                <w:rFonts w:ascii="Segoe UI" w:eastAsia="Segoe UI" w:hAnsi="Segoe UI" w:cs="Segoe UI" w:hint="default"/>
                 <w:i w:val="0"/>
                 <w:iCs w:val="0"/>
                 <w:caps w:val="0"/>
@@ -3911,7 +3853,7 @@
               <w:spacing w:line="300" w:lineRule="atLeast"/>
               <w:jc w:val="left"/>
               <w:rPr>
-                <w:rFonts w:hint="default" w:ascii="Segoe UI" w:hAnsi="Segoe UI" w:eastAsia="Segoe UI" w:cs="Segoe UI"/>
+                <w:rFonts w:ascii="Segoe UI" w:eastAsia="Segoe UI" w:hAnsi="Segoe UI" w:cs="Segoe UI" w:hint="default"/>
                 <w:i w:val="0"/>
                 <w:iCs w:val="0"/>
                 <w:caps w:val="0"/>
@@ -3923,7 +3865,7 @@
             </w:pPr>
             <w:r>
               <w:rPr>
-                <w:rFonts w:hint="default" w:ascii="Segoe UI" w:hAnsi="Segoe UI" w:eastAsia="Segoe UI" w:cs="Segoe UI"/>
+                <w:rFonts w:ascii="Segoe UI" w:eastAsia="Segoe UI" w:hAnsi="Segoe UI" w:cs="Segoe UI" w:hint="default"/>
                 <w:i w:val="0"/>
                 <w:iCs w:val="0"/>
                 <w:caps w:val="0"/>
@@ -3960,7 +3902,7 @@
               <w:spacing w:line="300" w:lineRule="atLeast"/>
               <w:jc w:val="left"/>
               <w:rPr>
-                <w:rFonts w:hint="default" w:ascii="Segoe UI" w:hAnsi="Segoe UI" w:eastAsia="Segoe UI" w:cs="Segoe UI"/>
+                <w:rFonts w:ascii="Segoe UI" w:eastAsia="Segoe UI" w:hAnsi="Segoe UI" w:cs="Segoe UI" w:hint="default"/>
                 <w:i w:val="0"/>
                 <w:iCs w:val="0"/>
                 <w:caps w:val="0"/>
@@ -3972,7 +3914,7 @@
             </w:pPr>
             <w:r>
               <w:rPr>
-                <w:rFonts w:hint="default" w:ascii="Segoe UI" w:hAnsi="Segoe UI" w:eastAsia="Segoe UI" w:cs="Segoe UI"/>
+                <w:rFonts w:ascii="Segoe UI" w:eastAsia="Segoe UI" w:hAnsi="Segoe UI" w:cs="Segoe UI" w:hint="default"/>
                 <w:i w:val="0"/>
                 <w:iCs w:val="0"/>
                 <w:caps w:val="0"/>
@@ -3991,14 +3933,9 @@
       </w:tr>
       <w:tr>
         <w:tblPrEx>
-          <w:tblBorders>
-            <w:top w:val="single" w:color="auto" w:sz="4" w:space="0"/>
-            <w:left w:val="single" w:color="auto" w:sz="4" w:space="0"/>
-            <w:bottom w:val="single" w:color="auto" w:sz="4" w:space="0"/>
-            <w:right w:val="single" w:color="auto" w:sz="4" w:space="0"/>
-            <w:insideH w:val="single" w:color="auto" w:sz="4" w:space="0"/>
-            <w:insideV w:val="single" w:color="auto" w:sz="4" w:space="0"/>
-          </w:tblBorders>
+          <w:tblW w:w="9024" w:type="dxa"/>
+          <w:tblInd w:w="0" w:type="dxa"/>
+          <w:shd w:val="clear" w:color="auto" w:fill="auto"/>
           <w:tblCellMar>
             <w:top w:w="15" w:type="dxa"/>
             <w:left w:w="15" w:type="dxa"/>
@@ -4027,7 +3964,7 @@
               <w:spacing w:line="300" w:lineRule="atLeast"/>
               <w:jc w:val="left"/>
               <w:rPr>
-                <w:rFonts w:hint="default" w:ascii="Segoe UI" w:hAnsi="Segoe UI" w:eastAsia="Segoe UI" w:cs="Segoe UI"/>
+                <w:rFonts w:ascii="Segoe UI" w:eastAsia="Segoe UI" w:hAnsi="Segoe UI" w:cs="Segoe UI" w:hint="default"/>
                 <w:i w:val="0"/>
                 <w:iCs w:val="0"/>
                 <w:caps w:val="0"/>
@@ -4039,8 +3976,8 @@
             </w:pPr>
             <w:r>
               <w:rPr>
-                <w:rStyle w:val="23"/>
-                <w:rFonts w:hint="default" w:ascii="Segoe UI" w:hAnsi="Segoe UI" w:eastAsia="Segoe UI" w:cs="Segoe UI"/>
+                <w:rStyle w:val="Strong"/>
+                <w:rFonts w:ascii="Segoe UI" w:eastAsia="Segoe UI" w:hAnsi="Segoe UI" w:cs="Segoe UI" w:hint="default"/>
                 <w:b/>
                 <w:bCs/>
                 <w:i w:val="0"/>
@@ -4079,7 +4016,7 @@
               <w:spacing w:line="300" w:lineRule="atLeast"/>
               <w:jc w:val="left"/>
               <w:rPr>
-                <w:rFonts w:hint="default" w:ascii="Segoe UI" w:hAnsi="Segoe UI" w:eastAsia="Segoe UI" w:cs="Segoe UI"/>
+                <w:rFonts w:ascii="Segoe UI" w:eastAsia="Segoe UI" w:hAnsi="Segoe UI" w:cs="Segoe UI" w:hint="default"/>
                 <w:i w:val="0"/>
                 <w:iCs w:val="0"/>
                 <w:caps w:val="0"/>
@@ -4091,7 +4028,7 @@
             </w:pPr>
             <w:r>
               <w:rPr>
-                <w:rFonts w:hint="default" w:ascii="Segoe UI" w:hAnsi="Segoe UI" w:eastAsia="Segoe UI" w:cs="Segoe UI"/>
+                <w:rFonts w:ascii="Segoe UI" w:eastAsia="Segoe UI" w:hAnsi="Segoe UI" w:cs="Segoe UI" w:hint="default"/>
                 <w:i w:val="0"/>
                 <w:iCs w:val="0"/>
                 <w:caps w:val="0"/>
@@ -4107,7 +4044,7 @@
             </w:r>
             <w:r>
               <w:rPr>
-                <w:rFonts w:hint="default" w:ascii="Segoe UI" w:hAnsi="Segoe UI" w:eastAsia="Segoe UI" w:cs="Segoe UI"/>
+                <w:rFonts w:ascii="Segoe UI" w:eastAsia="Segoe UI" w:hAnsi="Segoe UI" w:cs="Segoe UI" w:hint="default"/>
                 <w:i w:val="0"/>
                 <w:iCs w:val="0"/>
                 <w:caps w:val="0"/>
@@ -4119,11 +4056,11 @@
                 <w:szCs w:val="18"/>
                 <w:lang w:val="en-US" w:eastAsia="zh-CN"/>
               </w:rPr>
-              <w:br w:type="textWrapping"/>
-            </w:r>
-            <w:r>
-              <w:rPr>
-                <w:rFonts w:hint="default" w:ascii="Segoe UI" w:hAnsi="Segoe UI" w:eastAsia="Segoe UI" w:cs="Segoe UI"/>
+              <w:br/>
+            </w:r>
+            <w:r>
+              <w:rPr>
+                <w:rFonts w:ascii="Segoe UI" w:eastAsia="Segoe UI" w:hAnsi="Segoe UI" w:cs="Segoe UI" w:hint="default"/>
                 <w:i w:val="0"/>
                 <w:iCs w:val="0"/>
                 <w:caps w:val="0"/>
@@ -4160,7 +4097,7 @@
               <w:spacing w:line="300" w:lineRule="atLeast"/>
               <w:jc w:val="left"/>
               <w:rPr>
-                <w:rFonts w:hint="default" w:ascii="Segoe UI" w:hAnsi="Segoe UI" w:eastAsia="Segoe UI" w:cs="Segoe UI"/>
+                <w:rFonts w:ascii="Segoe UI" w:eastAsia="Segoe UI" w:hAnsi="Segoe UI" w:cs="Segoe UI" w:hint="default"/>
                 <w:i w:val="0"/>
                 <w:iCs w:val="0"/>
                 <w:caps w:val="0"/>
@@ -4172,8 +4109,8 @@
             </w:pPr>
             <w:r>
               <w:rPr>
-                <w:rStyle w:val="23"/>
-                <w:rFonts w:hint="default" w:ascii="Segoe UI" w:hAnsi="Segoe UI" w:eastAsia="Segoe UI" w:cs="Segoe UI"/>
+                <w:rStyle w:val="Strong"/>
+                <w:rFonts w:ascii="Segoe UI" w:eastAsia="Segoe UI" w:hAnsi="Segoe UI" w:cs="Segoe UI" w:hint="default"/>
                 <w:b/>
                 <w:bCs/>
                 <w:i w:val="0"/>
@@ -4191,7 +4128,7 @@
             </w:r>
             <w:r>
               <w:rPr>
-                <w:rFonts w:hint="default" w:ascii="Segoe UI" w:hAnsi="Segoe UI" w:eastAsia="Segoe UI" w:cs="Segoe UI"/>
+                <w:rFonts w:ascii="Segoe UI" w:eastAsia="Segoe UI" w:hAnsi="Segoe UI" w:cs="Segoe UI" w:hint="default"/>
                 <w:i w:val="0"/>
                 <w:iCs w:val="0"/>
                 <w:caps w:val="0"/>
@@ -4207,7 +4144,7 @@
             </w:r>
             <w:r>
               <w:rPr>
-                <w:rFonts w:hint="default" w:ascii="Segoe UI" w:hAnsi="Segoe UI" w:eastAsia="Segoe UI" w:cs="Segoe UI"/>
+                <w:rFonts w:ascii="Segoe UI" w:eastAsia="Segoe UI" w:hAnsi="Segoe UI" w:cs="Segoe UI" w:hint="default"/>
                 <w:i w:val="0"/>
                 <w:iCs w:val="0"/>
                 <w:caps w:val="0"/>
@@ -4219,12 +4156,12 @@
                 <w:szCs w:val="18"/>
                 <w:lang w:val="en-US" w:eastAsia="zh-CN"/>
               </w:rPr>
-              <w:br w:type="textWrapping"/>
-            </w:r>
-            <w:r>
-              <w:rPr>
-                <w:rStyle w:val="23"/>
-                <w:rFonts w:hint="default" w:ascii="Segoe UI" w:hAnsi="Segoe UI" w:eastAsia="Segoe UI" w:cs="Segoe UI"/>
+              <w:br/>
+            </w:r>
+            <w:r>
+              <w:rPr>
+                <w:rStyle w:val="Strong"/>
+                <w:rFonts w:ascii="Segoe UI" w:eastAsia="Segoe UI" w:hAnsi="Segoe UI" w:cs="Segoe UI" w:hint="default"/>
                 <w:b/>
                 <w:bCs/>
                 <w:i w:val="0"/>
@@ -4242,7 +4179,7 @@
             </w:r>
             <w:r>
               <w:rPr>
-                <w:rFonts w:hint="default" w:ascii="Segoe UI" w:hAnsi="Segoe UI" w:eastAsia="Segoe UI" w:cs="Segoe UI"/>
+                <w:rFonts w:ascii="Segoe UI" w:eastAsia="Segoe UI" w:hAnsi="Segoe UI" w:cs="Segoe UI" w:hint="default"/>
                 <w:i w:val="0"/>
                 <w:iCs w:val="0"/>
                 <w:caps w:val="0"/>
@@ -4261,14 +4198,9 @@
       </w:tr>
       <w:tr>
         <w:tblPrEx>
-          <w:tblBorders>
-            <w:top w:val="single" w:color="auto" w:sz="4" w:space="0"/>
-            <w:left w:val="single" w:color="auto" w:sz="4" w:space="0"/>
-            <w:bottom w:val="single" w:color="auto" w:sz="4" w:space="0"/>
-            <w:right w:val="single" w:color="auto" w:sz="4" w:space="0"/>
-            <w:insideH w:val="single" w:color="auto" w:sz="4" w:space="0"/>
-            <w:insideV w:val="single" w:color="auto" w:sz="4" w:space="0"/>
-          </w:tblBorders>
+          <w:tblW w:w="9024" w:type="dxa"/>
+          <w:tblInd w:w="0" w:type="dxa"/>
+          <w:shd w:val="clear" w:color="auto" w:fill="auto"/>
           <w:tblCellMar>
             <w:top w:w="15" w:type="dxa"/>
             <w:left w:w="15" w:type="dxa"/>
@@ -4297,7 +4229,7 @@
               <w:spacing w:line="300" w:lineRule="atLeast"/>
               <w:jc w:val="left"/>
               <w:rPr>
-                <w:rFonts w:hint="default" w:ascii="Segoe UI" w:hAnsi="Segoe UI" w:eastAsia="Segoe UI" w:cs="Segoe UI"/>
+                <w:rFonts w:ascii="Segoe UI" w:eastAsia="Segoe UI" w:hAnsi="Segoe UI" w:cs="Segoe UI" w:hint="default"/>
                 <w:i w:val="0"/>
                 <w:iCs w:val="0"/>
                 <w:caps w:val="0"/>
@@ -4309,8 +4241,8 @@
             </w:pPr>
             <w:r>
               <w:rPr>
-                <w:rStyle w:val="23"/>
-                <w:rFonts w:hint="default" w:ascii="Segoe UI" w:hAnsi="Segoe UI" w:eastAsia="Segoe UI" w:cs="Segoe UI"/>
+                <w:rStyle w:val="Strong"/>
+                <w:rFonts w:ascii="Segoe UI" w:eastAsia="Segoe UI" w:hAnsi="Segoe UI" w:cs="Segoe UI" w:hint="default"/>
                 <w:b/>
                 <w:bCs/>
                 <w:i w:val="0"/>
@@ -4349,7 +4281,7 @@
               <w:spacing w:line="300" w:lineRule="atLeast"/>
               <w:jc w:val="left"/>
               <w:rPr>
-                <w:rFonts w:hint="default" w:ascii="Segoe UI" w:hAnsi="Segoe UI" w:eastAsia="Segoe UI" w:cs="Segoe UI"/>
+                <w:rFonts w:ascii="Segoe UI" w:eastAsia="Segoe UI" w:hAnsi="Segoe UI" w:cs="Segoe UI" w:hint="default"/>
                 <w:i w:val="0"/>
                 <w:iCs w:val="0"/>
                 <w:caps w:val="0"/>
@@ -4361,7 +4293,7 @@
             </w:pPr>
             <w:r>
               <w:rPr>
-                <w:rFonts w:hint="default" w:ascii="Segoe UI" w:hAnsi="Segoe UI" w:eastAsia="Segoe UI" w:cs="Segoe UI"/>
+                <w:rFonts w:ascii="Segoe UI" w:eastAsia="Segoe UI" w:hAnsi="Segoe UI" w:cs="Segoe UI" w:hint="default"/>
                 <w:i w:val="0"/>
                 <w:iCs w:val="0"/>
                 <w:caps w:val="0"/>
@@ -4377,7 +4309,7 @@
             </w:r>
             <w:r>
               <w:rPr>
-                <w:rFonts w:hint="default" w:ascii="Segoe UI" w:hAnsi="Segoe UI" w:eastAsia="Segoe UI" w:cs="Segoe UI"/>
+                <w:rFonts w:ascii="Segoe UI" w:eastAsia="Segoe UI" w:hAnsi="Segoe UI" w:cs="Segoe UI" w:hint="default"/>
                 <w:i w:val="0"/>
                 <w:iCs w:val="0"/>
                 <w:caps w:val="0"/>
@@ -4389,11 +4321,11 @@
                 <w:szCs w:val="18"/>
                 <w:lang w:val="en-US" w:eastAsia="zh-CN"/>
               </w:rPr>
-              <w:br w:type="textWrapping"/>
-            </w:r>
-            <w:r>
-              <w:rPr>
-                <w:rFonts w:hint="default" w:ascii="Segoe UI" w:hAnsi="Segoe UI" w:eastAsia="Segoe UI" w:cs="Segoe UI"/>
+              <w:br/>
+            </w:r>
+            <w:r>
+              <w:rPr>
+                <w:rFonts w:ascii="Segoe UI" w:eastAsia="Segoe UI" w:hAnsi="Segoe UI" w:cs="Segoe UI" w:hint="default"/>
                 <w:i w:val="0"/>
                 <w:iCs w:val="0"/>
                 <w:caps w:val="0"/>
@@ -4409,7 +4341,7 @@
             </w:r>
             <w:r>
               <w:rPr>
-                <w:rFonts w:hint="default" w:ascii="Segoe UI" w:hAnsi="Segoe UI" w:eastAsia="Segoe UI" w:cs="Segoe UI"/>
+                <w:rFonts w:ascii="Segoe UI" w:eastAsia="Segoe UI" w:hAnsi="Segoe UI" w:cs="Segoe UI" w:hint="default"/>
                 <w:i w:val="0"/>
                 <w:iCs w:val="0"/>
                 <w:caps w:val="0"/>
@@ -4421,11 +4353,11 @@
                 <w:szCs w:val="18"/>
                 <w:lang w:val="en-US" w:eastAsia="zh-CN"/>
               </w:rPr>
-              <w:br w:type="textWrapping"/>
-            </w:r>
-            <w:r>
-              <w:rPr>
-                <w:rFonts w:hint="default" w:ascii="Segoe UI" w:hAnsi="Segoe UI" w:eastAsia="Segoe UI" w:cs="Segoe UI"/>
+              <w:br/>
+            </w:r>
+            <w:r>
+              <w:rPr>
+                <w:rFonts w:ascii="Segoe UI" w:eastAsia="Segoe UI" w:hAnsi="Segoe UI" w:cs="Segoe UI" w:hint="default"/>
                 <w:i w:val="0"/>
                 <w:iCs w:val="0"/>
                 <w:caps w:val="0"/>
@@ -4441,7 +4373,7 @@
             </w:r>
             <w:r>
               <w:rPr>
-                <w:rFonts w:hint="default" w:ascii="Segoe UI" w:hAnsi="Segoe UI" w:eastAsia="Segoe UI" w:cs="Segoe UI"/>
+                <w:rFonts w:ascii="Segoe UI" w:eastAsia="Segoe UI" w:hAnsi="Segoe UI" w:cs="Segoe UI" w:hint="default"/>
                 <w:i w:val="0"/>
                 <w:iCs w:val="0"/>
                 <w:caps w:val="0"/>
@@ -4453,11 +4385,11 @@
                 <w:szCs w:val="18"/>
                 <w:lang w:val="en-US" w:eastAsia="zh-CN"/>
               </w:rPr>
-              <w:br w:type="textWrapping"/>
-            </w:r>
-            <w:r>
-              <w:rPr>
-                <w:rFonts w:hint="default" w:ascii="Segoe UI" w:hAnsi="Segoe UI" w:eastAsia="Segoe UI" w:cs="Segoe UI"/>
+              <w:br/>
+            </w:r>
+            <w:r>
+              <w:rPr>
+                <w:rFonts w:ascii="Segoe UI" w:eastAsia="Segoe UI" w:hAnsi="Segoe UI" w:cs="Segoe UI" w:hint="default"/>
                 <w:i w:val="0"/>
                 <w:iCs w:val="0"/>
                 <w:caps w:val="0"/>
@@ -4494,7 +4426,7 @@
               <w:spacing w:line="300" w:lineRule="atLeast"/>
               <w:jc w:val="left"/>
               <w:rPr>
-                <w:rFonts w:hint="default" w:ascii="Segoe UI" w:hAnsi="Segoe UI" w:eastAsia="Segoe UI" w:cs="Segoe UI"/>
+                <w:rFonts w:ascii="Segoe UI" w:eastAsia="Segoe UI" w:hAnsi="Segoe UI" w:cs="Segoe UI" w:hint="default"/>
                 <w:i w:val="0"/>
                 <w:iCs w:val="0"/>
                 <w:caps w:val="0"/>
@@ -4506,8 +4438,8 @@
             </w:pPr>
             <w:r>
               <w:rPr>
-                <w:rStyle w:val="23"/>
-                <w:rFonts w:hint="default" w:ascii="Segoe UI" w:hAnsi="Segoe UI" w:eastAsia="Segoe UI" w:cs="Segoe UI"/>
+                <w:rStyle w:val="Strong"/>
+                <w:rFonts w:ascii="Segoe UI" w:eastAsia="Segoe UI" w:hAnsi="Segoe UI" w:cs="Segoe UI" w:hint="default"/>
                 <w:b/>
                 <w:bCs/>
                 <w:i w:val="0"/>
@@ -4525,7 +4457,7 @@
             </w:r>
             <w:r>
               <w:rPr>
-                <w:rFonts w:hint="default" w:ascii="Segoe UI" w:hAnsi="Segoe UI" w:eastAsia="Segoe UI" w:cs="Segoe UI"/>
+                <w:rFonts w:ascii="Segoe UI" w:eastAsia="Segoe UI" w:hAnsi="Segoe UI" w:cs="Segoe UI" w:hint="default"/>
                 <w:i w:val="0"/>
                 <w:iCs w:val="0"/>
                 <w:caps w:val="0"/>
@@ -4544,14 +4476,9 @@
       </w:tr>
       <w:tr>
         <w:tblPrEx>
-          <w:tblBorders>
-            <w:top w:val="single" w:color="auto" w:sz="4" w:space="0"/>
-            <w:left w:val="single" w:color="auto" w:sz="4" w:space="0"/>
-            <w:bottom w:val="single" w:color="auto" w:sz="4" w:space="0"/>
-            <w:right w:val="single" w:color="auto" w:sz="4" w:space="0"/>
-            <w:insideH w:val="single" w:color="auto" w:sz="4" w:space="0"/>
-            <w:insideV w:val="single" w:color="auto" w:sz="4" w:space="0"/>
-          </w:tblBorders>
+          <w:tblW w:w="9024" w:type="dxa"/>
+          <w:tblInd w:w="0" w:type="dxa"/>
+          <w:shd w:val="clear" w:color="auto" w:fill="auto"/>
           <w:tblCellMar>
             <w:top w:w="15" w:type="dxa"/>
             <w:left w:w="15" w:type="dxa"/>
@@ -4580,7 +4507,7 @@
               <w:spacing w:line="300" w:lineRule="atLeast"/>
               <w:jc w:val="left"/>
               <w:rPr>
-                <w:rFonts w:hint="default" w:ascii="Segoe UI" w:hAnsi="Segoe UI" w:eastAsia="Segoe UI" w:cs="Segoe UI"/>
+                <w:rFonts w:ascii="Segoe UI" w:eastAsia="Segoe UI" w:hAnsi="Segoe UI" w:cs="Segoe UI" w:hint="default"/>
                 <w:i w:val="0"/>
                 <w:iCs w:val="0"/>
                 <w:caps w:val="0"/>
@@ -4592,8 +4519,8 @@
             </w:pPr>
             <w:r>
               <w:rPr>
-                <w:rStyle w:val="23"/>
-                <w:rFonts w:hint="default" w:ascii="Segoe UI" w:hAnsi="Segoe UI" w:eastAsia="Segoe UI" w:cs="Segoe UI"/>
+                <w:rStyle w:val="Strong"/>
+                <w:rFonts w:ascii="Segoe UI" w:eastAsia="Segoe UI" w:hAnsi="Segoe UI" w:cs="Segoe UI" w:hint="default"/>
                 <w:b/>
                 <w:bCs/>
                 <w:i w:val="0"/>
@@ -4632,7 +4559,7 @@
               <w:spacing w:line="300" w:lineRule="atLeast"/>
               <w:jc w:val="left"/>
               <w:rPr>
-                <w:rFonts w:hint="default" w:ascii="Segoe UI" w:hAnsi="Segoe UI" w:eastAsia="Segoe UI" w:cs="Segoe UI"/>
+                <w:rFonts w:ascii="Segoe UI" w:eastAsia="Segoe UI" w:hAnsi="Segoe UI" w:cs="Segoe UI" w:hint="default"/>
                 <w:i w:val="0"/>
                 <w:iCs w:val="0"/>
                 <w:caps w:val="0"/>
@@ -4644,7 +4571,7 @@
             </w:pPr>
             <w:r>
               <w:rPr>
-                <w:rFonts w:hint="default" w:ascii="Segoe UI" w:hAnsi="Segoe UI" w:eastAsia="Segoe UI" w:cs="Segoe UI"/>
+                <w:rFonts w:ascii="Segoe UI" w:eastAsia="Segoe UI" w:hAnsi="Segoe UI" w:cs="Segoe UI" w:hint="default"/>
                 <w:i w:val="0"/>
                 <w:iCs w:val="0"/>
                 <w:caps w:val="0"/>
@@ -4660,7 +4587,7 @@
             </w:r>
             <w:r>
               <w:rPr>
-                <w:rFonts w:hint="default" w:ascii="Segoe UI" w:hAnsi="Segoe UI" w:eastAsia="Segoe UI" w:cs="Segoe UI"/>
+                <w:rFonts w:ascii="Segoe UI" w:eastAsia="Segoe UI" w:hAnsi="Segoe UI" w:cs="Segoe UI" w:hint="default"/>
                 <w:i w:val="0"/>
                 <w:iCs w:val="0"/>
                 <w:caps w:val="0"/>
@@ -4672,11 +4599,11 @@
                 <w:szCs w:val="18"/>
                 <w:lang w:val="en-US" w:eastAsia="zh-CN"/>
               </w:rPr>
-              <w:br w:type="textWrapping"/>
-            </w:r>
-            <w:r>
-              <w:rPr>
-                <w:rFonts w:hint="default" w:ascii="Segoe UI" w:hAnsi="Segoe UI" w:eastAsia="Segoe UI" w:cs="Segoe UI"/>
+              <w:br/>
+            </w:r>
+            <w:r>
+              <w:rPr>
+                <w:rFonts w:ascii="Segoe UI" w:eastAsia="Segoe UI" w:hAnsi="Segoe UI" w:cs="Segoe UI" w:hint="default"/>
                 <w:i w:val="0"/>
                 <w:iCs w:val="0"/>
                 <w:caps w:val="0"/>
@@ -4692,7 +4619,7 @@
             </w:r>
             <w:r>
               <w:rPr>
-                <w:rFonts w:hint="default" w:ascii="Segoe UI" w:hAnsi="Segoe UI" w:eastAsia="Segoe UI" w:cs="Segoe UI"/>
+                <w:rFonts w:ascii="Segoe UI" w:eastAsia="Segoe UI" w:hAnsi="Segoe UI" w:cs="Segoe UI" w:hint="default"/>
                 <w:i w:val="0"/>
                 <w:iCs w:val="0"/>
                 <w:caps w:val="0"/>
@@ -4704,11 +4631,11 @@
                 <w:szCs w:val="18"/>
                 <w:lang w:val="en-US" w:eastAsia="zh-CN"/>
               </w:rPr>
-              <w:br w:type="textWrapping"/>
-            </w:r>
-            <w:r>
-              <w:rPr>
-                <w:rFonts w:hint="default" w:ascii="Segoe UI" w:hAnsi="Segoe UI" w:eastAsia="Segoe UI" w:cs="Segoe UI"/>
+              <w:br/>
+            </w:r>
+            <w:r>
+              <w:rPr>
+                <w:rFonts w:ascii="Segoe UI" w:eastAsia="Segoe UI" w:hAnsi="Segoe UI" w:cs="Segoe UI" w:hint="default"/>
                 <w:i w:val="0"/>
                 <w:iCs w:val="0"/>
                 <w:caps w:val="0"/>
@@ -4745,7 +4672,7 @@
               <w:spacing w:line="300" w:lineRule="atLeast"/>
               <w:jc w:val="left"/>
               <w:rPr>
-                <w:rFonts w:hint="default" w:ascii="Segoe UI" w:hAnsi="Segoe UI" w:eastAsia="Segoe UI" w:cs="Segoe UI"/>
+                <w:rFonts w:ascii="Segoe UI" w:eastAsia="Segoe UI" w:hAnsi="Segoe UI" w:cs="Segoe UI" w:hint="default"/>
                 <w:i w:val="0"/>
                 <w:iCs w:val="0"/>
                 <w:caps w:val="0"/>
@@ -4757,8 +4684,8 @@
             </w:pPr>
             <w:r>
               <w:rPr>
-                <w:rStyle w:val="23"/>
-                <w:rFonts w:hint="default" w:ascii="Segoe UI" w:hAnsi="Segoe UI" w:eastAsia="Segoe UI" w:cs="Segoe UI"/>
+                <w:rStyle w:val="Strong"/>
+                <w:rFonts w:ascii="Segoe UI" w:eastAsia="Segoe UI" w:hAnsi="Segoe UI" w:cs="Segoe UI" w:hint="default"/>
                 <w:b/>
                 <w:bCs/>
                 <w:i w:val="0"/>
@@ -4776,7 +4703,7 @@
             </w:r>
             <w:r>
               <w:rPr>
-                <w:rFonts w:hint="default" w:ascii="Segoe UI" w:hAnsi="Segoe UI" w:eastAsia="Segoe UI" w:cs="Segoe UI"/>
+                <w:rFonts w:ascii="Segoe UI" w:eastAsia="Segoe UI" w:hAnsi="Segoe UI" w:cs="Segoe UI" w:hint="default"/>
                 <w:i w:val="0"/>
                 <w:iCs w:val="0"/>
                 <w:caps w:val="0"/>
@@ -4792,7 +4719,7 @@
             </w:r>
             <w:r>
               <w:rPr>
-                <w:rFonts w:hint="default" w:ascii="Segoe UI" w:hAnsi="Segoe UI" w:eastAsia="Segoe UI" w:cs="Segoe UI"/>
+                <w:rFonts w:ascii="Segoe UI" w:eastAsia="Segoe UI" w:hAnsi="Segoe UI" w:cs="Segoe UI" w:hint="default"/>
                 <w:i w:val="0"/>
                 <w:iCs w:val="0"/>
                 <w:caps w:val="0"/>
@@ -4804,12 +4731,12 @@
                 <w:szCs w:val="18"/>
                 <w:lang w:val="en-US" w:eastAsia="zh-CN"/>
               </w:rPr>
-              <w:br w:type="textWrapping"/>
-            </w:r>
-            <w:r>
-              <w:rPr>
-                <w:rStyle w:val="23"/>
-                <w:rFonts w:hint="default" w:ascii="Segoe UI" w:hAnsi="Segoe UI" w:eastAsia="Segoe UI" w:cs="Segoe UI"/>
+              <w:br/>
+            </w:r>
+            <w:r>
+              <w:rPr>
+                <w:rStyle w:val="Strong"/>
+                <w:rFonts w:ascii="Segoe UI" w:eastAsia="Segoe UI" w:hAnsi="Segoe UI" w:cs="Segoe UI" w:hint="default"/>
                 <w:b/>
                 <w:bCs/>
                 <w:i w:val="0"/>
@@ -4827,7 +4754,7 @@
             </w:r>
             <w:r>
               <w:rPr>
-                <w:rFonts w:hint="default" w:ascii="Segoe UI" w:hAnsi="Segoe UI" w:eastAsia="Segoe UI" w:cs="Segoe UI"/>
+                <w:rFonts w:ascii="Segoe UI" w:eastAsia="Segoe UI" w:hAnsi="Segoe UI" w:cs="Segoe UI" w:hint="default"/>
                 <w:i w:val="0"/>
                 <w:iCs w:val="0"/>
                 <w:caps w:val="0"/>
@@ -4846,14 +4773,9 @@
       </w:tr>
       <w:tr>
         <w:tblPrEx>
-          <w:tblBorders>
-            <w:top w:val="single" w:color="auto" w:sz="4" w:space="0"/>
-            <w:left w:val="single" w:color="auto" w:sz="4" w:space="0"/>
-            <w:bottom w:val="single" w:color="auto" w:sz="4" w:space="0"/>
-            <w:right w:val="single" w:color="auto" w:sz="4" w:space="0"/>
-            <w:insideH w:val="single" w:color="auto" w:sz="4" w:space="0"/>
-            <w:insideV w:val="single" w:color="auto" w:sz="4" w:space="0"/>
-          </w:tblBorders>
+          <w:tblW w:w="9024" w:type="dxa"/>
+          <w:tblInd w:w="0" w:type="dxa"/>
+          <w:shd w:val="clear" w:color="auto" w:fill="auto"/>
           <w:tblCellMar>
             <w:top w:w="15" w:type="dxa"/>
             <w:left w:w="15" w:type="dxa"/>
@@ -4882,7 +4804,7 @@
               <w:spacing w:line="300" w:lineRule="atLeast"/>
               <w:jc w:val="left"/>
               <w:rPr>
-                <w:rFonts w:hint="default" w:ascii="Segoe UI" w:hAnsi="Segoe UI" w:eastAsia="Segoe UI" w:cs="Segoe UI"/>
+                <w:rFonts w:ascii="Segoe UI" w:eastAsia="Segoe UI" w:hAnsi="Segoe UI" w:cs="Segoe UI" w:hint="default"/>
                 <w:i w:val="0"/>
                 <w:iCs w:val="0"/>
                 <w:caps w:val="0"/>
@@ -4894,8 +4816,8 @@
             </w:pPr>
             <w:r>
               <w:rPr>
-                <w:rStyle w:val="23"/>
-                <w:rFonts w:hint="default" w:ascii="Segoe UI" w:hAnsi="Segoe UI" w:eastAsia="Segoe UI" w:cs="Segoe UI"/>
+                <w:rStyle w:val="Strong"/>
+                <w:rFonts w:ascii="Segoe UI" w:eastAsia="Segoe UI" w:hAnsi="Segoe UI" w:cs="Segoe UI" w:hint="default"/>
                 <w:b/>
                 <w:bCs/>
                 <w:i w:val="0"/>
@@ -4934,7 +4856,7 @@
               <w:spacing w:line="300" w:lineRule="atLeast"/>
               <w:jc w:val="left"/>
               <w:rPr>
-                <w:rFonts w:hint="default" w:ascii="Segoe UI" w:hAnsi="Segoe UI" w:eastAsia="Segoe UI" w:cs="Segoe UI"/>
+                <w:rFonts w:ascii="Segoe UI" w:eastAsia="Segoe UI" w:hAnsi="Segoe UI" w:cs="Segoe UI" w:hint="default"/>
                 <w:i w:val="0"/>
                 <w:iCs w:val="0"/>
                 <w:caps w:val="0"/>
@@ -4946,7 +4868,7 @@
             </w:pPr>
             <w:r>
               <w:rPr>
-                <w:rFonts w:hint="default" w:ascii="Segoe UI" w:hAnsi="Segoe UI" w:eastAsia="Segoe UI" w:cs="Segoe UI"/>
+                <w:rFonts w:ascii="Segoe UI" w:eastAsia="Segoe UI" w:hAnsi="Segoe UI" w:cs="Segoe UI" w:hint="default"/>
                 <w:i w:val="0"/>
                 <w:iCs w:val="0"/>
                 <w:caps w:val="0"/>
@@ -4962,7 +4884,7 @@
             </w:r>
             <w:r>
               <w:rPr>
-                <w:rFonts w:hint="default" w:ascii="Segoe UI" w:hAnsi="Segoe UI" w:eastAsia="Segoe UI" w:cs="Segoe UI"/>
+                <w:rFonts w:ascii="Segoe UI" w:eastAsia="Segoe UI" w:hAnsi="Segoe UI" w:cs="Segoe UI" w:hint="default"/>
                 <w:i w:val="0"/>
                 <w:iCs w:val="0"/>
                 <w:caps w:val="0"/>
@@ -4974,11 +4896,11 @@
                 <w:szCs w:val="18"/>
                 <w:lang w:val="en-US" w:eastAsia="zh-CN"/>
               </w:rPr>
-              <w:br w:type="textWrapping"/>
-            </w:r>
-            <w:r>
-              <w:rPr>
-                <w:rFonts w:hint="default" w:ascii="Segoe UI" w:hAnsi="Segoe UI" w:eastAsia="Segoe UI" w:cs="Segoe UI"/>
+              <w:br/>
+            </w:r>
+            <w:r>
+              <w:rPr>
+                <w:rFonts w:ascii="Segoe UI" w:eastAsia="Segoe UI" w:hAnsi="Segoe UI" w:cs="Segoe UI" w:hint="default"/>
                 <w:i w:val="0"/>
                 <w:iCs w:val="0"/>
                 <w:caps w:val="0"/>
@@ -4994,7 +4916,7 @@
             </w:r>
             <w:r>
               <w:rPr>
-                <w:rFonts w:hint="default" w:ascii="Segoe UI" w:hAnsi="Segoe UI" w:eastAsia="Segoe UI" w:cs="Segoe UI"/>
+                <w:rFonts w:ascii="Segoe UI" w:eastAsia="Segoe UI" w:hAnsi="Segoe UI" w:cs="Segoe UI" w:hint="default"/>
                 <w:i w:val="0"/>
                 <w:iCs w:val="0"/>
                 <w:caps w:val="0"/>
@@ -5006,11 +4928,11 @@
                 <w:szCs w:val="18"/>
                 <w:lang w:val="en-US" w:eastAsia="zh-CN"/>
               </w:rPr>
-              <w:br w:type="textWrapping"/>
-            </w:r>
-            <w:r>
-              <w:rPr>
-                <w:rFonts w:hint="default" w:ascii="Segoe UI" w:hAnsi="Segoe UI" w:eastAsia="Segoe UI" w:cs="Segoe UI"/>
+              <w:br/>
+            </w:r>
+            <w:r>
+              <w:rPr>
+                <w:rFonts w:ascii="Segoe UI" w:eastAsia="Segoe UI" w:hAnsi="Segoe UI" w:cs="Segoe UI" w:hint="default"/>
                 <w:i w:val="0"/>
                 <w:iCs w:val="0"/>
                 <w:caps w:val="0"/>
@@ -5047,7 +4969,7 @@
               <w:spacing w:line="300" w:lineRule="atLeast"/>
               <w:jc w:val="left"/>
               <w:rPr>
-                <w:rFonts w:hint="default" w:ascii="Segoe UI" w:hAnsi="Segoe UI" w:eastAsia="Segoe UI" w:cs="Segoe UI"/>
+                <w:rFonts w:ascii="Segoe UI" w:eastAsia="Segoe UI" w:hAnsi="Segoe UI" w:cs="Segoe UI" w:hint="default"/>
                 <w:i w:val="0"/>
                 <w:iCs w:val="0"/>
                 <w:caps w:val="0"/>
@@ -5059,8 +4981,8 @@
             </w:pPr>
             <w:r>
               <w:rPr>
-                <w:rStyle w:val="23"/>
-                <w:rFonts w:hint="default" w:ascii="Segoe UI" w:hAnsi="Segoe UI" w:eastAsia="Segoe UI" w:cs="Segoe UI"/>
+                <w:rStyle w:val="Strong"/>
+                <w:rFonts w:ascii="Segoe UI" w:eastAsia="Segoe UI" w:hAnsi="Segoe UI" w:cs="Segoe UI" w:hint="default"/>
                 <w:b/>
                 <w:bCs/>
                 <w:i w:val="0"/>
@@ -5081,14 +5003,9 @@
       </w:tr>
       <w:tr>
         <w:tblPrEx>
-          <w:tblBorders>
-            <w:top w:val="single" w:color="auto" w:sz="4" w:space="0"/>
-            <w:left w:val="single" w:color="auto" w:sz="4" w:space="0"/>
-            <w:bottom w:val="single" w:color="auto" w:sz="4" w:space="0"/>
-            <w:right w:val="single" w:color="auto" w:sz="4" w:space="0"/>
-            <w:insideH w:val="single" w:color="auto" w:sz="4" w:space="0"/>
-            <w:insideV w:val="single" w:color="auto" w:sz="4" w:space="0"/>
-          </w:tblBorders>
+          <w:tblW w:w="9024" w:type="dxa"/>
+          <w:tblInd w:w="0" w:type="dxa"/>
+          <w:shd w:val="clear" w:color="auto" w:fill="auto"/>
           <w:tblCellMar>
             <w:top w:w="15" w:type="dxa"/>
             <w:left w:w="15" w:type="dxa"/>
@@ -5117,7 +5034,7 @@
               <w:spacing w:line="300" w:lineRule="atLeast"/>
               <w:jc w:val="left"/>
               <w:rPr>
-                <w:rFonts w:hint="default" w:ascii="Segoe UI" w:hAnsi="Segoe UI" w:eastAsia="Segoe UI" w:cs="Segoe UI"/>
+                <w:rFonts w:ascii="Segoe UI" w:eastAsia="Segoe UI" w:hAnsi="Segoe UI" w:cs="Segoe UI" w:hint="default"/>
                 <w:i w:val="0"/>
                 <w:iCs w:val="0"/>
                 <w:caps w:val="0"/>
@@ -5129,8 +5046,8 @@
             </w:pPr>
             <w:r>
               <w:rPr>
-                <w:rStyle w:val="23"/>
-                <w:rFonts w:hint="default" w:ascii="Segoe UI" w:hAnsi="Segoe UI" w:eastAsia="Segoe UI" w:cs="Segoe UI"/>
+                <w:rStyle w:val="Strong"/>
+                <w:rFonts w:ascii="Segoe UI" w:eastAsia="Segoe UI" w:hAnsi="Segoe UI" w:cs="Segoe UI" w:hint="default"/>
                 <w:b/>
                 <w:bCs/>
                 <w:i w:val="0"/>
@@ -5169,7 +5086,7 @@
               <w:spacing w:line="300" w:lineRule="atLeast"/>
               <w:jc w:val="left"/>
               <w:rPr>
-                <w:rFonts w:hint="default" w:ascii="Segoe UI" w:hAnsi="Segoe UI" w:eastAsia="Segoe UI" w:cs="Segoe UI"/>
+                <w:rFonts w:ascii="Segoe UI" w:eastAsia="Segoe UI" w:hAnsi="Segoe UI" w:cs="Segoe UI" w:hint="default"/>
                 <w:i w:val="0"/>
                 <w:iCs w:val="0"/>
                 <w:caps w:val="0"/>
@@ -5181,7 +5098,7 @@
             </w:pPr>
             <w:r>
               <w:rPr>
-                <w:rFonts w:hint="default" w:ascii="Segoe UI" w:hAnsi="Segoe UI" w:eastAsia="Segoe UI" w:cs="Segoe UI"/>
+                <w:rFonts w:ascii="Segoe UI" w:eastAsia="Segoe UI" w:hAnsi="Segoe UI" w:cs="Segoe UI" w:hint="default"/>
                 <w:i w:val="0"/>
                 <w:iCs w:val="0"/>
                 <w:caps w:val="0"/>
@@ -5197,7 +5114,7 @@
             </w:r>
             <w:r>
               <w:rPr>
-                <w:rFonts w:hint="default" w:ascii="Segoe UI" w:hAnsi="Segoe UI" w:eastAsia="Segoe UI" w:cs="Segoe UI"/>
+                <w:rFonts w:ascii="Segoe UI" w:eastAsia="Segoe UI" w:hAnsi="Segoe UI" w:cs="Segoe UI" w:hint="default"/>
                 <w:i w:val="0"/>
                 <w:iCs w:val="0"/>
                 <w:caps w:val="0"/>
@@ -5209,11 +5126,11 @@
                 <w:szCs w:val="18"/>
                 <w:lang w:val="en-US" w:eastAsia="zh-CN"/>
               </w:rPr>
-              <w:br w:type="textWrapping"/>
-            </w:r>
-            <w:r>
-              <w:rPr>
-                <w:rFonts w:hint="default" w:ascii="Segoe UI" w:hAnsi="Segoe UI" w:eastAsia="Segoe UI" w:cs="Segoe UI"/>
+              <w:br/>
+            </w:r>
+            <w:r>
+              <w:rPr>
+                <w:rFonts w:ascii="Segoe UI" w:eastAsia="Segoe UI" w:hAnsi="Segoe UI" w:cs="Segoe UI" w:hint="default"/>
                 <w:i w:val="0"/>
                 <w:iCs w:val="0"/>
                 <w:caps w:val="0"/>
@@ -5229,7 +5146,7 @@
             </w:r>
             <w:r>
               <w:rPr>
-                <w:rFonts w:hint="default" w:ascii="Segoe UI" w:hAnsi="Segoe UI" w:eastAsia="Segoe UI" w:cs="Segoe UI"/>
+                <w:rFonts w:ascii="Segoe UI" w:eastAsia="Segoe UI" w:hAnsi="Segoe UI" w:cs="Segoe UI" w:hint="default"/>
                 <w:i w:val="0"/>
                 <w:iCs w:val="0"/>
                 <w:caps w:val="0"/>
@@ -5241,11 +5158,11 @@
                 <w:szCs w:val="18"/>
                 <w:lang w:val="en-US" w:eastAsia="zh-CN"/>
               </w:rPr>
-              <w:br w:type="textWrapping"/>
-            </w:r>
-            <w:r>
-              <w:rPr>
-                <w:rFonts w:hint="default" w:ascii="Segoe UI" w:hAnsi="Segoe UI" w:eastAsia="Segoe UI" w:cs="Segoe UI"/>
+              <w:br/>
+            </w:r>
+            <w:r>
+              <w:rPr>
+                <w:rFonts w:ascii="Segoe UI" w:eastAsia="Segoe UI" w:hAnsi="Segoe UI" w:cs="Segoe UI" w:hint="default"/>
                 <w:i w:val="0"/>
                 <w:iCs w:val="0"/>
                 <w:caps w:val="0"/>
@@ -5282,7 +5199,7 @@
               <w:spacing w:line="300" w:lineRule="atLeast"/>
               <w:jc w:val="left"/>
               <w:rPr>
-                <w:rFonts w:hint="default" w:ascii="Segoe UI" w:hAnsi="Segoe UI" w:eastAsia="Segoe UI" w:cs="Segoe UI"/>
+                <w:rFonts w:ascii="Segoe UI" w:eastAsia="Segoe UI" w:hAnsi="Segoe UI" w:cs="Segoe UI" w:hint="default"/>
                 <w:i w:val="0"/>
                 <w:iCs w:val="0"/>
                 <w:caps w:val="0"/>
@@ -5294,8 +5211,8 @@
             </w:pPr>
             <w:r>
               <w:rPr>
-                <w:rStyle w:val="23"/>
-                <w:rFonts w:hint="default" w:ascii="Segoe UI" w:hAnsi="Segoe UI" w:eastAsia="Segoe UI" w:cs="Segoe UI"/>
+                <w:rStyle w:val="Strong"/>
+                <w:rFonts w:ascii="Segoe UI" w:eastAsia="Segoe UI" w:hAnsi="Segoe UI" w:cs="Segoe UI" w:hint="default"/>
                 <w:b/>
                 <w:bCs/>
                 <w:i w:val="0"/>
@@ -5313,7 +5230,7 @@
             </w:r>
             <w:r>
               <w:rPr>
-                <w:rFonts w:hint="default" w:ascii="Segoe UI" w:hAnsi="Segoe UI" w:eastAsia="Segoe UI" w:cs="Segoe UI"/>
+                <w:rFonts w:ascii="Segoe UI" w:eastAsia="Segoe UI" w:hAnsi="Segoe UI" w:cs="Segoe UI" w:hint="default"/>
                 <w:i w:val="0"/>
                 <w:iCs w:val="0"/>
                 <w:caps w:val="0"/>
@@ -5329,7 +5246,7 @@
             </w:r>
             <w:r>
               <w:rPr>
-                <w:rFonts w:hint="default" w:ascii="Segoe UI" w:hAnsi="Segoe UI" w:eastAsia="Segoe UI" w:cs="Segoe UI"/>
+                <w:rFonts w:ascii="Segoe UI" w:eastAsia="Segoe UI" w:hAnsi="Segoe UI" w:cs="Segoe UI" w:hint="default"/>
                 <w:i w:val="0"/>
                 <w:iCs w:val="0"/>
                 <w:caps w:val="0"/>
@@ -5341,12 +5258,12 @@
                 <w:szCs w:val="18"/>
                 <w:lang w:val="en-US" w:eastAsia="zh-CN"/>
               </w:rPr>
-              <w:br w:type="textWrapping"/>
-            </w:r>
-            <w:r>
-              <w:rPr>
-                <w:rStyle w:val="23"/>
-                <w:rFonts w:hint="default" w:ascii="Segoe UI" w:hAnsi="Segoe UI" w:eastAsia="Segoe UI" w:cs="Segoe UI"/>
+              <w:br/>
+            </w:r>
+            <w:r>
+              <w:rPr>
+                <w:rStyle w:val="Strong"/>
+                <w:rFonts w:ascii="Segoe UI" w:eastAsia="Segoe UI" w:hAnsi="Segoe UI" w:cs="Segoe UI" w:hint="default"/>
                 <w:b/>
                 <w:bCs/>
                 <w:i w:val="0"/>
@@ -5364,7 +5281,7 @@
             </w:r>
             <w:r>
               <w:rPr>
-                <w:rFonts w:hint="default" w:ascii="Segoe UI" w:hAnsi="Segoe UI" w:eastAsia="Segoe UI" w:cs="Segoe UI"/>
+                <w:rFonts w:ascii="Segoe UI" w:eastAsia="Segoe UI" w:hAnsi="Segoe UI" w:cs="Segoe UI" w:hint="default"/>
                 <w:i w:val="0"/>
                 <w:iCs w:val="0"/>
                 <w:caps w:val="0"/>
@@ -5383,14 +5300,9 @@
       </w:tr>
       <w:tr>
         <w:tblPrEx>
-          <w:tblBorders>
-            <w:top w:val="single" w:color="auto" w:sz="4" w:space="0"/>
-            <w:left w:val="single" w:color="auto" w:sz="4" w:space="0"/>
-            <w:bottom w:val="single" w:color="auto" w:sz="4" w:space="0"/>
-            <w:right w:val="single" w:color="auto" w:sz="4" w:space="0"/>
-            <w:insideH w:val="single" w:color="auto" w:sz="4" w:space="0"/>
-            <w:insideV w:val="single" w:color="auto" w:sz="4" w:space="0"/>
-          </w:tblBorders>
+          <w:tblW w:w="9024" w:type="dxa"/>
+          <w:tblInd w:w="0" w:type="dxa"/>
+          <w:shd w:val="clear" w:color="auto" w:fill="auto"/>
           <w:tblCellMar>
             <w:top w:w="15" w:type="dxa"/>
             <w:left w:w="15" w:type="dxa"/>
@@ -5419,7 +5331,7 @@
               <w:spacing w:line="300" w:lineRule="atLeast"/>
               <w:jc w:val="left"/>
               <w:rPr>
-                <w:rFonts w:hint="default" w:ascii="Segoe UI" w:hAnsi="Segoe UI" w:eastAsia="Segoe UI" w:cs="Segoe UI"/>
+                <w:rFonts w:ascii="Segoe UI" w:eastAsia="Segoe UI" w:hAnsi="Segoe UI" w:cs="Segoe UI" w:hint="default"/>
                 <w:i w:val="0"/>
                 <w:iCs w:val="0"/>
                 <w:caps w:val="0"/>
@@ -5431,8 +5343,8 @@
             </w:pPr>
             <w:r>
               <w:rPr>
-                <w:rStyle w:val="23"/>
-                <w:rFonts w:hint="default" w:ascii="Segoe UI" w:hAnsi="Segoe UI" w:eastAsia="Segoe UI" w:cs="Segoe UI"/>
+                <w:rStyle w:val="Strong"/>
+                <w:rFonts w:ascii="Segoe UI" w:eastAsia="Segoe UI" w:hAnsi="Segoe UI" w:cs="Segoe UI" w:hint="default"/>
                 <w:b/>
                 <w:bCs/>
                 <w:i w:val="0"/>
@@ -5471,7 +5383,7 @@
               <w:spacing w:line="300" w:lineRule="atLeast"/>
               <w:jc w:val="left"/>
               <w:rPr>
-                <w:rFonts w:hint="default" w:ascii="Segoe UI" w:hAnsi="Segoe UI" w:eastAsia="Segoe UI" w:cs="Segoe UI"/>
+                <w:rFonts w:ascii="Segoe UI" w:eastAsia="Segoe UI" w:hAnsi="Segoe UI" w:cs="Segoe UI" w:hint="default"/>
                 <w:i w:val="0"/>
                 <w:iCs w:val="0"/>
                 <w:caps w:val="0"/>
@@ -5483,7 +5395,7 @@
             </w:pPr>
             <w:r>
               <w:rPr>
-                <w:rFonts w:hint="default" w:ascii="Segoe UI" w:hAnsi="Segoe UI" w:eastAsia="Segoe UI" w:cs="Segoe UI"/>
+                <w:rFonts w:ascii="Segoe UI" w:eastAsia="Segoe UI" w:hAnsi="Segoe UI" w:cs="Segoe UI" w:hint="default"/>
                 <w:i w:val="0"/>
                 <w:iCs w:val="0"/>
                 <w:caps w:val="0"/>
@@ -5499,7 +5411,7 @@
             </w:r>
             <w:r>
               <w:rPr>
-                <w:rFonts w:hint="default" w:ascii="Segoe UI" w:hAnsi="Segoe UI" w:eastAsia="Segoe UI" w:cs="Segoe UI"/>
+                <w:rFonts w:ascii="Segoe UI" w:eastAsia="Segoe UI" w:hAnsi="Segoe UI" w:cs="Segoe UI" w:hint="default"/>
                 <w:i w:val="0"/>
                 <w:iCs w:val="0"/>
                 <w:caps w:val="0"/>
@@ -5511,11 +5423,11 @@
                 <w:szCs w:val="18"/>
                 <w:lang w:val="en-US" w:eastAsia="zh-CN"/>
               </w:rPr>
-              <w:br w:type="textWrapping"/>
-            </w:r>
-            <w:r>
-              <w:rPr>
-                <w:rFonts w:hint="default" w:ascii="Segoe UI" w:hAnsi="Segoe UI" w:eastAsia="Segoe UI" w:cs="Segoe UI"/>
+              <w:br/>
+            </w:r>
+            <w:r>
+              <w:rPr>
+                <w:rFonts w:ascii="Segoe UI" w:eastAsia="Segoe UI" w:hAnsi="Segoe UI" w:cs="Segoe UI" w:hint="default"/>
                 <w:i w:val="0"/>
                 <w:iCs w:val="0"/>
                 <w:caps w:val="0"/>
@@ -5531,7 +5443,7 @@
             </w:r>
             <w:r>
               <w:rPr>
-                <w:rFonts w:hint="default" w:ascii="Segoe UI" w:hAnsi="Segoe UI" w:eastAsia="Segoe UI" w:cs="Segoe UI"/>
+                <w:rFonts w:ascii="Segoe UI" w:eastAsia="Segoe UI" w:hAnsi="Segoe UI" w:cs="Segoe UI" w:hint="default"/>
                 <w:i w:val="0"/>
                 <w:iCs w:val="0"/>
                 <w:caps w:val="0"/>
@@ -5543,11 +5455,11 @@
                 <w:szCs w:val="18"/>
                 <w:lang w:val="en-US" w:eastAsia="zh-CN"/>
               </w:rPr>
-              <w:br w:type="textWrapping"/>
-            </w:r>
-            <w:r>
-              <w:rPr>
-                <w:rFonts w:hint="default" w:ascii="Segoe UI" w:hAnsi="Segoe UI" w:eastAsia="Segoe UI" w:cs="Segoe UI"/>
+              <w:br/>
+            </w:r>
+            <w:r>
+              <w:rPr>
+                <w:rFonts w:ascii="Segoe UI" w:eastAsia="Segoe UI" w:hAnsi="Segoe UI" w:cs="Segoe UI" w:hint="default"/>
                 <w:i w:val="0"/>
                 <w:iCs w:val="0"/>
                 <w:caps w:val="0"/>
@@ -5584,7 +5496,7 @@
               <w:spacing w:line="300" w:lineRule="atLeast"/>
               <w:jc w:val="left"/>
               <w:rPr>
-                <w:rFonts w:hint="default" w:ascii="Segoe UI" w:hAnsi="Segoe UI" w:eastAsia="Segoe UI" w:cs="Segoe UI"/>
+                <w:rFonts w:ascii="Segoe UI" w:eastAsia="Segoe UI" w:hAnsi="Segoe UI" w:cs="Segoe UI" w:hint="default"/>
                 <w:i w:val="0"/>
                 <w:iCs w:val="0"/>
                 <w:caps w:val="0"/>
@@ -5596,8 +5508,8 @@
             </w:pPr>
             <w:r>
               <w:rPr>
-                <w:rStyle w:val="23"/>
-                <w:rFonts w:hint="default" w:ascii="Segoe UI" w:hAnsi="Segoe UI" w:eastAsia="Segoe UI" w:cs="Segoe UI"/>
+                <w:rStyle w:val="Strong"/>
+                <w:rFonts w:ascii="Segoe UI" w:eastAsia="Segoe UI" w:hAnsi="Segoe UI" w:cs="Segoe UI" w:hint="default"/>
                 <w:b/>
                 <w:bCs/>
                 <w:i w:val="0"/>
@@ -5615,7 +5527,7 @@
             </w:r>
             <w:r>
               <w:rPr>
-                <w:rFonts w:hint="default" w:ascii="Segoe UI" w:hAnsi="Segoe UI" w:eastAsia="Segoe UI" w:cs="Segoe UI"/>
+                <w:rFonts w:ascii="Segoe UI" w:eastAsia="Segoe UI" w:hAnsi="Segoe UI" w:cs="Segoe UI" w:hint="default"/>
                 <w:i w:val="0"/>
                 <w:iCs w:val="0"/>
                 <w:caps w:val="0"/>
@@ -5631,8 +5543,8 @@
             </w:r>
             <w:r>
               <w:rPr>
-                <w:rStyle w:val="23"/>
-                <w:rFonts w:hint="default" w:ascii="Segoe UI" w:hAnsi="Segoe UI" w:eastAsia="Segoe UI" w:cs="Segoe UI"/>
+                <w:rStyle w:val="Strong"/>
+                <w:rFonts w:ascii="Segoe UI" w:eastAsia="Segoe UI" w:hAnsi="Segoe UI" w:cs="Segoe UI" w:hint="default"/>
                 <w:b/>
                 <w:bCs/>
                 <w:i w:val="0"/>
@@ -5654,45 +5566,45 @@
     </w:tbl>
     <w:p>
       <w:pPr>
-        <w:pStyle w:val="28"/>
+        <w:pStyle w:val="1"/>
         <w:bidi w:val="0"/>
         <w:rPr>
           <w:rFonts w:hint="default"/>
           <w:lang w:val="en-US" w:eastAsia="zh-CN"/>
         </w:rPr>
       </w:pPr>
-      <w:bookmarkStart w:id="7" w:name="_Toc29720"/>
+      <w:bookmarkStart w:id="8" w:name="_Toc29720"/>
       <w:r>
         <w:rPr>
           <w:rFonts w:hint="default"/>
           <w:lang w:val="en-US" w:eastAsia="zh-CN"/>
         </w:rPr>
         <w:t>发布类型与策略</w:t>
-      </w:r>
-      <w:bookmarkEnd w:id="7"/>
-    </w:p>
-    <w:p>
-      <w:pPr>
-        <w:pStyle w:val="30"/>
-        <w:bidi w:val="0"/>
-        <w:rPr>
-          <w:rFonts w:hint="default"/>
-          <w:lang w:val="en-US" w:eastAsia="zh-CN"/>
-        </w:rPr>
-      </w:pPr>
-      <w:bookmarkStart w:id="8" w:name="_Toc11985"/>
-      <w:r>
-        <w:rPr>
-          <w:rFonts w:hint="default"/>
-          <w:lang w:val="en-US" w:eastAsia="zh-CN"/>
-        </w:rPr>
-        <w:t>发布类型</w:t>
       </w:r>
       <w:bookmarkEnd w:id="8"/>
     </w:p>
     <w:p>
       <w:pPr>
-        <w:pStyle w:val="29"/>
+        <w:pStyle w:val="2"/>
+        <w:bidi w:val="0"/>
+        <w:rPr>
+          <w:rFonts w:hint="default"/>
+          <w:lang w:val="en-US" w:eastAsia="zh-CN"/>
+        </w:rPr>
+      </w:pPr>
+      <w:bookmarkStart w:id="9" w:name="_Toc11985"/>
+      <w:r>
+        <w:rPr>
+          <w:rFonts w:hint="default"/>
+          <w:lang w:val="en-US" w:eastAsia="zh-CN"/>
+        </w:rPr>
+        <w:t>发布类型</w:t>
+      </w:r>
+      <w:bookmarkEnd w:id="9"/>
+    </w:p>
+    <w:p>
+      <w:pPr>
+        <w:pStyle w:val="a1"/>
         <w:keepNext w:val="0"/>
         <w:keepLines w:val="0"/>
         <w:pageBreakBefore w:val="0"/>
@@ -5721,7 +5633,7 @@
     </w:p>
     <w:p>
       <w:pPr>
-        <w:pStyle w:val="29"/>
+        <w:pStyle w:val="a1"/>
         <w:keepNext w:val="0"/>
         <w:keepLines w:val="0"/>
         <w:pageBreakBefore w:val="0"/>
@@ -5750,7 +5662,7 @@
     </w:p>
     <w:p>
       <w:pPr>
-        <w:pStyle w:val="29"/>
+        <w:pStyle w:val="a1"/>
         <w:keepNext w:val="0"/>
         <w:keepLines w:val="0"/>
         <w:pageBreakBefore w:val="0"/>
@@ -5779,14 +5691,14 @@
     </w:p>
     <w:p>
       <w:pPr>
-        <w:pStyle w:val="30"/>
+        <w:pStyle w:val="2"/>
         <w:bidi w:val="0"/>
         <w:rPr>
           <w:rFonts w:hint="default"/>
           <w:lang w:val="en-US" w:eastAsia="zh-CN"/>
         </w:rPr>
       </w:pPr>
-      <w:bookmarkStart w:id="9" w:name="_Toc26774"/>
+      <w:bookmarkStart w:id="10" w:name="_Toc26774"/>
       <w:r>
         <w:rPr>
           <w:rFonts w:hint="default"/>
@@ -5794,11 +5706,11 @@
         </w:rPr>
         <w:t>发布策略</w:t>
       </w:r>
-      <w:bookmarkEnd w:id="9"/>
+      <w:bookmarkEnd w:id="10"/>
     </w:p>
     <w:p>
       <w:pPr>
-        <w:pStyle w:val="29"/>
+        <w:pStyle w:val="a1"/>
         <w:keepNext w:val="0"/>
         <w:keepLines w:val="0"/>
         <w:pageBreakBefore w:val="0"/>
@@ -5827,7 +5739,7 @@
     </w:p>
     <w:p>
       <w:pPr>
-        <w:pStyle w:val="29"/>
+        <w:pStyle w:val="a1"/>
         <w:keepNext w:val="0"/>
         <w:keepLines w:val="0"/>
         <w:pageBreakBefore w:val="0"/>
@@ -5844,7 +5756,7 @@
         <w:bidi w:val="0"/>
         <w:adjustRightInd w:val="0"/>
         <w:snapToGrid w:val="0"/>
-        <w:ind w:left="425" w:leftChars="0" w:hanging="425" w:firstLineChars="0"/>
+        <w:ind w:left="425" w:hanging="425" w:leftChars="0" w:firstLineChars="0"/>
         <w:textAlignment w:val="baseline"/>
         <w:rPr>
           <w:rFonts w:hint="default"/>
@@ -5861,7 +5773,7 @@
     </w:p>
     <w:p>
       <w:pPr>
-        <w:pStyle w:val="29"/>
+        <w:pStyle w:val="a1"/>
         <w:keepNext w:val="0"/>
         <w:keepLines w:val="0"/>
         <w:pageBreakBefore w:val="0"/>
@@ -5878,7 +5790,7 @@
         <w:bidi w:val="0"/>
         <w:adjustRightInd w:val="0"/>
         <w:snapToGrid w:val="0"/>
-        <w:ind w:left="425" w:leftChars="0" w:hanging="425" w:firstLineChars="0"/>
+        <w:ind w:left="425" w:hanging="425" w:leftChars="0" w:firstLineChars="0"/>
         <w:textAlignment w:val="baseline"/>
         <w:rPr>
           <w:rFonts w:hint="default"/>
@@ -5895,7 +5807,7 @@
     </w:p>
     <w:p>
       <w:pPr>
-        <w:pStyle w:val="29"/>
+        <w:pStyle w:val="a1"/>
         <w:keepNext w:val="0"/>
         <w:keepLines w:val="0"/>
         <w:pageBreakBefore w:val="0"/>
@@ -5912,7 +5824,7 @@
         <w:bidi w:val="0"/>
         <w:adjustRightInd w:val="0"/>
         <w:snapToGrid w:val="0"/>
-        <w:ind w:left="425" w:leftChars="0" w:hanging="425" w:firstLineChars="0"/>
+        <w:ind w:left="425" w:hanging="425" w:leftChars="0" w:firstLineChars="0"/>
         <w:textAlignment w:val="baseline"/>
         <w:rPr>
           <w:rFonts w:hint="default"/>
@@ -5929,45 +5841,45 @@
     </w:p>
     <w:p>
       <w:pPr>
-        <w:pStyle w:val="28"/>
+        <w:pStyle w:val="1"/>
         <w:bidi w:val="0"/>
         <w:rPr>
           <w:rFonts w:hint="default"/>
           <w:lang w:val="en-US" w:eastAsia="zh-CN"/>
         </w:rPr>
       </w:pPr>
-      <w:bookmarkStart w:id="10" w:name="_Toc19050"/>
+      <w:bookmarkStart w:id="11" w:name="_Toc19050"/>
       <w:r>
         <w:rPr>
           <w:rFonts w:hint="default"/>
           <w:lang w:val="en-US" w:eastAsia="zh-CN"/>
         </w:rPr>
         <w:t>发布管理流程核心环节</w:t>
-      </w:r>
-      <w:bookmarkEnd w:id="10"/>
-    </w:p>
-    <w:p>
-      <w:pPr>
-        <w:pStyle w:val="30"/>
-        <w:bidi w:val="0"/>
-        <w:rPr>
-          <w:rFonts w:hint="default"/>
-          <w:lang w:val="en-US" w:eastAsia="zh-CN"/>
-        </w:rPr>
-      </w:pPr>
-      <w:bookmarkStart w:id="11" w:name="_Toc20657"/>
-      <w:r>
-        <w:rPr>
-          <w:rFonts w:hint="default"/>
-          <w:lang w:val="en-US" w:eastAsia="zh-CN"/>
-        </w:rPr>
-        <w:t>发布规划与设计</w:t>
       </w:r>
       <w:bookmarkEnd w:id="11"/>
     </w:p>
     <w:p>
       <w:pPr>
-        <w:pStyle w:val="29"/>
+        <w:pStyle w:val="2"/>
+        <w:bidi w:val="0"/>
+        <w:rPr>
+          <w:rFonts w:hint="default"/>
+          <w:lang w:val="en-US" w:eastAsia="zh-CN"/>
+        </w:rPr>
+      </w:pPr>
+      <w:bookmarkStart w:id="12" w:name="_Toc20657"/>
+      <w:r>
+        <w:rPr>
+          <w:rFonts w:hint="default"/>
+          <w:lang w:val="en-US" w:eastAsia="zh-CN"/>
+        </w:rPr>
+        <w:t>发布规划与设计</w:t>
+      </w:r>
+      <w:bookmarkEnd w:id="12"/>
+    </w:p>
+    <w:p>
+      <w:pPr>
+        <w:pStyle w:val="a1"/>
         <w:keepNext w:val="0"/>
         <w:keepLines w:val="0"/>
         <w:pageBreakBefore w:val="0"/>
@@ -5996,7 +5908,7 @@
     </w:p>
     <w:p>
       <w:pPr>
-        <w:pStyle w:val="29"/>
+        <w:pStyle w:val="a1"/>
         <w:keepNext w:val="0"/>
         <w:keepLines w:val="0"/>
         <w:pageBreakBefore w:val="0"/>
@@ -6025,7 +5937,7 @@
     </w:p>
     <w:p>
       <w:pPr>
-        <w:pStyle w:val="29"/>
+        <w:pStyle w:val="a1"/>
         <w:keepNext w:val="0"/>
         <w:keepLines w:val="0"/>
         <w:pageBreakBefore w:val="0"/>
@@ -6054,14 +5966,14 @@
     </w:p>
     <w:p>
       <w:pPr>
-        <w:pStyle w:val="30"/>
+        <w:pStyle w:val="2"/>
         <w:bidi w:val="0"/>
         <w:rPr>
           <w:rFonts w:hint="default"/>
           <w:lang w:val="en-US" w:eastAsia="zh-CN"/>
         </w:rPr>
       </w:pPr>
-      <w:bookmarkStart w:id="12" w:name="_Toc28422"/>
+      <w:bookmarkStart w:id="13" w:name="_Toc28422"/>
       <w:r>
         <w:rPr>
           <w:rFonts w:hint="default"/>
@@ -6069,11 +5981,11 @@
         </w:rPr>
         <w:t>构建与测试</w:t>
       </w:r>
-      <w:bookmarkEnd w:id="12"/>
+      <w:bookmarkEnd w:id="13"/>
     </w:p>
     <w:p>
       <w:pPr>
-        <w:pStyle w:val="29"/>
+        <w:pStyle w:val="a1"/>
         <w:keepNext w:val="0"/>
         <w:keepLines w:val="0"/>
         <w:pageBreakBefore w:val="0"/>
@@ -6102,7 +6014,7 @@
     </w:p>
     <w:p>
       <w:pPr>
-        <w:pStyle w:val="29"/>
+        <w:pStyle w:val="a1"/>
         <w:keepNext w:val="0"/>
         <w:keepLines w:val="0"/>
         <w:pageBreakBefore w:val="0"/>
@@ -6131,14 +6043,14 @@
     </w:p>
     <w:p>
       <w:pPr>
-        <w:pStyle w:val="30"/>
+        <w:pStyle w:val="2"/>
         <w:bidi w:val="0"/>
         <w:rPr>
           <w:rFonts w:hint="default"/>
           <w:lang w:val="en-US" w:eastAsia="zh-CN"/>
         </w:rPr>
       </w:pPr>
-      <w:bookmarkStart w:id="13" w:name="_Toc9019"/>
+      <w:bookmarkStart w:id="14" w:name="_Toc9019"/>
       <w:r>
         <w:rPr>
           <w:rFonts w:hint="default"/>
@@ -6146,11 +6058,11 @@
         </w:rPr>
         <w:t>发布评审与授权</w:t>
       </w:r>
-      <w:bookmarkEnd w:id="13"/>
+      <w:bookmarkEnd w:id="14"/>
     </w:p>
     <w:p>
       <w:pPr>
-        <w:pStyle w:val="29"/>
+        <w:pStyle w:val="a1"/>
         <w:keepNext w:val="0"/>
         <w:keepLines w:val="0"/>
         <w:pageBreakBefore w:val="0"/>
@@ -6179,7 +6091,7 @@
     </w:p>
     <w:p>
       <w:pPr>
-        <w:pStyle w:val="29"/>
+        <w:pStyle w:val="a1"/>
         <w:keepNext w:val="0"/>
         <w:keepLines w:val="0"/>
         <w:pageBreakBefore w:val="0"/>
@@ -6208,7 +6120,7 @@
     </w:p>
     <w:p>
       <w:pPr>
-        <w:pStyle w:val="29"/>
+        <w:pStyle w:val="a1"/>
         <w:keepNext w:val="0"/>
         <w:keepLines w:val="0"/>
         <w:pageBreakBefore w:val="0"/>
@@ -6237,14 +6149,14 @@
     </w:p>
     <w:p>
       <w:pPr>
-        <w:pStyle w:val="30"/>
+        <w:pStyle w:val="2"/>
         <w:bidi w:val="0"/>
         <w:rPr>
           <w:rFonts w:hint="default"/>
           <w:lang w:val="en-US" w:eastAsia="zh-CN"/>
         </w:rPr>
       </w:pPr>
-      <w:bookmarkStart w:id="14" w:name="_Toc12525"/>
+      <w:bookmarkStart w:id="15" w:name="_Toc12525"/>
       <w:r>
         <w:rPr>
           <w:rFonts w:hint="default"/>
@@ -6252,11 +6164,11 @@
         </w:rPr>
         <w:t>实施、验证与回退</w:t>
       </w:r>
-      <w:bookmarkEnd w:id="14"/>
+      <w:bookmarkEnd w:id="15"/>
     </w:p>
     <w:p>
       <w:pPr>
-        <w:pStyle w:val="29"/>
+        <w:pStyle w:val="a1"/>
         <w:keepNext w:val="0"/>
         <w:keepLines w:val="0"/>
         <w:pageBreakBefore w:val="0"/>
@@ -6285,7 +6197,7 @@
     </w:p>
     <w:p>
       <w:pPr>
-        <w:pStyle w:val="29"/>
+        <w:pStyle w:val="a1"/>
         <w:keepNext w:val="0"/>
         <w:keepLines w:val="0"/>
         <w:pageBreakBefore w:val="0"/>
@@ -6314,7 +6226,7 @@
     </w:p>
     <w:p>
       <w:pPr>
-        <w:pStyle w:val="29"/>
+        <w:pStyle w:val="a1"/>
         <w:keepNext w:val="0"/>
         <w:keepLines w:val="0"/>
         <w:pageBreakBefore w:val="0"/>
@@ -6343,7 +6255,7 @@
     </w:p>
     <w:p>
       <w:pPr>
-        <w:pStyle w:val="29"/>
+        <w:pStyle w:val="a1"/>
         <w:keepNext w:val="0"/>
         <w:keepLines w:val="0"/>
         <w:pageBreakBefore w:val="0"/>
@@ -6372,7 +6284,7 @@
     </w:p>
     <w:p>
       <w:pPr>
-        <w:pStyle w:val="29"/>
+        <w:pStyle w:val="a1"/>
         <w:keepNext w:val="0"/>
         <w:keepLines w:val="0"/>
         <w:pageBreakBefore w:val="0"/>
@@ -6401,7 +6313,7 @@
     </w:p>
     <w:p>
       <w:pPr>
-        <w:pStyle w:val="29"/>
+        <w:pStyle w:val="a1"/>
         <w:keepNext w:val="0"/>
         <w:keepLines w:val="0"/>
         <w:pageBreakBefore w:val="0"/>
@@ -6430,7 +6342,7 @@
     </w:p>
     <w:p>
       <w:pPr>
-        <w:pStyle w:val="29"/>
+        <w:pStyle w:val="a1"/>
         <w:keepNext w:val="0"/>
         <w:keepLines w:val="0"/>
         <w:pageBreakBefore w:val="0"/>
@@ -6459,14 +6371,14 @@
     </w:p>
     <w:p>
       <w:pPr>
-        <w:pStyle w:val="30"/>
+        <w:pStyle w:val="2"/>
         <w:bidi w:val="0"/>
         <w:rPr>
           <w:rFonts w:hint="default"/>
           <w:lang w:val="en-US" w:eastAsia="zh-CN"/>
         </w:rPr>
       </w:pPr>
-      <w:bookmarkStart w:id="15" w:name="_Toc16663"/>
+      <w:bookmarkStart w:id="16" w:name="_Toc16663"/>
       <w:r>
         <w:rPr>
           <w:rFonts w:hint="default"/>
@@ -6474,11 +6386,11 @@
         </w:rPr>
         <w:t>发布后复盘与关闭</w:t>
       </w:r>
-      <w:bookmarkEnd w:id="15"/>
+      <w:bookmarkEnd w:id="16"/>
     </w:p>
     <w:p>
       <w:pPr>
-        <w:pStyle w:val="29"/>
+        <w:pStyle w:val="a1"/>
         <w:keepNext w:val="0"/>
         <w:keepLines w:val="0"/>
         <w:pageBreakBefore w:val="0"/>
@@ -6507,7 +6419,7 @@
     </w:p>
     <w:p>
       <w:pPr>
-        <w:pStyle w:val="29"/>
+        <w:pStyle w:val="a1"/>
         <w:keepNext w:val="0"/>
         <w:keepLines w:val="0"/>
         <w:pageBreakBefore w:val="0"/>
@@ -6536,7 +6448,7 @@
     </w:p>
     <w:p>
       <w:pPr>
-        <w:pStyle w:val="29"/>
+        <w:pStyle w:val="a1"/>
         <w:keepNext w:val="0"/>
         <w:keepLines w:val="0"/>
         <w:pageBreakBefore w:val="0"/>
@@ -6565,14 +6477,14 @@
     </w:p>
     <w:p>
       <w:pPr>
-        <w:pStyle w:val="28"/>
+        <w:pStyle w:val="1"/>
         <w:bidi w:val="0"/>
         <w:rPr>
           <w:rFonts w:hint="default"/>
           <w:lang w:val="en-US" w:eastAsia="zh-CN"/>
         </w:rPr>
       </w:pPr>
-      <w:bookmarkStart w:id="16" w:name="_Toc31819"/>
+      <w:bookmarkStart w:id="17" w:name="_Toc31819"/>
       <w:r>
         <w:rPr>
           <w:rFonts w:hint="default"/>
@@ -6580,11 +6492,11 @@
         </w:rPr>
         <w:t>与其他流程的接口</w:t>
       </w:r>
-      <w:bookmarkEnd w:id="16"/>
+      <w:bookmarkEnd w:id="17"/>
     </w:p>
     <w:p>
       <w:pPr>
-        <w:pStyle w:val="29"/>
+        <w:pStyle w:val="a1"/>
         <w:keepNext w:val="0"/>
         <w:keepLines w:val="0"/>
         <w:pageBreakBefore w:val="0"/>
@@ -6613,7 +6525,7 @@
     </w:p>
     <w:p>
       <w:pPr>
-        <w:pStyle w:val="29"/>
+        <w:pStyle w:val="a1"/>
         <w:keepNext w:val="0"/>
         <w:keepLines w:val="0"/>
         <w:pageBreakBefore w:val="0"/>
@@ -6642,7 +6554,7 @@
     </w:p>
     <w:p>
       <w:pPr>
-        <w:pStyle w:val="29"/>
+        <w:pStyle w:val="a1"/>
         <w:keepNext w:val="0"/>
         <w:keepLines w:val="0"/>
         <w:pageBreakBefore w:val="0"/>
@@ -6671,7 +6583,7 @@
     </w:p>
     <w:p>
       <w:pPr>
-        <w:pStyle w:val="29"/>
+        <w:pStyle w:val="a1"/>
         <w:keepNext w:val="0"/>
         <w:keepLines w:val="0"/>
         <w:pageBreakBefore w:val="0"/>
@@ -6700,7 +6612,7 @@
     </w:p>
     <w:p>
       <w:pPr>
-        <w:pStyle w:val="28"/>
+        <w:pStyle w:val="1"/>
         <w:keepNext w:val="0"/>
         <w:keepLines w:val="0"/>
         <w:pageBreakBefore w:val="0"/>
@@ -6720,7 +6632,7 @@
           <w:lang w:val="en-US" w:eastAsia="zh-CN"/>
         </w:rPr>
       </w:pPr>
-      <w:bookmarkStart w:id="17" w:name="_Toc326"/>
+      <w:bookmarkStart w:id="18" w:name="_Toc326"/>
       <w:r>
         <w:rPr>
           <w:rFonts w:hint="eastAsia"/>
@@ -6728,23 +6640,22 @@
         </w:rPr>
         <w:t>考核指标</w:t>
       </w:r>
-      <w:bookmarkEnd w:id="17"/>
+      <w:bookmarkEnd w:id="18"/>
     </w:p>
     <w:tbl>
       <w:tblPr>
-        <w:tblStyle w:val="20"/>
+        <w:tblStyle w:val="TableNormal"/>
         <w:tblW w:w="7675" w:type="dxa"/>
         <w:tblInd w:w="96" w:type="dxa"/>
         <w:tblBorders>
-          <w:top w:val="none" w:color="auto" w:sz="0" w:space="0"/>
-          <w:left w:val="none" w:color="auto" w:sz="0" w:space="0"/>
-          <w:bottom w:val="none" w:color="auto" w:sz="0" w:space="0"/>
-          <w:right w:val="none" w:color="auto" w:sz="0" w:space="0"/>
-          <w:insideH w:val="none" w:color="auto" w:sz="0" w:space="0"/>
-          <w:insideV w:val="none" w:color="auto" w:sz="0" w:space="0"/>
+          <w:top w:val="nil"/>
+          <w:left w:val="nil"/>
+          <w:bottom w:val="nil"/>
+          <w:right w:val="nil"/>
+          <w:insideH w:val="nil"/>
+          <w:insideV w:val="nil"/>
         </w:tblBorders>
         <w:shd w:val="clear" w:color="auto" w:fill="auto"/>
-        <w:tblLayout w:type="autofit"/>
         <w:tblCellMar>
           <w:top w:w="0" w:type="dxa"/>
           <w:left w:w="108" w:type="dxa"/>
@@ -6760,13 +6671,15 @@
       </w:tblGrid>
       <w:tr>
         <w:tblPrEx>
+          <w:tblW w:w="7675" w:type="dxa"/>
+          <w:tblInd w:w="96" w:type="dxa"/>
           <w:tblBorders>
-            <w:top w:val="none" w:color="auto" w:sz="0" w:space="0"/>
-            <w:left w:val="none" w:color="auto" w:sz="0" w:space="0"/>
-            <w:bottom w:val="none" w:color="auto" w:sz="0" w:space="0"/>
-            <w:right w:val="none" w:color="auto" w:sz="0" w:space="0"/>
-            <w:insideH w:val="none" w:color="auto" w:sz="0" w:space="0"/>
-            <w:insideV w:val="none" w:color="auto" w:sz="0" w:space="0"/>
+            <w:top w:val="nil"/>
+            <w:left w:val="nil"/>
+            <w:bottom w:val="nil"/>
+            <w:right w:val="nil"/>
+            <w:insideH w:val="nil"/>
+            <w:insideV w:val="nil"/>
           </w:tblBorders>
           <w:shd w:val="clear" w:color="auto" w:fill="auto"/>
           <w:tblCellMar>
@@ -6777,16 +6690,16 @@
           </w:tblCellMar>
         </w:tblPrEx>
         <w:trPr>
-          <w:trHeight w:val="493" w:hRule="atLeast"/>
+          <w:trHeight w:val="493"/>
         </w:trPr>
         <w:tc>
           <w:tcPr>
             <w:tcW w:w="1459" w:type="dxa"/>
             <w:tcBorders>
-              <w:top w:val="single" w:color="000000" w:sz="4" w:space="0"/>
-              <w:left w:val="single" w:color="000000" w:sz="4" w:space="0"/>
-              <w:bottom w:val="single" w:color="000000" w:sz="4" w:space="0"/>
-              <w:right w:val="single" w:color="000000" w:sz="4" w:space="0"/>
+              <w:top w:val="single" w:sz="4" w:space="0" w:color="000000"/>
+              <w:left w:val="single" w:sz="4" w:space="0" w:color="000000"/>
+              <w:bottom w:val="single" w:sz="4" w:space="0" w:color="000000"/>
+              <w:right w:val="single" w:sz="4" w:space="0" w:color="000000"/>
             </w:tcBorders>
             <w:shd w:val="clear" w:color="auto" w:fill="C0C0C0"/>
             <w:vAlign w:val="center"/>
@@ -6800,7 +6713,7 @@
               <w:jc w:val="center"/>
               <w:textAlignment w:val="center"/>
               <w:rPr>
-                <w:rFonts w:hint="default" w:ascii="楷体_GB2312" w:hAnsi="宋体" w:eastAsia="楷体_GB2312" w:cs="楷体_GB2312"/>
+                <w:rFonts w:ascii="楷体_GB2312" w:eastAsia="楷体_GB2312" w:hAnsi="宋体" w:cs="楷体_GB2312" w:hint="default"/>
                 <w:b/>
                 <w:bCs/>
                 <w:i w:val="0"/>
@@ -6813,7 +6726,7 @@
             </w:pPr>
             <w:r>
               <w:rPr>
-                <w:rFonts w:hint="default" w:ascii="楷体_GB2312" w:hAnsi="宋体" w:eastAsia="楷体_GB2312" w:cs="楷体_GB2312"/>
+                <w:rFonts w:ascii="楷体_GB2312" w:eastAsia="楷体_GB2312" w:hAnsi="宋体" w:cs="楷体_GB2312" w:hint="default"/>
                 <w:b/>
                 <w:bCs/>
                 <w:i w:val="0"/>
@@ -6834,10 +6747,10 @@
           <w:tcPr>
             <w:tcW w:w="972" w:type="dxa"/>
             <w:tcBorders>
-              <w:top w:val="single" w:color="000000" w:sz="4" w:space="0"/>
-              <w:left w:val="single" w:color="000000" w:sz="4" w:space="0"/>
-              <w:bottom w:val="single" w:color="000000" w:sz="4" w:space="0"/>
-              <w:right w:val="single" w:color="000000" w:sz="4" w:space="0"/>
+              <w:top w:val="single" w:sz="4" w:space="0" w:color="000000"/>
+              <w:left w:val="single" w:sz="4" w:space="0" w:color="000000"/>
+              <w:bottom w:val="single" w:sz="4" w:space="0" w:color="000000"/>
+              <w:right w:val="single" w:sz="4" w:space="0" w:color="000000"/>
             </w:tcBorders>
             <w:shd w:val="clear" w:color="auto" w:fill="C0C0C0"/>
             <w:vAlign w:val="center"/>
@@ -6851,7 +6764,7 @@
               <w:jc w:val="center"/>
               <w:textAlignment w:val="center"/>
               <w:rPr>
-                <w:rFonts w:hint="default" w:ascii="楷体_GB2312" w:hAnsi="宋体" w:eastAsia="楷体_GB2312" w:cs="楷体_GB2312"/>
+                <w:rFonts w:ascii="楷体_GB2312" w:eastAsia="楷体_GB2312" w:hAnsi="宋体" w:cs="楷体_GB2312" w:hint="default"/>
                 <w:b/>
                 <w:bCs/>
                 <w:i w:val="0"/>
@@ -6864,7 +6777,7 @@
             </w:pPr>
             <w:r>
               <w:rPr>
-                <w:rFonts w:hint="default" w:ascii="楷体_GB2312" w:hAnsi="宋体" w:eastAsia="楷体_GB2312" w:cs="楷体_GB2312"/>
+                <w:rFonts w:ascii="楷体_GB2312" w:eastAsia="楷体_GB2312" w:hAnsi="宋体" w:cs="楷体_GB2312" w:hint="default"/>
                 <w:b/>
                 <w:bCs/>
                 <w:i w:val="0"/>
@@ -6885,10 +6798,10 @@
           <w:tcPr>
             <w:tcW w:w="4188" w:type="dxa"/>
             <w:tcBorders>
-              <w:top w:val="single" w:color="000000" w:sz="4" w:space="0"/>
-              <w:left w:val="single" w:color="000000" w:sz="4" w:space="0"/>
-              <w:bottom w:val="single" w:color="000000" w:sz="4" w:space="0"/>
-              <w:right w:val="single" w:color="000000" w:sz="4" w:space="0"/>
+              <w:top w:val="single" w:sz="4" w:space="0" w:color="000000"/>
+              <w:left w:val="single" w:sz="4" w:space="0" w:color="000000"/>
+              <w:bottom w:val="single" w:sz="4" w:space="0" w:color="000000"/>
+              <w:right w:val="single" w:sz="4" w:space="0" w:color="000000"/>
             </w:tcBorders>
             <w:shd w:val="clear" w:color="auto" w:fill="C0C0C0"/>
             <w:vAlign w:val="center"/>
@@ -6902,7 +6815,7 @@
               <w:jc w:val="center"/>
               <w:textAlignment w:val="center"/>
               <w:rPr>
-                <w:rFonts w:hint="default" w:ascii="楷体_GB2312" w:hAnsi="宋体" w:eastAsia="楷体_GB2312" w:cs="楷体_GB2312"/>
+                <w:rFonts w:ascii="楷体_GB2312" w:eastAsia="楷体_GB2312" w:hAnsi="宋体" w:cs="楷体_GB2312" w:hint="default"/>
                 <w:b/>
                 <w:bCs/>
                 <w:i w:val="0"/>
@@ -6915,7 +6828,7 @@
             </w:pPr>
             <w:r>
               <w:rPr>
-                <w:rFonts w:hint="default" w:ascii="楷体_GB2312" w:hAnsi="宋体" w:eastAsia="楷体_GB2312" w:cs="楷体_GB2312"/>
+                <w:rFonts w:ascii="楷体_GB2312" w:eastAsia="楷体_GB2312" w:hAnsi="宋体" w:cs="楷体_GB2312" w:hint="default"/>
                 <w:b/>
                 <w:bCs/>
                 <w:i w:val="0"/>
@@ -6936,10 +6849,10 @@
           <w:tcPr>
             <w:tcW w:w="1056" w:type="dxa"/>
             <w:tcBorders>
-              <w:top w:val="single" w:color="000000" w:sz="4" w:space="0"/>
-              <w:left w:val="single" w:color="000000" w:sz="4" w:space="0"/>
-              <w:bottom w:val="single" w:color="000000" w:sz="4" w:space="0"/>
-              <w:right w:val="single" w:color="000000" w:sz="4" w:space="0"/>
+              <w:top w:val="single" w:sz="4" w:space="0" w:color="000000"/>
+              <w:left w:val="single" w:sz="4" w:space="0" w:color="000000"/>
+              <w:bottom w:val="single" w:sz="4" w:space="0" w:color="000000"/>
+              <w:right w:val="single" w:sz="4" w:space="0" w:color="000000"/>
             </w:tcBorders>
             <w:shd w:val="clear" w:color="auto" w:fill="C0C0C0"/>
             <w:vAlign w:val="center"/>
@@ -6953,7 +6866,7 @@
               <w:jc w:val="center"/>
               <w:textAlignment w:val="center"/>
               <w:rPr>
-                <w:rFonts w:hint="default" w:ascii="楷体_GB2312" w:hAnsi="宋体" w:eastAsia="楷体_GB2312" w:cs="楷体_GB2312"/>
+                <w:rFonts w:ascii="楷体_GB2312" w:eastAsia="楷体_GB2312" w:hAnsi="宋体" w:cs="楷体_GB2312" w:hint="default"/>
                 <w:b/>
                 <w:bCs/>
                 <w:i w:val="0"/>
@@ -6966,7 +6879,7 @@
             </w:pPr>
             <w:r>
               <w:rPr>
-                <w:rFonts w:hint="default" w:ascii="楷体_GB2312" w:hAnsi="宋体" w:eastAsia="楷体_GB2312" w:cs="楷体_GB2312"/>
+                <w:rFonts w:ascii="楷体_GB2312" w:eastAsia="楷体_GB2312" w:hAnsi="宋体" w:cs="楷体_GB2312" w:hint="default"/>
                 <w:b/>
                 <w:bCs/>
                 <w:i w:val="0"/>
@@ -6986,14 +6899,8 @@
       </w:tr>
       <w:tr>
         <w:tblPrEx>
-          <w:tblBorders>
-            <w:top w:val="none" w:color="auto" w:sz="0" w:space="0"/>
-            <w:left w:val="none" w:color="auto" w:sz="0" w:space="0"/>
-            <w:bottom w:val="none" w:color="auto" w:sz="0" w:space="0"/>
-            <w:right w:val="none" w:color="auto" w:sz="0" w:space="0"/>
-            <w:insideH w:val="none" w:color="auto" w:sz="0" w:space="0"/>
-            <w:insideV w:val="none" w:color="auto" w:sz="0" w:space="0"/>
-          </w:tblBorders>
+          <w:tblW w:w="7675" w:type="dxa"/>
+          <w:tblInd w:w="96" w:type="dxa"/>
           <w:shd w:val="clear" w:color="auto" w:fill="auto"/>
           <w:tblCellMar>
             <w:top w:w="0" w:type="dxa"/>
@@ -7003,16 +6910,16 @@
           </w:tblCellMar>
         </w:tblPrEx>
         <w:trPr>
-          <w:trHeight w:val="493" w:hRule="atLeast"/>
+          <w:trHeight w:val="493"/>
         </w:trPr>
         <w:tc>
           <w:tcPr>
             <w:tcW w:w="1459" w:type="dxa"/>
             <w:tcBorders>
-              <w:top w:val="single" w:color="000000" w:sz="4" w:space="0"/>
-              <w:left w:val="single" w:color="000000" w:sz="4" w:space="0"/>
-              <w:bottom w:val="single" w:color="000000" w:sz="4" w:space="0"/>
-              <w:right w:val="single" w:color="000000" w:sz="4" w:space="0"/>
+              <w:top w:val="single" w:sz="4" w:space="0" w:color="000000"/>
+              <w:left w:val="single" w:sz="4" w:space="0" w:color="000000"/>
+              <w:bottom w:val="single" w:sz="4" w:space="0" w:color="000000"/>
+              <w:right w:val="single" w:sz="4" w:space="0" w:color="000000"/>
             </w:tcBorders>
             <w:shd w:val="clear" w:color="auto" w:fill="auto"/>
             <w:vAlign w:val="center"/>
@@ -7026,7 +6933,7 @@
               <w:jc w:val="left"/>
               <w:textAlignment w:val="center"/>
               <w:rPr>
-                <w:rFonts w:hint="default" w:ascii="楷体_GB2312" w:hAnsi="宋体" w:eastAsia="楷体_GB2312" w:cs="楷体_GB2312"/>
+                <w:rFonts w:ascii="楷体_GB2312" w:eastAsia="楷体_GB2312" w:hAnsi="宋体" w:cs="楷体_GB2312" w:hint="default"/>
                 <w:b/>
                 <w:bCs/>
                 <w:i w:val="0"/>
@@ -7042,7 +6949,7 @@
             </w:pPr>
             <w:r>
               <w:rPr>
-                <w:rFonts w:hint="eastAsia" w:ascii="宋体" w:hAnsi="宋体" w:eastAsia="宋体" w:cs="宋体"/>
+                <w:rFonts w:ascii="宋体" w:eastAsia="宋体" w:hAnsi="宋体" w:cs="宋体" w:hint="eastAsia"/>
                 <w:i w:val="0"/>
                 <w:iCs w:val="0"/>
                 <w:snapToGrid w:val="0"/>
@@ -7061,10 +6968,10 @@
           <w:tcPr>
             <w:tcW w:w="972" w:type="dxa"/>
             <w:tcBorders>
-              <w:top w:val="single" w:color="000000" w:sz="4" w:space="0"/>
-              <w:left w:val="single" w:color="000000" w:sz="4" w:space="0"/>
-              <w:bottom w:val="single" w:color="000000" w:sz="4" w:space="0"/>
-              <w:right w:val="single" w:color="000000" w:sz="4" w:space="0"/>
+              <w:top w:val="single" w:sz="4" w:space="0" w:color="000000"/>
+              <w:left w:val="single" w:sz="4" w:space="0" w:color="000000"/>
+              <w:bottom w:val="single" w:sz="4" w:space="0" w:color="000000"/>
+              <w:right w:val="single" w:sz="4" w:space="0" w:color="000000"/>
             </w:tcBorders>
             <w:shd w:val="clear" w:color="auto" w:fill="auto"/>
             <w:vAlign w:val="center"/>
@@ -7078,7 +6985,7 @@
               <w:jc w:val="left"/>
               <w:textAlignment w:val="center"/>
               <w:rPr>
-                <w:rFonts w:hint="default" w:ascii="楷体_GB2312" w:hAnsi="宋体" w:eastAsia="楷体_GB2312" w:cs="楷体_GB2312"/>
+                <w:rFonts w:ascii="楷体_GB2312" w:eastAsia="楷体_GB2312" w:hAnsi="宋体" w:cs="楷体_GB2312" w:hint="default"/>
                 <w:b/>
                 <w:bCs/>
                 <w:i w:val="0"/>
@@ -7094,7 +7001,7 @@
             </w:pPr>
             <w:r>
               <w:rPr>
-                <w:rFonts w:hint="eastAsia" w:ascii="宋体" w:hAnsi="宋体" w:eastAsia="宋体" w:cs="宋体"/>
+                <w:rFonts w:ascii="宋体" w:eastAsia="宋体" w:hAnsi="宋体" w:cs="宋体" w:hint="eastAsia"/>
                 <w:i w:val="0"/>
                 <w:iCs w:val="0"/>
                 <w:snapToGrid w:val="0"/>
@@ -7113,10 +7020,10 @@
           <w:tcPr>
             <w:tcW w:w="4188" w:type="dxa"/>
             <w:tcBorders>
-              <w:top w:val="single" w:color="000000" w:sz="4" w:space="0"/>
-              <w:left w:val="single" w:color="000000" w:sz="4" w:space="0"/>
-              <w:bottom w:val="single" w:color="000000" w:sz="4" w:space="0"/>
-              <w:right w:val="single" w:color="000000" w:sz="4" w:space="0"/>
+              <w:top w:val="single" w:sz="4" w:space="0" w:color="000000"/>
+              <w:left w:val="single" w:sz="4" w:space="0" w:color="000000"/>
+              <w:bottom w:val="single" w:sz="4" w:space="0" w:color="000000"/>
+              <w:right w:val="single" w:sz="4" w:space="0" w:color="000000"/>
             </w:tcBorders>
             <w:shd w:val="clear" w:color="auto" w:fill="auto"/>
             <w:vAlign w:val="center"/>
@@ -7130,7 +7037,7 @@
               <w:jc w:val="left"/>
               <w:textAlignment w:val="center"/>
               <w:rPr>
-                <w:rFonts w:hint="default" w:ascii="楷体_GB2312" w:hAnsi="宋体" w:eastAsia="楷体_GB2312" w:cs="楷体_GB2312"/>
+                <w:rFonts w:ascii="楷体_GB2312" w:eastAsia="楷体_GB2312" w:hAnsi="宋体" w:cs="楷体_GB2312" w:hint="default"/>
                 <w:b/>
                 <w:bCs/>
                 <w:i w:val="0"/>
@@ -7146,7 +7053,7 @@
             </w:pPr>
             <w:r>
               <w:rPr>
-                <w:rFonts w:hint="eastAsia" w:ascii="宋体" w:hAnsi="宋体" w:eastAsia="宋体" w:cs="宋体"/>
+                <w:rFonts w:ascii="宋体" w:eastAsia="宋体" w:hAnsi="宋体" w:cs="宋体" w:hint="eastAsia"/>
                 <w:i w:val="0"/>
                 <w:iCs w:val="0"/>
                 <w:snapToGrid w:val="0"/>
@@ -7165,10 +7072,10 @@
           <w:tcPr>
             <w:tcW w:w="1056" w:type="dxa"/>
             <w:tcBorders>
-              <w:top w:val="single" w:color="000000" w:sz="4" w:space="0"/>
-              <w:left w:val="single" w:color="000000" w:sz="4" w:space="0"/>
-              <w:bottom w:val="single" w:color="000000" w:sz="4" w:space="0"/>
-              <w:right w:val="single" w:color="000000" w:sz="4" w:space="0"/>
+              <w:top w:val="single" w:sz="4" w:space="0" w:color="000000"/>
+              <w:left w:val="single" w:sz="4" w:space="0" w:color="000000"/>
+              <w:bottom w:val="single" w:sz="4" w:space="0" w:color="000000"/>
+              <w:right w:val="single" w:sz="4" w:space="0" w:color="000000"/>
             </w:tcBorders>
             <w:shd w:val="clear" w:color="auto" w:fill="auto"/>
             <w:vAlign w:val="center"/>
@@ -7182,7 +7089,7 @@
               <w:jc w:val="left"/>
               <w:textAlignment w:val="center"/>
               <w:rPr>
-                <w:rFonts w:hint="default" w:ascii="楷体_GB2312" w:hAnsi="宋体" w:eastAsia="楷体_GB2312" w:cs="楷体_GB2312"/>
+                <w:rFonts w:ascii="楷体_GB2312" w:eastAsia="楷体_GB2312" w:hAnsi="宋体" w:cs="楷体_GB2312" w:hint="default"/>
                 <w:b/>
                 <w:bCs/>
                 <w:i w:val="0"/>
@@ -7198,7 +7105,7 @@
             </w:pPr>
             <w:r>
               <w:rPr>
-                <w:rFonts w:hint="eastAsia" w:ascii="宋体" w:hAnsi="宋体" w:eastAsia="宋体" w:cs="宋体"/>
+                <w:rFonts w:ascii="宋体" w:eastAsia="宋体" w:hAnsi="宋体" w:cs="宋体" w:hint="eastAsia"/>
                 <w:i w:val="0"/>
                 <w:iCs w:val="0"/>
                 <w:snapToGrid w:val="0"/>
@@ -7217,14 +7124,14 @@
     </w:tbl>
     <w:p>
       <w:pPr>
-        <w:pStyle w:val="28"/>
+        <w:pStyle w:val="1"/>
         <w:bidi w:val="0"/>
         <w:rPr>
           <w:rFonts w:hint="default"/>
           <w:lang w:val="en-US" w:eastAsia="zh-CN"/>
         </w:rPr>
       </w:pPr>
-      <w:bookmarkStart w:id="18" w:name="_Toc8574"/>
+      <w:bookmarkStart w:id="19" w:name="_Toc8574"/>
       <w:r>
         <w:rPr>
           <w:rFonts w:hint="default"/>
@@ -7232,11 +7139,11 @@
         </w:rPr>
         <w:t>附则</w:t>
       </w:r>
-      <w:bookmarkEnd w:id="18"/>
+      <w:bookmarkEnd w:id="19"/>
     </w:p>
     <w:p>
       <w:pPr>
-        <w:pStyle w:val="29"/>
+        <w:pStyle w:val="a1"/>
         <w:keepNext w:val="0"/>
         <w:keepLines w:val="0"/>
         <w:pageBreakBefore w:val="0"/>
@@ -7264,73 +7171,23 @@
       </w:r>
     </w:p>
     <w:sectPr>
-      <w:headerReference r:id="rId5" w:type="default"/>
+      <w:headerReference w:type="default" r:id="rId7"/>
       <w:pgSz w:w="11906" w:h="16838"/>
       <w:pgMar w:top="1417" w:right="1800" w:bottom="1440" w:left="1800" w:header="1140" w:footer="992" w:gutter="0"/>
-      <w:cols w:space="425" w:num="1"/>
+      <w:cols w:num="1" w:space="425"/>
       <w:docGrid w:type="lines" w:linePitch="312" w:charSpace="0"/>
     </w:sectPr>
   </w:body>
 </w:document>
 </file>
 
-<file path=word/endnotes.xml><?xml version="1.0" encoding="utf-8"?>
-<w:endnotes xmlns:wpc="http://schemas.microsoft.com/office/word/2010/wordprocessingCanvas" xmlns:mc="http://schemas.openxmlformats.org/markup-compatibility/2006" xmlns:o="urn:schemas-microsoft-com:office:office" xmlns:r="http://schemas.openxmlformats.org/officeDocument/2006/relationships" xmlns:m="http://schemas.openxmlformats.org/officeDocument/2006/math" xmlns:v="urn:schemas-microsoft-com:vml" xmlns:wp14="http://schemas.microsoft.com/office/word/2010/wordprocessingDrawing" xmlns:wp="http://schemas.openxmlformats.org/drawingml/2006/wordprocessingDrawing" xmlns:w="http://schemas.openxmlformats.org/wordprocessingml/2006/main" xmlns:w14="http://schemas.microsoft.com/office/word/2010/wordml" xmlns:w15="http://schemas.microsoft.com/office/word/2012/wordml" xmlns:w10="urn:schemas-microsoft-com:office:word" xmlns:wpg="http://schemas.microsoft.com/office/word/2010/wordprocessingGroup" xmlns:wpi="http://schemas.microsoft.com/office/word/2010/wordprocessingInk" xmlns:wne="http://schemas.microsoft.com/office/word/2006/wordml" xmlns:wps="http://schemas.microsoft.com/office/word/2010/wordprocessingShape" xmlns:wpsCustomData="http://www.wps.cn/officeDocument/2013/wpsCustomData" mc:Ignorable="w14 w15 wp14">
-  <w:endnote w:type="separator" w:id="0">
-    <w:p>
-      <w:pPr>
-        <w:spacing w:line="240" w:lineRule="auto"/>
-      </w:pPr>
-      <w:r>
-        <w:separator/>
-      </w:r>
-    </w:p>
-  </w:endnote>
-  <w:endnote w:type="continuationSeparator" w:id="1">
-    <w:p>
-      <w:pPr>
-        <w:spacing w:line="240" w:lineRule="auto"/>
-      </w:pPr>
-      <w:r>
-        <w:continuationSeparator/>
-      </w:r>
-    </w:p>
-  </w:endnote>
-</w:endnotes>
-</file>
-
-<file path=word/footnotes.xml><?xml version="1.0" encoding="utf-8"?>
-<w:footnotes xmlns:wpc="http://schemas.microsoft.com/office/word/2010/wordprocessingCanvas" xmlns:mc="http://schemas.openxmlformats.org/markup-compatibility/2006" xmlns:o="urn:schemas-microsoft-com:office:office" xmlns:r="http://schemas.openxmlformats.org/officeDocument/2006/relationships" xmlns:m="http://schemas.openxmlformats.org/officeDocument/2006/math" xmlns:v="urn:schemas-microsoft-com:vml" xmlns:wp14="http://schemas.microsoft.com/office/word/2010/wordprocessingDrawing" xmlns:wp="http://schemas.openxmlformats.org/drawingml/2006/wordprocessingDrawing" xmlns:w="http://schemas.openxmlformats.org/wordprocessingml/2006/main" xmlns:w14="http://schemas.microsoft.com/office/word/2010/wordml" xmlns:w15="http://schemas.microsoft.com/office/word/2012/wordml" xmlns:w10="urn:schemas-microsoft-com:office:word" xmlns:wpg="http://schemas.microsoft.com/office/word/2010/wordprocessingGroup" xmlns:wpi="http://schemas.microsoft.com/office/word/2010/wordprocessingInk" xmlns:wne="http://schemas.microsoft.com/office/word/2006/wordml" xmlns:wps="http://schemas.microsoft.com/office/word/2010/wordprocessingShape" xmlns:wpsCustomData="http://www.wps.cn/officeDocument/2013/wpsCustomData" mc:Ignorable="w14 w15 wp14">
-  <w:footnote w:type="separator" w:id="0">
-    <w:p>
-      <w:pPr>
-        <w:spacing w:line="360" w:lineRule="auto"/>
-      </w:pPr>
-      <w:r>
-        <w:separator/>
-      </w:r>
-    </w:p>
-  </w:footnote>
-  <w:footnote w:type="continuationSeparator" w:id="1">
-    <w:p>
-      <w:pPr>
-        <w:spacing w:line="360" w:lineRule="auto"/>
-      </w:pPr>
-      <w:r>
-        <w:continuationSeparator/>
-      </w:r>
-    </w:p>
-  </w:footnote>
-</w:footnotes>
-</file>
-
 <file path=word/header1.xml><?xml version="1.0" encoding="utf-8"?>
-<w:hdr xmlns:wpc="http://schemas.microsoft.com/office/word/2010/wordprocessingCanvas" xmlns:mc="http://schemas.openxmlformats.org/markup-compatibility/2006" xmlns:o="urn:schemas-microsoft-com:office:office" xmlns:r="http://schemas.openxmlformats.org/officeDocument/2006/relationships" xmlns:m="http://schemas.openxmlformats.org/officeDocument/2006/math" xmlns:v="urn:schemas-microsoft-com:vml" xmlns:wp14="http://schemas.microsoft.com/office/word/2010/wordprocessingDrawing" xmlns:wp="http://schemas.openxmlformats.org/drawingml/2006/wordprocessingDrawing" xmlns:w10="urn:schemas-microsoft-com:office:word" xmlns:w="http://schemas.openxmlformats.org/wordprocessingml/2006/main" xmlns:w14="http://schemas.microsoft.com/office/word/2010/wordml" xmlns:w15="http://schemas.microsoft.com/office/word/2012/wordml" xmlns:wpg="http://schemas.microsoft.com/office/word/2010/wordprocessingGroup" xmlns:wpi="http://schemas.microsoft.com/office/word/2010/wordprocessingInk" xmlns:wne="http://schemas.microsoft.com/office/word/2006/wordml" xmlns:wps="http://schemas.microsoft.com/office/word/2010/wordprocessingShape" xmlns:wpsCustomData="http://www.wps.cn/officeDocument/2013/wpsCustomData" mc:Ignorable="w14 w15 wp14">
+<w:hdr xmlns:wpc="http://schemas.microsoft.com/office/word/2010/wordprocessingCanvas" xmlns:mc="http://schemas.openxmlformats.org/markup-compatibility/2006" xmlns:o="urn:schemas-microsoft-com:office:office" xmlns:r="http://schemas.openxmlformats.org/officeDocument/2006/relationships" xmlns:m="http://schemas.openxmlformats.org/officeDocument/2006/math" xmlns:v="urn:schemas-microsoft-com:vml" xmlns:wp14="http://schemas.microsoft.com/office/word/2010/wordprocessingDrawing" xmlns:wp="http://schemas.openxmlformats.org/drawingml/2006/wordprocessingDrawing" xmlns:w10="urn:schemas-microsoft-com:office:word" xmlns:w="http://schemas.openxmlformats.org/wordprocessingml/2006/main" xmlns:w14="http://schemas.microsoft.com/office/word/2010/wordml" xmlns:w15="http://schemas.microsoft.com/office/word/2012/wordml" xmlns:wne="http://schemas.microsoft.com/office/word/2006/wordml" xmlns:wpg="http://schemas.microsoft.com/office/word/2010/wordprocessingGroup" xmlns:wpi="http://schemas.microsoft.com/office/word/2010/wordprocessingInk" xmlns:wps="http://schemas.microsoft.com/office/word/2010/wordprocessingShape" mc:Ignorable="w14 w15 wp14">
   <w:p>
     <w:pPr>
-      <w:pStyle w:val="15"/>
+      <w:pStyle w:val="Header"/>
       <w:pBdr>
-        <w:bottom w:val="single" w:color="auto" w:sz="4" w:space="1"/>
+        <w:bottom w:val="single" w:sz="4" w:space="1" w:color="auto"/>
       </w:pBdr>
       <w:tabs>
         <w:tab w:val="left" w:pos="335"/>
@@ -7338,27 +7195,27 @@
       </w:tabs>
       <w:jc w:val="right"/>
       <w:rPr>
-        <w:rFonts w:hint="eastAsia" w:eastAsiaTheme="minorEastAsia"/>
+        <w:rFonts w:eastAsiaTheme="minorEastAsia" w:hint="eastAsia"/>
         <w:lang w:eastAsia="zh-CN"/>
       </w:rPr>
     </w:pPr>
     <w:r>
       <w:rPr>
-        <w:rFonts w:hint="eastAsia" w:eastAsiaTheme="minorEastAsia"/>
+        <w:rFonts w:eastAsiaTheme="minorEastAsia" w:hint="eastAsia"/>
         <w:lang w:val="en-US" w:eastAsia="zh-CN"/>
       </w:rPr>
       <w:tab/>
     </w:r>
     <w:r>
       <w:rPr>
-        <w:rFonts w:hint="eastAsia" w:eastAsiaTheme="minorEastAsia"/>
+        <w:rFonts w:eastAsiaTheme="minorEastAsia" w:hint="eastAsia"/>
         <w:lang w:val="en-US" w:eastAsia="zh-CN"/>
       </w:rPr>
       <w:tab/>
     </w:r>
     <w:r>
       <w:rPr>
-        <w:rFonts w:hint="eastAsia" w:eastAsiaTheme="minorEastAsia"/>
+        <w:rFonts w:eastAsiaTheme="minorEastAsia" w:hint="eastAsia"/>
         <w:lang w:val="en-US" w:eastAsia="zh-CN"/>
       </w:rPr>
       <w:t>桐乡华数广电网络有限公司</w:t>
@@ -7368,15 +7225,15 @@
 </file>
 
 <file path=word/numbering.xml><?xml version="1.0" encoding="utf-8"?>
-<w:numbering xmlns:wpc="http://schemas.microsoft.com/office/word/2010/wordprocessingCanvas" xmlns:mc="http://schemas.openxmlformats.org/markup-compatibility/2006" xmlns:o="urn:schemas-microsoft-com:office:office" xmlns:r="http://schemas.openxmlformats.org/officeDocument/2006/relationships" xmlns:m="http://schemas.openxmlformats.org/officeDocument/2006/math" xmlns:v="urn:schemas-microsoft-com:vml" xmlns:wp14="http://schemas.microsoft.com/office/word/2010/wordprocessingDrawing" xmlns:wp="http://schemas.openxmlformats.org/drawingml/2006/wordprocessingDrawing" xmlns:w10="urn:schemas-microsoft-com:office:word" xmlns:w="http://schemas.openxmlformats.org/wordprocessingml/2006/main" xmlns:w14="http://schemas.microsoft.com/office/word/2010/wordml" xmlns:wpg="http://schemas.microsoft.com/office/word/2010/wordprocessingGroup" xmlns:wpi="http://schemas.microsoft.com/office/word/2010/wordprocessingInk" xmlns:wne="http://schemas.microsoft.com/office/word/2006/wordml" xmlns:wps="http://schemas.microsoft.com/office/word/2010/wordprocessingShape" xmlns:wpsCustomData="http://www.wps.cn/officeDocument/2013/wpsCustomData" mc:Ignorable="w14 wp14">
+<w:numbering xmlns:wpc="http://schemas.microsoft.com/office/word/2010/wordprocessingCanvas" xmlns:mc="http://schemas.openxmlformats.org/markup-compatibility/2006" xmlns:o="urn:schemas-microsoft-com:office:office" xmlns:r="http://schemas.openxmlformats.org/officeDocument/2006/relationships" xmlns:m="http://schemas.openxmlformats.org/officeDocument/2006/math" xmlns:v="urn:schemas-microsoft-com:vml" xmlns:wp14="http://schemas.microsoft.com/office/word/2010/wordprocessingDrawing" xmlns:wp="http://schemas.openxmlformats.org/drawingml/2006/wordprocessingDrawing" xmlns:w10="urn:schemas-microsoft-com:office:word" xmlns:w="http://schemas.openxmlformats.org/wordprocessingml/2006/main" xmlns:w14="http://schemas.microsoft.com/office/word/2010/wordml" xmlns:w15="http://schemas.microsoft.com/office/word/2012/wordml" xmlns:wne="http://schemas.microsoft.com/office/word/2006/wordml" xmlns:wpg="http://schemas.microsoft.com/office/word/2010/wordprocessingGroup" xmlns:wpi="http://schemas.microsoft.com/office/word/2010/wordprocessingInk" xmlns:wps="http://schemas.microsoft.com/office/word/2010/wordprocessingShape" mc:Ignorable="w14 w15 wp14">
   <w:abstractNum w:abstractNumId="0">
     <w:nsid w:val="8E964DCE"/>
     <w:multiLevelType w:val="multilevel"/>
     <w:tmpl w:val="8E964DCE"/>
-    <w:lvl w:ilvl="0" w:tentative="0">
+    <w:lvl w:ilvl="0">
       <w:start w:val="1"/>
       <w:numFmt w:val="decimal"/>
-      <w:pStyle w:val="2"/>
+      <w:pStyle w:val="Heading1"/>
       <w:lvlText w:val="%1."/>
       <w:lvlJc w:val="left"/>
       <w:pPr>
@@ -7386,10 +7243,10 @@
         <w:rFonts w:hint="default"/>
       </w:rPr>
     </w:lvl>
-    <w:lvl w:ilvl="1" w:tentative="0">
+    <w:lvl w:ilvl="1">
       <w:start w:val="1"/>
       <w:numFmt w:val="decimal"/>
-      <w:pStyle w:val="3"/>
+      <w:pStyle w:val="Heading2"/>
       <w:lvlText w:val="%1.%2."/>
       <w:lvlJc w:val="left"/>
       <w:pPr>
@@ -7399,10 +7256,10 @@
         <w:rFonts w:hint="default"/>
       </w:rPr>
     </w:lvl>
-    <w:lvl w:ilvl="2" w:tentative="0">
+    <w:lvl w:ilvl="2">
       <w:start w:val="1"/>
       <w:numFmt w:val="decimal"/>
-      <w:pStyle w:val="4"/>
+      <w:pStyle w:val="Heading3"/>
       <w:lvlText w:val="%1.%2.%3."/>
       <w:lvlJc w:val="left"/>
       <w:pPr>
@@ -7412,10 +7269,10 @@
         <w:rFonts w:hint="default"/>
       </w:rPr>
     </w:lvl>
-    <w:lvl w:ilvl="3" w:tentative="0">
+    <w:lvl w:ilvl="3">
       <w:start w:val="1"/>
       <w:numFmt w:val="decimal"/>
-      <w:pStyle w:val="5"/>
+      <w:pStyle w:val="Heading4"/>
       <w:lvlText w:val="%1.%2.%3.%4."/>
       <w:lvlJc w:val="left"/>
       <w:pPr>
@@ -7425,10 +7282,10 @@
         <w:rFonts w:hint="default"/>
       </w:rPr>
     </w:lvl>
-    <w:lvl w:ilvl="4" w:tentative="0">
+    <w:lvl w:ilvl="4">
       <w:start w:val="1"/>
       <w:numFmt w:val="decimal"/>
-      <w:pStyle w:val="6"/>
+      <w:pStyle w:val="Heading5"/>
       <w:lvlText w:val="%1.%2.%3.%4.%5."/>
       <w:lvlJc w:val="left"/>
       <w:pPr>
@@ -7438,10 +7295,10 @@
         <w:rFonts w:hint="default"/>
       </w:rPr>
     </w:lvl>
-    <w:lvl w:ilvl="5" w:tentative="0">
+    <w:lvl w:ilvl="5">
       <w:start w:val="1"/>
       <w:numFmt w:val="decimal"/>
-      <w:pStyle w:val="7"/>
+      <w:pStyle w:val="Heading6"/>
       <w:lvlText w:val="%1.%2.%3.%4.%5.%6."/>
       <w:lvlJc w:val="left"/>
       <w:pPr>
@@ -7451,10 +7308,10 @@
         <w:rFonts w:hint="default"/>
       </w:rPr>
     </w:lvl>
-    <w:lvl w:ilvl="6" w:tentative="0">
+    <w:lvl w:ilvl="6">
       <w:start w:val="1"/>
       <w:numFmt w:val="decimal"/>
-      <w:pStyle w:val="8"/>
+      <w:pStyle w:val="Heading7"/>
       <w:lvlText w:val="%1.%2.%3.%4.%5.%6.%7."/>
       <w:lvlJc w:val="left"/>
       <w:pPr>
@@ -7464,10 +7321,10 @@
         <w:rFonts w:hint="default"/>
       </w:rPr>
     </w:lvl>
-    <w:lvl w:ilvl="7" w:tentative="0">
+    <w:lvl w:ilvl="7">
       <w:start w:val="1"/>
       <w:numFmt w:val="decimal"/>
-      <w:pStyle w:val="9"/>
+      <w:pStyle w:val="Heading8"/>
       <w:lvlText w:val="%1.%2.%3.%4.%5.%6.%7.%8."/>
       <w:lvlJc w:val="left"/>
       <w:pPr>
@@ -7477,10 +7334,10 @@
         <w:rFonts w:hint="default"/>
       </w:rPr>
     </w:lvl>
-    <w:lvl w:ilvl="8" w:tentative="0">
+    <w:lvl w:ilvl="8">
       <w:start w:val="1"/>
       <w:numFmt w:val="decimal"/>
-      <w:pStyle w:val="10"/>
+      <w:pStyle w:val="Heading9"/>
       <w:lvlText w:val="%1.%2.%3.%4.%5.%6.%7.%8.%9."/>
       <w:lvlJc w:val="left"/>
       <w:pPr>
@@ -7495,7 +7352,7 @@
     <w:nsid w:val="CFD90771"/>
     <w:multiLevelType w:val="singleLevel"/>
     <w:tmpl w:val="CFD90771"/>
-    <w:lvl w:ilvl="0" w:tentative="0">
+    <w:lvl w:ilvl="0">
       <w:start w:val="1"/>
       <w:numFmt w:val="decimal"/>
       <w:lvlText w:val="%1."/>
@@ -7518,269 +7375,267 @@
 </file>
 
 <file path=word/styles.xml><?xml version="1.0" encoding="utf-8"?>
-<w:styles xmlns:mc="http://schemas.openxmlformats.org/markup-compatibility/2006" xmlns:o="urn:schemas-microsoft-com:office:office" xmlns:r="http://schemas.openxmlformats.org/officeDocument/2006/relationships" xmlns:m="http://schemas.openxmlformats.org/officeDocument/2006/math" xmlns:v="urn:schemas-microsoft-com:vml" xmlns:w="http://schemas.openxmlformats.org/wordprocessingml/2006/main" xmlns:w14="http://schemas.microsoft.com/office/word/2010/wordml" xmlns:w10="urn:schemas-microsoft-com:office:word" xmlns:sl="http://schemas.openxmlformats.org/schemaLibrary/2006/main" xmlns:wpsCustomData="http://www.wps.cn/officeDocument/2013/wpsCustomData" mc:Ignorable="w14">
+<w:styles xmlns:mc="http://schemas.openxmlformats.org/markup-compatibility/2006" xmlns:r="http://schemas.openxmlformats.org/officeDocument/2006/relationships" xmlns:w="http://schemas.openxmlformats.org/wordprocessingml/2006/main" xmlns:w14="http://schemas.microsoft.com/office/word/2010/wordml" xmlns:w15="http://schemas.microsoft.com/office/word/2012/wordml" mc:Ignorable="w14 w15">
   <w:docDefaults>
     <w:rPrDefault>
       <w:rPr>
-        <w:rFonts w:ascii="Times New Roman" w:hAnsi="Times New Roman" w:eastAsia="宋体" w:cs="Times New Roman"/>
+        <w:rFonts w:ascii="Times New Roman" w:eastAsia="宋体" w:hAnsi="Times New Roman" w:cs="Times New Roman"/>
       </w:rPr>
     </w:rPrDefault>
     <w:pPrDefault/>
   </w:docDefaults>
-  <w:latentStyles w:count="260" w:defQFormat="0" w:defUnhideWhenUsed="1" w:defSemiHidden="1" w:defUIPriority="99" w:defLockedState="0">
-    <w:lsdException w:qFormat="1" w:unhideWhenUsed="0" w:uiPriority="0" w:semiHidden="0" w:name="Normal"/>
-    <w:lsdException w:qFormat="1" w:unhideWhenUsed="0" w:uiPriority="0" w:semiHidden="0" w:name="heading 1"/>
-    <w:lsdException w:qFormat="1" w:uiPriority="0" w:semiHidden="0" w:name="heading 2"/>
-    <w:lsdException w:qFormat="1" w:uiPriority="0" w:name="heading 3"/>
-    <w:lsdException w:qFormat="1" w:uiPriority="0" w:semiHidden="0" w:name="heading 4"/>
-    <w:lsdException w:qFormat="1" w:uiPriority="0" w:name="heading 5"/>
-    <w:lsdException w:qFormat="1" w:uiPriority="0" w:name="heading 6"/>
-    <w:lsdException w:qFormat="1" w:uiPriority="0" w:name="heading 7"/>
-    <w:lsdException w:qFormat="1" w:uiPriority="0" w:name="heading 8"/>
-    <w:lsdException w:qFormat="1" w:uiPriority="0" w:name="heading 9"/>
-    <w:lsdException w:unhideWhenUsed="0" w:uiPriority="0" w:semiHidden="0" w:name="index 1"/>
-    <w:lsdException w:unhideWhenUsed="0" w:uiPriority="0" w:semiHidden="0" w:name="index 2"/>
-    <w:lsdException w:unhideWhenUsed="0" w:uiPriority="0" w:semiHidden="0" w:name="index 3"/>
-    <w:lsdException w:unhideWhenUsed="0" w:uiPriority="0" w:semiHidden="0" w:name="index 4"/>
-    <w:lsdException w:unhideWhenUsed="0" w:uiPriority="0" w:semiHidden="0" w:name="index 5"/>
-    <w:lsdException w:unhideWhenUsed="0" w:uiPriority="0" w:semiHidden="0" w:name="index 6"/>
-    <w:lsdException w:unhideWhenUsed="0" w:uiPriority="0" w:semiHidden="0" w:name="index 7"/>
-    <w:lsdException w:unhideWhenUsed="0" w:uiPriority="0" w:semiHidden="0" w:name="index 8"/>
-    <w:lsdException w:unhideWhenUsed="0" w:uiPriority="0" w:semiHidden="0" w:name="index 9"/>
-    <w:lsdException w:qFormat="1" w:unhideWhenUsed="0" w:uiPriority="0" w:semiHidden="0" w:name="toc 1"/>
-    <w:lsdException w:qFormat="1" w:unhideWhenUsed="0" w:uiPriority="0" w:semiHidden="0" w:name="toc 2"/>
-    <w:lsdException w:qFormat="1" w:unhideWhenUsed="0" w:uiPriority="0" w:semiHidden="0" w:name="toc 3"/>
-    <w:lsdException w:unhideWhenUsed="0" w:uiPriority="0" w:semiHidden="0" w:name="toc 4"/>
-    <w:lsdException w:unhideWhenUsed="0" w:uiPriority="0" w:semiHidden="0" w:name="toc 5"/>
-    <w:lsdException w:unhideWhenUsed="0" w:uiPriority="0" w:semiHidden="0" w:name="toc 6"/>
-    <w:lsdException w:unhideWhenUsed="0" w:uiPriority="0" w:semiHidden="0" w:name="toc 7"/>
-    <w:lsdException w:unhideWhenUsed="0" w:uiPriority="0" w:semiHidden="0" w:name="toc 8"/>
-    <w:lsdException w:unhideWhenUsed="0" w:uiPriority="0" w:semiHidden="0" w:name="toc 9"/>
-    <w:lsdException w:unhideWhenUsed="0" w:uiPriority="0" w:semiHidden="0" w:name="Normal Indent"/>
-    <w:lsdException w:unhideWhenUsed="0" w:uiPriority="0" w:semiHidden="0" w:name="footnote text"/>
-    <w:lsdException w:qFormat="1" w:unhideWhenUsed="0" w:uiPriority="0" w:semiHidden="0" w:name="annotation text"/>
-    <w:lsdException w:qFormat="1" w:unhideWhenUsed="0" w:uiPriority="0" w:semiHidden="0" w:name="header"/>
-    <w:lsdException w:qFormat="1" w:unhideWhenUsed="0" w:uiPriority="0" w:semiHidden="0" w:name="footer"/>
-    <w:lsdException w:unhideWhenUsed="0" w:uiPriority="0" w:semiHidden="0" w:name="index heading"/>
-    <w:lsdException w:qFormat="1" w:uiPriority="0" w:name="caption"/>
-    <w:lsdException w:unhideWhenUsed="0" w:uiPriority="0" w:semiHidden="0" w:name="table of figures"/>
-    <w:lsdException w:unhideWhenUsed="0" w:uiPriority="0" w:semiHidden="0" w:name="envelope address"/>
-    <w:lsdException w:unhideWhenUsed="0" w:uiPriority="0" w:semiHidden="0" w:name="envelope return"/>
-    <w:lsdException w:unhideWhenUsed="0" w:uiPriority="0" w:semiHidden="0" w:name="footnote reference"/>
-    <w:lsdException w:unhideWhenUsed="0" w:uiPriority="0" w:semiHidden="0" w:name="annotation reference"/>
-    <w:lsdException w:unhideWhenUsed="0" w:uiPriority="0" w:semiHidden="0" w:name="line number"/>
-    <w:lsdException w:unhideWhenUsed="0" w:uiPriority="0" w:semiHidden="0" w:name="page number"/>
-    <w:lsdException w:unhideWhenUsed="0" w:uiPriority="0" w:semiHidden="0" w:name="endnote reference"/>
-    <w:lsdException w:unhideWhenUsed="0" w:uiPriority="0" w:semiHidden="0" w:name="endnote text"/>
-    <w:lsdException w:unhideWhenUsed="0" w:uiPriority="0" w:semiHidden="0" w:name="table of authorities"/>
-    <w:lsdException w:unhideWhenUsed="0" w:uiPriority="0" w:semiHidden="0" w:name="macro"/>
-    <w:lsdException w:unhideWhenUsed="0" w:uiPriority="0" w:semiHidden="0" w:name="toa heading"/>
-    <w:lsdException w:unhideWhenUsed="0" w:uiPriority="0" w:semiHidden="0" w:name="List"/>
-    <w:lsdException w:unhideWhenUsed="0" w:uiPriority="0" w:semiHidden="0" w:name="List Bullet"/>
-    <w:lsdException w:unhideWhenUsed="0" w:uiPriority="0" w:semiHidden="0" w:name="List Number"/>
-    <w:lsdException w:unhideWhenUsed="0" w:uiPriority="0" w:semiHidden="0" w:name="List 2"/>
-    <w:lsdException w:unhideWhenUsed="0" w:uiPriority="0" w:semiHidden="0" w:name="List 3"/>
-    <w:lsdException w:unhideWhenUsed="0" w:uiPriority="0" w:semiHidden="0" w:name="List 4"/>
-    <w:lsdException w:unhideWhenUsed="0" w:uiPriority="0" w:semiHidden="0" w:name="List 5"/>
-    <w:lsdException w:unhideWhenUsed="0" w:uiPriority="0" w:semiHidden="0" w:name="List Bullet 2"/>
-    <w:lsdException w:unhideWhenUsed="0" w:uiPriority="0" w:semiHidden="0" w:name="List Bullet 3"/>
-    <w:lsdException w:unhideWhenUsed="0" w:uiPriority="0" w:semiHidden="0" w:name="List Bullet 4"/>
-    <w:lsdException w:unhideWhenUsed="0" w:uiPriority="0" w:semiHidden="0" w:name="List Bullet 5"/>
-    <w:lsdException w:unhideWhenUsed="0" w:uiPriority="0" w:semiHidden="0" w:name="List Number 2"/>
-    <w:lsdException w:unhideWhenUsed="0" w:uiPriority="0" w:semiHidden="0" w:name="List Number 3"/>
-    <w:lsdException w:unhideWhenUsed="0" w:uiPriority="0" w:semiHidden="0" w:name="List Number 4"/>
-    <w:lsdException w:unhideWhenUsed="0" w:uiPriority="0" w:semiHidden="0" w:name="List Number 5"/>
-    <w:lsdException w:qFormat="1" w:unhideWhenUsed="0" w:uiPriority="0" w:semiHidden="0" w:name="Title"/>
-    <w:lsdException w:unhideWhenUsed="0" w:uiPriority="0" w:semiHidden="0" w:name="Closing"/>
-    <w:lsdException w:unhideWhenUsed="0" w:uiPriority="0" w:semiHidden="0" w:name="Signature"/>
-    <w:lsdException w:qFormat="1" w:unhideWhenUsed="0" w:uiPriority="0" w:name="Default Paragraph Font"/>
-    <w:lsdException w:qFormat="1" w:unhideWhenUsed="0" w:uiPriority="0" w:name="Body Text"/>
-    <w:lsdException w:unhideWhenUsed="0" w:uiPriority="0" w:semiHidden="0" w:name="Body Text Indent"/>
-    <w:lsdException w:unhideWhenUsed="0" w:uiPriority="0" w:semiHidden="0" w:name="List Continue"/>
-    <w:lsdException w:unhideWhenUsed="0" w:uiPriority="0" w:semiHidden="0" w:name="List Continue 2"/>
-    <w:lsdException w:unhideWhenUsed="0" w:uiPriority="0" w:semiHidden="0" w:name="List Continue 3"/>
-    <w:lsdException w:unhideWhenUsed="0" w:uiPriority="0" w:semiHidden="0" w:name="List Continue 4"/>
-    <w:lsdException w:unhideWhenUsed="0" w:uiPriority="0" w:semiHidden="0" w:name="List Continue 5"/>
-    <w:lsdException w:unhideWhenUsed="0" w:uiPriority="0" w:semiHidden="0" w:name="Message Header"/>
-    <w:lsdException w:qFormat="1" w:unhideWhenUsed="0" w:uiPriority="0" w:semiHidden="0" w:name="Subtitle"/>
-    <w:lsdException w:unhideWhenUsed="0" w:uiPriority="0" w:semiHidden="0" w:name="Salutation"/>
-    <w:lsdException w:unhideWhenUsed="0" w:uiPriority="0" w:semiHidden="0" w:name="Date"/>
-    <w:lsdException w:unhideWhenUsed="0" w:uiPriority="0" w:semiHidden="0" w:name="Body Text First Indent"/>
-    <w:lsdException w:unhideWhenUsed="0" w:uiPriority="0" w:semiHidden="0" w:name="Body Text First Indent 2"/>
-    <w:lsdException w:uiPriority="99" w:name="Note Heading"/>
-    <w:lsdException w:unhideWhenUsed="0" w:uiPriority="0" w:semiHidden="0" w:name="Body Text 2"/>
-    <w:lsdException w:unhideWhenUsed="0" w:uiPriority="0" w:semiHidden="0" w:name="Body Text 3"/>
-    <w:lsdException w:unhideWhenUsed="0" w:uiPriority="0" w:semiHidden="0" w:name="Body Text Indent 2"/>
-    <w:lsdException w:unhideWhenUsed="0" w:uiPriority="0" w:semiHidden="0" w:name="Body Text Indent 3"/>
-    <w:lsdException w:unhideWhenUsed="0" w:uiPriority="0" w:semiHidden="0" w:name="Block Text"/>
-    <w:lsdException w:unhideWhenUsed="0" w:uiPriority="0" w:semiHidden="0" w:name="Hyperlink"/>
-    <w:lsdException w:unhideWhenUsed="0" w:uiPriority="0" w:semiHidden="0" w:name="FollowedHyperlink"/>
-    <w:lsdException w:qFormat="1" w:unhideWhenUsed="0" w:uiPriority="0" w:semiHidden="0" w:name="Strong"/>
-    <w:lsdException w:qFormat="1" w:unhideWhenUsed="0" w:uiPriority="0" w:semiHidden="0" w:name="Emphasis"/>
-    <w:lsdException w:unhideWhenUsed="0" w:uiPriority="0" w:semiHidden="0" w:name="Document Map"/>
-    <w:lsdException w:unhideWhenUsed="0" w:uiPriority="0" w:semiHidden="0" w:name="Plain Text"/>
-    <w:lsdException w:unhideWhenUsed="0" w:uiPriority="0" w:semiHidden="0" w:name="E-mail Signature"/>
-    <w:lsdException w:qFormat="1" w:unhideWhenUsed="0" w:uiPriority="0" w:semiHidden="0" w:name="Normal (Web)"/>
-    <w:lsdException w:unhideWhenUsed="0" w:uiPriority="0" w:semiHidden="0" w:name="HTML Acronym"/>
-    <w:lsdException w:unhideWhenUsed="0" w:uiPriority="0" w:semiHidden="0" w:name="HTML Address"/>
-    <w:lsdException w:unhideWhenUsed="0" w:uiPriority="0" w:semiHidden="0" w:name="HTML Cite"/>
-    <w:lsdException w:unhideWhenUsed="0" w:uiPriority="0" w:semiHidden="0" w:name="HTML Code"/>
-    <w:lsdException w:unhideWhenUsed="0" w:uiPriority="0" w:semiHidden="0" w:name="HTML Definition"/>
-    <w:lsdException w:unhideWhenUsed="0" w:uiPriority="0" w:semiHidden="0" w:name="HTML Keyboard"/>
-    <w:lsdException w:unhideWhenUsed="0" w:uiPriority="0" w:semiHidden="0" w:name="HTML Preformatted"/>
-    <w:lsdException w:unhideWhenUsed="0" w:uiPriority="0" w:semiHidden="0" w:name="HTML Sample"/>
-    <w:lsdException w:unhideWhenUsed="0" w:uiPriority="0" w:semiHidden="0" w:name="HTML Typewriter"/>
-    <w:lsdException w:unhideWhenUsed="0" w:uiPriority="0" w:semiHidden="0" w:name="HTML Variable"/>
-    <w:lsdException w:qFormat="1" w:unhideWhenUsed="0" w:uiPriority="0" w:name="Normal Table"/>
-    <w:lsdException w:unhideWhenUsed="0" w:uiPriority="0" w:semiHidden="0" w:name="annotation subject"/>
-    <w:lsdException w:unhideWhenUsed="0" w:uiPriority="0" w:semiHidden="0" w:name="Table Simple 1"/>
-    <w:lsdException w:unhideWhenUsed="0" w:uiPriority="0" w:semiHidden="0" w:name="Table Simple 2"/>
-    <w:lsdException w:unhideWhenUsed="0" w:uiPriority="0" w:semiHidden="0" w:name="Table Simple 3"/>
-    <w:lsdException w:unhideWhenUsed="0" w:uiPriority="0" w:semiHidden="0" w:name="Table Classic 1"/>
-    <w:lsdException w:unhideWhenUsed="0" w:uiPriority="0" w:semiHidden="0" w:name="Table Classic 2"/>
-    <w:lsdException w:unhideWhenUsed="0" w:uiPriority="0" w:semiHidden="0" w:name="Table Classic 3"/>
-    <w:lsdException w:unhideWhenUsed="0" w:uiPriority="0" w:semiHidden="0" w:name="Table Classic 4"/>
-    <w:lsdException w:unhideWhenUsed="0" w:uiPriority="0" w:semiHidden="0" w:name="Table Colorful 1"/>
-    <w:lsdException w:unhideWhenUsed="0" w:uiPriority="0" w:semiHidden="0" w:name="Table Colorful 2"/>
-    <w:lsdException w:unhideWhenUsed="0" w:uiPriority="0" w:semiHidden="0" w:name="Table Colorful 3"/>
-    <w:lsdException w:unhideWhenUsed="0" w:uiPriority="0" w:semiHidden="0" w:name="Table Columns 1"/>
-    <w:lsdException w:unhideWhenUsed="0" w:uiPriority="0" w:semiHidden="0" w:name="Table Columns 2"/>
-    <w:lsdException w:unhideWhenUsed="0" w:uiPriority="0" w:semiHidden="0" w:name="Table Columns 3"/>
-    <w:lsdException w:unhideWhenUsed="0" w:uiPriority="0" w:semiHidden="0" w:name="Table Columns 4"/>
-    <w:lsdException w:unhideWhenUsed="0" w:uiPriority="0" w:semiHidden="0" w:name="Table Columns 5"/>
-    <w:lsdException w:unhideWhenUsed="0" w:uiPriority="0" w:semiHidden="0" w:name="Table Grid 1"/>
-    <w:lsdException w:unhideWhenUsed="0" w:uiPriority="0" w:semiHidden="0" w:name="Table Grid 2"/>
-    <w:lsdException w:unhideWhenUsed="0" w:uiPriority="0" w:semiHidden="0" w:name="Table Grid 3"/>
-    <w:lsdException w:unhideWhenUsed="0" w:uiPriority="0" w:semiHidden="0" w:name="Table Grid 4"/>
-    <w:lsdException w:unhideWhenUsed="0" w:uiPriority="0" w:semiHidden="0" w:name="Table Grid 5"/>
-    <w:lsdException w:unhideWhenUsed="0" w:uiPriority="0" w:semiHidden="0" w:name="Table Grid 6"/>
-    <w:lsdException w:unhideWhenUsed="0" w:uiPriority="0" w:semiHidden="0" w:name="Table Grid 7"/>
-    <w:lsdException w:unhideWhenUsed="0" w:uiPriority="0" w:semiHidden="0" w:name="Table Grid 8"/>
-    <w:lsdException w:unhideWhenUsed="0" w:uiPriority="0" w:semiHidden="0" w:name="Table List 1"/>
-    <w:lsdException w:unhideWhenUsed="0" w:uiPriority="0" w:semiHidden="0" w:name="Table List 2"/>
-    <w:lsdException w:unhideWhenUsed="0" w:uiPriority="0" w:semiHidden="0" w:name="Table List 3"/>
-    <w:lsdException w:unhideWhenUsed="0" w:uiPriority="0" w:semiHidden="0" w:name="Table List 4"/>
-    <w:lsdException w:unhideWhenUsed="0" w:uiPriority="0" w:semiHidden="0" w:name="Table List 5"/>
-    <w:lsdException w:unhideWhenUsed="0" w:uiPriority="0" w:semiHidden="0" w:name="Table List 6"/>
-    <w:lsdException w:unhideWhenUsed="0" w:uiPriority="0" w:semiHidden="0" w:name="Table List 7"/>
-    <w:lsdException w:unhideWhenUsed="0" w:uiPriority="0" w:semiHidden="0" w:name="Table List 8"/>
-    <w:lsdException w:unhideWhenUsed="0" w:uiPriority="0" w:semiHidden="0" w:name="Table 3D effects 1"/>
-    <w:lsdException w:unhideWhenUsed="0" w:uiPriority="0" w:semiHidden="0" w:name="Table 3D effects 2"/>
-    <w:lsdException w:unhideWhenUsed="0" w:uiPriority="0" w:semiHidden="0" w:name="Table 3D effects 3"/>
-    <w:lsdException w:unhideWhenUsed="0" w:uiPriority="0" w:semiHidden="0" w:name="Table Contemporary"/>
-    <w:lsdException w:unhideWhenUsed="0" w:uiPriority="0" w:semiHidden="0" w:name="Table Elegant"/>
-    <w:lsdException w:unhideWhenUsed="0" w:uiPriority="0" w:semiHidden="0" w:name="Table Professional"/>
-    <w:lsdException w:unhideWhenUsed="0" w:uiPriority="0" w:semiHidden="0" w:name="Table Subtle 1"/>
-    <w:lsdException w:unhideWhenUsed="0" w:uiPriority="0" w:semiHidden="0" w:name="Table Subtle 2"/>
-    <w:lsdException w:unhideWhenUsed="0" w:uiPriority="0" w:semiHidden="0" w:name="Table Web 1"/>
-    <w:lsdException w:unhideWhenUsed="0" w:uiPriority="0" w:semiHidden="0" w:name="Table Web 2"/>
-    <w:lsdException w:unhideWhenUsed="0" w:uiPriority="0" w:semiHidden="0" w:name="Table Web 3"/>
-    <w:lsdException w:unhideWhenUsed="0" w:uiPriority="0" w:semiHidden="0" w:name="Balloon Text"/>
-    <w:lsdException w:qFormat="1" w:unhideWhenUsed="0" w:uiPriority="0" w:semiHidden="0" w:name="Table Grid"/>
-    <w:lsdException w:unhideWhenUsed="0" w:uiPriority="0" w:semiHidden="0" w:name="Table Theme"/>
-    <w:lsdException w:unhideWhenUsed="0" w:uiPriority="60" w:semiHidden="0" w:name="Light Shading"/>
-    <w:lsdException w:unhideWhenUsed="0" w:uiPriority="61" w:semiHidden="0" w:name="Light List"/>
-    <w:lsdException w:unhideWhenUsed="0" w:uiPriority="62" w:semiHidden="0" w:name="Light Grid"/>
-    <w:lsdException w:unhideWhenUsed="0" w:uiPriority="63" w:semiHidden="0" w:name="Medium Shading 1"/>
-    <w:lsdException w:unhideWhenUsed="0" w:uiPriority="64" w:semiHidden="0" w:name="Medium Shading 2"/>
-    <w:lsdException w:unhideWhenUsed="0" w:uiPriority="65" w:semiHidden="0" w:name="Medium List 1"/>
-    <w:lsdException w:unhideWhenUsed="0" w:uiPriority="66" w:semiHidden="0" w:name="Medium List 2"/>
-    <w:lsdException w:unhideWhenUsed="0" w:uiPriority="67" w:semiHidden="0" w:name="Medium Grid 1"/>
-    <w:lsdException w:unhideWhenUsed="0" w:uiPriority="68" w:semiHidden="0" w:name="Medium Grid 2"/>
-    <w:lsdException w:unhideWhenUsed="0" w:uiPriority="69" w:semiHidden="0" w:name="Medium Grid 3"/>
-    <w:lsdException w:unhideWhenUsed="0" w:uiPriority="70" w:semiHidden="0" w:name="Dark List"/>
-    <w:lsdException w:unhideWhenUsed="0" w:uiPriority="71" w:semiHidden="0" w:name="Colorful Shading"/>
-    <w:lsdException w:unhideWhenUsed="0" w:uiPriority="72" w:semiHidden="0" w:name="Colorful List"/>
-    <w:lsdException w:unhideWhenUsed="0" w:uiPriority="73" w:semiHidden="0" w:name="Colorful Grid"/>
-    <w:lsdException w:unhideWhenUsed="0" w:uiPriority="60" w:semiHidden="0" w:name="Light Shading Accent 1"/>
-    <w:lsdException w:unhideWhenUsed="0" w:uiPriority="61" w:semiHidden="0" w:name="Light List Accent 1"/>
-    <w:lsdException w:unhideWhenUsed="0" w:uiPriority="62" w:semiHidden="0" w:name="Light Grid Accent 1"/>
-    <w:lsdException w:unhideWhenUsed="0" w:uiPriority="63" w:semiHidden="0" w:name="Medium Shading 1 Accent 1"/>
-    <w:lsdException w:unhideWhenUsed="0" w:uiPriority="64" w:semiHidden="0" w:name="Medium Shading 2 Accent 1"/>
-    <w:lsdException w:unhideWhenUsed="0" w:uiPriority="65" w:semiHidden="0" w:name="Medium List 1 Accent 1"/>
-    <w:lsdException w:unhideWhenUsed="0" w:uiPriority="66" w:semiHidden="0" w:name="Medium List 2 Accent 1"/>
-    <w:lsdException w:unhideWhenUsed="0" w:uiPriority="67" w:semiHidden="0" w:name="Medium Grid 1 Accent 1"/>
-    <w:lsdException w:unhideWhenUsed="0" w:uiPriority="68" w:semiHidden="0" w:name="Medium Grid 2 Accent 1"/>
-    <w:lsdException w:unhideWhenUsed="0" w:uiPriority="69" w:semiHidden="0" w:name="Medium Grid 3 Accent 1"/>
-    <w:lsdException w:unhideWhenUsed="0" w:uiPriority="70" w:semiHidden="0" w:name="Dark List Accent 1"/>
-    <w:lsdException w:unhideWhenUsed="0" w:uiPriority="71" w:semiHidden="0" w:name="Colorful Shading Accent 1"/>
-    <w:lsdException w:unhideWhenUsed="0" w:uiPriority="72" w:semiHidden="0" w:name="Colorful List Accent 1"/>
-    <w:lsdException w:unhideWhenUsed="0" w:uiPriority="73" w:semiHidden="0" w:name="Colorful Grid Accent 1"/>
-    <w:lsdException w:unhideWhenUsed="0" w:uiPriority="60" w:semiHidden="0" w:name="Light Shading Accent 2"/>
-    <w:lsdException w:unhideWhenUsed="0" w:uiPriority="61" w:semiHidden="0" w:name="Light List Accent 2"/>
-    <w:lsdException w:unhideWhenUsed="0" w:uiPriority="62" w:semiHidden="0" w:name="Light Grid Accent 2"/>
-    <w:lsdException w:unhideWhenUsed="0" w:uiPriority="63" w:semiHidden="0" w:name="Medium Shading 1 Accent 2"/>
-    <w:lsdException w:unhideWhenUsed="0" w:uiPriority="64" w:semiHidden="0" w:name="Medium Shading 2 Accent 2"/>
-    <w:lsdException w:unhideWhenUsed="0" w:uiPriority="65" w:semiHidden="0" w:name="Medium List 1 Accent 2"/>
-    <w:lsdException w:unhideWhenUsed="0" w:uiPriority="66" w:semiHidden="0" w:name="Medium List 2 Accent 2"/>
-    <w:lsdException w:unhideWhenUsed="0" w:uiPriority="67" w:semiHidden="0" w:name="Medium Grid 1 Accent 2"/>
-    <w:lsdException w:unhideWhenUsed="0" w:uiPriority="68" w:semiHidden="0" w:name="Medium Grid 2 Accent 2"/>
-    <w:lsdException w:unhideWhenUsed="0" w:uiPriority="69" w:semiHidden="0" w:name="Medium Grid 3 Accent 2"/>
-    <w:lsdException w:unhideWhenUsed="0" w:uiPriority="70" w:semiHidden="0" w:name="Dark List Accent 2"/>
-    <w:lsdException w:unhideWhenUsed="0" w:uiPriority="71" w:semiHidden="0" w:name="Colorful Shading Accent 2"/>
-    <w:lsdException w:unhideWhenUsed="0" w:uiPriority="72" w:semiHidden="0" w:name="Colorful List Accent 2"/>
-    <w:lsdException w:unhideWhenUsed="0" w:uiPriority="73" w:semiHidden="0" w:name="Colorful Grid Accent 2"/>
-    <w:lsdException w:unhideWhenUsed="0" w:uiPriority="60" w:semiHidden="0" w:name="Light Shading Accent 3"/>
-    <w:lsdException w:unhideWhenUsed="0" w:uiPriority="61" w:semiHidden="0" w:name="Light List Accent 3"/>
-    <w:lsdException w:unhideWhenUsed="0" w:uiPriority="62" w:semiHidden="0" w:name="Light Grid Accent 3"/>
-    <w:lsdException w:unhideWhenUsed="0" w:uiPriority="63" w:semiHidden="0" w:name="Medium Shading 1 Accent 3"/>
-    <w:lsdException w:unhideWhenUsed="0" w:uiPriority="64" w:semiHidden="0" w:name="Medium Shading 2 Accent 3"/>
-    <w:lsdException w:unhideWhenUsed="0" w:uiPriority="65" w:semiHidden="0" w:name="Medium List 1 Accent 3"/>
-    <w:lsdException w:unhideWhenUsed="0" w:uiPriority="66" w:semiHidden="0" w:name="Medium List 2 Accent 3"/>
-    <w:lsdException w:unhideWhenUsed="0" w:uiPriority="67" w:semiHidden="0" w:name="Medium Grid 1 Accent 3"/>
-    <w:lsdException w:unhideWhenUsed="0" w:uiPriority="68" w:semiHidden="0" w:name="Medium Grid 2 Accent 3"/>
-    <w:lsdException w:unhideWhenUsed="0" w:uiPriority="69" w:semiHidden="0" w:name="Medium Grid 3 Accent 3"/>
-    <w:lsdException w:unhideWhenUsed="0" w:uiPriority="70" w:semiHidden="0" w:name="Dark List Accent 3"/>
-    <w:lsdException w:unhideWhenUsed="0" w:uiPriority="71" w:semiHidden="0" w:name="Colorful Shading Accent 3"/>
-    <w:lsdException w:unhideWhenUsed="0" w:uiPriority="72" w:semiHidden="0" w:name="Colorful List Accent 3"/>
-    <w:lsdException w:unhideWhenUsed="0" w:uiPriority="73" w:semiHidden="0" w:name="Colorful Grid Accent 3"/>
-    <w:lsdException w:unhideWhenUsed="0" w:uiPriority="60" w:semiHidden="0" w:name="Light Shading Accent 4"/>
-    <w:lsdException w:unhideWhenUsed="0" w:uiPriority="61" w:semiHidden="0" w:name="Light List Accent 4"/>
-    <w:lsdException w:unhideWhenUsed="0" w:uiPriority="62" w:semiHidden="0" w:name="Light Grid Accent 4"/>
-    <w:lsdException w:unhideWhenUsed="0" w:uiPriority="63" w:semiHidden="0" w:name="Medium Shading 1 Accent 4"/>
-    <w:lsdException w:unhideWhenUsed="0" w:uiPriority="64" w:semiHidden="0" w:name="Medium Shading 2 Accent 4"/>
-    <w:lsdException w:unhideWhenUsed="0" w:uiPriority="65" w:semiHidden="0" w:name="Medium List 1 Accent 4"/>
-    <w:lsdException w:unhideWhenUsed="0" w:uiPriority="66" w:semiHidden="0" w:name="Medium List 2 Accent 4"/>
-    <w:lsdException w:unhideWhenUsed="0" w:uiPriority="67" w:semiHidden="0" w:name="Medium Grid 1 Accent 4"/>
-    <w:lsdException w:unhideWhenUsed="0" w:uiPriority="68" w:semiHidden="0" w:name="Medium Grid 2 Accent 4"/>
-    <w:lsdException w:unhideWhenUsed="0" w:uiPriority="69" w:semiHidden="0" w:name="Medium Grid 3 Accent 4"/>
-    <w:lsdException w:unhideWhenUsed="0" w:uiPriority="70" w:semiHidden="0" w:name="Dark List Accent 4"/>
-    <w:lsdException w:unhideWhenUsed="0" w:uiPriority="71" w:semiHidden="0" w:name="Colorful Shading Accent 4"/>
-    <w:lsdException w:unhideWhenUsed="0" w:uiPriority="72" w:semiHidden="0" w:name="Colorful List Accent 4"/>
-    <w:lsdException w:unhideWhenUsed="0" w:uiPriority="73" w:semiHidden="0" w:name="Colorful Grid Accent 4"/>
-    <w:lsdException w:unhideWhenUsed="0" w:uiPriority="60" w:semiHidden="0" w:name="Light Shading Accent 5"/>
-    <w:lsdException w:unhideWhenUsed="0" w:uiPriority="61" w:semiHidden="0" w:name="Light List Accent 5"/>
-    <w:lsdException w:unhideWhenUsed="0" w:uiPriority="62" w:semiHidden="0" w:name="Light Grid Accent 5"/>
-    <w:lsdException w:unhideWhenUsed="0" w:uiPriority="63" w:semiHidden="0" w:name="Medium Shading 1 Accent 5"/>
-    <w:lsdException w:unhideWhenUsed="0" w:uiPriority="64" w:semiHidden="0" w:name="Medium Shading 2 Accent 5"/>
-    <w:lsdException w:unhideWhenUsed="0" w:uiPriority="65" w:semiHidden="0" w:name="Medium List 1 Accent 5"/>
-    <w:lsdException w:unhideWhenUsed="0" w:uiPriority="66" w:semiHidden="0" w:name="Medium List 2 Accent 5"/>
-    <w:lsdException w:unhideWhenUsed="0" w:uiPriority="67" w:semiHidden="0" w:name="Medium Grid 1 Accent 5"/>
-    <w:lsdException w:unhideWhenUsed="0" w:uiPriority="68" w:semiHidden="0" w:name="Medium Grid 2 Accent 5"/>
-    <w:lsdException w:unhideWhenUsed="0" w:uiPriority="69" w:semiHidden="0" w:name="Medium Grid 3 Accent 5"/>
-    <w:lsdException w:unhideWhenUsed="0" w:uiPriority="70" w:semiHidden="0" w:name="Dark List Accent 5"/>
-    <w:lsdException w:unhideWhenUsed="0" w:uiPriority="71" w:semiHidden="0" w:name="Colorful Shading Accent 5"/>
-    <w:lsdException w:unhideWhenUsed="0" w:uiPriority="72" w:semiHidden="0" w:name="Colorful List Accent 5"/>
-    <w:lsdException w:unhideWhenUsed="0" w:uiPriority="73" w:semiHidden="0" w:name="Colorful Grid Accent 5"/>
-    <w:lsdException w:unhideWhenUsed="0" w:uiPriority="60" w:semiHidden="0" w:name="Light Shading Accent 6"/>
-    <w:lsdException w:unhideWhenUsed="0" w:uiPriority="61" w:semiHidden="0" w:name="Light List Accent 6"/>
-    <w:lsdException w:unhideWhenUsed="0" w:uiPriority="62" w:semiHidden="0" w:name="Light Grid Accent 6"/>
-    <w:lsdException w:unhideWhenUsed="0" w:uiPriority="63" w:semiHidden="0" w:name="Medium Shading 1 Accent 6"/>
-    <w:lsdException w:unhideWhenUsed="0" w:uiPriority="64" w:semiHidden="0" w:name="Medium Shading 2 Accent 6"/>
-    <w:lsdException w:unhideWhenUsed="0" w:uiPriority="65" w:semiHidden="0" w:name="Medium List 1 Accent 6"/>
-    <w:lsdException w:unhideWhenUsed="0" w:uiPriority="66" w:semiHidden="0" w:name="Medium List 2 Accent 6"/>
-    <w:lsdException w:unhideWhenUsed="0" w:uiPriority="67" w:semiHidden="0" w:name="Medium Grid 1 Accent 6"/>
-    <w:lsdException w:unhideWhenUsed="0" w:uiPriority="68" w:semiHidden="0" w:name="Medium Grid 2 Accent 6"/>
-    <w:lsdException w:unhideWhenUsed="0" w:uiPriority="69" w:semiHidden="0" w:name="Medium Grid 3 Accent 6"/>
-    <w:lsdException w:unhideWhenUsed="0" w:uiPriority="70" w:semiHidden="0" w:name="Dark List Accent 6"/>
-    <w:lsdException w:unhideWhenUsed="0" w:uiPriority="71" w:semiHidden="0" w:name="Colorful Shading Accent 6"/>
-    <w:lsdException w:unhideWhenUsed="0" w:uiPriority="72" w:semiHidden="0" w:name="Colorful List Accent 6"/>
-    <w:lsdException w:unhideWhenUsed="0" w:uiPriority="73" w:semiHidden="0" w:name="Colorful Grid Accent 6"/>
+  <w:latentStyles w:defLockedState="0" w:defUIPriority="99" w:defSemiHidden="1" w:defUnhideWhenUsed="1" w:defQFormat="0" w:count="260">
+    <w:lsdException w:name="Normal" w:semiHidden="0" w:uiPriority="0" w:unhideWhenUsed="0" w:qFormat="1"/>
+    <w:lsdException w:name="heading 1" w:semiHidden="0" w:uiPriority="0" w:unhideWhenUsed="0" w:qFormat="1"/>
+    <w:lsdException w:name="heading 2" w:semiHidden="0" w:uiPriority="0" w:qFormat="1"/>
+    <w:lsdException w:name="heading 3" w:uiPriority="0" w:qFormat="1"/>
+    <w:lsdException w:name="heading 4" w:semiHidden="0" w:uiPriority="0" w:qFormat="1"/>
+    <w:lsdException w:name="heading 5" w:uiPriority="0" w:qFormat="1"/>
+    <w:lsdException w:name="heading 6" w:uiPriority="0" w:qFormat="1"/>
+    <w:lsdException w:name="heading 7" w:uiPriority="0" w:qFormat="1"/>
+    <w:lsdException w:name="heading 8" w:uiPriority="0" w:qFormat="1"/>
+    <w:lsdException w:name="heading 9" w:uiPriority="0" w:qFormat="1"/>
+    <w:lsdException w:name="index 1" w:semiHidden="0" w:uiPriority="0" w:unhideWhenUsed="0"/>
+    <w:lsdException w:name="index 2" w:semiHidden="0" w:uiPriority="0" w:unhideWhenUsed="0"/>
+    <w:lsdException w:name="index 3" w:semiHidden="0" w:uiPriority="0" w:unhideWhenUsed="0"/>
+    <w:lsdException w:name="index 4" w:semiHidden="0" w:uiPriority="0" w:unhideWhenUsed="0"/>
+    <w:lsdException w:name="index 5" w:semiHidden="0" w:uiPriority="0" w:unhideWhenUsed="0"/>
+    <w:lsdException w:name="index 6" w:semiHidden="0" w:uiPriority="0" w:unhideWhenUsed="0"/>
+    <w:lsdException w:name="index 7" w:semiHidden="0" w:uiPriority="0" w:unhideWhenUsed="0"/>
+    <w:lsdException w:name="index 8" w:semiHidden="0" w:uiPriority="0" w:unhideWhenUsed="0"/>
+    <w:lsdException w:name="index 9" w:semiHidden="0" w:uiPriority="0" w:unhideWhenUsed="0"/>
+    <w:lsdException w:name="toc 1" w:semiHidden="0" w:uiPriority="0" w:unhideWhenUsed="0" w:qFormat="1"/>
+    <w:lsdException w:name="toc 2" w:semiHidden="0" w:uiPriority="0" w:unhideWhenUsed="0" w:qFormat="1"/>
+    <w:lsdException w:name="toc 3" w:semiHidden="0" w:uiPriority="0" w:unhideWhenUsed="0" w:qFormat="1"/>
+    <w:lsdException w:name="toc 4" w:semiHidden="0" w:uiPriority="0" w:unhideWhenUsed="0"/>
+    <w:lsdException w:name="toc 5" w:semiHidden="0" w:uiPriority="0" w:unhideWhenUsed="0"/>
+    <w:lsdException w:name="toc 6" w:semiHidden="0" w:uiPriority="0" w:unhideWhenUsed="0"/>
+    <w:lsdException w:name="toc 7" w:semiHidden="0" w:uiPriority="0" w:unhideWhenUsed="0"/>
+    <w:lsdException w:name="toc 8" w:semiHidden="0" w:uiPriority="0" w:unhideWhenUsed="0"/>
+    <w:lsdException w:name="toc 9" w:semiHidden="0" w:uiPriority="0" w:unhideWhenUsed="0"/>
+    <w:lsdException w:name="Normal Indent" w:semiHidden="0" w:uiPriority="0" w:unhideWhenUsed="0"/>
+    <w:lsdException w:name="footnote text" w:semiHidden="0" w:uiPriority="0" w:unhideWhenUsed="0"/>
+    <w:lsdException w:name="annotation text" w:semiHidden="0" w:uiPriority="0" w:unhideWhenUsed="0" w:qFormat="1"/>
+    <w:lsdException w:name="header" w:semiHidden="0" w:uiPriority="0" w:unhideWhenUsed="0" w:qFormat="1"/>
+    <w:lsdException w:name="footer" w:semiHidden="0" w:uiPriority="0" w:unhideWhenUsed="0" w:qFormat="1"/>
+    <w:lsdException w:name="index heading" w:semiHidden="0" w:uiPriority="0" w:unhideWhenUsed="0"/>
+    <w:lsdException w:name="caption" w:uiPriority="0" w:qFormat="1"/>
+    <w:lsdException w:name="table of figures" w:semiHidden="0" w:uiPriority="0" w:unhideWhenUsed="0"/>
+    <w:lsdException w:name="envelope address" w:semiHidden="0" w:uiPriority="0" w:unhideWhenUsed="0"/>
+    <w:lsdException w:name="envelope return" w:semiHidden="0" w:uiPriority="0" w:unhideWhenUsed="0"/>
+    <w:lsdException w:name="footnote reference" w:semiHidden="0" w:uiPriority="0" w:unhideWhenUsed="0"/>
+    <w:lsdException w:name="annotation reference" w:semiHidden="0" w:uiPriority="0" w:unhideWhenUsed="0"/>
+    <w:lsdException w:name="line number" w:semiHidden="0" w:uiPriority="0" w:unhideWhenUsed="0"/>
+    <w:lsdException w:name="page number" w:semiHidden="0" w:uiPriority="0" w:unhideWhenUsed="0"/>
+    <w:lsdException w:name="endnote reference" w:semiHidden="0" w:uiPriority="0" w:unhideWhenUsed="0"/>
+    <w:lsdException w:name="endnote text" w:semiHidden="0" w:uiPriority="0" w:unhideWhenUsed="0"/>
+    <w:lsdException w:name="table of authorities" w:semiHidden="0" w:uiPriority="0" w:unhideWhenUsed="0"/>
+    <w:lsdException w:name="macro" w:semiHidden="0" w:uiPriority="0" w:unhideWhenUsed="0"/>
+    <w:lsdException w:name="toa heading" w:semiHidden="0" w:uiPriority="0" w:unhideWhenUsed="0"/>
+    <w:lsdException w:name="List" w:semiHidden="0" w:uiPriority="0" w:unhideWhenUsed="0"/>
+    <w:lsdException w:name="List Bullet" w:semiHidden="0" w:uiPriority="0" w:unhideWhenUsed="0"/>
+    <w:lsdException w:name="List Number" w:semiHidden="0" w:uiPriority="0" w:unhideWhenUsed="0"/>
+    <w:lsdException w:name="List 2" w:semiHidden="0" w:uiPriority="0" w:unhideWhenUsed="0"/>
+    <w:lsdException w:name="List 3" w:semiHidden="0" w:uiPriority="0" w:unhideWhenUsed="0"/>
+    <w:lsdException w:name="List 4" w:semiHidden="0" w:uiPriority="0" w:unhideWhenUsed="0"/>
+    <w:lsdException w:name="List 5" w:semiHidden="0" w:uiPriority="0" w:unhideWhenUsed="0"/>
+    <w:lsdException w:name="List Bullet 2" w:semiHidden="0" w:uiPriority="0" w:unhideWhenUsed="0"/>
+    <w:lsdException w:name="List Bullet 3" w:semiHidden="0" w:uiPriority="0" w:unhideWhenUsed="0"/>
+    <w:lsdException w:name="List Bullet 4" w:semiHidden="0" w:uiPriority="0" w:unhideWhenUsed="0"/>
+    <w:lsdException w:name="List Bullet 5" w:semiHidden="0" w:uiPriority="0" w:unhideWhenUsed="0"/>
+    <w:lsdException w:name="List Number 2" w:semiHidden="0" w:uiPriority="0" w:unhideWhenUsed="0"/>
+    <w:lsdException w:name="List Number 3" w:semiHidden="0" w:uiPriority="0" w:unhideWhenUsed="0"/>
+    <w:lsdException w:name="List Number 4" w:semiHidden="0" w:uiPriority="0" w:unhideWhenUsed="0"/>
+    <w:lsdException w:name="List Number 5" w:semiHidden="0" w:uiPriority="0" w:unhideWhenUsed="0"/>
+    <w:lsdException w:name="Title" w:semiHidden="0" w:uiPriority="0" w:unhideWhenUsed="0" w:qFormat="1"/>
+    <w:lsdException w:name="Closing" w:semiHidden="0" w:uiPriority="0" w:unhideWhenUsed="0"/>
+    <w:lsdException w:name="Signature" w:semiHidden="0" w:uiPriority="0" w:unhideWhenUsed="0"/>
+    <w:lsdException w:name="Default Paragraph Font" w:uiPriority="0" w:unhideWhenUsed="0" w:qFormat="1"/>
+    <w:lsdException w:name="Body Text" w:uiPriority="0" w:unhideWhenUsed="0" w:qFormat="1"/>
+    <w:lsdException w:name="Body Text Indent" w:semiHidden="0" w:uiPriority="0" w:unhideWhenUsed="0"/>
+    <w:lsdException w:name="List Continue" w:semiHidden="0" w:uiPriority="0" w:unhideWhenUsed="0"/>
+    <w:lsdException w:name="List Continue 2" w:semiHidden="0" w:uiPriority="0" w:unhideWhenUsed="0"/>
+    <w:lsdException w:name="List Continue 3" w:semiHidden="0" w:uiPriority="0" w:unhideWhenUsed="0"/>
+    <w:lsdException w:name="List Continue 4" w:semiHidden="0" w:uiPriority="0" w:unhideWhenUsed="0"/>
+    <w:lsdException w:name="List Continue 5" w:semiHidden="0" w:uiPriority="0" w:unhideWhenUsed="0"/>
+    <w:lsdException w:name="Message Header" w:semiHidden="0" w:uiPriority="0" w:unhideWhenUsed="0"/>
+    <w:lsdException w:name="Subtitle" w:semiHidden="0" w:uiPriority="0" w:unhideWhenUsed="0" w:qFormat="1"/>
+    <w:lsdException w:name="Salutation" w:semiHidden="0" w:uiPriority="0" w:unhideWhenUsed="0"/>
+    <w:lsdException w:name="Date" w:semiHidden="0" w:uiPriority="0" w:unhideWhenUsed="0"/>
+    <w:lsdException w:name="Body Text First Indent" w:semiHidden="0" w:uiPriority="0" w:unhideWhenUsed="0"/>
+    <w:lsdException w:name="Body Text First Indent 2" w:semiHidden="0" w:uiPriority="0" w:unhideWhenUsed="0"/>
+    <w:lsdException w:name="Body Text 2" w:semiHidden="0" w:uiPriority="0" w:unhideWhenUsed="0"/>
+    <w:lsdException w:name="Body Text 3" w:semiHidden="0" w:uiPriority="0" w:unhideWhenUsed="0"/>
+    <w:lsdException w:name="Body Text Indent 2" w:semiHidden="0" w:uiPriority="0" w:unhideWhenUsed="0"/>
+    <w:lsdException w:name="Body Text Indent 3" w:semiHidden="0" w:uiPriority="0" w:unhideWhenUsed="0"/>
+    <w:lsdException w:name="Block Text" w:semiHidden="0" w:uiPriority="0" w:unhideWhenUsed="0"/>
+    <w:lsdException w:name="Hyperlink" w:semiHidden="0" w:uiPriority="0" w:unhideWhenUsed="0"/>
+    <w:lsdException w:name="FollowedHyperlink" w:semiHidden="0" w:uiPriority="0" w:unhideWhenUsed="0"/>
+    <w:lsdException w:name="Strong" w:semiHidden="0" w:uiPriority="0" w:unhideWhenUsed="0" w:qFormat="1"/>
+    <w:lsdException w:name="Emphasis" w:semiHidden="0" w:uiPriority="0" w:unhideWhenUsed="0" w:qFormat="1"/>
+    <w:lsdException w:name="Document Map" w:semiHidden="0" w:uiPriority="0" w:unhideWhenUsed="0"/>
+    <w:lsdException w:name="Plain Text" w:semiHidden="0" w:uiPriority="0" w:unhideWhenUsed="0"/>
+    <w:lsdException w:name="E-mail Signature" w:semiHidden="0" w:uiPriority="0" w:unhideWhenUsed="0"/>
+    <w:lsdException w:name="Normal (Web)" w:semiHidden="0" w:uiPriority="0" w:unhideWhenUsed="0" w:qFormat="1"/>
+    <w:lsdException w:name="HTML Acronym" w:semiHidden="0" w:uiPriority="0" w:unhideWhenUsed="0"/>
+    <w:lsdException w:name="HTML Address" w:semiHidden="0" w:uiPriority="0" w:unhideWhenUsed="0"/>
+    <w:lsdException w:name="HTML Cite" w:semiHidden="0" w:uiPriority="0" w:unhideWhenUsed="0"/>
+    <w:lsdException w:name="HTML Code" w:semiHidden="0" w:uiPriority="0" w:unhideWhenUsed="0"/>
+    <w:lsdException w:name="HTML Definition" w:semiHidden="0" w:uiPriority="0" w:unhideWhenUsed="0"/>
+    <w:lsdException w:name="HTML Keyboard" w:semiHidden="0" w:uiPriority="0" w:unhideWhenUsed="0"/>
+    <w:lsdException w:name="HTML Preformatted" w:semiHidden="0" w:uiPriority="0" w:unhideWhenUsed="0"/>
+    <w:lsdException w:name="HTML Sample" w:semiHidden="0" w:uiPriority="0" w:unhideWhenUsed="0"/>
+    <w:lsdException w:name="HTML Typewriter" w:semiHidden="0" w:uiPriority="0" w:unhideWhenUsed="0"/>
+    <w:lsdException w:name="HTML Variable" w:semiHidden="0" w:uiPriority="0" w:unhideWhenUsed="0"/>
+    <w:lsdException w:name="Normal Table" w:uiPriority="0" w:unhideWhenUsed="0" w:qFormat="1"/>
+    <w:lsdException w:name="annotation subject" w:semiHidden="0" w:uiPriority="0" w:unhideWhenUsed="0"/>
+    <w:lsdException w:name="Table Simple 1" w:semiHidden="0" w:uiPriority="0" w:unhideWhenUsed="0"/>
+    <w:lsdException w:name="Table Simple 2" w:semiHidden="0" w:uiPriority="0" w:unhideWhenUsed="0"/>
+    <w:lsdException w:name="Table Simple 3" w:semiHidden="0" w:uiPriority="0" w:unhideWhenUsed="0"/>
+    <w:lsdException w:name="Table Classic 1" w:semiHidden="0" w:uiPriority="0" w:unhideWhenUsed="0"/>
+    <w:lsdException w:name="Table Classic 2" w:semiHidden="0" w:uiPriority="0" w:unhideWhenUsed="0"/>
+    <w:lsdException w:name="Table Classic 3" w:semiHidden="0" w:uiPriority="0" w:unhideWhenUsed="0"/>
+    <w:lsdException w:name="Table Classic 4" w:semiHidden="0" w:uiPriority="0" w:unhideWhenUsed="0"/>
+    <w:lsdException w:name="Table Colorful 1" w:semiHidden="0" w:uiPriority="0" w:unhideWhenUsed="0"/>
+    <w:lsdException w:name="Table Colorful 2" w:semiHidden="0" w:uiPriority="0" w:unhideWhenUsed="0"/>
+    <w:lsdException w:name="Table Colorful 3" w:semiHidden="0" w:uiPriority="0" w:unhideWhenUsed="0"/>
+    <w:lsdException w:name="Table Columns 1" w:semiHidden="0" w:uiPriority="0" w:unhideWhenUsed="0"/>
+    <w:lsdException w:name="Table Columns 2" w:semiHidden="0" w:uiPriority="0" w:unhideWhenUsed="0"/>
+    <w:lsdException w:name="Table Columns 3" w:semiHidden="0" w:uiPriority="0" w:unhideWhenUsed="0"/>
+    <w:lsdException w:name="Table Columns 4" w:semiHidden="0" w:uiPriority="0" w:unhideWhenUsed="0"/>
+    <w:lsdException w:name="Table Columns 5" w:semiHidden="0" w:uiPriority="0" w:unhideWhenUsed="0"/>
+    <w:lsdException w:name="Table Grid 1" w:semiHidden="0" w:uiPriority="0" w:unhideWhenUsed="0"/>
+    <w:lsdException w:name="Table Grid 2" w:semiHidden="0" w:uiPriority="0" w:unhideWhenUsed="0"/>
+    <w:lsdException w:name="Table Grid 3" w:semiHidden="0" w:uiPriority="0" w:unhideWhenUsed="0"/>
+    <w:lsdException w:name="Table Grid 4" w:semiHidden="0" w:uiPriority="0" w:unhideWhenUsed="0"/>
+    <w:lsdException w:name="Table Grid 5" w:semiHidden="0" w:uiPriority="0" w:unhideWhenUsed="0"/>
+    <w:lsdException w:name="Table Grid 6" w:semiHidden="0" w:uiPriority="0" w:unhideWhenUsed="0"/>
+    <w:lsdException w:name="Table Grid 7" w:semiHidden="0" w:uiPriority="0" w:unhideWhenUsed="0"/>
+    <w:lsdException w:name="Table Grid 8" w:semiHidden="0" w:uiPriority="0" w:unhideWhenUsed="0"/>
+    <w:lsdException w:name="Table List 1" w:semiHidden="0" w:uiPriority="0" w:unhideWhenUsed="0"/>
+    <w:lsdException w:name="Table List 2" w:semiHidden="0" w:uiPriority="0" w:unhideWhenUsed="0"/>
+    <w:lsdException w:name="Table List 3" w:semiHidden="0" w:uiPriority="0" w:unhideWhenUsed="0"/>
+    <w:lsdException w:name="Table List 4" w:semiHidden="0" w:uiPriority="0" w:unhideWhenUsed="0"/>
+    <w:lsdException w:name="Table List 5" w:semiHidden="0" w:uiPriority="0" w:unhideWhenUsed="0"/>
+    <w:lsdException w:name="Table List 6" w:semiHidden="0" w:uiPriority="0" w:unhideWhenUsed="0"/>
+    <w:lsdException w:name="Table List 7" w:semiHidden="0" w:uiPriority="0" w:unhideWhenUsed="0"/>
+    <w:lsdException w:name="Table List 8" w:semiHidden="0" w:uiPriority="0" w:unhideWhenUsed="0"/>
+    <w:lsdException w:name="Table 3D effects 1" w:semiHidden="0" w:uiPriority="0" w:unhideWhenUsed="0"/>
+    <w:lsdException w:name="Table 3D effects 2" w:semiHidden="0" w:uiPriority="0" w:unhideWhenUsed="0"/>
+    <w:lsdException w:name="Table 3D effects 3" w:semiHidden="0" w:uiPriority="0" w:unhideWhenUsed="0"/>
+    <w:lsdException w:name="Table Contemporary" w:semiHidden="0" w:uiPriority="0" w:unhideWhenUsed="0"/>
+    <w:lsdException w:name="Table Elegant" w:semiHidden="0" w:uiPriority="0" w:unhideWhenUsed="0"/>
+    <w:lsdException w:name="Table Professional" w:semiHidden="0" w:uiPriority="0" w:unhideWhenUsed="0"/>
+    <w:lsdException w:name="Table Subtle 1" w:semiHidden="0" w:uiPriority="0" w:unhideWhenUsed="0"/>
+    <w:lsdException w:name="Table Subtle 2" w:semiHidden="0" w:uiPriority="0" w:unhideWhenUsed="0"/>
+    <w:lsdException w:name="Table Web 1" w:semiHidden="0" w:uiPriority="0" w:unhideWhenUsed="0"/>
+    <w:lsdException w:name="Table Web 2" w:semiHidden="0" w:uiPriority="0" w:unhideWhenUsed="0"/>
+    <w:lsdException w:name="Table Web 3" w:semiHidden="0" w:uiPriority="0" w:unhideWhenUsed="0"/>
+    <w:lsdException w:name="Balloon Text" w:semiHidden="0" w:uiPriority="0" w:unhideWhenUsed="0"/>
+    <w:lsdException w:name="Table Grid" w:semiHidden="0" w:uiPriority="0" w:unhideWhenUsed="0" w:qFormat="1"/>
+    <w:lsdException w:name="Table Theme" w:semiHidden="0" w:uiPriority="0" w:unhideWhenUsed="0"/>
+    <w:lsdException w:name="Light Shading" w:semiHidden="0" w:uiPriority="60" w:unhideWhenUsed="0"/>
+    <w:lsdException w:name="Light List" w:semiHidden="0" w:uiPriority="61" w:unhideWhenUsed="0"/>
+    <w:lsdException w:name="Light Grid" w:semiHidden="0" w:uiPriority="62" w:unhideWhenUsed="0"/>
+    <w:lsdException w:name="Medium Shading 1" w:semiHidden="0" w:uiPriority="63" w:unhideWhenUsed="0"/>
+    <w:lsdException w:name="Medium Shading 2" w:semiHidden="0" w:uiPriority="64" w:unhideWhenUsed="0"/>
+    <w:lsdException w:name="Medium List 1" w:semiHidden="0" w:uiPriority="65" w:unhideWhenUsed="0"/>
+    <w:lsdException w:name="Medium List 2" w:semiHidden="0" w:uiPriority="66" w:unhideWhenUsed="0"/>
+    <w:lsdException w:name="Medium Grid 1" w:semiHidden="0" w:uiPriority="67" w:unhideWhenUsed="0"/>
+    <w:lsdException w:name="Medium Grid 2" w:semiHidden="0" w:uiPriority="68" w:unhideWhenUsed="0"/>
+    <w:lsdException w:name="Medium Grid 3" w:semiHidden="0" w:uiPriority="69" w:unhideWhenUsed="0"/>
+    <w:lsdException w:name="Dark List" w:semiHidden="0" w:uiPriority="70" w:unhideWhenUsed="0"/>
+    <w:lsdException w:name="Colorful Shading" w:semiHidden="0" w:uiPriority="71" w:unhideWhenUsed="0"/>
+    <w:lsdException w:name="Colorful List" w:semiHidden="0" w:uiPriority="72" w:unhideWhenUsed="0"/>
+    <w:lsdException w:name="Colorful Grid" w:semiHidden="0" w:uiPriority="73" w:unhideWhenUsed="0"/>
+    <w:lsdException w:name="Light Shading Accent 1" w:semiHidden="0" w:uiPriority="60" w:unhideWhenUsed="0"/>
+    <w:lsdException w:name="Light List Accent 1" w:semiHidden="0" w:uiPriority="61" w:unhideWhenUsed="0"/>
+    <w:lsdException w:name="Light Grid Accent 1" w:semiHidden="0" w:uiPriority="62" w:unhideWhenUsed="0"/>
+    <w:lsdException w:name="Medium Shading 1 Accent 1" w:semiHidden="0" w:uiPriority="63" w:unhideWhenUsed="0"/>
+    <w:lsdException w:name="Medium Shading 2 Accent 1" w:semiHidden="0" w:uiPriority="64" w:unhideWhenUsed="0"/>
+    <w:lsdException w:name="Medium List 1 Accent 1" w:semiHidden="0" w:uiPriority="65" w:unhideWhenUsed="0"/>
+    <w:lsdException w:name="Medium List 2 Accent 1" w:semiHidden="0" w:uiPriority="66" w:unhideWhenUsed="0"/>
+    <w:lsdException w:name="Medium Grid 1 Accent 1" w:semiHidden="0" w:uiPriority="67" w:unhideWhenUsed="0"/>
+    <w:lsdException w:name="Medium Grid 2 Accent 1" w:semiHidden="0" w:uiPriority="68" w:unhideWhenUsed="0"/>
+    <w:lsdException w:name="Medium Grid 3 Accent 1" w:semiHidden="0" w:uiPriority="69" w:unhideWhenUsed="0"/>
+    <w:lsdException w:name="Dark List Accent 1" w:semiHidden="0" w:uiPriority="70" w:unhideWhenUsed="0"/>
+    <w:lsdException w:name="Colorful Shading Accent 1" w:semiHidden="0" w:uiPriority="71" w:unhideWhenUsed="0"/>
+    <w:lsdException w:name="Colorful List Accent 1" w:semiHidden="0" w:uiPriority="72" w:unhideWhenUsed="0"/>
+    <w:lsdException w:name="Colorful Grid Accent 1" w:semiHidden="0" w:uiPriority="73" w:unhideWhenUsed="0"/>
+    <w:lsdException w:name="Light Shading Accent 2" w:semiHidden="0" w:uiPriority="60" w:unhideWhenUsed="0"/>
+    <w:lsdException w:name="Light List Accent 2" w:semiHidden="0" w:uiPriority="61" w:unhideWhenUsed="0"/>
+    <w:lsdException w:name="Light Grid Accent 2" w:semiHidden="0" w:uiPriority="62" w:unhideWhenUsed="0"/>
+    <w:lsdException w:name="Medium Shading 1 Accent 2" w:semiHidden="0" w:uiPriority="63" w:unhideWhenUsed="0"/>
+    <w:lsdException w:name="Medium Shading 2 Accent 2" w:semiHidden="0" w:uiPriority="64" w:unhideWhenUsed="0"/>
+    <w:lsdException w:name="Medium List 1 Accent 2" w:semiHidden="0" w:uiPriority="65" w:unhideWhenUsed="0"/>
+    <w:lsdException w:name="Medium List 2 Accent 2" w:semiHidden="0" w:uiPriority="66" w:unhideWhenUsed="0"/>
+    <w:lsdException w:name="Medium Grid 1 Accent 2" w:semiHidden="0" w:uiPriority="67" w:unhideWhenUsed="0"/>
+    <w:lsdException w:name="Medium Grid 2 Accent 2" w:semiHidden="0" w:uiPriority="68" w:unhideWhenUsed="0"/>
+    <w:lsdException w:name="Medium Grid 3 Accent 2" w:semiHidden="0" w:uiPriority="69" w:unhideWhenUsed="0"/>
+    <w:lsdException w:name="Dark List Accent 2" w:semiHidden="0" w:uiPriority="70" w:unhideWhenUsed="0"/>
+    <w:lsdException w:name="Colorful Shading Accent 2" w:semiHidden="0" w:uiPriority="71" w:unhideWhenUsed="0"/>
+    <w:lsdException w:name="Colorful List Accent 2" w:semiHidden="0" w:uiPriority="72" w:unhideWhenUsed="0"/>
+    <w:lsdException w:name="Colorful Grid Accent 2" w:semiHidden="0" w:uiPriority="73" w:unhideWhenUsed="0"/>
+    <w:lsdException w:name="Light Shading Accent 3" w:semiHidden="0" w:uiPriority="60" w:unhideWhenUsed="0"/>
+    <w:lsdException w:name="Light List Accent 3" w:semiHidden="0" w:uiPriority="61" w:unhideWhenUsed="0"/>
+    <w:lsdException w:name="Light Grid Accent 3" w:semiHidden="0" w:uiPriority="62" w:unhideWhenUsed="0"/>
+    <w:lsdException w:name="Medium Shading 1 Accent 3" w:semiHidden="0" w:uiPriority="63" w:unhideWhenUsed="0"/>
+    <w:lsdException w:name="Medium Shading 2 Accent 3" w:semiHidden="0" w:uiPriority="64" w:unhideWhenUsed="0"/>
+    <w:lsdException w:name="Medium List 1 Accent 3" w:semiHidden="0" w:uiPriority="65" w:unhideWhenUsed="0"/>
+    <w:lsdException w:name="Medium List 2 Accent 3" w:semiHidden="0" w:uiPriority="66" w:unhideWhenUsed="0"/>
+    <w:lsdException w:name="Medium Grid 1 Accent 3" w:semiHidden="0" w:uiPriority="67" w:unhideWhenUsed="0"/>
+    <w:lsdException w:name="Medium Grid 2 Accent 3" w:semiHidden="0" w:uiPriority="68" w:unhideWhenUsed="0"/>
+    <w:lsdException w:name="Medium Grid 3 Accent 3" w:semiHidden="0" w:uiPriority="69" w:unhideWhenUsed="0"/>
+    <w:lsdException w:name="Dark List Accent 3" w:semiHidden="0" w:uiPriority="70" w:unhideWhenUsed="0"/>
+    <w:lsdException w:name="Colorful Shading Accent 3" w:semiHidden="0" w:uiPriority="71" w:unhideWhenUsed="0"/>
+    <w:lsdException w:name="Colorful List Accent 3" w:semiHidden="0" w:uiPriority="72" w:unhideWhenUsed="0"/>
+    <w:lsdException w:name="Colorful Grid Accent 3" w:semiHidden="0" w:uiPriority="73" w:unhideWhenUsed="0"/>
+    <w:lsdException w:name="Light Shading Accent 4" w:semiHidden="0" w:uiPriority="60" w:unhideWhenUsed="0"/>
+    <w:lsdException w:name="Light List Accent 4" w:semiHidden="0" w:uiPriority="61" w:unhideWhenUsed="0"/>
+    <w:lsdException w:name="Light Grid Accent 4" w:semiHidden="0" w:uiPriority="62" w:unhideWhenUsed="0"/>
+    <w:lsdException w:name="Medium Shading 1 Accent 4" w:semiHidden="0" w:uiPriority="63" w:unhideWhenUsed="0"/>
+    <w:lsdException w:name="Medium Shading 2 Accent 4" w:semiHidden="0" w:uiPriority="64" w:unhideWhenUsed="0"/>
+    <w:lsdException w:name="Medium List 1 Accent 4" w:semiHidden="0" w:uiPriority="65" w:unhideWhenUsed="0"/>
+    <w:lsdException w:name="Medium List 2 Accent 4" w:semiHidden="0" w:uiPriority="66" w:unhideWhenUsed="0"/>
+    <w:lsdException w:name="Medium Grid 1 Accent 4" w:semiHidden="0" w:uiPriority="67" w:unhideWhenUsed="0"/>
+    <w:lsdException w:name="Medium Grid 2 Accent 4" w:semiHidden="0" w:uiPriority="68" w:unhideWhenUsed="0"/>
+    <w:lsdException w:name="Medium Grid 3 Accent 4" w:semiHidden="0" w:uiPriority="69" w:unhideWhenUsed="0"/>
+    <w:lsdException w:name="Dark List Accent 4" w:semiHidden="0" w:uiPriority="70" w:unhideWhenUsed="0"/>
+    <w:lsdException w:name="Colorful Shading Accent 4" w:semiHidden="0" w:uiPriority="71" w:unhideWhenUsed="0"/>
+    <w:lsdException w:name="Colorful List Accent 4" w:semiHidden="0" w:uiPriority="72" w:unhideWhenUsed="0"/>
+    <w:lsdException w:name="Colorful Grid Accent 4" w:semiHidden="0" w:uiPriority="73" w:unhideWhenUsed="0"/>
+    <w:lsdException w:name="Light Shading Accent 5" w:semiHidden="0" w:uiPriority="60" w:unhideWhenUsed="0"/>
+    <w:lsdException w:name="Light List Accent 5" w:semiHidden="0" w:uiPriority="61" w:unhideWhenUsed="0"/>
+    <w:lsdException w:name="Light Grid Accent 5" w:semiHidden="0" w:uiPriority="62" w:unhideWhenUsed="0"/>
+    <w:lsdException w:name="Medium Shading 1 Accent 5" w:semiHidden="0" w:uiPriority="63" w:unhideWhenUsed="0"/>
+    <w:lsdException w:name="Medium Shading 2 Accent 5" w:semiHidden="0" w:uiPriority="64" w:unhideWhenUsed="0"/>
+    <w:lsdException w:name="Medium List 1 Accent 5" w:semiHidden="0" w:uiPriority="65" w:unhideWhenUsed="0"/>
+    <w:lsdException w:name="Medium List 2 Accent 5" w:semiHidden="0" w:uiPriority="66" w:unhideWhenUsed="0"/>
+    <w:lsdException w:name="Medium Grid 1 Accent 5" w:semiHidden="0" w:uiPriority="67" w:unhideWhenUsed="0"/>
+    <w:lsdException w:name="Medium Grid 2 Accent 5" w:semiHidden="0" w:uiPriority="68" w:unhideWhenUsed="0"/>
+    <w:lsdException w:name="Medium Grid 3 Accent 5" w:semiHidden="0" w:uiPriority="69" w:unhideWhenUsed="0"/>
+    <w:lsdException w:name="Dark List Accent 5" w:semiHidden="0" w:uiPriority="70" w:unhideWhenUsed="0"/>
+    <w:lsdException w:name="Colorful Shading Accent 5" w:semiHidden="0" w:uiPriority="71" w:unhideWhenUsed="0"/>
+    <w:lsdException w:name="Colorful List Accent 5" w:semiHidden="0" w:uiPriority="72" w:unhideWhenUsed="0"/>
+    <w:lsdException w:name="Colorful Grid Accent 5" w:semiHidden="0" w:uiPriority="73" w:unhideWhenUsed="0"/>
+    <w:lsdException w:name="Light Shading Accent 6" w:semiHidden="0" w:uiPriority="60" w:unhideWhenUsed="0"/>
+    <w:lsdException w:name="Light List Accent 6" w:semiHidden="0" w:uiPriority="61" w:unhideWhenUsed="0"/>
+    <w:lsdException w:name="Light Grid Accent 6" w:semiHidden="0" w:uiPriority="62" w:unhideWhenUsed="0"/>
+    <w:lsdException w:name="Medium Shading 1 Accent 6" w:semiHidden="0" w:uiPriority="63" w:unhideWhenUsed="0"/>
+    <w:lsdException w:name="Medium Shading 2 Accent 6" w:semiHidden="0" w:uiPriority="64" w:unhideWhenUsed="0"/>
+    <w:lsdException w:name="Medium List 1 Accent 6" w:semiHidden="0" w:uiPriority="65" w:unhideWhenUsed="0"/>
+    <w:lsdException w:name="Medium List 2 Accent 6" w:semiHidden="0" w:uiPriority="66" w:unhideWhenUsed="0"/>
+    <w:lsdException w:name="Medium Grid 1 Accent 6" w:semiHidden="0" w:uiPriority="67" w:unhideWhenUsed="0"/>
+    <w:lsdException w:name="Medium Grid 2 Accent 6" w:semiHidden="0" w:uiPriority="68" w:unhideWhenUsed="0"/>
+    <w:lsdException w:name="Medium Grid 3 Accent 6" w:semiHidden="0" w:uiPriority="69" w:unhideWhenUsed="0"/>
+    <w:lsdException w:name="Dark List Accent 6" w:semiHidden="0" w:uiPriority="70" w:unhideWhenUsed="0"/>
+    <w:lsdException w:name="Colorful Shading Accent 6" w:semiHidden="0" w:uiPriority="71" w:unhideWhenUsed="0"/>
+    <w:lsdException w:name="Colorful List Accent 6" w:semiHidden="0" w:uiPriority="72" w:unhideWhenUsed="0"/>
+    <w:lsdException w:name="Colorful Grid Accent 6" w:semiHidden="0" w:uiPriority="73" w:unhideWhenUsed="0"/>
   </w:latentStyles>
-  <w:style w:type="paragraph" w:default="1" w:styleId="1">
+  <w:style w:type="paragraph" w:default="1" w:styleId="Normal">
     <w:name w:val="Normal"/>
     <w:qFormat/>
-    <w:uiPriority w:val="0"/>
     <w:pPr>
       <w:kinsoku w:val="0"/>
       <w:autoSpaceDE w:val="0"/>
@@ -7792,7 +7647,7 @@
       <w:textAlignment w:val="baseline"/>
     </w:pPr>
     <w:rPr>
-      <w:rFonts w:ascii="Arial" w:hAnsi="Arial" w:eastAsia="宋体" w:cs="Arial"/>
+      <w:rFonts w:ascii="Arial" w:eastAsia="宋体" w:hAnsi="Arial" w:cs="Arial"/>
       <w:snapToGrid w:val="0"/>
       <w:color w:val="000000"/>
       <w:kern w:val="0"/>
@@ -7801,12 +7656,11 @@
       <w:lang w:val="en-US" w:eastAsia="en-US" w:bidi="ar-SA"/>
     </w:rPr>
   </w:style>
-  <w:style w:type="paragraph" w:styleId="2">
+  <w:style w:type="paragraph" w:styleId="Heading1">
     <w:name w:val="heading 1"/>
-    <w:basedOn w:val="1"/>
-    <w:next w:val="1"/>
+    <w:basedOn w:val="Normal"/>
+    <w:next w:val="Normal"/>
     <w:qFormat/>
-    <w:uiPriority w:val="0"/>
     <w:pPr>
       <w:keepNext/>
       <w:keepLines/>
@@ -7824,13 +7678,12 @@
       <w:sz w:val="44"/>
     </w:rPr>
   </w:style>
-  <w:style w:type="paragraph" w:styleId="3">
+  <w:style w:type="paragraph" w:styleId="Heading2">
     <w:name w:val="heading 2"/>
-    <w:basedOn w:val="1"/>
-    <w:next w:val="1"/>
+    <w:basedOn w:val="Normal"/>
+    <w:next w:val="Normal"/>
     <w:unhideWhenUsed/>
     <w:qFormat/>
-    <w:uiPriority w:val="0"/>
     <w:pPr>
       <w:keepNext/>
       <w:keepLines/>
@@ -7843,19 +7696,18 @@
       <w:outlineLvl w:val="1"/>
     </w:pPr>
     <w:rPr>
-      <w:rFonts w:ascii="Arial" w:hAnsi="Arial" w:eastAsia="黑体"/>
+      <w:rFonts w:ascii="Arial" w:eastAsia="黑体" w:hAnsi="Arial"/>
       <w:b/>
       <w:sz w:val="32"/>
     </w:rPr>
   </w:style>
-  <w:style w:type="paragraph" w:styleId="4">
+  <w:style w:type="paragraph" w:styleId="Heading3">
     <w:name w:val="heading 3"/>
-    <w:basedOn w:val="1"/>
-    <w:next w:val="1"/>
+    <w:basedOn w:val="Normal"/>
+    <w:next w:val="Normal"/>
     <w:semiHidden/>
     <w:unhideWhenUsed/>
     <w:qFormat/>
-    <w:uiPriority w:val="0"/>
     <w:pPr>
       <w:keepNext/>
       <w:keepLines/>
@@ -7872,13 +7724,12 @@
       <w:sz w:val="32"/>
     </w:rPr>
   </w:style>
-  <w:style w:type="paragraph" w:styleId="5">
+  <w:style w:type="paragraph" w:styleId="Heading4">
     <w:name w:val="heading 4"/>
-    <w:basedOn w:val="1"/>
-    <w:next w:val="1"/>
+    <w:basedOn w:val="Normal"/>
+    <w:next w:val="Normal"/>
     <w:unhideWhenUsed/>
     <w:qFormat/>
-    <w:uiPriority w:val="0"/>
     <w:pPr>
       <w:keepNext/>
       <w:keepLines/>
@@ -7891,19 +7742,18 @@
       <w:outlineLvl w:val="3"/>
     </w:pPr>
     <w:rPr>
-      <w:rFonts w:ascii="Arial" w:hAnsi="Arial" w:eastAsia="黑体"/>
+      <w:rFonts w:ascii="Arial" w:eastAsia="黑体" w:hAnsi="Arial"/>
       <w:b/>
       <w:sz w:val="28"/>
     </w:rPr>
   </w:style>
-  <w:style w:type="paragraph" w:styleId="6">
+  <w:style w:type="paragraph" w:styleId="Heading5">
     <w:name w:val="heading 5"/>
-    <w:basedOn w:val="1"/>
-    <w:next w:val="1"/>
+    <w:basedOn w:val="Normal"/>
+    <w:next w:val="Normal"/>
     <w:semiHidden/>
     <w:unhideWhenUsed/>
     <w:qFormat/>
-    <w:uiPriority w:val="0"/>
     <w:pPr>
       <w:keepNext/>
       <w:keepLines/>
@@ -7920,14 +7770,13 @@
       <w:sz w:val="28"/>
     </w:rPr>
   </w:style>
-  <w:style w:type="paragraph" w:styleId="7">
+  <w:style w:type="paragraph" w:styleId="Heading6">
     <w:name w:val="heading 6"/>
-    <w:basedOn w:val="1"/>
-    <w:next w:val="1"/>
+    <w:basedOn w:val="Normal"/>
+    <w:next w:val="Normal"/>
     <w:semiHidden/>
     <w:unhideWhenUsed/>
     <w:qFormat/>
-    <w:uiPriority w:val="0"/>
     <w:pPr>
       <w:keepNext/>
       <w:keepLines/>
@@ -7940,19 +7789,18 @@
       <w:outlineLvl w:val="5"/>
     </w:pPr>
     <w:rPr>
-      <w:rFonts w:ascii="Arial" w:hAnsi="Arial" w:eastAsia="黑体"/>
+      <w:rFonts w:ascii="Arial" w:eastAsia="黑体" w:hAnsi="Arial"/>
       <w:b/>
       <w:sz w:val="24"/>
     </w:rPr>
   </w:style>
-  <w:style w:type="paragraph" w:styleId="8">
+  <w:style w:type="paragraph" w:styleId="Heading7">
     <w:name w:val="heading 7"/>
-    <w:basedOn w:val="1"/>
-    <w:next w:val="1"/>
+    <w:basedOn w:val="Normal"/>
+    <w:next w:val="Normal"/>
     <w:semiHidden/>
     <w:unhideWhenUsed/>
     <w:qFormat/>
-    <w:uiPriority w:val="0"/>
     <w:pPr>
       <w:keepNext/>
       <w:keepLines/>
@@ -7969,14 +7817,13 @@
       <w:sz w:val="24"/>
     </w:rPr>
   </w:style>
-  <w:style w:type="paragraph" w:styleId="9">
+  <w:style w:type="paragraph" w:styleId="Heading8">
     <w:name w:val="heading 8"/>
-    <w:basedOn w:val="1"/>
-    <w:next w:val="1"/>
+    <w:basedOn w:val="Normal"/>
+    <w:next w:val="Normal"/>
     <w:semiHidden/>
     <w:unhideWhenUsed/>
     <w:qFormat/>
-    <w:uiPriority w:val="0"/>
     <w:pPr>
       <w:keepNext/>
       <w:keepLines/>
@@ -7989,18 +7836,17 @@
       <w:outlineLvl w:val="7"/>
     </w:pPr>
     <w:rPr>
-      <w:rFonts w:ascii="Arial" w:hAnsi="Arial" w:eastAsia="黑体"/>
+      <w:rFonts w:ascii="Arial" w:eastAsia="黑体" w:hAnsi="Arial"/>
       <w:sz w:val="24"/>
     </w:rPr>
   </w:style>
-  <w:style w:type="paragraph" w:styleId="10">
+  <w:style w:type="paragraph" w:styleId="Heading9">
     <w:name w:val="heading 9"/>
-    <w:basedOn w:val="1"/>
-    <w:next w:val="1"/>
+    <w:basedOn w:val="Normal"/>
+    <w:next w:val="Normal"/>
     <w:semiHidden/>
     <w:unhideWhenUsed/>
     <w:qFormat/>
-    <w:uiPriority w:val="0"/>
     <w:pPr>
       <w:keepNext/>
       <w:keepLines/>
@@ -8013,21 +7859,19 @@
       <w:outlineLvl w:val="8"/>
     </w:pPr>
     <w:rPr>
-      <w:rFonts w:ascii="Arial" w:hAnsi="Arial" w:eastAsia="黑体"/>
+      <w:rFonts w:ascii="Arial" w:eastAsia="黑体" w:hAnsi="Arial"/>
       <w:sz w:val="21"/>
     </w:rPr>
   </w:style>
-  <w:style w:type="character" w:default="1" w:styleId="22">
+  <w:style w:type="character" w:default="1" w:styleId="DefaultParagraphFont">
     <w:name w:val="Default Paragraph Font"/>
     <w:semiHidden/>
     <w:qFormat/>
-    <w:uiPriority w:val="0"/>
   </w:style>
-  <w:style w:type="table" w:default="1" w:styleId="20">
+  <w:style w:type="table" w:default="1" w:styleId="TableNormal">
     <w:name w:val="Normal Table"/>
     <w:semiHidden/>
     <w:qFormat/>
-    <w:uiPriority w:val="0"/>
     <w:tblPr>
       <w:tblCellMar>
         <w:top w:w="0" w:type="dxa"/>
@@ -8037,43 +7881,39 @@
       </w:tblCellMar>
     </w:tblPr>
   </w:style>
-  <w:style w:type="paragraph" w:styleId="11">
+  <w:style w:type="paragraph" w:styleId="CommentText">
     <w:name w:val="annotation text"/>
-    <w:basedOn w:val="1"/>
+    <w:basedOn w:val="Normal"/>
     <w:qFormat/>
-    <w:uiPriority w:val="0"/>
     <w:pPr>
       <w:jc w:val="left"/>
     </w:pPr>
   </w:style>
-  <w:style w:type="paragraph" w:styleId="12">
+  <w:style w:type="paragraph" w:styleId="BodyText">
     <w:name w:val="Body Text"/>
-    <w:basedOn w:val="1"/>
+    <w:basedOn w:val="Normal"/>
     <w:semiHidden/>
     <w:qFormat/>
-    <w:uiPriority w:val="0"/>
     <w:rPr>
-      <w:rFonts w:ascii="Arial" w:hAnsi="Arial" w:eastAsia="Arial" w:cs="Arial"/>
+      <w:rFonts w:ascii="Arial" w:eastAsia="Arial" w:hAnsi="Arial" w:cs="Arial"/>
       <w:sz w:val="21"/>
       <w:szCs w:val="21"/>
       <w:lang w:val="en-US" w:eastAsia="en-US" w:bidi="ar-SA"/>
     </w:rPr>
   </w:style>
-  <w:style w:type="paragraph" w:styleId="13">
+  <w:style w:type="paragraph" w:styleId="TOC3">
     <w:name w:val="toc 3"/>
-    <w:basedOn w:val="1"/>
-    <w:next w:val="1"/>
+    <w:basedOn w:val="Normal"/>
+    <w:next w:val="Normal"/>
     <w:qFormat/>
-    <w:uiPriority w:val="0"/>
     <w:pPr>
       <w:ind w:left="840" w:leftChars="400"/>
     </w:pPr>
   </w:style>
-  <w:style w:type="paragraph" w:styleId="14">
+  <w:style w:type="paragraph" w:styleId="Footer">
     <w:name w:val="footer"/>
-    <w:basedOn w:val="1"/>
+    <w:basedOn w:val="Normal"/>
     <w:qFormat/>
-    <w:uiPriority w:val="0"/>
     <w:pPr>
       <w:tabs>
         <w:tab w:val="center" w:pos="4153"/>
@@ -8086,17 +7926,16 @@
       <w:sz w:val="18"/>
     </w:rPr>
   </w:style>
-  <w:style w:type="paragraph" w:styleId="15">
+  <w:style w:type="paragraph" w:styleId="Header">
     <w:name w:val="header"/>
-    <w:basedOn w:val="1"/>
+    <w:basedOn w:val="Normal"/>
     <w:qFormat/>
-    <w:uiPriority w:val="0"/>
     <w:pPr>
       <w:pBdr>
-        <w:top w:val="none" w:color="auto" w:sz="0" w:space="0"/>
-        <w:left w:val="none" w:color="auto" w:sz="0" w:space="0"/>
-        <w:bottom w:val="none" w:color="auto" w:sz="0" w:space="0"/>
-        <w:right w:val="none" w:color="auto" w:sz="0" w:space="0"/>
+        <w:top w:val="nil"/>
+        <w:left w:val="nil"/>
+        <w:bottom w:val="nil"/>
+        <w:right w:val="nil"/>
       </w:pBdr>
       <w:tabs>
         <w:tab w:val="center" w:pos="4153"/>
@@ -8111,41 +7950,37 @@
       <w:sz w:val="18"/>
     </w:rPr>
   </w:style>
-  <w:style w:type="paragraph" w:styleId="16">
+  <w:style w:type="paragraph" w:styleId="TOC1">
     <w:name w:val="toc 1"/>
-    <w:basedOn w:val="1"/>
-    <w:next w:val="1"/>
+    <w:basedOn w:val="Normal"/>
+    <w:next w:val="Normal"/>
     <w:qFormat/>
-    <w:uiPriority w:val="0"/>
     <w:rPr>
-      <w:rFonts w:ascii="Arial" w:hAnsi="Arial" w:eastAsia="Microsoft JhengHei"/>
+      <w:rFonts w:ascii="Arial" w:eastAsia="Microsoft JhengHei" w:hAnsi="Arial"/>
       <w:sz w:val="24"/>
     </w:rPr>
   </w:style>
-  <w:style w:type="paragraph" w:styleId="17">
+  <w:style w:type="paragraph" w:styleId="TOC2">
     <w:name w:val="toc 2"/>
-    <w:basedOn w:val="1"/>
-    <w:next w:val="1"/>
+    <w:basedOn w:val="Normal"/>
+    <w:next w:val="Normal"/>
     <w:qFormat/>
-    <w:uiPriority w:val="0"/>
     <w:pPr>
       <w:ind w:left="420" w:leftChars="200"/>
     </w:pPr>
   </w:style>
-  <w:style w:type="paragraph" w:styleId="18">
+  <w:style w:type="paragraph" w:styleId="NormalWeb">
     <w:name w:val="Normal (Web)"/>
-    <w:basedOn w:val="1"/>
+    <w:basedOn w:val="Normal"/>
     <w:qFormat/>
-    <w:uiPriority w:val="0"/>
     <w:rPr>
       <w:sz w:val="24"/>
     </w:rPr>
   </w:style>
-  <w:style w:type="paragraph" w:styleId="19">
+  <w:style w:type="paragraph" w:styleId="Title">
     <w:name w:val="Title"/>
-    <w:basedOn w:val="1"/>
+    <w:basedOn w:val="Normal"/>
     <w:qFormat/>
-    <w:uiPriority w:val="0"/>
     <w:pPr>
       <w:spacing w:before="240" w:beforeLines="0" w:beforeAutospacing="0" w:after="60" w:afterLines="0" w:afterAutospacing="0"/>
       <w:jc w:val="center"/>
@@ -8157,73 +7992,68 @@
       <w:sz w:val="32"/>
     </w:rPr>
   </w:style>
-  <w:style w:type="table" w:styleId="21">
+  <w:style w:type="table" w:styleId="TableGrid">
     <w:name w:val="Table Grid"/>
-    <w:basedOn w:val="20"/>
+    <w:basedOn w:val="TableNormal"/>
     <w:qFormat/>
-    <w:uiPriority w:val="0"/>
     <w:pPr>
       <w:widowControl w:val="0"/>
       <w:jc w:val="both"/>
     </w:pPr>
     <w:tblPr>
       <w:tblBorders>
-        <w:top w:val="single" w:color="auto" w:sz="4" w:space="0"/>
-        <w:left w:val="single" w:color="auto" w:sz="4" w:space="0"/>
-        <w:bottom w:val="single" w:color="auto" w:sz="4" w:space="0"/>
-        <w:right w:val="single" w:color="auto" w:sz="4" w:space="0"/>
-        <w:insideH w:val="single" w:color="auto" w:sz="4" w:space="0"/>
-        <w:insideV w:val="single" w:color="auto" w:sz="4" w:space="0"/>
+        <w:top w:val="single" w:sz="4" w:space="0" w:color="auto"/>
+        <w:left w:val="single" w:sz="4" w:space="0" w:color="auto"/>
+        <w:bottom w:val="single" w:sz="4" w:space="0" w:color="auto"/>
+        <w:right w:val="single" w:sz="4" w:space="0" w:color="auto"/>
+        <w:insideH w:val="single" w:sz="4" w:space="0" w:color="auto"/>
+        <w:insideV w:val="single" w:sz="4" w:space="0" w:color="auto"/>
       </w:tblBorders>
     </w:tblPr>
   </w:style>
-  <w:style w:type="character" w:styleId="23">
+  <w:style w:type="character" w:styleId="Strong">
     <w:name w:val="Strong"/>
-    <w:basedOn w:val="22"/>
+    <w:basedOn w:val="DefaultParagraphFont"/>
     <w:qFormat/>
-    <w:uiPriority w:val="0"/>
     <w:rPr>
       <w:b/>
     </w:rPr>
   </w:style>
-  <w:style w:type="paragraph" w:customStyle="1" w:styleId="24">
+  <w:style w:type="paragraph" w:customStyle="1" w:styleId="a">
     <w:name w:val="柴_公司名"/>
-    <w:basedOn w:val="19"/>
+    <w:basedOn w:val="Title"/>
     <w:qFormat/>
-    <w:uiPriority w:val="0"/>
     <w:pPr>
       <w:spacing w:after="600" w:afterLines="600"/>
     </w:pPr>
     <w:rPr>
-      <w:rFonts w:hint="eastAsia" w:ascii="宋体" w:hAnsi="宋体" w:eastAsia="宋体" w:cs="宋体"/>
+      <w:rFonts w:ascii="宋体" w:eastAsia="宋体" w:hAnsi="宋体" w:cs="宋体" w:hint="eastAsia"/>
       <w:bCs/>
       <w:spacing w:val="-6"/>
       <w:sz w:val="52"/>
       <w:szCs w:val="52"/>
     </w:rPr>
   </w:style>
-  <w:style w:type="paragraph" w:customStyle="1" w:styleId="25">
+  <w:style w:type="paragraph" w:customStyle="1" w:styleId="a0">
     <w:name w:val="柴_文档名"/>
-    <w:basedOn w:val="19"/>
+    <w:basedOn w:val="Title"/>
     <w:qFormat/>
-    <w:uiPriority w:val="0"/>
     <w:pPr>
       <w:spacing w:after="900" w:afterLines="900"/>
     </w:pPr>
     <w:rPr>
-      <w:rFonts w:ascii="黑体" w:hAnsi="黑体" w:eastAsia="黑体" w:cs="黑体"/>
+      <w:rFonts w:ascii="黑体" w:eastAsia="黑体" w:hAnsi="黑体" w:cs="黑体"/>
       <w:bCs/>
       <w:spacing w:val="-7"/>
       <w:sz w:val="52"/>
       <w:szCs w:val="52"/>
     </w:rPr>
   </w:style>
-  <w:style w:type="table" w:customStyle="1" w:styleId="26">
+  <w:style w:type="table" w:customStyle="1" w:styleId="TableNormal0">
     <w:name w:val="Table Normal_0"/>
     <w:semiHidden/>
     <w:unhideWhenUsed/>
     <w:qFormat/>
-    <w:uiPriority w:val="0"/>
     <w:tblPr>
       <w:tblCellMar>
         <w:top w:w="0" w:type="dxa"/>
@@ -8233,87 +8063,81 @@
       </w:tblCellMar>
     </w:tblPr>
   </w:style>
-  <w:style w:type="paragraph" w:customStyle="1" w:styleId="27">
+  <w:style w:type="paragraph" w:customStyle="1" w:styleId="TableText">
     <w:name w:val="Table Text"/>
-    <w:basedOn w:val="1"/>
+    <w:basedOn w:val="Normal"/>
     <w:semiHidden/>
     <w:qFormat/>
-    <w:uiPriority w:val="0"/>
     <w:rPr>
-      <w:rFonts w:ascii="宋体" w:hAnsi="宋体" w:eastAsia="宋体" w:cs="宋体"/>
+      <w:rFonts w:ascii="宋体" w:eastAsia="宋体" w:hAnsi="宋体" w:cs="宋体"/>
       <w:sz w:val="21"/>
       <w:szCs w:val="21"/>
       <w:lang w:val="en-US" w:eastAsia="en-US" w:bidi="ar-SA"/>
     </w:rPr>
   </w:style>
-  <w:style w:type="paragraph" w:customStyle="1" w:styleId="28">
+  <w:style w:type="paragraph" w:customStyle="1" w:styleId="1">
     <w:name w:val="柴_标题1"/>
-    <w:basedOn w:val="2"/>
-    <w:next w:val="29"/>
-    <w:link w:val="38"/>
+    <w:basedOn w:val="Heading1"/>
+    <w:next w:val="a1"/>
+    <w:link w:val="1Char"/>
     <w:qFormat/>
-    <w:uiPriority w:val="0"/>
     <w:pPr>
       <w:spacing w:before="100" w:after="90" w:line="360" w:lineRule="auto"/>
     </w:pPr>
     <w:rPr>
-      <w:rFonts w:ascii="Arial" w:hAnsi="Arial" w:eastAsia="宋体"/>
+      <w:rFonts w:ascii="Arial" w:eastAsia="宋体" w:hAnsi="Arial"/>
       <w:sz w:val="32"/>
     </w:rPr>
   </w:style>
-  <w:style w:type="paragraph" w:customStyle="1" w:styleId="29">
+  <w:style w:type="paragraph" w:customStyle="1" w:styleId="a1">
     <w:name w:val="柴_正文"/>
-    <w:basedOn w:val="12"/>
-    <w:link w:val="42"/>
+    <w:basedOn w:val="BodyText"/>
+    <w:link w:val="Char"/>
     <w:qFormat/>
-    <w:uiPriority w:val="0"/>
     <w:pPr>
       <w:spacing w:line="360" w:lineRule="auto"/>
       <w:ind w:firstLine="470" w:firstLineChars="200"/>
     </w:pPr>
     <w:rPr>
-      <w:rFonts w:ascii="Arial" w:hAnsi="Arial" w:eastAsia="宋体"/>
+      <w:rFonts w:ascii="Arial" w:eastAsia="宋体" w:hAnsi="Arial"/>
       <w:sz w:val="24"/>
       <w:lang w:eastAsia="zh-CN"/>
     </w:rPr>
   </w:style>
-  <w:style w:type="paragraph" w:customStyle="1" w:styleId="30">
+  <w:style w:type="paragraph" w:customStyle="1" w:styleId="2">
     <w:name w:val="柴_标题2"/>
-    <w:basedOn w:val="3"/>
-    <w:next w:val="29"/>
+    <w:basedOn w:val="Heading2"/>
+    <w:next w:val="a1"/>
     <w:qFormat/>
-    <w:uiPriority w:val="0"/>
     <w:pPr>
       <w:spacing w:line="360" w:lineRule="auto"/>
     </w:pPr>
     <w:rPr>
-      <w:rFonts w:ascii="Arial" w:hAnsi="Arial" w:eastAsia="宋体"/>
+      <w:rFonts w:ascii="Arial" w:eastAsia="宋体" w:hAnsi="Arial"/>
       <w:sz w:val="28"/>
     </w:rPr>
   </w:style>
-  <w:style w:type="paragraph" w:customStyle="1" w:styleId="31">
+  <w:style w:type="paragraph" w:customStyle="1" w:styleId="3">
     <w:name w:val="柴_标题3"/>
-    <w:basedOn w:val="4"/>
-    <w:next w:val="29"/>
+    <w:basedOn w:val="Heading3"/>
+    <w:next w:val="a1"/>
     <w:qFormat/>
-    <w:uiPriority w:val="0"/>
     <w:pPr>
       <w:spacing w:line="360" w:lineRule="auto"/>
       <w:ind w:left="0" w:firstLine="472" w:firstLineChars="200"/>
     </w:pPr>
     <w:rPr>
-      <w:rFonts w:ascii="宋体" w:hAnsi="宋体" w:eastAsia="宋体" w:cs="宋体"/>
+      <w:rFonts w:ascii="宋体" w:eastAsia="宋体" w:hAnsi="宋体" w:cs="宋体"/>
       <w:spacing w:val="-2"/>
       <w:sz w:val="24"/>
       <w:szCs w:val="24"/>
     </w:rPr>
   </w:style>
-  <w:style w:type="paragraph" w:customStyle="1" w:styleId="32">
+  <w:style w:type="paragraph" w:customStyle="1" w:styleId="a2">
     <w:name w:val="柴_目录"/>
-    <w:basedOn w:val="1"/>
-    <w:next w:val="12"/>
+    <w:basedOn w:val="Normal"/>
+    <w:next w:val="BodyText"/>
     <w:qFormat/>
-    <w:uiPriority w:val="0"/>
     <w:pPr>
       <w:tabs>
         <w:tab w:val="right" w:leader="dot" w:pos="8442"/>
@@ -8321,64 +8145,59 @@
       <w:ind w:left="0" w:leftChars="0"/>
     </w:pPr>
     <w:rPr>
-      <w:rFonts w:ascii="Arial" w:hAnsi="Arial" w:eastAsia="Microsoft JhengHei"/>
+      <w:rFonts w:ascii="Arial" w:eastAsia="Microsoft JhengHei" w:hAnsi="Arial"/>
       <w:sz w:val="24"/>
     </w:rPr>
   </w:style>
-  <w:style w:type="paragraph" w:customStyle="1" w:styleId="33">
+  <w:style w:type="paragraph" w:customStyle="1" w:styleId="WPSOffice1">
     <w:name w:val="WPSOffice手动目录 1"/>
     <w:qFormat/>
-    <w:uiPriority w:val="0"/>
     <w:pPr>
       <w:ind w:leftChars="0"/>
     </w:pPr>
     <w:rPr>
-      <w:rFonts w:ascii="Times New Roman" w:hAnsi="Times New Roman" w:eastAsia="宋体" w:cs="Times New Roman"/>
+      <w:rFonts w:ascii="Times New Roman" w:eastAsia="宋体" w:hAnsi="Times New Roman" w:cs="Times New Roman"/>
       <w:sz w:val="20"/>
       <w:szCs w:val="20"/>
     </w:rPr>
   </w:style>
-  <w:style w:type="paragraph" w:customStyle="1" w:styleId="34">
+  <w:style w:type="paragraph" w:customStyle="1" w:styleId="WPSOffice2">
     <w:name w:val="WPSOffice手动目录 2"/>
     <w:qFormat/>
-    <w:uiPriority w:val="0"/>
     <w:pPr>
       <w:ind w:leftChars="200"/>
     </w:pPr>
     <w:rPr>
-      <w:rFonts w:ascii="Times New Roman" w:hAnsi="Times New Roman" w:eastAsia="宋体" w:cs="Times New Roman"/>
+      <w:rFonts w:ascii="Times New Roman" w:eastAsia="宋体" w:hAnsi="Times New Roman" w:cs="Times New Roman"/>
       <w:sz w:val="20"/>
       <w:szCs w:val="20"/>
     </w:rPr>
   </w:style>
-  <w:style w:type="paragraph" w:customStyle="1" w:styleId="35">
+  <w:style w:type="paragraph" w:customStyle="1" w:styleId="WPSOffice3">
     <w:name w:val="WPSOffice手动目录 3"/>
     <w:qFormat/>
-    <w:uiPriority w:val="0"/>
     <w:pPr>
       <w:ind w:leftChars="400"/>
     </w:pPr>
     <w:rPr>
-      <w:rFonts w:ascii="Times New Roman" w:hAnsi="Times New Roman" w:eastAsia="宋体" w:cs="Times New Roman"/>
+      <w:rFonts w:ascii="Times New Roman" w:eastAsia="宋体" w:hAnsi="Times New Roman" w:cs="Times New Roman"/>
       <w:sz w:val="20"/>
       <w:szCs w:val="20"/>
     </w:rPr>
   </w:style>
-  <w:style w:type="paragraph" w:customStyle="1" w:styleId="36">
+  <w:style w:type="paragraph" w:customStyle="1" w:styleId="Compact">
     <w:name w:val="Compact"/>
-    <w:basedOn w:val="12"/>
+    <w:basedOn w:val="BodyText"/>
     <w:qFormat/>
-    <w:uiPriority w:val="0"/>
     <w:pPr>
       <w:spacing w:before="36" w:after="36"/>
     </w:pPr>
   </w:style>
-  <w:style w:type="table" w:customStyle="1" w:styleId="37">
+  <w:style w:type="table" w:customStyle="1" w:styleId="Table">
     <w:name w:val="Table"/>
     <w:semiHidden/>
     <w:unhideWhenUsed/>
     <w:qFormat/>
-    <w:uiPriority w:val="0"/>
     <w:tblPr>
       <w:tblCellMar>
         <w:top w:w="0" w:type="dxa"/>
@@ -8390,28 +8209,26 @@
     <w:tblStylePr w:type="firstRow">
       <w:tcPr>
         <w:tcBorders>
-          <w:bottom w:val="single" w:color="auto" w:sz="0" w:space="0"/>
+          <w:bottom w:val="single" w:sz="0" w:space="0" w:color="auto"/>
         </w:tcBorders>
         <w:vAlign w:val="bottom"/>
       </w:tcPr>
     </w:tblStylePr>
   </w:style>
-  <w:style w:type="character" w:customStyle="1" w:styleId="38">
+  <w:style w:type="character" w:customStyle="1" w:styleId="1Char">
     <w:name w:val="柴_标题1 Char"/>
-    <w:link w:val="28"/>
+    <w:link w:val="1"/>
     <w:qFormat/>
-    <w:uiPriority w:val="0"/>
     <w:rPr>
-      <w:rFonts w:ascii="Arial" w:hAnsi="Arial" w:eastAsia="宋体"/>
+      <w:rFonts w:ascii="Arial" w:eastAsia="宋体" w:hAnsi="Arial"/>
       <w:sz w:val="32"/>
     </w:rPr>
   </w:style>
-  <w:style w:type="table" w:customStyle="1" w:styleId="39">
+  <w:style w:type="table" w:customStyle="1" w:styleId="TableNormal1">
     <w:name w:val="Table Normal_1"/>
     <w:semiHidden/>
     <w:unhideWhenUsed/>
     <w:qFormat/>
-    <w:uiPriority w:val="0"/>
     <w:tblPr>
       <w:tblCellMar>
         <w:top w:w="0" w:type="dxa"/>
@@ -8421,11 +8238,10 @@
       </w:tblCellMar>
     </w:tblPr>
   </w:style>
-  <w:style w:type="paragraph" w:customStyle="1" w:styleId="40">
+  <w:style w:type="paragraph" w:customStyle="1" w:styleId="a3">
     <w:name w:val="柴_正文_无缩进"/>
-    <w:basedOn w:val="1"/>
+    <w:basedOn w:val="Normal"/>
     <w:qFormat/>
-    <w:uiPriority w:val="0"/>
     <w:pPr>
       <w:ind w:firstLine="0" w:firstLineChars="0"/>
     </w:pPr>
@@ -8435,31 +8251,29 @@
       <w:lang w:eastAsia="zh-CN"/>
     </w:rPr>
   </w:style>
-  <w:style w:type="paragraph" w:customStyle="1" w:styleId="41">
+  <w:style w:type="paragraph" w:customStyle="1" w:styleId="4">
     <w:name w:val="柴_标题4"/>
-    <w:basedOn w:val="5"/>
-    <w:next w:val="1"/>
+    <w:basedOn w:val="Heading4"/>
+    <w:next w:val="Normal"/>
     <w:qFormat/>
-    <w:uiPriority w:val="0"/>
     <w:pPr>
       <w:widowControl w:val="0"/>
       <w:spacing w:before="160" w:line="360" w:lineRule="auto"/>
-      <w:ind w:left="981" w:leftChars="300" w:hanging="862"/>
+      <w:ind w:left="981" w:hanging="862" w:leftChars="300"/>
     </w:pPr>
     <w:rPr>
-      <w:rFonts w:hint="eastAsia" w:ascii="Calibri" w:hAnsi="Calibri" w:eastAsia="宋体" w:cs="宋体"/>
+      <w:rFonts w:ascii="Calibri" w:eastAsia="宋体" w:hAnsi="Calibri" w:cs="宋体" w:hint="eastAsia"/>
       <w:sz w:val="24"/>
       <w:szCs w:val="24"/>
       <w:lang w:eastAsia="zh-CN" w:bidi="zh-CN"/>
     </w:rPr>
   </w:style>
-  <w:style w:type="character" w:customStyle="1" w:styleId="42">
+  <w:style w:type="character" w:customStyle="1" w:styleId="Char">
     <w:name w:val="柴_正文 Char"/>
-    <w:link w:val="29"/>
+    <w:link w:val="a1"/>
     <w:qFormat/>
-    <w:uiPriority w:val="0"/>
     <w:rPr>
-      <w:rFonts w:ascii="Arial" w:hAnsi="Arial" w:eastAsia="宋体"/>
+      <w:rFonts w:ascii="Arial" w:eastAsia="宋体" w:hAnsi="Arial"/>
       <w:sz w:val="24"/>
       <w:lang w:eastAsia="zh-CN"/>
     </w:rPr>

--- a/6-过程管理/流程制度规范类文件/TXHS-06-07-发布管理制度.docx
+++ b/6-过程管理/流程制度规范类文件/TXHS-06-07-发布管理制度.docx
@@ -1322,7 +1322,7 @@
                 <w:szCs w:val="20"/>
                 <w:lang w:val="en-US" w:eastAsia="zh-CN"/>
               </w:rPr>
-              <w:t>强宇涛</w:t>
+              <w:t>程方</w:t>
             </w:r>
           </w:p>
         </w:tc>
@@ -1369,7 +1369,7 @@
                 <w:vertAlign w:val="baseline"/>
                 <w:lang w:val="en-US" w:eastAsia="zh-CN"/>
               </w:rPr>
-              <w:t>陈凯</w:t>
+              <w:t>茅建根</w:t>
             </w:r>
           </w:p>
         </w:tc>
@@ -1628,7 +1628,7 @@
                 <w:szCs w:val="20"/>
                 <w:lang w:val="en-US" w:eastAsia="zh-CN"/>
               </w:rPr>
-              <w:t>强宇涛</w:t>
+              <w:t>程方</w:t>
             </w:r>
           </w:p>
         </w:tc>
@@ -1674,7 +1674,7 @@
                 <w:vertAlign w:val="baseline"/>
                 <w:lang w:val="en-US" w:eastAsia="zh-CN"/>
               </w:rPr>
-              <w:t>陈凯</w:t>
+              <w:t>茅建根</w:t>
             </w:r>
           </w:p>
         </w:tc>

--- a/6-过程管理/流程制度规范类文件/TXHS-06-07-发布管理制度.docx
+++ b/6-过程管理/流程制度规范类文件/TXHS-06-07-发布管理制度.docx
@@ -1,11 +1,10 @@
 
 <file path=word/document.xml><?xml version="1.0" encoding="utf-8"?>
-<w:document xmlns:wpc="http://schemas.microsoft.com/office/word/2010/wordprocessingCanvas" xmlns:mc="http://schemas.openxmlformats.org/markup-compatibility/2006" xmlns:o="urn:schemas-microsoft-com:office:office" xmlns:r="http://schemas.openxmlformats.org/officeDocument/2006/relationships" xmlns:m="http://schemas.openxmlformats.org/officeDocument/2006/math" xmlns:v="urn:schemas-microsoft-com:vml" xmlns:wp14="http://schemas.microsoft.com/office/word/2010/wordprocessingDrawing" xmlns:wp="http://schemas.openxmlformats.org/drawingml/2006/wordprocessingDrawing" xmlns:w10="urn:schemas-microsoft-com:office:word" xmlns:w="http://schemas.openxmlformats.org/wordprocessingml/2006/main" xmlns:w14="http://schemas.microsoft.com/office/word/2010/wordml" xmlns:w15="http://schemas.microsoft.com/office/word/2012/wordml" xmlns:wne="http://schemas.microsoft.com/office/word/2006/wordml" xmlns:wpg="http://schemas.microsoft.com/office/word/2010/wordprocessingGroup" xmlns:wpi="http://schemas.microsoft.com/office/word/2010/wordprocessingInk" xmlns:wps="http://schemas.microsoft.com/office/word/2010/wordprocessingShape" mc:Ignorable="w14 w15 wp14">
-  <!-- Generated by Aspose.Words for .NET 13.3.0.1 -->
+<w:document xmlns:wpc="http://schemas.microsoft.com/office/word/2010/wordprocessingCanvas" xmlns:mc="http://schemas.openxmlformats.org/markup-compatibility/2006" xmlns:o="urn:schemas-microsoft-com:office:office" xmlns:r="http://schemas.openxmlformats.org/officeDocument/2006/relationships" xmlns:m="http://schemas.openxmlformats.org/officeDocument/2006/math" xmlns:v="urn:schemas-microsoft-com:vml" xmlns:wp14="http://schemas.microsoft.com/office/word/2010/wordprocessingDrawing" xmlns:wp="http://schemas.openxmlformats.org/drawingml/2006/wordprocessingDrawing" xmlns:w="http://schemas.openxmlformats.org/wordprocessingml/2006/main" xmlns:w14="http://schemas.microsoft.com/office/word/2010/wordml" xmlns:w10="urn:schemas-microsoft-com:office:word" xmlns:w15="http://schemas.microsoft.com/office/word/2012/wordml" xmlns:wpg="http://schemas.microsoft.com/office/word/2010/wordprocessingGroup" xmlns:wpi="http://schemas.microsoft.com/office/word/2010/wordprocessingInk" xmlns:wne="http://schemas.microsoft.com/office/word/2006/wordml" xmlns:wps="http://schemas.microsoft.com/office/word/2010/wordprocessingShape" xmlns:wpsCustomData="http://www.wps.cn/officeDocument/2013/wpsCustomData" mc:Ignorable="w14 w15 wp14">
   <w:body>
     <w:p>
       <w:pPr>
-        <w:pStyle w:val="a"/>
+        <w:pStyle w:val="24"/>
         <w:keepNext w:val="0"/>
         <w:keepLines w:val="0"/>
         <w:pageBreakBefore w:val="0"/>
@@ -25,7 +24,7 @@
       <w:bookmarkStart w:id="0" w:name="_Toc7648"/>
       <w:r>
         <w:drawing>
-          <wp:anchor distT="0" distB="0" distL="114300" distR="114300" simplePos="0" relativeHeight="251660288" behindDoc="1" locked="0" layoutInCell="1" allowOverlap="1">
+          <wp:anchor distT="0" distB="0" distL="114300" distR="114300" simplePos="0" relativeHeight="251661312" behindDoc="1" locked="0" layoutInCell="1" allowOverlap="1">
             <wp:simplePos x="0" y="0"/>
             <wp:positionH relativeFrom="column">
               <wp:posOffset>-19050</wp:posOffset>
@@ -50,7 +49,7 @@
                     </pic:cNvPicPr>
                   </pic:nvPicPr>
                   <pic:blipFill>
-                    <a:blip xmlns:r="http://schemas.openxmlformats.org/officeDocument/2006/relationships" r:embed="rId4"/>
+                    <a:blip r:embed="rId7"/>
                     <a:stretch>
                       <a:fillRect/>
                     </a:stretch>
@@ -76,7 +75,7 @@
       </w:r>
       <w:r>
         <w:drawing>
-          <wp:anchor distT="0" distB="0" distL="114300" distR="114300" simplePos="0" relativeHeight="251659264" behindDoc="1" locked="0" layoutInCell="1" allowOverlap="1">
+          <wp:anchor distT="0" distB="0" distL="114300" distR="114300" simplePos="0" relativeHeight="251660288" behindDoc="1" locked="0" layoutInCell="1" allowOverlap="1">
             <wp:simplePos x="0" y="0"/>
             <wp:positionH relativeFrom="column">
               <wp:posOffset>0</wp:posOffset>
@@ -101,7 +100,7 @@
                     </pic:cNvPicPr>
                   </pic:nvPicPr>
                   <pic:blipFill>
-                    <a:blip xmlns:r="http://schemas.openxmlformats.org/officeDocument/2006/relationships" r:embed="rId5"/>
+                    <a:blip r:embed="rId8"/>
                     <a:stretch>
                       <a:fillRect/>
                     </a:stretch>
@@ -131,7 +130,7 @@
           <w:lang w:val="en-US" w:eastAsia="zh-CN"/>
         </w:rPr>
         <w:drawing>
-          <wp:anchor distT="0" distB="0" distL="114300" distR="114300" simplePos="0" relativeHeight="251658240" behindDoc="1" locked="0" layoutInCell="1" allowOverlap="1">
+          <wp:anchor distT="0" distB="0" distL="114300" distR="114300" simplePos="0" relativeHeight="251659264" behindDoc="1" locked="0" layoutInCell="1" allowOverlap="1">
             <wp:simplePos x="0" y="0"/>
             <wp:positionH relativeFrom="column">
               <wp:posOffset>635</wp:posOffset>
@@ -156,7 +155,7 @@
                     </pic:cNvPicPr>
                   </pic:nvPicPr>
                   <pic:blipFill>
-                    <a:blip xmlns:r="http://schemas.openxmlformats.org/officeDocument/2006/relationships" r:embed="rId6">
+                    <a:blip r:embed="rId9">
                       <a:alphaModFix amt="58000"/>
                       <a:lum contrast="-52000"/>
                     </a:blip>
@@ -190,7 +189,7 @@
     </w:p>
     <w:p>
       <w:pPr>
-        <w:pStyle w:val="a0"/>
+        <w:pStyle w:val="25"/>
         <w:keepNext w:val="0"/>
         <w:keepLines w:val="0"/>
         <w:pageBreakBefore w:val="0"/>
@@ -237,11 +236,11 @@
         <w:adjustRightInd w:val="0"/>
         <w:snapToGrid w:val="0"/>
         <w:spacing w:after="624" w:afterLines="200" w:line="219" w:lineRule="auto"/>
-        <w:ind w:left="0" w:right="0" w:firstLine="0" w:leftChars="0" w:rightChars="0" w:firstLineChars="0"/>
+        <w:ind w:left="0" w:leftChars="0" w:right="0" w:rightChars="0" w:firstLine="0" w:firstLineChars="0"/>
         <w:jc w:val="center"/>
         <w:textAlignment w:val="baseline"/>
         <w:rPr>
-          <w:rFonts w:ascii="宋体" w:eastAsia="宋体" w:hAnsi="宋体" w:cs="宋体" w:hint="eastAsia"/>
+          <w:rFonts w:hint="eastAsia" w:ascii="宋体" w:hAnsi="宋体" w:eastAsia="宋体" w:cs="宋体"/>
           <w:sz w:val="24"/>
           <w:szCs w:val="24"/>
           <w:lang w:val="en-US" w:eastAsia="zh-CN"/>
@@ -249,7 +248,7 @@
       </w:pPr>
       <w:r>
         <w:rPr>
-          <w:rFonts w:ascii="宋体" w:eastAsia="宋体" w:hAnsi="宋体" w:cs="宋体"/>
+          <w:rFonts w:ascii="宋体" w:hAnsi="宋体" w:eastAsia="宋体" w:cs="宋体"/>
           <w:b/>
           <w:bCs/>
           <w:spacing w:val="-3"/>
@@ -260,7 +259,7 @@
       </w:r>
       <w:r>
         <w:rPr>
-          <w:rFonts w:ascii="宋体" w:eastAsia="宋体" w:hAnsi="宋体" w:cs="宋体" w:hint="eastAsia"/>
+          <w:rFonts w:hint="eastAsia" w:ascii="宋体" w:hAnsi="宋体" w:eastAsia="宋体" w:cs="宋体"/>
           <w:b/>
           <w:bCs/>
           <w:spacing w:val="-3"/>
@@ -272,7 +271,7 @@
       </w:r>
       <w:r>
         <w:rPr>
-          <w:rFonts w:ascii="宋体" w:eastAsia="宋体" w:hAnsi="宋体" w:cs="宋体"/>
+          <w:rFonts w:ascii="宋体" w:hAnsi="宋体" w:eastAsia="宋体" w:cs="宋体"/>
           <w:b/>
           <w:bCs/>
           <w:spacing w:val="-3"/>
@@ -283,7 +282,7 @@
       </w:r>
       <w:r>
         <w:rPr>
-          <w:rFonts w:ascii="宋体" w:hAnsi="宋体" w:cs="宋体" w:hint="eastAsia"/>
+          <w:rFonts w:hint="eastAsia" w:ascii="宋体" w:hAnsi="宋体" w:cs="宋体"/>
           <w:b/>
           <w:bCs/>
           <w:spacing w:val="-3"/>
@@ -295,7 +294,7 @@
       </w:r>
       <w:r>
         <w:rPr>
-          <w:rFonts w:ascii="宋体" w:eastAsia="宋体" w:hAnsi="宋体" w:cs="宋体"/>
+          <w:rFonts w:ascii="宋体" w:hAnsi="宋体" w:eastAsia="宋体" w:cs="宋体"/>
           <w:b/>
           <w:bCs/>
           <w:spacing w:val="-3"/>
@@ -306,7 +305,7 @@
       </w:r>
       <w:r>
         <w:rPr>
-          <w:rFonts w:ascii="宋体" w:hAnsi="宋体" w:cs="宋体" w:hint="eastAsia"/>
+          <w:rFonts w:hint="eastAsia" w:ascii="宋体" w:hAnsi="宋体" w:cs="宋体"/>
           <w:b/>
           <w:bCs/>
           <w:spacing w:val="-3"/>
@@ -319,17 +318,18 @@
     </w:p>
     <w:tbl>
       <w:tblPr>
-        <w:tblStyle w:val="TableGrid"/>
+        <w:tblStyle w:val="21"/>
         <w:tblW w:w="0" w:type="auto"/>
         <w:jc w:val="center"/>
         <w:tblBorders>
-          <w:top w:val="nil"/>
-          <w:left w:val="nil"/>
-          <w:bottom w:val="nil"/>
-          <w:right w:val="nil"/>
-          <w:insideH w:val="nil"/>
-          <w:insideV w:val="nil"/>
+          <w:top w:val="none" w:color="auto" w:sz="0" w:space="0"/>
+          <w:left w:val="none" w:color="auto" w:sz="0" w:space="0"/>
+          <w:bottom w:val="none" w:color="auto" w:sz="0" w:space="0"/>
+          <w:right w:val="none" w:color="auto" w:sz="0" w:space="0"/>
+          <w:insideH w:val="none" w:color="auto" w:sz="0" w:space="0"/>
+          <w:insideV w:val="none" w:color="auto" w:sz="0" w:space="0"/>
         </w:tblBorders>
+        <w:tblLayout w:type="autofit"/>
         <w:tblCellMar>
           <w:top w:w="0" w:type="dxa"/>
           <w:left w:w="108" w:type="dxa"/>
@@ -343,15 +343,13 @@
       </w:tblGrid>
       <w:tr>
         <w:tblPrEx>
-          <w:tblW w:w="0" w:type="auto"/>
-          <w:jc w:val="center"/>
           <w:tblBorders>
-            <w:top w:val="nil"/>
-            <w:left w:val="nil"/>
-            <w:bottom w:val="nil"/>
-            <w:right w:val="nil"/>
-            <w:insideH w:val="nil"/>
-            <w:insideV w:val="nil"/>
+            <w:top w:val="none" w:color="auto" w:sz="0" w:space="0"/>
+            <w:left w:val="none" w:color="auto" w:sz="0" w:space="0"/>
+            <w:bottom w:val="none" w:color="auto" w:sz="0" w:space="0"/>
+            <w:right w:val="none" w:color="auto" w:sz="0" w:space="0"/>
+            <w:insideH w:val="none" w:color="auto" w:sz="0" w:space="0"/>
+            <w:insideV w:val="none" w:color="auto" w:sz="0" w:space="0"/>
           </w:tblBorders>
           <w:tblCellMar>
             <w:top w:w="0" w:type="dxa"/>
@@ -361,7 +359,7 @@
           </w:tblCellMar>
         </w:tblPrEx>
         <w:trPr>
-          <w:trHeight w:val="810"/>
+          <w:trHeight w:val="810" w:hRule="atLeast"/>
           <w:jc w:val="center"/>
         </w:trPr>
         <w:tc>
@@ -399,7 +397,7 @@
             </w:r>
             <w:r>
               <w:rPr>
-                <w:rFonts w:asciiTheme="minorAscii" w:eastAsiaTheme="minorEastAsia" w:hAnsiTheme="minorAscii" w:hint="default"/>
+                <w:rFonts w:hint="default" w:asciiTheme="minorAscii" w:hAnsiTheme="minorAscii" w:eastAsiaTheme="minorEastAsia"/>
                 <w:spacing w:val="227"/>
                 <w:sz w:val="21"/>
                 <w:vertAlign w:val="baseline"/>
@@ -453,7 +451,7 @@
             </w:r>
             <w:r>
               <w:rPr>
-                <w:rFonts w:asciiTheme="minorAscii" w:eastAsiaTheme="minorEastAsia" w:hAnsiTheme="minorAscii" w:hint="eastAsia"/>
+                <w:rFonts w:hint="eastAsia" w:asciiTheme="minorAscii" w:hAnsiTheme="minorAscii" w:eastAsiaTheme="minorEastAsia"/>
                 <w:spacing w:val="227"/>
                 <w:sz w:val="21"/>
                 <w:vertAlign w:val="baseline"/>
@@ -475,8 +473,14 @@
       </w:tr>
       <w:tr>
         <w:tblPrEx>
-          <w:tblW w:w="0" w:type="auto"/>
-          <w:jc w:val="center"/>
+          <w:tblBorders>
+            <w:top w:val="none" w:color="auto" w:sz="0" w:space="0"/>
+            <w:left w:val="none" w:color="auto" w:sz="0" w:space="0"/>
+            <w:bottom w:val="none" w:color="auto" w:sz="0" w:space="0"/>
+            <w:right w:val="none" w:color="auto" w:sz="0" w:space="0"/>
+            <w:insideH w:val="none" w:color="auto" w:sz="0" w:space="0"/>
+            <w:insideV w:val="none" w:color="auto" w:sz="0" w:space="0"/>
+          </w:tblBorders>
           <w:tblCellMar>
             <w:top w:w="0" w:type="dxa"/>
             <w:left w:w="108" w:type="dxa"/>
@@ -485,7 +489,7 @@
           </w:tblCellMar>
         </w:tblPrEx>
         <w:trPr>
-          <w:trHeight w:val="810"/>
+          <w:trHeight w:val="810" w:hRule="atLeast"/>
           <w:jc w:val="center"/>
         </w:trPr>
         <w:tc>
@@ -509,7 +513,7 @@
               <w:snapToGrid w:val="0"/>
               <w:textAlignment w:val="baseline"/>
               <w:rPr>
-                <w:rFonts w:ascii="Arial" w:eastAsia="Arial" w:hAnsi="Arial" w:cs="Arial" w:hint="default"/>
+                <w:rFonts w:hint="default" w:ascii="Arial" w:hAnsi="Arial" w:eastAsia="Arial" w:cs="Arial"/>
                 <w:snapToGrid w:val="0"/>
                 <w:color w:val="000000"/>
                 <w:kern w:val="0"/>
@@ -541,7 +545,7 @@
             </w:r>
             <w:r>
               <w:rPr>
-                <w:rFonts w:asciiTheme="minorAscii" w:eastAsiaTheme="minorEastAsia" w:hAnsiTheme="minorAscii" w:hint="default"/>
+                <w:rFonts w:hint="default" w:asciiTheme="minorAscii" w:hAnsiTheme="minorAscii" w:eastAsiaTheme="minorEastAsia"/>
                 <w:spacing w:val="227"/>
                 <w:sz w:val="21"/>
                 <w:vertAlign w:val="baseline"/>
@@ -583,7 +587,7 @@
               <w:snapToGrid w:val="0"/>
               <w:textAlignment w:val="baseline"/>
               <w:rPr>
-                <w:rFonts w:ascii="Arial" w:eastAsia="Arial" w:hAnsi="Arial" w:cs="Arial" w:hint="default"/>
+                <w:rFonts w:hint="default" w:ascii="Arial" w:hAnsi="Arial" w:eastAsia="Arial" w:cs="Arial"/>
                 <w:snapToGrid w:val="0"/>
                 <w:color w:val="000000"/>
                 <w:kern w:val="0"/>
@@ -603,7 +607,7 @@
             </w:r>
             <w:r>
               <w:rPr>
-                <w:rFonts w:asciiTheme="minorAscii" w:eastAsiaTheme="minorEastAsia" w:hAnsiTheme="minorAscii" w:hint="eastAsia"/>
+                <w:rFonts w:hint="eastAsia" w:asciiTheme="minorAscii" w:hAnsiTheme="minorAscii" w:eastAsiaTheme="minorEastAsia"/>
                 <w:spacing w:val="227"/>
                 <w:sz w:val="21"/>
                 <w:vertAlign w:val="baseline"/>
@@ -625,8 +629,14 @@
       </w:tr>
       <w:tr>
         <w:tblPrEx>
-          <w:tblW w:w="0" w:type="auto"/>
-          <w:jc w:val="center"/>
+          <w:tblBorders>
+            <w:top w:val="none" w:color="auto" w:sz="0" w:space="0"/>
+            <w:left w:val="none" w:color="auto" w:sz="0" w:space="0"/>
+            <w:bottom w:val="none" w:color="auto" w:sz="0" w:space="0"/>
+            <w:right w:val="none" w:color="auto" w:sz="0" w:space="0"/>
+            <w:insideH w:val="none" w:color="auto" w:sz="0" w:space="0"/>
+            <w:insideV w:val="none" w:color="auto" w:sz="0" w:space="0"/>
+          </w:tblBorders>
           <w:tblCellMar>
             <w:top w:w="0" w:type="dxa"/>
             <w:left w:w="108" w:type="dxa"/>
@@ -635,7 +645,7 @@
           </w:tblCellMar>
         </w:tblPrEx>
         <w:trPr>
-          <w:trHeight w:val="635"/>
+          <w:trHeight w:val="635" w:hRule="atLeast"/>
           <w:jc w:val="center"/>
         </w:trPr>
         <w:tc>
@@ -685,7 +695,7 @@
             </w:r>
             <w:r>
               <w:rPr>
-                <w:rFonts w:asciiTheme="minorAscii" w:eastAsiaTheme="minorEastAsia" w:hAnsiTheme="minorAscii" w:hint="eastAsia"/>
+                <w:rFonts w:hint="eastAsia" w:asciiTheme="minorAscii" w:hAnsiTheme="minorAscii" w:eastAsiaTheme="minorEastAsia"/>
                 <w:spacing w:val="227"/>
                 <w:sz w:val="21"/>
                 <w:vertAlign w:val="baseline"/>
@@ -738,7 +748,7 @@
             </w:r>
             <w:r>
               <w:rPr>
-                <w:rFonts w:asciiTheme="minorAscii" w:eastAsiaTheme="minorEastAsia" w:hAnsiTheme="minorAscii" w:hint="eastAsia"/>
+                <w:rFonts w:hint="eastAsia" w:asciiTheme="minorAscii" w:hAnsiTheme="minorAscii" w:eastAsiaTheme="minorEastAsia"/>
                 <w:spacing w:val="227"/>
                 <w:sz w:val="21"/>
                 <w:vertAlign w:val="baseline"/>
@@ -797,14 +807,14 @@
         <w:ind w:left="3634"/>
         <w:textAlignment w:val="baseline"/>
         <w:rPr>
-          <w:rFonts w:ascii="宋体" w:eastAsia="宋体" w:hAnsi="宋体" w:cs="宋体"/>
+          <w:rFonts w:ascii="宋体" w:hAnsi="宋体" w:eastAsia="宋体" w:cs="宋体"/>
           <w:sz w:val="31"/>
           <w:szCs w:val="31"/>
         </w:rPr>
       </w:pPr>
       <w:r>
         <w:rPr>
-          <w:rFonts w:ascii="宋体" w:eastAsia="宋体" w:hAnsi="宋体" w:cs="宋体"/>
+          <w:rFonts w:ascii="宋体" w:hAnsi="宋体" w:eastAsia="宋体" w:cs="宋体"/>
           <w:b/>
           <w:bCs/>
           <w:spacing w:val="4"/>
@@ -816,16 +826,16 @@
     </w:p>
     <w:tbl>
       <w:tblPr>
-        <w:tblStyle w:val="TableNormal0"/>
+        <w:tblStyle w:val="26"/>
         <w:tblW w:w="8214" w:type="dxa"/>
         <w:jc w:val="center"/>
         <w:tblBorders>
-          <w:top w:val="single" w:sz="2" w:space="0" w:color="000000"/>
-          <w:left w:val="single" w:sz="2" w:space="0" w:color="000000"/>
-          <w:bottom w:val="single" w:sz="2" w:space="0" w:color="000000"/>
-          <w:right w:val="single" w:sz="2" w:space="0" w:color="000000"/>
-          <w:insideH w:val="single" w:sz="2" w:space="0" w:color="000000"/>
-          <w:insideV w:val="single" w:sz="2" w:space="0" w:color="000000"/>
+          <w:top w:val="single" w:color="000000" w:sz="2" w:space="0"/>
+          <w:left w:val="single" w:color="000000" w:sz="2" w:space="0"/>
+          <w:bottom w:val="single" w:color="000000" w:sz="2" w:space="0"/>
+          <w:right w:val="single" w:color="000000" w:sz="2" w:space="0"/>
+          <w:insideH w:val="single" w:color="000000" w:sz="2" w:space="0"/>
+          <w:insideV w:val="single" w:color="000000" w:sz="2" w:space="0"/>
         </w:tblBorders>
         <w:tblLayout w:type="fixed"/>
         <w:tblCellMar>
@@ -845,17 +855,14 @@
       </w:tblGrid>
       <w:tr>
         <w:tblPrEx>
-          <w:tblW w:w="8214" w:type="dxa"/>
-          <w:jc w:val="center"/>
           <w:tblBorders>
-            <w:top w:val="single" w:sz="2" w:space="0" w:color="000000"/>
-            <w:left w:val="single" w:sz="2" w:space="0" w:color="000000"/>
-            <w:bottom w:val="single" w:sz="2" w:space="0" w:color="000000"/>
-            <w:right w:val="single" w:sz="2" w:space="0" w:color="000000"/>
-            <w:insideH w:val="single" w:sz="2" w:space="0" w:color="000000"/>
-            <w:insideV w:val="single" w:sz="2" w:space="0" w:color="000000"/>
+            <w:top w:val="single" w:color="000000" w:sz="2" w:space="0"/>
+            <w:left w:val="single" w:color="000000" w:sz="2" w:space="0"/>
+            <w:bottom w:val="single" w:color="000000" w:sz="2" w:space="0"/>
+            <w:right w:val="single" w:color="000000" w:sz="2" w:space="0"/>
+            <w:insideH w:val="single" w:color="000000" w:sz="2" w:space="0"/>
+            <w:insideV w:val="single" w:color="000000" w:sz="2" w:space="0"/>
           </w:tblBorders>
-          <w:tblLayout w:type="fixed"/>
           <w:tblCellMar>
             <w:top w:w="0" w:type="dxa"/>
             <w:left w:w="0" w:type="dxa"/>
@@ -864,7 +871,7 @@
           </w:tblCellMar>
         </w:tblPrEx>
         <w:trPr>
-          <w:trHeight w:val="593"/>
+          <w:trHeight w:val="593" w:hRule="atLeast"/>
           <w:jc w:val="center"/>
         </w:trPr>
         <w:tc>
@@ -886,18 +893,18 @@
               <w:adjustRightInd w:val="0"/>
               <w:snapToGrid w:val="0"/>
               <w:spacing w:before="176" w:line="228" w:lineRule="auto"/>
-              <w:ind w:left="0" w:right="0" w:firstLine="0" w:leftChars="0" w:rightChars="0" w:firstLineChars="0"/>
+              <w:ind w:left="0" w:leftChars="0" w:right="0" w:rightChars="0" w:firstLine="0" w:firstLineChars="0"/>
               <w:jc w:val="center"/>
               <w:textAlignment w:val="baseline"/>
               <w:rPr>
-                <w:rFonts w:ascii="宋体" w:eastAsia="宋体" w:hAnsi="宋体" w:cs="宋体"/>
+                <w:rFonts w:ascii="宋体" w:hAnsi="宋体" w:eastAsia="宋体" w:cs="宋体"/>
                 <w:sz w:val="20"/>
                 <w:szCs w:val="20"/>
               </w:rPr>
             </w:pPr>
             <w:r>
               <w:rPr>
-                <w:rFonts w:ascii="宋体" w:hAnsi="宋体" w:cs="宋体" w:hint="eastAsia"/>
+                <w:rFonts w:hint="eastAsia" w:ascii="宋体" w:hAnsi="宋体" w:cs="宋体"/>
                 <w:spacing w:val="-14"/>
                 <w:sz w:val="20"/>
                 <w:szCs w:val="20"/>
@@ -907,7 +914,7 @@
             </w:r>
             <w:r>
               <w:rPr>
-                <w:rFonts w:ascii="宋体" w:eastAsia="宋体" w:hAnsi="宋体" w:cs="宋体"/>
+                <w:rFonts w:ascii="宋体" w:hAnsi="宋体" w:eastAsia="宋体" w:cs="宋体"/>
                 <w:spacing w:val="-14"/>
                 <w:sz w:val="20"/>
                 <w:szCs w:val="20"/>
@@ -935,18 +942,18 @@
               <w:adjustRightInd w:val="0"/>
               <w:snapToGrid w:val="0"/>
               <w:spacing w:before="175" w:line="227" w:lineRule="auto"/>
-              <w:ind w:left="0" w:right="0" w:firstLine="0" w:leftChars="0" w:rightChars="0" w:firstLineChars="0"/>
+              <w:ind w:left="0" w:leftChars="0" w:right="0" w:rightChars="0" w:firstLine="0" w:firstLineChars="0"/>
               <w:jc w:val="center"/>
               <w:textAlignment w:val="baseline"/>
               <w:rPr>
-                <w:rFonts w:ascii="宋体" w:eastAsia="宋体" w:hAnsi="宋体" w:cs="宋体"/>
+                <w:rFonts w:ascii="宋体" w:hAnsi="宋体" w:eastAsia="宋体" w:cs="宋体"/>
                 <w:sz w:val="20"/>
                 <w:szCs w:val="20"/>
               </w:rPr>
             </w:pPr>
             <w:r>
               <w:rPr>
-                <w:rFonts w:ascii="宋体" w:eastAsia="宋体" w:hAnsi="宋体" w:cs="宋体"/>
+                <w:rFonts w:ascii="宋体" w:hAnsi="宋体" w:eastAsia="宋体" w:cs="宋体"/>
                 <w:spacing w:val="4"/>
                 <w:sz w:val="20"/>
                 <w:szCs w:val="20"/>
@@ -974,18 +981,18 @@
               <w:adjustRightInd w:val="0"/>
               <w:snapToGrid w:val="0"/>
               <w:spacing w:before="175" w:line="228" w:lineRule="auto"/>
-              <w:ind w:left="0" w:right="0" w:firstLine="0" w:leftChars="0" w:rightChars="0" w:firstLineChars="0"/>
+              <w:ind w:left="0" w:leftChars="0" w:right="0" w:rightChars="0" w:firstLine="0" w:firstLineChars="0"/>
               <w:jc w:val="center"/>
               <w:textAlignment w:val="baseline"/>
               <w:rPr>
-                <w:rFonts w:ascii="宋体" w:eastAsia="宋体" w:hAnsi="宋体" w:cs="宋体"/>
+                <w:rFonts w:ascii="宋体" w:hAnsi="宋体" w:eastAsia="宋体" w:cs="宋体"/>
                 <w:sz w:val="20"/>
                 <w:szCs w:val="20"/>
               </w:rPr>
             </w:pPr>
             <w:r>
               <w:rPr>
-                <w:rFonts w:ascii="宋体" w:eastAsia="宋体" w:hAnsi="宋体" w:cs="宋体"/>
+                <w:rFonts w:ascii="宋体" w:hAnsi="宋体" w:eastAsia="宋体" w:cs="宋体"/>
                 <w:spacing w:val="7"/>
                 <w:sz w:val="20"/>
                 <w:szCs w:val="20"/>
@@ -1013,11 +1020,11 @@
               <w:adjustRightInd w:val="0"/>
               <w:snapToGrid w:val="0"/>
               <w:spacing w:before="175" w:line="228" w:lineRule="auto"/>
-              <w:ind w:left="0" w:right="0" w:firstLine="0" w:leftChars="0" w:rightChars="0" w:firstLineChars="0"/>
+              <w:ind w:left="0" w:leftChars="0" w:right="0" w:rightChars="0" w:firstLine="0" w:firstLineChars="0"/>
               <w:jc w:val="center"/>
               <w:textAlignment w:val="baseline"/>
               <w:rPr>
-                <w:rFonts w:ascii="宋体" w:eastAsia="宋体" w:hAnsi="宋体" w:cs="宋体" w:hint="eastAsia"/>
+                <w:rFonts w:hint="eastAsia" w:ascii="宋体" w:hAnsi="宋体" w:eastAsia="宋体" w:cs="宋体"/>
                 <w:spacing w:val="7"/>
                 <w:sz w:val="20"/>
                 <w:szCs w:val="20"/>
@@ -1026,7 +1033,7 @@
             </w:pPr>
             <w:r>
               <w:rPr>
-                <w:rFonts w:ascii="宋体" w:hAnsi="宋体" w:cs="宋体" w:hint="eastAsia"/>
+                <w:rFonts w:hint="eastAsia" w:ascii="宋体" w:hAnsi="宋体" w:cs="宋体"/>
                 <w:spacing w:val="7"/>
                 <w:sz w:val="20"/>
                 <w:szCs w:val="20"/>
@@ -1055,11 +1062,11 @@
               <w:adjustRightInd w:val="0"/>
               <w:snapToGrid w:val="0"/>
               <w:spacing w:before="175" w:line="228" w:lineRule="auto"/>
-              <w:ind w:left="0" w:right="0" w:firstLine="0" w:leftChars="0" w:rightChars="0" w:firstLineChars="0"/>
+              <w:ind w:left="0" w:leftChars="0" w:right="0" w:rightChars="0" w:firstLine="0" w:firstLineChars="0"/>
               <w:jc w:val="center"/>
               <w:textAlignment w:val="baseline"/>
               <w:rPr>
-                <w:rFonts w:ascii="宋体" w:hAnsi="宋体" w:cs="宋体" w:hint="default"/>
+                <w:rFonts w:hint="default" w:ascii="宋体" w:hAnsi="宋体" w:cs="宋体"/>
                 <w:spacing w:val="7"/>
                 <w:sz w:val="20"/>
                 <w:szCs w:val="20"/>
@@ -1068,7 +1075,7 @@
             </w:pPr>
             <w:r>
               <w:rPr>
-                <w:rFonts w:ascii="宋体" w:hAnsi="宋体" w:cs="宋体" w:hint="eastAsia"/>
+                <w:rFonts w:hint="eastAsia" w:ascii="宋体" w:hAnsi="宋体" w:cs="宋体"/>
                 <w:spacing w:val="7"/>
                 <w:sz w:val="20"/>
                 <w:szCs w:val="20"/>
@@ -1097,18 +1104,18 @@
               <w:adjustRightInd w:val="0"/>
               <w:snapToGrid w:val="0"/>
               <w:spacing w:before="176" w:line="229" w:lineRule="auto"/>
-              <w:ind w:left="0" w:right="0" w:firstLine="0" w:leftChars="0" w:rightChars="0" w:firstLineChars="0"/>
+              <w:ind w:left="0" w:leftChars="0" w:right="0" w:rightChars="0" w:firstLine="0" w:firstLineChars="0"/>
               <w:jc w:val="center"/>
               <w:textAlignment w:val="baseline"/>
               <w:rPr>
-                <w:rFonts w:ascii="宋体" w:eastAsia="宋体" w:hAnsi="宋体" w:cs="宋体"/>
+                <w:rFonts w:ascii="宋体" w:hAnsi="宋体" w:eastAsia="宋体" w:cs="宋体"/>
                 <w:sz w:val="20"/>
                 <w:szCs w:val="20"/>
               </w:rPr>
             </w:pPr>
             <w:r>
               <w:rPr>
-                <w:rFonts w:ascii="宋体" w:eastAsia="宋体" w:hAnsi="宋体" w:cs="宋体"/>
+                <w:rFonts w:ascii="宋体" w:hAnsi="宋体" w:eastAsia="宋体" w:cs="宋体"/>
                 <w:spacing w:val="7"/>
                 <w:sz w:val="20"/>
                 <w:szCs w:val="20"/>
@@ -1120,9 +1127,14 @@
       </w:tr>
       <w:tr>
         <w:tblPrEx>
-          <w:tblW w:w="8214" w:type="dxa"/>
-          <w:jc w:val="center"/>
-          <w:tblLayout w:type="fixed"/>
+          <w:tblBorders>
+            <w:top w:val="single" w:color="000000" w:sz="2" w:space="0"/>
+            <w:left w:val="single" w:color="000000" w:sz="2" w:space="0"/>
+            <w:bottom w:val="single" w:color="000000" w:sz="2" w:space="0"/>
+            <w:right w:val="single" w:color="000000" w:sz="2" w:space="0"/>
+            <w:insideH w:val="single" w:color="000000" w:sz="2" w:space="0"/>
+            <w:insideV w:val="single" w:color="000000" w:sz="2" w:space="0"/>
+          </w:tblBorders>
           <w:tblCellMar>
             <w:top w:w="0" w:type="dxa"/>
             <w:left w:w="0" w:type="dxa"/>
@@ -1131,7 +1143,7 @@
           </w:tblCellMar>
         </w:tblPrEx>
         <w:trPr>
-          <w:trHeight w:val="516"/>
+          <w:trHeight w:val="516" w:hRule="atLeast"/>
           <w:jc w:val="center"/>
         </w:trPr>
         <w:tc>
@@ -1154,11 +1166,11 @@
               <w:adjustRightInd w:val="0"/>
               <w:snapToGrid w:val="0"/>
               <w:spacing w:before="173" w:line="267" w:lineRule="exact"/>
-              <w:ind w:left="0" w:right="0" w:firstLine="0" w:leftChars="0" w:rightChars="0" w:firstLineChars="0"/>
+              <w:ind w:left="0" w:leftChars="0" w:right="0" w:rightChars="0" w:firstLine="0" w:firstLineChars="0"/>
               <w:jc w:val="center"/>
               <w:textAlignment w:val="baseline"/>
               <w:rPr>
-                <w:rFonts w:ascii="宋体" w:eastAsia="宋体" w:hAnsi="宋体" w:cs="宋体" w:hint="default"/>
+                <w:rFonts w:hint="default" w:ascii="宋体" w:hAnsi="宋体" w:eastAsia="宋体" w:cs="宋体"/>
                 <w:snapToGrid w:val="0"/>
                 <w:color w:val="000000"/>
                 <w:kern w:val="0"/>
@@ -1169,13 +1181,24 @@
             </w:pPr>
             <w:r>
               <w:rPr>
-                <w:rFonts w:ascii="宋体" w:eastAsia="宋体" w:hAnsi="宋体" w:cs="宋体"/>
+                <w:rFonts w:ascii="宋体" w:hAnsi="宋体" w:eastAsia="宋体" w:cs="宋体"/>
                 <w:spacing w:val="3"/>
                 <w:position w:val="1"/>
                 <w:sz w:val="20"/>
                 <w:szCs w:val="20"/>
               </w:rPr>
-              <w:t>2022.6.20</w:t>
+              <w:t>2025.1.</w:t>
+            </w:r>
+            <w:r>
+              <w:rPr>
+                <w:rFonts w:hint="eastAsia" w:ascii="宋体" w:hAnsi="宋体" w:cs="宋体"/>
+                <w:spacing w:val="3"/>
+                <w:position w:val="1"/>
+                <w:sz w:val="20"/>
+                <w:szCs w:val="20"/>
+                <w:lang w:val="en-US" w:eastAsia="zh-CN"/>
+              </w:rPr>
+              <w:t>10</w:t>
             </w:r>
           </w:p>
         </w:tc>
@@ -1199,11 +1222,11 @@
               <w:adjustRightInd w:val="0"/>
               <w:snapToGrid w:val="0"/>
               <w:spacing w:before="173" w:line="267" w:lineRule="exact"/>
-              <w:ind w:left="0" w:right="0" w:firstLine="0" w:leftChars="0" w:rightChars="0" w:firstLineChars="0"/>
+              <w:ind w:left="0" w:leftChars="0" w:right="0" w:rightChars="0" w:firstLine="0" w:firstLineChars="0"/>
               <w:jc w:val="center"/>
               <w:textAlignment w:val="baseline"/>
               <w:rPr>
-                <w:rFonts w:ascii="宋体" w:eastAsia="宋体" w:hAnsi="宋体" w:cs="宋体"/>
+                <w:rFonts w:ascii="宋体" w:hAnsi="宋体" w:eastAsia="宋体" w:cs="宋体"/>
                 <w:snapToGrid w:val="0"/>
                 <w:color w:val="000000"/>
                 <w:kern w:val="0"/>
@@ -1214,7 +1237,7 @@
             </w:pPr>
             <w:r>
               <w:rPr>
-                <w:rFonts w:ascii="宋体" w:eastAsia="宋体" w:hAnsi="宋体" w:cs="宋体"/>
+                <w:rFonts w:ascii="宋体" w:hAnsi="宋体" w:eastAsia="宋体" w:cs="宋体"/>
                 <w:spacing w:val="4"/>
                 <w:position w:val="1"/>
                 <w:sz w:val="20"/>
@@ -1244,11 +1267,11 @@
               <w:adjustRightInd w:val="0"/>
               <w:snapToGrid w:val="0"/>
               <w:spacing w:before="172" w:line="228" w:lineRule="auto"/>
-              <w:ind w:left="0" w:right="0" w:firstLine="0" w:leftChars="0" w:rightChars="0" w:firstLineChars="0"/>
+              <w:ind w:left="0" w:leftChars="0" w:right="0" w:rightChars="0" w:firstLine="0" w:firstLineChars="0"/>
               <w:jc w:val="center"/>
               <w:textAlignment w:val="baseline"/>
               <w:rPr>
-                <w:rFonts w:ascii="宋体" w:eastAsia="宋体" w:hAnsi="宋体" w:cs="宋体"/>
+                <w:rFonts w:ascii="宋体" w:hAnsi="宋体" w:eastAsia="宋体" w:cs="宋体"/>
                 <w:snapToGrid w:val="0"/>
                 <w:color w:val="000000"/>
                 <w:kern w:val="0"/>
@@ -1259,7 +1282,7 @@
             </w:pPr>
             <w:r>
               <w:rPr>
-                <w:rFonts w:ascii="宋体" w:eastAsia="宋体" w:hAnsi="宋体" w:cs="宋体"/>
+                <w:rFonts w:ascii="宋体" w:hAnsi="宋体" w:eastAsia="宋体" w:cs="宋体"/>
                 <w:spacing w:val="200"/>
                 <w:kern w:val="0"/>
                 <w:sz w:val="20"/>
@@ -1269,7 +1292,7 @@
             </w:r>
             <w:r>
               <w:rPr>
-                <w:rFonts w:ascii="宋体" w:eastAsia="宋体" w:hAnsi="宋体" w:cs="宋体"/>
+                <w:rFonts w:ascii="宋体" w:hAnsi="宋体" w:eastAsia="宋体" w:cs="宋体"/>
                 <w:spacing w:val="0"/>
                 <w:kern w:val="0"/>
                 <w:sz w:val="20"/>
@@ -1299,11 +1322,11 @@
               <w:adjustRightInd w:val="0"/>
               <w:snapToGrid w:val="0"/>
               <w:spacing w:before="172" w:line="228" w:lineRule="auto"/>
-              <w:ind w:left="0" w:right="0" w:firstLine="0" w:leftChars="0" w:rightChars="0" w:firstLineChars="0"/>
+              <w:ind w:left="0" w:leftChars="0" w:right="0" w:rightChars="0" w:firstLine="0" w:firstLineChars="0"/>
               <w:jc w:val="center"/>
               <w:textAlignment w:val="baseline"/>
               <w:rPr>
-                <w:rFonts w:ascii="宋体" w:eastAsia="宋体" w:hAnsi="宋体" w:cs="宋体"/>
+                <w:rFonts w:ascii="宋体" w:hAnsi="宋体" w:eastAsia="宋体" w:cs="宋体"/>
                 <w:snapToGrid w:val="0"/>
                 <w:color w:val="000000"/>
                 <w:spacing w:val="200"/>
@@ -1315,7 +1338,7 @@
             </w:pPr>
             <w:r>
               <w:rPr>
-                <w:rFonts w:ascii="宋体" w:hAnsi="宋体" w:cs="宋体" w:hint="eastAsia"/>
+                <w:rFonts w:hint="eastAsia" w:ascii="宋体" w:hAnsi="宋体" w:cs="宋体"/>
                 <w:spacing w:val="200"/>
                 <w:kern w:val="0"/>
                 <w:sz w:val="20"/>
@@ -1346,11 +1369,11 @@
               <w:adjustRightInd w:val="0"/>
               <w:snapToGrid w:val="0"/>
               <w:spacing w:before="173" w:line="229" w:lineRule="auto"/>
-              <w:ind w:left="0" w:right="0" w:firstLine="0" w:leftChars="0" w:rightChars="0" w:firstLineChars="0"/>
+              <w:ind w:left="0" w:leftChars="0" w:right="0" w:rightChars="0" w:firstLine="0" w:firstLineChars="0"/>
               <w:jc w:val="center"/>
               <w:textAlignment w:val="baseline"/>
               <w:rPr>
-                <w:rFonts w:ascii="宋体" w:eastAsia="宋体" w:hAnsi="宋体" w:cs="宋体"/>
+                <w:rFonts w:ascii="宋体" w:hAnsi="宋体" w:eastAsia="宋体" w:cs="宋体"/>
                 <w:snapToGrid w:val="0"/>
                 <w:color w:val="000000"/>
                 <w:spacing w:val="200"/>
@@ -1362,7 +1385,7 @@
             </w:pPr>
             <w:r>
               <w:rPr>
-                <w:rFonts w:asciiTheme="minorAscii" w:eastAsiaTheme="minorEastAsia" w:hAnsiTheme="minorAscii" w:hint="eastAsia"/>
+                <w:rFonts w:hint="eastAsia" w:asciiTheme="minorAscii" w:hAnsiTheme="minorAscii" w:eastAsiaTheme="minorEastAsia"/>
                 <w:spacing w:val="0"/>
                 <w:kern w:val="0"/>
                 <w:sz w:val="21"/>
@@ -1393,11 +1416,11 @@
               <w:adjustRightInd w:val="0"/>
               <w:snapToGrid w:val="0"/>
               <w:spacing w:before="173" w:line="229" w:lineRule="auto"/>
-              <w:ind w:left="0" w:right="0" w:firstLine="0" w:leftChars="0" w:rightChars="0" w:firstLineChars="0"/>
+              <w:ind w:left="0" w:leftChars="0" w:right="0" w:rightChars="0" w:firstLine="0" w:firstLineChars="0"/>
               <w:jc w:val="center"/>
               <w:textAlignment w:val="baseline"/>
               <w:rPr>
-                <w:rFonts w:ascii="宋体" w:eastAsia="宋体" w:hAnsi="宋体" w:cs="宋体"/>
+                <w:rFonts w:ascii="宋体" w:hAnsi="宋体" w:eastAsia="宋体" w:cs="宋体"/>
                 <w:snapToGrid w:val="0"/>
                 <w:color w:val="000000"/>
                 <w:kern w:val="0"/>
@@ -1408,7 +1431,7 @@
             </w:pPr>
             <w:r>
               <w:rPr>
-                <w:rFonts w:asciiTheme="minorAscii" w:eastAsiaTheme="minorEastAsia" w:hAnsiTheme="minorAscii" w:hint="eastAsia"/>
+                <w:rFonts w:hint="eastAsia" w:asciiTheme="minorAscii" w:hAnsiTheme="minorAscii" w:eastAsiaTheme="minorEastAsia"/>
                 <w:spacing w:val="0"/>
                 <w:kern w:val="0"/>
                 <w:sz w:val="21"/>
@@ -1422,9 +1445,14 @@
       </w:tr>
       <w:tr>
         <w:tblPrEx>
-          <w:tblW w:w="8214" w:type="dxa"/>
-          <w:jc w:val="center"/>
-          <w:tblLayout w:type="fixed"/>
+          <w:tblBorders>
+            <w:top w:val="single" w:color="000000" w:sz="2" w:space="0"/>
+            <w:left w:val="single" w:color="000000" w:sz="2" w:space="0"/>
+            <w:bottom w:val="single" w:color="000000" w:sz="2" w:space="0"/>
+            <w:right w:val="single" w:color="000000" w:sz="2" w:space="0"/>
+            <w:insideH w:val="single" w:color="000000" w:sz="2" w:space="0"/>
+            <w:insideV w:val="single" w:color="000000" w:sz="2" w:space="0"/>
+          </w:tblBorders>
           <w:tblCellMar>
             <w:top w:w="0" w:type="dxa"/>
             <w:left w:w="0" w:type="dxa"/>
@@ -1433,7 +1461,7 @@
           </w:tblCellMar>
         </w:tblPrEx>
         <w:trPr>
-          <w:trHeight w:val="556"/>
+          <w:trHeight w:val="516" w:hRule="atLeast"/>
           <w:jc w:val="center"/>
         </w:trPr>
         <w:tc>
@@ -1456,40 +1484,21 @@
               <w:adjustRightInd w:val="0"/>
               <w:snapToGrid w:val="0"/>
               <w:spacing w:before="173" w:line="267" w:lineRule="exact"/>
-              <w:ind w:left="0" w:right="0" w:firstLine="0" w:leftChars="0" w:rightChars="0" w:firstLineChars="0"/>
+              <w:ind w:left="0" w:leftChars="0" w:right="0" w:rightChars="0" w:firstLine="0" w:firstLineChars="0"/>
               <w:jc w:val="center"/>
               <w:textAlignment w:val="baseline"/>
               <w:rPr>
-                <w:rFonts w:ascii="Arial" w:eastAsia="宋体" w:hAnsi="Arial" w:cs="Arial"/>
-                <w:snapToGrid w:val="0"/>
-                <w:color w:val="000000"/>
-                <w:kern w:val="0"/>
-                <w:sz w:val="21"/>
-                <w:szCs w:val="21"/>
-                <w:lang w:val="en-US" w:eastAsia="en-US" w:bidi="ar-SA"/>
-              </w:rPr>
-            </w:pPr>
-            <w:r>
-              <w:rPr>
-                <w:rFonts w:ascii="宋体" w:eastAsia="宋体" w:hAnsi="宋体" w:cs="宋体"/>
-                <w:spacing w:val="3"/>
-                <w:position w:val="1"/>
+                <w:rFonts w:hint="default" w:ascii="宋体" w:hAnsi="宋体" w:eastAsia="宋体" w:cs="宋体"/>
+                <w:snapToGrid w:val="0"/>
+                <w:color w:val="000000"/>
+                <w:kern w:val="0"/>
                 <w:sz w:val="20"/>
                 <w:szCs w:val="20"/>
-              </w:rPr>
-              <w:t>2025.1.</w:t>
-            </w:r>
-            <w:r>
-              <w:rPr>
-                <w:rFonts w:ascii="宋体" w:hAnsi="宋体" w:cs="宋体" w:hint="eastAsia"/>
-                <w:spacing w:val="3"/>
-                <w:position w:val="1"/>
-                <w:sz w:val="20"/>
-                <w:szCs w:val="20"/>
-                <w:lang w:val="en-US" w:eastAsia="zh-CN"/>
-              </w:rPr>
-              <w:t>10</w:t>
-            </w:r>
+                <w:lang w:val="en-US" w:eastAsia="en-US" w:bidi="ar-SA"/>
+              </w:rPr>
+            </w:pPr>
+            <w:bookmarkStart w:id="19" w:name="_GoBack"/>
+            <w:bookmarkEnd w:id="19"/>
           </w:p>
         </w:tc>
         <w:tc>
@@ -1512,29 +1521,19 @@
               <w:adjustRightInd w:val="0"/>
               <w:snapToGrid w:val="0"/>
               <w:spacing w:before="173" w:line="267" w:lineRule="exact"/>
-              <w:ind w:left="0" w:right="0" w:firstLine="0" w:leftChars="0" w:rightChars="0" w:firstLineChars="0"/>
+              <w:ind w:left="0" w:leftChars="0" w:right="0" w:rightChars="0" w:firstLine="0" w:firstLineChars="0"/>
               <w:jc w:val="center"/>
               <w:textAlignment w:val="baseline"/>
               <w:rPr>
-                <w:rFonts w:ascii="Arial" w:eastAsia="宋体" w:hAnsi="Arial" w:cs="Arial"/>
-                <w:snapToGrid w:val="0"/>
-                <w:color w:val="000000"/>
-                <w:kern w:val="0"/>
-                <w:sz w:val="21"/>
-                <w:szCs w:val="21"/>
-                <w:lang w:val="en-US" w:eastAsia="en-US" w:bidi="ar-SA"/>
-              </w:rPr>
-            </w:pPr>
-            <w:r>
-              <w:rPr>
-                <w:rFonts w:ascii="宋体" w:eastAsia="宋体" w:hAnsi="宋体" w:cs="宋体"/>
-                <w:spacing w:val="4"/>
-                <w:position w:val="1"/>
+                <w:rFonts w:ascii="宋体" w:hAnsi="宋体" w:eastAsia="宋体" w:cs="宋体"/>
+                <w:snapToGrid w:val="0"/>
+                <w:color w:val="000000"/>
+                <w:kern w:val="0"/>
                 <w:sz w:val="20"/>
                 <w:szCs w:val="20"/>
-              </w:rPr>
-              <w:t>V1.0</w:t>
-            </w:r>
+                <w:lang w:val="en-US" w:eastAsia="en-US" w:bidi="ar-SA"/>
+              </w:rPr>
+            </w:pPr>
           </w:p>
         </w:tc>
         <w:tc>
@@ -1557,33 +1556,19 @@
               <w:adjustRightInd w:val="0"/>
               <w:snapToGrid w:val="0"/>
               <w:spacing w:before="172" w:line="228" w:lineRule="auto"/>
-              <w:ind w:left="0" w:right="0" w:firstLine="0" w:leftChars="0" w:rightChars="0" w:firstLineChars="0"/>
+              <w:ind w:left="0" w:leftChars="0" w:right="0" w:rightChars="0" w:firstLine="0" w:firstLineChars="0"/>
               <w:jc w:val="center"/>
               <w:textAlignment w:val="baseline"/>
               <w:rPr>
-                <w:rFonts w:ascii="Arial" w:eastAsia="宋体" w:hAnsi="Arial" w:cs="Arial" w:hint="default"/>
-                <w:snapToGrid w:val="0"/>
-                <w:color w:val="000000"/>
-                <w:kern w:val="0"/>
-                <w:sz w:val="21"/>
-                <w:szCs w:val="21"/>
-                <w:lang w:val="en-US" w:eastAsia="zh-CN" w:bidi="ar-SA"/>
+                <w:rFonts w:ascii="宋体" w:hAnsi="宋体" w:eastAsia="宋体" w:cs="宋体"/>
+                <w:snapToGrid w:val="0"/>
+                <w:color w:val="000000"/>
+                <w:kern w:val="0"/>
+                <w:sz w:val="20"/>
+                <w:szCs w:val="20"/>
+                <w:lang w:val="en-US" w:eastAsia="en-US" w:bidi="ar-SA"/>
               </w:rPr>
             </w:pPr>
-            <w:r>
-              <w:rPr>
-                <w:rFonts w:cs="Arial" w:hint="eastAsia"/>
-                <w:snapToGrid w:val="0"/>
-                <w:color w:val="000000"/>
-                <w:kern w:val="0"/>
-                <w:sz w:val="21"/>
-                <w:szCs w:val="21"/>
-                <w:lang w:val="en-US" w:eastAsia="zh-CN" w:bidi="ar-SA"/>
-              </w:rPr>
-              <w:t>修订与其他流程的接口</w:t>
-            </w:r>
-            <w:bookmarkStart w:id="2" w:name="_GoBack"/>
-            <w:bookmarkEnd w:id="2"/>
           </w:p>
         </w:tc>
         <w:tc>
@@ -1606,30 +1591,20 @@
               <w:adjustRightInd w:val="0"/>
               <w:snapToGrid w:val="0"/>
               <w:spacing w:before="172" w:line="228" w:lineRule="auto"/>
-              <w:ind w:left="0" w:right="0" w:firstLine="0" w:leftChars="0" w:rightChars="0" w:firstLineChars="0"/>
+              <w:ind w:left="0" w:leftChars="0" w:right="0" w:rightChars="0" w:firstLine="0" w:firstLineChars="0"/>
               <w:jc w:val="center"/>
               <w:textAlignment w:val="baseline"/>
               <w:rPr>
-                <w:rFonts w:ascii="Arial" w:eastAsia="宋体" w:hAnsi="Arial" w:cs="Arial"/>
-                <w:snapToGrid w:val="0"/>
-                <w:color w:val="000000"/>
-                <w:kern w:val="0"/>
-                <w:sz w:val="21"/>
-                <w:szCs w:val="21"/>
-                <w:lang w:val="en-US" w:eastAsia="en-US" w:bidi="ar-SA"/>
-              </w:rPr>
-            </w:pPr>
-            <w:r>
-              <w:rPr>
-                <w:rFonts w:ascii="宋体" w:hAnsi="宋体" w:cs="宋体" w:hint="eastAsia"/>
+                <w:rFonts w:ascii="宋体" w:hAnsi="宋体" w:eastAsia="宋体" w:cs="宋体"/>
+                <w:snapToGrid w:val="0"/>
+                <w:color w:val="000000"/>
                 <w:spacing w:val="200"/>
                 <w:kern w:val="0"/>
                 <w:sz w:val="20"/>
                 <w:szCs w:val="20"/>
-                <w:lang w:val="en-US" w:eastAsia="zh-CN"/>
-              </w:rPr>
-              <w:t>程方</w:t>
-            </w:r>
+                <w:lang w:val="en-US" w:eastAsia="en-US" w:bidi="ar-SA"/>
+              </w:rPr>
+            </w:pPr>
           </w:p>
         </w:tc>
         <w:tc>
@@ -1652,30 +1627,20 @@
               <w:adjustRightInd w:val="0"/>
               <w:snapToGrid w:val="0"/>
               <w:spacing w:before="173" w:line="229" w:lineRule="auto"/>
-              <w:ind w:left="0" w:right="0" w:firstLine="0" w:leftChars="0" w:rightChars="0" w:firstLineChars="0"/>
+              <w:ind w:left="0" w:leftChars="0" w:right="0" w:rightChars="0" w:firstLine="0" w:firstLineChars="0"/>
               <w:jc w:val="center"/>
               <w:textAlignment w:val="baseline"/>
               <w:rPr>
-                <w:rFonts w:ascii="Arial" w:eastAsia="宋体" w:hAnsi="Arial" w:cs="Arial"/>
-                <w:snapToGrid w:val="0"/>
-                <w:color w:val="000000"/>
-                <w:kern w:val="0"/>
-                <w:sz w:val="21"/>
-                <w:szCs w:val="21"/>
+                <w:rFonts w:ascii="宋体" w:hAnsi="宋体" w:eastAsia="宋体" w:cs="宋体"/>
+                <w:snapToGrid w:val="0"/>
+                <w:color w:val="000000"/>
+                <w:spacing w:val="200"/>
+                <w:kern w:val="0"/>
+                <w:sz w:val="20"/>
+                <w:szCs w:val="20"/>
                 <w:lang w:val="en-US" w:eastAsia="en-US" w:bidi="ar-SA"/>
               </w:rPr>
             </w:pPr>
-            <w:r>
-              <w:rPr>
-                <w:rFonts w:asciiTheme="minorAscii" w:eastAsiaTheme="minorEastAsia" w:hAnsiTheme="minorAscii" w:hint="eastAsia"/>
-                <w:spacing w:val="0"/>
-                <w:kern w:val="0"/>
-                <w:sz w:val="21"/>
-                <w:vertAlign w:val="baseline"/>
-                <w:lang w:val="en-US" w:eastAsia="zh-CN"/>
-              </w:rPr>
-              <w:t>茅建根</w:t>
-            </w:r>
           </w:p>
         </w:tc>
         <w:tc>
@@ -1698,38 +1663,32 @@
               <w:adjustRightInd w:val="0"/>
               <w:snapToGrid w:val="0"/>
               <w:spacing w:before="173" w:line="229" w:lineRule="auto"/>
-              <w:ind w:left="0" w:right="0" w:firstLine="0" w:leftChars="0" w:rightChars="0" w:firstLineChars="0"/>
+              <w:ind w:left="0" w:leftChars="0" w:right="0" w:rightChars="0" w:firstLine="0" w:firstLineChars="0"/>
               <w:jc w:val="center"/>
               <w:textAlignment w:val="baseline"/>
               <w:rPr>
-                <w:rFonts w:ascii="Arial" w:eastAsia="宋体" w:hAnsi="Arial" w:cs="Arial"/>
-                <w:snapToGrid w:val="0"/>
-                <w:color w:val="000000"/>
-                <w:kern w:val="0"/>
-                <w:sz w:val="21"/>
-                <w:szCs w:val="21"/>
+                <w:rFonts w:ascii="宋体" w:hAnsi="宋体" w:eastAsia="宋体" w:cs="宋体"/>
+                <w:snapToGrid w:val="0"/>
+                <w:color w:val="000000"/>
+                <w:kern w:val="0"/>
+                <w:sz w:val="20"/>
+                <w:szCs w:val="20"/>
                 <w:lang w:val="en-US" w:eastAsia="en-US" w:bidi="ar-SA"/>
               </w:rPr>
             </w:pPr>
-            <w:r>
-              <w:rPr>
-                <w:rFonts w:asciiTheme="minorAscii" w:eastAsiaTheme="minorEastAsia" w:hAnsiTheme="minorAscii" w:hint="eastAsia"/>
-                <w:spacing w:val="0"/>
-                <w:kern w:val="0"/>
-                <w:sz w:val="21"/>
-                <w:vertAlign w:val="baseline"/>
-                <w:lang w:val="en-US" w:eastAsia="zh-CN"/>
-              </w:rPr>
-              <w:t>吴亚红</w:t>
-            </w:r>
           </w:p>
         </w:tc>
       </w:tr>
       <w:tr>
         <w:tblPrEx>
-          <w:tblW w:w="8214" w:type="dxa"/>
-          <w:jc w:val="center"/>
-          <w:tblLayout w:type="fixed"/>
+          <w:tblBorders>
+            <w:top w:val="single" w:color="000000" w:sz="2" w:space="0"/>
+            <w:left w:val="single" w:color="000000" w:sz="2" w:space="0"/>
+            <w:bottom w:val="single" w:color="000000" w:sz="2" w:space="0"/>
+            <w:right w:val="single" w:color="000000" w:sz="2" w:space="0"/>
+            <w:insideH w:val="single" w:color="000000" w:sz="2" w:space="0"/>
+            <w:insideV w:val="single" w:color="000000" w:sz="2" w:space="0"/>
+          </w:tblBorders>
           <w:tblCellMar>
             <w:top w:w="0" w:type="dxa"/>
             <w:left w:w="0" w:type="dxa"/>
@@ -1738,16 +1697,16 @@
           </w:tblCellMar>
         </w:tblPrEx>
         <w:trPr>
-          <w:trHeight w:val="556"/>
+          <w:trHeight w:val="556" w:hRule="atLeast"/>
           <w:jc w:val="center"/>
         </w:trPr>
         <w:tc>
           <w:tcPr>
             <w:tcW w:w="1317" w:type="dxa"/>
+            <w:shd w:val="clear" w:color="auto" w:fill="auto"/>
           </w:tcPr>
           <w:p>
             <w:pPr>
-              <w:pStyle w:val="TableText"/>
               <w:keepNext w:val="0"/>
               <w:keepLines w:val="0"/>
               <w:pageBreakBefore w:val="0"/>
@@ -1760,19 +1719,29 @@
               <w:bidi w:val="0"/>
               <w:adjustRightInd w:val="0"/>
               <w:snapToGrid w:val="0"/>
-              <w:ind w:left="0" w:right="0" w:firstLine="0" w:leftChars="0" w:rightChars="0" w:firstLineChars="0"/>
+              <w:spacing w:before="173" w:line="267" w:lineRule="exact"/>
+              <w:ind w:left="0" w:leftChars="0" w:right="0" w:rightChars="0" w:firstLine="0" w:firstLineChars="0"/>
               <w:jc w:val="center"/>
               <w:textAlignment w:val="baseline"/>
+              <w:rPr>
+                <w:rFonts w:ascii="Arial" w:hAnsi="Arial" w:eastAsia="宋体" w:cs="Arial"/>
+                <w:snapToGrid w:val="0"/>
+                <w:color w:val="000000"/>
+                <w:kern w:val="0"/>
+                <w:sz w:val="21"/>
+                <w:szCs w:val="21"/>
+                <w:lang w:val="en-US" w:eastAsia="en-US" w:bidi="ar-SA"/>
+              </w:rPr>
             </w:pPr>
           </w:p>
         </w:tc>
         <w:tc>
           <w:tcPr>
             <w:tcW w:w="972" w:type="dxa"/>
+            <w:shd w:val="clear" w:color="auto" w:fill="auto"/>
           </w:tcPr>
           <w:p>
             <w:pPr>
-              <w:pStyle w:val="TableText"/>
               <w:keepNext w:val="0"/>
               <w:keepLines w:val="0"/>
               <w:pageBreakBefore w:val="0"/>
@@ -1785,19 +1754,29 @@
               <w:bidi w:val="0"/>
               <w:adjustRightInd w:val="0"/>
               <w:snapToGrid w:val="0"/>
-              <w:ind w:left="0" w:right="0" w:firstLine="0" w:leftChars="0" w:rightChars="0" w:firstLineChars="0"/>
+              <w:spacing w:before="173" w:line="267" w:lineRule="exact"/>
+              <w:ind w:left="0" w:leftChars="0" w:right="0" w:rightChars="0" w:firstLine="0" w:firstLineChars="0"/>
               <w:jc w:val="center"/>
               <w:textAlignment w:val="baseline"/>
+              <w:rPr>
+                <w:rFonts w:ascii="Arial" w:hAnsi="Arial" w:eastAsia="宋体" w:cs="Arial"/>
+                <w:snapToGrid w:val="0"/>
+                <w:color w:val="000000"/>
+                <w:kern w:val="0"/>
+                <w:sz w:val="21"/>
+                <w:szCs w:val="21"/>
+                <w:lang w:val="en-US" w:eastAsia="en-US" w:bidi="ar-SA"/>
+              </w:rPr>
             </w:pPr>
           </w:p>
         </w:tc>
         <w:tc>
           <w:tcPr>
             <w:tcW w:w="1575" w:type="dxa"/>
+            <w:shd w:val="clear" w:color="auto" w:fill="auto"/>
           </w:tcPr>
           <w:p>
             <w:pPr>
-              <w:pStyle w:val="TableText"/>
               <w:keepNext w:val="0"/>
               <w:keepLines w:val="0"/>
               <w:pageBreakBefore w:val="0"/>
@@ -1810,19 +1789,29 @@
               <w:bidi w:val="0"/>
               <w:adjustRightInd w:val="0"/>
               <w:snapToGrid w:val="0"/>
-              <w:ind w:left="0" w:right="0" w:firstLine="0" w:leftChars="0" w:rightChars="0" w:firstLineChars="0"/>
+              <w:spacing w:before="172" w:line="228" w:lineRule="auto"/>
+              <w:ind w:left="0" w:leftChars="0" w:right="0" w:rightChars="0" w:firstLine="0" w:firstLineChars="0"/>
               <w:jc w:val="center"/>
               <w:textAlignment w:val="baseline"/>
+              <w:rPr>
+                <w:rFonts w:hint="default" w:ascii="Arial" w:hAnsi="Arial" w:eastAsia="宋体" w:cs="Arial"/>
+                <w:snapToGrid w:val="0"/>
+                <w:color w:val="000000"/>
+                <w:kern w:val="0"/>
+                <w:sz w:val="21"/>
+                <w:szCs w:val="21"/>
+                <w:lang w:val="en-US" w:eastAsia="zh-CN" w:bidi="ar-SA"/>
+              </w:rPr>
             </w:pPr>
           </w:p>
         </w:tc>
         <w:tc>
           <w:tcPr>
             <w:tcW w:w="1829" w:type="dxa"/>
+            <w:shd w:val="clear" w:color="auto" w:fill="auto"/>
           </w:tcPr>
           <w:p>
             <w:pPr>
-              <w:pStyle w:val="TableText"/>
               <w:keepNext w:val="0"/>
               <w:keepLines w:val="0"/>
               <w:pageBreakBefore w:val="0"/>
@@ -1835,19 +1824,29 @@
               <w:bidi w:val="0"/>
               <w:adjustRightInd w:val="0"/>
               <w:snapToGrid w:val="0"/>
-              <w:ind w:left="0" w:right="0" w:firstLine="0" w:leftChars="0" w:rightChars="0" w:firstLineChars="0"/>
+              <w:spacing w:before="172" w:line="228" w:lineRule="auto"/>
+              <w:ind w:left="0" w:leftChars="0" w:right="0" w:rightChars="0" w:firstLine="0" w:firstLineChars="0"/>
               <w:jc w:val="center"/>
               <w:textAlignment w:val="baseline"/>
+              <w:rPr>
+                <w:rFonts w:ascii="Arial" w:hAnsi="Arial" w:eastAsia="宋体" w:cs="Arial"/>
+                <w:snapToGrid w:val="0"/>
+                <w:color w:val="000000"/>
+                <w:kern w:val="0"/>
+                <w:sz w:val="21"/>
+                <w:szCs w:val="21"/>
+                <w:lang w:val="en-US" w:eastAsia="en-US" w:bidi="ar-SA"/>
+              </w:rPr>
             </w:pPr>
           </w:p>
         </w:tc>
         <w:tc>
           <w:tcPr>
             <w:tcW w:w="1606" w:type="dxa"/>
+            <w:shd w:val="clear" w:color="auto" w:fill="auto"/>
           </w:tcPr>
           <w:p>
             <w:pPr>
-              <w:pStyle w:val="TableText"/>
               <w:keepNext w:val="0"/>
               <w:keepLines w:val="0"/>
               <w:pageBreakBefore w:val="0"/>
@@ -1860,19 +1859,29 @@
               <w:bidi w:val="0"/>
               <w:adjustRightInd w:val="0"/>
               <w:snapToGrid w:val="0"/>
-              <w:ind w:left="0" w:right="0" w:firstLine="0" w:leftChars="0" w:rightChars="0" w:firstLineChars="0"/>
+              <w:spacing w:before="173" w:line="229" w:lineRule="auto"/>
+              <w:ind w:left="0" w:leftChars="0" w:right="0" w:rightChars="0" w:firstLine="0" w:firstLineChars="0"/>
               <w:jc w:val="center"/>
               <w:textAlignment w:val="baseline"/>
+              <w:rPr>
+                <w:rFonts w:ascii="Arial" w:hAnsi="Arial" w:eastAsia="宋体" w:cs="Arial"/>
+                <w:snapToGrid w:val="0"/>
+                <w:color w:val="000000"/>
+                <w:kern w:val="0"/>
+                <w:sz w:val="21"/>
+                <w:szCs w:val="21"/>
+                <w:lang w:val="en-US" w:eastAsia="en-US" w:bidi="ar-SA"/>
+              </w:rPr>
             </w:pPr>
           </w:p>
         </w:tc>
         <w:tc>
           <w:tcPr>
             <w:tcW w:w="915" w:type="dxa"/>
+            <w:shd w:val="clear" w:color="auto" w:fill="auto"/>
           </w:tcPr>
           <w:p>
             <w:pPr>
-              <w:pStyle w:val="TableText"/>
               <w:keepNext w:val="0"/>
               <w:keepLines w:val="0"/>
               <w:pageBreakBefore w:val="0"/>
@@ -1885,27 +1894,36 @@
               <w:bidi w:val="0"/>
               <w:adjustRightInd w:val="0"/>
               <w:snapToGrid w:val="0"/>
-              <w:ind w:left="0" w:right="0" w:firstLine="0" w:leftChars="0" w:rightChars="0" w:firstLineChars="0"/>
+              <w:spacing w:before="173" w:line="229" w:lineRule="auto"/>
+              <w:ind w:left="0" w:leftChars="0" w:right="0" w:rightChars="0" w:firstLine="0" w:firstLineChars="0"/>
               <w:jc w:val="center"/>
               <w:textAlignment w:val="baseline"/>
+              <w:rPr>
+                <w:rFonts w:ascii="Arial" w:hAnsi="Arial" w:eastAsia="宋体" w:cs="Arial"/>
+                <w:snapToGrid w:val="0"/>
+                <w:color w:val="000000"/>
+                <w:kern w:val="0"/>
+                <w:sz w:val="21"/>
+                <w:szCs w:val="21"/>
+                <w:lang w:val="en-US" w:eastAsia="en-US" w:bidi="ar-SA"/>
+              </w:rPr>
             </w:pPr>
           </w:p>
         </w:tc>
       </w:tr>
       <w:tr>
         <w:tblPrEx>
-          <w:tblW w:w="8214" w:type="dxa"/>
-          <w:jc w:val="center"/>
-          <w:tblLayout w:type="fixed"/>
-          <w:tblCellMar>
-            <w:top w:w="0" w:type="dxa"/>
-            <w:left w:w="0" w:type="dxa"/>
-            <w:bottom w:w="0" w:type="dxa"/>
-            <w:right w:w="0" w:type="dxa"/>
-          </w:tblCellMar>
+          <w:tblBorders>
+            <w:top w:val="single" w:color="000000" w:sz="2" w:space="0"/>
+            <w:left w:val="single" w:color="000000" w:sz="2" w:space="0"/>
+            <w:bottom w:val="single" w:color="000000" w:sz="2" w:space="0"/>
+            <w:right w:val="single" w:color="000000" w:sz="2" w:space="0"/>
+            <w:insideH w:val="single" w:color="000000" w:sz="2" w:space="0"/>
+            <w:insideV w:val="single" w:color="000000" w:sz="2" w:space="0"/>
+          </w:tblBorders>
         </w:tblPrEx>
         <w:trPr>
-          <w:trHeight w:val="557"/>
+          <w:trHeight w:val="556" w:hRule="atLeast"/>
           <w:jc w:val="center"/>
         </w:trPr>
         <w:tc>
@@ -1914,7 +1932,7 @@
           </w:tcPr>
           <w:p>
             <w:pPr>
-              <w:pStyle w:val="TableText"/>
+              <w:pStyle w:val="27"/>
               <w:keepNext w:val="0"/>
               <w:keepLines w:val="0"/>
               <w:pageBreakBefore w:val="0"/>
@@ -1927,7 +1945,7 @@
               <w:bidi w:val="0"/>
               <w:adjustRightInd w:val="0"/>
               <w:snapToGrid w:val="0"/>
-              <w:ind w:left="0" w:right="0" w:firstLine="0" w:leftChars="0" w:rightChars="0" w:firstLineChars="0"/>
+              <w:ind w:left="0" w:leftChars="0" w:right="0" w:rightChars="0" w:firstLine="0" w:firstLineChars="0"/>
               <w:jc w:val="center"/>
               <w:textAlignment w:val="baseline"/>
             </w:pPr>
@@ -1939,7 +1957,7 @@
           </w:tcPr>
           <w:p>
             <w:pPr>
-              <w:pStyle w:val="TableText"/>
+              <w:pStyle w:val="27"/>
               <w:keepNext w:val="0"/>
               <w:keepLines w:val="0"/>
               <w:pageBreakBefore w:val="0"/>
@@ -1952,7 +1970,7 @@
               <w:bidi w:val="0"/>
               <w:adjustRightInd w:val="0"/>
               <w:snapToGrid w:val="0"/>
-              <w:ind w:left="0" w:right="0" w:firstLine="0" w:leftChars="0" w:rightChars="0" w:firstLineChars="0"/>
+              <w:ind w:left="0" w:leftChars="0" w:right="0" w:rightChars="0" w:firstLine="0" w:firstLineChars="0"/>
               <w:jc w:val="center"/>
               <w:textAlignment w:val="baseline"/>
             </w:pPr>
@@ -1964,7 +1982,7 @@
           </w:tcPr>
           <w:p>
             <w:pPr>
-              <w:pStyle w:val="TableText"/>
+              <w:pStyle w:val="27"/>
               <w:keepNext w:val="0"/>
               <w:keepLines w:val="0"/>
               <w:pageBreakBefore w:val="0"/>
@@ -1977,7 +1995,7 @@
               <w:bidi w:val="0"/>
               <w:adjustRightInd w:val="0"/>
               <w:snapToGrid w:val="0"/>
-              <w:ind w:left="0" w:right="0" w:firstLine="0" w:leftChars="0" w:rightChars="0" w:firstLineChars="0"/>
+              <w:ind w:left="0" w:leftChars="0" w:right="0" w:rightChars="0" w:firstLine="0" w:firstLineChars="0"/>
               <w:jc w:val="center"/>
               <w:textAlignment w:val="baseline"/>
             </w:pPr>
@@ -1989,7 +2007,7 @@
           </w:tcPr>
           <w:p>
             <w:pPr>
-              <w:pStyle w:val="TableText"/>
+              <w:pStyle w:val="27"/>
               <w:keepNext w:val="0"/>
               <w:keepLines w:val="0"/>
               <w:pageBreakBefore w:val="0"/>
@@ -2002,7 +2020,7 @@
               <w:bidi w:val="0"/>
               <w:adjustRightInd w:val="0"/>
               <w:snapToGrid w:val="0"/>
-              <w:ind w:left="0" w:right="0" w:firstLine="0" w:leftChars="0" w:rightChars="0" w:firstLineChars="0"/>
+              <w:ind w:left="0" w:leftChars="0" w:right="0" w:rightChars="0" w:firstLine="0" w:firstLineChars="0"/>
               <w:jc w:val="center"/>
               <w:textAlignment w:val="baseline"/>
             </w:pPr>
@@ -2014,7 +2032,7 @@
           </w:tcPr>
           <w:p>
             <w:pPr>
-              <w:pStyle w:val="TableText"/>
+              <w:pStyle w:val="27"/>
               <w:keepNext w:val="0"/>
               <w:keepLines w:val="0"/>
               <w:pageBreakBefore w:val="0"/>
@@ -2027,7 +2045,7 @@
               <w:bidi w:val="0"/>
               <w:adjustRightInd w:val="0"/>
               <w:snapToGrid w:val="0"/>
-              <w:ind w:left="0" w:right="0" w:firstLine="0" w:leftChars="0" w:rightChars="0" w:firstLineChars="0"/>
+              <w:ind w:left="0" w:leftChars="0" w:right="0" w:rightChars="0" w:firstLine="0" w:firstLineChars="0"/>
               <w:jc w:val="center"/>
               <w:textAlignment w:val="baseline"/>
             </w:pPr>
@@ -2039,7 +2057,7 @@
           </w:tcPr>
           <w:p>
             <w:pPr>
-              <w:pStyle w:val="TableText"/>
+              <w:pStyle w:val="27"/>
               <w:keepNext w:val="0"/>
               <w:keepLines w:val="0"/>
               <w:pageBreakBefore w:val="0"/>
@@ -2052,7 +2070,179 @@
               <w:bidi w:val="0"/>
               <w:adjustRightInd w:val="0"/>
               <w:snapToGrid w:val="0"/>
-              <w:ind w:left="0" w:right="0" w:firstLine="0" w:leftChars="0" w:rightChars="0" w:firstLineChars="0"/>
+              <w:ind w:left="0" w:leftChars="0" w:right="0" w:rightChars="0" w:firstLine="0" w:firstLineChars="0"/>
+              <w:jc w:val="center"/>
+              <w:textAlignment w:val="baseline"/>
+            </w:pPr>
+          </w:p>
+        </w:tc>
+      </w:tr>
+      <w:tr>
+        <w:tblPrEx>
+          <w:tblBorders>
+            <w:top w:val="single" w:color="000000" w:sz="2" w:space="0"/>
+            <w:left w:val="single" w:color="000000" w:sz="2" w:space="0"/>
+            <w:bottom w:val="single" w:color="000000" w:sz="2" w:space="0"/>
+            <w:right w:val="single" w:color="000000" w:sz="2" w:space="0"/>
+            <w:insideH w:val="single" w:color="000000" w:sz="2" w:space="0"/>
+            <w:insideV w:val="single" w:color="000000" w:sz="2" w:space="0"/>
+          </w:tblBorders>
+          <w:tblCellMar>
+            <w:top w:w="0" w:type="dxa"/>
+            <w:left w:w="0" w:type="dxa"/>
+            <w:bottom w:w="0" w:type="dxa"/>
+            <w:right w:w="0" w:type="dxa"/>
+          </w:tblCellMar>
+        </w:tblPrEx>
+        <w:trPr>
+          <w:trHeight w:val="557" w:hRule="atLeast"/>
+          <w:jc w:val="center"/>
+        </w:trPr>
+        <w:tc>
+          <w:tcPr>
+            <w:tcW w:w="1317" w:type="dxa"/>
+          </w:tcPr>
+          <w:p>
+            <w:pPr>
+              <w:pStyle w:val="27"/>
+              <w:keepNext w:val="0"/>
+              <w:keepLines w:val="0"/>
+              <w:pageBreakBefore w:val="0"/>
+              <w:widowControl w:val="0"/>
+              <w:kinsoku w:val="0"/>
+              <w:wordWrap/>
+              <w:overflowPunct/>
+              <w:autoSpaceDE w:val="0"/>
+              <w:autoSpaceDN w:val="0"/>
+              <w:bidi w:val="0"/>
+              <w:adjustRightInd w:val="0"/>
+              <w:snapToGrid w:val="0"/>
+              <w:ind w:left="0" w:leftChars="0" w:right="0" w:rightChars="0" w:firstLine="0" w:firstLineChars="0"/>
+              <w:jc w:val="center"/>
+              <w:textAlignment w:val="baseline"/>
+            </w:pPr>
+          </w:p>
+        </w:tc>
+        <w:tc>
+          <w:tcPr>
+            <w:tcW w:w="972" w:type="dxa"/>
+          </w:tcPr>
+          <w:p>
+            <w:pPr>
+              <w:pStyle w:val="27"/>
+              <w:keepNext w:val="0"/>
+              <w:keepLines w:val="0"/>
+              <w:pageBreakBefore w:val="0"/>
+              <w:widowControl w:val="0"/>
+              <w:kinsoku w:val="0"/>
+              <w:wordWrap/>
+              <w:overflowPunct/>
+              <w:autoSpaceDE w:val="0"/>
+              <w:autoSpaceDN w:val="0"/>
+              <w:bidi w:val="0"/>
+              <w:adjustRightInd w:val="0"/>
+              <w:snapToGrid w:val="0"/>
+              <w:ind w:left="0" w:leftChars="0" w:right="0" w:rightChars="0" w:firstLine="0" w:firstLineChars="0"/>
+              <w:jc w:val="center"/>
+              <w:textAlignment w:val="baseline"/>
+            </w:pPr>
+          </w:p>
+        </w:tc>
+        <w:tc>
+          <w:tcPr>
+            <w:tcW w:w="1575" w:type="dxa"/>
+          </w:tcPr>
+          <w:p>
+            <w:pPr>
+              <w:pStyle w:val="27"/>
+              <w:keepNext w:val="0"/>
+              <w:keepLines w:val="0"/>
+              <w:pageBreakBefore w:val="0"/>
+              <w:widowControl w:val="0"/>
+              <w:kinsoku w:val="0"/>
+              <w:wordWrap/>
+              <w:overflowPunct/>
+              <w:autoSpaceDE w:val="0"/>
+              <w:autoSpaceDN w:val="0"/>
+              <w:bidi w:val="0"/>
+              <w:adjustRightInd w:val="0"/>
+              <w:snapToGrid w:val="0"/>
+              <w:ind w:left="0" w:leftChars="0" w:right="0" w:rightChars="0" w:firstLine="0" w:firstLineChars="0"/>
+              <w:jc w:val="center"/>
+              <w:textAlignment w:val="baseline"/>
+            </w:pPr>
+          </w:p>
+        </w:tc>
+        <w:tc>
+          <w:tcPr>
+            <w:tcW w:w="1829" w:type="dxa"/>
+          </w:tcPr>
+          <w:p>
+            <w:pPr>
+              <w:pStyle w:val="27"/>
+              <w:keepNext w:val="0"/>
+              <w:keepLines w:val="0"/>
+              <w:pageBreakBefore w:val="0"/>
+              <w:widowControl w:val="0"/>
+              <w:kinsoku w:val="0"/>
+              <w:wordWrap/>
+              <w:overflowPunct/>
+              <w:autoSpaceDE w:val="0"/>
+              <w:autoSpaceDN w:val="0"/>
+              <w:bidi w:val="0"/>
+              <w:adjustRightInd w:val="0"/>
+              <w:snapToGrid w:val="0"/>
+              <w:ind w:left="0" w:leftChars="0" w:right="0" w:rightChars="0" w:firstLine="0" w:firstLineChars="0"/>
+              <w:jc w:val="center"/>
+              <w:textAlignment w:val="baseline"/>
+            </w:pPr>
+          </w:p>
+        </w:tc>
+        <w:tc>
+          <w:tcPr>
+            <w:tcW w:w="1606" w:type="dxa"/>
+          </w:tcPr>
+          <w:p>
+            <w:pPr>
+              <w:pStyle w:val="27"/>
+              <w:keepNext w:val="0"/>
+              <w:keepLines w:val="0"/>
+              <w:pageBreakBefore w:val="0"/>
+              <w:widowControl w:val="0"/>
+              <w:kinsoku w:val="0"/>
+              <w:wordWrap/>
+              <w:overflowPunct/>
+              <w:autoSpaceDE w:val="0"/>
+              <w:autoSpaceDN w:val="0"/>
+              <w:bidi w:val="0"/>
+              <w:adjustRightInd w:val="0"/>
+              <w:snapToGrid w:val="0"/>
+              <w:ind w:left="0" w:leftChars="0" w:right="0" w:rightChars="0" w:firstLine="0" w:firstLineChars="0"/>
+              <w:jc w:val="center"/>
+              <w:textAlignment w:val="baseline"/>
+            </w:pPr>
+          </w:p>
+        </w:tc>
+        <w:tc>
+          <w:tcPr>
+            <w:tcW w:w="915" w:type="dxa"/>
+          </w:tcPr>
+          <w:p>
+            <w:pPr>
+              <w:pStyle w:val="27"/>
+              <w:keepNext w:val="0"/>
+              <w:keepLines w:val="0"/>
+              <w:pageBreakBefore w:val="0"/>
+              <w:widowControl w:val="0"/>
+              <w:kinsoku w:val="0"/>
+              <w:wordWrap/>
+              <w:overflowPunct/>
+              <w:autoSpaceDE w:val="0"/>
+              <w:autoSpaceDN w:val="0"/>
+              <w:bidi w:val="0"/>
+              <w:adjustRightInd w:val="0"/>
+              <w:snapToGrid w:val="0"/>
+              <w:ind w:left="0" w:leftChars="0" w:right="0" w:rightChars="0" w:firstLine="0" w:firstLineChars="0"/>
               <w:jc w:val="center"/>
               <w:textAlignment w:val="baseline"/>
             </w:pPr>
@@ -2083,7 +2273,7 @@
     <w:sdt>
       <w:sdtPr>
         <w:rPr>
-          <w:rFonts w:ascii="宋体" w:eastAsia="宋体" w:hAnsi="宋体" w:cs="Arial"/>
+          <w:rFonts w:ascii="宋体" w:hAnsi="宋体" w:eastAsia="宋体" w:cs="Arial"/>
           <w:snapToGrid w:val="0"/>
           <w:color w:val="000000"/>
           <w:kern w:val="0"/>
@@ -2099,7 +2289,7 @@
       </w:sdtPr>
       <w:sdtEndPr>
         <w:rPr>
-          <w:rFonts w:ascii="宋体" w:eastAsia="宋体" w:hAnsi="宋体" w:cs="宋体" w:hint="eastAsia"/>
+          <w:rFonts w:hint="eastAsia" w:ascii="宋体" w:hAnsi="宋体" w:eastAsia="宋体" w:cs="宋体"/>
           <w:snapToGrid w:val="0"/>
           <w:color w:val="000000"/>
           <w:kern w:val="0"/>
@@ -2125,18 +2315,18 @@
             <w:adjustRightInd w:val="0"/>
             <w:snapToGrid w:val="0"/>
             <w:spacing w:before="0" w:beforeLines="0" w:after="0" w:afterLines="0" w:line="312" w:lineRule="auto"/>
-            <w:ind w:left="0" w:right="0" w:firstLine="0" w:leftChars="0" w:rightChars="0" w:firstLineChars="0"/>
+            <w:ind w:left="0" w:leftChars="0" w:right="0" w:rightChars="0" w:firstLine="0" w:firstLineChars="0"/>
             <w:jc w:val="center"/>
             <w:textAlignment w:val="baseline"/>
             <w:rPr>
-              <w:rFonts w:ascii="宋体" w:eastAsia="宋体" w:hAnsi="宋体" w:cs="宋体" w:hint="eastAsia"/>
+              <w:rFonts w:hint="eastAsia" w:ascii="宋体" w:hAnsi="宋体" w:eastAsia="宋体" w:cs="宋体"/>
               <w:sz w:val="24"/>
               <w:szCs w:val="24"/>
             </w:rPr>
           </w:pPr>
           <w:r>
             <w:rPr>
-              <w:rFonts w:ascii="宋体" w:eastAsia="宋体" w:hAnsi="宋体" w:cs="宋体" w:hint="eastAsia"/>
+              <w:rFonts w:hint="eastAsia" w:ascii="宋体" w:hAnsi="宋体" w:eastAsia="宋体" w:cs="宋体"/>
               <w:sz w:val="24"/>
               <w:szCs w:val="24"/>
             </w:rPr>
@@ -2145,14 +2335,14 @@
         </w:p>
         <w:p>
           <w:pPr>
-            <w:pStyle w:val="TOC1"/>
+            <w:pStyle w:val="16"/>
             <w:tabs>
               <w:tab w:val="right" w:leader="dot" w:pos="8306"/>
             </w:tabs>
           </w:pPr>
           <w:r>
             <w:rPr>
-              <w:rFonts w:ascii="宋体" w:eastAsia="宋体" w:hAnsi="宋体" w:cs="宋体" w:hint="eastAsia"/>
+              <w:rFonts w:hint="eastAsia" w:ascii="宋体" w:hAnsi="宋体" w:eastAsia="宋体" w:cs="宋体"/>
               <w:sz w:val="24"/>
               <w:szCs w:val="24"/>
             </w:rPr>
@@ -2160,7 +2350,7 @@
           </w:r>
           <w:r>
             <w:rPr>
-              <w:rFonts w:ascii="宋体" w:eastAsia="宋体" w:hAnsi="宋体" w:cs="宋体" w:hint="eastAsia"/>
+              <w:rFonts w:hint="eastAsia" w:ascii="宋体" w:hAnsi="宋体" w:eastAsia="宋体" w:cs="宋体"/>
               <w:sz w:val="24"/>
               <w:szCs w:val="24"/>
             </w:rPr>
@@ -2168,7 +2358,7 @@
           </w:r>
           <w:r>
             <w:rPr>
-              <w:rFonts w:ascii="宋体" w:eastAsia="宋体" w:hAnsi="宋体" w:cs="宋体" w:hint="eastAsia"/>
+              <w:rFonts w:hint="eastAsia" w:ascii="宋体" w:hAnsi="宋体" w:eastAsia="宋体" w:cs="宋体"/>
               <w:sz w:val="24"/>
               <w:szCs w:val="24"/>
             </w:rPr>
@@ -2176,21 +2366,21 @@
           </w:r>
           <w:r>
             <w:rPr>
-              <w:rFonts w:ascii="宋体" w:eastAsia="宋体" w:hAnsi="宋体" w:cs="宋体" w:hint="eastAsia"/>
+              <w:rFonts w:hint="eastAsia" w:ascii="宋体" w:hAnsi="宋体" w:eastAsia="宋体" w:cs="宋体"/>
               <w:szCs w:val="24"/>
             </w:rPr>
             <w:fldChar w:fldCharType="begin"/>
           </w:r>
           <w:r>
             <w:rPr>
-              <w:rFonts w:ascii="宋体" w:eastAsia="宋体" w:hAnsi="宋体" w:cs="宋体" w:hint="eastAsia"/>
+              <w:rFonts w:hint="eastAsia" w:ascii="宋体" w:hAnsi="宋体" w:eastAsia="宋体" w:cs="宋体"/>
               <w:szCs w:val="24"/>
             </w:rPr>
             <w:instrText xml:space="preserve"> HYPERLINK \l _Toc7648 </w:instrText>
           </w:r>
           <w:r>
             <w:rPr>
-              <w:rFonts w:ascii="宋体" w:eastAsia="宋体" w:hAnsi="宋体" w:cs="宋体" w:hint="eastAsia"/>
+              <w:rFonts w:hint="eastAsia" w:ascii="宋体" w:hAnsi="宋体" w:eastAsia="宋体" w:cs="宋体"/>
               <w:szCs w:val="24"/>
             </w:rPr>
             <w:fldChar w:fldCharType="separate"/>
@@ -2222,7 +2412,7 @@
           </w:r>
           <w:r>
             <w:rPr>
-              <w:rFonts w:ascii="宋体" w:eastAsia="宋体" w:hAnsi="宋体" w:cs="宋体" w:hint="eastAsia"/>
+              <w:rFonts w:hint="eastAsia" w:ascii="宋体" w:hAnsi="宋体" w:eastAsia="宋体" w:cs="宋体"/>
               <w:szCs w:val="24"/>
             </w:rPr>
             <w:fldChar w:fldCharType="end"/>
@@ -2230,28 +2420,28 @@
         </w:p>
         <w:p>
           <w:pPr>
-            <w:pStyle w:val="TOC1"/>
+            <w:pStyle w:val="16"/>
             <w:tabs>
               <w:tab w:val="right" w:leader="dot" w:pos="8306"/>
             </w:tabs>
           </w:pPr>
           <w:r>
             <w:rPr>
-              <w:rFonts w:ascii="宋体" w:eastAsia="宋体" w:hAnsi="宋体" w:cs="宋体" w:hint="eastAsia"/>
+              <w:rFonts w:hint="eastAsia" w:ascii="宋体" w:hAnsi="宋体" w:eastAsia="宋体" w:cs="宋体"/>
               <w:szCs w:val="24"/>
             </w:rPr>
             <w:fldChar w:fldCharType="begin"/>
           </w:r>
           <w:r>
             <w:rPr>
-              <w:rFonts w:ascii="宋体" w:eastAsia="宋体" w:hAnsi="宋体" w:cs="宋体" w:hint="eastAsia"/>
+              <w:rFonts w:hint="eastAsia" w:ascii="宋体" w:hAnsi="宋体" w:eastAsia="宋体" w:cs="宋体"/>
               <w:szCs w:val="24"/>
             </w:rPr>
             <w:instrText xml:space="preserve"> HYPERLINK \l _Toc11103 </w:instrText>
           </w:r>
           <w:r>
             <w:rPr>
-              <w:rFonts w:ascii="宋体" w:eastAsia="宋体" w:hAnsi="宋体" w:cs="宋体" w:hint="eastAsia"/>
+              <w:rFonts w:hint="eastAsia" w:ascii="宋体" w:hAnsi="宋体" w:eastAsia="宋体" w:cs="宋体"/>
               <w:szCs w:val="24"/>
             </w:rPr>
             <w:fldChar w:fldCharType="separate"/>
@@ -2283,7 +2473,7 @@
           </w:r>
           <w:r>
             <w:rPr>
-              <w:rFonts w:ascii="宋体" w:eastAsia="宋体" w:hAnsi="宋体" w:cs="宋体" w:hint="eastAsia"/>
+              <w:rFonts w:hint="eastAsia" w:ascii="宋体" w:hAnsi="宋体" w:eastAsia="宋体" w:cs="宋体"/>
               <w:szCs w:val="24"/>
             </w:rPr>
             <w:fldChar w:fldCharType="end"/>
@@ -2291,28 +2481,28 @@
         </w:p>
         <w:p>
           <w:pPr>
-            <w:pStyle w:val="TOC1"/>
+            <w:pStyle w:val="16"/>
             <w:tabs>
               <w:tab w:val="right" w:leader="dot" w:pos="8306"/>
             </w:tabs>
           </w:pPr>
           <w:r>
             <w:rPr>
-              <w:rFonts w:ascii="宋体" w:eastAsia="宋体" w:hAnsi="宋体" w:cs="宋体" w:hint="eastAsia"/>
+              <w:rFonts w:hint="eastAsia" w:ascii="宋体" w:hAnsi="宋体" w:eastAsia="宋体" w:cs="宋体"/>
               <w:szCs w:val="24"/>
             </w:rPr>
             <w:fldChar w:fldCharType="begin"/>
           </w:r>
           <w:r>
             <w:rPr>
-              <w:rFonts w:ascii="宋体" w:eastAsia="宋体" w:hAnsi="宋体" w:cs="宋体" w:hint="eastAsia"/>
+              <w:rFonts w:hint="eastAsia" w:ascii="宋体" w:hAnsi="宋体" w:eastAsia="宋体" w:cs="宋体"/>
               <w:szCs w:val="24"/>
             </w:rPr>
             <w:instrText xml:space="preserve"> HYPERLINK \l _Toc32177 </w:instrText>
           </w:r>
           <w:r>
             <w:rPr>
-              <w:rFonts w:ascii="宋体" w:eastAsia="宋体" w:hAnsi="宋体" w:cs="宋体" w:hint="eastAsia"/>
+              <w:rFonts w:hint="eastAsia" w:ascii="宋体" w:hAnsi="宋体" w:eastAsia="宋体" w:cs="宋体"/>
               <w:szCs w:val="24"/>
             </w:rPr>
             <w:fldChar w:fldCharType="separate"/>
@@ -2344,7 +2534,7 @@
           </w:r>
           <w:r>
             <w:rPr>
-              <w:rFonts w:ascii="宋体" w:eastAsia="宋体" w:hAnsi="宋体" w:cs="宋体" w:hint="eastAsia"/>
+              <w:rFonts w:hint="eastAsia" w:ascii="宋体" w:hAnsi="宋体" w:eastAsia="宋体" w:cs="宋体"/>
               <w:szCs w:val="24"/>
             </w:rPr>
             <w:fldChar w:fldCharType="end"/>
@@ -2352,28 +2542,28 @@
         </w:p>
         <w:p>
           <w:pPr>
-            <w:pStyle w:val="TOC2"/>
+            <w:pStyle w:val="17"/>
             <w:tabs>
               <w:tab w:val="right" w:leader="dot" w:pos="8306"/>
             </w:tabs>
           </w:pPr>
           <w:r>
             <w:rPr>
-              <w:rFonts w:ascii="宋体" w:eastAsia="宋体" w:hAnsi="宋体" w:cs="宋体" w:hint="eastAsia"/>
+              <w:rFonts w:hint="eastAsia" w:ascii="宋体" w:hAnsi="宋体" w:eastAsia="宋体" w:cs="宋体"/>
               <w:szCs w:val="24"/>
             </w:rPr>
             <w:fldChar w:fldCharType="begin"/>
           </w:r>
           <w:r>
             <w:rPr>
-              <w:rFonts w:ascii="宋体" w:eastAsia="宋体" w:hAnsi="宋体" w:cs="宋体" w:hint="eastAsia"/>
+              <w:rFonts w:hint="eastAsia" w:ascii="宋体" w:hAnsi="宋体" w:eastAsia="宋体" w:cs="宋体"/>
               <w:szCs w:val="24"/>
             </w:rPr>
             <w:instrText xml:space="preserve"> HYPERLINK \l _Toc16759 </w:instrText>
           </w:r>
           <w:r>
             <w:rPr>
-              <w:rFonts w:ascii="宋体" w:eastAsia="宋体" w:hAnsi="宋体" w:cs="宋体" w:hint="eastAsia"/>
+              <w:rFonts w:hint="eastAsia" w:ascii="宋体" w:hAnsi="宋体" w:eastAsia="宋体" w:cs="宋体"/>
               <w:szCs w:val="24"/>
             </w:rPr>
             <w:fldChar w:fldCharType="separate"/>
@@ -2405,7 +2595,7 @@
           </w:r>
           <w:r>
             <w:rPr>
-              <w:rFonts w:ascii="宋体" w:eastAsia="宋体" w:hAnsi="宋体" w:cs="宋体" w:hint="eastAsia"/>
+              <w:rFonts w:hint="eastAsia" w:ascii="宋体" w:hAnsi="宋体" w:eastAsia="宋体" w:cs="宋体"/>
               <w:szCs w:val="24"/>
             </w:rPr>
             <w:fldChar w:fldCharType="end"/>
@@ -2413,28 +2603,28 @@
         </w:p>
         <w:p>
           <w:pPr>
-            <w:pStyle w:val="TOC2"/>
+            <w:pStyle w:val="17"/>
             <w:tabs>
               <w:tab w:val="right" w:leader="dot" w:pos="8306"/>
             </w:tabs>
           </w:pPr>
           <w:r>
             <w:rPr>
-              <w:rFonts w:ascii="宋体" w:eastAsia="宋体" w:hAnsi="宋体" w:cs="宋体" w:hint="eastAsia"/>
+              <w:rFonts w:hint="eastAsia" w:ascii="宋体" w:hAnsi="宋体" w:eastAsia="宋体" w:cs="宋体"/>
               <w:szCs w:val="24"/>
             </w:rPr>
             <w:fldChar w:fldCharType="begin"/>
           </w:r>
           <w:r>
             <w:rPr>
-              <w:rFonts w:ascii="宋体" w:eastAsia="宋体" w:hAnsi="宋体" w:cs="宋体" w:hint="eastAsia"/>
+              <w:rFonts w:hint="eastAsia" w:ascii="宋体" w:hAnsi="宋体" w:eastAsia="宋体" w:cs="宋体"/>
               <w:szCs w:val="24"/>
             </w:rPr>
             <w:instrText xml:space="preserve"> HYPERLINK \l _Toc1120 </w:instrText>
           </w:r>
           <w:r>
             <w:rPr>
-              <w:rFonts w:ascii="宋体" w:eastAsia="宋体" w:hAnsi="宋体" w:cs="宋体" w:hint="eastAsia"/>
+              <w:rFonts w:hint="eastAsia" w:ascii="宋体" w:hAnsi="宋体" w:eastAsia="宋体" w:cs="宋体"/>
               <w:szCs w:val="24"/>
             </w:rPr>
             <w:fldChar w:fldCharType="separate"/>
@@ -2466,7 +2656,7 @@
           </w:r>
           <w:r>
             <w:rPr>
-              <w:rFonts w:ascii="宋体" w:eastAsia="宋体" w:hAnsi="宋体" w:cs="宋体" w:hint="eastAsia"/>
+              <w:rFonts w:hint="eastAsia" w:ascii="宋体" w:hAnsi="宋体" w:eastAsia="宋体" w:cs="宋体"/>
               <w:szCs w:val="24"/>
             </w:rPr>
             <w:fldChar w:fldCharType="end"/>
@@ -2474,28 +2664,28 @@
         </w:p>
         <w:p>
           <w:pPr>
-            <w:pStyle w:val="TOC2"/>
+            <w:pStyle w:val="17"/>
             <w:tabs>
               <w:tab w:val="right" w:leader="dot" w:pos="8306"/>
             </w:tabs>
           </w:pPr>
           <w:r>
             <w:rPr>
-              <w:rFonts w:ascii="宋体" w:eastAsia="宋体" w:hAnsi="宋体" w:cs="宋体" w:hint="eastAsia"/>
+              <w:rFonts w:hint="eastAsia" w:ascii="宋体" w:hAnsi="宋体" w:eastAsia="宋体" w:cs="宋体"/>
               <w:szCs w:val="24"/>
             </w:rPr>
             <w:fldChar w:fldCharType="begin"/>
           </w:r>
           <w:r>
             <w:rPr>
-              <w:rFonts w:ascii="宋体" w:eastAsia="宋体" w:hAnsi="宋体" w:cs="宋体" w:hint="eastAsia"/>
+              <w:rFonts w:hint="eastAsia" w:ascii="宋体" w:hAnsi="宋体" w:eastAsia="宋体" w:cs="宋体"/>
               <w:szCs w:val="24"/>
             </w:rPr>
             <w:instrText xml:space="preserve"> HYPERLINK \l _Toc5545 </w:instrText>
           </w:r>
           <w:r>
             <w:rPr>
-              <w:rFonts w:ascii="宋体" w:eastAsia="宋体" w:hAnsi="宋体" w:cs="宋体" w:hint="eastAsia"/>
+              <w:rFonts w:hint="eastAsia" w:ascii="宋体" w:hAnsi="宋体" w:eastAsia="宋体" w:cs="宋体"/>
               <w:szCs w:val="24"/>
             </w:rPr>
             <w:fldChar w:fldCharType="separate"/>
@@ -2527,7 +2717,7 @@
           </w:r>
           <w:r>
             <w:rPr>
-              <w:rFonts w:ascii="宋体" w:eastAsia="宋体" w:hAnsi="宋体" w:cs="宋体" w:hint="eastAsia"/>
+              <w:rFonts w:hint="eastAsia" w:ascii="宋体" w:hAnsi="宋体" w:eastAsia="宋体" w:cs="宋体"/>
               <w:szCs w:val="24"/>
             </w:rPr>
             <w:fldChar w:fldCharType="end"/>
@@ -2535,28 +2725,28 @@
         </w:p>
         <w:p>
           <w:pPr>
-            <w:pStyle w:val="TOC1"/>
+            <w:pStyle w:val="16"/>
             <w:tabs>
               <w:tab w:val="right" w:leader="dot" w:pos="8306"/>
             </w:tabs>
           </w:pPr>
           <w:r>
             <w:rPr>
-              <w:rFonts w:ascii="宋体" w:eastAsia="宋体" w:hAnsi="宋体" w:cs="宋体" w:hint="eastAsia"/>
+              <w:rFonts w:hint="eastAsia" w:ascii="宋体" w:hAnsi="宋体" w:eastAsia="宋体" w:cs="宋体"/>
               <w:szCs w:val="24"/>
             </w:rPr>
             <w:fldChar w:fldCharType="begin"/>
           </w:r>
           <w:r>
             <w:rPr>
-              <w:rFonts w:ascii="宋体" w:eastAsia="宋体" w:hAnsi="宋体" w:cs="宋体" w:hint="eastAsia"/>
+              <w:rFonts w:hint="eastAsia" w:ascii="宋体" w:hAnsi="宋体" w:eastAsia="宋体" w:cs="宋体"/>
               <w:szCs w:val="24"/>
             </w:rPr>
             <w:instrText xml:space="preserve"> HYPERLINK \l _Toc1458 </w:instrText>
           </w:r>
           <w:r>
             <w:rPr>
-              <w:rFonts w:ascii="宋体" w:eastAsia="宋体" w:hAnsi="宋体" w:cs="宋体" w:hint="eastAsia"/>
+              <w:rFonts w:hint="eastAsia" w:ascii="宋体" w:hAnsi="宋体" w:eastAsia="宋体" w:cs="宋体"/>
               <w:szCs w:val="24"/>
             </w:rPr>
             <w:fldChar w:fldCharType="separate"/>
@@ -2588,7 +2778,7 @@
           </w:r>
           <w:r>
             <w:rPr>
-              <w:rFonts w:ascii="宋体" w:eastAsia="宋体" w:hAnsi="宋体" w:cs="宋体" w:hint="eastAsia"/>
+              <w:rFonts w:hint="eastAsia" w:ascii="宋体" w:hAnsi="宋体" w:eastAsia="宋体" w:cs="宋体"/>
               <w:szCs w:val="24"/>
             </w:rPr>
             <w:fldChar w:fldCharType="end"/>
@@ -2596,28 +2786,28 @@
         </w:p>
         <w:p>
           <w:pPr>
-            <w:pStyle w:val="TOC1"/>
+            <w:pStyle w:val="16"/>
             <w:tabs>
               <w:tab w:val="right" w:leader="dot" w:pos="8306"/>
             </w:tabs>
           </w:pPr>
           <w:r>
             <w:rPr>
-              <w:rFonts w:ascii="宋体" w:eastAsia="宋体" w:hAnsi="宋体" w:cs="宋体" w:hint="eastAsia"/>
+              <w:rFonts w:hint="eastAsia" w:ascii="宋体" w:hAnsi="宋体" w:eastAsia="宋体" w:cs="宋体"/>
               <w:szCs w:val="24"/>
             </w:rPr>
             <w:fldChar w:fldCharType="begin"/>
           </w:r>
           <w:r>
             <w:rPr>
-              <w:rFonts w:ascii="宋体" w:eastAsia="宋体" w:hAnsi="宋体" w:cs="宋体" w:hint="eastAsia"/>
+              <w:rFonts w:hint="eastAsia" w:ascii="宋体" w:hAnsi="宋体" w:eastAsia="宋体" w:cs="宋体"/>
               <w:szCs w:val="24"/>
             </w:rPr>
             <w:instrText xml:space="preserve"> HYPERLINK \l _Toc29720 </w:instrText>
           </w:r>
           <w:r>
             <w:rPr>
-              <w:rFonts w:ascii="宋体" w:eastAsia="宋体" w:hAnsi="宋体" w:cs="宋体" w:hint="eastAsia"/>
+              <w:rFonts w:hint="eastAsia" w:ascii="宋体" w:hAnsi="宋体" w:eastAsia="宋体" w:cs="宋体"/>
               <w:szCs w:val="24"/>
             </w:rPr>
             <w:fldChar w:fldCharType="separate"/>
@@ -2649,7 +2839,7 @@
           </w:r>
           <w:r>
             <w:rPr>
-              <w:rFonts w:ascii="宋体" w:eastAsia="宋体" w:hAnsi="宋体" w:cs="宋体" w:hint="eastAsia"/>
+              <w:rFonts w:hint="eastAsia" w:ascii="宋体" w:hAnsi="宋体" w:eastAsia="宋体" w:cs="宋体"/>
               <w:szCs w:val="24"/>
             </w:rPr>
             <w:fldChar w:fldCharType="end"/>
@@ -2657,28 +2847,28 @@
         </w:p>
         <w:p>
           <w:pPr>
-            <w:pStyle w:val="TOC2"/>
+            <w:pStyle w:val="17"/>
             <w:tabs>
               <w:tab w:val="right" w:leader="dot" w:pos="8306"/>
             </w:tabs>
           </w:pPr>
           <w:r>
             <w:rPr>
-              <w:rFonts w:ascii="宋体" w:eastAsia="宋体" w:hAnsi="宋体" w:cs="宋体" w:hint="eastAsia"/>
+              <w:rFonts w:hint="eastAsia" w:ascii="宋体" w:hAnsi="宋体" w:eastAsia="宋体" w:cs="宋体"/>
               <w:szCs w:val="24"/>
             </w:rPr>
             <w:fldChar w:fldCharType="begin"/>
           </w:r>
           <w:r>
             <w:rPr>
-              <w:rFonts w:ascii="宋体" w:eastAsia="宋体" w:hAnsi="宋体" w:cs="宋体" w:hint="eastAsia"/>
+              <w:rFonts w:hint="eastAsia" w:ascii="宋体" w:hAnsi="宋体" w:eastAsia="宋体" w:cs="宋体"/>
               <w:szCs w:val="24"/>
             </w:rPr>
             <w:instrText xml:space="preserve"> HYPERLINK \l _Toc11985 </w:instrText>
           </w:r>
           <w:r>
             <w:rPr>
-              <w:rFonts w:ascii="宋体" w:eastAsia="宋体" w:hAnsi="宋体" w:cs="宋体" w:hint="eastAsia"/>
+              <w:rFonts w:hint="eastAsia" w:ascii="宋体" w:hAnsi="宋体" w:eastAsia="宋体" w:cs="宋体"/>
               <w:szCs w:val="24"/>
             </w:rPr>
             <w:fldChar w:fldCharType="separate"/>
@@ -2710,7 +2900,7 @@
           </w:r>
           <w:r>
             <w:rPr>
-              <w:rFonts w:ascii="宋体" w:eastAsia="宋体" w:hAnsi="宋体" w:cs="宋体" w:hint="eastAsia"/>
+              <w:rFonts w:hint="eastAsia" w:ascii="宋体" w:hAnsi="宋体" w:eastAsia="宋体" w:cs="宋体"/>
               <w:szCs w:val="24"/>
             </w:rPr>
             <w:fldChar w:fldCharType="end"/>
@@ -2718,28 +2908,28 @@
         </w:p>
         <w:p>
           <w:pPr>
-            <w:pStyle w:val="TOC2"/>
+            <w:pStyle w:val="17"/>
             <w:tabs>
               <w:tab w:val="right" w:leader="dot" w:pos="8306"/>
             </w:tabs>
           </w:pPr>
           <w:r>
             <w:rPr>
-              <w:rFonts w:ascii="宋体" w:eastAsia="宋体" w:hAnsi="宋体" w:cs="宋体" w:hint="eastAsia"/>
+              <w:rFonts w:hint="eastAsia" w:ascii="宋体" w:hAnsi="宋体" w:eastAsia="宋体" w:cs="宋体"/>
               <w:szCs w:val="24"/>
             </w:rPr>
             <w:fldChar w:fldCharType="begin"/>
           </w:r>
           <w:r>
             <w:rPr>
-              <w:rFonts w:ascii="宋体" w:eastAsia="宋体" w:hAnsi="宋体" w:cs="宋体" w:hint="eastAsia"/>
+              <w:rFonts w:hint="eastAsia" w:ascii="宋体" w:hAnsi="宋体" w:eastAsia="宋体" w:cs="宋体"/>
               <w:szCs w:val="24"/>
             </w:rPr>
             <w:instrText xml:space="preserve"> HYPERLINK \l _Toc26774 </w:instrText>
           </w:r>
           <w:r>
             <w:rPr>
-              <w:rFonts w:ascii="宋体" w:eastAsia="宋体" w:hAnsi="宋体" w:cs="宋体" w:hint="eastAsia"/>
+              <w:rFonts w:hint="eastAsia" w:ascii="宋体" w:hAnsi="宋体" w:eastAsia="宋体" w:cs="宋体"/>
               <w:szCs w:val="24"/>
             </w:rPr>
             <w:fldChar w:fldCharType="separate"/>
@@ -2771,7 +2961,7 @@
           </w:r>
           <w:r>
             <w:rPr>
-              <w:rFonts w:ascii="宋体" w:eastAsia="宋体" w:hAnsi="宋体" w:cs="宋体" w:hint="eastAsia"/>
+              <w:rFonts w:hint="eastAsia" w:ascii="宋体" w:hAnsi="宋体" w:eastAsia="宋体" w:cs="宋体"/>
               <w:szCs w:val="24"/>
             </w:rPr>
             <w:fldChar w:fldCharType="end"/>
@@ -2779,28 +2969,28 @@
         </w:p>
         <w:p>
           <w:pPr>
-            <w:pStyle w:val="TOC1"/>
+            <w:pStyle w:val="16"/>
             <w:tabs>
               <w:tab w:val="right" w:leader="dot" w:pos="8306"/>
             </w:tabs>
           </w:pPr>
           <w:r>
             <w:rPr>
-              <w:rFonts w:ascii="宋体" w:eastAsia="宋体" w:hAnsi="宋体" w:cs="宋体" w:hint="eastAsia"/>
+              <w:rFonts w:hint="eastAsia" w:ascii="宋体" w:hAnsi="宋体" w:eastAsia="宋体" w:cs="宋体"/>
               <w:szCs w:val="24"/>
             </w:rPr>
             <w:fldChar w:fldCharType="begin"/>
           </w:r>
           <w:r>
             <w:rPr>
-              <w:rFonts w:ascii="宋体" w:eastAsia="宋体" w:hAnsi="宋体" w:cs="宋体" w:hint="eastAsia"/>
+              <w:rFonts w:hint="eastAsia" w:ascii="宋体" w:hAnsi="宋体" w:eastAsia="宋体" w:cs="宋体"/>
               <w:szCs w:val="24"/>
             </w:rPr>
             <w:instrText xml:space="preserve"> HYPERLINK \l _Toc19050 </w:instrText>
           </w:r>
           <w:r>
             <w:rPr>
-              <w:rFonts w:ascii="宋体" w:eastAsia="宋体" w:hAnsi="宋体" w:cs="宋体" w:hint="eastAsia"/>
+              <w:rFonts w:hint="eastAsia" w:ascii="宋体" w:hAnsi="宋体" w:eastAsia="宋体" w:cs="宋体"/>
               <w:szCs w:val="24"/>
             </w:rPr>
             <w:fldChar w:fldCharType="separate"/>
@@ -2832,7 +3022,7 @@
           </w:r>
           <w:r>
             <w:rPr>
-              <w:rFonts w:ascii="宋体" w:eastAsia="宋体" w:hAnsi="宋体" w:cs="宋体" w:hint="eastAsia"/>
+              <w:rFonts w:hint="eastAsia" w:ascii="宋体" w:hAnsi="宋体" w:eastAsia="宋体" w:cs="宋体"/>
               <w:szCs w:val="24"/>
             </w:rPr>
             <w:fldChar w:fldCharType="end"/>
@@ -2840,28 +3030,28 @@
         </w:p>
         <w:p>
           <w:pPr>
-            <w:pStyle w:val="TOC2"/>
+            <w:pStyle w:val="17"/>
             <w:tabs>
               <w:tab w:val="right" w:leader="dot" w:pos="8306"/>
             </w:tabs>
           </w:pPr>
           <w:r>
             <w:rPr>
-              <w:rFonts w:ascii="宋体" w:eastAsia="宋体" w:hAnsi="宋体" w:cs="宋体" w:hint="eastAsia"/>
+              <w:rFonts w:hint="eastAsia" w:ascii="宋体" w:hAnsi="宋体" w:eastAsia="宋体" w:cs="宋体"/>
               <w:szCs w:val="24"/>
             </w:rPr>
             <w:fldChar w:fldCharType="begin"/>
           </w:r>
           <w:r>
             <w:rPr>
-              <w:rFonts w:ascii="宋体" w:eastAsia="宋体" w:hAnsi="宋体" w:cs="宋体" w:hint="eastAsia"/>
+              <w:rFonts w:hint="eastAsia" w:ascii="宋体" w:hAnsi="宋体" w:eastAsia="宋体" w:cs="宋体"/>
               <w:szCs w:val="24"/>
             </w:rPr>
             <w:instrText xml:space="preserve"> HYPERLINK \l _Toc20657 </w:instrText>
           </w:r>
           <w:r>
             <w:rPr>
-              <w:rFonts w:ascii="宋体" w:eastAsia="宋体" w:hAnsi="宋体" w:cs="宋体" w:hint="eastAsia"/>
+              <w:rFonts w:hint="eastAsia" w:ascii="宋体" w:hAnsi="宋体" w:eastAsia="宋体" w:cs="宋体"/>
               <w:szCs w:val="24"/>
             </w:rPr>
             <w:fldChar w:fldCharType="separate"/>
@@ -2893,7 +3083,7 @@
           </w:r>
           <w:r>
             <w:rPr>
-              <w:rFonts w:ascii="宋体" w:eastAsia="宋体" w:hAnsi="宋体" w:cs="宋体" w:hint="eastAsia"/>
+              <w:rFonts w:hint="eastAsia" w:ascii="宋体" w:hAnsi="宋体" w:eastAsia="宋体" w:cs="宋体"/>
               <w:szCs w:val="24"/>
             </w:rPr>
             <w:fldChar w:fldCharType="end"/>
@@ -2901,28 +3091,28 @@
         </w:p>
         <w:p>
           <w:pPr>
-            <w:pStyle w:val="TOC2"/>
+            <w:pStyle w:val="17"/>
             <w:tabs>
               <w:tab w:val="right" w:leader="dot" w:pos="8306"/>
             </w:tabs>
           </w:pPr>
           <w:r>
             <w:rPr>
-              <w:rFonts w:ascii="宋体" w:eastAsia="宋体" w:hAnsi="宋体" w:cs="宋体" w:hint="eastAsia"/>
+              <w:rFonts w:hint="eastAsia" w:ascii="宋体" w:hAnsi="宋体" w:eastAsia="宋体" w:cs="宋体"/>
               <w:szCs w:val="24"/>
             </w:rPr>
             <w:fldChar w:fldCharType="begin"/>
           </w:r>
           <w:r>
             <w:rPr>
-              <w:rFonts w:ascii="宋体" w:eastAsia="宋体" w:hAnsi="宋体" w:cs="宋体" w:hint="eastAsia"/>
+              <w:rFonts w:hint="eastAsia" w:ascii="宋体" w:hAnsi="宋体" w:eastAsia="宋体" w:cs="宋体"/>
               <w:szCs w:val="24"/>
             </w:rPr>
             <w:instrText xml:space="preserve"> HYPERLINK \l _Toc28422 </w:instrText>
           </w:r>
           <w:r>
             <w:rPr>
-              <w:rFonts w:ascii="宋体" w:eastAsia="宋体" w:hAnsi="宋体" w:cs="宋体" w:hint="eastAsia"/>
+              <w:rFonts w:hint="eastAsia" w:ascii="宋体" w:hAnsi="宋体" w:eastAsia="宋体" w:cs="宋体"/>
               <w:szCs w:val="24"/>
             </w:rPr>
             <w:fldChar w:fldCharType="separate"/>
@@ -2954,7 +3144,7 @@
           </w:r>
           <w:r>
             <w:rPr>
-              <w:rFonts w:ascii="宋体" w:eastAsia="宋体" w:hAnsi="宋体" w:cs="宋体" w:hint="eastAsia"/>
+              <w:rFonts w:hint="eastAsia" w:ascii="宋体" w:hAnsi="宋体" w:eastAsia="宋体" w:cs="宋体"/>
               <w:szCs w:val="24"/>
             </w:rPr>
             <w:fldChar w:fldCharType="end"/>
@@ -2962,28 +3152,28 @@
         </w:p>
         <w:p>
           <w:pPr>
-            <w:pStyle w:val="TOC2"/>
+            <w:pStyle w:val="17"/>
             <w:tabs>
               <w:tab w:val="right" w:leader="dot" w:pos="8306"/>
             </w:tabs>
           </w:pPr>
           <w:r>
             <w:rPr>
-              <w:rFonts w:ascii="宋体" w:eastAsia="宋体" w:hAnsi="宋体" w:cs="宋体" w:hint="eastAsia"/>
+              <w:rFonts w:hint="eastAsia" w:ascii="宋体" w:hAnsi="宋体" w:eastAsia="宋体" w:cs="宋体"/>
               <w:szCs w:val="24"/>
             </w:rPr>
             <w:fldChar w:fldCharType="begin"/>
           </w:r>
           <w:r>
             <w:rPr>
-              <w:rFonts w:ascii="宋体" w:eastAsia="宋体" w:hAnsi="宋体" w:cs="宋体" w:hint="eastAsia"/>
+              <w:rFonts w:hint="eastAsia" w:ascii="宋体" w:hAnsi="宋体" w:eastAsia="宋体" w:cs="宋体"/>
               <w:szCs w:val="24"/>
             </w:rPr>
             <w:instrText xml:space="preserve"> HYPERLINK \l _Toc9019 </w:instrText>
           </w:r>
           <w:r>
             <w:rPr>
-              <w:rFonts w:ascii="宋体" w:eastAsia="宋体" w:hAnsi="宋体" w:cs="宋体" w:hint="eastAsia"/>
+              <w:rFonts w:hint="eastAsia" w:ascii="宋体" w:hAnsi="宋体" w:eastAsia="宋体" w:cs="宋体"/>
               <w:szCs w:val="24"/>
             </w:rPr>
             <w:fldChar w:fldCharType="separate"/>
@@ -3015,7 +3205,7 @@
           </w:r>
           <w:r>
             <w:rPr>
-              <w:rFonts w:ascii="宋体" w:eastAsia="宋体" w:hAnsi="宋体" w:cs="宋体" w:hint="eastAsia"/>
+              <w:rFonts w:hint="eastAsia" w:ascii="宋体" w:hAnsi="宋体" w:eastAsia="宋体" w:cs="宋体"/>
               <w:szCs w:val="24"/>
             </w:rPr>
             <w:fldChar w:fldCharType="end"/>
@@ -3023,28 +3213,28 @@
         </w:p>
         <w:p>
           <w:pPr>
-            <w:pStyle w:val="TOC2"/>
+            <w:pStyle w:val="17"/>
             <w:tabs>
               <w:tab w:val="right" w:leader="dot" w:pos="8306"/>
             </w:tabs>
           </w:pPr>
           <w:r>
             <w:rPr>
-              <w:rFonts w:ascii="宋体" w:eastAsia="宋体" w:hAnsi="宋体" w:cs="宋体" w:hint="eastAsia"/>
+              <w:rFonts w:hint="eastAsia" w:ascii="宋体" w:hAnsi="宋体" w:eastAsia="宋体" w:cs="宋体"/>
               <w:szCs w:val="24"/>
             </w:rPr>
             <w:fldChar w:fldCharType="begin"/>
           </w:r>
           <w:r>
             <w:rPr>
-              <w:rFonts w:ascii="宋体" w:eastAsia="宋体" w:hAnsi="宋体" w:cs="宋体" w:hint="eastAsia"/>
+              <w:rFonts w:hint="eastAsia" w:ascii="宋体" w:hAnsi="宋体" w:eastAsia="宋体" w:cs="宋体"/>
               <w:szCs w:val="24"/>
             </w:rPr>
             <w:instrText xml:space="preserve"> HYPERLINK \l _Toc12525 </w:instrText>
           </w:r>
           <w:r>
             <w:rPr>
-              <w:rFonts w:ascii="宋体" w:eastAsia="宋体" w:hAnsi="宋体" w:cs="宋体" w:hint="eastAsia"/>
+              <w:rFonts w:hint="eastAsia" w:ascii="宋体" w:hAnsi="宋体" w:eastAsia="宋体" w:cs="宋体"/>
               <w:szCs w:val="24"/>
             </w:rPr>
             <w:fldChar w:fldCharType="separate"/>
@@ -3076,7 +3266,7 @@
           </w:r>
           <w:r>
             <w:rPr>
-              <w:rFonts w:ascii="宋体" w:eastAsia="宋体" w:hAnsi="宋体" w:cs="宋体" w:hint="eastAsia"/>
+              <w:rFonts w:hint="eastAsia" w:ascii="宋体" w:hAnsi="宋体" w:eastAsia="宋体" w:cs="宋体"/>
               <w:szCs w:val="24"/>
             </w:rPr>
             <w:fldChar w:fldCharType="end"/>
@@ -3084,28 +3274,28 @@
         </w:p>
         <w:p>
           <w:pPr>
-            <w:pStyle w:val="TOC2"/>
+            <w:pStyle w:val="17"/>
             <w:tabs>
               <w:tab w:val="right" w:leader="dot" w:pos="8306"/>
             </w:tabs>
           </w:pPr>
           <w:r>
             <w:rPr>
-              <w:rFonts w:ascii="宋体" w:eastAsia="宋体" w:hAnsi="宋体" w:cs="宋体" w:hint="eastAsia"/>
+              <w:rFonts w:hint="eastAsia" w:ascii="宋体" w:hAnsi="宋体" w:eastAsia="宋体" w:cs="宋体"/>
               <w:szCs w:val="24"/>
             </w:rPr>
             <w:fldChar w:fldCharType="begin"/>
           </w:r>
           <w:r>
             <w:rPr>
-              <w:rFonts w:ascii="宋体" w:eastAsia="宋体" w:hAnsi="宋体" w:cs="宋体" w:hint="eastAsia"/>
+              <w:rFonts w:hint="eastAsia" w:ascii="宋体" w:hAnsi="宋体" w:eastAsia="宋体" w:cs="宋体"/>
               <w:szCs w:val="24"/>
             </w:rPr>
             <w:instrText xml:space="preserve"> HYPERLINK \l _Toc16663 </w:instrText>
           </w:r>
           <w:r>
             <w:rPr>
-              <w:rFonts w:ascii="宋体" w:eastAsia="宋体" w:hAnsi="宋体" w:cs="宋体" w:hint="eastAsia"/>
+              <w:rFonts w:hint="eastAsia" w:ascii="宋体" w:hAnsi="宋体" w:eastAsia="宋体" w:cs="宋体"/>
               <w:szCs w:val="24"/>
             </w:rPr>
             <w:fldChar w:fldCharType="separate"/>
@@ -3137,7 +3327,7 @@
           </w:r>
           <w:r>
             <w:rPr>
-              <w:rFonts w:ascii="宋体" w:eastAsia="宋体" w:hAnsi="宋体" w:cs="宋体" w:hint="eastAsia"/>
+              <w:rFonts w:hint="eastAsia" w:ascii="宋体" w:hAnsi="宋体" w:eastAsia="宋体" w:cs="宋体"/>
               <w:szCs w:val="24"/>
             </w:rPr>
             <w:fldChar w:fldCharType="end"/>
@@ -3145,28 +3335,28 @@
         </w:p>
         <w:p>
           <w:pPr>
-            <w:pStyle w:val="TOC1"/>
+            <w:pStyle w:val="16"/>
             <w:tabs>
               <w:tab w:val="right" w:leader="dot" w:pos="8306"/>
             </w:tabs>
           </w:pPr>
           <w:r>
             <w:rPr>
-              <w:rFonts w:ascii="宋体" w:eastAsia="宋体" w:hAnsi="宋体" w:cs="宋体" w:hint="eastAsia"/>
+              <w:rFonts w:hint="eastAsia" w:ascii="宋体" w:hAnsi="宋体" w:eastAsia="宋体" w:cs="宋体"/>
               <w:szCs w:val="24"/>
             </w:rPr>
             <w:fldChar w:fldCharType="begin"/>
           </w:r>
           <w:r>
             <w:rPr>
-              <w:rFonts w:ascii="宋体" w:eastAsia="宋体" w:hAnsi="宋体" w:cs="宋体" w:hint="eastAsia"/>
+              <w:rFonts w:hint="eastAsia" w:ascii="宋体" w:hAnsi="宋体" w:eastAsia="宋体" w:cs="宋体"/>
               <w:szCs w:val="24"/>
             </w:rPr>
             <w:instrText xml:space="preserve"> HYPERLINK \l _Toc31819 </w:instrText>
           </w:r>
           <w:r>
             <w:rPr>
-              <w:rFonts w:ascii="宋体" w:eastAsia="宋体" w:hAnsi="宋体" w:cs="宋体" w:hint="eastAsia"/>
+              <w:rFonts w:hint="eastAsia" w:ascii="宋体" w:hAnsi="宋体" w:eastAsia="宋体" w:cs="宋体"/>
               <w:szCs w:val="24"/>
             </w:rPr>
             <w:fldChar w:fldCharType="separate"/>
@@ -3198,7 +3388,7 @@
           </w:r>
           <w:r>
             <w:rPr>
-              <w:rFonts w:ascii="宋体" w:eastAsia="宋体" w:hAnsi="宋体" w:cs="宋体" w:hint="eastAsia"/>
+              <w:rFonts w:hint="eastAsia" w:ascii="宋体" w:hAnsi="宋体" w:eastAsia="宋体" w:cs="宋体"/>
               <w:szCs w:val="24"/>
             </w:rPr>
             <w:fldChar w:fldCharType="end"/>
@@ -3206,28 +3396,28 @@
         </w:p>
         <w:p>
           <w:pPr>
-            <w:pStyle w:val="TOC1"/>
+            <w:pStyle w:val="16"/>
             <w:tabs>
               <w:tab w:val="right" w:leader="dot" w:pos="8306"/>
             </w:tabs>
           </w:pPr>
           <w:r>
             <w:rPr>
-              <w:rFonts w:ascii="宋体" w:eastAsia="宋体" w:hAnsi="宋体" w:cs="宋体" w:hint="eastAsia"/>
+              <w:rFonts w:hint="eastAsia" w:ascii="宋体" w:hAnsi="宋体" w:eastAsia="宋体" w:cs="宋体"/>
               <w:szCs w:val="24"/>
             </w:rPr>
             <w:fldChar w:fldCharType="begin"/>
           </w:r>
           <w:r>
             <w:rPr>
-              <w:rFonts w:ascii="宋体" w:eastAsia="宋体" w:hAnsi="宋体" w:cs="宋体" w:hint="eastAsia"/>
+              <w:rFonts w:hint="eastAsia" w:ascii="宋体" w:hAnsi="宋体" w:eastAsia="宋体" w:cs="宋体"/>
               <w:szCs w:val="24"/>
             </w:rPr>
             <w:instrText xml:space="preserve"> HYPERLINK \l _Toc326 </w:instrText>
           </w:r>
           <w:r>
             <w:rPr>
-              <w:rFonts w:ascii="宋体" w:eastAsia="宋体" w:hAnsi="宋体" w:cs="宋体" w:hint="eastAsia"/>
+              <w:rFonts w:hint="eastAsia" w:ascii="宋体" w:hAnsi="宋体" w:eastAsia="宋体" w:cs="宋体"/>
               <w:szCs w:val="24"/>
             </w:rPr>
             <w:fldChar w:fldCharType="separate"/>
@@ -3266,7 +3456,7 @@
           </w:r>
           <w:r>
             <w:rPr>
-              <w:rFonts w:ascii="宋体" w:eastAsia="宋体" w:hAnsi="宋体" w:cs="宋体" w:hint="eastAsia"/>
+              <w:rFonts w:hint="eastAsia" w:ascii="宋体" w:hAnsi="宋体" w:eastAsia="宋体" w:cs="宋体"/>
               <w:szCs w:val="24"/>
             </w:rPr>
             <w:fldChar w:fldCharType="end"/>
@@ -3274,28 +3464,28 @@
         </w:p>
         <w:p>
           <w:pPr>
-            <w:pStyle w:val="TOC1"/>
+            <w:pStyle w:val="16"/>
             <w:tabs>
               <w:tab w:val="right" w:leader="dot" w:pos="8306"/>
             </w:tabs>
           </w:pPr>
           <w:r>
             <w:rPr>
-              <w:rFonts w:ascii="宋体" w:eastAsia="宋体" w:hAnsi="宋体" w:cs="宋体" w:hint="eastAsia"/>
+              <w:rFonts w:hint="eastAsia" w:ascii="宋体" w:hAnsi="宋体" w:eastAsia="宋体" w:cs="宋体"/>
               <w:szCs w:val="24"/>
             </w:rPr>
             <w:fldChar w:fldCharType="begin"/>
           </w:r>
           <w:r>
             <w:rPr>
-              <w:rFonts w:ascii="宋体" w:eastAsia="宋体" w:hAnsi="宋体" w:cs="宋体" w:hint="eastAsia"/>
+              <w:rFonts w:hint="eastAsia" w:ascii="宋体" w:hAnsi="宋体" w:eastAsia="宋体" w:cs="宋体"/>
               <w:szCs w:val="24"/>
             </w:rPr>
             <w:instrText xml:space="preserve"> HYPERLINK \l _Toc8574 </w:instrText>
           </w:r>
           <w:r>
             <w:rPr>
-              <w:rFonts w:ascii="宋体" w:eastAsia="宋体" w:hAnsi="宋体" w:cs="宋体" w:hint="eastAsia"/>
+              <w:rFonts w:hint="eastAsia" w:ascii="宋体" w:hAnsi="宋体" w:eastAsia="宋体" w:cs="宋体"/>
               <w:szCs w:val="24"/>
             </w:rPr>
             <w:fldChar w:fldCharType="separate"/>
@@ -3327,7 +3517,7 @@
           </w:r>
           <w:r>
             <w:rPr>
-              <w:rFonts w:ascii="宋体" w:eastAsia="宋体" w:hAnsi="宋体" w:cs="宋体" w:hint="eastAsia"/>
+              <w:rFonts w:hint="eastAsia" w:ascii="宋体" w:hAnsi="宋体" w:eastAsia="宋体" w:cs="宋体"/>
               <w:szCs w:val="24"/>
             </w:rPr>
             <w:fldChar w:fldCharType="end"/>
@@ -3351,7 +3541,7 @@
             <w:spacing w:line="312" w:lineRule="auto"/>
             <w:textAlignment w:val="baseline"/>
             <w:rPr>
-              <w:rFonts w:ascii="宋体" w:eastAsia="宋体" w:hAnsi="宋体" w:cs="宋体" w:hint="eastAsia"/>
+              <w:rFonts w:hint="eastAsia" w:ascii="宋体" w:hAnsi="宋体" w:eastAsia="宋体" w:cs="宋体"/>
               <w:snapToGrid w:val="0"/>
               <w:color w:val="000000"/>
               <w:kern w:val="0"/>
@@ -3362,7 +3552,7 @@
           </w:pPr>
           <w:r>
             <w:rPr>
-              <w:rFonts w:ascii="宋体" w:eastAsia="宋体" w:hAnsi="宋体" w:cs="宋体" w:hint="eastAsia"/>
+              <w:rFonts w:hint="eastAsia" w:ascii="宋体" w:hAnsi="宋体" w:eastAsia="宋体" w:cs="宋体"/>
               <w:szCs w:val="24"/>
             </w:rPr>
             <w:fldChar w:fldCharType="end"/>
@@ -3386,7 +3576,7 @@
         <w:snapToGrid w:val="0"/>
         <w:textAlignment w:val="baseline"/>
         <w:rPr>
-          <w:rFonts w:ascii="Arial" w:eastAsia="Arial" w:hAnsi="Arial" w:cs="Arial"/>
+          <w:rFonts w:ascii="Arial" w:hAnsi="Arial" w:eastAsia="Arial" w:cs="Arial"/>
           <w:snapToGrid w:val="0"/>
           <w:color w:val="000000"/>
           <w:kern w:val="0"/>
@@ -3397,7 +3587,7 @@
       </w:pPr>
       <w:r>
         <w:rPr>
-          <w:rFonts w:ascii="Arial" w:eastAsia="Arial" w:hAnsi="Arial" w:cs="Arial"/>
+          <w:rFonts w:ascii="Arial" w:hAnsi="Arial" w:eastAsia="Arial" w:cs="Arial"/>
           <w:snapToGrid w:val="0"/>
           <w:color w:val="000000"/>
           <w:kern w:val="0"/>
@@ -3410,45 +3600,45 @@
     </w:p>
     <w:p>
       <w:pPr>
-        <w:pStyle w:val="1"/>
+        <w:pStyle w:val="28"/>
         <w:bidi w:val="0"/>
         <w:rPr>
           <w:rFonts w:hint="default"/>
           <w:lang w:val="en-US" w:eastAsia="zh-CN"/>
         </w:rPr>
       </w:pPr>
-      <w:bookmarkStart w:id="3" w:name="_Toc32177"/>
+      <w:bookmarkStart w:id="2" w:name="_Toc32177"/>
       <w:r>
         <w:rPr>
           <w:rFonts w:hint="default"/>
           <w:lang w:val="en-US" w:eastAsia="zh-CN"/>
         </w:rPr>
         <w:t>总则</w:t>
+      </w:r>
+      <w:bookmarkEnd w:id="2"/>
+    </w:p>
+    <w:p>
+      <w:pPr>
+        <w:pStyle w:val="30"/>
+        <w:bidi w:val="0"/>
+        <w:rPr>
+          <w:rFonts w:hint="default"/>
+          <w:lang w:val="en-US" w:eastAsia="zh-CN"/>
+        </w:rPr>
+      </w:pPr>
+      <w:bookmarkStart w:id="3" w:name="_Toc16759"/>
+      <w:r>
+        <w:rPr>
+          <w:rFonts w:hint="default"/>
+          <w:lang w:val="en-US" w:eastAsia="zh-CN"/>
+        </w:rPr>
+        <w:t>目的</w:t>
       </w:r>
       <w:bookmarkEnd w:id="3"/>
     </w:p>
     <w:p>
       <w:pPr>
-        <w:pStyle w:val="2"/>
-        <w:bidi w:val="0"/>
-        <w:rPr>
-          <w:rFonts w:hint="default"/>
-          <w:lang w:val="en-US" w:eastAsia="zh-CN"/>
-        </w:rPr>
-      </w:pPr>
-      <w:bookmarkStart w:id="4" w:name="_Toc16759"/>
-      <w:r>
-        <w:rPr>
-          <w:rFonts w:hint="default"/>
-          <w:lang w:val="en-US" w:eastAsia="zh-CN"/>
-        </w:rPr>
-        <w:t>目的</w:t>
-      </w:r>
-      <w:bookmarkEnd w:id="4"/>
-    </w:p>
-    <w:p>
-      <w:pPr>
-        <w:pStyle w:val="a1"/>
+        <w:pStyle w:val="29"/>
         <w:keepNext w:val="0"/>
         <w:keepLines w:val="0"/>
         <w:pageBreakBefore w:val="0"/>
@@ -3491,14 +3681,14 @@
     </w:p>
     <w:p>
       <w:pPr>
-        <w:pStyle w:val="2"/>
+        <w:pStyle w:val="30"/>
         <w:bidi w:val="0"/>
         <w:rPr>
           <w:rFonts w:hint="default"/>
           <w:lang w:val="en-US" w:eastAsia="zh-CN"/>
         </w:rPr>
       </w:pPr>
-      <w:bookmarkStart w:id="5" w:name="_Toc1120"/>
+      <w:bookmarkStart w:id="4" w:name="_Toc1120"/>
       <w:r>
         <w:rPr>
           <w:rFonts w:hint="default"/>
@@ -3506,11 +3696,11 @@
         </w:rPr>
         <w:t>适用范围</w:t>
       </w:r>
-      <w:bookmarkEnd w:id="5"/>
+      <w:bookmarkEnd w:id="4"/>
     </w:p>
     <w:p>
       <w:pPr>
-        <w:pStyle w:val="a1"/>
+        <w:pStyle w:val="29"/>
         <w:keepNext w:val="0"/>
         <w:keepLines w:val="0"/>
         <w:pageBreakBefore w:val="0"/>
@@ -3553,14 +3743,14 @@
     </w:p>
     <w:p>
       <w:pPr>
-        <w:pStyle w:val="2"/>
+        <w:pStyle w:val="30"/>
         <w:bidi w:val="0"/>
         <w:rPr>
           <w:rFonts w:hint="default"/>
           <w:lang w:val="en-US" w:eastAsia="zh-CN"/>
         </w:rPr>
       </w:pPr>
-      <w:bookmarkStart w:id="6" w:name="_Toc5545"/>
+      <w:bookmarkStart w:id="5" w:name="_Toc5545"/>
       <w:r>
         <w:rPr>
           <w:rFonts w:hint="default"/>
@@ -3568,11 +3758,11 @@
         </w:rPr>
         <w:t>原则</w:t>
       </w:r>
-      <w:bookmarkEnd w:id="6"/>
+      <w:bookmarkEnd w:id="5"/>
     </w:p>
     <w:p>
       <w:pPr>
-        <w:pStyle w:val="a1"/>
+        <w:pStyle w:val="29"/>
         <w:keepNext w:val="0"/>
         <w:keepLines w:val="0"/>
         <w:pageBreakBefore w:val="0"/>
@@ -3601,7 +3791,7 @@
     </w:p>
     <w:p>
       <w:pPr>
-        <w:pStyle w:val="a1"/>
+        <w:pStyle w:val="29"/>
         <w:keepNext w:val="0"/>
         <w:keepLines w:val="0"/>
         <w:pageBreakBefore w:val="0"/>
@@ -3630,7 +3820,7 @@
     </w:p>
     <w:p>
       <w:pPr>
-        <w:pStyle w:val="a1"/>
+        <w:pStyle w:val="29"/>
         <w:keepNext w:val="0"/>
         <w:keepLines w:val="0"/>
         <w:pageBreakBefore w:val="0"/>
@@ -3659,7 +3849,7 @@
     </w:p>
     <w:p>
       <w:pPr>
-        <w:pStyle w:val="a1"/>
+        <w:pStyle w:val="29"/>
         <w:keepNext w:val="0"/>
         <w:keepLines w:val="0"/>
         <w:pageBreakBefore w:val="0"/>
@@ -3688,7 +3878,7 @@
     </w:p>
     <w:p>
       <w:pPr>
-        <w:pStyle w:val="a1"/>
+        <w:pStyle w:val="29"/>
         <w:keepNext w:val="0"/>
         <w:keepLines w:val="0"/>
         <w:pageBreakBefore w:val="0"/>
@@ -3717,14 +3907,14 @@
     </w:p>
     <w:p>
       <w:pPr>
-        <w:pStyle w:val="1"/>
+        <w:pStyle w:val="28"/>
         <w:bidi w:val="0"/>
         <w:rPr>
           <w:rFonts w:hint="default"/>
           <w:lang w:val="en-US" w:eastAsia="zh-CN"/>
         </w:rPr>
       </w:pPr>
-      <w:bookmarkStart w:id="7" w:name="_Toc1458"/>
+      <w:bookmarkStart w:id="6" w:name="_Toc1458"/>
       <w:r>
         <w:rPr>
           <w:rFonts w:hint="default"/>
@@ -3732,22 +3922,23 @@
         </w:rPr>
         <w:t>角色与职责</w:t>
       </w:r>
-      <w:bookmarkEnd w:id="7"/>
+      <w:bookmarkEnd w:id="6"/>
     </w:p>
     <w:tbl>
       <w:tblPr>
-        <w:tblStyle w:val="TableNormal"/>
+        <w:tblStyle w:val="20"/>
         <w:tblW w:w="9024" w:type="dxa"/>
         <w:tblInd w:w="0" w:type="dxa"/>
         <w:tblBorders>
-          <w:top w:val="single" w:sz="4" w:space="0" w:color="auto"/>
-          <w:left w:val="single" w:sz="4" w:space="0" w:color="auto"/>
-          <w:bottom w:val="single" w:sz="4" w:space="0" w:color="auto"/>
-          <w:right w:val="single" w:sz="4" w:space="0" w:color="auto"/>
-          <w:insideH w:val="single" w:sz="4" w:space="0" w:color="auto"/>
-          <w:insideV w:val="single" w:sz="4" w:space="0" w:color="auto"/>
+          <w:top w:val="single" w:color="auto" w:sz="4" w:space="0"/>
+          <w:left w:val="single" w:color="auto" w:sz="4" w:space="0"/>
+          <w:bottom w:val="single" w:color="auto" w:sz="4" w:space="0"/>
+          <w:right w:val="single" w:color="auto" w:sz="4" w:space="0"/>
+          <w:insideH w:val="single" w:color="auto" w:sz="4" w:space="0"/>
+          <w:insideV w:val="single" w:color="auto" w:sz="4" w:space="0"/>
         </w:tblBorders>
         <w:shd w:val="clear" w:color="auto" w:fill="auto"/>
+        <w:tblLayout w:type="autofit"/>
         <w:tblCellMar>
           <w:top w:w="15" w:type="dxa"/>
           <w:left w:w="15" w:type="dxa"/>
@@ -3762,15 +3953,13 @@
       </w:tblGrid>
       <w:tr>
         <w:tblPrEx>
-          <w:tblW w:w="9024" w:type="dxa"/>
-          <w:tblInd w:w="0" w:type="dxa"/>
           <w:tblBorders>
-            <w:top w:val="single" w:sz="4" w:space="0" w:color="auto"/>
-            <w:left w:val="single" w:sz="4" w:space="0" w:color="auto"/>
-            <w:bottom w:val="single" w:sz="4" w:space="0" w:color="auto"/>
-            <w:right w:val="single" w:sz="4" w:space="0" w:color="auto"/>
-            <w:insideH w:val="single" w:sz="4" w:space="0" w:color="auto"/>
-            <w:insideV w:val="single" w:sz="4" w:space="0" w:color="auto"/>
+            <w:top w:val="single" w:color="auto" w:sz="4" w:space="0"/>
+            <w:left w:val="single" w:color="auto" w:sz="4" w:space="0"/>
+            <w:bottom w:val="single" w:color="auto" w:sz="4" w:space="0"/>
+            <w:right w:val="single" w:color="auto" w:sz="4" w:space="0"/>
+            <w:insideH w:val="single" w:color="auto" w:sz="4" w:space="0"/>
+            <w:insideV w:val="single" w:color="auto" w:sz="4" w:space="0"/>
           </w:tblBorders>
           <w:shd w:val="clear" w:color="auto" w:fill="auto"/>
           <w:tblCellMar>
@@ -3804,7 +3993,7 @@
               <w:spacing w:line="300" w:lineRule="atLeast"/>
               <w:jc w:val="left"/>
               <w:rPr>
-                <w:rFonts w:ascii="Segoe UI" w:eastAsia="Segoe UI" w:hAnsi="Segoe UI" w:cs="Segoe UI"/>
+                <w:rFonts w:ascii="Segoe UI" w:hAnsi="Segoe UI" w:eastAsia="Segoe UI" w:cs="Segoe UI"/>
                 <w:i w:val="0"/>
                 <w:iCs w:val="0"/>
                 <w:caps w:val="0"/>
@@ -3816,7 +4005,7 @@
             </w:pPr>
             <w:r>
               <w:rPr>
-                <w:rFonts w:ascii="Segoe UI" w:eastAsia="Segoe UI" w:hAnsi="Segoe UI" w:cs="Segoe UI" w:hint="default"/>
+                <w:rFonts w:hint="default" w:ascii="Segoe UI" w:hAnsi="Segoe UI" w:eastAsia="Segoe UI" w:cs="Segoe UI"/>
                 <w:i w:val="0"/>
                 <w:iCs w:val="0"/>
                 <w:caps w:val="0"/>
@@ -3853,7 +4042,7 @@
               <w:spacing w:line="300" w:lineRule="atLeast"/>
               <w:jc w:val="left"/>
               <w:rPr>
-                <w:rFonts w:ascii="Segoe UI" w:eastAsia="Segoe UI" w:hAnsi="Segoe UI" w:cs="Segoe UI" w:hint="default"/>
+                <w:rFonts w:hint="default" w:ascii="Segoe UI" w:hAnsi="Segoe UI" w:eastAsia="Segoe UI" w:cs="Segoe UI"/>
                 <w:i w:val="0"/>
                 <w:iCs w:val="0"/>
                 <w:caps w:val="0"/>
@@ -3865,7 +4054,7 @@
             </w:pPr>
             <w:r>
               <w:rPr>
-                <w:rFonts w:ascii="Segoe UI" w:eastAsia="Segoe UI" w:hAnsi="Segoe UI" w:cs="Segoe UI" w:hint="default"/>
+                <w:rFonts w:hint="default" w:ascii="Segoe UI" w:hAnsi="Segoe UI" w:eastAsia="Segoe UI" w:cs="Segoe UI"/>
                 <w:i w:val="0"/>
                 <w:iCs w:val="0"/>
                 <w:caps w:val="0"/>
@@ -3902,7 +4091,7 @@
               <w:spacing w:line="300" w:lineRule="atLeast"/>
               <w:jc w:val="left"/>
               <w:rPr>
-                <w:rFonts w:ascii="Segoe UI" w:eastAsia="Segoe UI" w:hAnsi="Segoe UI" w:cs="Segoe UI" w:hint="default"/>
+                <w:rFonts w:hint="default" w:ascii="Segoe UI" w:hAnsi="Segoe UI" w:eastAsia="Segoe UI" w:cs="Segoe UI"/>
                 <w:i w:val="0"/>
                 <w:iCs w:val="0"/>
                 <w:caps w:val="0"/>
@@ -3914,7 +4103,7 @@
             </w:pPr>
             <w:r>
               <w:rPr>
-                <w:rFonts w:ascii="Segoe UI" w:eastAsia="Segoe UI" w:hAnsi="Segoe UI" w:cs="Segoe UI" w:hint="default"/>
+                <w:rFonts w:hint="default" w:ascii="Segoe UI" w:hAnsi="Segoe UI" w:eastAsia="Segoe UI" w:cs="Segoe UI"/>
                 <w:i w:val="0"/>
                 <w:iCs w:val="0"/>
                 <w:caps w:val="0"/>
@@ -3933,8 +4122,284 @@
       </w:tr>
       <w:tr>
         <w:tblPrEx>
-          <w:tblW w:w="9024" w:type="dxa"/>
-          <w:tblInd w:w="0" w:type="dxa"/>
+          <w:tblBorders>
+            <w:top w:val="single" w:color="auto" w:sz="4" w:space="0"/>
+            <w:left w:val="single" w:color="auto" w:sz="4" w:space="0"/>
+            <w:bottom w:val="single" w:color="auto" w:sz="4" w:space="0"/>
+            <w:right w:val="single" w:color="auto" w:sz="4" w:space="0"/>
+            <w:insideH w:val="single" w:color="auto" w:sz="4" w:space="0"/>
+            <w:insideV w:val="single" w:color="auto" w:sz="4" w:space="0"/>
+          </w:tblBorders>
+          <w:tblCellMar>
+            <w:top w:w="15" w:type="dxa"/>
+            <w:left w:w="15" w:type="dxa"/>
+            <w:bottom w:w="15" w:type="dxa"/>
+            <w:right w:w="15" w:type="dxa"/>
+          </w:tblCellMar>
+        </w:tblPrEx>
+        <w:tc>
+          <w:tcPr>
+            <w:tcW w:w="0" w:type="auto"/>
+            <w:shd w:val="clear" w:color="auto" w:fill="auto"/>
+            <w:tcMar>
+              <w:top w:w="120" w:type="dxa"/>
+              <w:left w:w="0" w:type="dxa"/>
+              <w:bottom w:w="120" w:type="dxa"/>
+              <w:right w:w="192" w:type="dxa"/>
+            </w:tcMar>
+            <w:vAlign w:val="center"/>
+          </w:tcPr>
+          <w:p>
+            <w:pPr>
+              <w:keepNext w:val="0"/>
+              <w:keepLines w:val="0"/>
+              <w:widowControl/>
+              <w:suppressLineNumbers w:val="0"/>
+              <w:spacing w:line="300" w:lineRule="atLeast"/>
+              <w:jc w:val="left"/>
+              <w:rPr>
+                <w:rFonts w:hint="default" w:ascii="Segoe UI" w:hAnsi="Segoe UI" w:eastAsia="Segoe UI" w:cs="Segoe UI"/>
+                <w:i w:val="0"/>
+                <w:iCs w:val="0"/>
+                <w:caps w:val="0"/>
+                <w:color w:val="0F1115"/>
+                <w:spacing w:val="0"/>
+                <w:sz w:val="18"/>
+                <w:szCs w:val="18"/>
+              </w:rPr>
+            </w:pPr>
+            <w:r>
+              <w:rPr>
+                <w:rStyle w:val="23"/>
+                <w:rFonts w:hint="default" w:ascii="Segoe UI" w:hAnsi="Segoe UI" w:eastAsia="Segoe UI" w:cs="Segoe UI"/>
+                <w:b/>
+                <w:bCs/>
+                <w:i w:val="0"/>
+                <w:iCs w:val="0"/>
+                <w:caps w:val="0"/>
+                <w:snapToGrid w:val="0"/>
+                <w:color w:val="000000"/>
+                <w:spacing w:val="0"/>
+                <w:kern w:val="0"/>
+                <w:sz w:val="18"/>
+                <w:szCs w:val="18"/>
+                <w:lang w:val="en-US" w:eastAsia="zh-CN"/>
+              </w:rPr>
+              <w:t>发布申请人</w:t>
+            </w:r>
+          </w:p>
+        </w:tc>
+        <w:tc>
+          <w:tcPr>
+            <w:tcW w:w="0" w:type="auto"/>
+            <w:shd w:val="clear" w:color="auto" w:fill="auto"/>
+            <w:tcMar>
+              <w:top w:w="120" w:type="dxa"/>
+              <w:left w:w="192" w:type="dxa"/>
+              <w:bottom w:w="120" w:type="dxa"/>
+              <w:right w:w="192" w:type="dxa"/>
+            </w:tcMar>
+            <w:vAlign w:val="center"/>
+          </w:tcPr>
+          <w:p>
+            <w:pPr>
+              <w:keepNext w:val="0"/>
+              <w:keepLines w:val="0"/>
+              <w:widowControl/>
+              <w:suppressLineNumbers w:val="0"/>
+              <w:spacing w:line="300" w:lineRule="atLeast"/>
+              <w:jc w:val="left"/>
+              <w:rPr>
+                <w:rFonts w:hint="default" w:ascii="Segoe UI" w:hAnsi="Segoe UI" w:eastAsia="Segoe UI" w:cs="Segoe UI"/>
+                <w:i w:val="0"/>
+                <w:iCs w:val="0"/>
+                <w:caps w:val="0"/>
+                <w:color w:val="0F1115"/>
+                <w:spacing w:val="0"/>
+                <w:sz w:val="18"/>
+                <w:szCs w:val="18"/>
+              </w:rPr>
+            </w:pPr>
+            <w:r>
+              <w:rPr>
+                <w:rFonts w:hint="default" w:ascii="Segoe UI" w:hAnsi="Segoe UI" w:eastAsia="Segoe UI" w:cs="Segoe UI"/>
+                <w:i w:val="0"/>
+                <w:iCs w:val="0"/>
+                <w:caps w:val="0"/>
+                <w:snapToGrid w:val="0"/>
+                <w:color w:val="000000"/>
+                <w:spacing w:val="0"/>
+                <w:kern w:val="0"/>
+                <w:sz w:val="18"/>
+                <w:szCs w:val="18"/>
+                <w:lang w:val="en-US" w:eastAsia="zh-CN"/>
+              </w:rPr>
+              <w:t>1. 基于已批准的变更请求（RFC），提交《发布申请单》。</w:t>
+            </w:r>
+            <w:r>
+              <w:rPr>
+                <w:rFonts w:hint="default" w:ascii="Segoe UI" w:hAnsi="Segoe UI" w:eastAsia="Segoe UI" w:cs="Segoe UI"/>
+                <w:i w:val="0"/>
+                <w:iCs w:val="0"/>
+                <w:caps w:val="0"/>
+                <w:snapToGrid w:val="0"/>
+                <w:color w:val="000000"/>
+                <w:spacing w:val="0"/>
+                <w:kern w:val="0"/>
+                <w:sz w:val="18"/>
+                <w:szCs w:val="18"/>
+                <w:lang w:val="en-US" w:eastAsia="zh-CN"/>
+              </w:rPr>
+              <w:br w:type="textWrapping"/>
+            </w:r>
+            <w:r>
+              <w:rPr>
+                <w:rFonts w:hint="default" w:ascii="Segoe UI" w:hAnsi="Segoe UI" w:eastAsia="Segoe UI" w:cs="Segoe UI"/>
+                <w:i w:val="0"/>
+                <w:iCs w:val="0"/>
+                <w:caps w:val="0"/>
+                <w:snapToGrid w:val="0"/>
+                <w:color w:val="000000"/>
+                <w:spacing w:val="0"/>
+                <w:kern w:val="0"/>
+                <w:sz w:val="18"/>
+                <w:szCs w:val="18"/>
+                <w:lang w:val="en-US" w:eastAsia="zh-CN"/>
+              </w:rPr>
+              <w:t>2. 明确发布范围、内容清单及业务影响。</w:t>
+            </w:r>
+          </w:p>
+        </w:tc>
+        <w:tc>
+          <w:tcPr>
+            <w:tcW w:w="0" w:type="auto"/>
+            <w:shd w:val="clear" w:color="auto" w:fill="auto"/>
+            <w:tcMar>
+              <w:top w:w="120" w:type="dxa"/>
+              <w:left w:w="192" w:type="dxa"/>
+              <w:bottom w:w="120" w:type="dxa"/>
+              <w:right w:w="0" w:type="dxa"/>
+            </w:tcMar>
+            <w:vAlign w:val="center"/>
+          </w:tcPr>
+          <w:p>
+            <w:pPr>
+              <w:keepNext w:val="0"/>
+              <w:keepLines w:val="0"/>
+              <w:widowControl/>
+              <w:suppressLineNumbers w:val="0"/>
+              <w:spacing w:line="300" w:lineRule="atLeast"/>
+              <w:jc w:val="left"/>
+              <w:rPr>
+                <w:rFonts w:hint="default" w:ascii="Segoe UI" w:hAnsi="Segoe UI" w:eastAsia="Segoe UI" w:cs="Segoe UI"/>
+                <w:i w:val="0"/>
+                <w:iCs w:val="0"/>
+                <w:caps w:val="0"/>
+                <w:color w:val="0F1115"/>
+                <w:spacing w:val="0"/>
+                <w:sz w:val="18"/>
+                <w:szCs w:val="18"/>
+              </w:rPr>
+            </w:pPr>
+            <w:r>
+              <w:rPr>
+                <w:rStyle w:val="23"/>
+                <w:rFonts w:hint="default" w:ascii="Segoe UI" w:hAnsi="Segoe UI" w:eastAsia="Segoe UI" w:cs="Segoe UI"/>
+                <w:b/>
+                <w:bCs/>
+                <w:i w:val="0"/>
+                <w:iCs w:val="0"/>
+                <w:caps w:val="0"/>
+                <w:snapToGrid w:val="0"/>
+                <w:color w:val="000000"/>
+                <w:spacing w:val="0"/>
+                <w:kern w:val="0"/>
+                <w:sz w:val="18"/>
+                <w:szCs w:val="18"/>
+                <w:lang w:val="en-US" w:eastAsia="zh-CN"/>
+              </w:rPr>
+              <w:t>运维项目经理</w:t>
+            </w:r>
+            <w:r>
+              <w:rPr>
+                <w:rFonts w:hint="default" w:ascii="Segoe UI" w:hAnsi="Segoe UI" w:eastAsia="Segoe UI" w:cs="Segoe UI"/>
+                <w:i w:val="0"/>
+                <w:iCs w:val="0"/>
+                <w:caps w:val="0"/>
+                <w:snapToGrid w:val="0"/>
+                <w:color w:val="000000"/>
+                <w:spacing w:val="0"/>
+                <w:kern w:val="0"/>
+                <w:sz w:val="18"/>
+                <w:szCs w:val="18"/>
+                <w:lang w:val="en-US" w:eastAsia="zh-CN"/>
+              </w:rPr>
+              <w:t>（主导项目版本发布）</w:t>
+            </w:r>
+            <w:r>
+              <w:rPr>
+                <w:rFonts w:hint="default" w:ascii="Segoe UI" w:hAnsi="Segoe UI" w:eastAsia="Segoe UI" w:cs="Segoe UI"/>
+                <w:i w:val="0"/>
+                <w:iCs w:val="0"/>
+                <w:caps w:val="0"/>
+                <w:snapToGrid w:val="0"/>
+                <w:color w:val="000000"/>
+                <w:spacing w:val="0"/>
+                <w:kern w:val="0"/>
+                <w:sz w:val="18"/>
+                <w:szCs w:val="18"/>
+                <w:lang w:val="en-US" w:eastAsia="zh-CN"/>
+              </w:rPr>
+              <w:br w:type="textWrapping"/>
+            </w:r>
+            <w:r>
+              <w:rPr>
+                <w:rStyle w:val="23"/>
+                <w:rFonts w:hint="default" w:ascii="Segoe UI" w:hAnsi="Segoe UI" w:eastAsia="Segoe UI" w:cs="Segoe UI"/>
+                <w:b/>
+                <w:bCs/>
+                <w:i w:val="0"/>
+                <w:iCs w:val="0"/>
+                <w:caps w:val="0"/>
+                <w:snapToGrid w:val="0"/>
+                <w:color w:val="000000"/>
+                <w:spacing w:val="0"/>
+                <w:kern w:val="0"/>
+                <w:sz w:val="18"/>
+                <w:szCs w:val="18"/>
+                <w:lang w:val="en-US" w:eastAsia="zh-CN"/>
+              </w:rPr>
+              <w:t>研发部-开发工程师</w:t>
+            </w:r>
+            <w:r>
+              <w:rPr>
+                <w:rFonts w:hint="default" w:ascii="Segoe UI" w:hAnsi="Segoe UI" w:eastAsia="Segoe UI" w:cs="Segoe UI"/>
+                <w:i w:val="0"/>
+                <w:iCs w:val="0"/>
+                <w:caps w:val="0"/>
+                <w:snapToGrid w:val="0"/>
+                <w:color w:val="000000"/>
+                <w:spacing w:val="0"/>
+                <w:kern w:val="0"/>
+                <w:sz w:val="18"/>
+                <w:szCs w:val="18"/>
+                <w:lang w:val="en-US" w:eastAsia="zh-CN"/>
+              </w:rPr>
+              <w:t>（主导由研发驱动的功能版本发布）</w:t>
+            </w:r>
+          </w:p>
+        </w:tc>
+      </w:tr>
+      <w:tr>
+        <w:tblPrEx>
+          <w:tblBorders>
+            <w:top w:val="single" w:color="auto" w:sz="4" w:space="0"/>
+            <w:left w:val="single" w:color="auto" w:sz="4" w:space="0"/>
+            <w:bottom w:val="single" w:color="auto" w:sz="4" w:space="0"/>
+            <w:right w:val="single" w:color="auto" w:sz="4" w:space="0"/>
+            <w:insideH w:val="single" w:color="auto" w:sz="4" w:space="0"/>
+            <w:insideV w:val="single" w:color="auto" w:sz="4" w:space="0"/>
+          </w:tblBorders>
           <w:shd w:val="clear" w:color="auto" w:fill="auto"/>
           <w:tblCellMar>
             <w:top w:w="15" w:type="dxa"/>
@@ -3964,7 +4429,7 @@
               <w:spacing w:line="300" w:lineRule="atLeast"/>
               <w:jc w:val="left"/>
               <w:rPr>
-                <w:rFonts w:ascii="Segoe UI" w:eastAsia="Segoe UI" w:hAnsi="Segoe UI" w:cs="Segoe UI" w:hint="default"/>
+                <w:rFonts w:hint="default" w:ascii="Segoe UI" w:hAnsi="Segoe UI" w:eastAsia="Segoe UI" w:cs="Segoe UI"/>
                 <w:i w:val="0"/>
                 <w:iCs w:val="0"/>
                 <w:caps w:val="0"/>
@@ -3976,8 +4441,8 @@
             </w:pPr>
             <w:r>
               <w:rPr>
-                <w:rStyle w:val="Strong"/>
-                <w:rFonts w:ascii="Segoe UI" w:eastAsia="Segoe UI" w:hAnsi="Segoe UI" w:cs="Segoe UI" w:hint="default"/>
+                <w:rStyle w:val="23"/>
+                <w:rFonts w:hint="default" w:ascii="Segoe UI" w:hAnsi="Segoe UI" w:eastAsia="Segoe UI" w:cs="Segoe UI"/>
                 <w:b/>
                 <w:bCs/>
                 <w:i w:val="0"/>
@@ -3991,7 +4456,7 @@
                 <w:szCs w:val="18"/>
                 <w:lang w:val="en-US" w:eastAsia="zh-CN"/>
               </w:rPr>
-              <w:t>发布申请人</w:t>
+              <w:t>发布经理</w:t>
             </w:r>
           </w:p>
         </w:tc>
@@ -4016,7 +4481,7 @@
               <w:spacing w:line="300" w:lineRule="atLeast"/>
               <w:jc w:val="left"/>
               <w:rPr>
-                <w:rFonts w:ascii="Segoe UI" w:eastAsia="Segoe UI" w:hAnsi="Segoe UI" w:cs="Segoe UI" w:hint="default"/>
+                <w:rFonts w:hint="default" w:ascii="Segoe UI" w:hAnsi="Segoe UI" w:eastAsia="Segoe UI" w:cs="Segoe UI"/>
                 <w:i w:val="0"/>
                 <w:iCs w:val="0"/>
                 <w:caps w:val="0"/>
@@ -4028,7 +4493,7 @@
             </w:pPr>
             <w:r>
               <w:rPr>
-                <w:rFonts w:ascii="Segoe UI" w:eastAsia="Segoe UI" w:hAnsi="Segoe UI" w:cs="Segoe UI" w:hint="default"/>
+                <w:rFonts w:hint="default" w:ascii="Segoe UI" w:hAnsi="Segoe UI" w:eastAsia="Segoe UI" w:cs="Segoe UI"/>
                 <w:i w:val="0"/>
                 <w:iCs w:val="0"/>
                 <w:caps w:val="0"/>
@@ -4040,11 +4505,11 @@
                 <w:szCs w:val="18"/>
                 <w:lang w:val="en-US" w:eastAsia="zh-CN"/>
               </w:rPr>
-              <w:t>1. 基于已批准的变更请求（RFC），提交《发布申请单》。</w:t>
-            </w:r>
-            <w:r>
-              <w:rPr>
-                <w:rFonts w:ascii="Segoe UI" w:eastAsia="Segoe UI" w:hAnsi="Segoe UI" w:cs="Segoe UI" w:hint="default"/>
+              <w:t>1. 负责发布流程的整体规划、协调与监督。</w:t>
+            </w:r>
+            <w:r>
+              <w:rPr>
+                <w:rFonts w:hint="default" w:ascii="Segoe UI" w:hAnsi="Segoe UI" w:eastAsia="Segoe UI" w:cs="Segoe UI"/>
                 <w:i w:val="0"/>
                 <w:iCs w:val="0"/>
                 <w:caps w:val="0"/>
@@ -4056,11 +4521,11 @@
                 <w:szCs w:val="18"/>
                 <w:lang w:val="en-US" w:eastAsia="zh-CN"/>
               </w:rPr>
-              <w:br/>
-            </w:r>
-            <w:r>
-              <w:rPr>
-                <w:rFonts w:ascii="Segoe UI" w:eastAsia="Segoe UI" w:hAnsi="Segoe UI" w:cs="Segoe UI" w:hint="default"/>
+              <w:br w:type="textWrapping"/>
+            </w:r>
+            <w:r>
+              <w:rPr>
+                <w:rFonts w:hint="default" w:ascii="Segoe UI" w:hAnsi="Segoe UI" w:eastAsia="Segoe UI" w:cs="Segoe UI"/>
                 <w:i w:val="0"/>
                 <w:iCs w:val="0"/>
                 <w:caps w:val="0"/>
@@ -4072,7 +4537,71 @@
                 <w:szCs w:val="18"/>
                 <w:lang w:val="en-US" w:eastAsia="zh-CN"/>
               </w:rPr>
-              <w:t>2. 明确发布范围、内容清单及业务影响。</w:t>
+              <w:t>2. 组织制定《发布计划》，主持发布评审会。</w:t>
+            </w:r>
+            <w:r>
+              <w:rPr>
+                <w:rFonts w:hint="default" w:ascii="Segoe UI" w:hAnsi="Segoe UI" w:eastAsia="Segoe UI" w:cs="Segoe UI"/>
+                <w:i w:val="0"/>
+                <w:iCs w:val="0"/>
+                <w:caps w:val="0"/>
+                <w:snapToGrid w:val="0"/>
+                <w:color w:val="000000"/>
+                <w:spacing w:val="0"/>
+                <w:kern w:val="0"/>
+                <w:sz w:val="18"/>
+                <w:szCs w:val="18"/>
+                <w:lang w:val="en-US" w:eastAsia="zh-CN"/>
+              </w:rPr>
+              <w:br w:type="textWrapping"/>
+            </w:r>
+            <w:r>
+              <w:rPr>
+                <w:rFonts w:hint="default" w:ascii="Segoe UI" w:hAnsi="Segoe UI" w:eastAsia="Segoe UI" w:cs="Segoe UI"/>
+                <w:i w:val="0"/>
+                <w:iCs w:val="0"/>
+                <w:caps w:val="0"/>
+                <w:snapToGrid w:val="0"/>
+                <w:color w:val="000000"/>
+                <w:spacing w:val="0"/>
+                <w:kern w:val="0"/>
+                <w:sz w:val="18"/>
+                <w:szCs w:val="18"/>
+                <w:lang w:val="en-US" w:eastAsia="zh-CN"/>
+              </w:rPr>
+              <w:t>3. 审批发布上线操作，监控发布过程。</w:t>
+            </w:r>
+            <w:r>
+              <w:rPr>
+                <w:rFonts w:hint="default" w:ascii="Segoe UI" w:hAnsi="Segoe UI" w:eastAsia="Segoe UI" w:cs="Segoe UI"/>
+                <w:i w:val="0"/>
+                <w:iCs w:val="0"/>
+                <w:caps w:val="0"/>
+                <w:snapToGrid w:val="0"/>
+                <w:color w:val="000000"/>
+                <w:spacing w:val="0"/>
+                <w:kern w:val="0"/>
+                <w:sz w:val="18"/>
+                <w:szCs w:val="18"/>
+                <w:lang w:val="en-US" w:eastAsia="zh-CN"/>
+              </w:rPr>
+              <w:br w:type="textWrapping"/>
+            </w:r>
+            <w:r>
+              <w:rPr>
+                <w:rFonts w:hint="default" w:ascii="Segoe UI" w:hAnsi="Segoe UI" w:eastAsia="Segoe UI" w:cs="Segoe UI"/>
+                <w:i w:val="0"/>
+                <w:iCs w:val="0"/>
+                <w:caps w:val="0"/>
+                <w:snapToGrid w:val="0"/>
+                <w:color w:val="000000"/>
+                <w:spacing w:val="0"/>
+                <w:kern w:val="0"/>
+                <w:sz w:val="18"/>
+                <w:szCs w:val="18"/>
+                <w:lang w:val="en-US" w:eastAsia="zh-CN"/>
+              </w:rPr>
+              <w:t>4. 组织发布后复盘，审批发布关闭。</w:t>
             </w:r>
           </w:p>
         </w:tc>
@@ -4097,7 +4626,7 @@
               <w:spacing w:line="300" w:lineRule="atLeast"/>
               <w:jc w:val="left"/>
               <w:rPr>
-                <w:rFonts w:ascii="Segoe UI" w:eastAsia="Segoe UI" w:hAnsi="Segoe UI" w:cs="Segoe UI" w:hint="default"/>
+                <w:rFonts w:hint="default" w:ascii="Segoe UI" w:hAnsi="Segoe UI" w:eastAsia="Segoe UI" w:cs="Segoe UI"/>
                 <w:i w:val="0"/>
                 <w:iCs w:val="0"/>
                 <w:caps w:val="0"/>
@@ -4109,8 +4638,8 @@
             </w:pPr>
             <w:r>
               <w:rPr>
-                <w:rStyle w:val="Strong"/>
-                <w:rFonts w:ascii="Segoe UI" w:eastAsia="Segoe UI" w:hAnsi="Segoe UI" w:cs="Segoe UI" w:hint="default"/>
+                <w:rStyle w:val="23"/>
+                <w:rFonts w:hint="default" w:ascii="Segoe UI" w:hAnsi="Segoe UI" w:eastAsia="Segoe UI" w:cs="Segoe UI"/>
                 <w:b/>
                 <w:bCs/>
                 <w:i w:val="0"/>
@@ -4124,11 +4653,11 @@
                 <w:szCs w:val="18"/>
                 <w:lang w:val="en-US" w:eastAsia="zh-CN"/>
               </w:rPr>
-              <w:t>运维项目经理</w:t>
-            </w:r>
-            <w:r>
-              <w:rPr>
-                <w:rFonts w:ascii="Segoe UI" w:eastAsia="Segoe UI" w:hAnsi="Segoe UI" w:cs="Segoe UI" w:hint="default"/>
+              <w:t>运维部经理</w:t>
+            </w:r>
+            <w:r>
+              <w:rPr>
+                <w:rFonts w:hint="default" w:ascii="Segoe UI" w:hAnsi="Segoe UI" w:eastAsia="Segoe UI" w:cs="Segoe UI"/>
                 <w:i w:val="0"/>
                 <w:iCs w:val="0"/>
                 <w:caps w:val="0"/>
@@ -4140,66 +4669,860 @@
                 <w:szCs w:val="18"/>
                 <w:lang w:val="en-US" w:eastAsia="zh-CN"/>
               </w:rPr>
-              <w:t>（主导项目版本发布）</w:t>
-            </w:r>
-            <w:r>
-              <w:rPr>
-                <w:rFonts w:ascii="Segoe UI" w:eastAsia="Segoe UI" w:hAnsi="Segoe UI" w:cs="Segoe UI" w:hint="default"/>
-                <w:i w:val="0"/>
-                <w:iCs w:val="0"/>
-                <w:caps w:val="0"/>
-                <w:snapToGrid w:val="0"/>
-                <w:color w:val="000000"/>
-                <w:spacing w:val="0"/>
-                <w:kern w:val="0"/>
-                <w:sz w:val="18"/>
-                <w:szCs w:val="18"/>
-                <w:lang w:val="en-US" w:eastAsia="zh-CN"/>
-              </w:rPr>
-              <w:br/>
-            </w:r>
-            <w:r>
-              <w:rPr>
-                <w:rStyle w:val="Strong"/>
-                <w:rFonts w:ascii="Segoe UI" w:eastAsia="Segoe UI" w:hAnsi="Segoe UI" w:cs="Segoe UI" w:hint="default"/>
-                <w:b/>
-                <w:bCs/>
-                <w:i w:val="0"/>
-                <w:iCs w:val="0"/>
-                <w:caps w:val="0"/>
-                <w:snapToGrid w:val="0"/>
-                <w:color w:val="000000"/>
-                <w:spacing w:val="0"/>
-                <w:kern w:val="0"/>
-                <w:sz w:val="18"/>
-                <w:szCs w:val="18"/>
-                <w:lang w:val="en-US" w:eastAsia="zh-CN"/>
-              </w:rPr>
-              <w:t>研发部-开发工程师</w:t>
-            </w:r>
-            <w:r>
-              <w:rPr>
-                <w:rFonts w:ascii="Segoe UI" w:eastAsia="Segoe UI" w:hAnsi="Segoe UI" w:cs="Segoe UI" w:hint="default"/>
-                <w:i w:val="0"/>
-                <w:iCs w:val="0"/>
-                <w:caps w:val="0"/>
-                <w:snapToGrid w:val="0"/>
-                <w:color w:val="000000"/>
-                <w:spacing w:val="0"/>
-                <w:kern w:val="0"/>
-                <w:sz w:val="18"/>
-                <w:szCs w:val="18"/>
-                <w:lang w:val="en-US" w:eastAsia="zh-CN"/>
-              </w:rPr>
-              <w:t>（主导由研发驱动的功能版本发布）</w:t>
+              <w:t>（</w:t>
             </w:r>
           </w:p>
         </w:tc>
       </w:tr>
       <w:tr>
         <w:tblPrEx>
-          <w:tblW w:w="9024" w:type="dxa"/>
-          <w:tblInd w:w="0" w:type="dxa"/>
+          <w:tblBorders>
+            <w:top w:val="single" w:color="auto" w:sz="4" w:space="0"/>
+            <w:left w:val="single" w:color="auto" w:sz="4" w:space="0"/>
+            <w:bottom w:val="single" w:color="auto" w:sz="4" w:space="0"/>
+            <w:right w:val="single" w:color="auto" w:sz="4" w:space="0"/>
+            <w:insideH w:val="single" w:color="auto" w:sz="4" w:space="0"/>
+            <w:insideV w:val="single" w:color="auto" w:sz="4" w:space="0"/>
+          </w:tblBorders>
+          <w:tblCellMar>
+            <w:top w:w="15" w:type="dxa"/>
+            <w:left w:w="15" w:type="dxa"/>
+            <w:bottom w:w="15" w:type="dxa"/>
+            <w:right w:w="15" w:type="dxa"/>
+          </w:tblCellMar>
+        </w:tblPrEx>
+        <w:tc>
+          <w:tcPr>
+            <w:tcW w:w="0" w:type="auto"/>
+            <w:shd w:val="clear" w:color="auto" w:fill="auto"/>
+            <w:tcMar>
+              <w:top w:w="120" w:type="dxa"/>
+              <w:left w:w="0" w:type="dxa"/>
+              <w:bottom w:w="120" w:type="dxa"/>
+              <w:right w:w="192" w:type="dxa"/>
+            </w:tcMar>
+            <w:vAlign w:val="center"/>
+          </w:tcPr>
+          <w:p>
+            <w:pPr>
+              <w:keepNext w:val="0"/>
+              <w:keepLines w:val="0"/>
+              <w:widowControl/>
+              <w:suppressLineNumbers w:val="0"/>
+              <w:spacing w:line="300" w:lineRule="atLeast"/>
+              <w:jc w:val="left"/>
+              <w:rPr>
+                <w:rFonts w:hint="default" w:ascii="Segoe UI" w:hAnsi="Segoe UI" w:eastAsia="Segoe UI" w:cs="Segoe UI"/>
+                <w:i w:val="0"/>
+                <w:iCs w:val="0"/>
+                <w:caps w:val="0"/>
+                <w:color w:val="0F1115"/>
+                <w:spacing w:val="0"/>
+                <w:sz w:val="18"/>
+                <w:szCs w:val="18"/>
+              </w:rPr>
+            </w:pPr>
+            <w:r>
+              <w:rPr>
+                <w:rStyle w:val="23"/>
+                <w:rFonts w:hint="default" w:ascii="Segoe UI" w:hAnsi="Segoe UI" w:eastAsia="Segoe UI" w:cs="Segoe UI"/>
+                <w:b/>
+                <w:bCs/>
+                <w:i w:val="0"/>
+                <w:iCs w:val="0"/>
+                <w:caps w:val="0"/>
+                <w:snapToGrid w:val="0"/>
+                <w:color w:val="000000"/>
+                <w:spacing w:val="0"/>
+                <w:kern w:val="0"/>
+                <w:sz w:val="18"/>
+                <w:szCs w:val="18"/>
+                <w:lang w:val="en-US" w:eastAsia="zh-CN"/>
+              </w:rPr>
+              <w:t>构建与配置管理员</w:t>
+            </w:r>
+          </w:p>
+        </w:tc>
+        <w:tc>
+          <w:tcPr>
+            <w:tcW w:w="0" w:type="auto"/>
+            <w:shd w:val="clear" w:color="auto" w:fill="auto"/>
+            <w:tcMar>
+              <w:top w:w="120" w:type="dxa"/>
+              <w:left w:w="192" w:type="dxa"/>
+              <w:bottom w:w="120" w:type="dxa"/>
+              <w:right w:w="192" w:type="dxa"/>
+            </w:tcMar>
+            <w:vAlign w:val="center"/>
+          </w:tcPr>
+          <w:p>
+            <w:pPr>
+              <w:keepNext w:val="0"/>
+              <w:keepLines w:val="0"/>
+              <w:widowControl/>
+              <w:suppressLineNumbers w:val="0"/>
+              <w:spacing w:line="300" w:lineRule="atLeast"/>
+              <w:jc w:val="left"/>
+              <w:rPr>
+                <w:rFonts w:hint="default" w:ascii="Segoe UI" w:hAnsi="Segoe UI" w:eastAsia="Segoe UI" w:cs="Segoe UI"/>
+                <w:i w:val="0"/>
+                <w:iCs w:val="0"/>
+                <w:caps w:val="0"/>
+                <w:color w:val="0F1115"/>
+                <w:spacing w:val="0"/>
+                <w:sz w:val="18"/>
+                <w:szCs w:val="18"/>
+              </w:rPr>
+            </w:pPr>
+            <w:r>
+              <w:rPr>
+                <w:rFonts w:hint="default" w:ascii="Segoe UI" w:hAnsi="Segoe UI" w:eastAsia="Segoe UI" w:cs="Segoe UI"/>
+                <w:i w:val="0"/>
+                <w:iCs w:val="0"/>
+                <w:caps w:val="0"/>
+                <w:snapToGrid w:val="0"/>
+                <w:color w:val="000000"/>
+                <w:spacing w:val="0"/>
+                <w:kern w:val="0"/>
+                <w:sz w:val="18"/>
+                <w:szCs w:val="18"/>
+                <w:lang w:val="en-US" w:eastAsia="zh-CN"/>
+              </w:rPr>
+              <w:t>1. 负责从版本控制系统获取指定版本的代码，执行自动化构建。</w:t>
+            </w:r>
+            <w:r>
+              <w:rPr>
+                <w:rFonts w:hint="default" w:ascii="Segoe UI" w:hAnsi="Segoe UI" w:eastAsia="Segoe UI" w:cs="Segoe UI"/>
+                <w:i w:val="0"/>
+                <w:iCs w:val="0"/>
+                <w:caps w:val="0"/>
+                <w:snapToGrid w:val="0"/>
+                <w:color w:val="000000"/>
+                <w:spacing w:val="0"/>
+                <w:kern w:val="0"/>
+                <w:sz w:val="18"/>
+                <w:szCs w:val="18"/>
+                <w:lang w:val="en-US" w:eastAsia="zh-CN"/>
+              </w:rPr>
+              <w:br w:type="textWrapping"/>
+            </w:r>
+            <w:r>
+              <w:rPr>
+                <w:rFonts w:hint="default" w:ascii="Segoe UI" w:hAnsi="Segoe UI" w:eastAsia="Segoe UI" w:cs="Segoe UI"/>
+                <w:i w:val="0"/>
+                <w:iCs w:val="0"/>
+                <w:caps w:val="0"/>
+                <w:snapToGrid w:val="0"/>
+                <w:color w:val="000000"/>
+                <w:spacing w:val="0"/>
+                <w:kern w:val="0"/>
+                <w:sz w:val="18"/>
+                <w:szCs w:val="18"/>
+                <w:lang w:val="en-US" w:eastAsia="zh-CN"/>
+              </w:rPr>
+              <w:t>2. 管理最终软件库（DSL），确保发布包版本唯一、准确。</w:t>
+            </w:r>
+            <w:r>
+              <w:rPr>
+                <w:rFonts w:hint="default" w:ascii="Segoe UI" w:hAnsi="Segoe UI" w:eastAsia="Segoe UI" w:cs="Segoe UI"/>
+                <w:i w:val="0"/>
+                <w:iCs w:val="0"/>
+                <w:caps w:val="0"/>
+                <w:snapToGrid w:val="0"/>
+                <w:color w:val="000000"/>
+                <w:spacing w:val="0"/>
+                <w:kern w:val="0"/>
+                <w:sz w:val="18"/>
+                <w:szCs w:val="18"/>
+                <w:lang w:val="en-US" w:eastAsia="zh-CN"/>
+              </w:rPr>
+              <w:br w:type="textWrapping"/>
+            </w:r>
+            <w:r>
+              <w:rPr>
+                <w:rFonts w:hint="default" w:ascii="Segoe UI" w:hAnsi="Segoe UI" w:eastAsia="Segoe UI" w:cs="Segoe UI"/>
+                <w:i w:val="0"/>
+                <w:iCs w:val="0"/>
+                <w:caps w:val="0"/>
+                <w:snapToGrid w:val="0"/>
+                <w:color w:val="000000"/>
+                <w:spacing w:val="0"/>
+                <w:kern w:val="0"/>
+                <w:sz w:val="18"/>
+                <w:szCs w:val="18"/>
+                <w:lang w:val="en-US" w:eastAsia="zh-CN"/>
+              </w:rPr>
+              <w:t>3. 为发布提供准确的配置项信息。</w:t>
+            </w:r>
+          </w:p>
+        </w:tc>
+        <w:tc>
+          <w:tcPr>
+            <w:tcW w:w="0" w:type="auto"/>
+            <w:shd w:val="clear" w:color="auto" w:fill="auto"/>
+            <w:tcMar>
+              <w:top w:w="120" w:type="dxa"/>
+              <w:left w:w="192" w:type="dxa"/>
+              <w:bottom w:w="120" w:type="dxa"/>
+              <w:right w:w="0" w:type="dxa"/>
+            </w:tcMar>
+            <w:vAlign w:val="center"/>
+          </w:tcPr>
+          <w:p>
+            <w:pPr>
+              <w:keepNext w:val="0"/>
+              <w:keepLines w:val="0"/>
+              <w:widowControl/>
+              <w:suppressLineNumbers w:val="0"/>
+              <w:spacing w:line="300" w:lineRule="atLeast"/>
+              <w:jc w:val="left"/>
+              <w:rPr>
+                <w:rFonts w:hint="default" w:ascii="Segoe UI" w:hAnsi="Segoe UI" w:eastAsia="Segoe UI" w:cs="Segoe UI"/>
+                <w:i w:val="0"/>
+                <w:iCs w:val="0"/>
+                <w:caps w:val="0"/>
+                <w:color w:val="0F1115"/>
+                <w:spacing w:val="0"/>
+                <w:sz w:val="18"/>
+                <w:szCs w:val="18"/>
+              </w:rPr>
+            </w:pPr>
+            <w:r>
+              <w:rPr>
+                <w:rStyle w:val="23"/>
+                <w:rFonts w:hint="default" w:ascii="Segoe UI" w:hAnsi="Segoe UI" w:eastAsia="Segoe UI" w:cs="Segoe UI"/>
+                <w:b/>
+                <w:bCs/>
+                <w:i w:val="0"/>
+                <w:iCs w:val="0"/>
+                <w:caps w:val="0"/>
+                <w:snapToGrid w:val="0"/>
+                <w:color w:val="000000"/>
+                <w:spacing w:val="0"/>
+                <w:kern w:val="0"/>
+                <w:sz w:val="18"/>
+                <w:szCs w:val="18"/>
+                <w:lang w:val="en-US" w:eastAsia="zh-CN"/>
+              </w:rPr>
+              <w:t>研发部-开发工程师</w:t>
+            </w:r>
+            <w:r>
+              <w:rPr>
+                <w:rFonts w:hint="default" w:ascii="Segoe UI" w:hAnsi="Segoe UI" w:eastAsia="Segoe UI" w:cs="Segoe UI"/>
+                <w:i w:val="0"/>
+                <w:iCs w:val="0"/>
+                <w:caps w:val="0"/>
+                <w:snapToGrid w:val="0"/>
+                <w:color w:val="000000"/>
+                <w:spacing w:val="0"/>
+                <w:kern w:val="0"/>
+                <w:sz w:val="18"/>
+                <w:szCs w:val="18"/>
+                <w:lang w:val="en-US" w:eastAsia="zh-CN"/>
+              </w:rPr>
+              <w:t>（负责构建）</w:t>
+            </w:r>
+            <w:r>
+              <w:rPr>
+                <w:rFonts w:hint="default" w:ascii="Segoe UI" w:hAnsi="Segoe UI" w:eastAsia="Segoe UI" w:cs="Segoe UI"/>
+                <w:i w:val="0"/>
+                <w:iCs w:val="0"/>
+                <w:caps w:val="0"/>
+                <w:snapToGrid w:val="0"/>
+                <w:color w:val="000000"/>
+                <w:spacing w:val="0"/>
+                <w:kern w:val="0"/>
+                <w:sz w:val="18"/>
+                <w:szCs w:val="18"/>
+                <w:lang w:val="en-US" w:eastAsia="zh-CN"/>
+              </w:rPr>
+              <w:br w:type="textWrapping"/>
+            </w:r>
+            <w:r>
+              <w:rPr>
+                <w:rStyle w:val="23"/>
+                <w:rFonts w:hint="default" w:ascii="Segoe UI" w:hAnsi="Segoe UI" w:eastAsia="Segoe UI" w:cs="Segoe UI"/>
+                <w:b/>
+                <w:bCs/>
+                <w:i w:val="0"/>
+                <w:iCs w:val="0"/>
+                <w:caps w:val="0"/>
+                <w:snapToGrid w:val="0"/>
+                <w:color w:val="000000"/>
+                <w:spacing w:val="0"/>
+                <w:kern w:val="0"/>
+                <w:sz w:val="18"/>
+                <w:szCs w:val="18"/>
+                <w:lang w:val="en-US" w:eastAsia="zh-CN"/>
+              </w:rPr>
+              <w:t>（辅助）服务知识专员/指定人员</w:t>
+            </w:r>
+            <w:r>
+              <w:rPr>
+                <w:rFonts w:hint="default" w:ascii="Segoe UI" w:hAnsi="Segoe UI" w:eastAsia="Segoe UI" w:cs="Segoe UI"/>
+                <w:i w:val="0"/>
+                <w:iCs w:val="0"/>
+                <w:caps w:val="0"/>
+                <w:snapToGrid w:val="0"/>
+                <w:color w:val="000000"/>
+                <w:spacing w:val="0"/>
+                <w:kern w:val="0"/>
+                <w:sz w:val="18"/>
+                <w:szCs w:val="18"/>
+                <w:lang w:val="en-US" w:eastAsia="zh-CN"/>
+              </w:rPr>
+              <w:t>（负责DSL逻辑管理）</w:t>
+            </w:r>
+          </w:p>
+        </w:tc>
+      </w:tr>
+      <w:tr>
+        <w:tblPrEx>
+          <w:tblBorders>
+            <w:top w:val="single" w:color="auto" w:sz="4" w:space="0"/>
+            <w:left w:val="single" w:color="auto" w:sz="4" w:space="0"/>
+            <w:bottom w:val="single" w:color="auto" w:sz="4" w:space="0"/>
+            <w:right w:val="single" w:color="auto" w:sz="4" w:space="0"/>
+            <w:insideH w:val="single" w:color="auto" w:sz="4" w:space="0"/>
+            <w:insideV w:val="single" w:color="auto" w:sz="4" w:space="0"/>
+          </w:tblBorders>
+          <w:tblCellMar>
+            <w:top w:w="15" w:type="dxa"/>
+            <w:left w:w="15" w:type="dxa"/>
+            <w:bottom w:w="15" w:type="dxa"/>
+            <w:right w:w="15" w:type="dxa"/>
+          </w:tblCellMar>
+        </w:tblPrEx>
+        <w:tc>
+          <w:tcPr>
+            <w:tcW w:w="0" w:type="auto"/>
+            <w:shd w:val="clear" w:color="auto" w:fill="auto"/>
+            <w:tcMar>
+              <w:top w:w="120" w:type="dxa"/>
+              <w:left w:w="0" w:type="dxa"/>
+              <w:bottom w:w="120" w:type="dxa"/>
+              <w:right w:w="192" w:type="dxa"/>
+            </w:tcMar>
+            <w:vAlign w:val="center"/>
+          </w:tcPr>
+          <w:p>
+            <w:pPr>
+              <w:keepNext w:val="0"/>
+              <w:keepLines w:val="0"/>
+              <w:widowControl/>
+              <w:suppressLineNumbers w:val="0"/>
+              <w:spacing w:line="300" w:lineRule="atLeast"/>
+              <w:jc w:val="left"/>
+              <w:rPr>
+                <w:rFonts w:hint="default" w:ascii="Segoe UI" w:hAnsi="Segoe UI" w:eastAsia="Segoe UI" w:cs="Segoe UI"/>
+                <w:i w:val="0"/>
+                <w:iCs w:val="0"/>
+                <w:caps w:val="0"/>
+                <w:color w:val="0F1115"/>
+                <w:spacing w:val="0"/>
+                <w:sz w:val="18"/>
+                <w:szCs w:val="18"/>
+              </w:rPr>
+            </w:pPr>
+            <w:r>
+              <w:rPr>
+                <w:rStyle w:val="23"/>
+                <w:rFonts w:hint="default" w:ascii="Segoe UI" w:hAnsi="Segoe UI" w:eastAsia="Segoe UI" w:cs="Segoe UI"/>
+                <w:b/>
+                <w:bCs/>
+                <w:i w:val="0"/>
+                <w:iCs w:val="0"/>
+                <w:caps w:val="0"/>
+                <w:snapToGrid w:val="0"/>
+                <w:color w:val="000000"/>
+                <w:spacing w:val="0"/>
+                <w:kern w:val="0"/>
+                <w:sz w:val="18"/>
+                <w:szCs w:val="18"/>
+                <w:lang w:val="en-US" w:eastAsia="zh-CN"/>
+              </w:rPr>
+              <w:t>测试负责人</w:t>
+            </w:r>
+          </w:p>
+        </w:tc>
+        <w:tc>
+          <w:tcPr>
+            <w:tcW w:w="0" w:type="auto"/>
+            <w:shd w:val="clear" w:color="auto" w:fill="auto"/>
+            <w:tcMar>
+              <w:top w:w="120" w:type="dxa"/>
+              <w:left w:w="192" w:type="dxa"/>
+              <w:bottom w:w="120" w:type="dxa"/>
+              <w:right w:w="192" w:type="dxa"/>
+            </w:tcMar>
+            <w:vAlign w:val="center"/>
+          </w:tcPr>
+          <w:p>
+            <w:pPr>
+              <w:keepNext w:val="0"/>
+              <w:keepLines w:val="0"/>
+              <w:widowControl/>
+              <w:suppressLineNumbers w:val="0"/>
+              <w:spacing w:line="300" w:lineRule="atLeast"/>
+              <w:jc w:val="left"/>
+              <w:rPr>
+                <w:rFonts w:hint="default" w:ascii="Segoe UI" w:hAnsi="Segoe UI" w:eastAsia="Segoe UI" w:cs="Segoe UI"/>
+                <w:i w:val="0"/>
+                <w:iCs w:val="0"/>
+                <w:caps w:val="0"/>
+                <w:color w:val="0F1115"/>
+                <w:spacing w:val="0"/>
+                <w:sz w:val="18"/>
+                <w:szCs w:val="18"/>
+              </w:rPr>
+            </w:pPr>
+            <w:r>
+              <w:rPr>
+                <w:rFonts w:hint="default" w:ascii="Segoe UI" w:hAnsi="Segoe UI" w:eastAsia="Segoe UI" w:cs="Segoe UI"/>
+                <w:i w:val="0"/>
+                <w:iCs w:val="0"/>
+                <w:caps w:val="0"/>
+                <w:snapToGrid w:val="0"/>
+                <w:color w:val="000000"/>
+                <w:spacing w:val="0"/>
+                <w:kern w:val="0"/>
+                <w:sz w:val="18"/>
+                <w:szCs w:val="18"/>
+                <w:lang w:val="en-US" w:eastAsia="zh-CN"/>
+              </w:rPr>
+              <w:t>1. 制定并执行发布验收测试方案。</w:t>
+            </w:r>
+            <w:r>
+              <w:rPr>
+                <w:rFonts w:hint="default" w:ascii="Segoe UI" w:hAnsi="Segoe UI" w:eastAsia="Segoe UI" w:cs="Segoe UI"/>
+                <w:i w:val="0"/>
+                <w:iCs w:val="0"/>
+                <w:caps w:val="0"/>
+                <w:snapToGrid w:val="0"/>
+                <w:color w:val="000000"/>
+                <w:spacing w:val="0"/>
+                <w:kern w:val="0"/>
+                <w:sz w:val="18"/>
+                <w:szCs w:val="18"/>
+                <w:lang w:val="en-US" w:eastAsia="zh-CN"/>
+              </w:rPr>
+              <w:br w:type="textWrapping"/>
+            </w:r>
+            <w:r>
+              <w:rPr>
+                <w:rFonts w:hint="default" w:ascii="Segoe UI" w:hAnsi="Segoe UI" w:eastAsia="Segoe UI" w:cs="Segoe UI"/>
+                <w:i w:val="0"/>
+                <w:iCs w:val="0"/>
+                <w:caps w:val="0"/>
+                <w:snapToGrid w:val="0"/>
+                <w:color w:val="000000"/>
+                <w:spacing w:val="0"/>
+                <w:kern w:val="0"/>
+                <w:sz w:val="18"/>
+                <w:szCs w:val="18"/>
+                <w:lang w:val="en-US" w:eastAsia="zh-CN"/>
+              </w:rPr>
+              <w:t>2. 出具《发布测试报告》，明确发布质量结论。</w:t>
+            </w:r>
+            <w:r>
+              <w:rPr>
+                <w:rFonts w:hint="default" w:ascii="Segoe UI" w:hAnsi="Segoe UI" w:eastAsia="Segoe UI" w:cs="Segoe UI"/>
+                <w:i w:val="0"/>
+                <w:iCs w:val="0"/>
+                <w:caps w:val="0"/>
+                <w:snapToGrid w:val="0"/>
+                <w:color w:val="000000"/>
+                <w:spacing w:val="0"/>
+                <w:kern w:val="0"/>
+                <w:sz w:val="18"/>
+                <w:szCs w:val="18"/>
+                <w:lang w:val="en-US" w:eastAsia="zh-CN"/>
+              </w:rPr>
+              <w:br w:type="textWrapping"/>
+            </w:r>
+            <w:r>
+              <w:rPr>
+                <w:rFonts w:hint="default" w:ascii="Segoe UI" w:hAnsi="Segoe UI" w:eastAsia="Segoe UI" w:cs="Segoe UI"/>
+                <w:i w:val="0"/>
+                <w:iCs w:val="0"/>
+                <w:caps w:val="0"/>
+                <w:snapToGrid w:val="0"/>
+                <w:color w:val="000000"/>
+                <w:spacing w:val="0"/>
+                <w:kern w:val="0"/>
+                <w:sz w:val="18"/>
+                <w:szCs w:val="18"/>
+                <w:lang w:val="en-US" w:eastAsia="zh-CN"/>
+              </w:rPr>
+              <w:t>3. 验证回退方案的有效性。</w:t>
+            </w:r>
+          </w:p>
+        </w:tc>
+        <w:tc>
+          <w:tcPr>
+            <w:tcW w:w="0" w:type="auto"/>
+            <w:shd w:val="clear" w:color="auto" w:fill="auto"/>
+            <w:tcMar>
+              <w:top w:w="120" w:type="dxa"/>
+              <w:left w:w="192" w:type="dxa"/>
+              <w:bottom w:w="120" w:type="dxa"/>
+              <w:right w:w="0" w:type="dxa"/>
+            </w:tcMar>
+            <w:vAlign w:val="center"/>
+          </w:tcPr>
+          <w:p>
+            <w:pPr>
+              <w:keepNext w:val="0"/>
+              <w:keepLines w:val="0"/>
+              <w:widowControl/>
+              <w:suppressLineNumbers w:val="0"/>
+              <w:spacing w:line="300" w:lineRule="atLeast"/>
+              <w:jc w:val="left"/>
+              <w:rPr>
+                <w:rFonts w:hint="default" w:ascii="Segoe UI" w:hAnsi="Segoe UI" w:eastAsia="Segoe UI" w:cs="Segoe UI"/>
+                <w:i w:val="0"/>
+                <w:iCs w:val="0"/>
+                <w:caps w:val="0"/>
+                <w:color w:val="0F1115"/>
+                <w:spacing w:val="0"/>
+                <w:sz w:val="18"/>
+                <w:szCs w:val="18"/>
+              </w:rPr>
+            </w:pPr>
+            <w:r>
+              <w:rPr>
+                <w:rStyle w:val="23"/>
+                <w:rFonts w:hint="default" w:ascii="Segoe UI" w:hAnsi="Segoe UI" w:eastAsia="Segoe UI" w:cs="Segoe UI"/>
+                <w:b/>
+                <w:bCs/>
+                <w:i w:val="0"/>
+                <w:iCs w:val="0"/>
+                <w:caps w:val="0"/>
+                <w:snapToGrid w:val="0"/>
+                <w:color w:val="000000"/>
+                <w:spacing w:val="0"/>
+                <w:kern w:val="0"/>
+                <w:sz w:val="18"/>
+                <w:szCs w:val="18"/>
+                <w:lang w:val="en-US" w:eastAsia="zh-CN"/>
+              </w:rPr>
+              <w:t>研发部-测试工程师</w:t>
+            </w:r>
+          </w:p>
+        </w:tc>
+      </w:tr>
+      <w:tr>
+        <w:tblPrEx>
+          <w:tblBorders>
+            <w:top w:val="single" w:color="auto" w:sz="4" w:space="0"/>
+            <w:left w:val="single" w:color="auto" w:sz="4" w:space="0"/>
+            <w:bottom w:val="single" w:color="auto" w:sz="4" w:space="0"/>
+            <w:right w:val="single" w:color="auto" w:sz="4" w:space="0"/>
+            <w:insideH w:val="single" w:color="auto" w:sz="4" w:space="0"/>
+            <w:insideV w:val="single" w:color="auto" w:sz="4" w:space="0"/>
+          </w:tblBorders>
+          <w:tblCellMar>
+            <w:top w:w="15" w:type="dxa"/>
+            <w:left w:w="15" w:type="dxa"/>
+            <w:bottom w:w="15" w:type="dxa"/>
+            <w:right w:w="15" w:type="dxa"/>
+          </w:tblCellMar>
+        </w:tblPrEx>
+        <w:tc>
+          <w:tcPr>
+            <w:tcW w:w="0" w:type="auto"/>
+            <w:shd w:val="clear" w:color="auto" w:fill="auto"/>
+            <w:tcMar>
+              <w:top w:w="120" w:type="dxa"/>
+              <w:left w:w="0" w:type="dxa"/>
+              <w:bottom w:w="120" w:type="dxa"/>
+              <w:right w:w="192" w:type="dxa"/>
+            </w:tcMar>
+            <w:vAlign w:val="center"/>
+          </w:tcPr>
+          <w:p>
+            <w:pPr>
+              <w:keepNext w:val="0"/>
+              <w:keepLines w:val="0"/>
+              <w:widowControl/>
+              <w:suppressLineNumbers w:val="0"/>
+              <w:spacing w:line="300" w:lineRule="atLeast"/>
+              <w:jc w:val="left"/>
+              <w:rPr>
+                <w:rFonts w:hint="default" w:ascii="Segoe UI" w:hAnsi="Segoe UI" w:eastAsia="Segoe UI" w:cs="Segoe UI"/>
+                <w:i w:val="0"/>
+                <w:iCs w:val="0"/>
+                <w:caps w:val="0"/>
+                <w:color w:val="0F1115"/>
+                <w:spacing w:val="0"/>
+                <w:sz w:val="18"/>
+                <w:szCs w:val="18"/>
+              </w:rPr>
+            </w:pPr>
+            <w:r>
+              <w:rPr>
+                <w:rStyle w:val="23"/>
+                <w:rFonts w:hint="default" w:ascii="Segoe UI" w:hAnsi="Segoe UI" w:eastAsia="Segoe UI" w:cs="Segoe UI"/>
+                <w:b/>
+                <w:bCs/>
+                <w:i w:val="0"/>
+                <w:iCs w:val="0"/>
+                <w:caps w:val="0"/>
+                <w:snapToGrid w:val="0"/>
+                <w:color w:val="000000"/>
+                <w:spacing w:val="0"/>
+                <w:kern w:val="0"/>
+                <w:sz w:val="18"/>
+                <w:szCs w:val="18"/>
+                <w:lang w:val="en-US" w:eastAsia="zh-CN"/>
+              </w:rPr>
+              <w:t>实施工程师</w:t>
+            </w:r>
+          </w:p>
+        </w:tc>
+        <w:tc>
+          <w:tcPr>
+            <w:tcW w:w="0" w:type="auto"/>
+            <w:shd w:val="clear" w:color="auto" w:fill="auto"/>
+            <w:tcMar>
+              <w:top w:w="120" w:type="dxa"/>
+              <w:left w:w="192" w:type="dxa"/>
+              <w:bottom w:w="120" w:type="dxa"/>
+              <w:right w:w="192" w:type="dxa"/>
+            </w:tcMar>
+            <w:vAlign w:val="center"/>
+          </w:tcPr>
+          <w:p>
+            <w:pPr>
+              <w:keepNext w:val="0"/>
+              <w:keepLines w:val="0"/>
+              <w:widowControl/>
+              <w:suppressLineNumbers w:val="0"/>
+              <w:spacing w:line="300" w:lineRule="atLeast"/>
+              <w:jc w:val="left"/>
+              <w:rPr>
+                <w:rFonts w:hint="default" w:ascii="Segoe UI" w:hAnsi="Segoe UI" w:eastAsia="Segoe UI" w:cs="Segoe UI"/>
+                <w:i w:val="0"/>
+                <w:iCs w:val="0"/>
+                <w:caps w:val="0"/>
+                <w:color w:val="0F1115"/>
+                <w:spacing w:val="0"/>
+                <w:sz w:val="18"/>
+                <w:szCs w:val="18"/>
+              </w:rPr>
+            </w:pPr>
+            <w:r>
+              <w:rPr>
+                <w:rFonts w:hint="default" w:ascii="Segoe UI" w:hAnsi="Segoe UI" w:eastAsia="Segoe UI" w:cs="Segoe UI"/>
+                <w:i w:val="0"/>
+                <w:iCs w:val="0"/>
+                <w:caps w:val="0"/>
+                <w:snapToGrid w:val="0"/>
+                <w:color w:val="000000"/>
+                <w:spacing w:val="0"/>
+                <w:kern w:val="0"/>
+                <w:sz w:val="18"/>
+                <w:szCs w:val="18"/>
+                <w:lang w:val="en-US" w:eastAsia="zh-CN"/>
+              </w:rPr>
+              <w:t>1. 依据《发布计划》执行具体的部署、安装、启停等操作。</w:t>
+            </w:r>
+            <w:r>
+              <w:rPr>
+                <w:rFonts w:hint="default" w:ascii="Segoe UI" w:hAnsi="Segoe UI" w:eastAsia="Segoe UI" w:cs="Segoe UI"/>
+                <w:i w:val="0"/>
+                <w:iCs w:val="0"/>
+                <w:caps w:val="0"/>
+                <w:snapToGrid w:val="0"/>
+                <w:color w:val="000000"/>
+                <w:spacing w:val="0"/>
+                <w:kern w:val="0"/>
+                <w:sz w:val="18"/>
+                <w:szCs w:val="18"/>
+                <w:lang w:val="en-US" w:eastAsia="zh-CN"/>
+              </w:rPr>
+              <w:br w:type="textWrapping"/>
+            </w:r>
+            <w:r>
+              <w:rPr>
+                <w:rFonts w:hint="default" w:ascii="Segoe UI" w:hAnsi="Segoe UI" w:eastAsia="Segoe UI" w:cs="Segoe UI"/>
+                <w:i w:val="0"/>
+                <w:iCs w:val="0"/>
+                <w:caps w:val="0"/>
+                <w:snapToGrid w:val="0"/>
+                <w:color w:val="000000"/>
+                <w:spacing w:val="0"/>
+                <w:kern w:val="0"/>
+                <w:sz w:val="18"/>
+                <w:szCs w:val="18"/>
+                <w:lang w:val="en-US" w:eastAsia="zh-CN"/>
+              </w:rPr>
+              <w:t>2. 执行监控与验证步骤，并在需要时执行回退操作。</w:t>
+            </w:r>
+            <w:r>
+              <w:rPr>
+                <w:rFonts w:hint="default" w:ascii="Segoe UI" w:hAnsi="Segoe UI" w:eastAsia="Segoe UI" w:cs="Segoe UI"/>
+                <w:i w:val="0"/>
+                <w:iCs w:val="0"/>
+                <w:caps w:val="0"/>
+                <w:snapToGrid w:val="0"/>
+                <w:color w:val="000000"/>
+                <w:spacing w:val="0"/>
+                <w:kern w:val="0"/>
+                <w:sz w:val="18"/>
+                <w:szCs w:val="18"/>
+                <w:lang w:val="en-US" w:eastAsia="zh-CN"/>
+              </w:rPr>
+              <w:br w:type="textWrapping"/>
+            </w:r>
+            <w:r>
+              <w:rPr>
+                <w:rFonts w:hint="default" w:ascii="Segoe UI" w:hAnsi="Segoe UI" w:eastAsia="Segoe UI" w:cs="Segoe UI"/>
+                <w:i w:val="0"/>
+                <w:iCs w:val="0"/>
+                <w:caps w:val="0"/>
+                <w:snapToGrid w:val="0"/>
+                <w:color w:val="000000"/>
+                <w:spacing w:val="0"/>
+                <w:kern w:val="0"/>
+                <w:sz w:val="18"/>
+                <w:szCs w:val="18"/>
+                <w:lang w:val="en-US" w:eastAsia="zh-CN"/>
+              </w:rPr>
+              <w:t>3. 记录实施过程。</w:t>
+            </w:r>
+          </w:p>
+        </w:tc>
+        <w:tc>
+          <w:tcPr>
+            <w:tcW w:w="0" w:type="auto"/>
+            <w:shd w:val="clear" w:color="auto" w:fill="auto"/>
+            <w:tcMar>
+              <w:top w:w="120" w:type="dxa"/>
+              <w:left w:w="192" w:type="dxa"/>
+              <w:bottom w:w="120" w:type="dxa"/>
+              <w:right w:w="0" w:type="dxa"/>
+            </w:tcMar>
+            <w:vAlign w:val="center"/>
+          </w:tcPr>
+          <w:p>
+            <w:pPr>
+              <w:keepNext w:val="0"/>
+              <w:keepLines w:val="0"/>
+              <w:widowControl/>
+              <w:suppressLineNumbers w:val="0"/>
+              <w:spacing w:line="300" w:lineRule="atLeast"/>
+              <w:jc w:val="left"/>
+              <w:rPr>
+                <w:rFonts w:hint="default" w:ascii="Segoe UI" w:hAnsi="Segoe UI" w:eastAsia="Segoe UI" w:cs="Segoe UI"/>
+                <w:i w:val="0"/>
+                <w:iCs w:val="0"/>
+                <w:caps w:val="0"/>
+                <w:color w:val="0F1115"/>
+                <w:spacing w:val="0"/>
+                <w:sz w:val="18"/>
+                <w:szCs w:val="18"/>
+              </w:rPr>
+            </w:pPr>
+            <w:r>
+              <w:rPr>
+                <w:rStyle w:val="23"/>
+                <w:rFonts w:hint="default" w:ascii="Segoe UI" w:hAnsi="Segoe UI" w:eastAsia="Segoe UI" w:cs="Segoe UI"/>
+                <w:b/>
+                <w:bCs/>
+                <w:i w:val="0"/>
+                <w:iCs w:val="0"/>
+                <w:caps w:val="0"/>
+                <w:snapToGrid w:val="0"/>
+                <w:color w:val="000000"/>
+                <w:spacing w:val="0"/>
+                <w:kern w:val="0"/>
+                <w:sz w:val="18"/>
+                <w:szCs w:val="18"/>
+                <w:lang w:val="en-US" w:eastAsia="zh-CN"/>
+              </w:rPr>
+              <w:t>运维部-运维工程师</w:t>
+            </w:r>
+            <w:r>
+              <w:rPr>
+                <w:rFonts w:hint="default" w:ascii="Segoe UI" w:hAnsi="Segoe UI" w:eastAsia="Segoe UI" w:cs="Segoe UI"/>
+                <w:i w:val="0"/>
+                <w:iCs w:val="0"/>
+                <w:caps w:val="0"/>
+                <w:snapToGrid w:val="0"/>
+                <w:color w:val="000000"/>
+                <w:spacing w:val="0"/>
+                <w:kern w:val="0"/>
+                <w:sz w:val="18"/>
+                <w:szCs w:val="18"/>
+                <w:lang w:val="en-US" w:eastAsia="zh-CN"/>
+              </w:rPr>
+              <w:t>（生产环境操作）</w:t>
+            </w:r>
+            <w:r>
+              <w:rPr>
+                <w:rFonts w:hint="default" w:ascii="Segoe UI" w:hAnsi="Segoe UI" w:eastAsia="Segoe UI" w:cs="Segoe UI"/>
+                <w:i w:val="0"/>
+                <w:iCs w:val="0"/>
+                <w:caps w:val="0"/>
+                <w:snapToGrid w:val="0"/>
+                <w:color w:val="000000"/>
+                <w:spacing w:val="0"/>
+                <w:kern w:val="0"/>
+                <w:sz w:val="18"/>
+                <w:szCs w:val="18"/>
+                <w:lang w:val="en-US" w:eastAsia="zh-CN"/>
+              </w:rPr>
+              <w:br w:type="textWrapping"/>
+            </w:r>
+            <w:r>
+              <w:rPr>
+                <w:rStyle w:val="23"/>
+                <w:rFonts w:hint="default" w:ascii="Segoe UI" w:hAnsi="Segoe UI" w:eastAsia="Segoe UI" w:cs="Segoe UI"/>
+                <w:b/>
+                <w:bCs/>
+                <w:i w:val="0"/>
+                <w:iCs w:val="0"/>
+                <w:caps w:val="0"/>
+                <w:snapToGrid w:val="0"/>
+                <w:color w:val="000000"/>
+                <w:spacing w:val="0"/>
+                <w:kern w:val="0"/>
+                <w:sz w:val="18"/>
+                <w:szCs w:val="18"/>
+                <w:lang w:val="en-US" w:eastAsia="zh-CN"/>
+              </w:rPr>
+              <w:t>研发部-开发工程师</w:t>
+            </w:r>
+            <w:r>
+              <w:rPr>
+                <w:rFonts w:hint="default" w:ascii="Segoe UI" w:hAnsi="Segoe UI" w:eastAsia="Segoe UI" w:cs="Segoe UI"/>
+                <w:i w:val="0"/>
+                <w:iCs w:val="0"/>
+                <w:caps w:val="0"/>
+                <w:snapToGrid w:val="0"/>
+                <w:color w:val="000000"/>
+                <w:spacing w:val="0"/>
+                <w:kern w:val="0"/>
+                <w:sz w:val="18"/>
+                <w:szCs w:val="18"/>
+                <w:lang w:val="en-US" w:eastAsia="zh-CN"/>
+              </w:rPr>
+              <w:t>（提供技术支持）</w:t>
+            </w:r>
+          </w:p>
+        </w:tc>
+      </w:tr>
+      <w:tr>
+        <w:tblPrEx>
+          <w:tblBorders>
+            <w:top w:val="single" w:color="auto" w:sz="4" w:space="0"/>
+            <w:left w:val="single" w:color="auto" w:sz="4" w:space="0"/>
+            <w:bottom w:val="single" w:color="auto" w:sz="4" w:space="0"/>
+            <w:right w:val="single" w:color="auto" w:sz="4" w:space="0"/>
+            <w:insideH w:val="single" w:color="auto" w:sz="4" w:space="0"/>
+            <w:insideV w:val="single" w:color="auto" w:sz="4" w:space="0"/>
+          </w:tblBorders>
           <w:shd w:val="clear" w:color="auto" w:fill="auto"/>
           <w:tblCellMar>
             <w:top w:w="15" w:type="dxa"/>
@@ -4229,7 +5552,7 @@
               <w:spacing w:line="300" w:lineRule="atLeast"/>
               <w:jc w:val="left"/>
               <w:rPr>
-                <w:rFonts w:ascii="Segoe UI" w:eastAsia="Segoe UI" w:hAnsi="Segoe UI" w:cs="Segoe UI" w:hint="default"/>
+                <w:rFonts w:hint="default" w:ascii="Segoe UI" w:hAnsi="Segoe UI" w:eastAsia="Segoe UI" w:cs="Segoe UI"/>
                 <w:i w:val="0"/>
                 <w:iCs w:val="0"/>
                 <w:caps w:val="0"/>
@@ -4241,8 +5564,8 @@
             </w:pPr>
             <w:r>
               <w:rPr>
-                <w:rStyle w:val="Strong"/>
-                <w:rFonts w:ascii="Segoe UI" w:eastAsia="Segoe UI" w:hAnsi="Segoe UI" w:cs="Segoe UI" w:hint="default"/>
+                <w:rStyle w:val="23"/>
+                <w:rFonts w:hint="default" w:ascii="Segoe UI" w:hAnsi="Segoe UI" w:eastAsia="Segoe UI" w:cs="Segoe UI"/>
                 <w:b/>
                 <w:bCs/>
                 <w:i w:val="0"/>
@@ -4256,7 +5579,7 @@
                 <w:szCs w:val="18"/>
                 <w:lang w:val="en-US" w:eastAsia="zh-CN"/>
               </w:rPr>
-              <w:t>发布经理</w:t>
+              <w:t>质量管理部</w:t>
             </w:r>
           </w:p>
         </w:tc>
@@ -4281,7 +5604,7 @@
               <w:spacing w:line="300" w:lineRule="atLeast"/>
               <w:jc w:val="left"/>
               <w:rPr>
-                <w:rFonts w:ascii="Segoe UI" w:eastAsia="Segoe UI" w:hAnsi="Segoe UI" w:cs="Segoe UI" w:hint="default"/>
+                <w:rFonts w:hint="default" w:ascii="Segoe UI" w:hAnsi="Segoe UI" w:eastAsia="Segoe UI" w:cs="Segoe UI"/>
                 <w:i w:val="0"/>
                 <w:iCs w:val="0"/>
                 <w:caps w:val="0"/>
@@ -4293,7 +5616,7 @@
             </w:pPr>
             <w:r>
               <w:rPr>
-                <w:rFonts w:ascii="Segoe UI" w:eastAsia="Segoe UI" w:hAnsi="Segoe UI" w:cs="Segoe UI" w:hint="default"/>
+                <w:rFonts w:hint="default" w:ascii="Segoe UI" w:hAnsi="Segoe UI" w:eastAsia="Segoe UI" w:cs="Segoe UI"/>
                 <w:i w:val="0"/>
                 <w:iCs w:val="0"/>
                 <w:caps w:val="0"/>
@@ -4305,11 +5628,11 @@
                 <w:szCs w:val="18"/>
                 <w:lang w:val="en-US" w:eastAsia="zh-CN"/>
               </w:rPr>
-              <w:t>1. 负责发布流程的整体规划、协调与监督。</w:t>
-            </w:r>
-            <w:r>
-              <w:rPr>
-                <w:rFonts w:ascii="Segoe UI" w:eastAsia="Segoe UI" w:hAnsi="Segoe UI" w:cs="Segoe UI" w:hint="default"/>
+              <w:t>1. 监督发布管理流程的合规性。</w:t>
+            </w:r>
+            <w:r>
+              <w:rPr>
+                <w:rFonts w:hint="default" w:ascii="Segoe UI" w:hAnsi="Segoe UI" w:eastAsia="Segoe UI" w:cs="Segoe UI"/>
                 <w:i w:val="0"/>
                 <w:iCs w:val="0"/>
                 <w:caps w:val="0"/>
@@ -4321,11 +5644,11 @@
                 <w:szCs w:val="18"/>
                 <w:lang w:val="en-US" w:eastAsia="zh-CN"/>
               </w:rPr>
-              <w:br/>
-            </w:r>
-            <w:r>
-              <w:rPr>
-                <w:rFonts w:ascii="Segoe UI" w:eastAsia="Segoe UI" w:hAnsi="Segoe UI" w:cs="Segoe UI" w:hint="default"/>
+              <w:br w:type="textWrapping"/>
+            </w:r>
+            <w:r>
+              <w:rPr>
+                <w:rFonts w:hint="default" w:ascii="Segoe UI" w:hAnsi="Segoe UI" w:eastAsia="Segoe UI" w:cs="Segoe UI"/>
                 <w:i w:val="0"/>
                 <w:iCs w:val="0"/>
                 <w:caps w:val="0"/>
@@ -4337,11 +5660,11 @@
                 <w:szCs w:val="18"/>
                 <w:lang w:val="en-US" w:eastAsia="zh-CN"/>
               </w:rPr>
-              <w:t>2. 组织制定《发布计划》，主持发布评审会。</w:t>
-            </w:r>
-            <w:r>
-              <w:rPr>
-                <w:rFonts w:ascii="Segoe UI" w:eastAsia="Segoe UI" w:hAnsi="Segoe UI" w:cs="Segoe UI" w:hint="default"/>
+              <w:t>2. 审计发布记录与结果。</w:t>
+            </w:r>
+            <w:r>
+              <w:rPr>
+                <w:rFonts w:hint="default" w:ascii="Segoe UI" w:hAnsi="Segoe UI" w:eastAsia="Segoe UI" w:cs="Segoe UI"/>
                 <w:i w:val="0"/>
                 <w:iCs w:val="0"/>
                 <w:caps w:val="0"/>
@@ -4353,11 +5676,11 @@
                 <w:szCs w:val="18"/>
                 <w:lang w:val="en-US" w:eastAsia="zh-CN"/>
               </w:rPr>
-              <w:br/>
-            </w:r>
-            <w:r>
-              <w:rPr>
-                <w:rFonts w:ascii="Segoe UI" w:eastAsia="Segoe UI" w:hAnsi="Segoe UI" w:cs="Segoe UI" w:hint="default"/>
+              <w:br w:type="textWrapping"/>
+            </w:r>
+            <w:r>
+              <w:rPr>
+                <w:rFonts w:hint="default" w:ascii="Segoe UI" w:hAnsi="Segoe UI" w:eastAsia="Segoe UI" w:cs="Segoe UI"/>
                 <w:i w:val="0"/>
                 <w:iCs w:val="0"/>
                 <w:caps w:val="0"/>
@@ -4369,39 +5692,7 @@
                 <w:szCs w:val="18"/>
                 <w:lang w:val="en-US" w:eastAsia="zh-CN"/>
               </w:rPr>
-              <w:t>3. 审批发布上线操作，监控发布过程。</w:t>
-            </w:r>
-            <w:r>
-              <w:rPr>
-                <w:rFonts w:ascii="Segoe UI" w:eastAsia="Segoe UI" w:hAnsi="Segoe UI" w:cs="Segoe UI" w:hint="default"/>
-                <w:i w:val="0"/>
-                <w:iCs w:val="0"/>
-                <w:caps w:val="0"/>
-                <w:snapToGrid w:val="0"/>
-                <w:color w:val="000000"/>
-                <w:spacing w:val="0"/>
-                <w:kern w:val="0"/>
-                <w:sz w:val="18"/>
-                <w:szCs w:val="18"/>
-                <w:lang w:val="en-US" w:eastAsia="zh-CN"/>
-              </w:rPr>
-              <w:br/>
-            </w:r>
-            <w:r>
-              <w:rPr>
-                <w:rFonts w:ascii="Segoe UI" w:eastAsia="Segoe UI" w:hAnsi="Segoe UI" w:cs="Segoe UI" w:hint="default"/>
-                <w:i w:val="0"/>
-                <w:iCs w:val="0"/>
-                <w:caps w:val="0"/>
-                <w:snapToGrid w:val="0"/>
-                <w:color w:val="000000"/>
-                <w:spacing w:val="0"/>
-                <w:kern w:val="0"/>
-                <w:sz w:val="18"/>
-                <w:szCs w:val="18"/>
-                <w:lang w:val="en-US" w:eastAsia="zh-CN"/>
-              </w:rPr>
-              <w:t>4. 组织发布后复盘，审批发布关闭。</w:t>
+              <w:t>3. 参与重大发布评审。</w:t>
             </w:r>
           </w:p>
         </w:tc>
@@ -4426,7 +5717,7 @@
               <w:spacing w:line="300" w:lineRule="atLeast"/>
               <w:jc w:val="left"/>
               <w:rPr>
-                <w:rFonts w:ascii="Segoe UI" w:eastAsia="Segoe UI" w:hAnsi="Segoe UI" w:cs="Segoe UI" w:hint="default"/>
+                <w:rFonts w:hint="default" w:ascii="Segoe UI" w:hAnsi="Segoe UI" w:eastAsia="Segoe UI" w:cs="Segoe UI"/>
                 <w:i w:val="0"/>
                 <w:iCs w:val="0"/>
                 <w:caps w:val="0"/>
@@ -4438,8 +5729,8 @@
             </w:pPr>
             <w:r>
               <w:rPr>
-                <w:rStyle w:val="Strong"/>
-                <w:rFonts w:ascii="Segoe UI" w:eastAsia="Segoe UI" w:hAnsi="Segoe UI" w:cs="Segoe UI" w:hint="default"/>
+                <w:rStyle w:val="23"/>
+                <w:rFonts w:hint="default" w:ascii="Segoe UI" w:hAnsi="Segoe UI" w:eastAsia="Segoe UI" w:cs="Segoe UI"/>
                 <w:b/>
                 <w:bCs/>
                 <w:i w:val="0"/>
@@ -4453,11 +5744,11 @@
                 <w:szCs w:val="18"/>
                 <w:lang w:val="en-US" w:eastAsia="zh-CN"/>
               </w:rPr>
-              <w:t>运维部经理</w:t>
-            </w:r>
-            <w:r>
-              <w:rPr>
-                <w:rFonts w:ascii="Segoe UI" w:eastAsia="Segoe UI" w:hAnsi="Segoe UI" w:cs="Segoe UI" w:hint="default"/>
+              <w:t>质量管理部经理</w:t>
+            </w:r>
+            <w:r>
+              <w:rPr>
+                <w:rFonts w:hint="default" w:ascii="Segoe UI" w:hAnsi="Segoe UI" w:eastAsia="Segoe UI" w:cs="Segoe UI"/>
                 <w:i w:val="0"/>
                 <w:iCs w:val="0"/>
                 <w:caps w:val="0"/>
@@ -4469,1082 +5760,12 @@
                 <w:szCs w:val="18"/>
                 <w:lang w:val="en-US" w:eastAsia="zh-CN"/>
               </w:rPr>
-              <w:t>（</w:t>
-            </w:r>
-          </w:p>
-        </w:tc>
-      </w:tr>
-      <w:tr>
-        <w:tblPrEx>
-          <w:tblW w:w="9024" w:type="dxa"/>
-          <w:tblInd w:w="0" w:type="dxa"/>
-          <w:shd w:val="clear" w:color="auto" w:fill="auto"/>
-          <w:tblCellMar>
-            <w:top w:w="15" w:type="dxa"/>
-            <w:left w:w="15" w:type="dxa"/>
-            <w:bottom w:w="15" w:type="dxa"/>
-            <w:right w:w="15" w:type="dxa"/>
-          </w:tblCellMar>
-        </w:tblPrEx>
-        <w:tc>
-          <w:tcPr>
-            <w:tcW w:w="0" w:type="auto"/>
-            <w:shd w:val="clear" w:color="auto" w:fill="auto"/>
-            <w:tcMar>
-              <w:top w:w="120" w:type="dxa"/>
-              <w:left w:w="0" w:type="dxa"/>
-              <w:bottom w:w="120" w:type="dxa"/>
-              <w:right w:w="192" w:type="dxa"/>
-            </w:tcMar>
-            <w:vAlign w:val="center"/>
-          </w:tcPr>
-          <w:p>
-            <w:pPr>
-              <w:keepNext w:val="0"/>
-              <w:keepLines w:val="0"/>
-              <w:widowControl/>
-              <w:suppressLineNumbers w:val="0"/>
-              <w:spacing w:line="300" w:lineRule="atLeast"/>
-              <w:jc w:val="left"/>
-              <w:rPr>
-                <w:rFonts w:ascii="Segoe UI" w:eastAsia="Segoe UI" w:hAnsi="Segoe UI" w:cs="Segoe UI" w:hint="default"/>
-                <w:i w:val="0"/>
-                <w:iCs w:val="0"/>
-                <w:caps w:val="0"/>
-                <w:color w:val="0F1115"/>
-                <w:spacing w:val="0"/>
-                <w:sz w:val="18"/>
-                <w:szCs w:val="18"/>
-              </w:rPr>
-            </w:pPr>
-            <w:r>
-              <w:rPr>
-                <w:rStyle w:val="Strong"/>
-                <w:rFonts w:ascii="Segoe UI" w:eastAsia="Segoe UI" w:hAnsi="Segoe UI" w:cs="Segoe UI" w:hint="default"/>
-                <w:b/>
-                <w:bCs/>
-                <w:i w:val="0"/>
-                <w:iCs w:val="0"/>
-                <w:caps w:val="0"/>
-                <w:snapToGrid w:val="0"/>
-                <w:color w:val="000000"/>
-                <w:spacing w:val="0"/>
-                <w:kern w:val="0"/>
-                <w:sz w:val="18"/>
-                <w:szCs w:val="18"/>
-                <w:lang w:val="en-US" w:eastAsia="zh-CN"/>
-              </w:rPr>
-              <w:t>构建与配置管理员</w:t>
-            </w:r>
-          </w:p>
-        </w:tc>
-        <w:tc>
-          <w:tcPr>
-            <w:tcW w:w="0" w:type="auto"/>
-            <w:shd w:val="clear" w:color="auto" w:fill="auto"/>
-            <w:tcMar>
-              <w:top w:w="120" w:type="dxa"/>
-              <w:left w:w="192" w:type="dxa"/>
-              <w:bottom w:w="120" w:type="dxa"/>
-              <w:right w:w="192" w:type="dxa"/>
-            </w:tcMar>
-            <w:vAlign w:val="center"/>
-          </w:tcPr>
-          <w:p>
-            <w:pPr>
-              <w:keepNext w:val="0"/>
-              <w:keepLines w:val="0"/>
-              <w:widowControl/>
-              <w:suppressLineNumbers w:val="0"/>
-              <w:spacing w:line="300" w:lineRule="atLeast"/>
-              <w:jc w:val="left"/>
-              <w:rPr>
-                <w:rFonts w:ascii="Segoe UI" w:eastAsia="Segoe UI" w:hAnsi="Segoe UI" w:cs="Segoe UI" w:hint="default"/>
-                <w:i w:val="0"/>
-                <w:iCs w:val="0"/>
-                <w:caps w:val="0"/>
-                <w:color w:val="0F1115"/>
-                <w:spacing w:val="0"/>
-                <w:sz w:val="18"/>
-                <w:szCs w:val="18"/>
-              </w:rPr>
-            </w:pPr>
-            <w:r>
-              <w:rPr>
-                <w:rFonts w:ascii="Segoe UI" w:eastAsia="Segoe UI" w:hAnsi="Segoe UI" w:cs="Segoe UI" w:hint="default"/>
-                <w:i w:val="0"/>
-                <w:iCs w:val="0"/>
-                <w:caps w:val="0"/>
-                <w:snapToGrid w:val="0"/>
-                <w:color w:val="000000"/>
-                <w:spacing w:val="0"/>
-                <w:kern w:val="0"/>
-                <w:sz w:val="18"/>
-                <w:szCs w:val="18"/>
-                <w:lang w:val="en-US" w:eastAsia="zh-CN"/>
-              </w:rPr>
-              <w:t>1. 负责从版本控制系统获取指定版本的代码，执行自动化构建。</w:t>
-            </w:r>
-            <w:r>
-              <w:rPr>
-                <w:rFonts w:ascii="Segoe UI" w:eastAsia="Segoe UI" w:hAnsi="Segoe UI" w:cs="Segoe UI" w:hint="default"/>
-                <w:i w:val="0"/>
-                <w:iCs w:val="0"/>
-                <w:caps w:val="0"/>
-                <w:snapToGrid w:val="0"/>
-                <w:color w:val="000000"/>
-                <w:spacing w:val="0"/>
-                <w:kern w:val="0"/>
-                <w:sz w:val="18"/>
-                <w:szCs w:val="18"/>
-                <w:lang w:val="en-US" w:eastAsia="zh-CN"/>
-              </w:rPr>
-              <w:br/>
-            </w:r>
-            <w:r>
-              <w:rPr>
-                <w:rFonts w:ascii="Segoe UI" w:eastAsia="Segoe UI" w:hAnsi="Segoe UI" w:cs="Segoe UI" w:hint="default"/>
-                <w:i w:val="0"/>
-                <w:iCs w:val="0"/>
-                <w:caps w:val="0"/>
-                <w:snapToGrid w:val="0"/>
-                <w:color w:val="000000"/>
-                <w:spacing w:val="0"/>
-                <w:kern w:val="0"/>
-                <w:sz w:val="18"/>
-                <w:szCs w:val="18"/>
-                <w:lang w:val="en-US" w:eastAsia="zh-CN"/>
-              </w:rPr>
-              <w:t>2. 管理最终软件库（DSL），确保发布包版本唯一、准确。</w:t>
-            </w:r>
-            <w:r>
-              <w:rPr>
-                <w:rFonts w:ascii="Segoe UI" w:eastAsia="Segoe UI" w:hAnsi="Segoe UI" w:cs="Segoe UI" w:hint="default"/>
-                <w:i w:val="0"/>
-                <w:iCs w:val="0"/>
-                <w:caps w:val="0"/>
-                <w:snapToGrid w:val="0"/>
-                <w:color w:val="000000"/>
-                <w:spacing w:val="0"/>
-                <w:kern w:val="0"/>
-                <w:sz w:val="18"/>
-                <w:szCs w:val="18"/>
-                <w:lang w:val="en-US" w:eastAsia="zh-CN"/>
-              </w:rPr>
-              <w:br/>
-            </w:r>
-            <w:r>
-              <w:rPr>
-                <w:rFonts w:ascii="Segoe UI" w:eastAsia="Segoe UI" w:hAnsi="Segoe UI" w:cs="Segoe UI" w:hint="default"/>
-                <w:i w:val="0"/>
-                <w:iCs w:val="0"/>
-                <w:caps w:val="0"/>
-                <w:snapToGrid w:val="0"/>
-                <w:color w:val="000000"/>
-                <w:spacing w:val="0"/>
-                <w:kern w:val="0"/>
-                <w:sz w:val="18"/>
-                <w:szCs w:val="18"/>
-                <w:lang w:val="en-US" w:eastAsia="zh-CN"/>
-              </w:rPr>
-              <w:t>3. 为发布提供准确的配置项信息。</w:t>
-            </w:r>
-          </w:p>
-        </w:tc>
-        <w:tc>
-          <w:tcPr>
-            <w:tcW w:w="0" w:type="auto"/>
-            <w:shd w:val="clear" w:color="auto" w:fill="auto"/>
-            <w:tcMar>
-              <w:top w:w="120" w:type="dxa"/>
-              <w:left w:w="192" w:type="dxa"/>
-              <w:bottom w:w="120" w:type="dxa"/>
-              <w:right w:w="0" w:type="dxa"/>
-            </w:tcMar>
-            <w:vAlign w:val="center"/>
-          </w:tcPr>
-          <w:p>
-            <w:pPr>
-              <w:keepNext w:val="0"/>
-              <w:keepLines w:val="0"/>
-              <w:widowControl/>
-              <w:suppressLineNumbers w:val="0"/>
-              <w:spacing w:line="300" w:lineRule="atLeast"/>
-              <w:jc w:val="left"/>
-              <w:rPr>
-                <w:rFonts w:ascii="Segoe UI" w:eastAsia="Segoe UI" w:hAnsi="Segoe UI" w:cs="Segoe UI" w:hint="default"/>
-                <w:i w:val="0"/>
-                <w:iCs w:val="0"/>
-                <w:caps w:val="0"/>
-                <w:color w:val="0F1115"/>
-                <w:spacing w:val="0"/>
-                <w:sz w:val="18"/>
-                <w:szCs w:val="18"/>
-              </w:rPr>
-            </w:pPr>
-            <w:r>
-              <w:rPr>
-                <w:rStyle w:val="Strong"/>
-                <w:rFonts w:ascii="Segoe UI" w:eastAsia="Segoe UI" w:hAnsi="Segoe UI" w:cs="Segoe UI" w:hint="default"/>
-                <w:b/>
-                <w:bCs/>
-                <w:i w:val="0"/>
-                <w:iCs w:val="0"/>
-                <w:caps w:val="0"/>
-                <w:snapToGrid w:val="0"/>
-                <w:color w:val="000000"/>
-                <w:spacing w:val="0"/>
-                <w:kern w:val="0"/>
-                <w:sz w:val="18"/>
-                <w:szCs w:val="18"/>
-                <w:lang w:val="en-US" w:eastAsia="zh-CN"/>
-              </w:rPr>
-              <w:t>研发部-开发工程师</w:t>
-            </w:r>
-            <w:r>
-              <w:rPr>
-                <w:rFonts w:ascii="Segoe UI" w:eastAsia="Segoe UI" w:hAnsi="Segoe UI" w:cs="Segoe UI" w:hint="default"/>
-                <w:i w:val="0"/>
-                <w:iCs w:val="0"/>
-                <w:caps w:val="0"/>
-                <w:snapToGrid w:val="0"/>
-                <w:color w:val="000000"/>
-                <w:spacing w:val="0"/>
-                <w:kern w:val="0"/>
-                <w:sz w:val="18"/>
-                <w:szCs w:val="18"/>
-                <w:lang w:val="en-US" w:eastAsia="zh-CN"/>
-              </w:rPr>
-              <w:t>（负责构建）</w:t>
-            </w:r>
-            <w:r>
-              <w:rPr>
-                <w:rFonts w:ascii="Segoe UI" w:eastAsia="Segoe UI" w:hAnsi="Segoe UI" w:cs="Segoe UI" w:hint="default"/>
-                <w:i w:val="0"/>
-                <w:iCs w:val="0"/>
-                <w:caps w:val="0"/>
-                <w:snapToGrid w:val="0"/>
-                <w:color w:val="000000"/>
-                <w:spacing w:val="0"/>
-                <w:kern w:val="0"/>
-                <w:sz w:val="18"/>
-                <w:szCs w:val="18"/>
-                <w:lang w:val="en-US" w:eastAsia="zh-CN"/>
-              </w:rPr>
-              <w:br/>
-            </w:r>
-            <w:r>
-              <w:rPr>
-                <w:rStyle w:val="Strong"/>
-                <w:rFonts w:ascii="Segoe UI" w:eastAsia="Segoe UI" w:hAnsi="Segoe UI" w:cs="Segoe UI" w:hint="default"/>
-                <w:b/>
-                <w:bCs/>
-                <w:i w:val="0"/>
-                <w:iCs w:val="0"/>
-                <w:caps w:val="0"/>
-                <w:snapToGrid w:val="0"/>
-                <w:color w:val="000000"/>
-                <w:spacing w:val="0"/>
-                <w:kern w:val="0"/>
-                <w:sz w:val="18"/>
-                <w:szCs w:val="18"/>
-                <w:lang w:val="en-US" w:eastAsia="zh-CN"/>
-              </w:rPr>
-              <w:t>（辅助）服务知识专员/指定人员</w:t>
-            </w:r>
-            <w:r>
-              <w:rPr>
-                <w:rFonts w:ascii="Segoe UI" w:eastAsia="Segoe UI" w:hAnsi="Segoe UI" w:cs="Segoe UI" w:hint="default"/>
-                <w:i w:val="0"/>
-                <w:iCs w:val="0"/>
-                <w:caps w:val="0"/>
-                <w:snapToGrid w:val="0"/>
-                <w:color w:val="000000"/>
-                <w:spacing w:val="0"/>
-                <w:kern w:val="0"/>
-                <w:sz w:val="18"/>
-                <w:szCs w:val="18"/>
-                <w:lang w:val="en-US" w:eastAsia="zh-CN"/>
-              </w:rPr>
-              <w:t>（负责DSL逻辑管理）</w:t>
-            </w:r>
-          </w:p>
-        </w:tc>
-      </w:tr>
-      <w:tr>
-        <w:tblPrEx>
-          <w:tblW w:w="9024" w:type="dxa"/>
-          <w:tblInd w:w="0" w:type="dxa"/>
-          <w:shd w:val="clear" w:color="auto" w:fill="auto"/>
-          <w:tblCellMar>
-            <w:top w:w="15" w:type="dxa"/>
-            <w:left w:w="15" w:type="dxa"/>
-            <w:bottom w:w="15" w:type="dxa"/>
-            <w:right w:w="15" w:type="dxa"/>
-          </w:tblCellMar>
-        </w:tblPrEx>
-        <w:tc>
-          <w:tcPr>
-            <w:tcW w:w="0" w:type="auto"/>
-            <w:shd w:val="clear" w:color="auto" w:fill="auto"/>
-            <w:tcMar>
-              <w:top w:w="120" w:type="dxa"/>
-              <w:left w:w="0" w:type="dxa"/>
-              <w:bottom w:w="120" w:type="dxa"/>
-              <w:right w:w="192" w:type="dxa"/>
-            </w:tcMar>
-            <w:vAlign w:val="center"/>
-          </w:tcPr>
-          <w:p>
-            <w:pPr>
-              <w:keepNext w:val="0"/>
-              <w:keepLines w:val="0"/>
-              <w:widowControl/>
-              <w:suppressLineNumbers w:val="0"/>
-              <w:spacing w:line="300" w:lineRule="atLeast"/>
-              <w:jc w:val="left"/>
-              <w:rPr>
-                <w:rFonts w:ascii="Segoe UI" w:eastAsia="Segoe UI" w:hAnsi="Segoe UI" w:cs="Segoe UI" w:hint="default"/>
-                <w:i w:val="0"/>
-                <w:iCs w:val="0"/>
-                <w:caps w:val="0"/>
-                <w:color w:val="0F1115"/>
-                <w:spacing w:val="0"/>
-                <w:sz w:val="18"/>
-                <w:szCs w:val="18"/>
-              </w:rPr>
-            </w:pPr>
-            <w:r>
-              <w:rPr>
-                <w:rStyle w:val="Strong"/>
-                <w:rFonts w:ascii="Segoe UI" w:eastAsia="Segoe UI" w:hAnsi="Segoe UI" w:cs="Segoe UI" w:hint="default"/>
-                <w:b/>
-                <w:bCs/>
-                <w:i w:val="0"/>
-                <w:iCs w:val="0"/>
-                <w:caps w:val="0"/>
-                <w:snapToGrid w:val="0"/>
-                <w:color w:val="000000"/>
-                <w:spacing w:val="0"/>
-                <w:kern w:val="0"/>
-                <w:sz w:val="18"/>
-                <w:szCs w:val="18"/>
-                <w:lang w:val="en-US" w:eastAsia="zh-CN"/>
-              </w:rPr>
-              <w:t>测试负责人</w:t>
-            </w:r>
-          </w:p>
-        </w:tc>
-        <w:tc>
-          <w:tcPr>
-            <w:tcW w:w="0" w:type="auto"/>
-            <w:shd w:val="clear" w:color="auto" w:fill="auto"/>
-            <w:tcMar>
-              <w:top w:w="120" w:type="dxa"/>
-              <w:left w:w="192" w:type="dxa"/>
-              <w:bottom w:w="120" w:type="dxa"/>
-              <w:right w:w="192" w:type="dxa"/>
-            </w:tcMar>
-            <w:vAlign w:val="center"/>
-          </w:tcPr>
-          <w:p>
-            <w:pPr>
-              <w:keepNext w:val="0"/>
-              <w:keepLines w:val="0"/>
-              <w:widowControl/>
-              <w:suppressLineNumbers w:val="0"/>
-              <w:spacing w:line="300" w:lineRule="atLeast"/>
-              <w:jc w:val="left"/>
-              <w:rPr>
-                <w:rFonts w:ascii="Segoe UI" w:eastAsia="Segoe UI" w:hAnsi="Segoe UI" w:cs="Segoe UI" w:hint="default"/>
-                <w:i w:val="0"/>
-                <w:iCs w:val="0"/>
-                <w:caps w:val="0"/>
-                <w:color w:val="0F1115"/>
-                <w:spacing w:val="0"/>
-                <w:sz w:val="18"/>
-                <w:szCs w:val="18"/>
-              </w:rPr>
-            </w:pPr>
-            <w:r>
-              <w:rPr>
-                <w:rFonts w:ascii="Segoe UI" w:eastAsia="Segoe UI" w:hAnsi="Segoe UI" w:cs="Segoe UI" w:hint="default"/>
-                <w:i w:val="0"/>
-                <w:iCs w:val="0"/>
-                <w:caps w:val="0"/>
-                <w:snapToGrid w:val="0"/>
-                <w:color w:val="000000"/>
-                <w:spacing w:val="0"/>
-                <w:kern w:val="0"/>
-                <w:sz w:val="18"/>
-                <w:szCs w:val="18"/>
-                <w:lang w:val="en-US" w:eastAsia="zh-CN"/>
-              </w:rPr>
-              <w:t>1. 制定并执行发布验收测试方案。</w:t>
-            </w:r>
-            <w:r>
-              <w:rPr>
-                <w:rFonts w:ascii="Segoe UI" w:eastAsia="Segoe UI" w:hAnsi="Segoe UI" w:cs="Segoe UI" w:hint="default"/>
-                <w:i w:val="0"/>
-                <w:iCs w:val="0"/>
-                <w:caps w:val="0"/>
-                <w:snapToGrid w:val="0"/>
-                <w:color w:val="000000"/>
-                <w:spacing w:val="0"/>
-                <w:kern w:val="0"/>
-                <w:sz w:val="18"/>
-                <w:szCs w:val="18"/>
-                <w:lang w:val="en-US" w:eastAsia="zh-CN"/>
-              </w:rPr>
-              <w:br/>
-            </w:r>
-            <w:r>
-              <w:rPr>
-                <w:rFonts w:ascii="Segoe UI" w:eastAsia="Segoe UI" w:hAnsi="Segoe UI" w:cs="Segoe UI" w:hint="default"/>
-                <w:i w:val="0"/>
-                <w:iCs w:val="0"/>
-                <w:caps w:val="0"/>
-                <w:snapToGrid w:val="0"/>
-                <w:color w:val="000000"/>
-                <w:spacing w:val="0"/>
-                <w:kern w:val="0"/>
-                <w:sz w:val="18"/>
-                <w:szCs w:val="18"/>
-                <w:lang w:val="en-US" w:eastAsia="zh-CN"/>
-              </w:rPr>
-              <w:t>2. 出具《发布测试报告》，明确发布质量结论。</w:t>
-            </w:r>
-            <w:r>
-              <w:rPr>
-                <w:rFonts w:ascii="Segoe UI" w:eastAsia="Segoe UI" w:hAnsi="Segoe UI" w:cs="Segoe UI" w:hint="default"/>
-                <w:i w:val="0"/>
-                <w:iCs w:val="0"/>
-                <w:caps w:val="0"/>
-                <w:snapToGrid w:val="0"/>
-                <w:color w:val="000000"/>
-                <w:spacing w:val="0"/>
-                <w:kern w:val="0"/>
-                <w:sz w:val="18"/>
-                <w:szCs w:val="18"/>
-                <w:lang w:val="en-US" w:eastAsia="zh-CN"/>
-              </w:rPr>
-              <w:br/>
-            </w:r>
-            <w:r>
-              <w:rPr>
-                <w:rFonts w:ascii="Segoe UI" w:eastAsia="Segoe UI" w:hAnsi="Segoe UI" w:cs="Segoe UI" w:hint="default"/>
-                <w:i w:val="0"/>
-                <w:iCs w:val="0"/>
-                <w:caps w:val="0"/>
-                <w:snapToGrid w:val="0"/>
-                <w:color w:val="000000"/>
-                <w:spacing w:val="0"/>
-                <w:kern w:val="0"/>
-                <w:sz w:val="18"/>
-                <w:szCs w:val="18"/>
-                <w:lang w:val="en-US" w:eastAsia="zh-CN"/>
-              </w:rPr>
-              <w:t>3. 验证回退方案的有效性。</w:t>
-            </w:r>
-          </w:p>
-        </w:tc>
-        <w:tc>
-          <w:tcPr>
-            <w:tcW w:w="0" w:type="auto"/>
-            <w:shd w:val="clear" w:color="auto" w:fill="auto"/>
-            <w:tcMar>
-              <w:top w:w="120" w:type="dxa"/>
-              <w:left w:w="192" w:type="dxa"/>
-              <w:bottom w:w="120" w:type="dxa"/>
-              <w:right w:w="0" w:type="dxa"/>
-            </w:tcMar>
-            <w:vAlign w:val="center"/>
-          </w:tcPr>
-          <w:p>
-            <w:pPr>
-              <w:keepNext w:val="0"/>
-              <w:keepLines w:val="0"/>
-              <w:widowControl/>
-              <w:suppressLineNumbers w:val="0"/>
-              <w:spacing w:line="300" w:lineRule="atLeast"/>
-              <w:jc w:val="left"/>
-              <w:rPr>
-                <w:rFonts w:ascii="Segoe UI" w:eastAsia="Segoe UI" w:hAnsi="Segoe UI" w:cs="Segoe UI" w:hint="default"/>
-                <w:i w:val="0"/>
-                <w:iCs w:val="0"/>
-                <w:caps w:val="0"/>
-                <w:color w:val="0F1115"/>
-                <w:spacing w:val="0"/>
-                <w:sz w:val="18"/>
-                <w:szCs w:val="18"/>
-              </w:rPr>
-            </w:pPr>
-            <w:r>
-              <w:rPr>
-                <w:rStyle w:val="Strong"/>
-                <w:rFonts w:ascii="Segoe UI" w:eastAsia="Segoe UI" w:hAnsi="Segoe UI" w:cs="Segoe UI" w:hint="default"/>
-                <w:b/>
-                <w:bCs/>
-                <w:i w:val="0"/>
-                <w:iCs w:val="0"/>
-                <w:caps w:val="0"/>
-                <w:snapToGrid w:val="0"/>
-                <w:color w:val="000000"/>
-                <w:spacing w:val="0"/>
-                <w:kern w:val="0"/>
-                <w:sz w:val="18"/>
-                <w:szCs w:val="18"/>
-                <w:lang w:val="en-US" w:eastAsia="zh-CN"/>
-              </w:rPr>
-              <w:t>研发部-测试工程师</w:t>
-            </w:r>
-          </w:p>
-        </w:tc>
-      </w:tr>
-      <w:tr>
-        <w:tblPrEx>
-          <w:tblW w:w="9024" w:type="dxa"/>
-          <w:tblInd w:w="0" w:type="dxa"/>
-          <w:shd w:val="clear" w:color="auto" w:fill="auto"/>
-          <w:tblCellMar>
-            <w:top w:w="15" w:type="dxa"/>
-            <w:left w:w="15" w:type="dxa"/>
-            <w:bottom w:w="15" w:type="dxa"/>
-            <w:right w:w="15" w:type="dxa"/>
-          </w:tblCellMar>
-        </w:tblPrEx>
-        <w:tc>
-          <w:tcPr>
-            <w:tcW w:w="0" w:type="auto"/>
-            <w:shd w:val="clear" w:color="auto" w:fill="auto"/>
-            <w:tcMar>
-              <w:top w:w="120" w:type="dxa"/>
-              <w:left w:w="0" w:type="dxa"/>
-              <w:bottom w:w="120" w:type="dxa"/>
-              <w:right w:w="192" w:type="dxa"/>
-            </w:tcMar>
-            <w:vAlign w:val="center"/>
-          </w:tcPr>
-          <w:p>
-            <w:pPr>
-              <w:keepNext w:val="0"/>
-              <w:keepLines w:val="0"/>
-              <w:widowControl/>
-              <w:suppressLineNumbers w:val="0"/>
-              <w:spacing w:line="300" w:lineRule="atLeast"/>
-              <w:jc w:val="left"/>
-              <w:rPr>
-                <w:rFonts w:ascii="Segoe UI" w:eastAsia="Segoe UI" w:hAnsi="Segoe UI" w:cs="Segoe UI" w:hint="default"/>
-                <w:i w:val="0"/>
-                <w:iCs w:val="0"/>
-                <w:caps w:val="0"/>
-                <w:color w:val="0F1115"/>
-                <w:spacing w:val="0"/>
-                <w:sz w:val="18"/>
-                <w:szCs w:val="18"/>
-              </w:rPr>
-            </w:pPr>
-            <w:r>
-              <w:rPr>
-                <w:rStyle w:val="Strong"/>
-                <w:rFonts w:ascii="Segoe UI" w:eastAsia="Segoe UI" w:hAnsi="Segoe UI" w:cs="Segoe UI" w:hint="default"/>
-                <w:b/>
-                <w:bCs/>
-                <w:i w:val="0"/>
-                <w:iCs w:val="0"/>
-                <w:caps w:val="0"/>
-                <w:snapToGrid w:val="0"/>
-                <w:color w:val="000000"/>
-                <w:spacing w:val="0"/>
-                <w:kern w:val="0"/>
-                <w:sz w:val="18"/>
-                <w:szCs w:val="18"/>
-                <w:lang w:val="en-US" w:eastAsia="zh-CN"/>
-              </w:rPr>
-              <w:t>实施工程师</w:t>
-            </w:r>
-          </w:p>
-        </w:tc>
-        <w:tc>
-          <w:tcPr>
-            <w:tcW w:w="0" w:type="auto"/>
-            <w:shd w:val="clear" w:color="auto" w:fill="auto"/>
-            <w:tcMar>
-              <w:top w:w="120" w:type="dxa"/>
-              <w:left w:w="192" w:type="dxa"/>
-              <w:bottom w:w="120" w:type="dxa"/>
-              <w:right w:w="192" w:type="dxa"/>
-            </w:tcMar>
-            <w:vAlign w:val="center"/>
-          </w:tcPr>
-          <w:p>
-            <w:pPr>
-              <w:keepNext w:val="0"/>
-              <w:keepLines w:val="0"/>
-              <w:widowControl/>
-              <w:suppressLineNumbers w:val="0"/>
-              <w:spacing w:line="300" w:lineRule="atLeast"/>
-              <w:jc w:val="left"/>
-              <w:rPr>
-                <w:rFonts w:ascii="Segoe UI" w:eastAsia="Segoe UI" w:hAnsi="Segoe UI" w:cs="Segoe UI" w:hint="default"/>
-                <w:i w:val="0"/>
-                <w:iCs w:val="0"/>
-                <w:caps w:val="0"/>
-                <w:color w:val="0F1115"/>
-                <w:spacing w:val="0"/>
-                <w:sz w:val="18"/>
-                <w:szCs w:val="18"/>
-              </w:rPr>
-            </w:pPr>
-            <w:r>
-              <w:rPr>
-                <w:rFonts w:ascii="Segoe UI" w:eastAsia="Segoe UI" w:hAnsi="Segoe UI" w:cs="Segoe UI" w:hint="default"/>
-                <w:i w:val="0"/>
-                <w:iCs w:val="0"/>
-                <w:caps w:val="0"/>
-                <w:snapToGrid w:val="0"/>
-                <w:color w:val="000000"/>
-                <w:spacing w:val="0"/>
-                <w:kern w:val="0"/>
-                <w:sz w:val="18"/>
-                <w:szCs w:val="18"/>
-                <w:lang w:val="en-US" w:eastAsia="zh-CN"/>
-              </w:rPr>
-              <w:t>1. 依据《发布计划》执行具体的部署、安装、启停等操作。</w:t>
-            </w:r>
-            <w:r>
-              <w:rPr>
-                <w:rFonts w:ascii="Segoe UI" w:eastAsia="Segoe UI" w:hAnsi="Segoe UI" w:cs="Segoe UI" w:hint="default"/>
-                <w:i w:val="0"/>
-                <w:iCs w:val="0"/>
-                <w:caps w:val="0"/>
-                <w:snapToGrid w:val="0"/>
-                <w:color w:val="000000"/>
-                <w:spacing w:val="0"/>
-                <w:kern w:val="0"/>
-                <w:sz w:val="18"/>
-                <w:szCs w:val="18"/>
-                <w:lang w:val="en-US" w:eastAsia="zh-CN"/>
-              </w:rPr>
-              <w:br/>
-            </w:r>
-            <w:r>
-              <w:rPr>
-                <w:rFonts w:ascii="Segoe UI" w:eastAsia="Segoe UI" w:hAnsi="Segoe UI" w:cs="Segoe UI" w:hint="default"/>
-                <w:i w:val="0"/>
-                <w:iCs w:val="0"/>
-                <w:caps w:val="0"/>
-                <w:snapToGrid w:val="0"/>
-                <w:color w:val="000000"/>
-                <w:spacing w:val="0"/>
-                <w:kern w:val="0"/>
-                <w:sz w:val="18"/>
-                <w:szCs w:val="18"/>
-                <w:lang w:val="en-US" w:eastAsia="zh-CN"/>
-              </w:rPr>
-              <w:t>2. 执行监控与验证步骤，并在需要时执行回退操作。</w:t>
-            </w:r>
-            <w:r>
-              <w:rPr>
-                <w:rFonts w:ascii="Segoe UI" w:eastAsia="Segoe UI" w:hAnsi="Segoe UI" w:cs="Segoe UI" w:hint="default"/>
-                <w:i w:val="0"/>
-                <w:iCs w:val="0"/>
-                <w:caps w:val="0"/>
-                <w:snapToGrid w:val="0"/>
-                <w:color w:val="000000"/>
-                <w:spacing w:val="0"/>
-                <w:kern w:val="0"/>
-                <w:sz w:val="18"/>
-                <w:szCs w:val="18"/>
-                <w:lang w:val="en-US" w:eastAsia="zh-CN"/>
-              </w:rPr>
-              <w:br/>
-            </w:r>
-            <w:r>
-              <w:rPr>
-                <w:rFonts w:ascii="Segoe UI" w:eastAsia="Segoe UI" w:hAnsi="Segoe UI" w:cs="Segoe UI" w:hint="default"/>
-                <w:i w:val="0"/>
-                <w:iCs w:val="0"/>
-                <w:caps w:val="0"/>
-                <w:snapToGrid w:val="0"/>
-                <w:color w:val="000000"/>
-                <w:spacing w:val="0"/>
-                <w:kern w:val="0"/>
-                <w:sz w:val="18"/>
-                <w:szCs w:val="18"/>
-                <w:lang w:val="en-US" w:eastAsia="zh-CN"/>
-              </w:rPr>
-              <w:t>3. 记录实施过程。</w:t>
-            </w:r>
-          </w:p>
-        </w:tc>
-        <w:tc>
-          <w:tcPr>
-            <w:tcW w:w="0" w:type="auto"/>
-            <w:shd w:val="clear" w:color="auto" w:fill="auto"/>
-            <w:tcMar>
-              <w:top w:w="120" w:type="dxa"/>
-              <w:left w:w="192" w:type="dxa"/>
-              <w:bottom w:w="120" w:type="dxa"/>
-              <w:right w:w="0" w:type="dxa"/>
-            </w:tcMar>
-            <w:vAlign w:val="center"/>
-          </w:tcPr>
-          <w:p>
-            <w:pPr>
-              <w:keepNext w:val="0"/>
-              <w:keepLines w:val="0"/>
-              <w:widowControl/>
-              <w:suppressLineNumbers w:val="0"/>
-              <w:spacing w:line="300" w:lineRule="atLeast"/>
-              <w:jc w:val="left"/>
-              <w:rPr>
-                <w:rFonts w:ascii="Segoe UI" w:eastAsia="Segoe UI" w:hAnsi="Segoe UI" w:cs="Segoe UI" w:hint="default"/>
-                <w:i w:val="0"/>
-                <w:iCs w:val="0"/>
-                <w:caps w:val="0"/>
-                <w:color w:val="0F1115"/>
-                <w:spacing w:val="0"/>
-                <w:sz w:val="18"/>
-                <w:szCs w:val="18"/>
-              </w:rPr>
-            </w:pPr>
-            <w:r>
-              <w:rPr>
-                <w:rStyle w:val="Strong"/>
-                <w:rFonts w:ascii="Segoe UI" w:eastAsia="Segoe UI" w:hAnsi="Segoe UI" w:cs="Segoe UI" w:hint="default"/>
-                <w:b/>
-                <w:bCs/>
-                <w:i w:val="0"/>
-                <w:iCs w:val="0"/>
-                <w:caps w:val="0"/>
-                <w:snapToGrid w:val="0"/>
-                <w:color w:val="000000"/>
-                <w:spacing w:val="0"/>
-                <w:kern w:val="0"/>
-                <w:sz w:val="18"/>
-                <w:szCs w:val="18"/>
-                <w:lang w:val="en-US" w:eastAsia="zh-CN"/>
-              </w:rPr>
-              <w:t>运维部-运维工程师</w:t>
-            </w:r>
-            <w:r>
-              <w:rPr>
-                <w:rFonts w:ascii="Segoe UI" w:eastAsia="Segoe UI" w:hAnsi="Segoe UI" w:cs="Segoe UI" w:hint="default"/>
-                <w:i w:val="0"/>
-                <w:iCs w:val="0"/>
-                <w:caps w:val="0"/>
-                <w:snapToGrid w:val="0"/>
-                <w:color w:val="000000"/>
-                <w:spacing w:val="0"/>
-                <w:kern w:val="0"/>
-                <w:sz w:val="18"/>
-                <w:szCs w:val="18"/>
-                <w:lang w:val="en-US" w:eastAsia="zh-CN"/>
-              </w:rPr>
-              <w:t>（生产环境操作）</w:t>
-            </w:r>
-            <w:r>
-              <w:rPr>
-                <w:rFonts w:ascii="Segoe UI" w:eastAsia="Segoe UI" w:hAnsi="Segoe UI" w:cs="Segoe UI" w:hint="default"/>
-                <w:i w:val="0"/>
-                <w:iCs w:val="0"/>
-                <w:caps w:val="0"/>
-                <w:snapToGrid w:val="0"/>
-                <w:color w:val="000000"/>
-                <w:spacing w:val="0"/>
-                <w:kern w:val="0"/>
-                <w:sz w:val="18"/>
-                <w:szCs w:val="18"/>
-                <w:lang w:val="en-US" w:eastAsia="zh-CN"/>
-              </w:rPr>
-              <w:br/>
-            </w:r>
-            <w:r>
-              <w:rPr>
-                <w:rStyle w:val="Strong"/>
-                <w:rFonts w:ascii="Segoe UI" w:eastAsia="Segoe UI" w:hAnsi="Segoe UI" w:cs="Segoe UI" w:hint="default"/>
-                <w:b/>
-                <w:bCs/>
-                <w:i w:val="0"/>
-                <w:iCs w:val="0"/>
-                <w:caps w:val="0"/>
-                <w:snapToGrid w:val="0"/>
-                <w:color w:val="000000"/>
-                <w:spacing w:val="0"/>
-                <w:kern w:val="0"/>
-                <w:sz w:val="18"/>
-                <w:szCs w:val="18"/>
-                <w:lang w:val="en-US" w:eastAsia="zh-CN"/>
-              </w:rPr>
-              <w:t>研发部-开发工程师</w:t>
-            </w:r>
-            <w:r>
-              <w:rPr>
-                <w:rFonts w:ascii="Segoe UI" w:eastAsia="Segoe UI" w:hAnsi="Segoe UI" w:cs="Segoe UI" w:hint="default"/>
-                <w:i w:val="0"/>
-                <w:iCs w:val="0"/>
-                <w:caps w:val="0"/>
-                <w:snapToGrid w:val="0"/>
-                <w:color w:val="000000"/>
-                <w:spacing w:val="0"/>
-                <w:kern w:val="0"/>
-                <w:sz w:val="18"/>
-                <w:szCs w:val="18"/>
-                <w:lang w:val="en-US" w:eastAsia="zh-CN"/>
-              </w:rPr>
-              <w:t>（提供技术支持）</w:t>
-            </w:r>
-          </w:p>
-        </w:tc>
-      </w:tr>
-      <w:tr>
-        <w:tblPrEx>
-          <w:tblW w:w="9024" w:type="dxa"/>
-          <w:tblInd w:w="0" w:type="dxa"/>
-          <w:shd w:val="clear" w:color="auto" w:fill="auto"/>
-          <w:tblCellMar>
-            <w:top w:w="15" w:type="dxa"/>
-            <w:left w:w="15" w:type="dxa"/>
-            <w:bottom w:w="15" w:type="dxa"/>
-            <w:right w:w="15" w:type="dxa"/>
-          </w:tblCellMar>
-        </w:tblPrEx>
-        <w:tc>
-          <w:tcPr>
-            <w:tcW w:w="0" w:type="auto"/>
-            <w:shd w:val="clear" w:color="auto" w:fill="auto"/>
-            <w:tcMar>
-              <w:top w:w="120" w:type="dxa"/>
-              <w:left w:w="0" w:type="dxa"/>
-              <w:bottom w:w="120" w:type="dxa"/>
-              <w:right w:w="192" w:type="dxa"/>
-            </w:tcMar>
-            <w:vAlign w:val="center"/>
-          </w:tcPr>
-          <w:p>
-            <w:pPr>
-              <w:keepNext w:val="0"/>
-              <w:keepLines w:val="0"/>
-              <w:widowControl/>
-              <w:suppressLineNumbers w:val="0"/>
-              <w:spacing w:line="300" w:lineRule="atLeast"/>
-              <w:jc w:val="left"/>
-              <w:rPr>
-                <w:rFonts w:ascii="Segoe UI" w:eastAsia="Segoe UI" w:hAnsi="Segoe UI" w:cs="Segoe UI" w:hint="default"/>
-                <w:i w:val="0"/>
-                <w:iCs w:val="0"/>
-                <w:caps w:val="0"/>
-                <w:color w:val="0F1115"/>
-                <w:spacing w:val="0"/>
-                <w:sz w:val="18"/>
-                <w:szCs w:val="18"/>
-              </w:rPr>
-            </w:pPr>
-            <w:r>
-              <w:rPr>
-                <w:rStyle w:val="Strong"/>
-                <w:rFonts w:ascii="Segoe UI" w:eastAsia="Segoe UI" w:hAnsi="Segoe UI" w:cs="Segoe UI" w:hint="default"/>
-                <w:b/>
-                <w:bCs/>
-                <w:i w:val="0"/>
-                <w:iCs w:val="0"/>
-                <w:caps w:val="0"/>
-                <w:snapToGrid w:val="0"/>
-                <w:color w:val="000000"/>
-                <w:spacing w:val="0"/>
-                <w:kern w:val="0"/>
-                <w:sz w:val="18"/>
-                <w:szCs w:val="18"/>
-                <w:lang w:val="en-US" w:eastAsia="zh-CN"/>
-              </w:rPr>
-              <w:t>质量管理部</w:t>
-            </w:r>
-          </w:p>
-        </w:tc>
-        <w:tc>
-          <w:tcPr>
-            <w:tcW w:w="0" w:type="auto"/>
-            <w:shd w:val="clear" w:color="auto" w:fill="auto"/>
-            <w:tcMar>
-              <w:top w:w="120" w:type="dxa"/>
-              <w:left w:w="192" w:type="dxa"/>
-              <w:bottom w:w="120" w:type="dxa"/>
-              <w:right w:w="192" w:type="dxa"/>
-            </w:tcMar>
-            <w:vAlign w:val="center"/>
-          </w:tcPr>
-          <w:p>
-            <w:pPr>
-              <w:keepNext w:val="0"/>
-              <w:keepLines w:val="0"/>
-              <w:widowControl/>
-              <w:suppressLineNumbers w:val="0"/>
-              <w:spacing w:line="300" w:lineRule="atLeast"/>
-              <w:jc w:val="left"/>
-              <w:rPr>
-                <w:rFonts w:ascii="Segoe UI" w:eastAsia="Segoe UI" w:hAnsi="Segoe UI" w:cs="Segoe UI" w:hint="default"/>
-                <w:i w:val="0"/>
-                <w:iCs w:val="0"/>
-                <w:caps w:val="0"/>
-                <w:color w:val="0F1115"/>
-                <w:spacing w:val="0"/>
-                <w:sz w:val="18"/>
-                <w:szCs w:val="18"/>
-              </w:rPr>
-            </w:pPr>
-            <w:r>
-              <w:rPr>
-                <w:rFonts w:ascii="Segoe UI" w:eastAsia="Segoe UI" w:hAnsi="Segoe UI" w:cs="Segoe UI" w:hint="default"/>
-                <w:i w:val="0"/>
-                <w:iCs w:val="0"/>
-                <w:caps w:val="0"/>
-                <w:snapToGrid w:val="0"/>
-                <w:color w:val="000000"/>
-                <w:spacing w:val="0"/>
-                <w:kern w:val="0"/>
-                <w:sz w:val="18"/>
-                <w:szCs w:val="18"/>
-                <w:lang w:val="en-US" w:eastAsia="zh-CN"/>
-              </w:rPr>
-              <w:t>1. 监督发布管理流程的合规性。</w:t>
-            </w:r>
-            <w:r>
-              <w:rPr>
-                <w:rFonts w:ascii="Segoe UI" w:eastAsia="Segoe UI" w:hAnsi="Segoe UI" w:cs="Segoe UI" w:hint="default"/>
-                <w:i w:val="0"/>
-                <w:iCs w:val="0"/>
-                <w:caps w:val="0"/>
-                <w:snapToGrid w:val="0"/>
-                <w:color w:val="000000"/>
-                <w:spacing w:val="0"/>
-                <w:kern w:val="0"/>
-                <w:sz w:val="18"/>
-                <w:szCs w:val="18"/>
-                <w:lang w:val="en-US" w:eastAsia="zh-CN"/>
-              </w:rPr>
-              <w:br/>
-            </w:r>
-            <w:r>
-              <w:rPr>
-                <w:rFonts w:ascii="Segoe UI" w:eastAsia="Segoe UI" w:hAnsi="Segoe UI" w:cs="Segoe UI" w:hint="default"/>
-                <w:i w:val="0"/>
-                <w:iCs w:val="0"/>
-                <w:caps w:val="0"/>
-                <w:snapToGrid w:val="0"/>
-                <w:color w:val="000000"/>
-                <w:spacing w:val="0"/>
-                <w:kern w:val="0"/>
-                <w:sz w:val="18"/>
-                <w:szCs w:val="18"/>
-                <w:lang w:val="en-US" w:eastAsia="zh-CN"/>
-              </w:rPr>
-              <w:t>2. 审计发布记录与结果。</w:t>
-            </w:r>
-            <w:r>
-              <w:rPr>
-                <w:rFonts w:ascii="Segoe UI" w:eastAsia="Segoe UI" w:hAnsi="Segoe UI" w:cs="Segoe UI" w:hint="default"/>
-                <w:i w:val="0"/>
-                <w:iCs w:val="0"/>
-                <w:caps w:val="0"/>
-                <w:snapToGrid w:val="0"/>
-                <w:color w:val="000000"/>
-                <w:spacing w:val="0"/>
-                <w:kern w:val="0"/>
-                <w:sz w:val="18"/>
-                <w:szCs w:val="18"/>
-                <w:lang w:val="en-US" w:eastAsia="zh-CN"/>
-              </w:rPr>
-              <w:br/>
-            </w:r>
-            <w:r>
-              <w:rPr>
-                <w:rFonts w:ascii="Segoe UI" w:eastAsia="Segoe UI" w:hAnsi="Segoe UI" w:cs="Segoe UI" w:hint="default"/>
-                <w:i w:val="0"/>
-                <w:iCs w:val="0"/>
-                <w:caps w:val="0"/>
-                <w:snapToGrid w:val="0"/>
-                <w:color w:val="000000"/>
-                <w:spacing w:val="0"/>
-                <w:kern w:val="0"/>
-                <w:sz w:val="18"/>
-                <w:szCs w:val="18"/>
-                <w:lang w:val="en-US" w:eastAsia="zh-CN"/>
-              </w:rPr>
-              <w:t>3. 参与重大发布评审。</w:t>
-            </w:r>
-          </w:p>
-        </w:tc>
-        <w:tc>
-          <w:tcPr>
-            <w:tcW w:w="0" w:type="auto"/>
-            <w:shd w:val="clear" w:color="auto" w:fill="auto"/>
-            <w:tcMar>
-              <w:top w:w="120" w:type="dxa"/>
-              <w:left w:w="192" w:type="dxa"/>
-              <w:bottom w:w="120" w:type="dxa"/>
-              <w:right w:w="0" w:type="dxa"/>
-            </w:tcMar>
-            <w:vAlign w:val="center"/>
-          </w:tcPr>
-          <w:p>
-            <w:pPr>
-              <w:keepNext w:val="0"/>
-              <w:keepLines w:val="0"/>
-              <w:widowControl/>
-              <w:suppressLineNumbers w:val="0"/>
-              <w:spacing w:line="300" w:lineRule="atLeast"/>
-              <w:jc w:val="left"/>
-              <w:rPr>
-                <w:rFonts w:ascii="Segoe UI" w:eastAsia="Segoe UI" w:hAnsi="Segoe UI" w:cs="Segoe UI" w:hint="default"/>
-                <w:i w:val="0"/>
-                <w:iCs w:val="0"/>
-                <w:caps w:val="0"/>
-                <w:color w:val="0F1115"/>
-                <w:spacing w:val="0"/>
-                <w:sz w:val="18"/>
-                <w:szCs w:val="18"/>
-              </w:rPr>
-            </w:pPr>
-            <w:r>
-              <w:rPr>
-                <w:rStyle w:val="Strong"/>
-                <w:rFonts w:ascii="Segoe UI" w:eastAsia="Segoe UI" w:hAnsi="Segoe UI" w:cs="Segoe UI" w:hint="default"/>
-                <w:b/>
-                <w:bCs/>
-                <w:i w:val="0"/>
-                <w:iCs w:val="0"/>
-                <w:caps w:val="0"/>
-                <w:snapToGrid w:val="0"/>
-                <w:color w:val="000000"/>
-                <w:spacing w:val="0"/>
-                <w:kern w:val="0"/>
-                <w:sz w:val="18"/>
-                <w:szCs w:val="18"/>
-                <w:lang w:val="en-US" w:eastAsia="zh-CN"/>
-              </w:rPr>
-              <w:t>质量管理部经理</w:t>
-            </w:r>
-            <w:r>
-              <w:rPr>
-                <w:rFonts w:ascii="Segoe UI" w:eastAsia="Segoe UI" w:hAnsi="Segoe UI" w:cs="Segoe UI" w:hint="default"/>
-                <w:i w:val="0"/>
-                <w:iCs w:val="0"/>
-                <w:caps w:val="0"/>
-                <w:snapToGrid w:val="0"/>
-                <w:color w:val="000000"/>
-                <w:spacing w:val="0"/>
-                <w:kern w:val="0"/>
-                <w:sz w:val="18"/>
-                <w:szCs w:val="18"/>
-                <w:lang w:val="en-US" w:eastAsia="zh-CN"/>
-              </w:rPr>
               <w:t>及</w:t>
             </w:r>
             <w:r>
               <w:rPr>
-                <w:rStyle w:val="Strong"/>
-                <w:rFonts w:ascii="Segoe UI" w:eastAsia="Segoe UI" w:hAnsi="Segoe UI" w:cs="Segoe UI" w:hint="default"/>
+                <w:rStyle w:val="23"/>
+                <w:rFonts w:hint="default" w:ascii="Segoe UI" w:hAnsi="Segoe UI" w:eastAsia="Segoe UI" w:cs="Segoe UI"/>
                 <w:b/>
                 <w:bCs/>
                 <w:i w:val="0"/>
@@ -5566,45 +5787,45 @@
     </w:tbl>
     <w:p>
       <w:pPr>
-        <w:pStyle w:val="1"/>
+        <w:pStyle w:val="28"/>
         <w:bidi w:val="0"/>
         <w:rPr>
           <w:rFonts w:hint="default"/>
           <w:lang w:val="en-US" w:eastAsia="zh-CN"/>
         </w:rPr>
       </w:pPr>
-      <w:bookmarkStart w:id="8" w:name="_Toc29720"/>
+      <w:bookmarkStart w:id="7" w:name="_Toc29720"/>
       <w:r>
         <w:rPr>
           <w:rFonts w:hint="default"/>
           <w:lang w:val="en-US" w:eastAsia="zh-CN"/>
         </w:rPr>
         <w:t>发布类型与策略</w:t>
+      </w:r>
+      <w:bookmarkEnd w:id="7"/>
+    </w:p>
+    <w:p>
+      <w:pPr>
+        <w:pStyle w:val="30"/>
+        <w:bidi w:val="0"/>
+        <w:rPr>
+          <w:rFonts w:hint="default"/>
+          <w:lang w:val="en-US" w:eastAsia="zh-CN"/>
+        </w:rPr>
+      </w:pPr>
+      <w:bookmarkStart w:id="8" w:name="_Toc11985"/>
+      <w:r>
+        <w:rPr>
+          <w:rFonts w:hint="default"/>
+          <w:lang w:val="en-US" w:eastAsia="zh-CN"/>
+        </w:rPr>
+        <w:t>发布类型</w:t>
       </w:r>
       <w:bookmarkEnd w:id="8"/>
     </w:p>
     <w:p>
       <w:pPr>
-        <w:pStyle w:val="2"/>
-        <w:bidi w:val="0"/>
-        <w:rPr>
-          <w:rFonts w:hint="default"/>
-          <w:lang w:val="en-US" w:eastAsia="zh-CN"/>
-        </w:rPr>
-      </w:pPr>
-      <w:bookmarkStart w:id="9" w:name="_Toc11985"/>
-      <w:r>
-        <w:rPr>
-          <w:rFonts w:hint="default"/>
-          <w:lang w:val="en-US" w:eastAsia="zh-CN"/>
-        </w:rPr>
-        <w:t>发布类型</w:t>
-      </w:r>
-      <w:bookmarkEnd w:id="9"/>
-    </w:p>
-    <w:p>
-      <w:pPr>
-        <w:pStyle w:val="a1"/>
+        <w:pStyle w:val="29"/>
         <w:keepNext w:val="0"/>
         <w:keepLines w:val="0"/>
         <w:pageBreakBefore w:val="0"/>
@@ -5633,7 +5854,7 @@
     </w:p>
     <w:p>
       <w:pPr>
-        <w:pStyle w:val="a1"/>
+        <w:pStyle w:val="29"/>
         <w:keepNext w:val="0"/>
         <w:keepLines w:val="0"/>
         <w:pageBreakBefore w:val="0"/>
@@ -5662,7 +5883,7 @@
     </w:p>
     <w:p>
       <w:pPr>
-        <w:pStyle w:val="a1"/>
+        <w:pStyle w:val="29"/>
         <w:keepNext w:val="0"/>
         <w:keepLines w:val="0"/>
         <w:pageBreakBefore w:val="0"/>
@@ -5691,14 +5912,14 @@
     </w:p>
     <w:p>
       <w:pPr>
-        <w:pStyle w:val="2"/>
+        <w:pStyle w:val="30"/>
         <w:bidi w:val="0"/>
         <w:rPr>
           <w:rFonts w:hint="default"/>
           <w:lang w:val="en-US" w:eastAsia="zh-CN"/>
         </w:rPr>
       </w:pPr>
-      <w:bookmarkStart w:id="10" w:name="_Toc26774"/>
+      <w:bookmarkStart w:id="9" w:name="_Toc26774"/>
       <w:r>
         <w:rPr>
           <w:rFonts w:hint="default"/>
@@ -5706,11 +5927,11 @@
         </w:rPr>
         <w:t>发布策略</w:t>
       </w:r>
-      <w:bookmarkEnd w:id="10"/>
+      <w:bookmarkEnd w:id="9"/>
     </w:p>
     <w:p>
       <w:pPr>
-        <w:pStyle w:val="a1"/>
+        <w:pStyle w:val="29"/>
         <w:keepNext w:val="0"/>
         <w:keepLines w:val="0"/>
         <w:pageBreakBefore w:val="0"/>
@@ -5739,7 +5960,7 @@
     </w:p>
     <w:p>
       <w:pPr>
-        <w:pStyle w:val="a1"/>
+        <w:pStyle w:val="29"/>
         <w:keepNext w:val="0"/>
         <w:keepLines w:val="0"/>
         <w:pageBreakBefore w:val="0"/>
@@ -5756,7 +5977,7 @@
         <w:bidi w:val="0"/>
         <w:adjustRightInd w:val="0"/>
         <w:snapToGrid w:val="0"/>
-        <w:ind w:left="425" w:hanging="425" w:leftChars="0" w:firstLineChars="0"/>
+        <w:ind w:left="425" w:leftChars="0" w:hanging="425" w:firstLineChars="0"/>
         <w:textAlignment w:val="baseline"/>
         <w:rPr>
           <w:rFonts w:hint="default"/>
@@ -5773,7 +5994,7 @@
     </w:p>
     <w:p>
       <w:pPr>
-        <w:pStyle w:val="a1"/>
+        <w:pStyle w:val="29"/>
         <w:keepNext w:val="0"/>
         <w:keepLines w:val="0"/>
         <w:pageBreakBefore w:val="0"/>
@@ -5790,7 +6011,7 @@
         <w:bidi w:val="0"/>
         <w:adjustRightInd w:val="0"/>
         <w:snapToGrid w:val="0"/>
-        <w:ind w:left="425" w:hanging="425" w:leftChars="0" w:firstLineChars="0"/>
+        <w:ind w:left="425" w:leftChars="0" w:hanging="425" w:firstLineChars="0"/>
         <w:textAlignment w:val="baseline"/>
         <w:rPr>
           <w:rFonts w:hint="default"/>
@@ -5807,7 +6028,7 @@
     </w:p>
     <w:p>
       <w:pPr>
-        <w:pStyle w:val="a1"/>
+        <w:pStyle w:val="29"/>
         <w:keepNext w:val="0"/>
         <w:keepLines w:val="0"/>
         <w:pageBreakBefore w:val="0"/>
@@ -5824,7 +6045,7 @@
         <w:bidi w:val="0"/>
         <w:adjustRightInd w:val="0"/>
         <w:snapToGrid w:val="0"/>
-        <w:ind w:left="425" w:hanging="425" w:leftChars="0" w:firstLineChars="0"/>
+        <w:ind w:left="425" w:leftChars="0" w:hanging="425" w:firstLineChars="0"/>
         <w:textAlignment w:val="baseline"/>
         <w:rPr>
           <w:rFonts w:hint="default"/>
@@ -5841,45 +6062,45 @@
     </w:p>
     <w:p>
       <w:pPr>
-        <w:pStyle w:val="1"/>
+        <w:pStyle w:val="28"/>
         <w:bidi w:val="0"/>
         <w:rPr>
           <w:rFonts w:hint="default"/>
           <w:lang w:val="en-US" w:eastAsia="zh-CN"/>
         </w:rPr>
       </w:pPr>
-      <w:bookmarkStart w:id="11" w:name="_Toc19050"/>
+      <w:bookmarkStart w:id="10" w:name="_Toc19050"/>
       <w:r>
         <w:rPr>
           <w:rFonts w:hint="default"/>
           <w:lang w:val="en-US" w:eastAsia="zh-CN"/>
         </w:rPr>
         <w:t>发布管理流程核心环节</w:t>
+      </w:r>
+      <w:bookmarkEnd w:id="10"/>
+    </w:p>
+    <w:p>
+      <w:pPr>
+        <w:pStyle w:val="30"/>
+        <w:bidi w:val="0"/>
+        <w:rPr>
+          <w:rFonts w:hint="default"/>
+          <w:lang w:val="en-US" w:eastAsia="zh-CN"/>
+        </w:rPr>
+      </w:pPr>
+      <w:bookmarkStart w:id="11" w:name="_Toc20657"/>
+      <w:r>
+        <w:rPr>
+          <w:rFonts w:hint="default"/>
+          <w:lang w:val="en-US" w:eastAsia="zh-CN"/>
+        </w:rPr>
+        <w:t>发布规划与设计</w:t>
       </w:r>
       <w:bookmarkEnd w:id="11"/>
     </w:p>
     <w:p>
       <w:pPr>
-        <w:pStyle w:val="2"/>
-        <w:bidi w:val="0"/>
-        <w:rPr>
-          <w:rFonts w:hint="default"/>
-          <w:lang w:val="en-US" w:eastAsia="zh-CN"/>
-        </w:rPr>
-      </w:pPr>
-      <w:bookmarkStart w:id="12" w:name="_Toc20657"/>
-      <w:r>
-        <w:rPr>
-          <w:rFonts w:hint="default"/>
-          <w:lang w:val="en-US" w:eastAsia="zh-CN"/>
-        </w:rPr>
-        <w:t>发布规划与设计</w:t>
-      </w:r>
-      <w:bookmarkEnd w:id="12"/>
-    </w:p>
-    <w:p>
-      <w:pPr>
-        <w:pStyle w:val="a1"/>
+        <w:pStyle w:val="29"/>
         <w:keepNext w:val="0"/>
         <w:keepLines w:val="0"/>
         <w:pageBreakBefore w:val="0"/>
@@ -5908,7 +6129,7 @@
     </w:p>
     <w:p>
       <w:pPr>
-        <w:pStyle w:val="a1"/>
+        <w:pStyle w:val="29"/>
         <w:keepNext w:val="0"/>
         <w:keepLines w:val="0"/>
         <w:pageBreakBefore w:val="0"/>
@@ -5937,7 +6158,7 @@
     </w:p>
     <w:p>
       <w:pPr>
-        <w:pStyle w:val="a1"/>
+        <w:pStyle w:val="29"/>
         <w:keepNext w:val="0"/>
         <w:keepLines w:val="0"/>
         <w:pageBreakBefore w:val="0"/>
@@ -5966,14 +6187,14 @@
     </w:p>
     <w:p>
       <w:pPr>
-        <w:pStyle w:val="2"/>
+        <w:pStyle w:val="30"/>
         <w:bidi w:val="0"/>
         <w:rPr>
           <w:rFonts w:hint="default"/>
           <w:lang w:val="en-US" w:eastAsia="zh-CN"/>
         </w:rPr>
       </w:pPr>
-      <w:bookmarkStart w:id="13" w:name="_Toc28422"/>
+      <w:bookmarkStart w:id="12" w:name="_Toc28422"/>
       <w:r>
         <w:rPr>
           <w:rFonts w:hint="default"/>
@@ -5981,11 +6202,11 @@
         </w:rPr>
         <w:t>构建与测试</w:t>
       </w:r>
-      <w:bookmarkEnd w:id="13"/>
+      <w:bookmarkEnd w:id="12"/>
     </w:p>
     <w:p>
       <w:pPr>
-        <w:pStyle w:val="a1"/>
+        <w:pStyle w:val="29"/>
         <w:keepNext w:val="0"/>
         <w:keepLines w:val="0"/>
         <w:pageBreakBefore w:val="0"/>
@@ -6014,7 +6235,7 @@
     </w:p>
     <w:p>
       <w:pPr>
-        <w:pStyle w:val="a1"/>
+        <w:pStyle w:val="29"/>
         <w:keepNext w:val="0"/>
         <w:keepLines w:val="0"/>
         <w:pageBreakBefore w:val="0"/>
@@ -6043,14 +6264,14 @@
     </w:p>
     <w:p>
       <w:pPr>
-        <w:pStyle w:val="2"/>
+        <w:pStyle w:val="30"/>
         <w:bidi w:val="0"/>
         <w:rPr>
           <w:rFonts w:hint="default"/>
           <w:lang w:val="en-US" w:eastAsia="zh-CN"/>
         </w:rPr>
       </w:pPr>
-      <w:bookmarkStart w:id="14" w:name="_Toc9019"/>
+      <w:bookmarkStart w:id="13" w:name="_Toc9019"/>
       <w:r>
         <w:rPr>
           <w:rFonts w:hint="default"/>
@@ -6058,11 +6279,11 @@
         </w:rPr>
         <w:t>发布评审与授权</w:t>
       </w:r>
-      <w:bookmarkEnd w:id="14"/>
+      <w:bookmarkEnd w:id="13"/>
     </w:p>
     <w:p>
       <w:pPr>
-        <w:pStyle w:val="a1"/>
+        <w:pStyle w:val="29"/>
         <w:keepNext w:val="0"/>
         <w:keepLines w:val="0"/>
         <w:pageBreakBefore w:val="0"/>
@@ -6091,7 +6312,7 @@
     </w:p>
     <w:p>
       <w:pPr>
-        <w:pStyle w:val="a1"/>
+        <w:pStyle w:val="29"/>
         <w:keepNext w:val="0"/>
         <w:keepLines w:val="0"/>
         <w:pageBreakBefore w:val="0"/>
@@ -6120,7 +6341,7 @@
     </w:p>
     <w:p>
       <w:pPr>
-        <w:pStyle w:val="a1"/>
+        <w:pStyle w:val="29"/>
         <w:keepNext w:val="0"/>
         <w:keepLines w:val="0"/>
         <w:pageBreakBefore w:val="0"/>
@@ -6149,14 +6370,14 @@
     </w:p>
     <w:p>
       <w:pPr>
-        <w:pStyle w:val="2"/>
+        <w:pStyle w:val="30"/>
         <w:bidi w:val="0"/>
         <w:rPr>
           <w:rFonts w:hint="default"/>
           <w:lang w:val="en-US" w:eastAsia="zh-CN"/>
         </w:rPr>
       </w:pPr>
-      <w:bookmarkStart w:id="15" w:name="_Toc12525"/>
+      <w:bookmarkStart w:id="14" w:name="_Toc12525"/>
       <w:r>
         <w:rPr>
           <w:rFonts w:hint="default"/>
@@ -6164,11 +6385,11 @@
         </w:rPr>
         <w:t>实施、验证与回退</w:t>
       </w:r>
-      <w:bookmarkEnd w:id="15"/>
+      <w:bookmarkEnd w:id="14"/>
     </w:p>
     <w:p>
       <w:pPr>
-        <w:pStyle w:val="a1"/>
+        <w:pStyle w:val="29"/>
         <w:keepNext w:val="0"/>
         <w:keepLines w:val="0"/>
         <w:pageBreakBefore w:val="0"/>
@@ -6197,7 +6418,7 @@
     </w:p>
     <w:p>
       <w:pPr>
-        <w:pStyle w:val="a1"/>
+        <w:pStyle w:val="29"/>
         <w:keepNext w:val="0"/>
         <w:keepLines w:val="0"/>
         <w:pageBreakBefore w:val="0"/>
@@ -6226,7 +6447,7 @@
     </w:p>
     <w:p>
       <w:pPr>
-        <w:pStyle w:val="a1"/>
+        <w:pStyle w:val="29"/>
         <w:keepNext w:val="0"/>
         <w:keepLines w:val="0"/>
         <w:pageBreakBefore w:val="0"/>
@@ -6255,7 +6476,7 @@
     </w:p>
     <w:p>
       <w:pPr>
-        <w:pStyle w:val="a1"/>
+        <w:pStyle w:val="29"/>
         <w:keepNext w:val="0"/>
         <w:keepLines w:val="0"/>
         <w:pageBreakBefore w:val="0"/>
@@ -6284,7 +6505,7 @@
     </w:p>
     <w:p>
       <w:pPr>
-        <w:pStyle w:val="a1"/>
+        <w:pStyle w:val="29"/>
         <w:keepNext w:val="0"/>
         <w:keepLines w:val="0"/>
         <w:pageBreakBefore w:val="0"/>
@@ -6313,7 +6534,7 @@
     </w:p>
     <w:p>
       <w:pPr>
-        <w:pStyle w:val="a1"/>
+        <w:pStyle w:val="29"/>
         <w:keepNext w:val="0"/>
         <w:keepLines w:val="0"/>
         <w:pageBreakBefore w:val="0"/>
@@ -6342,7 +6563,7 @@
     </w:p>
     <w:p>
       <w:pPr>
-        <w:pStyle w:val="a1"/>
+        <w:pStyle w:val="29"/>
         <w:keepNext w:val="0"/>
         <w:keepLines w:val="0"/>
         <w:pageBreakBefore w:val="0"/>
@@ -6371,14 +6592,14 @@
     </w:p>
     <w:p>
       <w:pPr>
-        <w:pStyle w:val="2"/>
+        <w:pStyle w:val="30"/>
         <w:bidi w:val="0"/>
         <w:rPr>
           <w:rFonts w:hint="default"/>
           <w:lang w:val="en-US" w:eastAsia="zh-CN"/>
         </w:rPr>
       </w:pPr>
-      <w:bookmarkStart w:id="16" w:name="_Toc16663"/>
+      <w:bookmarkStart w:id="15" w:name="_Toc16663"/>
       <w:r>
         <w:rPr>
           <w:rFonts w:hint="default"/>
@@ -6386,11 +6607,11 @@
         </w:rPr>
         <w:t>发布后复盘与关闭</w:t>
       </w:r>
-      <w:bookmarkEnd w:id="16"/>
+      <w:bookmarkEnd w:id="15"/>
     </w:p>
     <w:p>
       <w:pPr>
-        <w:pStyle w:val="a1"/>
+        <w:pStyle w:val="29"/>
         <w:keepNext w:val="0"/>
         <w:keepLines w:val="0"/>
         <w:pageBreakBefore w:val="0"/>
@@ -6419,7 +6640,7 @@
     </w:p>
     <w:p>
       <w:pPr>
-        <w:pStyle w:val="a1"/>
+        <w:pStyle w:val="29"/>
         <w:keepNext w:val="0"/>
         <w:keepLines w:val="0"/>
         <w:pageBreakBefore w:val="0"/>
@@ -6448,7 +6669,7 @@
     </w:p>
     <w:p>
       <w:pPr>
-        <w:pStyle w:val="a1"/>
+        <w:pStyle w:val="29"/>
         <w:keepNext w:val="0"/>
         <w:keepLines w:val="0"/>
         <w:pageBreakBefore w:val="0"/>
@@ -6477,14 +6698,14 @@
     </w:p>
     <w:p>
       <w:pPr>
-        <w:pStyle w:val="1"/>
+        <w:pStyle w:val="28"/>
         <w:bidi w:val="0"/>
         <w:rPr>
           <w:rFonts w:hint="default"/>
           <w:lang w:val="en-US" w:eastAsia="zh-CN"/>
         </w:rPr>
       </w:pPr>
-      <w:bookmarkStart w:id="17" w:name="_Toc31819"/>
+      <w:bookmarkStart w:id="16" w:name="_Toc31819"/>
       <w:r>
         <w:rPr>
           <w:rFonts w:hint="default"/>
@@ -6492,11 +6713,11 @@
         </w:rPr>
         <w:t>与其他流程的接口</w:t>
       </w:r>
-      <w:bookmarkEnd w:id="17"/>
+      <w:bookmarkEnd w:id="16"/>
     </w:p>
     <w:p>
       <w:pPr>
-        <w:pStyle w:val="a1"/>
+        <w:pStyle w:val="29"/>
         <w:keepNext w:val="0"/>
         <w:keepLines w:val="0"/>
         <w:pageBreakBefore w:val="0"/>
@@ -6525,7 +6746,7 @@
     </w:p>
     <w:p>
       <w:pPr>
-        <w:pStyle w:val="a1"/>
+        <w:pStyle w:val="29"/>
         <w:keepNext w:val="0"/>
         <w:keepLines w:val="0"/>
         <w:pageBreakBefore w:val="0"/>
@@ -6554,7 +6775,7 @@
     </w:p>
     <w:p>
       <w:pPr>
-        <w:pStyle w:val="a1"/>
+        <w:pStyle w:val="29"/>
         <w:keepNext w:val="0"/>
         <w:keepLines w:val="0"/>
         <w:pageBreakBefore w:val="0"/>
@@ -6583,7 +6804,7 @@
     </w:p>
     <w:p>
       <w:pPr>
-        <w:pStyle w:val="a1"/>
+        <w:pStyle w:val="29"/>
         <w:keepNext w:val="0"/>
         <w:keepLines w:val="0"/>
         <w:pageBreakBefore w:val="0"/>
@@ -6612,7 +6833,7 @@
     </w:p>
     <w:p>
       <w:pPr>
-        <w:pStyle w:val="1"/>
+        <w:pStyle w:val="28"/>
         <w:keepNext w:val="0"/>
         <w:keepLines w:val="0"/>
         <w:pageBreakBefore w:val="0"/>
@@ -6632,7 +6853,7 @@
           <w:lang w:val="en-US" w:eastAsia="zh-CN"/>
         </w:rPr>
       </w:pPr>
-      <w:bookmarkStart w:id="18" w:name="_Toc326"/>
+      <w:bookmarkStart w:id="17" w:name="_Toc326"/>
       <w:r>
         <w:rPr>
           <w:rFonts w:hint="eastAsia"/>
@@ -6640,22 +6861,23 @@
         </w:rPr>
         <w:t>考核指标</w:t>
       </w:r>
-      <w:bookmarkEnd w:id="18"/>
+      <w:bookmarkEnd w:id="17"/>
     </w:p>
     <w:tbl>
       <w:tblPr>
-        <w:tblStyle w:val="TableNormal"/>
+        <w:tblStyle w:val="20"/>
         <w:tblW w:w="7675" w:type="dxa"/>
         <w:tblInd w:w="96" w:type="dxa"/>
         <w:tblBorders>
-          <w:top w:val="nil"/>
-          <w:left w:val="nil"/>
-          <w:bottom w:val="nil"/>
-          <w:right w:val="nil"/>
-          <w:insideH w:val="nil"/>
-          <w:insideV w:val="nil"/>
+          <w:top w:val="none" w:color="auto" w:sz="0" w:space="0"/>
+          <w:left w:val="none" w:color="auto" w:sz="0" w:space="0"/>
+          <w:bottom w:val="none" w:color="auto" w:sz="0" w:space="0"/>
+          <w:right w:val="none" w:color="auto" w:sz="0" w:space="0"/>
+          <w:insideH w:val="none" w:color="auto" w:sz="0" w:space="0"/>
+          <w:insideV w:val="none" w:color="auto" w:sz="0" w:space="0"/>
         </w:tblBorders>
         <w:shd w:val="clear" w:color="auto" w:fill="auto"/>
+        <w:tblLayout w:type="autofit"/>
         <w:tblCellMar>
           <w:top w:w="0" w:type="dxa"/>
           <w:left w:w="108" w:type="dxa"/>
@@ -6671,15 +6893,13 @@
       </w:tblGrid>
       <w:tr>
         <w:tblPrEx>
-          <w:tblW w:w="7675" w:type="dxa"/>
-          <w:tblInd w:w="96" w:type="dxa"/>
           <w:tblBorders>
-            <w:top w:val="nil"/>
-            <w:left w:val="nil"/>
-            <w:bottom w:val="nil"/>
-            <w:right w:val="nil"/>
-            <w:insideH w:val="nil"/>
-            <w:insideV w:val="nil"/>
+            <w:top w:val="none" w:color="auto" w:sz="0" w:space="0"/>
+            <w:left w:val="none" w:color="auto" w:sz="0" w:space="0"/>
+            <w:bottom w:val="none" w:color="auto" w:sz="0" w:space="0"/>
+            <w:right w:val="none" w:color="auto" w:sz="0" w:space="0"/>
+            <w:insideH w:val="none" w:color="auto" w:sz="0" w:space="0"/>
+            <w:insideV w:val="none" w:color="auto" w:sz="0" w:space="0"/>
           </w:tblBorders>
           <w:shd w:val="clear" w:color="auto" w:fill="auto"/>
           <w:tblCellMar>
@@ -6690,16 +6910,16 @@
           </w:tblCellMar>
         </w:tblPrEx>
         <w:trPr>
-          <w:trHeight w:val="493"/>
+          <w:trHeight w:val="493" w:hRule="atLeast"/>
         </w:trPr>
         <w:tc>
           <w:tcPr>
             <w:tcW w:w="1459" w:type="dxa"/>
             <w:tcBorders>
-              <w:top w:val="single" w:sz="4" w:space="0" w:color="000000"/>
-              <w:left w:val="single" w:sz="4" w:space="0" w:color="000000"/>
-              <w:bottom w:val="single" w:sz="4" w:space="0" w:color="000000"/>
-              <w:right w:val="single" w:sz="4" w:space="0" w:color="000000"/>
+              <w:top w:val="single" w:color="000000" w:sz="4" w:space="0"/>
+              <w:left w:val="single" w:color="000000" w:sz="4" w:space="0"/>
+              <w:bottom w:val="single" w:color="000000" w:sz="4" w:space="0"/>
+              <w:right w:val="single" w:color="000000" w:sz="4" w:space="0"/>
             </w:tcBorders>
             <w:shd w:val="clear" w:color="auto" w:fill="C0C0C0"/>
             <w:vAlign w:val="center"/>
@@ -6713,7 +6933,7 @@
               <w:jc w:val="center"/>
               <w:textAlignment w:val="center"/>
               <w:rPr>
-                <w:rFonts w:ascii="楷体_GB2312" w:eastAsia="楷体_GB2312" w:hAnsi="宋体" w:cs="楷体_GB2312" w:hint="default"/>
+                <w:rFonts w:hint="default" w:ascii="楷体_GB2312" w:hAnsi="宋体" w:eastAsia="楷体_GB2312" w:cs="楷体_GB2312"/>
                 <w:b/>
                 <w:bCs/>
                 <w:i w:val="0"/>
@@ -6726,7 +6946,7 @@
             </w:pPr>
             <w:r>
               <w:rPr>
-                <w:rFonts w:ascii="楷体_GB2312" w:eastAsia="楷体_GB2312" w:hAnsi="宋体" w:cs="楷体_GB2312" w:hint="default"/>
+                <w:rFonts w:hint="default" w:ascii="楷体_GB2312" w:hAnsi="宋体" w:eastAsia="楷体_GB2312" w:cs="楷体_GB2312"/>
                 <w:b/>
                 <w:bCs/>
                 <w:i w:val="0"/>
@@ -6747,10 +6967,10 @@
           <w:tcPr>
             <w:tcW w:w="972" w:type="dxa"/>
             <w:tcBorders>
-              <w:top w:val="single" w:sz="4" w:space="0" w:color="000000"/>
-              <w:left w:val="single" w:sz="4" w:space="0" w:color="000000"/>
-              <w:bottom w:val="single" w:sz="4" w:space="0" w:color="000000"/>
-              <w:right w:val="single" w:sz="4" w:space="0" w:color="000000"/>
+              <w:top w:val="single" w:color="000000" w:sz="4" w:space="0"/>
+              <w:left w:val="single" w:color="000000" w:sz="4" w:space="0"/>
+              <w:bottom w:val="single" w:color="000000" w:sz="4" w:space="0"/>
+              <w:right w:val="single" w:color="000000" w:sz="4" w:space="0"/>
             </w:tcBorders>
             <w:shd w:val="clear" w:color="auto" w:fill="C0C0C0"/>
             <w:vAlign w:val="center"/>
@@ -6764,7 +6984,7 @@
               <w:jc w:val="center"/>
               <w:textAlignment w:val="center"/>
               <w:rPr>
-                <w:rFonts w:ascii="楷体_GB2312" w:eastAsia="楷体_GB2312" w:hAnsi="宋体" w:cs="楷体_GB2312" w:hint="default"/>
+                <w:rFonts w:hint="default" w:ascii="楷体_GB2312" w:hAnsi="宋体" w:eastAsia="楷体_GB2312" w:cs="楷体_GB2312"/>
                 <w:b/>
                 <w:bCs/>
                 <w:i w:val="0"/>
@@ -6777,7 +6997,7 @@
             </w:pPr>
             <w:r>
               <w:rPr>
-                <w:rFonts w:ascii="楷体_GB2312" w:eastAsia="楷体_GB2312" w:hAnsi="宋体" w:cs="楷体_GB2312" w:hint="default"/>
+                <w:rFonts w:hint="default" w:ascii="楷体_GB2312" w:hAnsi="宋体" w:eastAsia="楷体_GB2312" w:cs="楷体_GB2312"/>
                 <w:b/>
                 <w:bCs/>
                 <w:i w:val="0"/>
@@ -6798,10 +7018,10 @@
           <w:tcPr>
             <w:tcW w:w="4188" w:type="dxa"/>
             <w:tcBorders>
-              <w:top w:val="single" w:sz="4" w:space="0" w:color="000000"/>
-              <w:left w:val="single" w:sz="4" w:space="0" w:color="000000"/>
-              <w:bottom w:val="single" w:sz="4" w:space="0" w:color="000000"/>
-              <w:right w:val="single" w:sz="4" w:space="0" w:color="000000"/>
+              <w:top w:val="single" w:color="000000" w:sz="4" w:space="0"/>
+              <w:left w:val="single" w:color="000000" w:sz="4" w:space="0"/>
+              <w:bottom w:val="single" w:color="000000" w:sz="4" w:space="0"/>
+              <w:right w:val="single" w:color="000000" w:sz="4" w:space="0"/>
             </w:tcBorders>
             <w:shd w:val="clear" w:color="auto" w:fill="C0C0C0"/>
             <w:vAlign w:val="center"/>
@@ -6815,7 +7035,7 @@
               <w:jc w:val="center"/>
               <w:textAlignment w:val="center"/>
               <w:rPr>
-                <w:rFonts w:ascii="楷体_GB2312" w:eastAsia="楷体_GB2312" w:hAnsi="宋体" w:cs="楷体_GB2312" w:hint="default"/>
+                <w:rFonts w:hint="default" w:ascii="楷体_GB2312" w:hAnsi="宋体" w:eastAsia="楷体_GB2312" w:cs="楷体_GB2312"/>
                 <w:b/>
                 <w:bCs/>
                 <w:i w:val="0"/>
@@ -6828,7 +7048,7 @@
             </w:pPr>
             <w:r>
               <w:rPr>
-                <w:rFonts w:ascii="楷体_GB2312" w:eastAsia="楷体_GB2312" w:hAnsi="宋体" w:cs="楷体_GB2312" w:hint="default"/>
+                <w:rFonts w:hint="default" w:ascii="楷体_GB2312" w:hAnsi="宋体" w:eastAsia="楷体_GB2312" w:cs="楷体_GB2312"/>
                 <w:b/>
                 <w:bCs/>
                 <w:i w:val="0"/>
@@ -6849,10 +7069,10 @@
           <w:tcPr>
             <w:tcW w:w="1056" w:type="dxa"/>
             <w:tcBorders>
-              <w:top w:val="single" w:sz="4" w:space="0" w:color="000000"/>
-              <w:left w:val="single" w:sz="4" w:space="0" w:color="000000"/>
-              <w:bottom w:val="single" w:sz="4" w:space="0" w:color="000000"/>
-              <w:right w:val="single" w:sz="4" w:space="0" w:color="000000"/>
+              <w:top w:val="single" w:color="000000" w:sz="4" w:space="0"/>
+              <w:left w:val="single" w:color="000000" w:sz="4" w:space="0"/>
+              <w:bottom w:val="single" w:color="000000" w:sz="4" w:space="0"/>
+              <w:right w:val="single" w:color="000000" w:sz="4" w:space="0"/>
             </w:tcBorders>
             <w:shd w:val="clear" w:color="auto" w:fill="C0C0C0"/>
             <w:vAlign w:val="center"/>
@@ -6866,7 +7086,7 @@
               <w:jc w:val="center"/>
               <w:textAlignment w:val="center"/>
               <w:rPr>
-                <w:rFonts w:ascii="楷体_GB2312" w:eastAsia="楷体_GB2312" w:hAnsi="宋体" w:cs="楷体_GB2312" w:hint="default"/>
+                <w:rFonts w:hint="default" w:ascii="楷体_GB2312" w:hAnsi="宋体" w:eastAsia="楷体_GB2312" w:cs="楷体_GB2312"/>
                 <w:b/>
                 <w:bCs/>
                 <w:i w:val="0"/>
@@ -6879,7 +7099,7 @@
             </w:pPr>
             <w:r>
               <w:rPr>
-                <w:rFonts w:ascii="楷体_GB2312" w:eastAsia="楷体_GB2312" w:hAnsi="宋体" w:cs="楷体_GB2312" w:hint="default"/>
+                <w:rFonts w:hint="default" w:ascii="楷体_GB2312" w:hAnsi="宋体" w:eastAsia="楷体_GB2312" w:cs="楷体_GB2312"/>
                 <w:b/>
                 <w:bCs/>
                 <w:i w:val="0"/>
@@ -6899,8 +7119,14 @@
       </w:tr>
       <w:tr>
         <w:tblPrEx>
-          <w:tblW w:w="7675" w:type="dxa"/>
-          <w:tblInd w:w="96" w:type="dxa"/>
+          <w:tblBorders>
+            <w:top w:val="none" w:color="auto" w:sz="0" w:space="0"/>
+            <w:left w:val="none" w:color="auto" w:sz="0" w:space="0"/>
+            <w:bottom w:val="none" w:color="auto" w:sz="0" w:space="0"/>
+            <w:right w:val="none" w:color="auto" w:sz="0" w:space="0"/>
+            <w:insideH w:val="none" w:color="auto" w:sz="0" w:space="0"/>
+            <w:insideV w:val="none" w:color="auto" w:sz="0" w:space="0"/>
+          </w:tblBorders>
           <w:shd w:val="clear" w:color="auto" w:fill="auto"/>
           <w:tblCellMar>
             <w:top w:w="0" w:type="dxa"/>
@@ -6910,16 +7136,16 @@
           </w:tblCellMar>
         </w:tblPrEx>
         <w:trPr>
-          <w:trHeight w:val="493"/>
+          <w:trHeight w:val="493" w:hRule="atLeast"/>
         </w:trPr>
         <w:tc>
           <w:tcPr>
             <w:tcW w:w="1459" w:type="dxa"/>
             <w:tcBorders>
-              <w:top w:val="single" w:sz="4" w:space="0" w:color="000000"/>
-              <w:left w:val="single" w:sz="4" w:space="0" w:color="000000"/>
-              <w:bottom w:val="single" w:sz="4" w:space="0" w:color="000000"/>
-              <w:right w:val="single" w:sz="4" w:space="0" w:color="000000"/>
+              <w:top w:val="single" w:color="000000" w:sz="4" w:space="0"/>
+              <w:left w:val="single" w:color="000000" w:sz="4" w:space="0"/>
+              <w:bottom w:val="single" w:color="000000" w:sz="4" w:space="0"/>
+              <w:right w:val="single" w:color="000000" w:sz="4" w:space="0"/>
             </w:tcBorders>
             <w:shd w:val="clear" w:color="auto" w:fill="auto"/>
             <w:vAlign w:val="center"/>
@@ -6933,7 +7159,7 @@
               <w:jc w:val="left"/>
               <w:textAlignment w:val="center"/>
               <w:rPr>
-                <w:rFonts w:ascii="楷体_GB2312" w:eastAsia="楷体_GB2312" w:hAnsi="宋体" w:cs="楷体_GB2312" w:hint="default"/>
+                <w:rFonts w:hint="default" w:ascii="楷体_GB2312" w:hAnsi="宋体" w:eastAsia="楷体_GB2312" w:cs="楷体_GB2312"/>
                 <w:b/>
                 <w:bCs/>
                 <w:i w:val="0"/>
@@ -6949,7 +7175,7 @@
             </w:pPr>
             <w:r>
               <w:rPr>
-                <w:rFonts w:ascii="宋体" w:eastAsia="宋体" w:hAnsi="宋体" w:cs="宋体" w:hint="eastAsia"/>
+                <w:rFonts w:hint="eastAsia" w:ascii="宋体" w:hAnsi="宋体" w:eastAsia="宋体" w:cs="宋体"/>
                 <w:i w:val="0"/>
                 <w:iCs w:val="0"/>
                 <w:snapToGrid w:val="0"/>
@@ -6968,10 +7194,10 @@
           <w:tcPr>
             <w:tcW w:w="972" w:type="dxa"/>
             <w:tcBorders>
-              <w:top w:val="single" w:sz="4" w:space="0" w:color="000000"/>
-              <w:left w:val="single" w:sz="4" w:space="0" w:color="000000"/>
-              <w:bottom w:val="single" w:sz="4" w:space="0" w:color="000000"/>
-              <w:right w:val="single" w:sz="4" w:space="0" w:color="000000"/>
+              <w:top w:val="single" w:color="000000" w:sz="4" w:space="0"/>
+              <w:left w:val="single" w:color="000000" w:sz="4" w:space="0"/>
+              <w:bottom w:val="single" w:color="000000" w:sz="4" w:space="0"/>
+              <w:right w:val="single" w:color="000000" w:sz="4" w:space="0"/>
             </w:tcBorders>
             <w:shd w:val="clear" w:color="auto" w:fill="auto"/>
             <w:vAlign w:val="center"/>
@@ -6985,7 +7211,7 @@
               <w:jc w:val="left"/>
               <w:textAlignment w:val="center"/>
               <w:rPr>
-                <w:rFonts w:ascii="楷体_GB2312" w:eastAsia="楷体_GB2312" w:hAnsi="宋体" w:cs="楷体_GB2312" w:hint="default"/>
+                <w:rFonts w:hint="default" w:ascii="楷体_GB2312" w:hAnsi="宋体" w:eastAsia="楷体_GB2312" w:cs="楷体_GB2312"/>
                 <w:b/>
                 <w:bCs/>
                 <w:i w:val="0"/>
@@ -7001,7 +7227,7 @@
             </w:pPr>
             <w:r>
               <w:rPr>
-                <w:rFonts w:ascii="宋体" w:eastAsia="宋体" w:hAnsi="宋体" w:cs="宋体" w:hint="eastAsia"/>
+                <w:rFonts w:hint="eastAsia" w:ascii="宋体" w:hAnsi="宋体" w:eastAsia="宋体" w:cs="宋体"/>
                 <w:i w:val="0"/>
                 <w:iCs w:val="0"/>
                 <w:snapToGrid w:val="0"/>
@@ -7020,10 +7246,10 @@
           <w:tcPr>
             <w:tcW w:w="4188" w:type="dxa"/>
             <w:tcBorders>
-              <w:top w:val="single" w:sz="4" w:space="0" w:color="000000"/>
-              <w:left w:val="single" w:sz="4" w:space="0" w:color="000000"/>
-              <w:bottom w:val="single" w:sz="4" w:space="0" w:color="000000"/>
-              <w:right w:val="single" w:sz="4" w:space="0" w:color="000000"/>
+              <w:top w:val="single" w:color="000000" w:sz="4" w:space="0"/>
+              <w:left w:val="single" w:color="000000" w:sz="4" w:space="0"/>
+              <w:bottom w:val="single" w:color="000000" w:sz="4" w:space="0"/>
+              <w:right w:val="single" w:color="000000" w:sz="4" w:space="0"/>
             </w:tcBorders>
             <w:shd w:val="clear" w:color="auto" w:fill="auto"/>
             <w:vAlign w:val="center"/>
@@ -7037,7 +7263,7 @@
               <w:jc w:val="left"/>
               <w:textAlignment w:val="center"/>
               <w:rPr>
-                <w:rFonts w:ascii="楷体_GB2312" w:eastAsia="楷体_GB2312" w:hAnsi="宋体" w:cs="楷体_GB2312" w:hint="default"/>
+                <w:rFonts w:hint="default" w:ascii="楷体_GB2312" w:hAnsi="宋体" w:eastAsia="楷体_GB2312" w:cs="楷体_GB2312"/>
                 <w:b/>
                 <w:bCs/>
                 <w:i w:val="0"/>
@@ -7053,7 +7279,7 @@
             </w:pPr>
             <w:r>
               <w:rPr>
-                <w:rFonts w:ascii="宋体" w:eastAsia="宋体" w:hAnsi="宋体" w:cs="宋体" w:hint="eastAsia"/>
+                <w:rFonts w:hint="eastAsia" w:ascii="宋体" w:hAnsi="宋体" w:eastAsia="宋体" w:cs="宋体"/>
                 <w:i w:val="0"/>
                 <w:iCs w:val="0"/>
                 <w:snapToGrid w:val="0"/>
@@ -7072,10 +7298,10 @@
           <w:tcPr>
             <w:tcW w:w="1056" w:type="dxa"/>
             <w:tcBorders>
-              <w:top w:val="single" w:sz="4" w:space="0" w:color="000000"/>
-              <w:left w:val="single" w:sz="4" w:space="0" w:color="000000"/>
-              <w:bottom w:val="single" w:sz="4" w:space="0" w:color="000000"/>
-              <w:right w:val="single" w:sz="4" w:space="0" w:color="000000"/>
+              <w:top w:val="single" w:color="000000" w:sz="4" w:space="0"/>
+              <w:left w:val="single" w:color="000000" w:sz="4" w:space="0"/>
+              <w:bottom w:val="single" w:color="000000" w:sz="4" w:space="0"/>
+              <w:right w:val="single" w:color="000000" w:sz="4" w:space="0"/>
             </w:tcBorders>
             <w:shd w:val="clear" w:color="auto" w:fill="auto"/>
             <w:vAlign w:val="center"/>
@@ -7089,7 +7315,7 @@
               <w:jc w:val="left"/>
               <w:textAlignment w:val="center"/>
               <w:rPr>
-                <w:rFonts w:ascii="楷体_GB2312" w:eastAsia="楷体_GB2312" w:hAnsi="宋体" w:cs="楷体_GB2312" w:hint="default"/>
+                <w:rFonts w:hint="default" w:ascii="楷体_GB2312" w:hAnsi="宋体" w:eastAsia="楷体_GB2312" w:cs="楷体_GB2312"/>
                 <w:b/>
                 <w:bCs/>
                 <w:i w:val="0"/>
@@ -7105,7 +7331,7 @@
             </w:pPr>
             <w:r>
               <w:rPr>
-                <w:rFonts w:ascii="宋体" w:eastAsia="宋体" w:hAnsi="宋体" w:cs="宋体" w:hint="eastAsia"/>
+                <w:rFonts w:hint="eastAsia" w:ascii="宋体" w:hAnsi="宋体" w:eastAsia="宋体" w:cs="宋体"/>
                 <w:i w:val="0"/>
                 <w:iCs w:val="0"/>
                 <w:snapToGrid w:val="0"/>
@@ -7124,14 +7350,14 @@
     </w:tbl>
     <w:p>
       <w:pPr>
-        <w:pStyle w:val="1"/>
+        <w:pStyle w:val="28"/>
         <w:bidi w:val="0"/>
         <w:rPr>
           <w:rFonts w:hint="default"/>
           <w:lang w:val="en-US" w:eastAsia="zh-CN"/>
         </w:rPr>
       </w:pPr>
-      <w:bookmarkStart w:id="19" w:name="_Toc8574"/>
+      <w:bookmarkStart w:id="18" w:name="_Toc8574"/>
       <w:r>
         <w:rPr>
           <w:rFonts w:hint="default"/>
@@ -7139,11 +7365,11 @@
         </w:rPr>
         <w:t>附则</w:t>
       </w:r>
-      <w:bookmarkEnd w:id="19"/>
+      <w:bookmarkEnd w:id="18"/>
     </w:p>
     <w:p>
       <w:pPr>
-        <w:pStyle w:val="a1"/>
+        <w:pStyle w:val="29"/>
         <w:keepNext w:val="0"/>
         <w:keepLines w:val="0"/>
         <w:pageBreakBefore w:val="0"/>
@@ -7171,23 +7397,73 @@
       </w:r>
     </w:p>
     <w:sectPr>
-      <w:headerReference w:type="default" r:id="rId7"/>
+      <w:headerReference r:id="rId5" w:type="default"/>
       <w:pgSz w:w="11906" w:h="16838"/>
       <w:pgMar w:top="1417" w:right="1800" w:bottom="1440" w:left="1800" w:header="1140" w:footer="992" w:gutter="0"/>
-      <w:cols w:num="1" w:space="425"/>
+      <w:cols w:space="425" w:num="1"/>
       <w:docGrid w:type="lines" w:linePitch="312" w:charSpace="0"/>
     </w:sectPr>
   </w:body>
 </w:document>
 </file>
 
+<file path=word/endnotes.xml><?xml version="1.0" encoding="utf-8"?>
+<w:endnotes xmlns:wpc="http://schemas.microsoft.com/office/word/2010/wordprocessingCanvas" xmlns:mc="http://schemas.openxmlformats.org/markup-compatibility/2006" xmlns:o="urn:schemas-microsoft-com:office:office" xmlns:r="http://schemas.openxmlformats.org/officeDocument/2006/relationships" xmlns:m="http://schemas.openxmlformats.org/officeDocument/2006/math" xmlns:v="urn:schemas-microsoft-com:vml" xmlns:wp14="http://schemas.microsoft.com/office/word/2010/wordprocessingDrawing" xmlns:wp="http://schemas.openxmlformats.org/drawingml/2006/wordprocessingDrawing" xmlns:w="http://schemas.openxmlformats.org/wordprocessingml/2006/main" xmlns:w14="http://schemas.microsoft.com/office/word/2010/wordml" xmlns:w15="http://schemas.microsoft.com/office/word/2012/wordml" xmlns:w10="urn:schemas-microsoft-com:office:word" xmlns:wpg="http://schemas.microsoft.com/office/word/2010/wordprocessingGroup" xmlns:wpi="http://schemas.microsoft.com/office/word/2010/wordprocessingInk" xmlns:wne="http://schemas.microsoft.com/office/word/2006/wordml" xmlns:wps="http://schemas.microsoft.com/office/word/2010/wordprocessingShape" xmlns:wpsCustomData="http://www.wps.cn/officeDocument/2013/wpsCustomData" mc:Ignorable="w14 w15 wp14">
+  <w:endnote w:type="separator" w:id="0">
+    <w:p>
+      <w:pPr>
+        <w:spacing w:line="240" w:lineRule="auto"/>
+      </w:pPr>
+      <w:r>
+        <w:separator/>
+      </w:r>
+    </w:p>
+  </w:endnote>
+  <w:endnote w:type="continuationSeparator" w:id="1">
+    <w:p>
+      <w:pPr>
+        <w:spacing w:line="240" w:lineRule="auto"/>
+      </w:pPr>
+      <w:r>
+        <w:continuationSeparator/>
+      </w:r>
+    </w:p>
+  </w:endnote>
+</w:endnotes>
+</file>
+
+<file path=word/footnotes.xml><?xml version="1.0" encoding="utf-8"?>
+<w:footnotes xmlns:wpc="http://schemas.microsoft.com/office/word/2010/wordprocessingCanvas" xmlns:mc="http://schemas.openxmlformats.org/markup-compatibility/2006" xmlns:o="urn:schemas-microsoft-com:office:office" xmlns:r="http://schemas.openxmlformats.org/officeDocument/2006/relationships" xmlns:m="http://schemas.openxmlformats.org/officeDocument/2006/math" xmlns:v="urn:schemas-microsoft-com:vml" xmlns:wp14="http://schemas.microsoft.com/office/word/2010/wordprocessingDrawing" xmlns:wp="http://schemas.openxmlformats.org/drawingml/2006/wordprocessingDrawing" xmlns:w="http://schemas.openxmlformats.org/wordprocessingml/2006/main" xmlns:w14="http://schemas.microsoft.com/office/word/2010/wordml" xmlns:w15="http://schemas.microsoft.com/office/word/2012/wordml" xmlns:w10="urn:schemas-microsoft-com:office:word" xmlns:wpg="http://schemas.microsoft.com/office/word/2010/wordprocessingGroup" xmlns:wpi="http://schemas.microsoft.com/office/word/2010/wordprocessingInk" xmlns:wne="http://schemas.microsoft.com/office/word/2006/wordml" xmlns:wps="http://schemas.microsoft.com/office/word/2010/wordprocessingShape" xmlns:wpsCustomData="http://www.wps.cn/officeDocument/2013/wpsCustomData" mc:Ignorable="w14 w15 wp14">
+  <w:footnote w:type="separator" w:id="0">
+    <w:p>
+      <w:pPr>
+        <w:spacing w:line="360" w:lineRule="auto"/>
+      </w:pPr>
+      <w:r>
+        <w:separator/>
+      </w:r>
+    </w:p>
+  </w:footnote>
+  <w:footnote w:type="continuationSeparator" w:id="1">
+    <w:p>
+      <w:pPr>
+        <w:spacing w:line="360" w:lineRule="auto"/>
+      </w:pPr>
+      <w:r>
+        <w:continuationSeparator/>
+      </w:r>
+    </w:p>
+  </w:footnote>
+</w:footnotes>
+</file>
+
 <file path=word/header1.xml><?xml version="1.0" encoding="utf-8"?>
-<w:hdr xmlns:wpc="http://schemas.microsoft.com/office/word/2010/wordprocessingCanvas" xmlns:mc="http://schemas.openxmlformats.org/markup-compatibility/2006" xmlns:o="urn:schemas-microsoft-com:office:office" xmlns:r="http://schemas.openxmlformats.org/officeDocument/2006/relationships" xmlns:m="http://schemas.openxmlformats.org/officeDocument/2006/math" xmlns:v="urn:schemas-microsoft-com:vml" xmlns:wp14="http://schemas.microsoft.com/office/word/2010/wordprocessingDrawing" xmlns:wp="http://schemas.openxmlformats.org/drawingml/2006/wordprocessingDrawing" xmlns:w10="urn:schemas-microsoft-com:office:word" xmlns:w="http://schemas.openxmlformats.org/wordprocessingml/2006/main" xmlns:w14="http://schemas.microsoft.com/office/word/2010/wordml" xmlns:w15="http://schemas.microsoft.com/office/word/2012/wordml" xmlns:wne="http://schemas.microsoft.com/office/word/2006/wordml" xmlns:wpg="http://schemas.microsoft.com/office/word/2010/wordprocessingGroup" xmlns:wpi="http://schemas.microsoft.com/office/word/2010/wordprocessingInk" xmlns:wps="http://schemas.microsoft.com/office/word/2010/wordprocessingShape" mc:Ignorable="w14 w15 wp14">
+<w:hdr xmlns:wpc="http://schemas.microsoft.com/office/word/2010/wordprocessingCanvas" xmlns:mc="http://schemas.openxmlformats.org/markup-compatibility/2006" xmlns:o="urn:schemas-microsoft-com:office:office" xmlns:r="http://schemas.openxmlformats.org/officeDocument/2006/relationships" xmlns:m="http://schemas.openxmlformats.org/officeDocument/2006/math" xmlns:v="urn:schemas-microsoft-com:vml" xmlns:wp14="http://schemas.microsoft.com/office/word/2010/wordprocessingDrawing" xmlns:wp="http://schemas.openxmlformats.org/drawingml/2006/wordprocessingDrawing" xmlns:w10="urn:schemas-microsoft-com:office:word" xmlns:w="http://schemas.openxmlformats.org/wordprocessingml/2006/main" xmlns:w14="http://schemas.microsoft.com/office/word/2010/wordml" xmlns:w15="http://schemas.microsoft.com/office/word/2012/wordml" xmlns:wpg="http://schemas.microsoft.com/office/word/2010/wordprocessingGroup" xmlns:wpi="http://schemas.microsoft.com/office/word/2010/wordprocessingInk" xmlns:wne="http://schemas.microsoft.com/office/word/2006/wordml" xmlns:wps="http://schemas.microsoft.com/office/word/2010/wordprocessingShape" xmlns:wpsCustomData="http://www.wps.cn/officeDocument/2013/wpsCustomData" mc:Ignorable="w14 w15 wp14">
   <w:p>
     <w:pPr>
-      <w:pStyle w:val="Header"/>
+      <w:pStyle w:val="15"/>
       <w:pBdr>
-        <w:bottom w:val="single" w:sz="4" w:space="1" w:color="auto"/>
+        <w:bottom w:val="single" w:color="auto" w:sz="4" w:space="1"/>
       </w:pBdr>
       <w:tabs>
         <w:tab w:val="left" w:pos="335"/>
@@ -7195,27 +7471,27 @@
       </w:tabs>
       <w:jc w:val="right"/>
       <w:rPr>
-        <w:rFonts w:eastAsiaTheme="minorEastAsia" w:hint="eastAsia"/>
+        <w:rFonts w:hint="eastAsia" w:eastAsiaTheme="minorEastAsia"/>
         <w:lang w:eastAsia="zh-CN"/>
       </w:rPr>
     </w:pPr>
     <w:r>
       <w:rPr>
-        <w:rFonts w:eastAsiaTheme="minorEastAsia" w:hint="eastAsia"/>
+        <w:rFonts w:hint="eastAsia" w:eastAsiaTheme="minorEastAsia"/>
         <w:lang w:val="en-US" w:eastAsia="zh-CN"/>
       </w:rPr>
       <w:tab/>
     </w:r>
     <w:r>
       <w:rPr>
-        <w:rFonts w:eastAsiaTheme="minorEastAsia" w:hint="eastAsia"/>
+        <w:rFonts w:hint="eastAsia" w:eastAsiaTheme="minorEastAsia"/>
         <w:lang w:val="en-US" w:eastAsia="zh-CN"/>
       </w:rPr>
       <w:tab/>
     </w:r>
     <w:r>
       <w:rPr>
-        <w:rFonts w:eastAsiaTheme="minorEastAsia" w:hint="eastAsia"/>
+        <w:rFonts w:hint="eastAsia" w:eastAsiaTheme="minorEastAsia"/>
         <w:lang w:val="en-US" w:eastAsia="zh-CN"/>
       </w:rPr>
       <w:t>桐乡华数广电网络有限公司</w:t>
@@ -7225,15 +7501,15 @@
 </file>
 
 <file path=word/numbering.xml><?xml version="1.0" encoding="utf-8"?>
-<w:numbering xmlns:wpc="http://schemas.microsoft.com/office/word/2010/wordprocessingCanvas" xmlns:mc="http://schemas.openxmlformats.org/markup-compatibility/2006" xmlns:o="urn:schemas-microsoft-com:office:office" xmlns:r="http://schemas.openxmlformats.org/officeDocument/2006/relationships" xmlns:m="http://schemas.openxmlformats.org/officeDocument/2006/math" xmlns:v="urn:schemas-microsoft-com:vml" xmlns:wp14="http://schemas.microsoft.com/office/word/2010/wordprocessingDrawing" xmlns:wp="http://schemas.openxmlformats.org/drawingml/2006/wordprocessingDrawing" xmlns:w10="urn:schemas-microsoft-com:office:word" xmlns:w="http://schemas.openxmlformats.org/wordprocessingml/2006/main" xmlns:w14="http://schemas.microsoft.com/office/word/2010/wordml" xmlns:w15="http://schemas.microsoft.com/office/word/2012/wordml" xmlns:wne="http://schemas.microsoft.com/office/word/2006/wordml" xmlns:wpg="http://schemas.microsoft.com/office/word/2010/wordprocessingGroup" xmlns:wpi="http://schemas.microsoft.com/office/word/2010/wordprocessingInk" xmlns:wps="http://schemas.microsoft.com/office/word/2010/wordprocessingShape" mc:Ignorable="w14 w15 wp14">
+<w:numbering xmlns:wpc="http://schemas.microsoft.com/office/word/2010/wordprocessingCanvas" xmlns:mc="http://schemas.openxmlformats.org/markup-compatibility/2006" xmlns:o="urn:schemas-microsoft-com:office:office" xmlns:r="http://schemas.openxmlformats.org/officeDocument/2006/relationships" xmlns:m="http://schemas.openxmlformats.org/officeDocument/2006/math" xmlns:v="urn:schemas-microsoft-com:vml" xmlns:wp14="http://schemas.microsoft.com/office/word/2010/wordprocessingDrawing" xmlns:wp="http://schemas.openxmlformats.org/drawingml/2006/wordprocessingDrawing" xmlns:w10="urn:schemas-microsoft-com:office:word" xmlns:w="http://schemas.openxmlformats.org/wordprocessingml/2006/main" xmlns:w14="http://schemas.microsoft.com/office/word/2010/wordml" xmlns:wpg="http://schemas.microsoft.com/office/word/2010/wordprocessingGroup" xmlns:wpi="http://schemas.microsoft.com/office/word/2010/wordprocessingInk" xmlns:wne="http://schemas.microsoft.com/office/word/2006/wordml" xmlns:wps="http://schemas.microsoft.com/office/word/2010/wordprocessingShape" xmlns:wpsCustomData="http://www.wps.cn/officeDocument/2013/wpsCustomData" mc:Ignorable="w14 wp14">
   <w:abstractNum w:abstractNumId="0">
     <w:nsid w:val="8E964DCE"/>
     <w:multiLevelType w:val="multilevel"/>
     <w:tmpl w:val="8E964DCE"/>
-    <w:lvl w:ilvl="0">
+    <w:lvl w:ilvl="0" w:tentative="0">
       <w:start w:val="1"/>
       <w:numFmt w:val="decimal"/>
-      <w:pStyle w:val="Heading1"/>
+      <w:pStyle w:val="2"/>
       <w:lvlText w:val="%1."/>
       <w:lvlJc w:val="left"/>
       <w:pPr>
@@ -7243,10 +7519,10 @@
         <w:rFonts w:hint="default"/>
       </w:rPr>
     </w:lvl>
-    <w:lvl w:ilvl="1">
+    <w:lvl w:ilvl="1" w:tentative="0">
       <w:start w:val="1"/>
       <w:numFmt w:val="decimal"/>
-      <w:pStyle w:val="Heading2"/>
+      <w:pStyle w:val="3"/>
       <w:lvlText w:val="%1.%2."/>
       <w:lvlJc w:val="left"/>
       <w:pPr>
@@ -7256,10 +7532,10 @@
         <w:rFonts w:hint="default"/>
       </w:rPr>
     </w:lvl>
-    <w:lvl w:ilvl="2">
+    <w:lvl w:ilvl="2" w:tentative="0">
       <w:start w:val="1"/>
       <w:numFmt w:val="decimal"/>
-      <w:pStyle w:val="Heading3"/>
+      <w:pStyle w:val="4"/>
       <w:lvlText w:val="%1.%2.%3."/>
       <w:lvlJc w:val="left"/>
       <w:pPr>
@@ -7269,10 +7545,10 @@
         <w:rFonts w:hint="default"/>
       </w:rPr>
     </w:lvl>
-    <w:lvl w:ilvl="3">
+    <w:lvl w:ilvl="3" w:tentative="0">
       <w:start w:val="1"/>
       <w:numFmt w:val="decimal"/>
-      <w:pStyle w:val="Heading4"/>
+      <w:pStyle w:val="5"/>
       <w:lvlText w:val="%1.%2.%3.%4."/>
       <w:lvlJc w:val="left"/>
       <w:pPr>
@@ -7282,10 +7558,10 @@
         <w:rFonts w:hint="default"/>
       </w:rPr>
     </w:lvl>
-    <w:lvl w:ilvl="4">
+    <w:lvl w:ilvl="4" w:tentative="0">
       <w:start w:val="1"/>
       <w:numFmt w:val="decimal"/>
-      <w:pStyle w:val="Heading5"/>
+      <w:pStyle w:val="6"/>
       <w:lvlText w:val="%1.%2.%3.%4.%5."/>
       <w:lvlJc w:val="left"/>
       <w:pPr>
@@ -7295,10 +7571,10 @@
         <w:rFonts w:hint="default"/>
       </w:rPr>
     </w:lvl>
-    <w:lvl w:ilvl="5">
+    <w:lvl w:ilvl="5" w:tentative="0">
       <w:start w:val="1"/>
       <w:numFmt w:val="decimal"/>
-      <w:pStyle w:val="Heading6"/>
+      <w:pStyle w:val="7"/>
       <w:lvlText w:val="%1.%2.%3.%4.%5.%6."/>
       <w:lvlJc w:val="left"/>
       <w:pPr>
@@ -7308,10 +7584,10 @@
         <w:rFonts w:hint="default"/>
       </w:rPr>
     </w:lvl>
-    <w:lvl w:ilvl="6">
+    <w:lvl w:ilvl="6" w:tentative="0">
       <w:start w:val="1"/>
       <w:numFmt w:val="decimal"/>
-      <w:pStyle w:val="Heading7"/>
+      <w:pStyle w:val="8"/>
       <w:lvlText w:val="%1.%2.%3.%4.%5.%6.%7."/>
       <w:lvlJc w:val="left"/>
       <w:pPr>
@@ -7321,10 +7597,10 @@
         <w:rFonts w:hint="default"/>
       </w:rPr>
     </w:lvl>
-    <w:lvl w:ilvl="7">
+    <w:lvl w:ilvl="7" w:tentative="0">
       <w:start w:val="1"/>
       <w:numFmt w:val="decimal"/>
-      <w:pStyle w:val="Heading8"/>
+      <w:pStyle w:val="9"/>
       <w:lvlText w:val="%1.%2.%3.%4.%5.%6.%7.%8."/>
       <w:lvlJc w:val="left"/>
       <w:pPr>
@@ -7334,10 +7610,10 @@
         <w:rFonts w:hint="default"/>
       </w:rPr>
     </w:lvl>
-    <w:lvl w:ilvl="8">
+    <w:lvl w:ilvl="8" w:tentative="0">
       <w:start w:val="1"/>
       <w:numFmt w:val="decimal"/>
-      <w:pStyle w:val="Heading9"/>
+      <w:pStyle w:val="10"/>
       <w:lvlText w:val="%1.%2.%3.%4.%5.%6.%7.%8.%9."/>
       <w:lvlJc w:val="left"/>
       <w:pPr>
@@ -7352,7 +7628,7 @@
     <w:nsid w:val="CFD90771"/>
     <w:multiLevelType w:val="singleLevel"/>
     <w:tmpl w:val="CFD90771"/>
-    <w:lvl w:ilvl="0">
+    <w:lvl w:ilvl="0" w:tentative="0">
       <w:start w:val="1"/>
       <w:numFmt w:val="decimal"/>
       <w:lvlText w:val="%1."/>
@@ -7375,267 +7651,269 @@
 </file>
 
 <file path=word/styles.xml><?xml version="1.0" encoding="utf-8"?>
-<w:styles xmlns:mc="http://schemas.openxmlformats.org/markup-compatibility/2006" xmlns:r="http://schemas.openxmlformats.org/officeDocument/2006/relationships" xmlns:w="http://schemas.openxmlformats.org/wordprocessingml/2006/main" xmlns:w14="http://schemas.microsoft.com/office/word/2010/wordml" xmlns:w15="http://schemas.microsoft.com/office/word/2012/wordml" mc:Ignorable="w14 w15">
+<w:styles xmlns:mc="http://schemas.openxmlformats.org/markup-compatibility/2006" xmlns:o="urn:schemas-microsoft-com:office:office" xmlns:r="http://schemas.openxmlformats.org/officeDocument/2006/relationships" xmlns:m="http://schemas.openxmlformats.org/officeDocument/2006/math" xmlns:v="urn:schemas-microsoft-com:vml" xmlns:w="http://schemas.openxmlformats.org/wordprocessingml/2006/main" xmlns:w14="http://schemas.microsoft.com/office/word/2010/wordml" xmlns:w10="urn:schemas-microsoft-com:office:word" xmlns:sl="http://schemas.openxmlformats.org/schemaLibrary/2006/main" xmlns:wpsCustomData="http://www.wps.cn/officeDocument/2013/wpsCustomData" mc:Ignorable="w14">
   <w:docDefaults>
     <w:rPrDefault>
       <w:rPr>
-        <w:rFonts w:ascii="Times New Roman" w:eastAsia="宋体" w:hAnsi="Times New Roman" w:cs="Times New Roman"/>
+        <w:rFonts w:ascii="Times New Roman" w:hAnsi="Times New Roman" w:eastAsia="宋体" w:cs="Times New Roman"/>
       </w:rPr>
     </w:rPrDefault>
     <w:pPrDefault/>
   </w:docDefaults>
-  <w:latentStyles w:defLockedState="0" w:defUIPriority="99" w:defSemiHidden="1" w:defUnhideWhenUsed="1" w:defQFormat="0" w:count="260">
-    <w:lsdException w:name="Normal" w:semiHidden="0" w:uiPriority="0" w:unhideWhenUsed="0" w:qFormat="1"/>
-    <w:lsdException w:name="heading 1" w:semiHidden="0" w:uiPriority="0" w:unhideWhenUsed="0" w:qFormat="1"/>
-    <w:lsdException w:name="heading 2" w:semiHidden="0" w:uiPriority="0" w:qFormat="1"/>
-    <w:lsdException w:name="heading 3" w:uiPriority="0" w:qFormat="1"/>
-    <w:lsdException w:name="heading 4" w:semiHidden="0" w:uiPriority="0" w:qFormat="1"/>
-    <w:lsdException w:name="heading 5" w:uiPriority="0" w:qFormat="1"/>
-    <w:lsdException w:name="heading 6" w:uiPriority="0" w:qFormat="1"/>
-    <w:lsdException w:name="heading 7" w:uiPriority="0" w:qFormat="1"/>
-    <w:lsdException w:name="heading 8" w:uiPriority="0" w:qFormat="1"/>
-    <w:lsdException w:name="heading 9" w:uiPriority="0" w:qFormat="1"/>
-    <w:lsdException w:name="index 1" w:semiHidden="0" w:uiPriority="0" w:unhideWhenUsed="0"/>
-    <w:lsdException w:name="index 2" w:semiHidden="0" w:uiPriority="0" w:unhideWhenUsed="0"/>
-    <w:lsdException w:name="index 3" w:semiHidden="0" w:uiPriority="0" w:unhideWhenUsed="0"/>
-    <w:lsdException w:name="index 4" w:semiHidden="0" w:uiPriority="0" w:unhideWhenUsed="0"/>
-    <w:lsdException w:name="index 5" w:semiHidden="0" w:uiPriority="0" w:unhideWhenUsed="0"/>
-    <w:lsdException w:name="index 6" w:semiHidden="0" w:uiPriority="0" w:unhideWhenUsed="0"/>
-    <w:lsdException w:name="index 7" w:semiHidden="0" w:uiPriority="0" w:unhideWhenUsed="0"/>
-    <w:lsdException w:name="index 8" w:semiHidden="0" w:uiPriority="0" w:unhideWhenUsed="0"/>
-    <w:lsdException w:name="index 9" w:semiHidden="0" w:uiPriority="0" w:unhideWhenUsed="0"/>
-    <w:lsdException w:name="toc 1" w:semiHidden="0" w:uiPriority="0" w:unhideWhenUsed="0" w:qFormat="1"/>
-    <w:lsdException w:name="toc 2" w:semiHidden="0" w:uiPriority="0" w:unhideWhenUsed="0" w:qFormat="1"/>
-    <w:lsdException w:name="toc 3" w:semiHidden="0" w:uiPriority="0" w:unhideWhenUsed="0" w:qFormat="1"/>
-    <w:lsdException w:name="toc 4" w:semiHidden="0" w:uiPriority="0" w:unhideWhenUsed="0"/>
-    <w:lsdException w:name="toc 5" w:semiHidden="0" w:uiPriority="0" w:unhideWhenUsed="0"/>
-    <w:lsdException w:name="toc 6" w:semiHidden="0" w:uiPriority="0" w:unhideWhenUsed="0"/>
-    <w:lsdException w:name="toc 7" w:semiHidden="0" w:uiPriority="0" w:unhideWhenUsed="0"/>
-    <w:lsdException w:name="toc 8" w:semiHidden="0" w:uiPriority="0" w:unhideWhenUsed="0"/>
-    <w:lsdException w:name="toc 9" w:semiHidden="0" w:uiPriority="0" w:unhideWhenUsed="0"/>
-    <w:lsdException w:name="Normal Indent" w:semiHidden="0" w:uiPriority="0" w:unhideWhenUsed="0"/>
-    <w:lsdException w:name="footnote text" w:semiHidden="0" w:uiPriority="0" w:unhideWhenUsed="0"/>
-    <w:lsdException w:name="annotation text" w:semiHidden="0" w:uiPriority="0" w:unhideWhenUsed="0" w:qFormat="1"/>
-    <w:lsdException w:name="header" w:semiHidden="0" w:uiPriority="0" w:unhideWhenUsed="0" w:qFormat="1"/>
-    <w:lsdException w:name="footer" w:semiHidden="0" w:uiPriority="0" w:unhideWhenUsed="0" w:qFormat="1"/>
-    <w:lsdException w:name="index heading" w:semiHidden="0" w:uiPriority="0" w:unhideWhenUsed="0"/>
-    <w:lsdException w:name="caption" w:uiPriority="0" w:qFormat="1"/>
-    <w:lsdException w:name="table of figures" w:semiHidden="0" w:uiPriority="0" w:unhideWhenUsed="0"/>
-    <w:lsdException w:name="envelope address" w:semiHidden="0" w:uiPriority="0" w:unhideWhenUsed="0"/>
-    <w:lsdException w:name="envelope return" w:semiHidden="0" w:uiPriority="0" w:unhideWhenUsed="0"/>
-    <w:lsdException w:name="footnote reference" w:semiHidden="0" w:uiPriority="0" w:unhideWhenUsed="0"/>
-    <w:lsdException w:name="annotation reference" w:semiHidden="0" w:uiPriority="0" w:unhideWhenUsed="0"/>
-    <w:lsdException w:name="line number" w:semiHidden="0" w:uiPriority="0" w:unhideWhenUsed="0"/>
-    <w:lsdException w:name="page number" w:semiHidden="0" w:uiPriority="0" w:unhideWhenUsed="0"/>
-    <w:lsdException w:name="endnote reference" w:semiHidden="0" w:uiPriority="0" w:unhideWhenUsed="0"/>
-    <w:lsdException w:name="endnote text" w:semiHidden="0" w:uiPriority="0" w:unhideWhenUsed="0"/>
-    <w:lsdException w:name="table of authorities" w:semiHidden="0" w:uiPriority="0" w:unhideWhenUsed="0"/>
-    <w:lsdException w:name="macro" w:semiHidden="0" w:uiPriority="0" w:unhideWhenUsed="0"/>
-    <w:lsdException w:name="toa heading" w:semiHidden="0" w:uiPriority="0" w:unhideWhenUsed="0"/>
-    <w:lsdException w:name="List" w:semiHidden="0" w:uiPriority="0" w:unhideWhenUsed="0"/>
-    <w:lsdException w:name="List Bullet" w:semiHidden="0" w:uiPriority="0" w:unhideWhenUsed="0"/>
-    <w:lsdException w:name="List Number" w:semiHidden="0" w:uiPriority="0" w:unhideWhenUsed="0"/>
-    <w:lsdException w:name="List 2" w:semiHidden="0" w:uiPriority="0" w:unhideWhenUsed="0"/>
-    <w:lsdException w:name="List 3" w:semiHidden="0" w:uiPriority="0" w:unhideWhenUsed="0"/>
-    <w:lsdException w:name="List 4" w:semiHidden="0" w:uiPriority="0" w:unhideWhenUsed="0"/>
-    <w:lsdException w:name="List 5" w:semiHidden="0" w:uiPriority="0" w:unhideWhenUsed="0"/>
-    <w:lsdException w:name="List Bullet 2" w:semiHidden="0" w:uiPriority="0" w:unhideWhenUsed="0"/>
-    <w:lsdException w:name="List Bullet 3" w:semiHidden="0" w:uiPriority="0" w:unhideWhenUsed="0"/>
-    <w:lsdException w:name="List Bullet 4" w:semiHidden="0" w:uiPriority="0" w:unhideWhenUsed="0"/>
-    <w:lsdException w:name="List Bullet 5" w:semiHidden="0" w:uiPriority="0" w:unhideWhenUsed="0"/>
-    <w:lsdException w:name="List Number 2" w:semiHidden="0" w:uiPriority="0" w:unhideWhenUsed="0"/>
-    <w:lsdException w:name="List Number 3" w:semiHidden="0" w:uiPriority="0" w:unhideWhenUsed="0"/>
-    <w:lsdException w:name="List Number 4" w:semiHidden="0" w:uiPriority="0" w:unhideWhenUsed="0"/>
-    <w:lsdException w:name="List Number 5" w:semiHidden="0" w:uiPriority="0" w:unhideWhenUsed="0"/>
-    <w:lsdException w:name="Title" w:semiHidden="0" w:uiPriority="0" w:unhideWhenUsed="0" w:qFormat="1"/>
-    <w:lsdException w:name="Closing" w:semiHidden="0" w:uiPriority="0" w:unhideWhenUsed="0"/>
-    <w:lsdException w:name="Signature" w:semiHidden="0" w:uiPriority="0" w:unhideWhenUsed="0"/>
-    <w:lsdException w:name="Default Paragraph Font" w:uiPriority="0" w:unhideWhenUsed="0" w:qFormat="1"/>
-    <w:lsdException w:name="Body Text" w:uiPriority="0" w:unhideWhenUsed="0" w:qFormat="1"/>
-    <w:lsdException w:name="Body Text Indent" w:semiHidden="0" w:uiPriority="0" w:unhideWhenUsed="0"/>
-    <w:lsdException w:name="List Continue" w:semiHidden="0" w:uiPriority="0" w:unhideWhenUsed="0"/>
-    <w:lsdException w:name="List Continue 2" w:semiHidden="0" w:uiPriority="0" w:unhideWhenUsed="0"/>
-    <w:lsdException w:name="List Continue 3" w:semiHidden="0" w:uiPriority="0" w:unhideWhenUsed="0"/>
-    <w:lsdException w:name="List Continue 4" w:semiHidden="0" w:uiPriority="0" w:unhideWhenUsed="0"/>
-    <w:lsdException w:name="List Continue 5" w:semiHidden="0" w:uiPriority="0" w:unhideWhenUsed="0"/>
-    <w:lsdException w:name="Message Header" w:semiHidden="0" w:uiPriority="0" w:unhideWhenUsed="0"/>
-    <w:lsdException w:name="Subtitle" w:semiHidden="0" w:uiPriority="0" w:unhideWhenUsed="0" w:qFormat="1"/>
-    <w:lsdException w:name="Salutation" w:semiHidden="0" w:uiPriority="0" w:unhideWhenUsed="0"/>
-    <w:lsdException w:name="Date" w:semiHidden="0" w:uiPriority="0" w:unhideWhenUsed="0"/>
-    <w:lsdException w:name="Body Text First Indent" w:semiHidden="0" w:uiPriority="0" w:unhideWhenUsed="0"/>
-    <w:lsdException w:name="Body Text First Indent 2" w:semiHidden="0" w:uiPriority="0" w:unhideWhenUsed="0"/>
-    <w:lsdException w:name="Body Text 2" w:semiHidden="0" w:uiPriority="0" w:unhideWhenUsed="0"/>
-    <w:lsdException w:name="Body Text 3" w:semiHidden="0" w:uiPriority="0" w:unhideWhenUsed="0"/>
-    <w:lsdException w:name="Body Text Indent 2" w:semiHidden="0" w:uiPriority="0" w:unhideWhenUsed="0"/>
-    <w:lsdException w:name="Body Text Indent 3" w:semiHidden="0" w:uiPriority="0" w:unhideWhenUsed="0"/>
-    <w:lsdException w:name="Block Text" w:semiHidden="0" w:uiPriority="0" w:unhideWhenUsed="0"/>
-    <w:lsdException w:name="Hyperlink" w:semiHidden="0" w:uiPriority="0" w:unhideWhenUsed="0"/>
-    <w:lsdException w:name="FollowedHyperlink" w:semiHidden="0" w:uiPriority="0" w:unhideWhenUsed="0"/>
-    <w:lsdException w:name="Strong" w:semiHidden="0" w:uiPriority="0" w:unhideWhenUsed="0" w:qFormat="1"/>
-    <w:lsdException w:name="Emphasis" w:semiHidden="0" w:uiPriority="0" w:unhideWhenUsed="0" w:qFormat="1"/>
-    <w:lsdException w:name="Document Map" w:semiHidden="0" w:uiPriority="0" w:unhideWhenUsed="0"/>
-    <w:lsdException w:name="Plain Text" w:semiHidden="0" w:uiPriority="0" w:unhideWhenUsed="0"/>
-    <w:lsdException w:name="E-mail Signature" w:semiHidden="0" w:uiPriority="0" w:unhideWhenUsed="0"/>
-    <w:lsdException w:name="Normal (Web)" w:semiHidden="0" w:uiPriority="0" w:unhideWhenUsed="0" w:qFormat="1"/>
-    <w:lsdException w:name="HTML Acronym" w:semiHidden="0" w:uiPriority="0" w:unhideWhenUsed="0"/>
-    <w:lsdException w:name="HTML Address" w:semiHidden="0" w:uiPriority="0" w:unhideWhenUsed="0"/>
-    <w:lsdException w:name="HTML Cite" w:semiHidden="0" w:uiPriority="0" w:unhideWhenUsed="0"/>
-    <w:lsdException w:name="HTML Code" w:semiHidden="0" w:uiPriority="0" w:unhideWhenUsed="0"/>
-    <w:lsdException w:name="HTML Definition" w:semiHidden="0" w:uiPriority="0" w:unhideWhenUsed="0"/>
-    <w:lsdException w:name="HTML Keyboard" w:semiHidden="0" w:uiPriority="0" w:unhideWhenUsed="0"/>
-    <w:lsdException w:name="HTML Preformatted" w:semiHidden="0" w:uiPriority="0" w:unhideWhenUsed="0"/>
-    <w:lsdException w:name="HTML Sample" w:semiHidden="0" w:uiPriority="0" w:unhideWhenUsed="0"/>
-    <w:lsdException w:name="HTML Typewriter" w:semiHidden="0" w:uiPriority="0" w:unhideWhenUsed="0"/>
-    <w:lsdException w:name="HTML Variable" w:semiHidden="0" w:uiPriority="0" w:unhideWhenUsed="0"/>
-    <w:lsdException w:name="Normal Table" w:uiPriority="0" w:unhideWhenUsed="0" w:qFormat="1"/>
-    <w:lsdException w:name="annotation subject" w:semiHidden="0" w:uiPriority="0" w:unhideWhenUsed="0"/>
-    <w:lsdException w:name="Table Simple 1" w:semiHidden="0" w:uiPriority="0" w:unhideWhenUsed="0"/>
-    <w:lsdException w:name="Table Simple 2" w:semiHidden="0" w:uiPriority="0" w:unhideWhenUsed="0"/>
-    <w:lsdException w:name="Table Simple 3" w:semiHidden="0" w:uiPriority="0" w:unhideWhenUsed="0"/>
-    <w:lsdException w:name="Table Classic 1" w:semiHidden="0" w:uiPriority="0" w:unhideWhenUsed="0"/>
-    <w:lsdException w:name="Table Classic 2" w:semiHidden="0" w:uiPriority="0" w:unhideWhenUsed="0"/>
-    <w:lsdException w:name="Table Classic 3" w:semiHidden="0" w:uiPriority="0" w:unhideWhenUsed="0"/>
-    <w:lsdException w:name="Table Classic 4" w:semiHidden="0" w:uiPriority="0" w:unhideWhenUsed="0"/>
-    <w:lsdException w:name="Table Colorful 1" w:semiHidden="0" w:uiPriority="0" w:unhideWhenUsed="0"/>
-    <w:lsdException w:name="Table Colorful 2" w:semiHidden="0" w:uiPriority="0" w:unhideWhenUsed="0"/>
-    <w:lsdException w:name="Table Colorful 3" w:semiHidden="0" w:uiPriority="0" w:unhideWhenUsed="0"/>
-    <w:lsdException w:name="Table Columns 1" w:semiHidden="0" w:uiPriority="0" w:unhideWhenUsed="0"/>
-    <w:lsdException w:name="Table Columns 2" w:semiHidden="0" w:uiPriority="0" w:unhideWhenUsed="0"/>
-    <w:lsdException w:name="Table Columns 3" w:semiHidden="0" w:uiPriority="0" w:unhideWhenUsed="0"/>
-    <w:lsdException w:name="Table Columns 4" w:semiHidden="0" w:uiPriority="0" w:unhideWhenUsed="0"/>
-    <w:lsdException w:name="Table Columns 5" w:semiHidden="0" w:uiPriority="0" w:unhideWhenUsed="0"/>
-    <w:lsdException w:name="Table Grid 1" w:semiHidden="0" w:uiPriority="0" w:unhideWhenUsed="0"/>
-    <w:lsdException w:name="Table Grid 2" w:semiHidden="0" w:uiPriority="0" w:unhideWhenUsed="0"/>
-    <w:lsdException w:name="Table Grid 3" w:semiHidden="0" w:uiPriority="0" w:unhideWhenUsed="0"/>
-    <w:lsdException w:name="Table Grid 4" w:semiHidden="0" w:uiPriority="0" w:unhideWhenUsed="0"/>
-    <w:lsdException w:name="Table Grid 5" w:semiHidden="0" w:uiPriority="0" w:unhideWhenUsed="0"/>
-    <w:lsdException w:name="Table Grid 6" w:semiHidden="0" w:uiPriority="0" w:unhideWhenUsed="0"/>
-    <w:lsdException w:name="Table Grid 7" w:semiHidden="0" w:uiPriority="0" w:unhideWhenUsed="0"/>
-    <w:lsdException w:name="Table Grid 8" w:semiHidden="0" w:uiPriority="0" w:unhideWhenUsed="0"/>
-    <w:lsdException w:name="Table List 1" w:semiHidden="0" w:uiPriority="0" w:unhideWhenUsed="0"/>
-    <w:lsdException w:name="Table List 2" w:semiHidden="0" w:uiPriority="0" w:unhideWhenUsed="0"/>
-    <w:lsdException w:name="Table List 3" w:semiHidden="0" w:uiPriority="0" w:unhideWhenUsed="0"/>
-    <w:lsdException w:name="Table List 4" w:semiHidden="0" w:uiPriority="0" w:unhideWhenUsed="0"/>
-    <w:lsdException w:name="Table List 5" w:semiHidden="0" w:uiPriority="0" w:unhideWhenUsed="0"/>
-    <w:lsdException w:name="Table List 6" w:semiHidden="0" w:uiPriority="0" w:unhideWhenUsed="0"/>
-    <w:lsdException w:name="Table List 7" w:semiHidden="0" w:uiPriority="0" w:unhideWhenUsed="0"/>
-    <w:lsdException w:name="Table List 8" w:semiHidden="0" w:uiPriority="0" w:unhideWhenUsed="0"/>
-    <w:lsdException w:name="Table 3D effects 1" w:semiHidden="0" w:uiPriority="0" w:unhideWhenUsed="0"/>
-    <w:lsdException w:name="Table 3D effects 2" w:semiHidden="0" w:uiPriority="0" w:unhideWhenUsed="0"/>
-    <w:lsdException w:name="Table 3D effects 3" w:semiHidden="0" w:uiPriority="0" w:unhideWhenUsed="0"/>
-    <w:lsdException w:name="Table Contemporary" w:semiHidden="0" w:uiPriority="0" w:unhideWhenUsed="0"/>
-    <w:lsdException w:name="Table Elegant" w:semiHidden="0" w:uiPriority="0" w:unhideWhenUsed="0"/>
-    <w:lsdException w:name="Table Professional" w:semiHidden="0" w:uiPriority="0" w:unhideWhenUsed="0"/>
-    <w:lsdException w:name="Table Subtle 1" w:semiHidden="0" w:uiPriority="0" w:unhideWhenUsed="0"/>
-    <w:lsdException w:name="Table Subtle 2" w:semiHidden="0" w:uiPriority="0" w:unhideWhenUsed="0"/>
-    <w:lsdException w:name="Table Web 1" w:semiHidden="0" w:uiPriority="0" w:unhideWhenUsed="0"/>
-    <w:lsdException w:name="Table Web 2" w:semiHidden="0" w:uiPriority="0" w:unhideWhenUsed="0"/>
-    <w:lsdException w:name="Table Web 3" w:semiHidden="0" w:uiPriority="0" w:unhideWhenUsed="0"/>
-    <w:lsdException w:name="Balloon Text" w:semiHidden="0" w:uiPriority="0" w:unhideWhenUsed="0"/>
-    <w:lsdException w:name="Table Grid" w:semiHidden="0" w:uiPriority="0" w:unhideWhenUsed="0" w:qFormat="1"/>
-    <w:lsdException w:name="Table Theme" w:semiHidden="0" w:uiPriority="0" w:unhideWhenUsed="0"/>
-    <w:lsdException w:name="Light Shading" w:semiHidden="0" w:uiPriority="60" w:unhideWhenUsed="0"/>
-    <w:lsdException w:name="Light List" w:semiHidden="0" w:uiPriority="61" w:unhideWhenUsed="0"/>
-    <w:lsdException w:name="Light Grid" w:semiHidden="0" w:uiPriority="62" w:unhideWhenUsed="0"/>
-    <w:lsdException w:name="Medium Shading 1" w:semiHidden="0" w:uiPriority="63" w:unhideWhenUsed="0"/>
-    <w:lsdException w:name="Medium Shading 2" w:semiHidden="0" w:uiPriority="64" w:unhideWhenUsed="0"/>
-    <w:lsdException w:name="Medium List 1" w:semiHidden="0" w:uiPriority="65" w:unhideWhenUsed="0"/>
-    <w:lsdException w:name="Medium List 2" w:semiHidden="0" w:uiPriority="66" w:unhideWhenUsed="0"/>
-    <w:lsdException w:name="Medium Grid 1" w:semiHidden="0" w:uiPriority="67" w:unhideWhenUsed="0"/>
-    <w:lsdException w:name="Medium Grid 2" w:semiHidden="0" w:uiPriority="68" w:unhideWhenUsed="0"/>
-    <w:lsdException w:name="Medium Grid 3" w:semiHidden="0" w:uiPriority="69" w:unhideWhenUsed="0"/>
-    <w:lsdException w:name="Dark List" w:semiHidden="0" w:uiPriority="70" w:unhideWhenUsed="0"/>
-    <w:lsdException w:name="Colorful Shading" w:semiHidden="0" w:uiPriority="71" w:unhideWhenUsed="0"/>
-    <w:lsdException w:name="Colorful List" w:semiHidden="0" w:uiPriority="72" w:unhideWhenUsed="0"/>
-    <w:lsdException w:name="Colorful Grid" w:semiHidden="0" w:uiPriority="73" w:unhideWhenUsed="0"/>
-    <w:lsdException w:name="Light Shading Accent 1" w:semiHidden="0" w:uiPriority="60" w:unhideWhenUsed="0"/>
-    <w:lsdException w:name="Light List Accent 1" w:semiHidden="0" w:uiPriority="61" w:unhideWhenUsed="0"/>
-    <w:lsdException w:name="Light Grid Accent 1" w:semiHidden="0" w:uiPriority="62" w:unhideWhenUsed="0"/>
-    <w:lsdException w:name="Medium Shading 1 Accent 1" w:semiHidden="0" w:uiPriority="63" w:unhideWhenUsed="0"/>
-    <w:lsdException w:name="Medium Shading 2 Accent 1" w:semiHidden="0" w:uiPriority="64" w:unhideWhenUsed="0"/>
-    <w:lsdException w:name="Medium List 1 Accent 1" w:semiHidden="0" w:uiPriority="65" w:unhideWhenUsed="0"/>
-    <w:lsdException w:name="Medium List 2 Accent 1" w:semiHidden="0" w:uiPriority="66" w:unhideWhenUsed="0"/>
-    <w:lsdException w:name="Medium Grid 1 Accent 1" w:semiHidden="0" w:uiPriority="67" w:unhideWhenUsed="0"/>
-    <w:lsdException w:name="Medium Grid 2 Accent 1" w:semiHidden="0" w:uiPriority="68" w:unhideWhenUsed="0"/>
-    <w:lsdException w:name="Medium Grid 3 Accent 1" w:semiHidden="0" w:uiPriority="69" w:unhideWhenUsed="0"/>
-    <w:lsdException w:name="Dark List Accent 1" w:semiHidden="0" w:uiPriority="70" w:unhideWhenUsed="0"/>
-    <w:lsdException w:name="Colorful Shading Accent 1" w:semiHidden="0" w:uiPriority="71" w:unhideWhenUsed="0"/>
-    <w:lsdException w:name="Colorful List Accent 1" w:semiHidden="0" w:uiPriority="72" w:unhideWhenUsed="0"/>
-    <w:lsdException w:name="Colorful Grid Accent 1" w:semiHidden="0" w:uiPriority="73" w:unhideWhenUsed="0"/>
-    <w:lsdException w:name="Light Shading Accent 2" w:semiHidden="0" w:uiPriority="60" w:unhideWhenUsed="0"/>
-    <w:lsdException w:name="Light List Accent 2" w:semiHidden="0" w:uiPriority="61" w:unhideWhenUsed="0"/>
-    <w:lsdException w:name="Light Grid Accent 2" w:semiHidden="0" w:uiPriority="62" w:unhideWhenUsed="0"/>
-    <w:lsdException w:name="Medium Shading 1 Accent 2" w:semiHidden="0" w:uiPriority="63" w:unhideWhenUsed="0"/>
-    <w:lsdException w:name="Medium Shading 2 Accent 2" w:semiHidden="0" w:uiPriority="64" w:unhideWhenUsed="0"/>
-    <w:lsdException w:name="Medium List 1 Accent 2" w:semiHidden="0" w:uiPriority="65" w:unhideWhenUsed="0"/>
-    <w:lsdException w:name="Medium List 2 Accent 2" w:semiHidden="0" w:uiPriority="66" w:unhideWhenUsed="0"/>
-    <w:lsdException w:name="Medium Grid 1 Accent 2" w:semiHidden="0" w:uiPriority="67" w:unhideWhenUsed="0"/>
-    <w:lsdException w:name="Medium Grid 2 Accent 2" w:semiHidden="0" w:uiPriority="68" w:unhideWhenUsed="0"/>
-    <w:lsdException w:name="Medium Grid 3 Accent 2" w:semiHidden="0" w:uiPriority="69" w:unhideWhenUsed="0"/>
-    <w:lsdException w:name="Dark List Accent 2" w:semiHidden="0" w:uiPriority="70" w:unhideWhenUsed="0"/>
-    <w:lsdException w:name="Colorful Shading Accent 2" w:semiHidden="0" w:uiPriority="71" w:unhideWhenUsed="0"/>
-    <w:lsdException w:name="Colorful List Accent 2" w:semiHidden="0" w:uiPriority="72" w:unhideWhenUsed="0"/>
-    <w:lsdException w:name="Colorful Grid Accent 2" w:semiHidden="0" w:uiPriority="73" w:unhideWhenUsed="0"/>
-    <w:lsdException w:name="Light Shading Accent 3" w:semiHidden="0" w:uiPriority="60" w:unhideWhenUsed="0"/>
-    <w:lsdException w:name="Light List Accent 3" w:semiHidden="0" w:uiPriority="61" w:unhideWhenUsed="0"/>
-    <w:lsdException w:name="Light Grid Accent 3" w:semiHidden="0" w:uiPriority="62" w:unhideWhenUsed="0"/>
-    <w:lsdException w:name="Medium Shading 1 Accent 3" w:semiHidden="0" w:uiPriority="63" w:unhideWhenUsed="0"/>
-    <w:lsdException w:name="Medium Shading 2 Accent 3" w:semiHidden="0" w:uiPriority="64" w:unhideWhenUsed="0"/>
-    <w:lsdException w:name="Medium List 1 Accent 3" w:semiHidden="0" w:uiPriority="65" w:unhideWhenUsed="0"/>
-    <w:lsdException w:name="Medium List 2 Accent 3" w:semiHidden="0" w:uiPriority="66" w:unhideWhenUsed="0"/>
-    <w:lsdException w:name="Medium Grid 1 Accent 3" w:semiHidden="0" w:uiPriority="67" w:unhideWhenUsed="0"/>
-    <w:lsdException w:name="Medium Grid 2 Accent 3" w:semiHidden="0" w:uiPriority="68" w:unhideWhenUsed="0"/>
-    <w:lsdException w:name="Medium Grid 3 Accent 3" w:semiHidden="0" w:uiPriority="69" w:unhideWhenUsed="0"/>
-    <w:lsdException w:name="Dark List Accent 3" w:semiHidden="0" w:uiPriority="70" w:unhideWhenUsed="0"/>
-    <w:lsdException w:name="Colorful Shading Accent 3" w:semiHidden="0" w:uiPriority="71" w:unhideWhenUsed="0"/>
-    <w:lsdException w:name="Colorful List Accent 3" w:semiHidden="0" w:uiPriority="72" w:unhideWhenUsed="0"/>
-    <w:lsdException w:name="Colorful Grid Accent 3" w:semiHidden="0" w:uiPriority="73" w:unhideWhenUsed="0"/>
-    <w:lsdException w:name="Light Shading Accent 4" w:semiHidden="0" w:uiPriority="60" w:unhideWhenUsed="0"/>
-    <w:lsdException w:name="Light List Accent 4" w:semiHidden="0" w:uiPriority="61" w:unhideWhenUsed="0"/>
-    <w:lsdException w:name="Light Grid Accent 4" w:semiHidden="0" w:uiPriority="62" w:unhideWhenUsed="0"/>
-    <w:lsdException w:name="Medium Shading 1 Accent 4" w:semiHidden="0" w:uiPriority="63" w:unhideWhenUsed="0"/>
-    <w:lsdException w:name="Medium Shading 2 Accent 4" w:semiHidden="0" w:uiPriority="64" w:unhideWhenUsed="0"/>
-    <w:lsdException w:name="Medium List 1 Accent 4" w:semiHidden="0" w:uiPriority="65" w:unhideWhenUsed="0"/>
-    <w:lsdException w:name="Medium List 2 Accent 4" w:semiHidden="0" w:uiPriority="66" w:unhideWhenUsed="0"/>
-    <w:lsdException w:name="Medium Grid 1 Accent 4" w:semiHidden="0" w:uiPriority="67" w:unhideWhenUsed="0"/>
-    <w:lsdException w:name="Medium Grid 2 Accent 4" w:semiHidden="0" w:uiPriority="68" w:unhideWhenUsed="0"/>
-    <w:lsdException w:name="Medium Grid 3 Accent 4" w:semiHidden="0" w:uiPriority="69" w:unhideWhenUsed="0"/>
-    <w:lsdException w:name="Dark List Accent 4" w:semiHidden="0" w:uiPriority="70" w:unhideWhenUsed="0"/>
-    <w:lsdException w:name="Colorful Shading Accent 4" w:semiHidden="0" w:uiPriority="71" w:unhideWhenUsed="0"/>
-    <w:lsdException w:name="Colorful List Accent 4" w:semiHidden="0" w:uiPriority="72" w:unhideWhenUsed="0"/>
-    <w:lsdException w:name="Colorful Grid Accent 4" w:semiHidden="0" w:uiPriority="73" w:unhideWhenUsed="0"/>
-    <w:lsdException w:name="Light Shading Accent 5" w:semiHidden="0" w:uiPriority="60" w:unhideWhenUsed="0"/>
-    <w:lsdException w:name="Light List Accent 5" w:semiHidden="0" w:uiPriority="61" w:unhideWhenUsed="0"/>
-    <w:lsdException w:name="Light Grid Accent 5" w:semiHidden="0" w:uiPriority="62" w:unhideWhenUsed="0"/>
-    <w:lsdException w:name="Medium Shading 1 Accent 5" w:semiHidden="0" w:uiPriority="63" w:unhideWhenUsed="0"/>
-    <w:lsdException w:name="Medium Shading 2 Accent 5" w:semiHidden="0" w:uiPriority="64" w:unhideWhenUsed="0"/>
-    <w:lsdException w:name="Medium List 1 Accent 5" w:semiHidden="0" w:uiPriority="65" w:unhideWhenUsed="0"/>
-    <w:lsdException w:name="Medium List 2 Accent 5" w:semiHidden="0" w:uiPriority="66" w:unhideWhenUsed="0"/>
-    <w:lsdException w:name="Medium Grid 1 Accent 5" w:semiHidden="0" w:uiPriority="67" w:unhideWhenUsed="0"/>
-    <w:lsdException w:name="Medium Grid 2 Accent 5" w:semiHidden="0" w:uiPriority="68" w:unhideWhenUsed="0"/>
-    <w:lsdException w:name="Medium Grid 3 Accent 5" w:semiHidden="0" w:uiPriority="69" w:unhideWhenUsed="0"/>
-    <w:lsdException w:name="Dark List Accent 5" w:semiHidden="0" w:uiPriority="70" w:unhideWhenUsed="0"/>
-    <w:lsdException w:name="Colorful Shading Accent 5" w:semiHidden="0" w:uiPriority="71" w:unhideWhenUsed="0"/>
-    <w:lsdException w:name="Colorful List Accent 5" w:semiHidden="0" w:uiPriority="72" w:unhideWhenUsed="0"/>
-    <w:lsdException w:name="Colorful Grid Accent 5" w:semiHidden="0" w:uiPriority="73" w:unhideWhenUsed="0"/>
-    <w:lsdException w:name="Light Shading Accent 6" w:semiHidden="0" w:uiPriority="60" w:unhideWhenUsed="0"/>
-    <w:lsdException w:name="Light List Accent 6" w:semiHidden="0" w:uiPriority="61" w:unhideWhenUsed="0"/>
-    <w:lsdException w:name="Light Grid Accent 6" w:semiHidden="0" w:uiPriority="62" w:unhideWhenUsed="0"/>
-    <w:lsdException w:name="Medium Shading 1 Accent 6" w:semiHidden="0" w:uiPriority="63" w:unhideWhenUsed="0"/>
-    <w:lsdException w:name="Medium Shading 2 Accent 6" w:semiHidden="0" w:uiPriority="64" w:unhideWhenUsed="0"/>
-    <w:lsdException w:name="Medium List 1 Accent 6" w:semiHidden="0" w:uiPriority="65" w:unhideWhenUsed="0"/>
-    <w:lsdException w:name="Medium List 2 Accent 6" w:semiHidden="0" w:uiPriority="66" w:unhideWhenUsed="0"/>
-    <w:lsdException w:name="Medium Grid 1 Accent 6" w:semiHidden="0" w:uiPriority="67" w:unhideWhenUsed="0"/>
-    <w:lsdException w:name="Medium Grid 2 Accent 6" w:semiHidden="0" w:uiPriority="68" w:unhideWhenUsed="0"/>
-    <w:lsdException w:name="Medium Grid 3 Accent 6" w:semiHidden="0" w:uiPriority="69" w:unhideWhenUsed="0"/>
-    <w:lsdException w:name="Dark List Accent 6" w:semiHidden="0" w:uiPriority="70" w:unhideWhenUsed="0"/>
-    <w:lsdException w:name="Colorful Shading Accent 6" w:semiHidden="0" w:uiPriority="71" w:unhideWhenUsed="0"/>
-    <w:lsdException w:name="Colorful List Accent 6" w:semiHidden="0" w:uiPriority="72" w:unhideWhenUsed="0"/>
-    <w:lsdException w:name="Colorful Grid Accent 6" w:semiHidden="0" w:uiPriority="73" w:unhideWhenUsed="0"/>
+  <w:latentStyles w:count="260" w:defQFormat="0" w:defUnhideWhenUsed="1" w:defSemiHidden="1" w:defUIPriority="99" w:defLockedState="0">
+    <w:lsdException w:qFormat="1" w:unhideWhenUsed="0" w:uiPriority="0" w:semiHidden="0" w:name="Normal"/>
+    <w:lsdException w:qFormat="1" w:unhideWhenUsed="0" w:uiPriority="0" w:semiHidden="0" w:name="heading 1"/>
+    <w:lsdException w:qFormat="1" w:uiPriority="0" w:semiHidden="0" w:name="heading 2"/>
+    <w:lsdException w:qFormat="1" w:uiPriority="0" w:name="heading 3"/>
+    <w:lsdException w:qFormat="1" w:uiPriority="0" w:semiHidden="0" w:name="heading 4"/>
+    <w:lsdException w:qFormat="1" w:uiPriority="0" w:name="heading 5"/>
+    <w:lsdException w:qFormat="1" w:uiPriority="0" w:name="heading 6"/>
+    <w:lsdException w:qFormat="1" w:uiPriority="0" w:name="heading 7"/>
+    <w:lsdException w:qFormat="1" w:uiPriority="0" w:name="heading 8"/>
+    <w:lsdException w:qFormat="1" w:uiPriority="0" w:name="heading 9"/>
+    <w:lsdException w:unhideWhenUsed="0" w:uiPriority="0" w:semiHidden="0" w:name="index 1"/>
+    <w:lsdException w:unhideWhenUsed="0" w:uiPriority="0" w:semiHidden="0" w:name="index 2"/>
+    <w:lsdException w:unhideWhenUsed="0" w:uiPriority="0" w:semiHidden="0" w:name="index 3"/>
+    <w:lsdException w:unhideWhenUsed="0" w:uiPriority="0" w:semiHidden="0" w:name="index 4"/>
+    <w:lsdException w:unhideWhenUsed="0" w:uiPriority="0" w:semiHidden="0" w:name="index 5"/>
+    <w:lsdException w:unhideWhenUsed="0" w:uiPriority="0" w:semiHidden="0" w:name="index 6"/>
+    <w:lsdException w:unhideWhenUsed="0" w:uiPriority="0" w:semiHidden="0" w:name="index 7"/>
+    <w:lsdException w:unhideWhenUsed="0" w:uiPriority="0" w:semiHidden="0" w:name="index 8"/>
+    <w:lsdException w:unhideWhenUsed="0" w:uiPriority="0" w:semiHidden="0" w:name="index 9"/>
+    <w:lsdException w:qFormat="1" w:unhideWhenUsed="0" w:uiPriority="0" w:semiHidden="0" w:name="toc 1"/>
+    <w:lsdException w:qFormat="1" w:unhideWhenUsed="0" w:uiPriority="0" w:semiHidden="0" w:name="toc 2"/>
+    <w:lsdException w:qFormat="1" w:unhideWhenUsed="0" w:uiPriority="0" w:semiHidden="0" w:name="toc 3"/>
+    <w:lsdException w:unhideWhenUsed="0" w:uiPriority="0" w:semiHidden="0" w:name="toc 4"/>
+    <w:lsdException w:unhideWhenUsed="0" w:uiPriority="0" w:semiHidden="0" w:name="toc 5"/>
+    <w:lsdException w:unhideWhenUsed="0" w:uiPriority="0" w:semiHidden="0" w:name="toc 6"/>
+    <w:lsdException w:unhideWhenUsed="0" w:uiPriority="0" w:semiHidden="0" w:name="toc 7"/>
+    <w:lsdException w:unhideWhenUsed="0" w:uiPriority="0" w:semiHidden="0" w:name="toc 8"/>
+    <w:lsdException w:unhideWhenUsed="0" w:uiPriority="0" w:semiHidden="0" w:name="toc 9"/>
+    <w:lsdException w:unhideWhenUsed="0" w:uiPriority="0" w:semiHidden="0" w:name="Normal Indent"/>
+    <w:lsdException w:unhideWhenUsed="0" w:uiPriority="0" w:semiHidden="0" w:name="footnote text"/>
+    <w:lsdException w:qFormat="1" w:unhideWhenUsed="0" w:uiPriority="0" w:semiHidden="0" w:name="annotation text"/>
+    <w:lsdException w:qFormat="1" w:unhideWhenUsed="0" w:uiPriority="0" w:semiHidden="0" w:name="header"/>
+    <w:lsdException w:qFormat="1" w:unhideWhenUsed="0" w:uiPriority="0" w:semiHidden="0" w:name="footer"/>
+    <w:lsdException w:unhideWhenUsed="0" w:uiPriority="0" w:semiHidden="0" w:name="index heading"/>
+    <w:lsdException w:qFormat="1" w:uiPriority="0" w:name="caption"/>
+    <w:lsdException w:unhideWhenUsed="0" w:uiPriority="0" w:semiHidden="0" w:name="table of figures"/>
+    <w:lsdException w:unhideWhenUsed="0" w:uiPriority="0" w:semiHidden="0" w:name="envelope address"/>
+    <w:lsdException w:unhideWhenUsed="0" w:uiPriority="0" w:semiHidden="0" w:name="envelope return"/>
+    <w:lsdException w:unhideWhenUsed="0" w:uiPriority="0" w:semiHidden="0" w:name="footnote reference"/>
+    <w:lsdException w:unhideWhenUsed="0" w:uiPriority="0" w:semiHidden="0" w:name="annotation reference"/>
+    <w:lsdException w:unhideWhenUsed="0" w:uiPriority="0" w:semiHidden="0" w:name="line number"/>
+    <w:lsdException w:unhideWhenUsed="0" w:uiPriority="0" w:semiHidden="0" w:name="page number"/>
+    <w:lsdException w:unhideWhenUsed="0" w:uiPriority="0" w:semiHidden="0" w:name="endnote reference"/>
+    <w:lsdException w:unhideWhenUsed="0" w:uiPriority="0" w:semiHidden="0" w:name="endnote text"/>
+    <w:lsdException w:unhideWhenUsed="0" w:uiPriority="0" w:semiHidden="0" w:name="table of authorities"/>
+    <w:lsdException w:unhideWhenUsed="0" w:uiPriority="0" w:semiHidden="0" w:name="macro"/>
+    <w:lsdException w:unhideWhenUsed="0" w:uiPriority="0" w:semiHidden="0" w:name="toa heading"/>
+    <w:lsdException w:unhideWhenUsed="0" w:uiPriority="0" w:semiHidden="0" w:name="List"/>
+    <w:lsdException w:unhideWhenUsed="0" w:uiPriority="0" w:semiHidden="0" w:name="List Bullet"/>
+    <w:lsdException w:unhideWhenUsed="0" w:uiPriority="0" w:semiHidden="0" w:name="List Number"/>
+    <w:lsdException w:unhideWhenUsed="0" w:uiPriority="0" w:semiHidden="0" w:name="List 2"/>
+    <w:lsdException w:unhideWhenUsed="0" w:uiPriority="0" w:semiHidden="0" w:name="List 3"/>
+    <w:lsdException w:unhideWhenUsed="0" w:uiPriority="0" w:semiHidden="0" w:name="List 4"/>
+    <w:lsdException w:unhideWhenUsed="0" w:uiPriority="0" w:semiHidden="0" w:name="List 5"/>
+    <w:lsdException w:unhideWhenUsed="0" w:uiPriority="0" w:semiHidden="0" w:name="List Bullet 2"/>
+    <w:lsdException w:unhideWhenUsed="0" w:uiPriority="0" w:semiHidden="0" w:name="List Bullet 3"/>
+    <w:lsdException w:unhideWhenUsed="0" w:uiPriority="0" w:semiHidden="0" w:name="List Bullet 4"/>
+    <w:lsdException w:unhideWhenUsed="0" w:uiPriority="0" w:semiHidden="0" w:name="List Bullet 5"/>
+    <w:lsdException w:unhideWhenUsed="0" w:uiPriority="0" w:semiHidden="0" w:name="List Number 2"/>
+    <w:lsdException w:unhideWhenUsed="0" w:uiPriority="0" w:semiHidden="0" w:name="List Number 3"/>
+    <w:lsdException w:unhideWhenUsed="0" w:uiPriority="0" w:semiHidden="0" w:name="List Number 4"/>
+    <w:lsdException w:unhideWhenUsed="0" w:uiPriority="0" w:semiHidden="0" w:name="List Number 5"/>
+    <w:lsdException w:qFormat="1" w:unhideWhenUsed="0" w:uiPriority="0" w:semiHidden="0" w:name="Title"/>
+    <w:lsdException w:unhideWhenUsed="0" w:uiPriority="0" w:semiHidden="0" w:name="Closing"/>
+    <w:lsdException w:unhideWhenUsed="0" w:uiPriority="0" w:semiHidden="0" w:name="Signature"/>
+    <w:lsdException w:qFormat="1" w:unhideWhenUsed="0" w:uiPriority="0" w:name="Default Paragraph Font"/>
+    <w:lsdException w:qFormat="1" w:unhideWhenUsed="0" w:uiPriority="0" w:name="Body Text"/>
+    <w:lsdException w:unhideWhenUsed="0" w:uiPriority="0" w:semiHidden="0" w:name="Body Text Indent"/>
+    <w:lsdException w:unhideWhenUsed="0" w:uiPriority="0" w:semiHidden="0" w:name="List Continue"/>
+    <w:lsdException w:unhideWhenUsed="0" w:uiPriority="0" w:semiHidden="0" w:name="List Continue 2"/>
+    <w:lsdException w:unhideWhenUsed="0" w:uiPriority="0" w:semiHidden="0" w:name="List Continue 3"/>
+    <w:lsdException w:unhideWhenUsed="0" w:uiPriority="0" w:semiHidden="0" w:name="List Continue 4"/>
+    <w:lsdException w:unhideWhenUsed="0" w:uiPriority="0" w:semiHidden="0" w:name="List Continue 5"/>
+    <w:lsdException w:unhideWhenUsed="0" w:uiPriority="0" w:semiHidden="0" w:name="Message Header"/>
+    <w:lsdException w:qFormat="1" w:unhideWhenUsed="0" w:uiPriority="0" w:semiHidden="0" w:name="Subtitle"/>
+    <w:lsdException w:unhideWhenUsed="0" w:uiPriority="0" w:semiHidden="0" w:name="Salutation"/>
+    <w:lsdException w:unhideWhenUsed="0" w:uiPriority="0" w:semiHidden="0" w:name="Date"/>
+    <w:lsdException w:unhideWhenUsed="0" w:uiPriority="0" w:semiHidden="0" w:name="Body Text First Indent"/>
+    <w:lsdException w:unhideWhenUsed="0" w:uiPriority="0" w:semiHidden="0" w:name="Body Text First Indent 2"/>
+    <w:lsdException w:uiPriority="99" w:name="Note Heading"/>
+    <w:lsdException w:unhideWhenUsed="0" w:uiPriority="0" w:semiHidden="0" w:name="Body Text 2"/>
+    <w:lsdException w:unhideWhenUsed="0" w:uiPriority="0" w:semiHidden="0" w:name="Body Text 3"/>
+    <w:lsdException w:unhideWhenUsed="0" w:uiPriority="0" w:semiHidden="0" w:name="Body Text Indent 2"/>
+    <w:lsdException w:unhideWhenUsed="0" w:uiPriority="0" w:semiHidden="0" w:name="Body Text Indent 3"/>
+    <w:lsdException w:unhideWhenUsed="0" w:uiPriority="0" w:semiHidden="0" w:name="Block Text"/>
+    <w:lsdException w:unhideWhenUsed="0" w:uiPriority="0" w:semiHidden="0" w:name="Hyperlink"/>
+    <w:lsdException w:unhideWhenUsed="0" w:uiPriority="0" w:semiHidden="0" w:name="FollowedHyperlink"/>
+    <w:lsdException w:qFormat="1" w:unhideWhenUsed="0" w:uiPriority="0" w:semiHidden="0" w:name="Strong"/>
+    <w:lsdException w:qFormat="1" w:unhideWhenUsed="0" w:uiPriority="0" w:semiHidden="0" w:name="Emphasis"/>
+    <w:lsdException w:unhideWhenUsed="0" w:uiPriority="0" w:semiHidden="0" w:name="Document Map"/>
+    <w:lsdException w:unhideWhenUsed="0" w:uiPriority="0" w:semiHidden="0" w:name="Plain Text"/>
+    <w:lsdException w:unhideWhenUsed="0" w:uiPriority="0" w:semiHidden="0" w:name="E-mail Signature"/>
+    <w:lsdException w:qFormat="1" w:unhideWhenUsed="0" w:uiPriority="0" w:semiHidden="0" w:name="Normal (Web)"/>
+    <w:lsdException w:unhideWhenUsed="0" w:uiPriority="0" w:semiHidden="0" w:name="HTML Acronym"/>
+    <w:lsdException w:unhideWhenUsed="0" w:uiPriority="0" w:semiHidden="0" w:name="HTML Address"/>
+    <w:lsdException w:unhideWhenUsed="0" w:uiPriority="0" w:semiHidden="0" w:name="HTML Cite"/>
+    <w:lsdException w:unhideWhenUsed="0" w:uiPriority="0" w:semiHidden="0" w:name="HTML Code"/>
+    <w:lsdException w:unhideWhenUsed="0" w:uiPriority="0" w:semiHidden="0" w:name="HTML Definition"/>
+    <w:lsdException w:unhideWhenUsed="0" w:uiPriority="0" w:semiHidden="0" w:name="HTML Keyboard"/>
+    <w:lsdException w:unhideWhenUsed="0" w:uiPriority="0" w:semiHidden="0" w:name="HTML Preformatted"/>
+    <w:lsdException w:unhideWhenUsed="0" w:uiPriority="0" w:semiHidden="0" w:name="HTML Sample"/>
+    <w:lsdException w:unhideWhenUsed="0" w:uiPriority="0" w:semiHidden="0" w:name="HTML Typewriter"/>
+    <w:lsdException w:unhideWhenUsed="0" w:uiPriority="0" w:semiHidden="0" w:name="HTML Variable"/>
+    <w:lsdException w:qFormat="1" w:unhideWhenUsed="0" w:uiPriority="0" w:name="Normal Table"/>
+    <w:lsdException w:unhideWhenUsed="0" w:uiPriority="0" w:semiHidden="0" w:name="annotation subject"/>
+    <w:lsdException w:unhideWhenUsed="0" w:uiPriority="0" w:semiHidden="0" w:name="Table Simple 1"/>
+    <w:lsdException w:unhideWhenUsed="0" w:uiPriority="0" w:semiHidden="0" w:name="Table Simple 2"/>
+    <w:lsdException w:unhideWhenUsed="0" w:uiPriority="0" w:semiHidden="0" w:name="Table Simple 3"/>
+    <w:lsdException w:unhideWhenUsed="0" w:uiPriority="0" w:semiHidden="0" w:name="Table Classic 1"/>
+    <w:lsdException w:unhideWhenUsed="0" w:uiPriority="0" w:semiHidden="0" w:name="Table Classic 2"/>
+    <w:lsdException w:unhideWhenUsed="0" w:uiPriority="0" w:semiHidden="0" w:name="Table Classic 3"/>
+    <w:lsdException w:unhideWhenUsed="0" w:uiPriority="0" w:semiHidden="0" w:name="Table Classic 4"/>
+    <w:lsdException w:unhideWhenUsed="0" w:uiPriority="0" w:semiHidden="0" w:name="Table Colorful 1"/>
+    <w:lsdException w:unhideWhenUsed="0" w:uiPriority="0" w:semiHidden="0" w:name="Table Colorful 2"/>
+    <w:lsdException w:unhideWhenUsed="0" w:uiPriority="0" w:semiHidden="0" w:name="Table Colorful 3"/>
+    <w:lsdException w:unhideWhenUsed="0" w:uiPriority="0" w:semiHidden="0" w:name="Table Columns 1"/>
+    <w:lsdException w:unhideWhenUsed="0" w:uiPriority="0" w:semiHidden="0" w:name="Table Columns 2"/>
+    <w:lsdException w:unhideWhenUsed="0" w:uiPriority="0" w:semiHidden="0" w:name="Table Columns 3"/>
+    <w:lsdException w:unhideWhenUsed="0" w:uiPriority="0" w:semiHidden="0" w:name="Table Columns 4"/>
+    <w:lsdException w:unhideWhenUsed="0" w:uiPriority="0" w:semiHidden="0" w:name="Table Columns 5"/>
+    <w:lsdException w:unhideWhenUsed="0" w:uiPriority="0" w:semiHidden="0" w:name="Table Grid 1"/>
+    <w:lsdException w:unhideWhenUsed="0" w:uiPriority="0" w:semiHidden="0" w:name="Table Grid 2"/>
+    <w:lsdException w:unhideWhenUsed="0" w:uiPriority="0" w:semiHidden="0" w:name="Table Grid 3"/>
+    <w:lsdException w:unhideWhenUsed="0" w:uiPriority="0" w:semiHidden="0" w:name="Table Grid 4"/>
+    <w:lsdException w:unhideWhenUsed="0" w:uiPriority="0" w:semiHidden="0" w:name="Table Grid 5"/>
+    <w:lsdException w:unhideWhenUsed="0" w:uiPriority="0" w:semiHidden="0" w:name="Table Grid 6"/>
+    <w:lsdException w:unhideWhenUsed="0" w:uiPriority="0" w:semiHidden="0" w:name="Table Grid 7"/>
+    <w:lsdException w:unhideWhenUsed="0" w:uiPriority="0" w:semiHidden="0" w:name="Table Grid 8"/>
+    <w:lsdException w:unhideWhenUsed="0" w:uiPriority="0" w:semiHidden="0" w:name="Table List 1"/>
+    <w:lsdException w:unhideWhenUsed="0" w:uiPriority="0" w:semiHidden="0" w:name="Table List 2"/>
+    <w:lsdException w:unhideWhenUsed="0" w:uiPriority="0" w:semiHidden="0" w:name="Table List 3"/>
+    <w:lsdException w:unhideWhenUsed="0" w:uiPriority="0" w:semiHidden="0" w:name="Table List 4"/>
+    <w:lsdException w:unhideWhenUsed="0" w:uiPriority="0" w:semiHidden="0" w:name="Table List 5"/>
+    <w:lsdException w:unhideWhenUsed="0" w:uiPriority="0" w:semiHidden="0" w:name="Table List 6"/>
+    <w:lsdException w:unhideWhenUsed="0" w:uiPriority="0" w:semiHidden="0" w:name="Table List 7"/>
+    <w:lsdException w:unhideWhenUsed="0" w:uiPriority="0" w:semiHidden="0" w:name="Table List 8"/>
+    <w:lsdException w:unhideWhenUsed="0" w:uiPriority="0" w:semiHidden="0" w:name="Table 3D effects 1"/>
+    <w:lsdException w:unhideWhenUsed="0" w:uiPriority="0" w:semiHidden="0" w:name="Table 3D effects 2"/>
+    <w:lsdException w:unhideWhenUsed="0" w:uiPriority="0" w:semiHidden="0" w:name="Table 3D effects 3"/>
+    <w:lsdException w:unhideWhenUsed="0" w:uiPriority="0" w:semiHidden="0" w:name="Table Contemporary"/>
+    <w:lsdException w:unhideWhenUsed="0" w:uiPriority="0" w:semiHidden="0" w:name="Table Elegant"/>
+    <w:lsdException w:unhideWhenUsed="0" w:uiPriority="0" w:semiHidden="0" w:name="Table Professional"/>
+    <w:lsdException w:unhideWhenUsed="0" w:uiPriority="0" w:semiHidden="0" w:name="Table Subtle 1"/>
+    <w:lsdException w:unhideWhenUsed="0" w:uiPriority="0" w:semiHidden="0" w:name="Table Subtle 2"/>
+    <w:lsdException w:unhideWhenUsed="0" w:uiPriority="0" w:semiHidden="0" w:name="Table Web 1"/>
+    <w:lsdException w:unhideWhenUsed="0" w:uiPriority="0" w:semiHidden="0" w:name="Table Web 2"/>
+    <w:lsdException w:unhideWhenUsed="0" w:uiPriority="0" w:semiHidden="0" w:name="Table Web 3"/>
+    <w:lsdException w:unhideWhenUsed="0" w:uiPriority="0" w:semiHidden="0" w:name="Balloon Text"/>
+    <w:lsdException w:qFormat="1" w:unhideWhenUsed="0" w:uiPriority="0" w:semiHidden="0" w:name="Table Grid"/>
+    <w:lsdException w:unhideWhenUsed="0" w:uiPriority="0" w:semiHidden="0" w:name="Table Theme"/>
+    <w:lsdException w:unhideWhenUsed="0" w:uiPriority="60" w:semiHidden="0" w:name="Light Shading"/>
+    <w:lsdException w:unhideWhenUsed="0" w:uiPriority="61" w:semiHidden="0" w:name="Light List"/>
+    <w:lsdException w:unhideWhenUsed="0" w:uiPriority="62" w:semiHidden="0" w:name="Light Grid"/>
+    <w:lsdException w:unhideWhenUsed="0" w:uiPriority="63" w:semiHidden="0" w:name="Medium Shading 1"/>
+    <w:lsdException w:unhideWhenUsed="0" w:uiPriority="64" w:semiHidden="0" w:name="Medium Shading 2"/>
+    <w:lsdException w:unhideWhenUsed="0" w:uiPriority="65" w:semiHidden="0" w:name="Medium List 1"/>
+    <w:lsdException w:unhideWhenUsed="0" w:uiPriority="66" w:semiHidden="0" w:name="Medium List 2"/>
+    <w:lsdException w:unhideWhenUsed="0" w:uiPriority="67" w:semiHidden="0" w:name="Medium Grid 1"/>
+    <w:lsdException w:unhideWhenUsed="0" w:uiPriority="68" w:semiHidden="0" w:name="Medium Grid 2"/>
+    <w:lsdException w:unhideWhenUsed="0" w:uiPriority="69" w:semiHidden="0" w:name="Medium Grid 3"/>
+    <w:lsdException w:unhideWhenUsed="0" w:uiPriority="70" w:semiHidden="0" w:name="Dark List"/>
+    <w:lsdException w:unhideWhenUsed="0" w:uiPriority="71" w:semiHidden="0" w:name="Colorful Shading"/>
+    <w:lsdException w:unhideWhenUsed="0" w:uiPriority="72" w:semiHidden="0" w:name="Colorful List"/>
+    <w:lsdException w:unhideWhenUsed="0" w:uiPriority="73" w:semiHidden="0" w:name="Colorful Grid"/>
+    <w:lsdException w:unhideWhenUsed="0" w:uiPriority="60" w:semiHidden="0" w:name="Light Shading Accent 1"/>
+    <w:lsdException w:unhideWhenUsed="0" w:uiPriority="61" w:semiHidden="0" w:name="Light List Accent 1"/>
+    <w:lsdException w:unhideWhenUsed="0" w:uiPriority="62" w:semiHidden="0" w:name="Light Grid Accent 1"/>
+    <w:lsdException w:unhideWhenUsed="0" w:uiPriority="63" w:semiHidden="0" w:name="Medium Shading 1 Accent 1"/>
+    <w:lsdException w:unhideWhenUsed="0" w:uiPriority="64" w:semiHidden="0" w:name="Medium Shading 2 Accent 1"/>
+    <w:lsdException w:unhideWhenUsed="0" w:uiPriority="65" w:semiHidden="0" w:name="Medium List 1 Accent 1"/>
+    <w:lsdException w:unhideWhenUsed="0" w:uiPriority="66" w:semiHidden="0" w:name="Medium List 2 Accent 1"/>
+    <w:lsdException w:unhideWhenUsed="0" w:uiPriority="67" w:semiHidden="0" w:name="Medium Grid 1 Accent 1"/>
+    <w:lsdException w:unhideWhenUsed="0" w:uiPriority="68" w:semiHidden="0" w:name="Medium Grid 2 Accent 1"/>
+    <w:lsdException w:unhideWhenUsed="0" w:uiPriority="69" w:semiHidden="0" w:name="Medium Grid 3 Accent 1"/>
+    <w:lsdException w:unhideWhenUsed="0" w:uiPriority="70" w:semiHidden="0" w:name="Dark List Accent 1"/>
+    <w:lsdException w:unhideWhenUsed="0" w:uiPriority="71" w:semiHidden="0" w:name="Colorful Shading Accent 1"/>
+    <w:lsdException w:unhideWhenUsed="0" w:uiPriority="72" w:semiHidden="0" w:name="Colorful List Accent 1"/>
+    <w:lsdException w:unhideWhenUsed="0" w:uiPriority="73" w:semiHidden="0" w:name="Colorful Grid Accent 1"/>
+    <w:lsdException w:unhideWhenUsed="0" w:uiPriority="60" w:semiHidden="0" w:name="Light Shading Accent 2"/>
+    <w:lsdException w:unhideWhenUsed="0" w:uiPriority="61" w:semiHidden="0" w:name="Light List Accent 2"/>
+    <w:lsdException w:unhideWhenUsed="0" w:uiPriority="62" w:semiHidden="0" w:name="Light Grid Accent 2"/>
+    <w:lsdException w:unhideWhenUsed="0" w:uiPriority="63" w:semiHidden="0" w:name="Medium Shading 1 Accent 2"/>
+    <w:lsdException w:unhideWhenUsed="0" w:uiPriority="64" w:semiHidden="0" w:name="Medium Shading 2 Accent 2"/>
+    <w:lsdException w:unhideWhenUsed="0" w:uiPriority="65" w:semiHidden="0" w:name="Medium List 1 Accent 2"/>
+    <w:lsdException w:unhideWhenUsed="0" w:uiPriority="66" w:semiHidden="0" w:name="Medium List 2 Accent 2"/>
+    <w:lsdException w:unhideWhenUsed="0" w:uiPriority="67" w:semiHidden="0" w:name="Medium Grid 1 Accent 2"/>
+    <w:lsdException w:unhideWhenUsed="0" w:uiPriority="68" w:semiHidden="0" w:name="Medium Grid 2 Accent 2"/>
+    <w:lsdException w:unhideWhenUsed="0" w:uiPriority="69" w:semiHidden="0" w:name="Medium Grid 3 Accent 2"/>
+    <w:lsdException w:unhideWhenUsed="0" w:uiPriority="70" w:semiHidden="0" w:name="Dark List Accent 2"/>
+    <w:lsdException w:unhideWhenUsed="0" w:uiPriority="71" w:semiHidden="0" w:name="Colorful Shading Accent 2"/>
+    <w:lsdException w:unhideWhenUsed="0" w:uiPriority="72" w:semiHidden="0" w:name="Colorful List Accent 2"/>
+    <w:lsdException w:unhideWhenUsed="0" w:uiPriority="73" w:semiHidden="0" w:name="Colorful Grid Accent 2"/>
+    <w:lsdException w:unhideWhenUsed="0" w:uiPriority="60" w:semiHidden="0" w:name="Light Shading Accent 3"/>
+    <w:lsdException w:unhideWhenUsed="0" w:uiPriority="61" w:semiHidden="0" w:name="Light List Accent 3"/>
+    <w:lsdException w:unhideWhenUsed="0" w:uiPriority="62" w:semiHidden="0" w:name="Light Grid Accent 3"/>
+    <w:lsdException w:unhideWhenUsed="0" w:uiPriority="63" w:semiHidden="0" w:name="Medium Shading 1 Accent 3"/>
+    <w:lsdException w:unhideWhenUsed="0" w:uiPriority="64" w:semiHidden="0" w:name="Medium Shading 2 Accent 3"/>
+    <w:lsdException w:unhideWhenUsed="0" w:uiPriority="65" w:semiHidden="0" w:name="Medium List 1 Accent 3"/>
+    <w:lsdException w:unhideWhenUsed="0" w:uiPriority="66" w:semiHidden="0" w:name="Medium List 2 Accent 3"/>
+    <w:lsdException w:unhideWhenUsed="0" w:uiPriority="67" w:semiHidden="0" w:name="Medium Grid 1 Accent 3"/>
+    <w:lsdException w:unhideWhenUsed="0" w:uiPriority="68" w:semiHidden="0" w:name="Medium Grid 2 Accent 3"/>
+    <w:lsdException w:unhideWhenUsed="0" w:uiPriority="69" w:semiHidden="0" w:name="Medium Grid 3 Accent 3"/>
+    <w:lsdException w:unhideWhenUsed="0" w:uiPriority="70" w:semiHidden="0" w:name="Dark List Accent 3"/>
+    <w:lsdException w:unhideWhenUsed="0" w:uiPriority="71" w:semiHidden="0" w:name="Colorful Shading Accent 3"/>
+    <w:lsdException w:unhideWhenUsed="0" w:uiPriority="72" w:semiHidden="0" w:name="Colorful List Accent 3"/>
+    <w:lsdException w:unhideWhenUsed="0" w:uiPriority="73" w:semiHidden="0" w:name="Colorful Grid Accent 3"/>
+    <w:lsdException w:unhideWhenUsed="0" w:uiPriority="60" w:semiHidden="0" w:name="Light Shading Accent 4"/>
+    <w:lsdException w:unhideWhenUsed="0" w:uiPriority="61" w:semiHidden="0" w:name="Light List Accent 4"/>
+    <w:lsdException w:unhideWhenUsed="0" w:uiPriority="62" w:semiHidden="0" w:name="Light Grid Accent 4"/>
+    <w:lsdException w:unhideWhenUsed="0" w:uiPriority="63" w:semiHidden="0" w:name="Medium Shading 1 Accent 4"/>
+    <w:lsdException w:unhideWhenUsed="0" w:uiPriority="64" w:semiHidden="0" w:name="Medium Shading 2 Accent 4"/>
+    <w:lsdException w:unhideWhenUsed="0" w:uiPriority="65" w:semiHidden="0" w:name="Medium List 1 Accent 4"/>
+    <w:lsdException w:unhideWhenUsed="0" w:uiPriority="66" w:semiHidden="0" w:name="Medium List 2 Accent 4"/>
+    <w:lsdException w:unhideWhenUsed="0" w:uiPriority="67" w:semiHidden="0" w:name="Medium Grid 1 Accent 4"/>
+    <w:lsdException w:unhideWhenUsed="0" w:uiPriority="68" w:semiHidden="0" w:name="Medium Grid 2 Accent 4"/>
+    <w:lsdException w:unhideWhenUsed="0" w:uiPriority="69" w:semiHidden="0" w:name="Medium Grid 3 Accent 4"/>
+    <w:lsdException w:unhideWhenUsed="0" w:uiPriority="70" w:semiHidden="0" w:name="Dark List Accent 4"/>
+    <w:lsdException w:unhideWhenUsed="0" w:uiPriority="71" w:semiHidden="0" w:name="Colorful Shading Accent 4"/>
+    <w:lsdException w:unhideWhenUsed="0" w:uiPriority="72" w:semiHidden="0" w:name="Colorful List Accent 4"/>
+    <w:lsdException w:unhideWhenUsed="0" w:uiPriority="73" w:semiHidden="0" w:name="Colorful Grid Accent 4"/>
+    <w:lsdException w:unhideWhenUsed="0" w:uiPriority="60" w:semiHidden="0" w:name="Light Shading Accent 5"/>
+    <w:lsdException w:unhideWhenUsed="0" w:uiPriority="61" w:semiHidden="0" w:name="Light List Accent 5"/>
+    <w:lsdException w:unhideWhenUsed="0" w:uiPriority="62" w:semiHidden="0" w:name="Light Grid Accent 5"/>
+    <w:lsdException w:unhideWhenUsed="0" w:uiPriority="63" w:semiHidden="0" w:name="Medium Shading 1 Accent 5"/>
+    <w:lsdException w:unhideWhenUsed="0" w:uiPriority="64" w:semiHidden="0" w:name="Medium Shading 2 Accent 5"/>
+    <w:lsdException w:unhideWhenUsed="0" w:uiPriority="65" w:semiHidden="0" w:name="Medium List 1 Accent 5"/>
+    <w:lsdException w:unhideWhenUsed="0" w:uiPriority="66" w:semiHidden="0" w:name="Medium List 2 Accent 5"/>
+    <w:lsdException w:unhideWhenUsed="0" w:uiPriority="67" w:semiHidden="0" w:name="Medium Grid 1 Accent 5"/>
+    <w:lsdException w:unhideWhenUsed="0" w:uiPriority="68" w:semiHidden="0" w:name="Medium Grid 2 Accent 5"/>
+    <w:lsdException w:unhideWhenUsed="0" w:uiPriority="69" w:semiHidden="0" w:name="Medium Grid 3 Accent 5"/>
+    <w:lsdException w:unhideWhenUsed="0" w:uiPriority="70" w:semiHidden="0" w:name="Dark List Accent 5"/>
+    <w:lsdException w:unhideWhenUsed="0" w:uiPriority="71" w:semiHidden="0" w:name="Colorful Shading Accent 5"/>
+    <w:lsdException w:unhideWhenUsed="0" w:uiPriority="72" w:semiHidden="0" w:name="Colorful List Accent 5"/>
+    <w:lsdException w:unhideWhenUsed="0" w:uiPriority="73" w:semiHidden="0" w:name="Colorful Grid Accent 5"/>
+    <w:lsdException w:unhideWhenUsed="0" w:uiPriority="60" w:semiHidden="0" w:name="Light Shading Accent 6"/>
+    <w:lsdException w:unhideWhenUsed="0" w:uiPriority="61" w:semiHidden="0" w:name="Light List Accent 6"/>
+    <w:lsdException w:unhideWhenUsed="0" w:uiPriority="62" w:semiHidden="0" w:name="Light Grid Accent 6"/>
+    <w:lsdException w:unhideWhenUsed="0" w:uiPriority="63" w:semiHidden="0" w:name="Medium Shading 1 Accent 6"/>
+    <w:lsdException w:unhideWhenUsed="0" w:uiPriority="64" w:semiHidden="0" w:name="Medium Shading 2 Accent 6"/>
+    <w:lsdException w:unhideWhenUsed="0" w:uiPriority="65" w:semiHidden="0" w:name="Medium List 1 Accent 6"/>
+    <w:lsdException w:unhideWhenUsed="0" w:uiPriority="66" w:semiHidden="0" w:name="Medium List 2 Accent 6"/>
+    <w:lsdException w:unhideWhenUsed="0" w:uiPriority="67" w:semiHidden="0" w:name="Medium Grid 1 Accent 6"/>
+    <w:lsdException w:unhideWhenUsed="0" w:uiPriority="68" w:semiHidden="0" w:name="Medium Grid 2 Accent 6"/>
+    <w:lsdException w:unhideWhenUsed="0" w:uiPriority="69" w:semiHidden="0" w:name="Medium Grid 3 Accent 6"/>
+    <w:lsdException w:unhideWhenUsed="0" w:uiPriority="70" w:semiHidden="0" w:name="Dark List Accent 6"/>
+    <w:lsdException w:unhideWhenUsed="0" w:uiPriority="71" w:semiHidden="0" w:name="Colorful Shading Accent 6"/>
+    <w:lsdException w:unhideWhenUsed="0" w:uiPriority="72" w:semiHidden="0" w:name="Colorful List Accent 6"/>
+    <w:lsdException w:unhideWhenUsed="0" w:uiPriority="73" w:semiHidden="0" w:name="Colorful Grid Accent 6"/>
   </w:latentStyles>
-  <w:style w:type="paragraph" w:default="1" w:styleId="Normal">
+  <w:style w:type="paragraph" w:default="1" w:styleId="1">
     <w:name w:val="Normal"/>
     <w:qFormat/>
+    <w:uiPriority w:val="0"/>
     <w:pPr>
       <w:kinsoku w:val="0"/>
       <w:autoSpaceDE w:val="0"/>
@@ -7647,7 +7925,7 @@
       <w:textAlignment w:val="baseline"/>
     </w:pPr>
     <w:rPr>
-      <w:rFonts w:ascii="Arial" w:eastAsia="宋体" w:hAnsi="Arial" w:cs="Arial"/>
+      <w:rFonts w:ascii="Arial" w:hAnsi="Arial" w:eastAsia="宋体" w:cs="Arial"/>
       <w:snapToGrid w:val="0"/>
       <w:color w:val="000000"/>
       <w:kern w:val="0"/>
@@ -7656,11 +7934,12 @@
       <w:lang w:val="en-US" w:eastAsia="en-US" w:bidi="ar-SA"/>
     </w:rPr>
   </w:style>
-  <w:style w:type="paragraph" w:styleId="Heading1">
+  <w:style w:type="paragraph" w:styleId="2">
     <w:name w:val="heading 1"/>
-    <w:basedOn w:val="Normal"/>
-    <w:next w:val="Normal"/>
+    <w:basedOn w:val="1"/>
+    <w:next w:val="1"/>
     <w:qFormat/>
+    <w:uiPriority w:val="0"/>
     <w:pPr>
       <w:keepNext/>
       <w:keepLines/>
@@ -7678,12 +7957,13 @@
       <w:sz w:val="44"/>
     </w:rPr>
   </w:style>
-  <w:style w:type="paragraph" w:styleId="Heading2">
+  <w:style w:type="paragraph" w:styleId="3">
     <w:name w:val="heading 2"/>
-    <w:basedOn w:val="Normal"/>
-    <w:next w:val="Normal"/>
+    <w:basedOn w:val="1"/>
+    <w:next w:val="1"/>
     <w:unhideWhenUsed/>
     <w:qFormat/>
+    <w:uiPriority w:val="0"/>
     <w:pPr>
       <w:keepNext/>
       <w:keepLines/>
@@ -7696,18 +7976,19 @@
       <w:outlineLvl w:val="1"/>
     </w:pPr>
     <w:rPr>
-      <w:rFonts w:ascii="Arial" w:eastAsia="黑体" w:hAnsi="Arial"/>
+      <w:rFonts w:ascii="Arial" w:hAnsi="Arial" w:eastAsia="黑体"/>
       <w:b/>
       <w:sz w:val="32"/>
     </w:rPr>
   </w:style>
-  <w:style w:type="paragraph" w:styleId="Heading3">
+  <w:style w:type="paragraph" w:styleId="4">
     <w:name w:val="heading 3"/>
-    <w:basedOn w:val="Normal"/>
-    <w:next w:val="Normal"/>
+    <w:basedOn w:val="1"/>
+    <w:next w:val="1"/>
     <w:semiHidden/>
     <w:unhideWhenUsed/>
     <w:qFormat/>
+    <w:uiPriority w:val="0"/>
     <w:pPr>
       <w:keepNext/>
       <w:keepLines/>
@@ -7724,12 +8005,13 @@
       <w:sz w:val="32"/>
     </w:rPr>
   </w:style>
-  <w:style w:type="paragraph" w:styleId="Heading4">
+  <w:style w:type="paragraph" w:styleId="5">
     <w:name w:val="heading 4"/>
-    <w:basedOn w:val="Normal"/>
-    <w:next w:val="Normal"/>
+    <w:basedOn w:val="1"/>
+    <w:next w:val="1"/>
     <w:unhideWhenUsed/>
     <w:qFormat/>
+    <w:uiPriority w:val="0"/>
     <w:pPr>
       <w:keepNext/>
       <w:keepLines/>
@@ -7742,18 +8024,19 @@
       <w:outlineLvl w:val="3"/>
     </w:pPr>
     <w:rPr>
-      <w:rFonts w:ascii="Arial" w:eastAsia="黑体" w:hAnsi="Arial"/>
+      <w:rFonts w:ascii="Arial" w:hAnsi="Arial" w:eastAsia="黑体"/>
       <w:b/>
       <w:sz w:val="28"/>
     </w:rPr>
   </w:style>
-  <w:style w:type="paragraph" w:styleId="Heading5">
+  <w:style w:type="paragraph" w:styleId="6">
     <w:name w:val="heading 5"/>
-    <w:basedOn w:val="Normal"/>
-    <w:next w:val="Normal"/>
+    <w:basedOn w:val="1"/>
+    <w:next w:val="1"/>
     <w:semiHidden/>
     <w:unhideWhenUsed/>
     <w:qFormat/>
+    <w:uiPriority w:val="0"/>
     <w:pPr>
       <w:keepNext/>
       <w:keepLines/>
@@ -7770,13 +8053,14 @@
       <w:sz w:val="28"/>
     </w:rPr>
   </w:style>
-  <w:style w:type="paragraph" w:styleId="Heading6">
+  <w:style w:type="paragraph" w:styleId="7">
     <w:name w:val="heading 6"/>
-    <w:basedOn w:val="Normal"/>
-    <w:next w:val="Normal"/>
+    <w:basedOn w:val="1"/>
+    <w:next w:val="1"/>
     <w:semiHidden/>
     <w:unhideWhenUsed/>
     <w:qFormat/>
+    <w:uiPriority w:val="0"/>
     <w:pPr>
       <w:keepNext/>
       <w:keepLines/>
@@ -7789,18 +8073,19 @@
       <w:outlineLvl w:val="5"/>
     </w:pPr>
     <w:rPr>
-      <w:rFonts w:ascii="Arial" w:eastAsia="黑体" w:hAnsi="Arial"/>
+      <w:rFonts w:ascii="Arial" w:hAnsi="Arial" w:eastAsia="黑体"/>
       <w:b/>
       <w:sz w:val="24"/>
     </w:rPr>
   </w:style>
-  <w:style w:type="paragraph" w:styleId="Heading7">
+  <w:style w:type="paragraph" w:styleId="8">
     <w:name w:val="heading 7"/>
-    <w:basedOn w:val="Normal"/>
-    <w:next w:val="Normal"/>
+    <w:basedOn w:val="1"/>
+    <w:next w:val="1"/>
     <w:semiHidden/>
     <w:unhideWhenUsed/>
     <w:qFormat/>
+    <w:uiPriority w:val="0"/>
     <w:pPr>
       <w:keepNext/>
       <w:keepLines/>
@@ -7817,13 +8102,14 @@
       <w:sz w:val="24"/>
     </w:rPr>
   </w:style>
-  <w:style w:type="paragraph" w:styleId="Heading8">
+  <w:style w:type="paragraph" w:styleId="9">
     <w:name w:val="heading 8"/>
-    <w:basedOn w:val="Normal"/>
-    <w:next w:val="Normal"/>
+    <w:basedOn w:val="1"/>
+    <w:next w:val="1"/>
     <w:semiHidden/>
     <w:unhideWhenUsed/>
     <w:qFormat/>
+    <w:uiPriority w:val="0"/>
     <w:pPr>
       <w:keepNext/>
       <w:keepLines/>
@@ -7836,17 +8122,18 @@
       <w:outlineLvl w:val="7"/>
     </w:pPr>
     <w:rPr>
-      <w:rFonts w:ascii="Arial" w:eastAsia="黑体" w:hAnsi="Arial"/>
+      <w:rFonts w:ascii="Arial" w:hAnsi="Arial" w:eastAsia="黑体"/>
       <w:sz w:val="24"/>
     </w:rPr>
   </w:style>
-  <w:style w:type="paragraph" w:styleId="Heading9">
+  <w:style w:type="paragraph" w:styleId="10">
     <w:name w:val="heading 9"/>
-    <w:basedOn w:val="Normal"/>
-    <w:next w:val="Normal"/>
+    <w:basedOn w:val="1"/>
+    <w:next w:val="1"/>
     <w:semiHidden/>
     <w:unhideWhenUsed/>
     <w:qFormat/>
+    <w:uiPriority w:val="0"/>
     <w:pPr>
       <w:keepNext/>
       <w:keepLines/>
@@ -7859,19 +8146,21 @@
       <w:outlineLvl w:val="8"/>
     </w:pPr>
     <w:rPr>
-      <w:rFonts w:ascii="Arial" w:eastAsia="黑体" w:hAnsi="Arial"/>
+      <w:rFonts w:ascii="Arial" w:hAnsi="Arial" w:eastAsia="黑体"/>
       <w:sz w:val="21"/>
     </w:rPr>
   </w:style>
-  <w:style w:type="character" w:default="1" w:styleId="DefaultParagraphFont">
+  <w:style w:type="character" w:default="1" w:styleId="22">
     <w:name w:val="Default Paragraph Font"/>
     <w:semiHidden/>
     <w:qFormat/>
+    <w:uiPriority w:val="0"/>
   </w:style>
-  <w:style w:type="table" w:default="1" w:styleId="TableNormal">
+  <w:style w:type="table" w:default="1" w:styleId="20">
     <w:name w:val="Normal Table"/>
     <w:semiHidden/>
     <w:qFormat/>
+    <w:uiPriority w:val="0"/>
     <w:tblPr>
       <w:tblCellMar>
         <w:top w:w="0" w:type="dxa"/>
@@ -7881,39 +8170,43 @@
       </w:tblCellMar>
     </w:tblPr>
   </w:style>
-  <w:style w:type="paragraph" w:styleId="CommentText">
+  <w:style w:type="paragraph" w:styleId="11">
     <w:name w:val="annotation text"/>
-    <w:basedOn w:val="Normal"/>
+    <w:basedOn w:val="1"/>
     <w:qFormat/>
+    <w:uiPriority w:val="0"/>
     <w:pPr>
       <w:jc w:val="left"/>
     </w:pPr>
   </w:style>
-  <w:style w:type="paragraph" w:styleId="BodyText">
+  <w:style w:type="paragraph" w:styleId="12">
     <w:name w:val="Body Text"/>
-    <w:basedOn w:val="Normal"/>
+    <w:basedOn w:val="1"/>
     <w:semiHidden/>
     <w:qFormat/>
+    <w:uiPriority w:val="0"/>
     <w:rPr>
-      <w:rFonts w:ascii="Arial" w:eastAsia="Arial" w:hAnsi="Arial" w:cs="Arial"/>
+      <w:rFonts w:ascii="Arial" w:hAnsi="Arial" w:eastAsia="Arial" w:cs="Arial"/>
       <w:sz w:val="21"/>
       <w:szCs w:val="21"/>
       <w:lang w:val="en-US" w:eastAsia="en-US" w:bidi="ar-SA"/>
     </w:rPr>
   </w:style>
-  <w:style w:type="paragraph" w:styleId="TOC3">
+  <w:style w:type="paragraph" w:styleId="13">
     <w:name w:val="toc 3"/>
-    <w:basedOn w:val="Normal"/>
-    <w:next w:val="Normal"/>
+    <w:basedOn w:val="1"/>
+    <w:next w:val="1"/>
     <w:qFormat/>
+    <w:uiPriority w:val="0"/>
     <w:pPr>
       <w:ind w:left="840" w:leftChars="400"/>
     </w:pPr>
   </w:style>
-  <w:style w:type="paragraph" w:styleId="Footer">
+  <w:style w:type="paragraph" w:styleId="14">
     <w:name w:val="footer"/>
-    <w:basedOn w:val="Normal"/>
+    <w:basedOn w:val="1"/>
     <w:qFormat/>
+    <w:uiPriority w:val="0"/>
     <w:pPr>
       <w:tabs>
         <w:tab w:val="center" w:pos="4153"/>
@@ -7926,16 +8219,17 @@
       <w:sz w:val="18"/>
     </w:rPr>
   </w:style>
-  <w:style w:type="paragraph" w:styleId="Header">
+  <w:style w:type="paragraph" w:styleId="15">
     <w:name w:val="header"/>
-    <w:basedOn w:val="Normal"/>
+    <w:basedOn w:val="1"/>
     <w:qFormat/>
+    <w:uiPriority w:val="0"/>
     <w:pPr>
       <w:pBdr>
-        <w:top w:val="nil"/>
-        <w:left w:val="nil"/>
-        <w:bottom w:val="nil"/>
-        <w:right w:val="nil"/>
+        <w:top w:val="none" w:color="auto" w:sz="0" w:space="0"/>
+        <w:left w:val="none" w:color="auto" w:sz="0" w:space="0"/>
+        <w:bottom w:val="none" w:color="auto" w:sz="0" w:space="0"/>
+        <w:right w:val="none" w:color="auto" w:sz="0" w:space="0"/>
       </w:pBdr>
       <w:tabs>
         <w:tab w:val="center" w:pos="4153"/>
@@ -7950,37 +8244,41 @@
       <w:sz w:val="18"/>
     </w:rPr>
   </w:style>
-  <w:style w:type="paragraph" w:styleId="TOC1">
+  <w:style w:type="paragraph" w:styleId="16">
     <w:name w:val="toc 1"/>
-    <w:basedOn w:val="Normal"/>
-    <w:next w:val="Normal"/>
+    <w:basedOn w:val="1"/>
+    <w:next w:val="1"/>
     <w:qFormat/>
+    <w:uiPriority w:val="0"/>
     <w:rPr>
-      <w:rFonts w:ascii="Arial" w:eastAsia="Microsoft JhengHei" w:hAnsi="Arial"/>
+      <w:rFonts w:ascii="Arial" w:hAnsi="Arial" w:eastAsia="Microsoft JhengHei"/>
       <w:sz w:val="24"/>
     </w:rPr>
   </w:style>
-  <w:style w:type="paragraph" w:styleId="TOC2">
+  <w:style w:type="paragraph" w:styleId="17">
     <w:name w:val="toc 2"/>
-    <w:basedOn w:val="Normal"/>
-    <w:next w:val="Normal"/>
+    <w:basedOn w:val="1"/>
+    <w:next w:val="1"/>
     <w:qFormat/>
+    <w:uiPriority w:val="0"/>
     <w:pPr>
       <w:ind w:left="420" w:leftChars="200"/>
     </w:pPr>
   </w:style>
-  <w:style w:type="paragraph" w:styleId="NormalWeb">
+  <w:style w:type="paragraph" w:styleId="18">
     <w:name w:val="Normal (Web)"/>
-    <w:basedOn w:val="Normal"/>
+    <w:basedOn w:val="1"/>
     <w:qFormat/>
+    <w:uiPriority w:val="0"/>
     <w:rPr>
       <w:sz w:val="24"/>
     </w:rPr>
   </w:style>
-  <w:style w:type="paragraph" w:styleId="Title">
+  <w:style w:type="paragraph" w:styleId="19">
     <w:name w:val="Title"/>
-    <w:basedOn w:val="Normal"/>
+    <w:basedOn w:val="1"/>
     <w:qFormat/>
+    <w:uiPriority w:val="0"/>
     <w:pPr>
       <w:spacing w:before="240" w:beforeLines="0" w:beforeAutospacing="0" w:after="60" w:afterLines="0" w:afterAutospacing="0"/>
       <w:jc w:val="center"/>
@@ -7992,68 +8290,73 @@
       <w:sz w:val="32"/>
     </w:rPr>
   </w:style>
-  <w:style w:type="table" w:styleId="TableGrid">
+  <w:style w:type="table" w:styleId="21">
     <w:name w:val="Table Grid"/>
-    <w:basedOn w:val="TableNormal"/>
+    <w:basedOn w:val="20"/>
     <w:qFormat/>
+    <w:uiPriority w:val="0"/>
     <w:pPr>
       <w:widowControl w:val="0"/>
       <w:jc w:val="both"/>
     </w:pPr>
     <w:tblPr>
       <w:tblBorders>
-        <w:top w:val="single" w:sz="4" w:space="0" w:color="auto"/>
-        <w:left w:val="single" w:sz="4" w:space="0" w:color="auto"/>
-        <w:bottom w:val="single" w:sz="4" w:space="0" w:color="auto"/>
-        <w:right w:val="single" w:sz="4" w:space="0" w:color="auto"/>
-        <w:insideH w:val="single" w:sz="4" w:space="0" w:color="auto"/>
-        <w:insideV w:val="single" w:sz="4" w:space="0" w:color="auto"/>
+        <w:top w:val="single" w:color="auto" w:sz="4" w:space="0"/>
+        <w:left w:val="single" w:color="auto" w:sz="4" w:space="0"/>
+        <w:bottom w:val="single" w:color="auto" w:sz="4" w:space="0"/>
+        <w:right w:val="single" w:color="auto" w:sz="4" w:space="0"/>
+        <w:insideH w:val="single" w:color="auto" w:sz="4" w:space="0"/>
+        <w:insideV w:val="single" w:color="auto" w:sz="4" w:space="0"/>
       </w:tblBorders>
     </w:tblPr>
   </w:style>
-  <w:style w:type="character" w:styleId="Strong">
+  <w:style w:type="character" w:styleId="23">
     <w:name w:val="Strong"/>
-    <w:basedOn w:val="DefaultParagraphFont"/>
+    <w:basedOn w:val="22"/>
     <w:qFormat/>
+    <w:uiPriority w:val="0"/>
     <w:rPr>
       <w:b/>
     </w:rPr>
   </w:style>
-  <w:style w:type="paragraph" w:customStyle="1" w:styleId="a">
+  <w:style w:type="paragraph" w:customStyle="1" w:styleId="24">
     <w:name w:val="柴_公司名"/>
-    <w:basedOn w:val="Title"/>
+    <w:basedOn w:val="19"/>
     <w:qFormat/>
+    <w:uiPriority w:val="0"/>
     <w:pPr>
       <w:spacing w:after="600" w:afterLines="600"/>
     </w:pPr>
     <w:rPr>
-      <w:rFonts w:ascii="宋体" w:eastAsia="宋体" w:hAnsi="宋体" w:cs="宋体" w:hint="eastAsia"/>
+      <w:rFonts w:hint="eastAsia" w:ascii="宋体" w:hAnsi="宋体" w:eastAsia="宋体" w:cs="宋体"/>
       <w:bCs/>
       <w:spacing w:val="-6"/>
       <w:sz w:val="52"/>
       <w:szCs w:val="52"/>
     </w:rPr>
   </w:style>
-  <w:style w:type="paragraph" w:customStyle="1" w:styleId="a0">
+  <w:style w:type="paragraph" w:customStyle="1" w:styleId="25">
     <w:name w:val="柴_文档名"/>
-    <w:basedOn w:val="Title"/>
+    <w:basedOn w:val="19"/>
     <w:qFormat/>
+    <w:uiPriority w:val="0"/>
     <w:pPr>
       <w:spacing w:after="900" w:afterLines="900"/>
     </w:pPr>
     <w:rPr>
-      <w:rFonts w:ascii="黑体" w:eastAsia="黑体" w:hAnsi="黑体" w:cs="黑体"/>
+      <w:rFonts w:ascii="黑体" w:hAnsi="黑体" w:eastAsia="黑体" w:cs="黑体"/>
       <w:bCs/>
       <w:spacing w:val="-7"/>
       <w:sz w:val="52"/>
       <w:szCs w:val="52"/>
     </w:rPr>
   </w:style>
-  <w:style w:type="table" w:customStyle="1" w:styleId="TableNormal0">
+  <w:style w:type="table" w:customStyle="1" w:styleId="26">
     <w:name w:val="Table Normal_0"/>
     <w:semiHidden/>
     <w:unhideWhenUsed/>
     <w:qFormat/>
+    <w:uiPriority w:val="0"/>
     <w:tblPr>
       <w:tblCellMar>
         <w:top w:w="0" w:type="dxa"/>
@@ -8063,81 +8366,87 @@
       </w:tblCellMar>
     </w:tblPr>
   </w:style>
-  <w:style w:type="paragraph" w:customStyle="1" w:styleId="TableText">
+  <w:style w:type="paragraph" w:customStyle="1" w:styleId="27">
     <w:name w:val="Table Text"/>
-    <w:basedOn w:val="Normal"/>
+    <w:basedOn w:val="1"/>
     <w:semiHidden/>
     <w:qFormat/>
+    <w:uiPriority w:val="0"/>
     <w:rPr>
-      <w:rFonts w:ascii="宋体" w:eastAsia="宋体" w:hAnsi="宋体" w:cs="宋体"/>
+      <w:rFonts w:ascii="宋体" w:hAnsi="宋体" w:eastAsia="宋体" w:cs="宋体"/>
       <w:sz w:val="21"/>
       <w:szCs w:val="21"/>
       <w:lang w:val="en-US" w:eastAsia="en-US" w:bidi="ar-SA"/>
     </w:rPr>
   </w:style>
-  <w:style w:type="paragraph" w:customStyle="1" w:styleId="1">
+  <w:style w:type="paragraph" w:customStyle="1" w:styleId="28">
     <w:name w:val="柴_标题1"/>
-    <w:basedOn w:val="Heading1"/>
-    <w:next w:val="a1"/>
-    <w:link w:val="1Char"/>
+    <w:basedOn w:val="2"/>
+    <w:next w:val="29"/>
+    <w:link w:val="38"/>
     <w:qFormat/>
+    <w:uiPriority w:val="0"/>
     <w:pPr>
       <w:spacing w:before="100" w:after="90" w:line="360" w:lineRule="auto"/>
     </w:pPr>
     <w:rPr>
-      <w:rFonts w:ascii="Arial" w:eastAsia="宋体" w:hAnsi="Arial"/>
+      <w:rFonts w:ascii="Arial" w:hAnsi="Arial" w:eastAsia="宋体"/>
       <w:sz w:val="32"/>
     </w:rPr>
   </w:style>
-  <w:style w:type="paragraph" w:customStyle="1" w:styleId="a1">
+  <w:style w:type="paragraph" w:customStyle="1" w:styleId="29">
     <w:name w:val="柴_正文"/>
-    <w:basedOn w:val="BodyText"/>
-    <w:link w:val="Char"/>
+    <w:basedOn w:val="12"/>
+    <w:link w:val="42"/>
     <w:qFormat/>
+    <w:uiPriority w:val="0"/>
     <w:pPr>
       <w:spacing w:line="360" w:lineRule="auto"/>
       <w:ind w:firstLine="470" w:firstLineChars="200"/>
     </w:pPr>
     <w:rPr>
-      <w:rFonts w:ascii="Arial" w:eastAsia="宋体" w:hAnsi="Arial"/>
+      <w:rFonts w:ascii="Arial" w:hAnsi="Arial" w:eastAsia="宋体"/>
       <w:sz w:val="24"/>
       <w:lang w:eastAsia="zh-CN"/>
     </w:rPr>
   </w:style>
-  <w:style w:type="paragraph" w:customStyle="1" w:styleId="2">
+  <w:style w:type="paragraph" w:customStyle="1" w:styleId="30">
     <w:name w:val="柴_标题2"/>
-    <w:basedOn w:val="Heading2"/>
-    <w:next w:val="a1"/>
+    <w:basedOn w:val="3"/>
+    <w:next w:val="29"/>
     <w:qFormat/>
+    <w:uiPriority w:val="0"/>
     <w:pPr>
       <w:spacing w:line="360" w:lineRule="auto"/>
     </w:pPr>
     <w:rPr>
-      <w:rFonts w:ascii="Arial" w:eastAsia="宋体" w:hAnsi="Arial"/>
+      <w:rFonts w:ascii="Arial" w:hAnsi="Arial" w:eastAsia="宋体"/>
       <w:sz w:val="28"/>
     </w:rPr>
   </w:style>
-  <w:style w:type="paragraph" w:customStyle="1" w:styleId="3">
+  <w:style w:type="paragraph" w:customStyle="1" w:styleId="31">
     <w:name w:val="柴_标题3"/>
-    <w:basedOn w:val="Heading3"/>
-    <w:next w:val="a1"/>
+    <w:basedOn w:val="4"/>
+    <w:next w:val="29"/>
     <w:qFormat/>
+    <w:uiPriority w:val="0"/>
     <w:pPr>
       <w:spacing w:line="360" w:lineRule="auto"/>
       <w:ind w:left="0" w:firstLine="472" w:firstLineChars="200"/>
     </w:pPr>
     <w:rPr>
-      <w:rFonts w:ascii="宋体" w:eastAsia="宋体" w:hAnsi="宋体" w:cs="宋体"/>
+      <w:rFonts w:ascii="宋体" w:hAnsi="宋体" w:eastAsia="宋体" w:cs="宋体"/>
       <w:spacing w:val="-2"/>
       <w:sz w:val="24"/>
       <w:szCs w:val="24"/>
     </w:rPr>
   </w:style>
-  <w:style w:type="paragraph" w:customStyle="1" w:styleId="a2">
+  <w:style w:type="paragraph" w:customStyle="1" w:styleId="32">
     <w:name w:val="柴_目录"/>
-    <w:basedOn w:val="Normal"/>
-    <w:next w:val="BodyText"/>
+    <w:basedOn w:val="1"/>
+    <w:next w:val="12"/>
     <w:qFormat/>
+    <w:uiPriority w:val="0"/>
     <w:pPr>
       <w:tabs>
         <w:tab w:val="right" w:leader="dot" w:pos="8442"/>
@@ -8145,59 +8454,64 @@
       <w:ind w:left="0" w:leftChars="0"/>
     </w:pPr>
     <w:rPr>
-      <w:rFonts w:ascii="Arial" w:eastAsia="Microsoft JhengHei" w:hAnsi="Arial"/>
+      <w:rFonts w:ascii="Arial" w:hAnsi="Arial" w:eastAsia="Microsoft JhengHei"/>
       <w:sz w:val="24"/>
     </w:rPr>
   </w:style>
-  <w:style w:type="paragraph" w:customStyle="1" w:styleId="WPSOffice1">
+  <w:style w:type="paragraph" w:customStyle="1" w:styleId="33">
     <w:name w:val="WPSOffice手动目录 1"/>
     <w:qFormat/>
+    <w:uiPriority w:val="0"/>
     <w:pPr>
       <w:ind w:leftChars="0"/>
     </w:pPr>
     <w:rPr>
-      <w:rFonts w:ascii="Times New Roman" w:eastAsia="宋体" w:hAnsi="Times New Roman" w:cs="Times New Roman"/>
+      <w:rFonts w:ascii="Times New Roman" w:hAnsi="Times New Roman" w:eastAsia="宋体" w:cs="Times New Roman"/>
       <w:sz w:val="20"/>
       <w:szCs w:val="20"/>
     </w:rPr>
   </w:style>
-  <w:style w:type="paragraph" w:customStyle="1" w:styleId="WPSOffice2">
+  <w:style w:type="paragraph" w:customStyle="1" w:styleId="34">
     <w:name w:val="WPSOffice手动目录 2"/>
     <w:qFormat/>
+    <w:uiPriority w:val="0"/>
     <w:pPr>
       <w:ind w:leftChars="200"/>
     </w:pPr>
     <w:rPr>
-      <w:rFonts w:ascii="Times New Roman" w:eastAsia="宋体" w:hAnsi="Times New Roman" w:cs="Times New Roman"/>
+      <w:rFonts w:ascii="Times New Roman" w:hAnsi="Times New Roman" w:eastAsia="宋体" w:cs="Times New Roman"/>
       <w:sz w:val="20"/>
       <w:szCs w:val="20"/>
     </w:rPr>
   </w:style>
-  <w:style w:type="paragraph" w:customStyle="1" w:styleId="WPSOffice3">
+  <w:style w:type="paragraph" w:customStyle="1" w:styleId="35">
     <w:name w:val="WPSOffice手动目录 3"/>
     <w:qFormat/>
+    <w:uiPriority w:val="0"/>
     <w:pPr>
       <w:ind w:leftChars="400"/>
     </w:pPr>
     <w:rPr>
-      <w:rFonts w:ascii="Times New Roman" w:eastAsia="宋体" w:hAnsi="Times New Roman" w:cs="Times New Roman"/>
+      <w:rFonts w:ascii="Times New Roman" w:hAnsi="Times New Roman" w:eastAsia="宋体" w:cs="Times New Roman"/>
       <w:sz w:val="20"/>
       <w:szCs w:val="20"/>
     </w:rPr>
   </w:style>
-  <w:style w:type="paragraph" w:customStyle="1" w:styleId="Compact">
+  <w:style w:type="paragraph" w:customStyle="1" w:styleId="36">
     <w:name w:val="Compact"/>
-    <w:basedOn w:val="BodyText"/>
+    <w:basedOn w:val="12"/>
     <w:qFormat/>
+    <w:uiPriority w:val="0"/>
     <w:pPr>
       <w:spacing w:before="36" w:after="36"/>
     </w:pPr>
   </w:style>
-  <w:style w:type="table" w:customStyle="1" w:styleId="Table">
+  <w:style w:type="table" w:customStyle="1" w:styleId="37">
     <w:name w:val="Table"/>
     <w:semiHidden/>
     <w:unhideWhenUsed/>
     <w:qFormat/>
+    <w:uiPriority w:val="0"/>
     <w:tblPr>
       <w:tblCellMar>
         <w:top w:w="0" w:type="dxa"/>
@@ -8209,26 +8523,28 @@
     <w:tblStylePr w:type="firstRow">
       <w:tcPr>
         <w:tcBorders>
-          <w:bottom w:val="single" w:sz="0" w:space="0" w:color="auto"/>
+          <w:bottom w:val="single" w:color="auto" w:sz="0" w:space="0"/>
         </w:tcBorders>
         <w:vAlign w:val="bottom"/>
       </w:tcPr>
     </w:tblStylePr>
   </w:style>
-  <w:style w:type="character" w:customStyle="1" w:styleId="1Char">
+  <w:style w:type="character" w:customStyle="1" w:styleId="38">
     <w:name w:val="柴_标题1 Char"/>
-    <w:link w:val="1"/>
+    <w:link w:val="28"/>
     <w:qFormat/>
+    <w:uiPriority w:val="0"/>
     <w:rPr>
-      <w:rFonts w:ascii="Arial" w:eastAsia="宋体" w:hAnsi="Arial"/>
+      <w:rFonts w:ascii="Arial" w:hAnsi="Arial" w:eastAsia="宋体"/>
       <w:sz w:val="32"/>
     </w:rPr>
   </w:style>
-  <w:style w:type="table" w:customStyle="1" w:styleId="TableNormal1">
+  <w:style w:type="table" w:customStyle="1" w:styleId="39">
     <w:name w:val="Table Normal_1"/>
     <w:semiHidden/>
     <w:unhideWhenUsed/>
     <w:qFormat/>
+    <w:uiPriority w:val="0"/>
     <w:tblPr>
       <w:tblCellMar>
         <w:top w:w="0" w:type="dxa"/>
@@ -8238,10 +8554,11 @@
       </w:tblCellMar>
     </w:tblPr>
   </w:style>
-  <w:style w:type="paragraph" w:customStyle="1" w:styleId="a3">
+  <w:style w:type="paragraph" w:customStyle="1" w:styleId="40">
     <w:name w:val="柴_正文_无缩进"/>
-    <w:basedOn w:val="Normal"/>
+    <w:basedOn w:val="1"/>
     <w:qFormat/>
+    <w:uiPriority w:val="0"/>
     <w:pPr>
       <w:ind w:firstLine="0" w:firstLineChars="0"/>
     </w:pPr>
@@ -8251,29 +8568,31 @@
       <w:lang w:eastAsia="zh-CN"/>
     </w:rPr>
   </w:style>
-  <w:style w:type="paragraph" w:customStyle="1" w:styleId="4">
+  <w:style w:type="paragraph" w:customStyle="1" w:styleId="41">
     <w:name w:val="柴_标题4"/>
-    <w:basedOn w:val="Heading4"/>
-    <w:next w:val="Normal"/>
+    <w:basedOn w:val="5"/>
+    <w:next w:val="1"/>
     <w:qFormat/>
+    <w:uiPriority w:val="0"/>
     <w:pPr>
       <w:widowControl w:val="0"/>
       <w:spacing w:before="160" w:line="360" w:lineRule="auto"/>
-      <w:ind w:left="981" w:hanging="862" w:leftChars="300"/>
+      <w:ind w:left="981" w:leftChars="300" w:hanging="862"/>
     </w:pPr>
     <w:rPr>
-      <w:rFonts w:ascii="Calibri" w:eastAsia="宋体" w:hAnsi="Calibri" w:cs="宋体" w:hint="eastAsia"/>
+      <w:rFonts w:hint="eastAsia" w:ascii="Calibri" w:hAnsi="Calibri" w:eastAsia="宋体" w:cs="宋体"/>
       <w:sz w:val="24"/>
       <w:szCs w:val="24"/>
       <w:lang w:eastAsia="zh-CN" w:bidi="zh-CN"/>
     </w:rPr>
   </w:style>
-  <w:style w:type="character" w:customStyle="1" w:styleId="Char">
+  <w:style w:type="character" w:customStyle="1" w:styleId="42">
     <w:name w:val="柴_正文 Char"/>
-    <w:link w:val="a1"/>
+    <w:link w:val="29"/>
     <w:qFormat/>
+    <w:uiPriority w:val="0"/>
     <w:rPr>
-      <w:rFonts w:ascii="Arial" w:eastAsia="宋体" w:hAnsi="Arial"/>
+      <w:rFonts w:ascii="Arial" w:hAnsi="Arial" w:eastAsia="宋体"/>
       <w:sz w:val="24"/>
       <w:lang w:eastAsia="zh-CN"/>
     </w:rPr>
